--- a/HMIS BNTS - Search/Script - HMIS BNTS Lesson 1 - Finding a Participant.docx
+++ b/HMIS BNTS - Search/Script - HMIS BNTS Lesson 1 - Finding a Participant.docx
@@ -494,7 +494,7 @@
           <w:i w:val="0"/>
           <w:u w:val="none"/>
         </w:rPr>
-        <w:t>Task 3 — The Same Date, Written Differently</w:t>
+        <w:t>Task 3 — Starting From the Last Four of the SSN</w:t>
       </w:r>
     </w:p>
     <w:p>
@@ -507,7 +507,7 @@
           <w:i w:val="0"/>
           <w:u w:val="none"/>
         </w:rPr>
-        <w:t>Checkpoint: Narrowing and Widening</w:t>
+        <w:t>Task 4 — A Name You Cannot Spell</w:t>
       </w:r>
     </w:p>
     <w:p>
@@ -520,7 +520,7 @@
           <w:i w:val="0"/>
           <w:u w:val="none"/>
         </w:rPr>
-        <w:t>Task 4 — Two People, One Name</w:t>
+        <w:t>Task 5 — Too Many Results</w:t>
       </w:r>
     </w:p>
     <w:p>
@@ -533,7 +533,7 @@
           <w:i w:val="0"/>
           <w:u w:val="none"/>
         </w:rPr>
-        <w:t>Task 5 — Reading the ROI Column</w:t>
+        <w:t>Task 6 — Nothing Comes Back</w:t>
       </w:r>
     </w:p>
     <w:p>
@@ -546,7 +546,7 @@
           <w:i w:val="0"/>
           <w:u w:val="none"/>
         </w:rPr>
-        <w:t>Task 6 — When There Is No SSN on File</w:t>
+        <w:t>Task 7 — Spelled the Way Someone Else Heard It</w:t>
       </w:r>
     </w:p>
     <w:p>
@@ -559,7 +559,7 @@
           <w:i w:val="0"/>
           <w:u w:val="none"/>
         </w:rPr>
-        <w:t>Task 7 — Names That Get Typed Differently</w:t>
+        <w:t>Task 8 — A Surname Typed as One Word</w:t>
       </w:r>
     </w:p>
     <w:p>
@@ -572,7 +572,59 @@
           <w:i w:val="0"/>
           <w:u w:val="none"/>
         </w:rPr>
-        <w:t>Task 8 — Finding the Same Person Twice</w:t>
+        <w:t>Checkpoint: From Finding to Verifying</w:t>
+      </w:r>
+    </w:p>
+    <w:p>
+      <w:pPr>
+        <w:spacing w:after="20"/>
+      </w:pPr>
+      <w:r>
+        <w:rPr>
+          <w:b w:val="0"/>
+          <w:i w:val="0"/>
+          <w:u w:val="none"/>
+        </w:rPr>
+        <w:t>Task 9 — Two People, One Name</w:t>
+      </w:r>
+    </w:p>
+    <w:p>
+      <w:pPr>
+        <w:spacing w:after="20"/>
+      </w:pPr>
+      <w:r>
+        <w:rPr>
+          <w:b w:val="0"/>
+          <w:i w:val="0"/>
+          <w:u w:val="none"/>
+        </w:rPr>
+        <w:t>Task 10 — When the Identifiers Are Thin</w:t>
+      </w:r>
+    </w:p>
+    <w:p>
+      <w:pPr>
+        <w:spacing w:after="20"/>
+      </w:pPr>
+      <w:r>
+        <w:rPr>
+          <w:b w:val="0"/>
+          <w:i w:val="0"/>
+          <w:u w:val="none"/>
+        </w:rPr>
+        <w:t>Task 11 — More Than One Record Matches</w:t>
+      </w:r>
+    </w:p>
+    <w:p>
+      <w:pPr>
+        <w:spacing w:after="20"/>
+      </w:pPr>
+      <w:r>
+        <w:rPr>
+          <w:b w:val="0"/>
+          <w:i w:val="0"/>
+          <w:u w:val="none"/>
+        </w:rPr>
+        <w:t>Task 12 — Finding the Same Person Twice</w:t>
       </w:r>
     </w:p>
     <w:p>
@@ -1663,7 +1715,7 @@
           <w:i w:val="0"/>
           <w:u w:val="none"/>
         </w:rPr>
-        <w:t>Read the ROI column before you open anything. It tells you whether that participant has a Release of Information on file, which governs whether their data can be shared outside your agency.</w:t>
+        <w:t>The ROI column shows whether that participant has a Release of Information on file, which governs whether their data can be shared outside your agency.</w:t>
       </w:r>
     </w:p>
     <w:p>
@@ -1743,7 +1795,7 @@
           <w:i w:val="0"/>
           <w:u w:val="none"/>
         </w:rPr>
-        <w:t>You will be given eight situations. Each one is a person standing in front of you and something they have told you. Your job is to find their record.</w:t>
+        <w:t>You will be given twelve situations. Each one is a person standing in front of you and something they have told you. Your job is to find their record — and, later, to prove it is the right one.</w:t>
       </w:r>
     </w:p>
     <w:p>
@@ -1756,7 +1808,7 @@
           <w:i w:val="0"/>
           <w:u w:val="none"/>
         </w:rPr>
-        <w:t>None of the eight can be solved by typing the first thing that comes to mind. That is deliberate — it is the whole point.</w:t>
+        <w:t>None of the twelve can be solved by typing the first thing that comes to mind. That is deliberate — it is the whole point.</w:t>
       </w:r>
     </w:p>
     <w:p>
@@ -1769,7 +1821,20 @@
           <w:i/>
           <w:u w:val="none"/>
         </w:rPr>
-        <w:t>Interactive simulation begins. The lesson panel sits alongside the simulated interface and carries the task, feedback, and score. Each task is scored: full marks first time, partial marks after a wrong attempt or a revealed hint.</w:t>
+        <w:t>Interactive simulation begins. The lesson panel sits to the left of the simulated interface and carries the task, feedback and score. Each task is scored: full marks first time, partial marks after a wrong attempt or a revealed hint. There is no skip; a hint is always available.</w:t>
+      </w:r>
+    </w:p>
+    <w:p>
+      <w:pPr>
+        <w:spacing w:after="160"/>
+      </w:pPr>
+      <w:r>
+        <w:rPr>
+          <w:b w:val="0"/>
+          <w:i/>
+          <w:u w:val="none"/>
+        </w:rPr>
+        <w:t>Every task below traces to a paragraph of script_finding_a_participant_v3. The reference is given so the mapping can be checked.</w:t>
       </w:r>
     </w:p>
     <w:p>
@@ -1792,6 +1857,19 @@
       <w:r>
         <w:rPr>
           <w:b w:val="0"/>
+          <w:i/>
+          <w:u w:val="none"/>
+        </w:rPr>
+        <w:t>Draft reference: alternate names and nicknames.</w:t>
+      </w:r>
+    </w:p>
+    <w:p>
+      <w:pPr>
+        <w:spacing w:after="160"/>
+      </w:pPr>
+      <w:r>
+        <w:rPr>
+          <w:b w:val="0"/>
           <w:i w:val="0"/>
           <w:u w:val="none"/>
         </w:rPr>
@@ -1834,7 +1912,7 @@
           <w:i w:val="0"/>
           <w:u w:val="none"/>
         </w:rPr>
-        <w:t>An empty result is not proof that someone is new. His record is filed under his legal name, Michael, and no alias was ever recorded on it. The name a participant offers you may not be the name anyone typed.</w:t>
+        <w:t>An empty result is not proof that someone is new. He is filed under his legal name, Michael Torres, with no alias on the record. Ask what else a participant has been called — a middle name, a second last name, a nickname, a shortening — and confirm the spelling of each.</w:t>
       </w:r>
     </w:p>
     <w:p>
@@ -1847,20 +1925,7 @@
           <w:i w:val="0"/>
           <w:u w:val="none"/>
         </w:rPr>
-        <w:t>Typing Lefty Torres does not help either — every word has to match, so adding a word that matches nothing guarantees an empty list. Drop it and search the surname on its own.</w:t>
-      </w:r>
-    </w:p>
-    <w:p>
-      <w:pPr>
-        <w:spacing w:after="160"/>
-      </w:pPr>
-      <w:r>
-        <w:rPr>
-          <w:b w:val="0"/>
-          <w:i/>
-          <w:u w:val="none"/>
-        </w:rPr>
-        <w:t>Task feedback appears in the lesson panel. If the learner searches and gets nothing, the panel raises the point about empty results before they can conclude the participant is new.</w:t>
+        <w:t>Typing Lefty Torres fails too. Every word must match, so a word that matches nothing guarantees an empty list.</w:t>
       </w:r>
     </w:p>
     <w:p>
@@ -1883,6 +1948,19 @@
       <w:r>
         <w:rPr>
           <w:b w:val="0"/>
+          <w:i/>
+          <w:u w:val="none"/>
+        </w:rPr>
+        <w:t>Draft reference: search by year of birth alone.</w:t>
+      </w:r>
+    </w:p>
+    <w:p>
+      <w:pPr>
+        <w:spacing w:after="160"/>
+      </w:pPr>
+      <w:r>
+        <w:rPr>
+          <w:b w:val="0"/>
           <w:i w:val="0"/>
           <w:u w:val="none"/>
         </w:rPr>
@@ -1912,7 +1990,33 @@
           <w:i w:val="0"/>
           <w:u w:val="none"/>
         </w:rPr>
-        <w:t>When the surname is unreliable, search what is reliable. A year on its own narrows three hundred records to a list short enough to read.</w:t>
+        <w:t>Start from one piece of information you trust. A year on its own narrows three hundred records to a list you can read by eye. She is filed as Katherine Morrison.</w:t>
+      </w:r>
+    </w:p>
+    <w:p>
+      <w:pPr>
+        <w:spacing w:after="80"/>
+      </w:pPr>
+      <w:r>
+        <w:rPr>
+          <w:b/>
+          <w:i w:val="0"/>
+          <w:u w:val="none"/>
+        </w:rPr>
+        <w:t>Task 3 — Starting From the Last Four of the SSN</w:t>
+      </w:r>
+    </w:p>
+    <w:p>
+      <w:pPr>
+        <w:spacing w:after="160"/>
+      </w:pPr>
+      <w:r>
+        <w:rPr>
+          <w:b w:val="0"/>
+          <w:i/>
+          <w:u w:val="none"/>
+        </w:rPr>
+        <w:t>Draft reference: search by last four digits of the Social Security Number.</w:t>
       </w:r>
     </w:p>
     <w:p>
@@ -1925,33 +2029,7 @@
           <w:i w:val="0"/>
           <w:u w:val="none"/>
         </w:rPr>
-        <w:t>Her record is filed as Katherine, not Kate.</w:t>
-      </w:r>
-    </w:p>
-    <w:p>
-      <w:pPr>
-        <w:spacing w:after="80"/>
-      </w:pPr>
-      <w:r>
-        <w:rPr>
-          <w:b/>
-          <w:i w:val="0"/>
-          <w:u w:val="none"/>
-        </w:rPr>
-        <w:t>Task 3 — The Same Date, Written Differently</w:t>
-      </w:r>
-    </w:p>
-    <w:p>
-      <w:pPr>
-        <w:spacing w:after="160"/>
-      </w:pPr>
-      <w:r>
-        <w:rPr>
-          <w:b w:val="0"/>
-          <w:i w:val="0"/>
-          <w:u w:val="none"/>
-        </w:rPr>
-        <w:t>An intake form arrives with a date of birth handwritten with dots: 12.05.1990.</w:t>
+        <w:t>A woman gives her name as Danielle and the last four of her Social Security Number: 7742. She is not sure how her surname was spelled when she enrolled.</w:t>
       </w:r>
     </w:p>
     <w:p>
@@ -1977,7 +2055,7 @@
           <w:i w:val="0"/>
           <w:u w:val="none"/>
         </w:rPr>
-        <w:t>Dots, slashes and dashes all work. But notice the result: two different people share that date of birth. A matching birthday is not a match. You still have to confirm the name.</w:t>
+        <w:t>Searching the last four is a documented starting point and it works even when the name is unreliable. But four digits are not unique — two people here end 7742. Narrow with the fragment, then confirm on something else.</w:t>
       </w:r>
     </w:p>
     <w:p>
@@ -1990,7 +2068,20 @@
           <w:i w:val="0"/>
           <w:u w:val="none"/>
         </w:rPr>
-        <w:t>Checkpoint: Narrowing and Widening</w:t>
+        <w:t>Task 4 — A Name You Cannot Spell</w:t>
+      </w:r>
+    </w:p>
+    <w:p>
+      <w:pPr>
+        <w:spacing w:after="160"/>
+      </w:pPr>
+      <w:r>
+        <w:rPr>
+          <w:b w:val="0"/>
+          <w:i/>
+          <w:u w:val="none"/>
+        </w:rPr>
+        <w:t>Draft reference: search the first letters of the first and last name, as in kat joh.</w:t>
       </w:r>
     </w:p>
     <w:p>
@@ -2003,7 +2094,7 @@
           <w:i w:val="0"/>
           <w:u w:val="none"/>
         </w:rPr>
-        <w:t>Before the next task, two habits worth naming.</w:t>
+        <w:t>A man gives his name as Krzysztof Wojciechowski. You try your best guess at the spelling and get nothing.</w:t>
       </w:r>
     </w:p>
     <w:p>
@@ -2016,7 +2107,7 @@
           <w:i w:val="0"/>
           <w:u w:val="single"/>
         </w:rPr>
-        <w:t>Too many results</w:t>
+        <w:t>What this teaches</w:t>
       </w:r>
     </w:p>
     <w:p>
@@ -2029,7 +2120,46 @@
           <w:i w:val="0"/>
           <w:u w:val="none"/>
         </w:rPr>
-        <w:t>Add another piece of information — a middle name, a second last name, an SSN fragment, a date of birth. Or replace a three-letter fragment with the full name.</w:t>
+        <w:t>Short fragments beat full names, because a full name has to be spelled the way somebody else typed it and a fragment does not.</w:t>
+      </w:r>
+    </w:p>
+    <w:p>
+      <w:pPr>
+        <w:spacing w:after="80"/>
+      </w:pPr>
+      <w:r>
+        <w:rPr>
+          <w:b/>
+          <w:i w:val="0"/>
+          <w:u w:val="none"/>
+        </w:rPr>
+        <w:t>Task 5 — Too Many Results</w:t>
+      </w:r>
+    </w:p>
+    <w:p>
+      <w:pPr>
+        <w:spacing w:after="160"/>
+      </w:pPr>
+      <w:r>
+        <w:rPr>
+          <w:b w:val="0"/>
+          <w:i/>
+          <w:u w:val="none"/>
+        </w:rPr>
+        <w:t>Draft reference: narrowing an over-broad result set by adding a term.</w:t>
+      </w:r>
+    </w:p>
+    <w:p>
+      <w:pPr>
+        <w:spacing w:after="160"/>
+      </w:pPr>
+      <w:r>
+        <w:rPr>
+          <w:b w:val="0"/>
+          <w:i w:val="0"/>
+          <w:u w:val="none"/>
+        </w:rPr>
+        <w:t>A woman gives her surname as Garcia. You search it and get twelve records across two pages. She tells you her first name is Esperanza.</w:t>
       </w:r>
     </w:p>
     <w:p>
@@ -2042,7 +2172,7 @@
           <w:i w:val="0"/>
           <w:u w:val="single"/>
         </w:rPr>
-        <w:t>No results</w:t>
+        <w:t>What this teaches</w:t>
       </w:r>
     </w:p>
     <w:p>
@@ -2055,7 +2185,20 @@
           <w:i w:val="0"/>
           <w:u w:val="none"/>
         </w:rPr>
-        <w:t>Take something away rather than adding to it. Replace one search term with another: swap the date of birth for the last four of the SSN, or the first name for the last.</w:t>
+        <w:t>When a search returns more than you can read, add another term — a first name, a middle name, a second last name, an SSN fragment, a date of birth. Adding narrows. You rarely need to start over.</w:t>
+      </w:r>
+    </w:p>
+    <w:p>
+      <w:pPr>
+        <w:spacing w:after="80"/>
+      </w:pPr>
+      <w:r>
+        <w:rPr>
+          <w:b/>
+          <w:i w:val="0"/>
+          <w:u w:val="none"/>
+        </w:rPr>
+        <w:t>Task 6 — Nothing Comes Back</w:t>
       </w:r>
     </w:p>
     <w:p>
@@ -2068,7 +2211,46 @@
           <w:i/>
           <w:u w:val="none"/>
         </w:rPr>
-        <w:t>Consider a short non-scored interaction here — a slider or toggle showing a result list growing and shrinking as terms are added and removed.</w:t>
+        <w:t>Draft reference: replacing one search term with another piece of information.</w:t>
+      </w:r>
+    </w:p>
+    <w:p>
+      <w:pPr>
+        <w:spacing w:after="160"/>
+      </w:pPr>
+      <w:r>
+        <w:rPr>
+          <w:b w:val="0"/>
+          <w:i w:val="0"/>
+          <w:u w:val="none"/>
+        </w:rPr>
+        <w:t>A man says he is Adrian Fenwick and gives his date of birth as 04/12/1988. Searching that date returns nothing. He also remembers the last four of his SSN: 5518.</w:t>
+      </w:r>
+    </w:p>
+    <w:p>
+      <w:pPr>
+        <w:spacing w:after="80"/>
+      </w:pPr>
+      <w:r>
+        <w:rPr>
+          <w:b w:val="0"/>
+          <w:i w:val="0"/>
+          <w:u w:val="single"/>
+        </w:rPr>
+        <w:t>What this teaches</w:t>
+      </w:r>
+    </w:p>
+    <w:p>
+      <w:pPr>
+        <w:spacing w:after="160"/>
+      </w:pPr>
+      <w:r>
+        <w:rPr>
+          <w:b w:val="0"/>
+          <w:i w:val="0"/>
+          <w:u w:val="none"/>
+        </w:rPr>
+        <w:t>His record holds 12/04/1988 — the month and day the other way round, which is how dates get mistyped everywhere. When you get nothing, replace an identifier rather than piling more on: date of birth for last four of the SSN, first name for last.</w:t>
       </w:r>
     </w:p>
     <w:p>
@@ -2081,7 +2263,202 @@
           <w:i w:val="0"/>
           <w:u w:val="none"/>
         </w:rPr>
-        <w:t>Task 4 — Two People, One Name</w:t>
+        <w:t>Task 7 — Spelled the Way Someone Else Heard It</w:t>
+      </w:r>
+    </w:p>
+    <w:p>
+      <w:pPr>
+        <w:spacing w:after="160"/>
+      </w:pPr>
+      <w:r>
+        <w:rPr>
+          <w:b w:val="0"/>
+          <w:i/>
+          <w:u w:val="none"/>
+        </w:rPr>
+        <w:t>Draft reference: alternate spellings, C and K, I and Y.</w:t>
+      </w:r>
+    </w:p>
+    <w:p>
+      <w:pPr>
+        <w:spacing w:after="160"/>
+      </w:pPr>
+      <w:r>
+        <w:rPr>
+          <w:b w:val="0"/>
+          <w:i w:val="0"/>
+          <w:u w:val="none"/>
+        </w:rPr>
+        <w:t>A woman introduces herself as Cathleen Brennan. Searching Cathleen returns nothing.</w:t>
+      </w:r>
+    </w:p>
+    <w:p>
+      <w:pPr>
+        <w:spacing w:after="80"/>
+      </w:pPr>
+      <w:r>
+        <w:rPr>
+          <w:b w:val="0"/>
+          <w:i w:val="0"/>
+          <w:u w:val="single"/>
+        </w:rPr>
+        <w:t>What this teaches</w:t>
+      </w:r>
+    </w:p>
+    <w:p>
+      <w:pPr>
+        <w:spacing w:after="160"/>
+      </w:pPr>
+      <w:r>
+        <w:rPr>
+          <w:b w:val="0"/>
+          <w:i w:val="0"/>
+          <w:u w:val="none"/>
+        </w:rPr>
+        <w:t>She is filed as Kathleen. The swaps worth trying first are the ones people make without noticing: C and K, I and Y. Catherine and Katherine. Jonson and Johnson.</w:t>
+      </w:r>
+    </w:p>
+    <w:p>
+      <w:pPr>
+        <w:spacing w:after="80"/>
+      </w:pPr>
+      <w:r>
+        <w:rPr>
+          <w:b/>
+          <w:i w:val="0"/>
+          <w:u w:val="none"/>
+        </w:rPr>
+        <w:t>Task 8 — A Surname Typed as One Word</w:t>
+      </w:r>
+    </w:p>
+    <w:p>
+      <w:pPr>
+        <w:spacing w:after="160"/>
+      </w:pPr>
+      <w:r>
+        <w:rPr>
+          <w:b w:val="0"/>
+          <w:i/>
+          <w:u w:val="none"/>
+        </w:rPr>
+        <w:t>Draft reference: second last names and compound surnames.</w:t>
+      </w:r>
+    </w:p>
+    <w:p>
+      <w:pPr>
+        <w:spacing w:after="160"/>
+      </w:pPr>
+      <w:r>
+        <w:rPr>
+          <w:b w:val="0"/>
+          <w:i w:val="0"/>
+          <w:u w:val="none"/>
+        </w:rPr>
+        <w:t>A caseworker asks you to pull up Maria de la Cruz. You search Cruz, then Maria Cruz. Both come back empty.</w:t>
+      </w:r>
+    </w:p>
+    <w:p>
+      <w:pPr>
+        <w:spacing w:after="80"/>
+      </w:pPr>
+      <w:r>
+        <w:rPr>
+          <w:b w:val="0"/>
+          <w:i w:val="0"/>
+          <w:u w:val="single"/>
+        </w:rPr>
+        <w:t>What this teaches</w:t>
+      </w:r>
+    </w:p>
+    <w:p>
+      <w:pPr>
+        <w:spacing w:after="160"/>
+      </w:pPr>
+      <w:r>
+        <w:rPr>
+          <w:b w:val="0"/>
+          <w:i w:val="0"/>
+          <w:u w:val="none"/>
+        </w:rPr>
+        <w:t>She is filed as Maria Delacruz, one word. Search matches from the start of a name, so Cruz never reaches it. Compound surnames get entered differently by every agency — search the distinctive fragment, or the first name.</w:t>
+      </w:r>
+    </w:p>
+    <w:p>
+      <w:pPr>
+        <w:spacing w:after="80"/>
+      </w:pPr>
+      <w:r>
+        <w:rPr>
+          <w:b/>
+          <w:i w:val="0"/>
+          <w:u w:val="none"/>
+        </w:rPr>
+        <w:t>Checkpoint: From Finding to Verifying</w:t>
+      </w:r>
+    </w:p>
+    <w:p>
+      <w:pPr>
+        <w:spacing w:after="160"/>
+      </w:pPr>
+      <w:r>
+        <w:rPr>
+          <w:b w:val="0"/>
+          <w:i w:val="0"/>
+          <w:u w:val="none"/>
+        </w:rPr>
+        <w:t>That is the search half. You now have every documented way in: a name fragment, a year, four digits of an SSN, an alternate spelling, a term added to narrow, and a term swapped when nothing came back.</w:t>
+      </w:r>
+    </w:p>
+    <w:p>
+      <w:pPr>
+        <w:spacing w:after="160"/>
+      </w:pPr>
+      <w:r>
+        <w:rPr>
+          <w:b w:val="0"/>
+          <w:i w:val="0"/>
+          <w:u w:val="none"/>
+        </w:rPr>
+        <w:t>Finding a candidate record is not the same as finding the right one. The rest of this lesson is verifying: proving a record belongs to the person in front of you, and deciding what to do when more than one does.</w:t>
+      </w:r>
+    </w:p>
+    <w:p>
+      <w:pPr>
+        <w:spacing w:after="160"/>
+      </w:pPr>
+      <w:r>
+        <w:rPr>
+          <w:b w:val="0"/>
+          <w:i/>
+          <w:u w:val="none"/>
+        </w:rPr>
+        <w:t>Non-scored beat between the search tasks and the verification tasks. Continue button only.</w:t>
+      </w:r>
+    </w:p>
+    <w:p>
+      <w:pPr>
+        <w:spacing w:after="80"/>
+      </w:pPr>
+      <w:r>
+        <w:rPr>
+          <w:b/>
+          <w:i w:val="0"/>
+          <w:u w:val="none"/>
+        </w:rPr>
+        <w:t>Task 9 — Two People, One Name</w:t>
+      </w:r>
+    </w:p>
+    <w:p>
+      <w:pPr>
+        <w:spacing w:after="160"/>
+      </w:pPr>
+      <w:r>
+        <w:rPr>
+          <w:b w:val="0"/>
+          <w:i/>
+          <w:u w:val="none"/>
+        </w:rPr>
+        <w:t>Draft reference: a record is a match when at least two of name, date of birth and SSN agree.</w:t>
       </w:r>
     </w:p>
     <w:p>
@@ -2120,7 +2497,33 @@
           <w:i w:val="0"/>
           <w:u w:val="none"/>
         </w:rPr>
-        <w:t>There are two James Wilsons, and they are two different people. Merging them would be a serious error.</w:t>
+        <w:t>These are two different people. As a rule of thumb a record is a match when at least two of the three — name, date of birth, SSN — match the participant. A name on its own is never enough.</w:t>
+      </w:r>
+    </w:p>
+    <w:p>
+      <w:pPr>
+        <w:spacing w:after="80"/>
+      </w:pPr>
+      <w:r>
+        <w:rPr>
+          <w:b/>
+          <w:i w:val="0"/>
+          <w:u w:val="none"/>
+        </w:rPr>
+        <w:t>Task 10 — When the Identifiers Are Thin</w:t>
+      </w:r>
+    </w:p>
+    <w:p>
+      <w:pPr>
+        <w:spacing w:after="160"/>
+      </w:pPr>
+      <w:r>
+        <w:rPr>
+          <w:b w:val="0"/>
+          <w:i/>
+          <w:u w:val="none"/>
+        </w:rPr>
+        <w:t>Draft reference: confirming other information in the record — household members, program history, case notes, location, veteran status.</w:t>
       </w:r>
     </w:p>
     <w:p>
@@ -2133,33 +2536,7 @@
           <w:i w:val="0"/>
           <w:u w:val="none"/>
         </w:rPr>
-        <w:t>A name is not an identifier. Confirm on a second one — the SSN fragment or the date of birth — either by searching it or by reading the columns and comparing.</w:t>
-      </w:r>
-    </w:p>
-    <w:p>
-      <w:pPr>
-        <w:spacing w:after="80"/>
-      </w:pPr>
-      <w:r>
-        <w:rPr>
-          <w:b/>
-          <w:i w:val="0"/>
-          <w:u w:val="none"/>
-        </w:rPr>
-        <w:t>Task 5 — Reading the ROI Column</w:t>
-      </w:r>
-    </w:p>
-    <w:p>
-      <w:pPr>
-        <w:spacing w:after="160"/>
-      </w:pPr>
-      <w:r>
-        <w:rPr>
-          <w:b w:val="0"/>
-          <w:i w:val="0"/>
-          <w:u w:val="none"/>
-        </w:rPr>
-        <w:t>Your supervisor asks about the Delgado records before anything is shared with a partner agency.</w:t>
+        <w:t>A woman says her name is Yolanda Amari. She does not know her Social Security Number and is unsure of her exact date of birth. She mentions her daughter, Iris, who is with her.</w:t>
       </w:r>
     </w:p>
     <w:p>
@@ -2185,7 +2562,33 @@
           <w:i w:val="0"/>
           <w:u w:val="none"/>
         </w:rPr>
-        <w:t>Consent status is visible in the results list, before you open anything. One of the three Delgado records shows ROI Missing.</w:t>
+        <w:t>When name, date of birth and SSN cannot settle it, the record holds other things you can confirm with the participant. Here the household is what identifies her — the record you want lists Iris as a household member.</w:t>
+      </w:r>
+    </w:p>
+    <w:p>
+      <w:pPr>
+        <w:spacing w:after="80"/>
+      </w:pPr>
+      <w:r>
+        <w:rPr>
+          <w:b/>
+          <w:i w:val="0"/>
+          <w:u w:val="none"/>
+        </w:rPr>
+        <w:t>Task 11 — More Than One Record Matches</w:t>
+      </w:r>
+    </w:p>
+    <w:p>
+      <w:pPr>
+        <w:spacing w:after="160"/>
+      </w:pPr>
+      <w:r>
+        <w:rPr>
+          <w:b w:val="0"/>
+          <w:i/>
+          <w:u w:val="none"/>
+        </w:rPr>
+        <w:t>Draft reference: choosing which matching record to work from.</w:t>
       </w:r>
     </w:p>
     <w:p>
@@ -2198,33 +2601,7 @@
           <w:i w:val="0"/>
           <w:u w:val="none"/>
         </w:rPr>
-        <w:t>A missing Release of Information does not mean you cannot serve the participant. It means their data cannot be shared outside your agency until one is recorded.</w:t>
-      </w:r>
-    </w:p>
-    <w:p>
-      <w:pPr>
-        <w:spacing w:after="80"/>
-      </w:pPr>
-      <w:r>
-        <w:rPr>
-          <w:b/>
-          <w:i w:val="0"/>
-          <w:u w:val="none"/>
-        </w:rPr>
-        <w:t>Task 6 — When There Is No SSN on File</w:t>
-      </w:r>
-    </w:p>
-    <w:p>
-      <w:pPr>
-        <w:spacing w:after="160"/>
-      </w:pPr>
-      <w:r>
-        <w:rPr>
-          <w:b w:val="0"/>
-          <w:i w:val="0"/>
-          <w:u w:val="none"/>
-        </w:rPr>
-        <w:t>A man says he is Robert Nakashima, born 11/9/1982. He declined to give his Social Security Number when he first enrolled.</w:t>
+        <w:t>You search Vega and find three records. All three are Rosalind Vega, born 4/11/1983. All three appear to be the same person.</w:t>
       </w:r>
     </w:p>
     <w:p>
@@ -2250,7 +2627,7 @@
           <w:i w:val="0"/>
           <w:u w:val="none"/>
         </w:rPr>
-        <w:t>There are two Robert Nakashimas. The right one has no SSN on file at all — his record shows Client refused — so the usual tiebreaker is gone and date of birth is the only handle left.</w:t>
+        <w:t>Work from the most complete record — full SSN, full date of birth, full name, full program history. Where that is unclear, take the one with the longest enrollment history, based on the oldest enrollment.</w:t>
       </w:r>
     </w:p>
     <w:p>
@@ -2263,7 +2640,7 @@
           <w:i w:val="0"/>
           <w:u w:val="none"/>
         </w:rPr>
-        <w:t>The record with more information filled in is not automatically the right record. That instinct is how the wrong participant gets served.</w:t>
+        <w:t>Then send the full list of matching records, with every Unique Identifier, to HMIS Support so they can merge them.</w:t>
       </w:r>
     </w:p>
     <w:p>
@@ -2276,7 +2653,20 @@
           <w:i w:val="0"/>
           <w:u w:val="none"/>
         </w:rPr>
-        <w:t>Task 7 — Names That Get Typed Differently</w:t>
+        <w:t>Task 12 — Finding the Same Person Twice</w:t>
+      </w:r>
+    </w:p>
+    <w:p>
+      <w:pPr>
+        <w:spacing w:after="160"/>
+      </w:pPr>
+      <w:r>
+        <w:rPr>
+          <w:b w:val="0"/>
+          <w:i/>
+          <w:u w:val="none"/>
+        </w:rPr>
+        <w:t>Draft reference: reporting duplicates to HMIS Support.</w:t>
       </w:r>
     </w:p>
     <w:p>
@@ -2289,7 +2679,7 @@
           <w:i w:val="0"/>
           <w:u w:val="none"/>
         </w:rPr>
-        <w:t>A caseworker asks you to pull up Maria de la Cruz. You search Cruz. Nothing.</w:t>
+        <w:t>You search Beckett. Two records come back: Shauna Beckett and Shawna Beckett. Same date of birth. Same last four of the SSN. One letter apart.</w:t>
       </w:r>
     </w:p>
     <w:p>
@@ -2315,112 +2705,7 @@
           <w:i w:val="0"/>
           <w:u w:val="none"/>
         </w:rPr>
-        <w:t>Her surname was typed as one word when the record was created: Delacruz. Search matches from the start of a name, so Cruz never reaches it.</w:t>
-      </w:r>
-    </w:p>
-    <w:p>
-      <w:pPr>
-        <w:spacing w:after="160"/>
-      </w:pPr>
-      <w:r>
-        <w:rPr>
-          <w:b w:val="0"/>
-          <w:i w:val="0"/>
-          <w:u w:val="none"/>
-        </w:rPr>
-        <w:t>Compound and hyphenated surnames get entered differently by every agency. Search the fragment common to all the spellings, or drop the surname and search the first name.</w:t>
-      </w:r>
-    </w:p>
-    <w:p>
-      <w:pPr>
-        <w:spacing w:after="160"/>
-      </w:pPr>
-      <w:r>
-        <w:rPr>
-          <w:b w:val="0"/>
-          <w:i w:val="0"/>
-          <w:u w:val="none"/>
-        </w:rPr>
-        <w:t>The same applies to letters people swap without thinking: C and K, I and Y. Katherine and Catherine. Johnson and Jonson.</w:t>
-      </w:r>
-    </w:p>
-    <w:p>
-      <w:pPr>
-        <w:spacing w:after="80"/>
-      </w:pPr>
-      <w:r>
-        <w:rPr>
-          <w:b/>
-          <w:i w:val="0"/>
-          <w:u w:val="none"/>
-        </w:rPr>
-        <w:t>Task 8 — Finding the Same Person Twice</w:t>
-      </w:r>
-    </w:p>
-    <w:p>
-      <w:pPr>
-        <w:spacing w:after="160"/>
-      </w:pPr>
-      <w:r>
-        <w:rPr>
-          <w:b w:val="0"/>
-          <w:i w:val="0"/>
-          <w:u w:val="none"/>
-        </w:rPr>
-        <w:t>You search Beckett. Two records come back: Shauna Beckett and Shawna Beckett. Same date of birth. Same last four of the SSN. One letter apart.</w:t>
-      </w:r>
-    </w:p>
-    <w:p>
-      <w:pPr>
-        <w:spacing w:after="80"/>
-      </w:pPr>
-      <w:r>
-        <w:rPr>
-          <w:b w:val="0"/>
-          <w:i w:val="0"/>
-          <w:u w:val="single"/>
-        </w:rPr>
-        <w:t>What this teaches</w:t>
-      </w:r>
-    </w:p>
-    <w:p>
-      <w:pPr>
-        <w:spacing w:after="160"/>
-      </w:pPr>
-      <w:r>
-        <w:rPr>
-          <w:b w:val="0"/>
-          <w:i w:val="0"/>
-          <w:u w:val="none"/>
-        </w:rPr>
-        <w:t>This is a duplicate — one person entered twice.</w:t>
-      </w:r>
-    </w:p>
-    <w:p>
-      <w:pPr>
-        <w:spacing w:after="160"/>
-      </w:pPr>
-      <w:r>
-        <w:rPr>
-          <w:b w:val="0"/>
-          <w:i w:val="0"/>
-          <w:u w:val="none"/>
-        </w:rPr>
-        <w:t>You do not merge it and you do not delete it. You flag it and report it, and your HMIS administrator resolves it centrally so the count stays accurate.</w:t>
-      </w:r>
-    </w:p>
-    <w:p>
-      <w:pPr>
-        <w:spacing w:after="160"/>
-      </w:pPr>
-      <w:r>
-        <w:rPr>
-          <w:b w:val="0"/>
-          <w:i w:val="0"/>
-          <w:color w:val="C01C1C"/>
-          <w:u w:val="none"/>
-        </w:rPr>
-        <w:t>Author question: what is the correct reporting route for LAHSA staff — a ticket to HMIS Support with the Unique Identifiers, or something else? The draft says submit a list of all matching records including Unique Identifiers. Confirm the wording and whether a link belongs here.</w:t>
+        <w:t>This is one person entered twice. You do not merge it and you do not delete it — you report it to HMIS Support with both Unique Identifiers, and they resolve it centrally so your CoC's unduplicated count stays accurate.</w:t>
       </w:r>
     </w:p>
     <w:p/>
@@ -3474,7 +3759,7 @@
           <w:i w:val="0"/>
           <w:u w:val="none"/>
         </w:rPr>
-        <w:t>You searched on partial information, on a year, on a fragment of a Social Security Number, and on a name that had been typed a different way.</w:t>
+        <w:t>You searched on a name fragment, on a year, on four digits of a Social Security Number, and on a name that had been typed a different way. You narrowed a search that returned too much, and you swapped an identifier when a search returned nothing.</w:t>
       </w:r>
     </w:p>
     <w:p>
@@ -3487,7 +3772,7 @@
           <w:i w:val="0"/>
           <w:u w:val="none"/>
         </w:rPr>
-        <w:t>You told two people with the same name apart. You read consent status before opening a record. You worked with a record that had no SSN at all. And you recognised the same person entered twice, and reported it rather than fixing it yourself.</w:t>
+        <w:t>Then you verified. You told two people with the same name apart on a second identifier. You identified someone whose record held almost no identifiers, using her household. You chose between three records that all matched. And you recognised the same person entered twice, and reported it rather than fixing it yourself.</w:t>
       </w:r>
     </w:p>
     <w:p>

--- a/HMIS BNTS - Search/Script - HMIS BNTS Lesson 1 - Finding a Participant.docx
+++ b/HMIS BNTS - Search/Script - HMIS BNTS Lesson 1 - Finding a Participant.docx
@@ -194,7 +194,7 @@
           <w:i/>
           <w:u w:val="none"/>
         </w:rPr>
-        <w:t>First-pass draft. External links and sources are intentionally omitted at this stage and will be added in a later pass. Interactivity notes describe the interaction rather than a specific authoring-tool feature, because this lesson is built in code rather than in Rise.</w:t>
+        <w:t>Second pass. Every task in the practice simulation is now documented in full — the situation, the instruction, the hint, the correct record and the feedback — so this can be reviewed without opening the simulation. External links and sources are intentionally omitted at this stage and will be added in a later pass. Interactivity notes describe the interaction rather than a specific authoring-tool feature, because this lesson is built in code rather than in Rise.</w:t>
       </w:r>
     </w:p>
     <w:p/>
@@ -247,7 +247,7 @@
           <w:i w:val="0"/>
           <w:u w:val="none"/>
         </w:rPr>
-        <w:t>Meeting Ana</w:t>
+        <w:t>Someone Asks You for an Update</w:t>
       </w:r>
     </w:p>
     <w:p>
@@ -338,7 +338,7 @@
           <w:i w:val="0"/>
           <w:u w:val="none"/>
         </w:rPr>
-        <w:t>Why Date of Birth Before SSN</w:t>
+        <w:t>The Order to Ask In</w:t>
       </w:r>
     </w:p>
     <w:p>
@@ -442,6 +442,97 @@
           <w:i w:val="0"/>
           <w:u w:val="none"/>
         </w:rPr>
+        <w:t>When Search Comes Up Empty</w:t>
+      </w:r>
+    </w:p>
+    <w:p>
+      <w:pPr>
+        <w:spacing w:after="20"/>
+      </w:pPr>
+      <w:r>
+        <w:rPr>
+          <w:b w:val="0"/>
+          <w:i w:val="0"/>
+          <w:u w:val="none"/>
+        </w:rPr>
+        <w:t>Alternate Names</w:t>
+      </w:r>
+    </w:p>
+    <w:p>
+      <w:pPr>
+        <w:spacing w:after="20"/>
+      </w:pPr>
+      <w:r>
+        <w:rPr>
+          <w:b w:val="0"/>
+          <w:i w:val="0"/>
+          <w:u w:val="none"/>
+        </w:rPr>
+        <w:t>Alternate Spellings</w:t>
+      </w:r>
+    </w:p>
+    <w:p>
+      <w:pPr>
+        <w:spacing w:after="20"/>
+      </w:pPr>
+      <w:r>
+        <w:rPr>
+          <w:b w:val="0"/>
+          <w:i w:val="0"/>
+          <w:u w:val="none"/>
+        </w:rPr>
+        <w:t>Start Over From a Different Fact</w:t>
+      </w:r>
+    </w:p>
+    <w:p>
+      <w:pPr>
+        <w:spacing w:after="20"/>
+      </w:pPr>
+      <w:r>
+        <w:rPr>
+          <w:b w:val="0"/>
+          <w:i w:val="0"/>
+          <w:u w:val="none"/>
+        </w:rPr>
+        <w:t>Street Outreach: Searching by Location</w:t>
+      </w:r>
+    </w:p>
+    <w:p>
+      <w:pPr>
+        <w:spacing w:after="20"/>
+      </w:pPr>
+      <w:r>
+        <w:rPr>
+          <w:b w:val="0"/>
+          <w:i w:val="0"/>
+          <w:u w:val="none"/>
+        </w:rPr>
+        <w:t>Ask Your Data Staff</w:t>
+      </w:r>
+    </w:p>
+    <w:p>
+      <w:pPr>
+        <w:spacing w:after="20"/>
+      </w:pPr>
+      <w:r>
+        <w:rPr>
+          <w:b w:val="0"/>
+          <w:i w:val="0"/>
+          <w:u w:val="none"/>
+        </w:rPr>
+        <w:t>Only Then, Create a Record</w:t>
+      </w:r>
+    </w:p>
+    <w:p>
+      <w:pPr>
+        <w:spacing w:after="40"/>
+      </w:pPr>
+      <w:r>
+        <w:rPr>
+          <w:b/>
+          <w:i w:val="0"/>
+          <w:u w:val="none"/>
+        </w:rPr>
         <w:t>Practice: Finding a Participant</w:t>
       </w:r>
     </w:p>
@@ -577,6 +668,19 @@
     </w:p>
     <w:p>
       <w:pPr>
+        <w:spacing w:after="40"/>
+      </w:pPr>
+      <w:r>
+        <w:rPr>
+          <w:b/>
+          <w:i w:val="0"/>
+          <w:u w:val="none"/>
+        </w:rPr>
+        <w:t>Verify: Is This the Right Person?</w:t>
+      </w:r>
+    </w:p>
+    <w:p>
+      <w:pPr>
         <w:spacing w:after="20"/>
       </w:pPr>
       <w:r>
@@ -585,6 +689,149 @@
           <w:i w:val="0"/>
           <w:u w:val="none"/>
         </w:rPr>
+        <w:t>First Level: Photo and Documents</w:t>
+      </w:r>
+    </w:p>
+    <w:p>
+      <w:pPr>
+        <w:spacing w:after="20"/>
+      </w:pPr>
+      <w:r>
+        <w:rPr>
+          <w:b w:val="0"/>
+          <w:i w:val="0"/>
+          <w:u w:val="none"/>
+        </w:rPr>
+        <w:t>Second Level: Two of Three</w:t>
+      </w:r>
+    </w:p>
+    <w:p>
+      <w:pPr>
+        <w:spacing w:after="20"/>
+      </w:pPr>
+      <w:r>
+        <w:rPr>
+          <w:b w:val="0"/>
+          <w:i w:val="0"/>
+          <w:u w:val="none"/>
+        </w:rPr>
+        <w:t>Still Unsure</w:t>
+      </w:r>
+    </w:p>
+    <w:p>
+      <w:pPr>
+        <w:spacing w:after="20"/>
+      </w:pPr>
+      <w:r>
+        <w:rPr>
+          <w:b w:val="0"/>
+          <w:i w:val="0"/>
+          <w:u w:val="none"/>
+        </w:rPr>
+        <w:t>If You Later Find You Were Wrong</w:t>
+      </w:r>
+    </w:p>
+    <w:p>
+      <w:pPr>
+        <w:spacing w:after="20"/>
+      </w:pPr>
+      <w:r>
+        <w:rPr>
+          <w:b w:val="0"/>
+          <w:i w:val="0"/>
+          <w:u w:val="none"/>
+        </w:rPr>
+        <w:t>Record the Match, Then Keep Looking</w:t>
+      </w:r>
+    </w:p>
+    <w:p>
+      <w:pPr>
+        <w:spacing w:after="40"/>
+      </w:pPr>
+      <w:r>
+        <w:rPr>
+          <w:b/>
+          <w:i w:val="0"/>
+          <w:u w:val="none"/>
+        </w:rPr>
+        <w:t>What You Found</w:t>
+      </w:r>
+    </w:p>
+    <w:p>
+      <w:pPr>
+        <w:spacing w:after="20"/>
+      </w:pPr>
+      <w:r>
+        <w:rPr>
+          <w:b w:val="0"/>
+          <w:i w:val="0"/>
+          <w:u w:val="none"/>
+        </w:rPr>
+        <w:t>No Matching Record</w:t>
+      </w:r>
+    </w:p>
+    <w:p>
+      <w:pPr>
+        <w:spacing w:after="20"/>
+      </w:pPr>
+      <w:r>
+        <w:rPr>
+          <w:b w:val="0"/>
+          <w:i w:val="0"/>
+          <w:u w:val="none"/>
+        </w:rPr>
+        <w:t>One Matching Record</w:t>
+      </w:r>
+    </w:p>
+    <w:p>
+      <w:pPr>
+        <w:spacing w:after="20"/>
+      </w:pPr>
+      <w:r>
+        <w:rPr>
+          <w:b w:val="0"/>
+          <w:i w:val="0"/>
+          <w:u w:val="none"/>
+        </w:rPr>
+        <w:t>Several Matching Records</w:t>
+      </w:r>
+    </w:p>
+    <w:p>
+      <w:pPr>
+        <w:spacing w:after="20"/>
+      </w:pPr>
+      <w:r>
+        <w:rPr>
+          <w:b w:val="0"/>
+          <w:i w:val="0"/>
+          <w:u w:val="none"/>
+        </w:rPr>
+        <w:t>Choosing Which Record to Work From</w:t>
+      </w:r>
+    </w:p>
+    <w:p>
+      <w:pPr>
+        <w:spacing w:after="40"/>
+      </w:pPr>
+      <w:r>
+        <w:rPr>
+          <w:b/>
+          <w:i w:val="0"/>
+          <w:u w:val="none"/>
+        </w:rPr>
+        <w:t>Practice: Verifying a Record</w:t>
+      </w:r>
+    </w:p>
+    <w:p>
+      <w:pPr>
+        <w:spacing w:after="20"/>
+      </w:pPr>
+      <w:r>
+        <w:rPr>
+          <w:b w:val="0"/>
+          <w:i w:val="0"/>
+          <w:u w:val="none"/>
+        </w:rPr>
         <w:t>Task 9 — Two People, One Name</w:t>
       </w:r>
     </w:p>
@@ -637,7 +884,7 @@
           <w:i w:val="0"/>
           <w:u w:val="none"/>
         </w:rPr>
-        <w:t>When Search Comes Up Empty</w:t>
+        <w:t>When You Are Short on Time</w:t>
       </w:r>
     </w:p>
     <w:p>
@@ -650,7 +897,33 @@
           <w:i w:val="0"/>
           <w:u w:val="none"/>
         </w:rPr>
-        <w:t>Alternate Names</w:t>
+        <w:t>In the Field</w:t>
+      </w:r>
+    </w:p>
+    <w:p>
+      <w:pPr>
+        <w:spacing w:after="40"/>
+      </w:pPr>
+      <w:r>
+        <w:rPr>
+          <w:b/>
+          <w:i w:val="0"/>
+          <w:u w:val="none"/>
+        </w:rPr>
+        <w:t>Knowledge Check</w:t>
+      </w:r>
+    </w:p>
+    <w:p>
+      <w:pPr>
+        <w:spacing w:after="40"/>
+      </w:pPr>
+      <w:r>
+        <w:rPr>
+          <w:b/>
+          <w:i w:val="0"/>
+          <w:u w:val="none"/>
+        </w:rPr>
+        <w:t>Take This With You</w:t>
       </w:r>
     </w:p>
     <w:p>
@@ -663,7 +936,20 @@
           <w:i w:val="0"/>
           <w:u w:val="none"/>
         </w:rPr>
-        <w:t>Alternate Spellings</w:t>
+        <w:t>The One-Page Version</w:t>
+      </w:r>
+    </w:p>
+    <w:p>
+      <w:pPr>
+        <w:spacing w:after="40"/>
+      </w:pPr>
+      <w:r>
+        <w:rPr>
+          <w:b/>
+          <w:i w:val="0"/>
+          <w:u w:val="none"/>
+        </w:rPr>
+        <w:t>Summary</w:t>
       </w:r>
     </w:p>
     <w:p>
@@ -676,7 +962,7 @@
           <w:i w:val="0"/>
           <w:u w:val="none"/>
         </w:rPr>
-        <w:t>Start Over From a Different Fact</w:t>
+        <w:t>What You Practiced</w:t>
       </w:r>
     </w:p>
     <w:p>
@@ -689,12 +975,44 @@
           <w:i w:val="0"/>
           <w:u w:val="none"/>
         </w:rPr>
-        <w:t>Street Outreach: Searching by Location</w:t>
-      </w:r>
-    </w:p>
-    <w:p>
-      <w:pPr>
-        <w:spacing w:after="20"/>
+        <w:t>Survey</w:t>
+      </w:r>
+    </w:p>
+    <w:p>
+      <w:r>
+        <w:br w:type="page"/>
+      </w:r>
+    </w:p>
+    <w:p/>
+    <w:p>
+      <w:pPr>
+        <w:spacing w:after="160"/>
+      </w:pPr>
+      <w:r>
+        <w:rPr>
+          <w:b/>
+          <w:i w:val="0"/>
+          <w:u w:val="single"/>
+        </w:rPr>
+        <w:t>Introduction</w:t>
+      </w:r>
+    </w:p>
+    <w:p>
+      <w:pPr>
+        <w:spacing w:after="80"/>
+      </w:pPr>
+      <w:r>
+        <w:rPr>
+          <w:b/>
+          <w:i w:val="0"/>
+          <w:u w:val="none"/>
+        </w:rPr>
+        <w:t>Course Overview</w:t>
+      </w:r>
+    </w:p>
+    <w:p>
+      <w:pPr>
+        <w:spacing w:after="160"/>
       </w:pPr>
       <w:r>
         <w:rPr>
@@ -702,12 +1020,12 @@
           <w:i w:val="0"/>
           <w:u w:val="none"/>
         </w:rPr>
-        <w:t>Ask Your Data Staff</w:t>
-      </w:r>
-    </w:p>
-    <w:p>
-      <w:pPr>
-        <w:spacing w:after="20"/>
+        <w:t>This lesson is about one thing: finding out whether the person in front of you already has a record in HMIS, and making sure you are looking at the right one.</w:t>
+      </w:r>
+    </w:p>
+    <w:p>
+      <w:pPr>
+        <w:spacing w:after="160"/>
       </w:pPr>
       <w:r>
         <w:rPr>
@@ -715,273 +1033,7 @@
           <w:i w:val="0"/>
           <w:u w:val="none"/>
         </w:rPr>
-        <w:t>Only Then, Create a Record</w:t>
-      </w:r>
-    </w:p>
-    <w:p>
-      <w:pPr>
-        <w:spacing w:after="40"/>
-      </w:pPr>
-      <w:r>
-        <w:rPr>
-          <w:b/>
-          <w:i w:val="0"/>
-          <w:u w:val="none"/>
-        </w:rPr>
-        <w:t>Verify: Is This the Right Person?</w:t>
-      </w:r>
-    </w:p>
-    <w:p>
-      <w:pPr>
-        <w:spacing w:after="20"/>
-      </w:pPr>
-      <w:r>
-        <w:rPr>
-          <w:b w:val="0"/>
-          <w:i w:val="0"/>
-          <w:u w:val="none"/>
-        </w:rPr>
-        <w:t>First Level: Photo and Documents</w:t>
-      </w:r>
-    </w:p>
-    <w:p>
-      <w:pPr>
-        <w:spacing w:after="20"/>
-      </w:pPr>
-      <w:r>
-        <w:rPr>
-          <w:b w:val="0"/>
-          <w:i w:val="0"/>
-          <w:u w:val="none"/>
-        </w:rPr>
-        <w:t>Second Level: Two of Three</w:t>
-      </w:r>
-    </w:p>
-    <w:p>
-      <w:pPr>
-        <w:spacing w:after="20"/>
-      </w:pPr>
-      <w:r>
-        <w:rPr>
-          <w:b w:val="0"/>
-          <w:i w:val="0"/>
-          <w:u w:val="none"/>
-        </w:rPr>
-        <w:t>Still Unsure</w:t>
-      </w:r>
-    </w:p>
-    <w:p>
-      <w:pPr>
-        <w:spacing w:after="20"/>
-      </w:pPr>
-      <w:r>
-        <w:rPr>
-          <w:b w:val="0"/>
-          <w:i w:val="0"/>
-          <w:u w:val="none"/>
-        </w:rPr>
-        <w:t>Record the Match, Then Keep Looking</w:t>
-      </w:r>
-    </w:p>
-    <w:p>
-      <w:pPr>
-        <w:spacing w:after="40"/>
-      </w:pPr>
-      <w:r>
-        <w:rPr>
-          <w:b/>
-          <w:i w:val="0"/>
-          <w:u w:val="none"/>
-        </w:rPr>
-        <w:t>What You Found</w:t>
-      </w:r>
-    </w:p>
-    <w:p>
-      <w:pPr>
-        <w:spacing w:after="20"/>
-      </w:pPr>
-      <w:r>
-        <w:rPr>
-          <w:b w:val="0"/>
-          <w:i w:val="0"/>
-          <w:u w:val="none"/>
-        </w:rPr>
-        <w:t>No Matching Record</w:t>
-      </w:r>
-    </w:p>
-    <w:p>
-      <w:pPr>
-        <w:spacing w:after="20"/>
-      </w:pPr>
-      <w:r>
-        <w:rPr>
-          <w:b w:val="0"/>
-          <w:i w:val="0"/>
-          <w:u w:val="none"/>
-        </w:rPr>
-        <w:t>One Matching Record</w:t>
-      </w:r>
-    </w:p>
-    <w:p>
-      <w:pPr>
-        <w:spacing w:after="20"/>
-      </w:pPr>
-      <w:r>
-        <w:rPr>
-          <w:b w:val="0"/>
-          <w:i w:val="0"/>
-          <w:u w:val="none"/>
-        </w:rPr>
-        <w:t>Several Matching Records</w:t>
-      </w:r>
-    </w:p>
-    <w:p>
-      <w:pPr>
-        <w:spacing w:after="20"/>
-      </w:pPr>
-      <w:r>
-        <w:rPr>
-          <w:b w:val="0"/>
-          <w:i w:val="0"/>
-          <w:u w:val="none"/>
-        </w:rPr>
-        <w:t>Choosing Which Record to Work From</w:t>
-      </w:r>
-    </w:p>
-    <w:p>
-      <w:pPr>
-        <w:spacing w:after="40"/>
-      </w:pPr>
-      <w:r>
-        <w:rPr>
-          <w:b/>
-          <w:i w:val="0"/>
-          <w:u w:val="none"/>
-        </w:rPr>
-        <w:t>When You Are Short on Time</w:t>
-      </w:r>
-    </w:p>
-    <w:p>
-      <w:pPr>
-        <w:spacing w:after="20"/>
-      </w:pPr>
-      <w:r>
-        <w:rPr>
-          <w:b w:val="0"/>
-          <w:i w:val="0"/>
-          <w:u w:val="none"/>
-        </w:rPr>
-        <w:t>In the Field</w:t>
-      </w:r>
-    </w:p>
-    <w:p>
-      <w:pPr>
-        <w:spacing w:after="40"/>
-      </w:pPr>
-      <w:r>
-        <w:rPr>
-          <w:b/>
-          <w:i w:val="0"/>
-          <w:u w:val="none"/>
-        </w:rPr>
-        <w:t>Knowledge Check</w:t>
-      </w:r>
-    </w:p>
-    <w:p>
-      <w:pPr>
-        <w:spacing w:after="40"/>
-      </w:pPr>
-      <w:r>
-        <w:rPr>
-          <w:b/>
-          <w:i w:val="0"/>
-          <w:u w:val="none"/>
-        </w:rPr>
-        <w:t>Summary</w:t>
-      </w:r>
-    </w:p>
-    <w:p>
-      <w:pPr>
-        <w:spacing w:after="20"/>
-      </w:pPr>
-      <w:r>
-        <w:rPr>
-          <w:b w:val="0"/>
-          <w:i w:val="0"/>
-          <w:u w:val="none"/>
-        </w:rPr>
-        <w:t>What You Practiced</w:t>
-      </w:r>
-    </w:p>
-    <w:p>
-      <w:pPr>
-        <w:spacing w:after="20"/>
-      </w:pPr>
-      <w:r>
-        <w:rPr>
-          <w:b w:val="0"/>
-          <w:i w:val="0"/>
-          <w:u w:val="none"/>
-        </w:rPr>
-        <w:t>Survey</w:t>
-      </w:r>
-    </w:p>
-    <w:p>
-      <w:r>
-        <w:br w:type="page"/>
-      </w:r>
-    </w:p>
-    <w:p/>
-    <w:p>
-      <w:pPr>
-        <w:spacing w:after="160"/>
-      </w:pPr>
-      <w:r>
-        <w:rPr>
-          <w:b/>
-          <w:i w:val="0"/>
-          <w:u w:val="single"/>
-        </w:rPr>
-        <w:t>Introduction</w:t>
-      </w:r>
-    </w:p>
-    <w:p>
-      <w:pPr>
-        <w:spacing w:after="80"/>
-      </w:pPr>
-      <w:r>
-        <w:rPr>
-          <w:b/>
-          <w:i w:val="0"/>
-          <w:u w:val="none"/>
-        </w:rPr>
-        <w:t>Course Overview</w:t>
-      </w:r>
-    </w:p>
-    <w:p>
-      <w:pPr>
-        <w:spacing w:after="160"/>
-      </w:pPr>
-      <w:r>
-        <w:rPr>
-          <w:b w:val="0"/>
-          <w:i w:val="0"/>
-          <w:u w:val="none"/>
-        </w:rPr>
-        <w:t>This lesson is about one thing: finding out whether the person in front of you already has a record in HMIS, and making sure you are looking at the right one.</w:t>
-      </w:r>
-    </w:p>
-    <w:p>
-      <w:pPr>
-        <w:spacing w:after="160"/>
-      </w:pPr>
-      <w:r>
-        <w:rPr>
-          <w:b w:val="0"/>
-          <w:i w:val="0"/>
-          <w:u w:val="none"/>
-        </w:rPr>
-        <w:t>It will take about twenty-five minutes. Most of that time you will spend in a practice version of Clarity — the same screens you use at work, with invented people in them. Nothing you do in the practice affects real records, and none of the people in it are real.</w:t>
+        <w:t>Set aside about fifty minutes. Roughly half of that is hands on: you will work in a practice version of Clarity — the same screens you use at work, with invented people in them. Nothing you do in the practice affects real records, and none of the people in it are real.</w:t>
       </w:r>
     </w:p>
     <w:p>
@@ -1007,72 +1059,7 @@
           <w:i/>
           <w:u w:val="none"/>
         </w:rPr>
-        <w:t>Opening screen. Course title, estimated time, and a Begin button. The Begin button also satisfies the browser requirement that the learner interact with the page before audio can play.</w:t>
-      </w:r>
-    </w:p>
-    <w:p>
-      <w:pPr>
-        <w:spacing w:after="80"/>
-      </w:pPr>
-      <w:r>
-        <w:rPr>
-          <w:b/>
-          <w:i w:val="0"/>
-          <w:u w:val="none"/>
-        </w:rPr>
-        <w:t>Meeting Ana</w:t>
-      </w:r>
-    </w:p>
-    <w:p>
-      <w:pPr>
-        <w:spacing w:after="160"/>
-      </w:pPr>
-      <w:r>
-        <w:rPr>
-          <w:b w:val="0"/>
-          <w:i w:val="0"/>
-          <w:u w:val="none"/>
-        </w:rPr>
-        <w:t>It is 5:40 in the morning. Most of the city has not started moving yet.</w:t>
-      </w:r>
-    </w:p>
-    <w:p>
-      <w:pPr>
-        <w:spacing w:after="160"/>
-      </w:pPr>
-      <w:r>
-        <w:rPr>
-          <w:b w:val="0"/>
-          <w:i w:val="0"/>
-          <w:u w:val="none"/>
-        </w:rPr>
-        <w:t>You have walked this block before. Today there is someone here who was not here last week.</w:t>
-      </w:r>
-    </w:p>
-    <w:p>
-      <w:pPr>
-        <w:spacing w:after="160"/>
-      </w:pPr>
-      <w:r>
-        <w:rPr>
-          <w:b w:val="0"/>
-          <w:i w:val="0"/>
-          <w:u w:val="none"/>
-        </w:rPr>
-        <w:t>You introduce yourself. You ask whether she has worked with anyone before. She says she thinks so — a while back, somewhere else. She is not sure where, and she does not remember who.</w:t>
-      </w:r>
-    </w:p>
-    <w:p>
-      <w:pPr>
-        <w:spacing w:after="160"/>
-      </w:pPr>
-      <w:r>
-        <w:rPr>
-          <w:b w:val="0"/>
-          <w:i w:val="0"/>
-          <w:u w:val="none"/>
-        </w:rPr>
-        <w:t>What you do in the next few minutes decides something that will follow her for years: whether she has one record in the system, or two.</w:t>
+        <w:t>Twelve scored tasks and a knowledge check is a long single sitting. If the series would rather run shorter lessons, the natural cut is the checkpoint between task 8 and task 9 — eight tasks on searching, four on verifying.</w:t>
       </w:r>
     </w:p>
     <w:p>
@@ -1085,7 +1072,20 @@
           <w:i/>
           <w:u w:val="none"/>
         </w:rPr>
-        <w:t>Opening sequence. Photographs with slow pan and zoom, narration over the top, captions on screen throughout. Roughly 60 to 90 seconds. Ends on a Continue button rather than running straight into the next screen.</w:t>
+        <w:t>Opening screen. Course title, estimated time, and a Begin button. The Begin button also satisfies the browser requirement that the learner interact with the page before audio can play.</w:t>
+      </w:r>
+    </w:p>
+    <w:p>
+      <w:pPr>
+        <w:spacing w:after="80"/>
+      </w:pPr>
+      <w:r>
+        <w:rPr>
+          <w:b/>
+          <w:i w:val="0"/>
+          <w:u w:val="none"/>
+        </w:rPr>
+        <w:t>Someone Asks You for an Update</w:t>
       </w:r>
     </w:p>
     <w:p>
@@ -1096,10 +1096,9 @@
         <w:rPr>
           <w:b w:val="0"/>
           <w:i w:val="0"/>
-          <w:color w:val="C01C1C"/>
           <w:u w:val="none"/>
         </w:rPr>
-        <w:t>Author question: is there an approved participant persona and photo set we should use here, or should this stay illustrative? Photographs of people experiencing homelessness carry consent considerations even when licensed, and an illustrative style avoids that entirely.</w:t>
+        <w:t>There is a cleanup on the block this morning. People are moving their things, and your team is working the encampment.</w:t>
       </w:r>
     </w:p>
     <w:p>
@@ -1110,23 +1109,22 @@
         <w:rPr>
           <w:b w:val="0"/>
           <w:i w:val="0"/>
-          <w:color w:val="C01C1C"/>
           <w:u w:val="none"/>
         </w:rPr>
-        <w:t>Author question: confirm the name Ana, or replace it with a persona the team already uses.</w:t>
-      </w:r>
-    </w:p>
-    <w:p>
-      <w:pPr>
-        <w:spacing w:after="80"/>
-      </w:pPr>
-      <w:r>
-        <w:rPr>
-          <w:b/>
+        <w:t>Someone walks up to you. Not a stranger exactly — you have seen him here before. He wants to know whether there is any news about interim housing for him.</w:t>
+      </w:r>
+    </w:p>
+    <w:p>
+      <w:pPr>
+        <w:spacing w:after="160"/>
+      </w:pPr>
+      <w:r>
+        <w:rPr>
+          <w:b w:val="0"/>
           <w:i w:val="0"/>
           <w:u w:val="none"/>
         </w:rPr>
-        <w:t>Why Searching Thoroughly Matters</w:t>
+        <w:t>It is a fair question and it deserves a real answer. To give him one you need his record.</w:t>
       </w:r>
     </w:p>
     <w:p>
@@ -1139,60 +1137,7 @@
           <w:i w:val="0"/>
           <w:u w:val="none"/>
         </w:rPr>
-        <w:t>Searching thoroughly avoids duplicate records, keeps a participant's full history available, and prevents delays later. When records are split or incomplete, participants can lose access to services or housing opportunities, and staff spend time afterwards repairing the data.</w:t>
-      </w:r>
-    </w:p>
-    <w:p>
-      <w:pPr>
-        <w:spacing w:after="80"/>
-      </w:pPr>
-      <w:r>
-        <w:rPr>
-          <w:b w:val="0"/>
-          <w:i w:val="0"/>
-          <w:u w:val="single"/>
-        </w:rPr>
-        <w:t>What a thorough search protects</w:t>
-      </w:r>
-    </w:p>
-    <w:p>
-      <w:pPr>
-        <w:pStyle w:val="ListBullet"/>
-        <w:spacing w:after="40"/>
-      </w:pPr>
-      <w:r>
-        <w:t>Continuity of care across every provider the participant has worked with</w:t>
-      </w:r>
-    </w:p>
-    <w:p>
-      <w:pPr>
-        <w:pStyle w:val="ListBullet"/>
-        <w:spacing w:after="40"/>
-      </w:pPr>
-      <w:r>
-        <w:t>A complete history when they are being qualified for services or housing</w:t>
-      </w:r>
-    </w:p>
-    <w:p>
-      <w:pPr>
-        <w:pStyle w:val="ListBullet"/>
-        <w:spacing w:after="40"/>
-      </w:pPr>
-      <w:r>
-        <w:t>Time — yours and your colleagues' — that would otherwise go into merging records later</w:t>
-      </w:r>
-    </w:p>
-    <w:p>
-      <w:pPr>
-        <w:spacing w:after="160"/>
-      </w:pPr>
-      <w:r>
-        <w:rPr>
-          <w:b w:val="0"/>
-          <w:i w:val="0"/>
-          <w:u w:val="none"/>
-        </w:rPr>
-        <w:t>There is one more reason, and it reaches past your agency. Your Continuum of Care reports an unduplicated count of everyone served. A duplicate record counts one person twice. Enough of them and the region's picture of homelessness stops matching reality.</w:t>
+        <w:t>So the first thing you do is not paperwork and it is not a form. It is a search. And what you do in the next few minutes decides something that will follow him for years: whether he has one record in the system, or two.</w:t>
       </w:r>
     </w:p>
     <w:p>
@@ -1205,99 +1150,114 @@
           <w:i/>
           <w:u w:val="none"/>
         </w:rPr>
-        <w:t>Consider a short animated figure: one person, two record cards, and the count reading 2. Static illustration is fine if animation is out of scope.</w:t>
-      </w:r>
-    </w:p>
-    <w:p/>
+        <w:t>Opening sequence. Photographs with slow pan and zoom, narration over the top, captions on screen throughout. Roughly 60 to 90 seconds. Ends on a Continue button rather than running straight into the next screen.</w:t>
+      </w:r>
+    </w:p>
     <w:p>
       <w:pPr>
         <w:spacing w:after="160"/>
       </w:pPr>
       <w:r>
         <w:rPr>
+          <w:b w:val="0"/>
+          <w:i w:val="0"/>
+          <w:color w:val="C01C1C"/>
+          <w:u w:val="none"/>
+        </w:rPr>
+        <w:t>Author question: is there an approved participant persona and photo set we should use here, or should this stay illustrative? Photographs of people experiencing homelessness carry consent considerations even when licensed, and an illustrative style avoids that entirely.</w:t>
+      </w:r>
+    </w:p>
+    <w:p>
+      <w:pPr>
+        <w:spacing w:after="160"/>
+      </w:pPr>
+      <w:r>
+        <w:rPr>
+          <w:b w:val="0"/>
+          <w:i w:val="0"/>
+          <w:color w:val="C01C1C"/>
+          <w:u w:val="none"/>
+        </w:rPr>
+        <w:t>Author question: this opener now matches the way outreach staff describe it — a city cleanup, and the participant approaches asking for an update on interim housing. Confirm that is representative, and give the participant a name if the team has a persona it already uses.</w:t>
+      </w:r>
+    </w:p>
+    <w:p>
+      <w:pPr>
+        <w:spacing w:after="80"/>
+      </w:pPr>
+      <w:r>
+        <w:rPr>
           <w:b/>
           <w:i w:val="0"/>
+          <w:u w:val="none"/>
+        </w:rPr>
+        <w:t>Why Searching Thoroughly Matters</w:t>
+      </w:r>
+    </w:p>
+    <w:p>
+      <w:pPr>
+        <w:spacing w:after="160"/>
+      </w:pPr>
+      <w:r>
+        <w:rPr>
+          <w:b w:val="0"/>
+          <w:i w:val="0"/>
+          <w:u w:val="none"/>
+        </w:rPr>
+        <w:t>Searching thoroughly avoids duplicate records, keeps a participant's full history available, and prevents delays later. When records are split or incomplete, participants can lose access to services or housing opportunities, and staff spend time afterwards repairing the data.</w:t>
+      </w:r>
+    </w:p>
+    <w:p>
+      <w:pPr>
+        <w:spacing w:after="80"/>
+      </w:pPr>
+      <w:r>
+        <w:rPr>
+          <w:b w:val="0"/>
+          <w:i w:val="0"/>
           <w:u w:val="single"/>
         </w:rPr>
-        <w:t>Two Rules Before You Touch the Keyboard</w:t>
-      </w:r>
-    </w:p>
-    <w:p>
-      <w:pPr>
-        <w:spacing w:after="80"/>
-      </w:pPr>
-      <w:r>
-        <w:rPr>
-          <w:b/>
+        <w:t>What a thorough search protects</w:t>
+      </w:r>
+    </w:p>
+    <w:p>
+      <w:pPr>
+        <w:pStyle w:val="ListBullet"/>
+        <w:spacing w:after="40"/>
+      </w:pPr>
+      <w:r>
+        <w:t>Continuity of care across every provider the participant has worked with</w:t>
+      </w:r>
+    </w:p>
+    <w:p>
+      <w:pPr>
+        <w:pStyle w:val="ListBullet"/>
+        <w:spacing w:after="40"/>
+      </w:pPr>
+      <w:r>
+        <w:t>A complete history when they are being qualified for services or housing</w:t>
+      </w:r>
+    </w:p>
+    <w:p>
+      <w:pPr>
+        <w:pStyle w:val="ListBullet"/>
+        <w:spacing w:after="40"/>
+      </w:pPr>
+      <w:r>
+        <w:t>Time — yours and your colleagues' — that would otherwise go into merging records later</w:t>
+      </w:r>
+    </w:p>
+    <w:p>
+      <w:pPr>
+        <w:spacing w:after="160"/>
+      </w:pPr>
+      <w:r>
+        <w:rPr>
+          <w:b w:val="0"/>
           <w:i w:val="0"/>
           <w:u w:val="none"/>
         </w:rPr>
-        <w:t>Assume a Record Already Exists</w:t>
-      </w:r>
-    </w:p>
-    <w:p>
-      <w:pPr>
-        <w:spacing w:after="160"/>
-      </w:pPr>
-      <w:r>
-        <w:rPr>
-          <w:b w:val="0"/>
-          <w:i w:val="0"/>
-          <w:u w:val="none"/>
-        </w:rPr>
-        <w:t>The goal of search is to find a record that is already there.</w:t>
-      </w:r>
-    </w:p>
-    <w:p>
-      <w:pPr>
-        <w:spacing w:after="160"/>
-      </w:pPr>
-      <w:r>
-        <w:rPr>
-          <w:b w:val="0"/>
-          <w:i w:val="0"/>
-          <w:u w:val="none"/>
-        </w:rPr>
-        <w:t>Start from the assumption that the participant already has one. It is unlikely that you are the first homeless services staff member this person has ever spoken to — and if they have spoken to anyone, there is probably a record.</w:t>
-      </w:r>
-    </w:p>
-    <w:p>
-      <w:pPr>
-        <w:spacing w:after="80"/>
-      </w:pPr>
-      <w:r>
-        <w:rPr>
-          <w:b/>
-          <w:i w:val="0"/>
-          <w:u w:val="none"/>
-        </w:rPr>
-        <w:t>Never Create Before You Search</w:t>
-      </w:r>
-    </w:p>
-    <w:p>
-      <w:pPr>
-        <w:spacing w:after="160"/>
-      </w:pPr>
-      <w:r>
-        <w:rPr>
-          <w:b w:val="0"/>
-          <w:i w:val="0"/>
-          <w:u w:val="none"/>
-        </w:rPr>
-        <w:t>Never create a new HMIS record for a participant until you have thoroughly searched for an existing one.</w:t>
-      </w:r>
-    </w:p>
-    <w:p>
-      <w:pPr>
-        <w:spacing w:after="160"/>
-      </w:pPr>
-      <w:r>
-        <w:rPr>
-          <w:b w:val="0"/>
-          <w:i w:val="0"/>
-          <w:u w:val="none"/>
-        </w:rPr>
-        <w:t>This is the rule the rest of the lesson serves. Everything that follows is about what "thoroughly" actually means.</w:t>
+        <w:t>There is one more reason, and it reaches past your agency. Your Continuum of Care reports an unduplicated count of everyone served. A duplicate record counts one person twice. Enough of them and the region's picture of homelessness stops matching reality.</w:t>
       </w:r>
     </w:p>
     <w:p>
@@ -1310,7 +1270,7 @@
           <w:i/>
           <w:u w:val="none"/>
         </w:rPr>
-        <w:t>Consider holding these two rules on screen together, with the learner clicking Continue to proceed. They are referred back to repeatedly.</w:t>
+        <w:t>Consider a short animated figure: one person, two record cards, and the count reading 2. Static illustration is fine if animation is out of scope.</w:t>
       </w:r>
     </w:p>
     <w:p/>
@@ -1324,7 +1284,7 @@
           <w:i w:val="0"/>
           <w:u w:val="single"/>
         </w:rPr>
-        <w:t>Preparing to Search</w:t>
+        <w:t>Two Rules Before You Touch the Keyboard</w:t>
       </w:r>
     </w:p>
     <w:p>
@@ -1337,7 +1297,7 @@
           <w:i w:val="0"/>
           <w:u w:val="none"/>
         </w:rPr>
-        <w:t>What to Collect First</w:t>
+        <w:t>Assume a Record Already Exists</w:t>
       </w:r>
     </w:p>
     <w:p>
@@ -1350,7 +1310,7 @@
           <w:i w:val="0"/>
           <w:u w:val="none"/>
         </w:rPr>
-        <w:t>Before you search, note down the participant's full name and either their date of birth or the last four digits of their Social Security Number.</w:t>
+        <w:t>The goal of search is to find a record that is already there.</w:t>
       </w:r>
     </w:p>
     <w:p>
@@ -1363,7 +1323,7 @@
           <w:i w:val="0"/>
           <w:u w:val="none"/>
         </w:rPr>
-        <w:t>Write it on paper or in your device's notes. You will refer back to it several times, and asking someone to repeat their date of birth four times does not build trust.</w:t>
+        <w:t>Start from the assumption that the participant already has one. It is unlikely that you are the first homeless services staff member this person has ever spoken to — and if they have spoken to anyone, there is probably a record.</w:t>
       </w:r>
     </w:p>
     <w:p>
@@ -1376,7 +1336,7 @@
           <w:i w:val="0"/>
           <w:u w:val="none"/>
         </w:rPr>
-        <w:t>Why Date of Birth Before SSN</w:t>
+        <w:t>Never Create Before You Search</w:t>
       </w:r>
     </w:p>
     <w:p>
@@ -1389,7 +1349,7 @@
           <w:i w:val="0"/>
           <w:u w:val="none"/>
         </w:rPr>
-        <w:t>Ask for date of birth first. It tends to be more accurate, and people hesitate over it far less than they do over a Social Security Number.</w:t>
+        <w:t>Never create a new HMIS record for a participant until you have thoroughly searched for an existing one.</w:t>
       </w:r>
     </w:p>
     <w:p>
@@ -1402,151 +1362,7 @@
           <w:i w:val="0"/>
           <w:u w:val="none"/>
         </w:rPr>
-        <w:t>If someone does not want to give you their SSN, that is a legitimate answer and you can work without it. You will practice exactly that situation later in this lesson.</w:t>
-      </w:r>
-    </w:p>
-    <w:p>
-      <w:pPr>
-        <w:spacing w:after="80"/>
-      </w:pPr>
-      <w:r>
-        <w:rPr>
-          <w:b/>
-          <w:i w:val="0"/>
-          <w:u w:val="none"/>
-        </w:rPr>
-        <w:t>Confirm the Spelling</w:t>
-      </w:r>
-    </w:p>
-    <w:p>
-      <w:pPr>
-        <w:spacing w:after="160"/>
-      </w:pPr>
-      <w:r>
-        <w:rPr>
-          <w:b w:val="0"/>
-          <w:i w:val="0"/>
-          <w:u w:val="none"/>
-        </w:rPr>
-        <w:t>Confirm the spelling of the full name before you move on.</w:t>
-      </w:r>
-    </w:p>
-    <w:p>
-      <w:pPr>
-        <w:spacing w:after="160"/>
-      </w:pPr>
-      <w:r>
-        <w:rPr>
-          <w:b w:val="0"/>
-          <w:i w:val="0"/>
-          <w:u w:val="none"/>
-        </w:rPr>
-        <w:t>If they have any identification or written documentation, ask to see it. Documents often reveal a middle name, a second last name, or a spelling that nobody would have guessed.</w:t>
-      </w:r>
-    </w:p>
-    <w:p/>
-    <w:p>
-      <w:pPr>
-        <w:spacing w:after="160"/>
-      </w:pPr>
-      <w:r>
-        <w:rPr>
-          <w:b/>
-          <w:i w:val="0"/>
-          <w:u w:val="single"/>
-        </w:rPr>
-        <w:t>How Search Works</w:t>
-      </w:r>
-    </w:p>
-    <w:p>
-      <w:pPr>
-        <w:spacing w:after="80"/>
-      </w:pPr>
-      <w:r>
-        <w:rPr>
-          <w:b/>
-          <w:i w:val="0"/>
-          <w:u w:val="none"/>
-        </w:rPr>
-        <w:t>One Bar, Many Kinds of Information</w:t>
-      </w:r>
-    </w:p>
-    <w:p>
-      <w:pPr>
-        <w:spacing w:after="160"/>
-      </w:pPr>
-      <w:r>
-        <w:rPr>
-          <w:b w:val="0"/>
-          <w:i w:val="0"/>
-          <w:u w:val="none"/>
-        </w:rPr>
-        <w:t>Clarity has a single search bar, and it accepts several different kinds of information at once. You can type part of a name, a date of birth, a year, or part of a Social Security Number — and you can combine them.</w:t>
-      </w:r>
-    </w:p>
-    <w:p>
-      <w:pPr>
-        <w:spacing w:after="160"/>
-      </w:pPr>
-      <w:r>
-        <w:rPr>
-          <w:b w:val="0"/>
-          <w:i w:val="0"/>
-          <w:u w:val="none"/>
-        </w:rPr>
-        <w:t>Two things are worth knowing before you start, because they surprise people.</w:t>
-      </w:r>
-    </w:p>
-    <w:p>
-      <w:pPr>
-        <w:spacing w:after="80"/>
-      </w:pPr>
-      <w:r>
-        <w:rPr>
-          <w:b w:val="0"/>
-          <w:i w:val="0"/>
-          <w:u w:val="single"/>
-        </w:rPr>
-        <w:t>Results appear as you type</w:t>
-      </w:r>
-    </w:p>
-    <w:p>
-      <w:pPr>
-        <w:spacing w:after="160"/>
-      </w:pPr>
-      <w:r>
-        <w:rPr>
-          <w:b w:val="0"/>
-          <w:i w:val="0"/>
-          <w:u w:val="none"/>
-        </w:rPr>
-        <w:t>You do not need to press Enter. The list updates with every character.</w:t>
-      </w:r>
-    </w:p>
-    <w:p>
-      <w:pPr>
-        <w:spacing w:after="80"/>
-      </w:pPr>
-      <w:r>
-        <w:rPr>
-          <w:b w:val="0"/>
-          <w:i w:val="0"/>
-          <w:u w:val="single"/>
-        </w:rPr>
-        <w:t>Every word you add must match</w:t>
-      </w:r>
-    </w:p>
-    <w:p>
-      <w:pPr>
-        <w:spacing w:after="160"/>
-      </w:pPr>
-      <w:r>
-        <w:rPr>
-          <w:b w:val="0"/>
-          <w:i w:val="0"/>
-          <w:u w:val="none"/>
-        </w:rPr>
-        <w:t>Adding a word narrows the search — it never widens it. If you type a first name and a last name and get nothing, one of the two is wrong. Try each on its own.</w:t>
+        <w:t>This is the rule the rest of the lesson serves. Everything that follows is about what "thoroughly" actually means.</w:t>
       </w:r>
     </w:p>
     <w:p>
@@ -1559,7 +1375,21 @@
           <w:i/>
           <w:u w:val="none"/>
         </w:rPr>
-        <w:t>Screen recording or animated demonstration of typing into the search bar and watching the list shrink. No interaction required from the learner yet.</w:t>
+        <w:t>Consider holding these two rules on screen together, with the learner clicking Continue to proceed. They are referred back to repeatedly.</w:t>
+      </w:r>
+    </w:p>
+    <w:p/>
+    <w:p>
+      <w:pPr>
+        <w:spacing w:after="160"/>
+      </w:pPr>
+      <w:r>
+        <w:rPr>
+          <w:b/>
+          <w:i w:val="0"/>
+          <w:u w:val="single"/>
+        </w:rPr>
+        <w:t>Preparing to Search</w:t>
       </w:r>
     </w:p>
     <w:p>
@@ -1572,7 +1402,7 @@
           <w:i w:val="0"/>
           <w:u w:val="none"/>
         </w:rPr>
-        <w:t>Searching by Name</w:t>
+        <w:t>What to Collect First</w:t>
       </w:r>
     </w:p>
     <w:p>
@@ -1585,7 +1415,7 @@
           <w:i w:val="0"/>
           <w:u w:val="none"/>
         </w:rPr>
-        <w:t>You do not need a whole name. The first few letters of a first and last name are usually enough — for Katherine Johnson, typing kat joh will find her.</w:t>
+        <w:t>Before you search, note down the participant's full name and either their date of birth or the last four digits of their Social Security Number.</w:t>
       </w:r>
     </w:p>
     <w:p>
@@ -1598,137 +1428,20 @@
           <w:i w:val="0"/>
           <w:u w:val="none"/>
         </w:rPr>
-        <w:t>Short fragments are often better than full names, because a full name has to be spelled the way somebody else typed it, and fragments do not.</w:t>
-      </w:r>
-    </w:p>
-    <w:p>
-      <w:pPr>
-        <w:spacing w:after="80"/>
-      </w:pPr>
-      <w:r>
-        <w:rPr>
-          <w:b/>
+        <w:t>Write it down. You will refer back to it several times, and asking someone to repeat their date of birth four times does not build trust.</w:t>
+      </w:r>
+    </w:p>
+    <w:p>
+      <w:pPr>
+        <w:spacing w:after="160"/>
+      </w:pPr>
+      <w:r>
+        <w:rPr>
+          <w:b w:val="0"/>
           <w:i w:val="0"/>
           <w:u w:val="none"/>
         </w:rPr>
-        <w:t>Searching by Date of Birth</w:t>
-      </w:r>
-    </w:p>
-    <w:p>
-      <w:pPr>
-        <w:spacing w:after="160"/>
-      </w:pPr>
-      <w:r>
-        <w:rPr>
-          <w:b w:val="0"/>
-          <w:i w:val="0"/>
-          <w:u w:val="none"/>
-        </w:rPr>
-        <w:t>A date of birth can be written several ways and all of them work: 9/26/1976, 09/26/1976, 9.26.1976, or 9-26-1976.</w:t>
-      </w:r>
-    </w:p>
-    <w:p>
-      <w:pPr>
-        <w:spacing w:after="160"/>
-      </w:pPr>
-      <w:r>
-        <w:rPr>
-          <w:b w:val="0"/>
-          <w:i w:val="0"/>
-          <w:u w:val="none"/>
-        </w:rPr>
-        <w:t>You can also search a year on its own. If the participant knows they were born in 1976 but not the exact date, 1976 is a perfectly good search.</w:t>
-      </w:r>
-    </w:p>
-    <w:p>
-      <w:pPr>
-        <w:spacing w:after="80"/>
-      </w:pPr>
-      <w:r>
-        <w:rPr>
-          <w:b/>
-          <w:i w:val="0"/>
-          <w:u w:val="none"/>
-        </w:rPr>
-        <w:t>Searching by Social Security Number</w:t>
-      </w:r>
-    </w:p>
-    <w:p>
-      <w:pPr>
-        <w:spacing w:after="160"/>
-      </w:pPr>
-      <w:r>
-        <w:rPr>
-          <w:b w:val="0"/>
-          <w:i w:val="0"/>
-          <w:u w:val="none"/>
-        </w:rPr>
-        <w:t>You can search the last four digits on their own, or the full number.</w:t>
-      </w:r>
-    </w:p>
-    <w:p>
-      <w:pPr>
-        <w:spacing w:after="160"/>
-      </w:pPr>
-      <w:r>
-        <w:rPr>
-          <w:b w:val="0"/>
-          <w:i w:val="0"/>
-          <w:u w:val="none"/>
-        </w:rPr>
-        <w:t>Some records hold only part of an SSN. When a participant could not recall all of it, the missing parts were stored as X's or zeros — so a record might read XXX-XX-6789. The digits that were recorded are still searchable.</w:t>
-      </w:r>
-    </w:p>
-    <w:p>
-      <w:pPr>
-        <w:spacing w:after="80"/>
-      </w:pPr>
-      <w:r>
-        <w:rPr>
-          <w:b/>
-          <w:i w:val="0"/>
-          <w:u w:val="none"/>
-        </w:rPr>
-        <w:t>Reading the Results</w:t>
-      </w:r>
-    </w:p>
-    <w:p>
-      <w:pPr>
-        <w:spacing w:after="160"/>
-      </w:pPr>
-      <w:r>
-        <w:rPr>
-          <w:b w:val="0"/>
-          <w:i w:val="0"/>
-          <w:u w:val="none"/>
-        </w:rPr>
-        <w:t>Each result shows the participant's name, their date of birth and age, the last four digits of their SSN, and their ROI status.</w:t>
-      </w:r>
-    </w:p>
-    <w:p>
-      <w:pPr>
-        <w:spacing w:after="160"/>
-      </w:pPr>
-      <w:r>
-        <w:rPr>
-          <w:b w:val="0"/>
-          <w:i w:val="0"/>
-          <w:u w:val="none"/>
-        </w:rPr>
-        <w:t>The ROI column shows whether that participant has a Release of Information on file, which governs whether their data can be shared outside your agency.</w:t>
-      </w:r>
-    </w:p>
-    <w:p>
-      <w:pPr>
-        <w:spacing w:after="160"/>
-      </w:pPr>
-      <w:r>
-        <w:rPr>
-          <w:b w:val="0"/>
-          <w:i w:val="0"/>
-          <w:u w:val="none"/>
-        </w:rPr>
-        <w:t>A word about wording. This lesson says participant. The software says Client. They mean the same person.</w:t>
+        <w:t>Keep the note to what you need — a name and a date of birth. Do not write down a Social Security Number, use an agency device rather than a personal one where you can, and get rid of the note once the information is in HMIS. It is a participant's identifying information and it is your responsibility for as long as you are carrying it.</w:t>
       </w:r>
     </w:p>
     <w:p>
@@ -1742,7 +1455,111 @@
           <w:color w:val="C01C1C"/>
           <w:u w:val="none"/>
         </w:rPr>
-        <w:t>Author question: confirm the team wants participant used in narration throughout, with the software's own label acknowledged once here.</w:t>
+        <w:t>Author question: confirm this matches LAHSA's data-handling policy for field notes. The earlier draft says to note the name and DOB or SSN on paper or in a phone's Notes app; the wording above deliberately stops short of the SSN.</w:t>
+      </w:r>
+    </w:p>
+    <w:p>
+      <w:pPr>
+        <w:spacing w:after="80"/>
+      </w:pPr>
+      <w:r>
+        <w:rPr>
+          <w:b/>
+          <w:i w:val="0"/>
+          <w:u w:val="none"/>
+        </w:rPr>
+        <w:t>The Order to Ask In</w:t>
+      </w:r>
+    </w:p>
+    <w:p>
+      <w:pPr>
+        <w:spacing w:after="160"/>
+      </w:pPr>
+      <w:r>
+        <w:rPr>
+          <w:b w:val="0"/>
+          <w:i w:val="0"/>
+          <w:u w:val="none"/>
+        </w:rPr>
+        <w:t>First name, last name, date of birth. That is the order, and it is the order because it is the order people will answer in.</w:t>
+      </w:r>
+    </w:p>
+    <w:p>
+      <w:pPr>
+        <w:spacing w:after="160"/>
+      </w:pPr>
+      <w:r>
+        <w:rPr>
+          <w:b w:val="0"/>
+          <w:i w:val="0"/>
+          <w:u w:val="none"/>
+        </w:rPr>
+        <w:t>Social Security Number comes later, if you need it. Asking a stranger for their SSN in the first minute of a conversation costs you more than it gets you, and you can search perfectly well without it.</w:t>
+      </w:r>
+    </w:p>
+    <w:p>
+      <w:pPr>
+        <w:spacing w:after="160"/>
+      </w:pPr>
+      <w:r>
+        <w:rPr>
+          <w:b w:val="0"/>
+          <w:i w:val="0"/>
+          <w:u w:val="none"/>
+        </w:rPr>
+        <w:t>Date of birth tends to be accurate and people hesitate over it far less than they do over a Social Security Number.</w:t>
+      </w:r>
+    </w:p>
+    <w:p>
+      <w:pPr>
+        <w:spacing w:after="160"/>
+      </w:pPr>
+      <w:r>
+        <w:rPr>
+          <w:b w:val="0"/>
+          <w:i w:val="0"/>
+          <w:u w:val="none"/>
+        </w:rPr>
+        <w:t>If someone does not want to give you their SSN, that is a legitimate answer and you can work without it. You will practice exactly that situation later in this lesson.</w:t>
+      </w:r>
+    </w:p>
+    <w:p>
+      <w:pPr>
+        <w:spacing w:after="80"/>
+      </w:pPr>
+      <w:r>
+        <w:rPr>
+          <w:b/>
+          <w:i w:val="0"/>
+          <w:u w:val="none"/>
+        </w:rPr>
+        <w:t>Confirm the Spelling</w:t>
+      </w:r>
+    </w:p>
+    <w:p>
+      <w:pPr>
+        <w:spacing w:after="160"/>
+      </w:pPr>
+      <w:r>
+        <w:rPr>
+          <w:b w:val="0"/>
+          <w:i w:val="0"/>
+          <w:u w:val="none"/>
+        </w:rPr>
+        <w:t>Confirm the spelling of the full name before you move on.</w:t>
+      </w:r>
+    </w:p>
+    <w:p>
+      <w:pPr>
+        <w:spacing w:after="160"/>
+      </w:pPr>
+      <w:r>
+        <w:rPr>
+          <w:b w:val="0"/>
+          <w:i w:val="0"/>
+          <w:u w:val="none"/>
+        </w:rPr>
+        <w:t>If they have any identification or written documentation, ask to see it. Documents often reveal a middle name, a second last name, or a spelling that nobody would have guessed.</w:t>
       </w:r>
     </w:p>
     <w:p/>
@@ -1756,7 +1573,7 @@
           <w:i w:val="0"/>
           <w:u w:val="single"/>
         </w:rPr>
-        <w:t>Practice: Finding a Participant</w:t>
+        <w:t>How Search Works</w:t>
       </w:r>
     </w:p>
     <w:p>
@@ -1769,7 +1586,7 @@
           <w:i w:val="0"/>
           <w:u w:val="none"/>
         </w:rPr>
-        <w:t>How the Practice Works</w:t>
+        <w:t>One Bar, Many Kinds of Information</w:t>
       </w:r>
     </w:p>
     <w:p>
@@ -1782,7 +1599,7 @@
           <w:i w:val="0"/>
           <w:u w:val="none"/>
         </w:rPr>
-        <w:t>What follows is a practice version of Clarity, loaded with three hundred invented people. It behaves the way the real system behaves.</w:t>
+        <w:t>Clarity has a single search bar, and it accepts several different kinds of information at once. You can type part of a name, a date of birth, a year, or part of a Social Security Number — and you can combine them.</w:t>
       </w:r>
     </w:p>
     <w:p>
@@ -1795,7 +1612,20 @@
           <w:i w:val="0"/>
           <w:u w:val="none"/>
         </w:rPr>
-        <w:t>You will be given twelve situations. Each one is a person standing in front of you and something they have told you. Your job is to find their record — and, later, to prove it is the right one.</w:t>
+        <w:t>Two things are worth knowing before you start, because they surprise people.</w:t>
+      </w:r>
+    </w:p>
+    <w:p>
+      <w:pPr>
+        <w:spacing w:after="80"/>
+      </w:pPr>
+      <w:r>
+        <w:rPr>
+          <w:b w:val="0"/>
+          <w:i w:val="0"/>
+          <w:u w:val="single"/>
+        </w:rPr>
+        <w:t>Results appear as you type</w:t>
       </w:r>
     </w:p>
     <w:p>
@@ -1808,7 +1638,33 @@
           <w:i w:val="0"/>
           <w:u w:val="none"/>
         </w:rPr>
-        <w:t>None of the twelve can be solved by typing the first thing that comes to mind. That is deliberate — it is the whole point.</w:t>
+        <w:t>You do not need to press Enter. The list updates with every character.</w:t>
+      </w:r>
+    </w:p>
+    <w:p>
+      <w:pPr>
+        <w:spacing w:after="80"/>
+      </w:pPr>
+      <w:r>
+        <w:rPr>
+          <w:b w:val="0"/>
+          <w:i w:val="0"/>
+          <w:u w:val="single"/>
+        </w:rPr>
+        <w:t>Every word you add must match</w:t>
+      </w:r>
+    </w:p>
+    <w:p>
+      <w:pPr>
+        <w:spacing w:after="160"/>
+      </w:pPr>
+      <w:r>
+        <w:rPr>
+          <w:b w:val="0"/>
+          <w:i w:val="0"/>
+          <w:u w:val="none"/>
+        </w:rPr>
+        <w:t>Adding a word narrows the search — it never widens it. If you type a first name and a last name and get nothing, one of the two is wrong. Try each on its own.</w:t>
       </w:r>
     </w:p>
     <w:p>
@@ -1821,7 +1677,334 @@
           <w:i/>
           <w:u w:val="none"/>
         </w:rPr>
-        <w:t>Interactive simulation begins. The lesson panel sits to the left of the simulated interface and carries the task, feedback and score. Each task is scored: full marks first time, partial marks after a wrong attempt or a revealed hint. There is no skip; a hint is always available.</w:t>
+        <w:t>Screen recording or animated demonstration of typing into the search bar and watching the list shrink. No interaction required from the learner yet.</w:t>
+      </w:r>
+    </w:p>
+    <w:p>
+      <w:pPr>
+        <w:spacing w:after="80"/>
+      </w:pPr>
+      <w:r>
+        <w:rPr>
+          <w:b/>
+          <w:i w:val="0"/>
+          <w:u w:val="none"/>
+        </w:rPr>
+        <w:t>Searching by Name</w:t>
+      </w:r>
+    </w:p>
+    <w:p>
+      <w:pPr>
+        <w:spacing w:after="160"/>
+      </w:pPr>
+      <w:r>
+        <w:rPr>
+          <w:b w:val="0"/>
+          <w:i w:val="0"/>
+          <w:u w:val="none"/>
+        </w:rPr>
+        <w:t>You do not need a whole name. The first few letters of a first and last name are usually enough — for Katherine Johnson, typing kat joh will find her.</w:t>
+      </w:r>
+    </w:p>
+    <w:p>
+      <w:pPr>
+        <w:spacing w:after="160"/>
+      </w:pPr>
+      <w:r>
+        <w:rPr>
+          <w:b w:val="0"/>
+          <w:i w:val="0"/>
+          <w:u w:val="none"/>
+        </w:rPr>
+        <w:t>Short fragments are often better than full names, because a full name has to be spelled the way somebody else typed it, and fragments do not.</w:t>
+      </w:r>
+    </w:p>
+    <w:p>
+      <w:pPr>
+        <w:spacing w:after="80"/>
+      </w:pPr>
+      <w:r>
+        <w:rPr>
+          <w:b/>
+          <w:i w:val="0"/>
+          <w:u w:val="none"/>
+        </w:rPr>
+        <w:t>Searching by Date of Birth</w:t>
+      </w:r>
+    </w:p>
+    <w:p>
+      <w:pPr>
+        <w:spacing w:after="160"/>
+      </w:pPr>
+      <w:r>
+        <w:rPr>
+          <w:b w:val="0"/>
+          <w:i w:val="0"/>
+          <w:u w:val="none"/>
+        </w:rPr>
+        <w:t>A date of birth can be written several ways and all of them work: 9/26/1976, 09/26/1976, 9.26.1976, or 9-26-1976.</w:t>
+      </w:r>
+    </w:p>
+    <w:p>
+      <w:pPr>
+        <w:spacing w:after="160"/>
+      </w:pPr>
+      <w:r>
+        <w:rPr>
+          <w:b w:val="0"/>
+          <w:i w:val="0"/>
+          <w:u w:val="none"/>
+        </w:rPr>
+        <w:t>You can also search a year on its own. If the participant knows they were born in 1976 but not the exact date, 1976 is a perfectly good search.</w:t>
+      </w:r>
+    </w:p>
+    <w:p>
+      <w:pPr>
+        <w:spacing w:after="80"/>
+      </w:pPr>
+      <w:r>
+        <w:rPr>
+          <w:b/>
+          <w:i w:val="0"/>
+          <w:u w:val="none"/>
+        </w:rPr>
+        <w:t>Searching by Social Security Number</w:t>
+      </w:r>
+    </w:p>
+    <w:p>
+      <w:pPr>
+        <w:spacing w:after="160"/>
+      </w:pPr>
+      <w:r>
+        <w:rPr>
+          <w:b w:val="0"/>
+          <w:i w:val="0"/>
+          <w:u w:val="none"/>
+        </w:rPr>
+        <w:t>You can search the last four digits on their own, or the full number.</w:t>
+      </w:r>
+    </w:p>
+    <w:p>
+      <w:pPr>
+        <w:spacing w:after="160"/>
+      </w:pPr>
+      <w:r>
+        <w:rPr>
+          <w:b w:val="0"/>
+          <w:i w:val="0"/>
+          <w:u w:val="none"/>
+        </w:rPr>
+        <w:t>Some records hold only part of an SSN. When a participant could not recall all of it, the missing parts were stored as X's or zeros — so a record might read XXX-XX-6789. The digits that were recorded are still searchable.</w:t>
+      </w:r>
+    </w:p>
+    <w:p>
+      <w:pPr>
+        <w:spacing w:after="80"/>
+      </w:pPr>
+      <w:r>
+        <w:rPr>
+          <w:b/>
+          <w:i w:val="0"/>
+          <w:u w:val="none"/>
+        </w:rPr>
+        <w:t>Reading the Results</w:t>
+      </w:r>
+    </w:p>
+    <w:p>
+      <w:pPr>
+        <w:spacing w:after="160"/>
+      </w:pPr>
+      <w:r>
+        <w:rPr>
+          <w:b w:val="0"/>
+          <w:i w:val="0"/>
+          <w:u w:val="none"/>
+        </w:rPr>
+        <w:t>Each result shows the participant's name, their date of birth and age, the last four digits of their SSN, and their ROI status.</w:t>
+      </w:r>
+    </w:p>
+    <w:p>
+      <w:pPr>
+        <w:spacing w:after="160"/>
+      </w:pPr>
+      <w:r>
+        <w:rPr>
+          <w:b w:val="0"/>
+          <w:i w:val="0"/>
+          <w:u w:val="none"/>
+        </w:rPr>
+        <w:t>The ROI column shows whether that participant has a Release of Information on file, which governs whether their data can be shared outside your agency.</w:t>
+      </w:r>
+    </w:p>
+    <w:p>
+      <w:pPr>
+        <w:spacing w:after="160"/>
+      </w:pPr>
+      <w:r>
+        <w:rPr>
+          <w:b w:val="0"/>
+          <w:i w:val="0"/>
+          <w:u w:val="none"/>
+        </w:rPr>
+        <w:t>A word about wording. This lesson says participant. The software says Client. They mean the same person.</w:t>
+      </w:r>
+    </w:p>
+    <w:p>
+      <w:pPr>
+        <w:spacing w:after="160"/>
+      </w:pPr>
+      <w:r>
+        <w:rPr>
+          <w:b w:val="0"/>
+          <w:i w:val="0"/>
+          <w:color w:val="C01C1C"/>
+          <w:u w:val="none"/>
+        </w:rPr>
+        <w:t>Author question: confirm the team wants participant used in narration throughout, with the software's own label acknowledged once here.</w:t>
+      </w:r>
+    </w:p>
+    <w:p/>
+    <w:p>
+      <w:pPr>
+        <w:spacing w:after="160"/>
+      </w:pPr>
+      <w:r>
+        <w:rPr>
+          <w:b/>
+          <w:i w:val="0"/>
+          <w:u w:val="single"/>
+        </w:rPr>
+        <w:t>When Search Comes Up Empty</w:t>
+      </w:r>
+    </w:p>
+    <w:p>
+      <w:pPr>
+        <w:spacing w:after="160"/>
+      </w:pPr>
+      <w:r>
+        <w:rPr>
+          <w:b w:val="0"/>
+          <w:i w:val="0"/>
+          <w:u w:val="none"/>
+        </w:rPr>
+        <w:t>You have searched and found nothing. Before you conclude the participant is new, work through this list.</w:t>
+      </w:r>
+    </w:p>
+    <w:p>
+      <w:pPr>
+        <w:spacing w:after="80"/>
+      </w:pPr>
+      <w:r>
+        <w:rPr>
+          <w:b/>
+          <w:i w:val="0"/>
+          <w:u w:val="none"/>
+        </w:rPr>
+        <w:t>Alternate Names</w:t>
+      </w:r>
+    </w:p>
+    <w:p>
+      <w:pPr>
+        <w:spacing w:after="160"/>
+      </w:pPr>
+      <w:r>
+        <w:rPr>
+          <w:b w:val="0"/>
+          <w:i w:val="0"/>
+          <w:u w:val="none"/>
+        </w:rPr>
+        <w:t>Ask the participant what else they have been called: a middle name, a second last name, a nickname, a shortened name. Confirm the spelling of each one.</w:t>
+      </w:r>
+    </w:p>
+    <w:p>
+      <w:pPr>
+        <w:spacing w:after="160"/>
+      </w:pPr>
+      <w:r>
+        <w:rPr>
+          <w:b w:val="0"/>
+          <w:i w:val="0"/>
+          <w:u w:val="none"/>
+        </w:rPr>
+        <w:t>Ask to see any identification or written documentation. It is the fastest way to discover a name nobody thought to mention.</w:t>
+      </w:r>
+    </w:p>
+    <w:p>
+      <w:pPr>
+        <w:spacing w:after="80"/>
+      </w:pPr>
+      <w:r>
+        <w:rPr>
+          <w:b/>
+          <w:i w:val="0"/>
+          <w:u w:val="none"/>
+        </w:rPr>
+        <w:t>Alternate Spellings</w:t>
+      </w:r>
+    </w:p>
+    <w:p>
+      <w:pPr>
+        <w:spacing w:after="160"/>
+      </w:pPr>
+      <w:r>
+        <w:rPr>
+          <w:b w:val="0"/>
+          <w:i w:val="0"/>
+          <w:u w:val="none"/>
+        </w:rPr>
+        <w:t>Try the spellings a previous provider might have used by mistake. For Katherine Johnson: catherine, cat, jonson, jon.</w:t>
+      </w:r>
+    </w:p>
+    <w:p>
+      <w:pPr>
+        <w:spacing w:after="80"/>
+      </w:pPr>
+      <w:r>
+        <w:rPr>
+          <w:b/>
+          <w:i w:val="0"/>
+          <w:u w:val="none"/>
+        </w:rPr>
+        <w:t>Start Over From a Different Fact</w:t>
+      </w:r>
+    </w:p>
+    <w:p>
+      <w:pPr>
+        <w:spacing w:after="160"/>
+      </w:pPr>
+      <w:r>
+        <w:rPr>
+          <w:b w:val="0"/>
+          <w:i w:val="0"/>
+          <w:u w:val="none"/>
+        </w:rPr>
+        <w:t>Go back to the beginning and start from a different piece of information. If you began with the date of birth, begin this time with the first three letters of the first and last name.</w:t>
+      </w:r>
+    </w:p>
+    <w:p>
+      <w:pPr>
+        <w:spacing w:after="80"/>
+      </w:pPr>
+      <w:r>
+        <w:rPr>
+          <w:b/>
+          <w:i w:val="0"/>
+          <w:u w:val="none"/>
+        </w:rPr>
+        <w:t>Street Outreach: Searching by Location</w:t>
+      </w:r>
+    </w:p>
+    <w:p>
+      <w:pPr>
+        <w:spacing w:after="160"/>
+      </w:pPr>
+      <w:r>
+        <w:rPr>
+          <w:b w:val="0"/>
+          <w:i w:val="0"/>
+          <w:u w:val="none"/>
+        </w:rPr>
+        <w:t>If you are working in street outreach, search using the Outreach module. Enter the location where you have met this participant — an address or a cross street — and look at the records at or near that location.</w:t>
       </w:r>
     </w:p>
     <w:p>
@@ -1834,7 +2017,21 @@
           <w:i/>
           <w:u w:val="none"/>
         </w:rPr>
-        <w:t>Every task below traces to a paragraph of script_finding_a_participant_v3. The reference is given so the mapping can be checked.</w:t>
+        <w:t>The Outreach module is not part of this lesson's practice simulation. Consider a short screen recording, or defer it to a later lesson.</w:t>
+      </w:r>
+    </w:p>
+    <w:p>
+      <w:pPr>
+        <w:spacing w:after="160"/>
+      </w:pPr>
+      <w:r>
+        <w:rPr>
+          <w:b w:val="0"/>
+          <w:i w:val="0"/>
+          <w:color w:val="C01C1C"/>
+          <w:u w:val="none"/>
+        </w:rPr>
+        <w:t>Author question: should the Outreach module be demonstrated here, or held for a dedicated outreach lesson? It is the one step in this list the practice cannot cover.</w:t>
       </w:r>
     </w:p>
     <w:p>
@@ -1847,7 +2044,59 @@
           <w:i w:val="0"/>
           <w:u w:val="none"/>
         </w:rPr>
-        <w:t>Task 1 — The Name He Gave You</w:t>
+        <w:t>Ask Your Data Staff</w:t>
+      </w:r>
+    </w:p>
+    <w:p>
+      <w:pPr>
+        <w:spacing w:after="160"/>
+      </w:pPr>
+      <w:r>
+        <w:rPr>
+          <w:b w:val="0"/>
+          <w:i w:val="0"/>
+          <w:u w:val="none"/>
+        </w:rPr>
+        <w:t>If you have time and your organisation has data staff, ask them. They search differently and they find things.</w:t>
+      </w:r>
+    </w:p>
+    <w:p>
+      <w:pPr>
+        <w:spacing w:after="80"/>
+      </w:pPr>
+      <w:r>
+        <w:rPr>
+          <w:b/>
+          <w:i w:val="0"/>
+          <w:u w:val="none"/>
+        </w:rPr>
+        <w:t>Only Then, Create a Record</w:t>
+      </w:r>
+    </w:p>
+    <w:p>
+      <w:pPr>
+        <w:spacing w:after="160"/>
+      </w:pPr>
+      <w:r>
+        <w:rPr>
+          <w:b w:val="0"/>
+          <w:i w:val="0"/>
+          <w:u w:val="none"/>
+        </w:rPr>
+        <w:t>If you have worked through all of the above and still cannot find a candidate record, create a new one. At that point it is the right thing to do.</w:t>
+      </w:r>
+    </w:p>
+    <w:p>
+      <w:pPr>
+        <w:spacing w:after="160"/>
+      </w:pPr>
+      <w:r>
+        <w:rPr>
+          <w:b w:val="0"/>
+          <w:i w:val="0"/>
+          <w:u w:val="none"/>
+        </w:rPr>
+        <w:t>When you get the chance afterwards, submit a ticket to HMIS Support with the Unique Identifier of the record you created and ask them to double-check that you did not miss an existing one.</w:t>
       </w:r>
     </w:p>
     <w:p>
@@ -1860,20 +2109,47 @@
           <w:i/>
           <w:u w:val="none"/>
         </w:rPr>
-        <w:t>Draft reference: alternate names and nicknames.</w:t>
-      </w:r>
-    </w:p>
+        <w:t>Creating a record is Lesson 2. In this lesson the Add button acknowledges the learner and explains that it is covered next — and points out when the participant in the current task already has a record.</w:t>
+      </w:r>
+    </w:p>
+    <w:p/>
     <w:p>
       <w:pPr>
         <w:spacing w:after="160"/>
       </w:pPr>
       <w:r>
         <w:rPr>
+          <w:b/>
+          <w:i w:val="0"/>
+          <w:u w:val="single"/>
+        </w:rPr>
+        <w:t>Practice: Finding a Participant</w:t>
+      </w:r>
+    </w:p>
+    <w:p>
+      <w:pPr>
+        <w:spacing w:after="80"/>
+      </w:pPr>
+      <w:r>
+        <w:rPr>
+          <w:b/>
+          <w:i w:val="0"/>
+          <w:u w:val="none"/>
+        </w:rPr>
+        <w:t>How the Practice Works</w:t>
+      </w:r>
+    </w:p>
+    <w:p>
+      <w:pPr>
+        <w:spacing w:after="160"/>
+      </w:pPr>
+      <w:r>
+        <w:rPr>
           <w:b w:val="0"/>
           <w:i w:val="0"/>
           <w:u w:val="none"/>
         </w:rPr>
-        <w:t>A man at the front desk says: everyone calls me Lefty. Lefty Torres. I stayed here last winter.</w:t>
+        <w:t>What follows is a practice version of Clarity, loaded with three hundred invented people. It behaves the way the real system behaves.</w:t>
       </w:r>
     </w:p>
     <w:p>
@@ -1886,59 +2162,20 @@
           <w:i w:val="0"/>
           <w:u w:val="none"/>
         </w:rPr>
-        <w:t>You type Lefty. Nothing comes back.</w:t>
-      </w:r>
-    </w:p>
-    <w:p>
-      <w:pPr>
-        <w:spacing w:after="80"/>
+        <w:t>You will be given twelve situations. Each one is a person standing in front of you and something they have told you. Your job is to find their record — and, later, to prove it is the right one.</w:t>
+      </w:r>
+    </w:p>
+    <w:p>
+      <w:pPr>
+        <w:spacing w:after="160"/>
       </w:pPr>
       <w:r>
         <w:rPr>
           <w:b w:val="0"/>
           <w:i w:val="0"/>
-          <w:u w:val="single"/>
-        </w:rPr>
-        <w:t>What this teaches</w:t>
-      </w:r>
-    </w:p>
-    <w:p>
-      <w:pPr>
-        <w:spacing w:after="160"/>
-      </w:pPr>
-      <w:r>
-        <w:rPr>
-          <w:b w:val="0"/>
-          <w:i w:val="0"/>
           <w:u w:val="none"/>
         </w:rPr>
-        <w:t>An empty result is not proof that someone is new. He is filed under his legal name, Michael Torres, with no alias on the record. Ask what else a participant has been called — a middle name, a second last name, a nickname, a shortening — and confirm the spelling of each.</w:t>
-      </w:r>
-    </w:p>
-    <w:p>
-      <w:pPr>
-        <w:spacing w:after="160"/>
-      </w:pPr>
-      <w:r>
-        <w:rPr>
-          <w:b w:val="0"/>
-          <w:i w:val="0"/>
-          <w:u w:val="none"/>
-        </w:rPr>
-        <w:t>Typing Lefty Torres fails too. Every word must match, so a word that matches nothing guarantees an empty list.</w:t>
-      </w:r>
-    </w:p>
-    <w:p>
-      <w:pPr>
-        <w:spacing w:after="80"/>
-      </w:pPr>
-      <w:r>
-        <w:rPr>
-          <w:b/>
-          <w:i w:val="0"/>
-          <w:u w:val="none"/>
-        </w:rPr>
-        <w:t>Task 2 — When the Last Name May Have Changed</w:t>
+        <w:t>The practice roster holds three hundred people. The live system holds hundreds of thousands. A search that returns a readable handful here can return pages there — so the habit to build is to narrow before you scan, not to scroll.</w:t>
       </w:r>
     </w:p>
     <w:p>
@@ -1951,59 +2188,7 @@
           <w:i/>
           <w:u w:val="none"/>
         </w:rPr>
-        <w:t>Draft reference: search by year of birth alone.</w:t>
-      </w:r>
-    </w:p>
-    <w:p>
-      <w:pPr>
-        <w:spacing w:after="160"/>
-      </w:pPr>
-      <w:r>
-        <w:rPr>
-          <w:b w:val="0"/>
-          <w:i w:val="0"/>
-          <w:u w:val="none"/>
-        </w:rPr>
-        <w:t>A woman says everyone calls her Kate. She thinks her record may be under a former married name but is not sure which. She knows she was born in 1985.</w:t>
-      </w:r>
-    </w:p>
-    <w:p>
-      <w:pPr>
-        <w:spacing w:after="80"/>
-      </w:pPr>
-      <w:r>
-        <w:rPr>
-          <w:b w:val="0"/>
-          <w:i w:val="0"/>
-          <w:u w:val="single"/>
-        </w:rPr>
-        <w:t>What this teaches</w:t>
-      </w:r>
-    </w:p>
-    <w:p>
-      <w:pPr>
-        <w:spacing w:after="160"/>
-      </w:pPr>
-      <w:r>
-        <w:rPr>
-          <w:b w:val="0"/>
-          <w:i w:val="0"/>
-          <w:u w:val="none"/>
-        </w:rPr>
-        <w:t>Start from one piece of information you trust. A year on its own narrows three hundred records to a list you can read by eye. She is filed as Katherine Morrison.</w:t>
-      </w:r>
-    </w:p>
-    <w:p>
-      <w:pPr>
-        <w:spacing w:after="80"/>
-      </w:pPr>
-      <w:r>
-        <w:rPr>
-          <w:b/>
-          <w:i w:val="0"/>
-          <w:u w:val="none"/>
-        </w:rPr>
-        <w:t>Task 3 — Starting From the Last Four of the SSN</w:t>
+        <w:t>Interactive simulation begins. The lesson panel sits to the left of the simulated interface and carries the task, feedback and score. Each task is scored: full marks first time, partial marks after a wrong attempt or a revealed hint. There is no skip; a hint is always available.</w:t>
       </w:r>
     </w:p>
     <w:p>
@@ -2016,59 +2201,7 @@
           <w:i/>
           <w:u w:val="none"/>
         </w:rPr>
-        <w:t>Draft reference: search by last four digits of the Social Security Number.</w:t>
-      </w:r>
-    </w:p>
-    <w:p>
-      <w:pPr>
-        <w:spacing w:after="160"/>
-      </w:pPr>
-      <w:r>
-        <w:rPr>
-          <w:b w:val="0"/>
-          <w:i w:val="0"/>
-          <w:u w:val="none"/>
-        </w:rPr>
-        <w:t>A woman gives her name as Danielle and the last four of her Social Security Number: 7742. She is not sure how her surname was spelled when she enrolled.</w:t>
-      </w:r>
-    </w:p>
-    <w:p>
-      <w:pPr>
-        <w:spacing w:after="80"/>
-      </w:pPr>
-      <w:r>
-        <w:rPr>
-          <w:b w:val="0"/>
-          <w:i w:val="0"/>
-          <w:u w:val="single"/>
-        </w:rPr>
-        <w:t>What this teaches</w:t>
-      </w:r>
-    </w:p>
-    <w:p>
-      <w:pPr>
-        <w:spacing w:after="160"/>
-      </w:pPr>
-      <w:r>
-        <w:rPr>
-          <w:b w:val="0"/>
-          <w:i w:val="0"/>
-          <w:u w:val="none"/>
-        </w:rPr>
-        <w:t>Searching the last four is a documented starting point and it works even when the name is unreliable. But four digits are not unique — two people here end 7742. Narrow with the fragment, then confirm on something else.</w:t>
-      </w:r>
-    </w:p>
-    <w:p>
-      <w:pPr>
-        <w:spacing w:after="80"/>
-      </w:pPr>
-      <w:r>
-        <w:rPr>
-          <w:b/>
-          <w:i w:val="0"/>
-          <w:u w:val="none"/>
-        </w:rPr>
-        <w:t>Task 4 — A Name You Cannot Spell</w:t>
+        <w:t>Every task below traces to a paragraph of script_finding_a_participant_v3; the reference is given under each so the mapping can be checked. Each task is documented in full — the situation, the instruction, the hint, the record that is correct, and the feedback — so this script can be reviewed without opening the simulation.</w:t>
       </w:r>
     </w:p>
     <w:p>
@@ -2081,7 +2214,7 @@
           <w:i/>
           <w:u w:val="none"/>
         </w:rPr>
-        <w:t>Draft reference: search the first letters of the first and last name, as in kat joh.</w:t>
+        <w:t>Scoring, which is the same for every task: ten points if they find it first time without a hint, five otherwise. Eighty per cent passes. There is no skip, and the hint is always available.</w:t>
       </w:r>
     </w:p>
     <w:p>
@@ -2092,9 +2225,10 @@
         <w:rPr>
           <w:b w:val="0"/>
           <w:i w:val="0"/>
+          <w:color w:val="C01C1C"/>
           <w:u w:val="none"/>
         </w:rPr>
-        <w:t>A man gives his name as Krzysztof Wojciechowski. You try your best guess at the spelling and get nothing.</w:t>
+        <w:t>Author question: the pass mark and the cost of a hint need confirming together. As it stands a learner who takes a hint on five of the twelve tasks cannot reach eighty per cent no matter how well they do on the rest — and the lesson does not tell them. Options are to lower the pass mark, make hints free, or make the practice unscored and let the knowledge check carry the grade.</w:t>
       </w:r>
     </w:p>
     <w:p>
@@ -2103,37 +2237,11 @@
       </w:pPr>
       <w:r>
         <w:rPr>
-          <w:b w:val="0"/>
-          <w:i w:val="0"/>
-          <w:u w:val="single"/>
-        </w:rPr>
-        <w:t>What this teaches</w:t>
-      </w:r>
-    </w:p>
-    <w:p>
-      <w:pPr>
-        <w:spacing w:after="160"/>
-      </w:pPr>
-      <w:r>
-        <w:rPr>
-          <w:b w:val="0"/>
+          <w:b/>
           <w:i w:val="0"/>
           <w:u w:val="none"/>
         </w:rPr>
-        <w:t>Short fragments beat full names, because a full name has to be spelled the way somebody else typed it and a fragment does not.</w:t>
-      </w:r>
-    </w:p>
-    <w:p>
-      <w:pPr>
-        <w:spacing w:after="80"/>
-      </w:pPr>
-      <w:r>
-        <w:rPr>
-          <w:b/>
-          <w:i w:val="0"/>
-          <w:u w:val="none"/>
-        </w:rPr>
-        <w:t>Task 5 — Too Many Results</w:t>
+        <w:t>Task 1 — The Name He Gave You</w:t>
       </w:r>
     </w:p>
     <w:p>
@@ -2146,7 +2254,20 @@
           <w:i/>
           <w:u w:val="none"/>
         </w:rPr>
-        <w:t>Draft reference: narrowing an over-broad result set by adding a term.</w:t>
+        <w:t>Draft reference: alternate names and nicknames.</w:t>
+      </w:r>
+    </w:p>
+    <w:p>
+      <w:pPr>
+        <w:spacing w:after="80"/>
+      </w:pPr>
+      <w:r>
+        <w:rPr>
+          <w:b w:val="0"/>
+          <w:i w:val="0"/>
+          <w:u w:val="single"/>
+        </w:rPr>
+        <w:t>The situation, as the learner sees it</w:t>
       </w:r>
     </w:p>
     <w:p>
@@ -2159,7 +2280,7 @@
           <w:i w:val="0"/>
           <w:u w:val="none"/>
         </w:rPr>
-        <w:t>A woman gives her surname as Garcia. You search it and get twelve records across two pages. She tells you her first name is Esperanza.</w:t>
+        <w:t>A man at the front desk says "Everyone calls me Lefty. Lefty Torres. I stayed here last winter." You type Lefty. Nothing comes back.</w:t>
       </w:r>
     </w:p>
     <w:p>
@@ -2172,7 +2293,7 @@
           <w:i w:val="0"/>
           <w:u w:val="single"/>
         </w:rPr>
-        <w:t>What this teaches</w:t>
+        <w:t>What the learner is asked to do</w:t>
       </w:r>
     </w:p>
     <w:p>
@@ -2185,7 +2306,7 @@
           <w:i w:val="0"/>
           <w:u w:val="none"/>
         </w:rPr>
-        <w:t>When a search returns more than you can read, add another term — a first name, a middle name, a second last name, an SSN fragment, a date of birth. Adding narrows. You rarely need to start over.</w:t>
+        <w:t>Find his record and open it.</w:t>
       </w:r>
     </w:p>
     <w:p>
@@ -2194,11 +2315,89 @@
       </w:pPr>
       <w:r>
         <w:rPr>
+          <w:b w:val="0"/>
+          <w:i w:val="0"/>
+          <w:u w:val="single"/>
+        </w:rPr>
+        <w:t>Hint, if they ask for one</w:t>
+      </w:r>
+    </w:p>
+    <w:p>
+      <w:pPr>
+        <w:spacing w:after="160"/>
+      </w:pPr>
+      <w:r>
+        <w:rPr>
+          <w:b w:val="0"/>
+          <w:i w:val="0"/>
+          <w:u w:val="none"/>
+        </w:rPr>
+        <w:t>The name he gave you isn't the name on the record, and no alias was ever recorded for him. Drop it and search the surname on its own — Tor is enough.</w:t>
+      </w:r>
+    </w:p>
+    <w:p>
+      <w:pPr>
+        <w:spacing w:after="80"/>
+      </w:pPr>
+      <w:r>
+        <w:rPr>
+          <w:b w:val="0"/>
+          <w:i w:val="0"/>
+          <w:u w:val="single"/>
+        </w:rPr>
+        <w:t>The correct record</w:t>
+      </w:r>
+    </w:p>
+    <w:p>
+      <w:pPr>
+        <w:spacing w:after="160"/>
+      </w:pPr>
+      <w:r>
+        <w:rPr>
+          <w:b w:val="0"/>
+          <w:i w:val="0"/>
+          <w:u w:val="none"/>
+        </w:rPr>
+        <w:t>Michael Torres · unique identifier 357BF6714 · born 14 March 1979 · SSN 912-45-8802.</w:t>
+      </w:r>
+    </w:p>
+    <w:p>
+      <w:pPr>
+        <w:spacing w:after="80"/>
+      </w:pPr>
+      <w:r>
+        <w:rPr>
+          <w:b w:val="0"/>
+          <w:i w:val="0"/>
+          <w:u w:val="single"/>
+        </w:rPr>
+        <w:t>Feedback when they get it right</w:t>
+      </w:r>
+    </w:p>
+    <w:p>
+      <w:pPr>
+        <w:spacing w:after="160"/>
+      </w:pPr>
+      <w:r>
+        <w:rPr>
+          <w:b w:val="0"/>
+          <w:i w:val="0"/>
+          <w:u w:val="none"/>
+        </w:rPr>
+        <w:t>An empty result is not proof that someone is new. He is filed under his legal name, Michael Torres, with no alias on the record. Ask what else a participant has been called — a middle name, a second last name, a nickname, a shortening — and confirm the spelling of each. Typing Lefty Torres fails too: every word must match, so a word that matches nothing guarantees an empty list.</w:t>
+      </w:r>
+    </w:p>
+    <w:p>
+      <w:pPr>
+        <w:spacing w:after="80"/>
+      </w:pPr>
+      <w:r>
+        <w:rPr>
           <w:b/>
           <w:i w:val="0"/>
           <w:u w:val="none"/>
         </w:rPr>
-        <w:t>Task 6 — Nothing Comes Back</w:t>
+        <w:t>Task 2 — When the Last Name May Have Changed</w:t>
       </w:r>
     </w:p>
     <w:p>
@@ -2211,7 +2410,20 @@
           <w:i/>
           <w:u w:val="none"/>
         </w:rPr>
-        <w:t>Draft reference: replacing one search term with another piece of information.</w:t>
+        <w:t>Draft reference: search by year of birth alone.</w:t>
+      </w:r>
+    </w:p>
+    <w:p>
+      <w:pPr>
+        <w:spacing w:after="80"/>
+      </w:pPr>
+      <w:r>
+        <w:rPr>
+          <w:b w:val="0"/>
+          <w:i w:val="0"/>
+          <w:u w:val="single"/>
+        </w:rPr>
+        <w:t>The situation, as the learner sees it</w:t>
       </w:r>
     </w:p>
     <w:p>
@@ -2224,7 +2436,7 @@
           <w:i w:val="0"/>
           <w:u w:val="none"/>
         </w:rPr>
-        <w:t>A man says he is Adrian Fenwick and gives his date of birth as 04/12/1988. Searching that date returns nothing. He also remembers the last four of his SSN: 5518.</w:t>
+        <w:t>A woman says everyone calls her Kate. She thinks her record may be under a former married name but isn't sure which. She knows she was born in 1985.</w:t>
       </w:r>
     </w:p>
     <w:p>
@@ -2237,7 +2449,7 @@
           <w:i w:val="0"/>
           <w:u w:val="single"/>
         </w:rPr>
-        <w:t>What this teaches</w:t>
+        <w:t>What the learner is asked to do</w:t>
       </w:r>
     </w:p>
     <w:p>
@@ -2250,7 +2462,7 @@
           <w:i w:val="0"/>
           <w:u w:val="none"/>
         </w:rPr>
-        <w:t>His record holds 12/04/1988 — the month and day the other way round, which is how dates get mistyped everywhere. When you get nothing, replace an identifier rather than piling more on: date of birth for last four of the SSN, first name for last.</w:t>
+        <w:t>Find and open her record.</w:t>
       </w:r>
     </w:p>
     <w:p>
@@ -2259,11 +2471,89 @@
       </w:pPr>
       <w:r>
         <w:rPr>
+          <w:b w:val="0"/>
+          <w:i w:val="0"/>
+          <w:u w:val="single"/>
+        </w:rPr>
+        <w:t>Hint, if they ask for one</w:t>
+      </w:r>
+    </w:p>
+    <w:p>
+      <w:pPr>
+        <w:spacing w:after="160"/>
+      </w:pPr>
+      <w:r>
+        <w:rPr>
+          <w:b w:val="0"/>
+          <w:i w:val="0"/>
+          <w:u w:val="none"/>
+        </w:rPr>
+        <w:t>Start from one piece of information you trust. A year works on its own — 1985, or just 85.</w:t>
+      </w:r>
+    </w:p>
+    <w:p>
+      <w:pPr>
+        <w:spacing w:after="80"/>
+      </w:pPr>
+      <w:r>
+        <w:rPr>
+          <w:b w:val="0"/>
+          <w:i w:val="0"/>
+          <w:u w:val="single"/>
+        </w:rPr>
+        <w:t>The correct record</w:t>
+      </w:r>
+    </w:p>
+    <w:p>
+      <w:pPr>
+        <w:spacing w:after="160"/>
+      </w:pPr>
+      <w:r>
+        <w:rPr>
+          <w:b w:val="0"/>
+          <w:i w:val="0"/>
+          <w:u w:val="none"/>
+        </w:rPr>
+        <w:t>Katherine Morrison · unique identifier F565C146B · born 22 July 1985 · SSN 934-17-3145.</w:t>
+      </w:r>
+    </w:p>
+    <w:p>
+      <w:pPr>
+        <w:spacing w:after="80"/>
+      </w:pPr>
+      <w:r>
+        <w:rPr>
+          <w:b w:val="0"/>
+          <w:i w:val="0"/>
+          <w:u w:val="single"/>
+        </w:rPr>
+        <w:t>Feedback when they get it right</w:t>
+      </w:r>
+    </w:p>
+    <w:p>
+      <w:pPr>
+        <w:spacing w:after="160"/>
+      </w:pPr>
+      <w:r>
+        <w:rPr>
+          <w:b w:val="0"/>
+          <w:i w:val="0"/>
+          <w:u w:val="none"/>
+        </w:rPr>
+        <w:t>She is filed as Katherine Morrison. Starting from a single reliable fact is the documented approach, and a year alone narrows three hundred records to a list you can read by eye.</w:t>
+      </w:r>
+    </w:p>
+    <w:p>
+      <w:pPr>
+        <w:spacing w:after="80"/>
+      </w:pPr>
+      <w:r>
+        <w:rPr>
           <w:b/>
           <w:i w:val="0"/>
           <w:u w:val="none"/>
         </w:rPr>
-        <w:t>Task 7 — Spelled the Way Someone Else Heard It</w:t>
+        <w:t>Task 3 — Starting From the Last Four of the SSN</w:t>
       </w:r>
     </w:p>
     <w:p>
@@ -2276,7 +2566,20 @@
           <w:i/>
           <w:u w:val="none"/>
         </w:rPr>
-        <w:t>Draft reference: alternate spellings, C and K, I and Y.</w:t>
+        <w:t>Draft reference: search by the last four digits of the Social Security Number.</w:t>
+      </w:r>
+    </w:p>
+    <w:p>
+      <w:pPr>
+        <w:spacing w:after="80"/>
+      </w:pPr>
+      <w:r>
+        <w:rPr>
+          <w:b w:val="0"/>
+          <w:i w:val="0"/>
+          <w:u w:val="single"/>
+        </w:rPr>
+        <w:t>The situation, as the learner sees it</w:t>
       </w:r>
     </w:p>
     <w:p>
@@ -2289,7 +2592,7 @@
           <w:i w:val="0"/>
           <w:u w:val="none"/>
         </w:rPr>
-        <w:t>A woman introduces herself as Cathleen Brennan. Searching Cathleen returns nothing.</w:t>
+        <w:t>A woman gives her name as Danielle and the last four of her Social Security Number: 7742. She is not sure how her surname was spelled when she enrolled.</w:t>
       </w:r>
     </w:p>
     <w:p>
@@ -2302,7 +2605,7 @@
           <w:i w:val="0"/>
           <w:u w:val="single"/>
         </w:rPr>
-        <w:t>What this teaches</w:t>
+        <w:t>What the learner is asked to do</w:t>
       </w:r>
     </w:p>
     <w:p>
@@ -2315,7 +2618,7 @@
           <w:i w:val="0"/>
           <w:u w:val="none"/>
         </w:rPr>
-        <w:t>She is filed as Kathleen. The swaps worth trying first are the ones people make without noticing: C and K, I and Y. Catherine and Katherine. Jonson and Johnson.</w:t>
+        <w:t>Find and open her record.</w:t>
       </w:r>
     </w:p>
     <w:p>
@@ -2324,11 +2627,89 @@
       </w:pPr>
       <w:r>
         <w:rPr>
+          <w:b w:val="0"/>
+          <w:i w:val="0"/>
+          <w:u w:val="single"/>
+        </w:rPr>
+        <w:t>Hint, if they ask for one</w:t>
+      </w:r>
+    </w:p>
+    <w:p>
+      <w:pPr>
+        <w:spacing w:after="160"/>
+      </w:pPr>
+      <w:r>
+        <w:rPr>
+          <w:b w:val="0"/>
+          <w:i w:val="0"/>
+          <w:u w:val="none"/>
+        </w:rPr>
+        <w:t>Search the four digits on their own. Two people share them — use her first name to tell them apart.</w:t>
+      </w:r>
+    </w:p>
+    <w:p>
+      <w:pPr>
+        <w:spacing w:after="80"/>
+      </w:pPr>
+      <w:r>
+        <w:rPr>
+          <w:b w:val="0"/>
+          <w:i w:val="0"/>
+          <w:u w:val="single"/>
+        </w:rPr>
+        <w:t>The correct record</w:t>
+      </w:r>
+    </w:p>
+    <w:p>
+      <w:pPr>
+        <w:spacing w:after="160"/>
+      </w:pPr>
+      <w:r>
+        <w:rPr>
+          <w:b w:val="0"/>
+          <w:i w:val="0"/>
+          <w:u w:val="none"/>
+        </w:rPr>
+        <w:t>Danielle Whitmore · unique identifier D41A7C930 · born 14 May 1991 · SSN 918-30-7742.</w:t>
+      </w:r>
+    </w:p>
+    <w:p>
+      <w:pPr>
+        <w:spacing w:after="80"/>
+      </w:pPr>
+      <w:r>
+        <w:rPr>
+          <w:b w:val="0"/>
+          <w:i w:val="0"/>
+          <w:u w:val="single"/>
+        </w:rPr>
+        <w:t>Feedback when they get it right</w:t>
+      </w:r>
+    </w:p>
+    <w:p>
+      <w:pPr>
+        <w:spacing w:after="160"/>
+      </w:pPr>
+      <w:r>
+        <w:rPr>
+          <w:b w:val="0"/>
+          <w:i w:val="0"/>
+          <w:u w:val="none"/>
+        </w:rPr>
+        <w:t>Searching the last four is one of the documented starting points, and it works even when the name is unreliable. But a four-digit fragment is not unique: two people here end 7742. Narrow with it, then confirm on something else.</w:t>
+      </w:r>
+    </w:p>
+    <w:p>
+      <w:pPr>
+        <w:spacing w:after="80"/>
+      </w:pPr>
+      <w:r>
+        <w:rPr>
           <w:b/>
           <w:i w:val="0"/>
           <w:u w:val="none"/>
         </w:rPr>
-        <w:t>Task 8 — A Surname Typed as One Word</w:t>
+        <w:t>Task 4 — A Name You Cannot Spell</w:t>
       </w:r>
     </w:p>
     <w:p>
@@ -2341,7 +2722,20 @@
           <w:i/>
           <w:u w:val="none"/>
         </w:rPr>
-        <w:t>Draft reference: second last names and compound surnames.</w:t>
+        <w:t>Draft reference: search the first letters of the first and last name, as in kat joh.</w:t>
+      </w:r>
+    </w:p>
+    <w:p>
+      <w:pPr>
+        <w:spacing w:after="80"/>
+      </w:pPr>
+      <w:r>
+        <w:rPr>
+          <w:b w:val="0"/>
+          <w:i w:val="0"/>
+          <w:u w:val="single"/>
+        </w:rPr>
+        <w:t>The situation, as the learner sees it</w:t>
       </w:r>
     </w:p>
     <w:p>
@@ -2354,7 +2748,7 @@
           <w:i w:val="0"/>
           <w:u w:val="none"/>
         </w:rPr>
-        <w:t>A caseworker asks you to pull up Maria de la Cruz. You search Cruz, then Maria Cruz. Both come back empty.</w:t>
+        <w:t>A man gives his name as Krzysztof Wojciechowski. You try your best guess at the spelling and get nothing.</w:t>
       </w:r>
     </w:p>
     <w:p>
@@ -2367,7 +2761,7 @@
           <w:i w:val="0"/>
           <w:u w:val="single"/>
         </w:rPr>
-        <w:t>What this teaches</w:t>
+        <w:t>What the learner is asked to do</w:t>
       </w:r>
     </w:p>
     <w:p>
@@ -2380,7 +2774,7 @@
           <w:i w:val="0"/>
           <w:u w:val="none"/>
         </w:rPr>
-        <w:t>She is filed as Maria Delacruz, one word. Search matches from the start of a name, so Cruz never reaches it. Compound surnames get entered differently by every agency — search the distinctive fragment, or the first name.</w:t>
+        <w:t>Find and open his record.</w:t>
       </w:r>
     </w:p>
     <w:p>
@@ -2389,37 +2783,89 @@
       </w:pPr>
       <w:r>
         <w:rPr>
+          <w:b w:val="0"/>
+          <w:i w:val="0"/>
+          <w:u w:val="single"/>
+        </w:rPr>
+        <w:t>Hint, if they ask for one</w:t>
+      </w:r>
+    </w:p>
+    <w:p>
+      <w:pPr>
+        <w:spacing w:after="160"/>
+      </w:pPr>
+      <w:r>
+        <w:rPr>
+          <w:b w:val="0"/>
+          <w:i w:val="0"/>
+          <w:u w:val="none"/>
+        </w:rPr>
+        <w:t>You do not need the whole name. The first few letters of each is enough — the same way kat joh finds Katherine Johnson.</w:t>
+      </w:r>
+    </w:p>
+    <w:p>
+      <w:pPr>
+        <w:spacing w:after="80"/>
+      </w:pPr>
+      <w:r>
+        <w:rPr>
+          <w:b w:val="0"/>
+          <w:i w:val="0"/>
+          <w:u w:val="single"/>
+        </w:rPr>
+        <w:t>The correct record</w:t>
+      </w:r>
+    </w:p>
+    <w:p>
+      <w:pPr>
+        <w:spacing w:after="160"/>
+      </w:pPr>
+      <w:r>
+        <w:rPr>
+          <w:b w:val="0"/>
+          <w:i w:val="0"/>
+          <w:u w:val="none"/>
+        </w:rPr>
+        <w:t>Krzysztof Wojciechowski · unique identifier B8F0D3771 · born 30 July 1968 · SSN 927-14-6053.</w:t>
+      </w:r>
+    </w:p>
+    <w:p>
+      <w:pPr>
+        <w:spacing w:after="80"/>
+      </w:pPr>
+      <w:r>
+        <w:rPr>
+          <w:b w:val="0"/>
+          <w:i w:val="0"/>
+          <w:u w:val="single"/>
+        </w:rPr>
+        <w:t>Feedback when they get it right</w:t>
+      </w:r>
+    </w:p>
+    <w:p>
+      <w:pPr>
+        <w:spacing w:after="160"/>
+      </w:pPr>
+      <w:r>
+        <w:rPr>
+          <w:b w:val="0"/>
+          <w:i w:val="0"/>
+          <w:u w:val="none"/>
+        </w:rPr>
+        <w:t>Short fragments beat full names, because a full name has to be spelled the way somebody else typed it and a fragment does not. krz woj reaches him immediately.</w:t>
+      </w:r>
+    </w:p>
+    <w:p>
+      <w:pPr>
+        <w:spacing w:after="80"/>
+      </w:pPr>
+      <w:r>
+        <w:rPr>
           <w:b/>
           <w:i w:val="0"/>
           <w:u w:val="none"/>
         </w:rPr>
-        <w:t>Checkpoint: From Finding to Verifying</w:t>
-      </w:r>
-    </w:p>
-    <w:p>
-      <w:pPr>
-        <w:spacing w:after="160"/>
-      </w:pPr>
-      <w:r>
-        <w:rPr>
-          <w:b w:val="0"/>
-          <w:i w:val="0"/>
-          <w:u w:val="none"/>
-        </w:rPr>
-        <w:t>That is the search half. You now have every documented way in: a name fragment, a year, four digits of an SSN, an alternate spelling, a term added to narrow, and a term swapped when nothing came back.</w:t>
-      </w:r>
-    </w:p>
-    <w:p>
-      <w:pPr>
-        <w:spacing w:after="160"/>
-      </w:pPr>
-      <w:r>
-        <w:rPr>
-          <w:b w:val="0"/>
-          <w:i w:val="0"/>
-          <w:u w:val="none"/>
-        </w:rPr>
-        <w:t>Finding a candidate record is not the same as finding the right one. The rest of this lesson is verifying: proving a record belongs to the person in front of you, and deciding what to do when more than one does.</w:t>
+        <w:t>Task 5 — Too Many Results</w:t>
       </w:r>
     </w:p>
     <w:p>
@@ -2432,7 +2878,7 @@
           <w:i/>
           <w:u w:val="none"/>
         </w:rPr>
-        <w:t>Non-scored beat between the search tasks and the verification tasks. Continue button only.</w:t>
+        <w:t>Draft reference: narrowing an over-broad result set by adding a term.</w:t>
       </w:r>
     </w:p>
     <w:p>
@@ -2441,11 +2887,141 @@
       </w:pPr>
       <w:r>
         <w:rPr>
+          <w:b w:val="0"/>
+          <w:i w:val="0"/>
+          <w:u w:val="single"/>
+        </w:rPr>
+        <w:t>The situation, as the learner sees it</w:t>
+      </w:r>
+    </w:p>
+    <w:p>
+      <w:pPr>
+        <w:spacing w:after="160"/>
+      </w:pPr>
+      <w:r>
+        <w:rPr>
+          <w:b w:val="0"/>
+          <w:i w:val="0"/>
+          <w:u w:val="none"/>
+        </w:rPr>
+        <w:t>A woman gives her surname as Garcia. You search it and get twelve records across two pages. She tells you her first name is Esperanza.</w:t>
+      </w:r>
+    </w:p>
+    <w:p>
+      <w:pPr>
+        <w:spacing w:after="80"/>
+      </w:pPr>
+      <w:r>
+        <w:rPr>
+          <w:b w:val="0"/>
+          <w:i w:val="0"/>
+          <w:u w:val="single"/>
+        </w:rPr>
+        <w:t>What the learner is asked to do</w:t>
+      </w:r>
+    </w:p>
+    <w:p>
+      <w:pPr>
+        <w:spacing w:after="160"/>
+      </w:pPr>
+      <w:r>
+        <w:rPr>
+          <w:b w:val="0"/>
+          <w:i w:val="0"/>
+          <w:u w:val="none"/>
+        </w:rPr>
+        <w:t>Narrow the search and open her record.</w:t>
+      </w:r>
+    </w:p>
+    <w:p>
+      <w:pPr>
+        <w:spacing w:after="80"/>
+      </w:pPr>
+      <w:r>
+        <w:rPr>
+          <w:b w:val="0"/>
+          <w:i w:val="0"/>
+          <w:u w:val="single"/>
+        </w:rPr>
+        <w:t>Hint, if they ask for one</w:t>
+      </w:r>
+    </w:p>
+    <w:p>
+      <w:pPr>
+        <w:spacing w:after="160"/>
+      </w:pPr>
+      <w:r>
+        <w:rPr>
+          <w:b w:val="0"/>
+          <w:i w:val="0"/>
+          <w:u w:val="none"/>
+        </w:rPr>
+        <w:t>Add a second term rather than starting again. Surname plus the first few letters of the first name will do it.</w:t>
+      </w:r>
+    </w:p>
+    <w:p>
+      <w:pPr>
+        <w:spacing w:after="80"/>
+      </w:pPr>
+      <w:r>
+        <w:rPr>
+          <w:b w:val="0"/>
+          <w:i w:val="0"/>
+          <w:u w:val="single"/>
+        </w:rPr>
+        <w:t>The correct record</w:t>
+      </w:r>
+    </w:p>
+    <w:p>
+      <w:pPr>
+        <w:spacing w:after="160"/>
+      </w:pPr>
+      <w:r>
+        <w:rPr>
+          <w:b w:val="0"/>
+          <w:i w:val="0"/>
+          <w:u w:val="none"/>
+        </w:rPr>
+        <w:t>Esperanza Garcia · unique identifier A50C9E214 · born 9 April 1987 · SSN 935-72-1180.</w:t>
+      </w:r>
+    </w:p>
+    <w:p>
+      <w:pPr>
+        <w:spacing w:after="80"/>
+      </w:pPr>
+      <w:r>
+        <w:rPr>
+          <w:b w:val="0"/>
+          <w:i w:val="0"/>
+          <w:u w:val="single"/>
+        </w:rPr>
+        <w:t>Feedback when they get it right</w:t>
+      </w:r>
+    </w:p>
+    <w:p>
+      <w:pPr>
+        <w:spacing w:after="160"/>
+      </w:pPr>
+      <w:r>
+        <w:rPr>
+          <w:b w:val="0"/>
+          <w:i w:val="0"/>
+          <w:u w:val="none"/>
+        </w:rPr>
+        <w:t>When a search returns more than you can read, add another term — a first name, a middle name, a second last name, an SSN fragment, a date of birth. Adding narrows; you rarely need to start over.</w:t>
+      </w:r>
+    </w:p>
+    <w:p>
+      <w:pPr>
+        <w:spacing w:after="80"/>
+      </w:pPr>
+      <w:r>
+        <w:rPr>
           <w:b/>
           <w:i w:val="0"/>
           <w:u w:val="none"/>
         </w:rPr>
-        <w:t>Task 9 — Two People, One Name</w:t>
+        <w:t>Task 6 — Nothing Comes Back</w:t>
       </w:r>
     </w:p>
     <w:p>
@@ -2458,7 +3034,20 @@
           <w:i/>
           <w:u w:val="none"/>
         </w:rPr>
-        <w:t>Draft reference: a record is a match when at least two of name, date of birth and SSN agree.</w:t>
+        <w:t>Draft reference: replacing one search term with another piece of information.</w:t>
+      </w:r>
+    </w:p>
+    <w:p>
+      <w:pPr>
+        <w:spacing w:after="80"/>
+      </w:pPr>
+      <w:r>
+        <w:rPr>
+          <w:b w:val="0"/>
+          <w:i w:val="0"/>
+          <w:u w:val="single"/>
+        </w:rPr>
+        <w:t>The situation, as the learner sees it</w:t>
       </w:r>
     </w:p>
     <w:p>
@@ -2471,7 +3060,7 @@
           <w:i w:val="0"/>
           <w:u w:val="none"/>
         </w:rPr>
-        <w:t>A man says he is James Wilson. He gives his date of birth as 9/2/1968 and the last four of his SSN as 4471.</w:t>
+        <w:t>A man says he is Adrian Fenwick and gives his date of birth as 04/12/1988. Searching that date returns nothing. He also remembers the last four of his SSN: 5518.</w:t>
       </w:r>
     </w:p>
     <w:p>
@@ -2484,7 +3073,7 @@
           <w:i w:val="0"/>
           <w:u w:val="single"/>
         </w:rPr>
-        <w:t>What this teaches</w:t>
+        <w:t>What the learner is asked to do</w:t>
       </w:r>
     </w:p>
     <w:p>
@@ -2497,7 +3086,7 @@
           <w:i w:val="0"/>
           <w:u w:val="none"/>
         </w:rPr>
-        <w:t>These are two different people. As a rule of thumb a record is a match when at least two of the three — name, date of birth, SSN — match the participant. A name on its own is never enough.</w:t>
+        <w:t>Find and open his record.</w:t>
       </w:r>
     </w:p>
     <w:p>
@@ -2506,11 +3095,89 @@
       </w:pPr>
       <w:r>
         <w:rPr>
+          <w:b w:val="0"/>
+          <w:i w:val="0"/>
+          <w:u w:val="single"/>
+        </w:rPr>
+        <w:t>Hint, if they ask for one</w:t>
+      </w:r>
+    </w:p>
+    <w:p>
+      <w:pPr>
+        <w:spacing w:after="160"/>
+      </w:pPr>
+      <w:r>
+        <w:rPr>
+          <w:b w:val="0"/>
+          <w:i w:val="0"/>
+          <w:u w:val="none"/>
+        </w:rPr>
+        <w:t>When a search returns nothing, replace one piece of information with another rather than adding to it. Swap the date of birth for the SSN fragment.</w:t>
+      </w:r>
+    </w:p>
+    <w:p>
+      <w:pPr>
+        <w:spacing w:after="80"/>
+      </w:pPr>
+      <w:r>
+        <w:rPr>
+          <w:b w:val="0"/>
+          <w:i w:val="0"/>
+          <w:u w:val="single"/>
+        </w:rPr>
+        <w:t>The correct record</w:t>
+      </w:r>
+    </w:p>
+    <w:p>
+      <w:pPr>
+        <w:spacing w:after="160"/>
+      </w:pPr>
+      <w:r>
+        <w:rPr>
+          <w:b w:val="0"/>
+          <w:i w:val="0"/>
+          <w:u w:val="none"/>
+        </w:rPr>
+        <w:t>Adrian Fenwick · unique identifier 72B6F1C08 · born 4 December 1988 · SSN 959-23-5518.</w:t>
+      </w:r>
+    </w:p>
+    <w:p>
+      <w:pPr>
+        <w:spacing w:after="80"/>
+      </w:pPr>
+      <w:r>
+        <w:rPr>
+          <w:b w:val="0"/>
+          <w:i w:val="0"/>
+          <w:u w:val="single"/>
+        </w:rPr>
+        <w:t>Feedback when they get it right</w:t>
+      </w:r>
+    </w:p>
+    <w:p>
+      <w:pPr>
+        <w:spacing w:after="160"/>
+      </w:pPr>
+      <w:r>
+        <w:rPr>
+          <w:b w:val="0"/>
+          <w:i w:val="0"/>
+          <w:u w:val="none"/>
+        </w:rPr>
+        <w:t>His record holds 12/04/1988 — the month and day the other way round, which is how dates get mistyped everywhere. When you get nothing, swap an identifier rather than piling more on: date of birth for last four of the SSN, first name for last.</w:t>
+      </w:r>
+    </w:p>
+    <w:p>
+      <w:pPr>
+        <w:spacing w:after="80"/>
+      </w:pPr>
+      <w:r>
+        <w:rPr>
           <w:b/>
           <w:i w:val="0"/>
           <w:u w:val="none"/>
         </w:rPr>
-        <w:t>Task 10 — When the Identifiers Are Thin</w:t>
+        <w:t>Task 7 — Spelled the Way Someone Else Heard It</w:t>
       </w:r>
     </w:p>
     <w:p>
@@ -2523,7 +3190,20 @@
           <w:i/>
           <w:u w:val="none"/>
         </w:rPr>
-        <w:t>Draft reference: confirming other information in the record — household members, program history, case notes, location, veteran status.</w:t>
+        <w:t>Draft reference: alternate spellings, C and K, I and Y.</w:t>
+      </w:r>
+    </w:p>
+    <w:p>
+      <w:pPr>
+        <w:spacing w:after="80"/>
+      </w:pPr>
+      <w:r>
+        <w:rPr>
+          <w:b w:val="0"/>
+          <w:i w:val="0"/>
+          <w:u w:val="single"/>
+        </w:rPr>
+        <w:t>The situation, as the learner sees it</w:t>
       </w:r>
     </w:p>
     <w:p>
@@ -2536,7 +3216,7 @@
           <w:i w:val="0"/>
           <w:u w:val="none"/>
         </w:rPr>
-        <w:t>A woman says her name is Yolanda Amari. She does not know her Social Security Number and is unsure of her exact date of birth. She mentions her daughter, Iris, who is with her.</w:t>
+        <w:t>A woman introduces herself as Cathleen Brennan. Searching Cathleen returns nothing.</w:t>
       </w:r>
     </w:p>
     <w:p>
@@ -2549,7 +3229,7 @@
           <w:i w:val="0"/>
           <w:u w:val="single"/>
         </w:rPr>
-        <w:t>What this teaches</w:t>
+        <w:t>What the learner is asked to do</w:t>
       </w:r>
     </w:p>
     <w:p>
@@ -2562,7 +3242,7 @@
           <w:i w:val="0"/>
           <w:u w:val="none"/>
         </w:rPr>
-        <w:t>When name, date of birth and SSN cannot settle it, the record holds other things you can confirm with the participant. Here the household is what identifies her — the record you want lists Iris as a household member.</w:t>
+        <w:t>Find and open her record.</w:t>
       </w:r>
     </w:p>
     <w:p>
@@ -2571,11 +3251,89 @@
       </w:pPr>
       <w:r>
         <w:rPr>
+          <w:b w:val="0"/>
+          <w:i w:val="0"/>
+          <w:u w:val="single"/>
+        </w:rPr>
+        <w:t>Hint, if they ask for one</w:t>
+      </w:r>
+    </w:p>
+    <w:p>
+      <w:pPr>
+        <w:spacing w:after="160"/>
+      </w:pPr>
+      <w:r>
+        <w:rPr>
+          <w:b w:val="0"/>
+          <w:i w:val="0"/>
+          <w:u w:val="none"/>
+        </w:rPr>
+        <w:t>A previous provider may have written it down differently. Try the other spelling of that first sound.</w:t>
+      </w:r>
+    </w:p>
+    <w:p>
+      <w:pPr>
+        <w:spacing w:after="80"/>
+      </w:pPr>
+      <w:r>
+        <w:rPr>
+          <w:b w:val="0"/>
+          <w:i w:val="0"/>
+          <w:u w:val="single"/>
+        </w:rPr>
+        <w:t>The correct record</w:t>
+      </w:r>
+    </w:p>
+    <w:p>
+      <w:pPr>
+        <w:spacing w:after="160"/>
+      </w:pPr>
+      <w:r>
+        <w:rPr>
+          <w:b w:val="0"/>
+          <w:i w:val="0"/>
+          <w:u w:val="none"/>
+        </w:rPr>
+        <w:t>Kathleen Brennan · unique identifier E19D4A6B3 · born 17 September 1983 · SSN 941-88-2076.</w:t>
+      </w:r>
+    </w:p>
+    <w:p>
+      <w:pPr>
+        <w:spacing w:after="80"/>
+      </w:pPr>
+      <w:r>
+        <w:rPr>
+          <w:b w:val="0"/>
+          <w:i w:val="0"/>
+          <w:u w:val="single"/>
+        </w:rPr>
+        <w:t>Feedback when they get it right</w:t>
+      </w:r>
+    </w:p>
+    <w:p>
+      <w:pPr>
+        <w:spacing w:after="160"/>
+      </w:pPr>
+      <w:r>
+        <w:rPr>
+          <w:b w:val="0"/>
+          <w:i w:val="0"/>
+          <w:u w:val="none"/>
+        </w:rPr>
+        <w:t>She is filed as Kathleen. The swaps worth trying first are the ones people make without noticing: C and K, I and Y — Catherine and Katherine, Jonson and Johnson. Try the alternate spelling before you conclude anyone is new.</w:t>
+      </w:r>
+    </w:p>
+    <w:p>
+      <w:pPr>
+        <w:spacing w:after="80"/>
+      </w:pPr>
+      <w:r>
+        <w:rPr>
           <w:b/>
           <w:i w:val="0"/>
           <w:u w:val="none"/>
         </w:rPr>
-        <w:t>Task 11 — More Than One Record Matches</w:t>
+        <w:t>Task 8 — A Surname Typed as One Word</w:t>
       </w:r>
     </w:p>
     <w:p>
@@ -2588,7 +3346,20 @@
           <w:i/>
           <w:u w:val="none"/>
         </w:rPr>
-        <w:t>Draft reference: choosing which matching record to work from.</w:t>
+        <w:t>Draft reference: second last names and compound surnames.</w:t>
+      </w:r>
+    </w:p>
+    <w:p>
+      <w:pPr>
+        <w:spacing w:after="80"/>
+      </w:pPr>
+      <w:r>
+        <w:rPr>
+          <w:b w:val="0"/>
+          <w:i w:val="0"/>
+          <w:u w:val="single"/>
+        </w:rPr>
+        <w:t>The situation, as the learner sees it</w:t>
       </w:r>
     </w:p>
     <w:p>
@@ -2601,7 +3372,7 @@
           <w:i w:val="0"/>
           <w:u w:val="none"/>
         </w:rPr>
-        <w:t>You search Vega and find three records. All three are Rosalind Vega, born 4/11/1983. All three appear to be the same person.</w:t>
+        <w:t>A caseworker asks you to pull up Maria de la Cruz. You search Cruz, then Maria Cruz. Both come back empty.</w:t>
       </w:r>
     </w:p>
     <w:p>
@@ -2614,7 +3385,7 @@
           <w:i w:val="0"/>
           <w:u w:val="single"/>
         </w:rPr>
-        <w:t>What this teaches</w:t>
+        <w:t>What the learner is asked to do</w:t>
       </w:r>
     </w:p>
     <w:p>
@@ -2627,7 +3398,20 @@
           <w:i w:val="0"/>
           <w:u w:val="none"/>
         </w:rPr>
-        <w:t>Work from the most complete record — full SSN, full date of birth, full name, full program history. Where that is unclear, take the one with the longest enrollment history, based on the oldest enrollment.</w:t>
+        <w:t>Find and open her record.</w:t>
+      </w:r>
+    </w:p>
+    <w:p>
+      <w:pPr>
+        <w:spacing w:after="80"/>
+      </w:pPr>
+      <w:r>
+        <w:rPr>
+          <w:b w:val="0"/>
+          <w:i w:val="0"/>
+          <w:u w:val="single"/>
+        </w:rPr>
+        <w:t>Hint, if they ask for one</w:t>
       </w:r>
     </w:p>
     <w:p>
@@ -2640,7 +3424,7 @@
           <w:i w:val="0"/>
           <w:u w:val="none"/>
         </w:rPr>
-        <w:t>Then send the full list of matching records, with every Unique Identifier, to HMIS Support so they can merge them.</w:t>
+        <w:t>Her surname was typed as a single word. Search the fragment common to every spelling — dela — or drop the surname and search her first name.</w:t>
       </w:r>
     </w:p>
     <w:p>
@@ -2649,11 +3433,89 @@
       </w:pPr>
       <w:r>
         <w:rPr>
+          <w:b w:val="0"/>
+          <w:i w:val="0"/>
+          <w:u w:val="single"/>
+        </w:rPr>
+        <w:t>The correct record</w:t>
+      </w:r>
+    </w:p>
+    <w:p>
+      <w:pPr>
+        <w:spacing w:after="160"/>
+      </w:pPr>
+      <w:r>
+        <w:rPr>
+          <w:b w:val="0"/>
+          <w:i w:val="0"/>
+          <w:u w:val="none"/>
+        </w:rPr>
+        <w:t>Maria Delacruz · unique identifier 2A8189B34 · born 28 January 1974 · SSN 918-54-5527.</w:t>
+      </w:r>
+    </w:p>
+    <w:p>
+      <w:pPr>
+        <w:spacing w:after="80"/>
+      </w:pPr>
+      <w:r>
+        <w:rPr>
+          <w:b w:val="0"/>
+          <w:i w:val="0"/>
+          <w:u w:val="single"/>
+        </w:rPr>
+        <w:t>Feedback when they get it right</w:t>
+      </w:r>
+    </w:p>
+    <w:p>
+      <w:pPr>
+        <w:spacing w:after="160"/>
+      </w:pPr>
+      <w:r>
+        <w:rPr>
+          <w:b w:val="0"/>
+          <w:i w:val="0"/>
+          <w:u w:val="none"/>
+        </w:rPr>
+        <w:t>She is filed as Maria Delacruz, one word. Search matches from the start of a name, so Cruz never reaches it. Second last names and compound surnames get entered differently by every agency — search the distinctive fragment, or the first name.</w:t>
+      </w:r>
+    </w:p>
+    <w:p>
+      <w:pPr>
+        <w:spacing w:after="80"/>
+      </w:pPr>
+      <w:r>
+        <w:rPr>
           <w:b/>
           <w:i w:val="0"/>
           <w:u w:val="none"/>
         </w:rPr>
-        <w:t>Task 12 — Finding the Same Person Twice</w:t>
+        <w:t>Checkpoint: From Finding to Verifying</w:t>
+      </w:r>
+    </w:p>
+    <w:p>
+      <w:pPr>
+        <w:spacing w:after="160"/>
+      </w:pPr>
+      <w:r>
+        <w:rPr>
+          <w:b w:val="0"/>
+          <w:i w:val="0"/>
+          <w:u w:val="none"/>
+        </w:rPr>
+        <w:t>That is the search half. You now have every documented way in: a name fragment, a year, four digits of an SSN, an alternate spelling, a term added to narrow, and a term swapped when nothing came back.</w:t>
+      </w:r>
+    </w:p>
+    <w:p>
+      <w:pPr>
+        <w:spacing w:after="160"/>
+      </w:pPr>
+      <w:r>
+        <w:rPr>
+          <w:b w:val="0"/>
+          <w:i w:val="0"/>
+          <w:u w:val="none"/>
+        </w:rPr>
+        <w:t>Finding a candidate record is not the same as finding the right one. The rest of this lesson is verifying: proving a record belongs to the person in front of you, and deciding what to do when more than one does.</w:t>
       </w:r>
     </w:p>
     <w:p>
@@ -2666,20 +3528,34 @@
           <w:i/>
           <w:u w:val="none"/>
         </w:rPr>
-        <w:t>Draft reference: reporting duplicates to HMIS Support.</w:t>
-      </w:r>
-    </w:p>
+        <w:t>Non-scored beat between the search tasks and the verification tasks. Continue button only.</w:t>
+      </w:r>
+    </w:p>
+    <w:p/>
     <w:p>
       <w:pPr>
         <w:spacing w:after="160"/>
       </w:pPr>
       <w:r>
         <w:rPr>
+          <w:b/>
+          <w:i w:val="0"/>
+          <w:u w:val="single"/>
+        </w:rPr>
+        <w:t>Verify: Is This the Right Person?</w:t>
+      </w:r>
+    </w:p>
+    <w:p>
+      <w:pPr>
+        <w:spacing w:after="160"/>
+      </w:pPr>
+      <w:r>
+        <w:rPr>
           <w:b w:val="0"/>
           <w:i w:val="0"/>
           <w:u w:val="none"/>
         </w:rPr>
-        <w:t>You search Beckett. Two records come back: Shauna Beckett and Shawna Beckett. Same date of birth. Same last four of the SSN. One letter apart.</w:t>
+        <w:t>Finding a candidate record is not the same as finding the right one. Verifying is a separate step and it has an order.</w:t>
       </w:r>
     </w:p>
     <w:p>
@@ -2688,11 +3564,24 @@
       </w:pPr>
       <w:r>
         <w:rPr>
+          <w:b/>
+          <w:i w:val="0"/>
+          <w:u w:val="none"/>
+        </w:rPr>
+        <w:t>First Level: Photo and Documents</w:t>
+      </w:r>
+    </w:p>
+    <w:p>
+      <w:pPr>
+        <w:spacing w:after="160"/>
+      </w:pPr>
+      <w:r>
+        <w:rPr>
           <w:b w:val="0"/>
           <w:i w:val="0"/>
-          <w:u w:val="single"/>
-        </w:rPr>
-        <w:t>What this teaches</w:t>
+          <w:u w:val="none"/>
+        </w:rPr>
+        <w:t>The quickest check is visual. Look at the photo on the record, and look under the Files tab for identification or other documentation.</w:t>
       </w:r>
     </w:p>
     <w:p>
@@ -2705,151 +3594,7 @@
           <w:i w:val="0"/>
           <w:u w:val="none"/>
         </w:rPr>
-        <w:t>This is one person entered twice. You do not merge it and you do not delete it — you report it to HMIS Support with both Unique Identifiers, and they resolve it centrally so your CoC's unduplicated count stays accurate.</w:t>
-      </w:r>
-    </w:p>
-    <w:p/>
-    <w:p>
-      <w:pPr>
-        <w:spacing w:after="160"/>
-      </w:pPr>
-      <w:r>
-        <w:rPr>
-          <w:b/>
-          <w:i w:val="0"/>
-          <w:u w:val="single"/>
-        </w:rPr>
-        <w:t>When Search Comes Up Empty</w:t>
-      </w:r>
-    </w:p>
-    <w:p>
-      <w:pPr>
-        <w:spacing w:after="160"/>
-      </w:pPr>
-      <w:r>
-        <w:rPr>
-          <w:b w:val="0"/>
-          <w:i w:val="0"/>
-          <w:u w:val="none"/>
-        </w:rPr>
-        <w:t>You have searched and found nothing. Before you conclude the participant is new, work through this list.</w:t>
-      </w:r>
-    </w:p>
-    <w:p>
-      <w:pPr>
-        <w:spacing w:after="80"/>
-      </w:pPr>
-      <w:r>
-        <w:rPr>
-          <w:b/>
-          <w:i w:val="0"/>
-          <w:u w:val="none"/>
-        </w:rPr>
-        <w:t>Alternate Names</w:t>
-      </w:r>
-    </w:p>
-    <w:p>
-      <w:pPr>
-        <w:spacing w:after="160"/>
-      </w:pPr>
-      <w:r>
-        <w:rPr>
-          <w:b w:val="0"/>
-          <w:i w:val="0"/>
-          <w:u w:val="none"/>
-        </w:rPr>
-        <w:t>Ask the participant what else they have been called: a middle name, a second last name, a nickname, a shortened name. Confirm the spelling of each one.</w:t>
-      </w:r>
-    </w:p>
-    <w:p>
-      <w:pPr>
-        <w:spacing w:after="160"/>
-      </w:pPr>
-      <w:r>
-        <w:rPr>
-          <w:b w:val="0"/>
-          <w:i w:val="0"/>
-          <w:u w:val="none"/>
-        </w:rPr>
-        <w:t>Ask to see any identification or written documentation. It is the fastest way to discover a name nobody thought to mention.</w:t>
-      </w:r>
-    </w:p>
-    <w:p>
-      <w:pPr>
-        <w:spacing w:after="80"/>
-      </w:pPr>
-      <w:r>
-        <w:rPr>
-          <w:b/>
-          <w:i w:val="0"/>
-          <w:u w:val="none"/>
-        </w:rPr>
-        <w:t>Alternate Spellings</w:t>
-      </w:r>
-    </w:p>
-    <w:p>
-      <w:pPr>
-        <w:spacing w:after="160"/>
-      </w:pPr>
-      <w:r>
-        <w:rPr>
-          <w:b w:val="0"/>
-          <w:i w:val="0"/>
-          <w:u w:val="none"/>
-        </w:rPr>
-        <w:t>Try the spellings a previous provider might have used by mistake. For Katherine Johnson: catherine, cat, jonson, jon.</w:t>
-      </w:r>
-    </w:p>
-    <w:p>
-      <w:pPr>
-        <w:spacing w:after="80"/>
-      </w:pPr>
-      <w:r>
-        <w:rPr>
-          <w:b/>
-          <w:i w:val="0"/>
-          <w:u w:val="none"/>
-        </w:rPr>
-        <w:t>Start Over From a Different Fact</w:t>
-      </w:r>
-    </w:p>
-    <w:p>
-      <w:pPr>
-        <w:spacing w:after="160"/>
-      </w:pPr>
-      <w:r>
-        <w:rPr>
-          <w:b w:val="0"/>
-          <w:i w:val="0"/>
-          <w:u w:val="none"/>
-        </w:rPr>
-        <w:t>Go back to the beginning and start from a different piece of information. If you began with the date of birth, begin this time with the first three letters of the first and last name.</w:t>
-      </w:r>
-    </w:p>
-    <w:p>
-      <w:pPr>
-        <w:spacing w:after="80"/>
-      </w:pPr>
-      <w:r>
-        <w:rPr>
-          <w:b/>
-          <w:i w:val="0"/>
-          <w:u w:val="none"/>
-        </w:rPr>
-        <w:t>Street Outreach: Searching by Location</w:t>
-      </w:r>
-    </w:p>
-    <w:p>
-      <w:pPr>
-        <w:spacing w:after="160"/>
-      </w:pPr>
-      <w:r>
-        <w:rPr>
-          <w:b w:val="0"/>
-          <w:i w:val="0"/>
-          <w:u w:val="none"/>
-        </w:rPr>
-        <w:t>If you are working in street outreach, search using the Outreach module. Enter the location where you have met this participant — an address or a cross street — and look at the records at or near that location.</w:t>
+        <w:t>These can tell you immediately whether the record belongs to the person in front of you.</w:t>
       </w:r>
     </w:p>
     <w:p>
@@ -2862,7 +3607,169 @@
           <w:i/>
           <w:u w:val="none"/>
         </w:rPr>
-        <w:t>The Outreach module is not part of this lesson's practice simulation. Consider a short screen recording, or defer it to a later lesson.</w:t>
+        <w:t>The practice simulation does not include photos or the Files tab. Consider a still screenshot walkthrough here, or note it as covered in a later lesson.</w:t>
+      </w:r>
+    </w:p>
+    <w:p>
+      <w:pPr>
+        <w:spacing w:after="80"/>
+      </w:pPr>
+      <w:r>
+        <w:rPr>
+          <w:b/>
+          <w:i w:val="0"/>
+          <w:u w:val="none"/>
+        </w:rPr>
+        <w:t>Second Level: Two of Three</w:t>
+      </w:r>
+    </w:p>
+    <w:p>
+      <w:pPr>
+        <w:spacing w:after="160"/>
+      </w:pPr>
+      <w:r>
+        <w:rPr>
+          <w:b w:val="0"/>
+          <w:i w:val="0"/>
+          <w:u w:val="none"/>
+        </w:rPr>
+        <w:t>If there is no photo, work through the record with the participant and check whether the information is accurate for them.</w:t>
+      </w:r>
+    </w:p>
+    <w:p>
+      <w:pPr>
+        <w:spacing w:after="160"/>
+      </w:pPr>
+      <w:r>
+        <w:rPr>
+          <w:b w:val="0"/>
+          <w:i w:val="0"/>
+          <w:u w:val="none"/>
+        </w:rPr>
+        <w:t>Start with name, date of birth, and Social Security Number. As a rule of thumb, if at least two of those three match, you can treat the record as a match.</w:t>
+      </w:r>
+    </w:p>
+    <w:p>
+      <w:pPr>
+        <w:spacing w:after="160"/>
+      </w:pPr>
+      <w:r>
+        <w:rPr>
+          <w:b w:val="0"/>
+          <w:i w:val="0"/>
+          <w:u w:val="none"/>
+        </w:rPr>
+        <w:t>Know where that rule is weakest. Name and year of birth agreeing is the easiest pair to hit by coincidence — common surnames and a birth year will do it. When the two that match are the name and the date of birth, and the SSN is missing rather than different, look for a third thing before you commit: a household member, a program the participant remembers, a case note that fits.</w:t>
+      </w:r>
+    </w:p>
+    <w:p>
+      <w:pPr>
+        <w:spacing w:after="80"/>
+      </w:pPr>
+      <w:r>
+        <w:rPr>
+          <w:b/>
+          <w:i w:val="0"/>
+          <w:u w:val="none"/>
+        </w:rPr>
+        <w:t>Still Unsure</w:t>
+      </w:r>
+    </w:p>
+    <w:p>
+      <w:pPr>
+        <w:spacing w:after="160"/>
+      </w:pPr>
+      <w:r>
+        <w:rPr>
+          <w:b w:val="0"/>
+          <w:i w:val="0"/>
+          <w:u w:val="none"/>
+        </w:rPr>
+        <w:t>Confirm anything else in the record with the participant:</w:t>
+      </w:r>
+    </w:p>
+    <w:p>
+      <w:pPr>
+        <w:pStyle w:val="ListBullet"/>
+        <w:spacing w:after="40"/>
+      </w:pPr>
+      <w:r>
+        <w:t>Case notes</w:t>
+      </w:r>
+    </w:p>
+    <w:p>
+      <w:pPr>
+        <w:pStyle w:val="ListBullet"/>
+        <w:spacing w:after="40"/>
+      </w:pPr>
+      <w:r>
+        <w:t>Program history</w:t>
+      </w:r>
+    </w:p>
+    <w:p>
+      <w:pPr>
+        <w:pStyle w:val="ListBullet"/>
+        <w:spacing w:after="40"/>
+      </w:pPr>
+      <w:r>
+        <w:t>Household members</w:t>
+      </w:r>
+    </w:p>
+    <w:p>
+      <w:pPr>
+        <w:pStyle w:val="ListBullet"/>
+        <w:spacing w:after="40"/>
+      </w:pPr>
+      <w:r>
+        <w:t>Location data</w:t>
+      </w:r>
+    </w:p>
+    <w:p>
+      <w:pPr>
+        <w:pStyle w:val="ListBullet"/>
+        <w:spacing w:after="40"/>
+      </w:pPr>
+      <w:r>
+        <w:t>Veteran status and other demographics</w:t>
+      </w:r>
+    </w:p>
+    <w:p>
+      <w:pPr>
+        <w:spacing w:after="80"/>
+      </w:pPr>
+      <w:r>
+        <w:rPr>
+          <w:b/>
+          <w:i w:val="0"/>
+          <w:u w:val="none"/>
+        </w:rPr>
+        <w:t>If You Later Find You Were Wrong</w:t>
+      </w:r>
+    </w:p>
+    <w:p>
+      <w:pPr>
+        <w:spacing w:after="160"/>
+      </w:pPr>
+      <w:r>
+        <w:rPr>
+          <w:b w:val="0"/>
+          <w:i w:val="0"/>
+          <w:u w:val="none"/>
+        </w:rPr>
+        <w:t>Sometimes you work from a record for a while and then something does not fit — a program history they have no memory of, a household member who does not exist.</w:t>
+      </w:r>
+    </w:p>
+    <w:p>
+      <w:pPr>
+        <w:spacing w:after="160"/>
+      </w:pPr>
+      <w:r>
+        <w:rPr>
+          <w:b w:val="0"/>
+          <w:i w:val="0"/>
+          <w:u w:val="none"/>
+        </w:rPr>
+        <w:t>Stop entering data into it. Note what you have entered and when, and send the Unique Identifier to HMIS Support with what you found. The longer a mistaken record is worked in, the harder it is to unpick, and a record that has been added to by two agencies is a much bigger job than one caught the same day.</w:t>
       </w:r>
     </w:p>
     <w:p>
@@ -2876,7 +3783,7 @@
           <w:color w:val="C01C1C"/>
           <w:u w:val="none"/>
         </w:rPr>
-        <w:t>Author question: should the Outreach module be demonstrated here, or held for a dedicated outreach lesson? It is the one step in this list the practice cannot cover.</w:t>
+        <w:t>Author question: is this the right route for a mis-identified record — the same HMIS Support ticket as a duplicate, or a different process? The draft does not cover it and it happens.</w:t>
       </w:r>
     </w:p>
     <w:p>
@@ -2889,7 +3796,7 @@
           <w:i w:val="0"/>
           <w:u w:val="none"/>
         </w:rPr>
-        <w:t>Ask Your Data Staff</w:t>
+        <w:t>Record the Match, Then Keep Looking</w:t>
       </w:r>
     </w:p>
     <w:p>
@@ -2902,7 +3809,21 @@
           <w:i w:val="0"/>
           <w:u w:val="none"/>
         </w:rPr>
-        <w:t>If you have time and your organisation has data staff, ask them. They search differently and they find things.</w:t>
+        <w:t>If you decide the record is a match, note it down — then go back to search and look for others. Finding one match does not mean there is only one.</w:t>
+      </w:r>
+    </w:p>
+    <w:p/>
+    <w:p>
+      <w:pPr>
+        <w:spacing w:after="160"/>
+      </w:pPr>
+      <w:r>
+        <w:rPr>
+          <w:b/>
+          <w:i w:val="0"/>
+          <w:u w:val="single"/>
+        </w:rPr>
+        <w:t>What You Found</w:t>
       </w:r>
     </w:p>
     <w:p>
@@ -2915,7 +3836,7 @@
           <w:i w:val="0"/>
           <w:u w:val="none"/>
         </w:rPr>
-        <w:t>Only Then, Create a Record</w:t>
+        <w:t>No Matching Record</w:t>
       </w:r>
     </w:p>
     <w:p>
@@ -2928,7 +3849,20 @@
           <w:i w:val="0"/>
           <w:u w:val="none"/>
         </w:rPr>
-        <w:t>If you have worked through all of the above and still cannot find a candidate record, create a new one. At that point it is the right thing to do.</w:t>
+        <w:t>Create a new HMIS record for this participant.</w:t>
+      </w:r>
+    </w:p>
+    <w:p>
+      <w:pPr>
+        <w:spacing w:after="80"/>
+      </w:pPr>
+      <w:r>
+        <w:rPr>
+          <w:b/>
+          <w:i w:val="0"/>
+          <w:u w:val="none"/>
+        </w:rPr>
+        <w:t>One Matching Record</w:t>
       </w:r>
     </w:p>
     <w:p>
@@ -2941,7 +3875,125 @@
           <w:i w:val="0"/>
           <w:u w:val="none"/>
         </w:rPr>
-        <w:t>When you get the chance afterwards, submit a ticket to HMIS Support with the Unique Identifier of the record you created and ask them to double-check that you did not miss an existing one.</w:t>
+        <w:t>Assume it is the correct one and work from it.</w:t>
+      </w:r>
+    </w:p>
+    <w:p>
+      <w:pPr>
+        <w:spacing w:after="80"/>
+      </w:pPr>
+      <w:r>
+        <w:rPr>
+          <w:b/>
+          <w:i w:val="0"/>
+          <w:u w:val="none"/>
+        </w:rPr>
+        <w:t>Several Matching Records</w:t>
+      </w:r>
+    </w:p>
+    <w:p>
+      <w:pPr>
+        <w:spacing w:after="160"/>
+      </w:pPr>
+      <w:r>
+        <w:rPr>
+          <w:b w:val="0"/>
+          <w:i w:val="0"/>
+          <w:u w:val="none"/>
+        </w:rPr>
+        <w:t>Choose one to work from, and report the rest.</w:t>
+      </w:r>
+    </w:p>
+    <w:p>
+      <w:pPr>
+        <w:spacing w:after="80"/>
+      </w:pPr>
+      <w:r>
+        <w:rPr>
+          <w:b/>
+          <w:i w:val="0"/>
+          <w:u w:val="none"/>
+        </w:rPr>
+        <w:t>Choosing Which Record to Work From</w:t>
+      </w:r>
+    </w:p>
+    <w:p>
+      <w:pPr>
+        <w:spacing w:after="160"/>
+      </w:pPr>
+      <w:r>
+        <w:rPr>
+          <w:b w:val="0"/>
+          <w:i w:val="0"/>
+          <w:u w:val="none"/>
+        </w:rPr>
+        <w:t>Choose the most complete record — full SSN, full date of birth, full name, full program history, a photo on the profile.</w:t>
+      </w:r>
+    </w:p>
+    <w:p>
+      <w:pPr>
+        <w:spacing w:after="160"/>
+      </w:pPr>
+      <w:r>
+        <w:rPr>
+          <w:b w:val="0"/>
+          <w:i w:val="0"/>
+          <w:u w:val="none"/>
+        </w:rPr>
+        <w:t>Where that is unclear, choose the record with the longest enrollment history, based on the oldest enrollment.</w:t>
+      </w:r>
+    </w:p>
+    <w:p>
+      <w:pPr>
+        <w:spacing w:after="160"/>
+      </w:pPr>
+      <w:r>
+        <w:rPr>
+          <w:b w:val="0"/>
+          <w:i w:val="0"/>
+          <w:u w:val="none"/>
+        </w:rPr>
+        <w:t>Then submit the full list of matching records to HMIS Support, including every Unique Identifier, so they can merge them.</w:t>
+      </w:r>
+    </w:p>
+    <w:p/>
+    <w:p>
+      <w:pPr>
+        <w:spacing w:after="160"/>
+      </w:pPr>
+      <w:r>
+        <w:rPr>
+          <w:b/>
+          <w:i w:val="0"/>
+          <w:u w:val="single"/>
+        </w:rPr>
+        <w:t>Practice: Verifying a Record</w:t>
+      </w:r>
+    </w:p>
+    <w:p>
+      <w:pPr>
+        <w:spacing w:after="160"/>
+      </w:pPr>
+      <w:r>
+        <w:rPr>
+          <w:b w:val="0"/>
+          <w:i w:val="0"/>
+          <w:u w:val="none"/>
+        </w:rPr>
+        <w:t>Four more situations. This time finding a candidate record is the easy half — the question is whether it is the right person, and what to do when more than one record could be.</w:t>
+      </w:r>
+    </w:p>
+    <w:p>
+      <w:pPr>
+        <w:spacing w:after="80"/>
+      </w:pPr>
+      <w:r>
+        <w:rPr>
+          <w:b/>
+          <w:i w:val="0"/>
+          <w:u w:val="none"/>
+        </w:rPr>
+        <w:t>Task 9 — Two People, One Name</w:t>
       </w:r>
     </w:p>
     <w:p>
@@ -2954,73 +4006,150 @@
           <w:i/>
           <w:u w:val="none"/>
         </w:rPr>
-        <w:t>Creating a record is Lesson 2. In this lesson the Add button acknowledges the learner and explains that it is covered next — and points out when the participant in the current task already has a record.</w:t>
-      </w:r>
-    </w:p>
-    <w:p/>
+        <w:t>Draft reference: a record is a match when at least two of name, date of birth and SSN agree.</w:t>
+      </w:r>
+    </w:p>
+    <w:p>
+      <w:pPr>
+        <w:spacing w:after="80"/>
+      </w:pPr>
+      <w:r>
+        <w:rPr>
+          <w:b w:val="0"/>
+          <w:i w:val="0"/>
+          <w:u w:val="single"/>
+        </w:rPr>
+        <w:t>The situation, as the learner sees it</w:t>
+      </w:r>
+    </w:p>
     <w:p>
       <w:pPr>
         <w:spacing w:after="160"/>
       </w:pPr>
       <w:r>
         <w:rPr>
+          <w:b w:val="0"/>
+          <w:i w:val="0"/>
+          <w:u w:val="none"/>
+        </w:rPr>
+        <w:t>A man says he is James Wilson. He gives his date of birth as 9/2/1968 and the last four of his SSN as 4471.</w:t>
+      </w:r>
+    </w:p>
+    <w:p>
+      <w:pPr>
+        <w:spacing w:after="80"/>
+      </w:pPr>
+      <w:r>
+        <w:rPr>
+          <w:b w:val="0"/>
+          <w:i w:val="0"/>
+          <w:u w:val="single"/>
+        </w:rPr>
+        <w:t>What the learner is asked to do</w:t>
+      </w:r>
+    </w:p>
+    <w:p>
+      <w:pPr>
+        <w:spacing w:after="160"/>
+      </w:pPr>
+      <w:r>
+        <w:rPr>
+          <w:b w:val="0"/>
+          <w:i w:val="0"/>
+          <w:u w:val="none"/>
+        </w:rPr>
+        <w:t>Open the correct James Wilson.</w:t>
+      </w:r>
+    </w:p>
+    <w:p>
+      <w:pPr>
+        <w:spacing w:after="80"/>
+      </w:pPr>
+      <w:r>
+        <w:rPr>
+          <w:b w:val="0"/>
+          <w:i w:val="0"/>
+          <w:u w:val="single"/>
+        </w:rPr>
+        <w:t>Hint, if they ask for one</w:t>
+      </w:r>
+    </w:p>
+    <w:p>
+      <w:pPr>
+        <w:spacing w:after="160"/>
+      </w:pPr>
+      <w:r>
+        <w:rPr>
+          <w:b w:val="0"/>
+          <w:i w:val="0"/>
+          <w:u w:val="none"/>
+        </w:rPr>
+        <w:t>Narrow it with what he told you — the fragment 4471, or the date of birth — or read the SSN and DOB columns and compare.</w:t>
+      </w:r>
+    </w:p>
+    <w:p>
+      <w:pPr>
+        <w:spacing w:after="80"/>
+      </w:pPr>
+      <w:r>
+        <w:rPr>
+          <w:b w:val="0"/>
+          <w:i w:val="0"/>
+          <w:u w:val="single"/>
+        </w:rPr>
+        <w:t>The correct record</w:t>
+      </w:r>
+    </w:p>
+    <w:p>
+      <w:pPr>
+        <w:spacing w:after="160"/>
+      </w:pPr>
+      <w:r>
+        <w:rPr>
+          <w:b w:val="0"/>
+          <w:i w:val="0"/>
+          <w:u w:val="none"/>
+        </w:rPr>
+        <w:t>James Wilson · unique identifier 3DF1DF674 · born 2 September 1968 · SSN 941-33-4471.</w:t>
+      </w:r>
+    </w:p>
+    <w:p>
+      <w:pPr>
+        <w:spacing w:after="80"/>
+      </w:pPr>
+      <w:r>
+        <w:rPr>
+          <w:b w:val="0"/>
+          <w:i w:val="0"/>
+          <w:u w:val="single"/>
+        </w:rPr>
+        <w:t>Feedback when they get it right</w:t>
+      </w:r>
+    </w:p>
+    <w:p>
+      <w:pPr>
+        <w:spacing w:after="160"/>
+      </w:pPr>
+      <w:r>
+        <w:rPr>
+          <w:b w:val="0"/>
+          <w:i w:val="0"/>
+          <w:u w:val="none"/>
+        </w:rPr>
+        <w:t>These are two different people. As a rule of thumb a record is a match when at least two of the three — name, date of birth, SSN — match the participant. A name on its own is never enough.</w:t>
+      </w:r>
+    </w:p>
+    <w:p>
+      <w:pPr>
+        <w:spacing w:after="80"/>
+      </w:pPr>
+      <w:r>
+        <w:rPr>
           <w:b/>
           <w:i w:val="0"/>
-          <w:u w:val="single"/>
-        </w:rPr>
-        <w:t>Verify: Is This the Right Person?</w:t>
-      </w:r>
-    </w:p>
-    <w:p>
-      <w:pPr>
-        <w:spacing w:after="160"/>
-      </w:pPr>
-      <w:r>
-        <w:rPr>
-          <w:b w:val="0"/>
-          <w:i w:val="0"/>
           <w:u w:val="none"/>
         </w:rPr>
-        <w:t>Finding a candidate record is not the same as finding the right one. Verifying is a separate step and it has an order.</w:t>
-      </w:r>
-    </w:p>
-    <w:p>
-      <w:pPr>
-        <w:spacing w:after="80"/>
-      </w:pPr>
-      <w:r>
-        <w:rPr>
-          <w:b/>
-          <w:i w:val="0"/>
-          <w:u w:val="none"/>
-        </w:rPr>
-        <w:t>First Level: Photo and Documents</w:t>
-      </w:r>
-    </w:p>
-    <w:p>
-      <w:pPr>
-        <w:spacing w:after="160"/>
-      </w:pPr>
-      <w:r>
-        <w:rPr>
-          <w:b w:val="0"/>
-          <w:i w:val="0"/>
-          <w:u w:val="none"/>
-        </w:rPr>
-        <w:t>The quickest check is visual. Look at the photo on the record, and look under the Files tab for identification or other documentation.</w:t>
-      </w:r>
-    </w:p>
-    <w:p>
-      <w:pPr>
-        <w:spacing w:after="160"/>
-      </w:pPr>
-      <w:r>
-        <w:rPr>
-          <w:b w:val="0"/>
-          <w:i w:val="0"/>
-          <w:u w:val="none"/>
-        </w:rPr>
-        <w:t>These can tell you immediately whether the record belongs to the person in front of you.</w:t>
+        <w:t>Task 10 — When the Identifiers Are Thin</w:t>
       </w:r>
     </w:p>
     <w:p>
@@ -3033,7 +4162,7 @@
           <w:i/>
           <w:u w:val="none"/>
         </w:rPr>
-        <w:t>The practice simulation does not include photos or the Files tab. Consider a still screenshot walkthrough here, or note it as covered in a later lesson.</w:t>
+        <w:t>Draft reference: confirming other information in the record — household members, program history, case notes, location, veteran status.</w:t>
       </w:r>
     </w:p>
     <w:p>
@@ -3042,363 +4171,141 @@
       </w:pPr>
       <w:r>
         <w:rPr>
+          <w:b w:val="0"/>
+          <w:i w:val="0"/>
+          <w:u w:val="single"/>
+        </w:rPr>
+        <w:t>The situation, as the learner sees it</w:t>
+      </w:r>
+    </w:p>
+    <w:p>
+      <w:pPr>
+        <w:spacing w:after="160"/>
+      </w:pPr>
+      <w:r>
+        <w:rPr>
+          <w:b w:val="0"/>
+          <w:i w:val="0"/>
+          <w:u w:val="none"/>
+        </w:rPr>
+        <w:t>A woman says her name is Yolanda Amari. She does not know her Social Security Number and is unsure of her exact date of birth. She mentions her daughter, Iris, who is with her.</w:t>
+      </w:r>
+    </w:p>
+    <w:p>
+      <w:pPr>
+        <w:spacing w:after="80"/>
+      </w:pPr>
+      <w:r>
+        <w:rPr>
+          <w:b w:val="0"/>
+          <w:i w:val="0"/>
+          <w:u w:val="single"/>
+        </w:rPr>
+        <w:t>What the learner is asked to do</w:t>
+      </w:r>
+    </w:p>
+    <w:p>
+      <w:pPr>
+        <w:spacing w:after="160"/>
+      </w:pPr>
+      <w:r>
+        <w:rPr>
+          <w:b w:val="0"/>
+          <w:i w:val="0"/>
+          <w:u w:val="none"/>
+        </w:rPr>
+        <w:t>Open the record that belongs to the mother.</w:t>
+      </w:r>
+    </w:p>
+    <w:p>
+      <w:pPr>
+        <w:spacing w:after="80"/>
+      </w:pPr>
+      <w:r>
+        <w:rPr>
+          <w:b w:val="0"/>
+          <w:i w:val="0"/>
+          <w:u w:val="single"/>
+        </w:rPr>
+        <w:t>Hint, if they ask for one</w:t>
+      </w:r>
+    </w:p>
+    <w:p>
+      <w:pPr>
+        <w:spacing w:after="160"/>
+      </w:pPr>
+      <w:r>
+        <w:rPr>
+          <w:b w:val="0"/>
+          <w:i w:val="0"/>
+          <w:u w:val="none"/>
+        </w:rPr>
+        <w:t>Search the surname, then open a row's chevron to see its household members. The record you want lists Iris.</w:t>
+      </w:r>
+    </w:p>
+    <w:p>
+      <w:pPr>
+        <w:spacing w:after="80"/>
+      </w:pPr>
+      <w:r>
+        <w:rPr>
+          <w:b w:val="0"/>
+          <w:i w:val="0"/>
+          <w:u w:val="single"/>
+        </w:rPr>
+        <w:t>The correct record</w:t>
+      </w:r>
+    </w:p>
+    <w:p>
+      <w:pPr>
+        <w:spacing w:after="160"/>
+      </w:pPr>
+      <w:r>
+        <w:rPr>
+          <w:b w:val="0"/>
+          <w:i w:val="0"/>
+          <w:u w:val="none"/>
+        </w:rPr>
+        <w:t>Yolanda Amari · unique identifier C4E7B2019 · born 21 June 1980 · SSN none on file.</w:t>
+      </w:r>
+    </w:p>
+    <w:p>
+      <w:pPr>
+        <w:spacing w:after="80"/>
+      </w:pPr>
+      <w:r>
+        <w:rPr>
+          <w:b w:val="0"/>
+          <w:i w:val="0"/>
+          <w:u w:val="single"/>
+        </w:rPr>
+        <w:t>Feedback when they get it right</w:t>
+      </w:r>
+    </w:p>
+    <w:p>
+      <w:pPr>
+        <w:spacing w:after="160"/>
+      </w:pPr>
+      <w:r>
+        <w:rPr>
+          <w:b w:val="0"/>
+          <w:i w:val="0"/>
+          <w:u w:val="none"/>
+        </w:rPr>
+        <w:t>When name, date of birth and SSN cannot settle it, the record holds other things you can confirm with the participant: household members, program history, case notes, location, veteran status. Here the household is what identifies her.</w:t>
+      </w:r>
+    </w:p>
+    <w:p>
+      <w:pPr>
+        <w:spacing w:after="80"/>
+      </w:pPr>
+      <w:r>
+        <w:rPr>
           <w:b/>
           <w:i w:val="0"/>
           <w:u w:val="none"/>
         </w:rPr>
-        <w:t>Second Level: Two of Three</w:t>
-      </w:r>
-    </w:p>
-    <w:p>
-      <w:pPr>
-        <w:spacing w:after="160"/>
-      </w:pPr>
-      <w:r>
-        <w:rPr>
-          <w:b w:val="0"/>
-          <w:i w:val="0"/>
-          <w:u w:val="none"/>
-        </w:rPr>
-        <w:t>If there is no photo, work through the record with the participant and check whether the information is accurate for them.</w:t>
-      </w:r>
-    </w:p>
-    <w:p>
-      <w:pPr>
-        <w:spacing w:after="160"/>
-      </w:pPr>
-      <w:r>
-        <w:rPr>
-          <w:b w:val="0"/>
-          <w:i w:val="0"/>
-          <w:u w:val="none"/>
-        </w:rPr>
-        <w:t>Start with name, date of birth, and Social Security Number. As a rule of thumb, if at least two of those three match, you can treat the record as a match.</w:t>
-      </w:r>
-    </w:p>
-    <w:p>
-      <w:pPr>
-        <w:spacing w:after="80"/>
-      </w:pPr>
-      <w:r>
-        <w:rPr>
-          <w:b/>
-          <w:i w:val="0"/>
-          <w:u w:val="none"/>
-        </w:rPr>
-        <w:t>Still Unsure</w:t>
-      </w:r>
-    </w:p>
-    <w:p>
-      <w:pPr>
-        <w:spacing w:after="160"/>
-      </w:pPr>
-      <w:r>
-        <w:rPr>
-          <w:b w:val="0"/>
-          <w:i w:val="0"/>
-          <w:u w:val="none"/>
-        </w:rPr>
-        <w:t>Confirm anything else in the record with the participant:</w:t>
-      </w:r>
-    </w:p>
-    <w:p>
-      <w:pPr>
-        <w:pStyle w:val="ListBullet"/>
-        <w:spacing w:after="40"/>
-      </w:pPr>
-      <w:r>
-        <w:t>Case notes</w:t>
-      </w:r>
-    </w:p>
-    <w:p>
-      <w:pPr>
-        <w:pStyle w:val="ListBullet"/>
-        <w:spacing w:after="40"/>
-      </w:pPr>
-      <w:r>
-        <w:t>Program history</w:t>
-      </w:r>
-    </w:p>
-    <w:p>
-      <w:pPr>
-        <w:pStyle w:val="ListBullet"/>
-        <w:spacing w:after="40"/>
-      </w:pPr>
-      <w:r>
-        <w:t>Household members</w:t>
-      </w:r>
-    </w:p>
-    <w:p>
-      <w:pPr>
-        <w:pStyle w:val="ListBullet"/>
-        <w:spacing w:after="40"/>
-      </w:pPr>
-      <w:r>
-        <w:t>Location data</w:t>
-      </w:r>
-    </w:p>
-    <w:p>
-      <w:pPr>
-        <w:pStyle w:val="ListBullet"/>
-        <w:spacing w:after="40"/>
-      </w:pPr>
-      <w:r>
-        <w:t>Veteran status and other demographics</w:t>
-      </w:r>
-    </w:p>
-    <w:p>
-      <w:pPr>
-        <w:spacing w:after="80"/>
-      </w:pPr>
-      <w:r>
-        <w:rPr>
-          <w:b/>
-          <w:i w:val="0"/>
-          <w:u w:val="none"/>
-        </w:rPr>
-        <w:t>Record the Match, Then Keep Looking</w:t>
-      </w:r>
-    </w:p>
-    <w:p>
-      <w:pPr>
-        <w:spacing w:after="160"/>
-      </w:pPr>
-      <w:r>
-        <w:rPr>
-          <w:b w:val="0"/>
-          <w:i w:val="0"/>
-          <w:u w:val="none"/>
-        </w:rPr>
-        <w:t>If you decide the record is a match, note it down — then go back to search and look for others. Finding one match does not mean there is only one.</w:t>
-      </w:r>
-    </w:p>
-    <w:p/>
-    <w:p>
-      <w:pPr>
-        <w:spacing w:after="160"/>
-      </w:pPr>
-      <w:r>
-        <w:rPr>
-          <w:b/>
-          <w:i w:val="0"/>
-          <w:u w:val="single"/>
-        </w:rPr>
-        <w:t>What You Found</w:t>
-      </w:r>
-    </w:p>
-    <w:p>
-      <w:pPr>
-        <w:spacing w:after="80"/>
-      </w:pPr>
-      <w:r>
-        <w:rPr>
-          <w:b/>
-          <w:i w:val="0"/>
-          <w:u w:val="none"/>
-        </w:rPr>
-        <w:t>No Matching Record</w:t>
-      </w:r>
-    </w:p>
-    <w:p>
-      <w:pPr>
-        <w:spacing w:after="160"/>
-      </w:pPr>
-      <w:r>
-        <w:rPr>
-          <w:b w:val="0"/>
-          <w:i w:val="0"/>
-          <w:u w:val="none"/>
-        </w:rPr>
-        <w:t>Create a new HMIS record for this participant.</w:t>
-      </w:r>
-    </w:p>
-    <w:p>
-      <w:pPr>
-        <w:spacing w:after="80"/>
-      </w:pPr>
-      <w:r>
-        <w:rPr>
-          <w:b/>
-          <w:i w:val="0"/>
-          <w:u w:val="none"/>
-        </w:rPr>
-        <w:t>One Matching Record</w:t>
-      </w:r>
-    </w:p>
-    <w:p>
-      <w:pPr>
-        <w:spacing w:after="160"/>
-      </w:pPr>
-      <w:r>
-        <w:rPr>
-          <w:b w:val="0"/>
-          <w:i w:val="0"/>
-          <w:u w:val="none"/>
-        </w:rPr>
-        <w:t>Assume it is the correct one and work from it.</w:t>
-      </w:r>
-    </w:p>
-    <w:p>
-      <w:pPr>
-        <w:spacing w:after="80"/>
-      </w:pPr>
-      <w:r>
-        <w:rPr>
-          <w:b/>
-          <w:i w:val="0"/>
-          <w:u w:val="none"/>
-        </w:rPr>
-        <w:t>Several Matching Records</w:t>
-      </w:r>
-    </w:p>
-    <w:p>
-      <w:pPr>
-        <w:spacing w:after="160"/>
-      </w:pPr>
-      <w:r>
-        <w:rPr>
-          <w:b w:val="0"/>
-          <w:i w:val="0"/>
-          <w:u w:val="none"/>
-        </w:rPr>
-        <w:t>Choose one to work from, and report the rest.</w:t>
-      </w:r>
-    </w:p>
-    <w:p>
-      <w:pPr>
-        <w:spacing w:after="80"/>
-      </w:pPr>
-      <w:r>
-        <w:rPr>
-          <w:b/>
-          <w:i w:val="0"/>
-          <w:u w:val="none"/>
-        </w:rPr>
-        <w:t>Choosing Which Record to Work From</w:t>
-      </w:r>
-    </w:p>
-    <w:p>
-      <w:pPr>
-        <w:spacing w:after="160"/>
-      </w:pPr>
-      <w:r>
-        <w:rPr>
-          <w:b w:val="0"/>
-          <w:i w:val="0"/>
-          <w:u w:val="none"/>
-        </w:rPr>
-        <w:t>Choose the most complete record — full SSN, full date of birth, full name, full program history, a photo on the profile.</w:t>
-      </w:r>
-    </w:p>
-    <w:p>
-      <w:pPr>
-        <w:spacing w:after="160"/>
-      </w:pPr>
-      <w:r>
-        <w:rPr>
-          <w:b w:val="0"/>
-          <w:i w:val="0"/>
-          <w:u w:val="none"/>
-        </w:rPr>
-        <w:t>Where that is unclear, choose the record with the longest enrollment history, based on the oldest enrollment.</w:t>
-      </w:r>
-    </w:p>
-    <w:p>
-      <w:pPr>
-        <w:spacing w:after="160"/>
-      </w:pPr>
-      <w:r>
-        <w:rPr>
-          <w:b w:val="0"/>
-          <w:i w:val="0"/>
-          <w:u w:val="none"/>
-        </w:rPr>
-        <w:t>Then submit the full list of matching records to HMIS Support, including every Unique Identifier, so they can merge them.</w:t>
-      </w:r>
-    </w:p>
-    <w:p/>
-    <w:p>
-      <w:pPr>
-        <w:spacing w:after="160"/>
-      </w:pPr>
-      <w:r>
-        <w:rPr>
-          <w:b/>
-          <w:i w:val="0"/>
-          <w:u w:val="single"/>
-        </w:rPr>
-        <w:t>When You Are Short on Time</w:t>
-      </w:r>
-    </w:p>
-    <w:p>
-      <w:pPr>
-        <w:spacing w:after="80"/>
-      </w:pPr>
-      <w:r>
-        <w:rPr>
-          <w:b/>
-          <w:i w:val="0"/>
-          <w:u w:val="none"/>
-        </w:rPr>
-        <w:t>In the Field</w:t>
-      </w:r>
-    </w:p>
-    <w:p>
-      <w:pPr>
-        <w:spacing w:after="160"/>
-      </w:pPr>
-      <w:r>
-        <w:rPr>
-          <w:b w:val="0"/>
-          <w:i w:val="0"/>
-          <w:u w:val="none"/>
-        </w:rPr>
-        <w:t>Sometimes you cannot do all of this on the spot. In street outreach, under time pressure, you have two honest options.</w:t>
-      </w:r>
-    </w:p>
-    <w:p>
-      <w:pPr>
-        <w:pStyle w:val="ListNumber"/>
-        <w:spacing w:after="40"/>
-      </w:pPr>
-      <w:r>
-        <w:t>Write everything down — on paper or in your notes — and do the full search and verification later at the office. Then enter what you noted once you have found the right record.</w:t>
-      </w:r>
-    </w:p>
-    <w:p>
-      <w:pPr>
-        <w:pStyle w:val="ListNumber"/>
-        <w:spacing w:after="40"/>
-      </w:pPr>
-      <w:r>
-        <w:t>Create a record, if you need a Unique Identifier for the participant right away. Then report it to HMIS Support so they can check whether it duplicates an existing record, and tell you how to merge them if it does.</w:t>
-      </w:r>
-    </w:p>
-    <w:p>
-      <w:pPr>
-        <w:spacing w:after="160"/>
-      </w:pPr>
-      <w:r>
-        <w:rPr>
-          <w:b w:val="0"/>
-          <w:i w:val="0"/>
-          <w:u w:val="none"/>
-        </w:rPr>
-        <w:t>What is not an option is creating a record and saying nothing.</w:t>
-      </w:r>
-    </w:p>
-    <w:p/>
-    <w:p>
-      <w:pPr>
-        <w:spacing w:after="160"/>
-      </w:pPr>
-      <w:r>
-        <w:rPr>
-          <w:b/>
-          <w:i w:val="0"/>
-          <w:u w:val="single"/>
-        </w:rPr>
-        <w:t>Knowledge Check</w:t>
+        <w:t>Task 11 — More Than One Record Matches</w:t>
       </w:r>
     </w:p>
     <w:p>
@@ -3411,7 +4318,409 @@
           <w:i/>
           <w:u w:val="none"/>
         </w:rPr>
-        <w:t>Scored knowledge check. Correct answers in green, incorrect in orange. Consider randomising answer order.</w:t>
+        <w:t>Draft reference: choosing which matching record to work from.</w:t>
+      </w:r>
+    </w:p>
+    <w:p>
+      <w:pPr>
+        <w:spacing w:after="80"/>
+      </w:pPr>
+      <w:r>
+        <w:rPr>
+          <w:b w:val="0"/>
+          <w:i w:val="0"/>
+          <w:u w:val="single"/>
+        </w:rPr>
+        <w:t>The situation, as the learner sees it</w:t>
+      </w:r>
+    </w:p>
+    <w:p>
+      <w:pPr>
+        <w:spacing w:after="160"/>
+      </w:pPr>
+      <w:r>
+        <w:rPr>
+          <w:b w:val="0"/>
+          <w:i w:val="0"/>
+          <w:u w:val="none"/>
+        </w:rPr>
+        <w:t>You search Vega and find three records. All three are Rosalind Vega, born 4/11/1983. All three appear to be the same person.</w:t>
+      </w:r>
+    </w:p>
+    <w:p>
+      <w:pPr>
+        <w:spacing w:after="80"/>
+      </w:pPr>
+      <w:r>
+        <w:rPr>
+          <w:b w:val="0"/>
+          <w:i w:val="0"/>
+          <w:u w:val="single"/>
+        </w:rPr>
+        <w:t>What the learner is asked to do</w:t>
+      </w:r>
+    </w:p>
+    <w:p>
+      <w:pPr>
+        <w:spacing w:after="160"/>
+      </w:pPr>
+      <w:r>
+        <w:rPr>
+          <w:b w:val="0"/>
+          <w:i w:val="0"/>
+          <w:u w:val="none"/>
+        </w:rPr>
+        <w:t>Open the record you would work from.</w:t>
+      </w:r>
+    </w:p>
+    <w:p>
+      <w:pPr>
+        <w:spacing w:after="80"/>
+      </w:pPr>
+      <w:r>
+        <w:rPr>
+          <w:b w:val="0"/>
+          <w:i w:val="0"/>
+          <w:u w:val="single"/>
+        </w:rPr>
+        <w:t>Hint, if they ask for one</w:t>
+      </w:r>
+    </w:p>
+    <w:p>
+      <w:pPr>
+        <w:spacing w:after="160"/>
+      </w:pPr>
+      <w:r>
+        <w:rPr>
+          <w:b w:val="0"/>
+          <w:i w:val="0"/>
+          <w:u w:val="none"/>
+        </w:rPr>
+        <w:t>Choose the most complete one — full SSN, full date of birth, full name, an alias, the fullest history. Open a row's chevron and the record page to compare.</w:t>
+      </w:r>
+    </w:p>
+    <w:p>
+      <w:pPr>
+        <w:spacing w:after="80"/>
+      </w:pPr>
+      <w:r>
+        <w:rPr>
+          <w:b w:val="0"/>
+          <w:i w:val="0"/>
+          <w:u w:val="single"/>
+        </w:rPr>
+        <w:t>The correct record</w:t>
+      </w:r>
+    </w:p>
+    <w:p>
+      <w:pPr>
+        <w:spacing w:after="160"/>
+      </w:pPr>
+      <w:r>
+        <w:rPr>
+          <w:b w:val="0"/>
+          <w:i w:val="0"/>
+          <w:u w:val="none"/>
+        </w:rPr>
+        <w:t>Rosalind Vega · unique identifier F2A6C8D40 · born 11 April 1983 · SSN 961-27-1173.</w:t>
+      </w:r>
+    </w:p>
+    <w:p>
+      <w:pPr>
+        <w:spacing w:after="80"/>
+      </w:pPr>
+      <w:r>
+        <w:rPr>
+          <w:b w:val="0"/>
+          <w:i w:val="0"/>
+          <w:u w:val="single"/>
+        </w:rPr>
+        <w:t>Feedback when they get it right</w:t>
+      </w:r>
+    </w:p>
+    <w:p>
+      <w:pPr>
+        <w:spacing w:after="160"/>
+      </w:pPr>
+      <w:r>
+        <w:rPr>
+          <w:b w:val="0"/>
+          <w:i w:val="0"/>
+          <w:u w:val="none"/>
+        </w:rPr>
+        <w:t>Work from the most complete record — full SSN, full date of birth, full name, full program history. Where that is unclear, take the one with the longest enrollment history, based on the oldest enrollment. Then send the full list of matching records, with every Unique Identifier, to HMIS Support so they can merge them.</w:t>
+      </w:r>
+    </w:p>
+    <w:p>
+      <w:pPr>
+        <w:spacing w:after="80"/>
+      </w:pPr>
+      <w:r>
+        <w:rPr>
+          <w:b/>
+          <w:i w:val="0"/>
+          <w:u w:val="none"/>
+        </w:rPr>
+        <w:t>Task 12 — Finding the Same Person Twice</w:t>
+      </w:r>
+    </w:p>
+    <w:p>
+      <w:pPr>
+        <w:spacing w:after="160"/>
+      </w:pPr>
+      <w:r>
+        <w:rPr>
+          <w:b w:val="0"/>
+          <w:i/>
+          <w:u w:val="none"/>
+        </w:rPr>
+        <w:t>Draft reference: reporting duplicates to HMIS Support.</w:t>
+      </w:r>
+    </w:p>
+    <w:p>
+      <w:pPr>
+        <w:spacing w:after="80"/>
+      </w:pPr>
+      <w:r>
+        <w:rPr>
+          <w:b w:val="0"/>
+          <w:i w:val="0"/>
+          <w:u w:val="single"/>
+        </w:rPr>
+        <w:t>The situation, as the learner sees it</w:t>
+      </w:r>
+    </w:p>
+    <w:p>
+      <w:pPr>
+        <w:spacing w:after="160"/>
+      </w:pPr>
+      <w:r>
+        <w:rPr>
+          <w:b w:val="0"/>
+          <w:i w:val="0"/>
+          <w:u w:val="none"/>
+        </w:rPr>
+        <w:t>You search Beckett. Two records come back: Shauna Beckett and Shawna Beckett. Same date of birth. Same last four of the SSN. One letter apart.</w:t>
+      </w:r>
+    </w:p>
+    <w:p>
+      <w:pPr>
+        <w:spacing w:after="80"/>
+      </w:pPr>
+      <w:r>
+        <w:rPr>
+          <w:b w:val="0"/>
+          <w:i w:val="0"/>
+          <w:u w:val="single"/>
+        </w:rPr>
+        <w:t>What the learner is asked to do</w:t>
+      </w:r>
+    </w:p>
+    <w:p>
+      <w:pPr>
+        <w:spacing w:after="160"/>
+      </w:pPr>
+      <w:r>
+        <w:rPr>
+          <w:b w:val="0"/>
+          <w:i w:val="0"/>
+          <w:u w:val="none"/>
+        </w:rPr>
+        <w:t>Open either record and flag it as a possible duplicate.</w:t>
+      </w:r>
+    </w:p>
+    <w:p>
+      <w:pPr>
+        <w:spacing w:after="80"/>
+      </w:pPr>
+      <w:r>
+        <w:rPr>
+          <w:b w:val="0"/>
+          <w:i w:val="0"/>
+          <w:u w:val="single"/>
+        </w:rPr>
+        <w:t>Hint, if they ask for one</w:t>
+      </w:r>
+    </w:p>
+    <w:p>
+      <w:pPr>
+        <w:spacing w:after="160"/>
+      </w:pPr>
+      <w:r>
+        <w:rPr>
+          <w:b w:val="0"/>
+          <w:i w:val="0"/>
+          <w:u w:val="none"/>
+        </w:rPr>
+        <w:t>Open one of the two, then use 'Flag possible duplicate' in the ⋮ menu on the profile card.</w:t>
+      </w:r>
+    </w:p>
+    <w:p>
+      <w:pPr>
+        <w:spacing w:after="80"/>
+      </w:pPr>
+      <w:r>
+        <w:rPr>
+          <w:b w:val="0"/>
+          <w:i w:val="0"/>
+          <w:u w:val="single"/>
+        </w:rPr>
+        <w:t>The correct records — both of them</w:t>
+      </w:r>
+    </w:p>
+    <w:p>
+      <w:pPr>
+        <w:pStyle w:val="ListBullet"/>
+        <w:spacing w:after="40"/>
+      </w:pPr>
+      <w:r>
+        <w:t>Shauna Beckett · unique identifier 5BB517588 · born 30 April 1993 · SSN 926-71-2210.</w:t>
+      </w:r>
+    </w:p>
+    <w:p>
+      <w:pPr>
+        <w:pStyle w:val="ListBullet"/>
+        <w:spacing w:after="40"/>
+      </w:pPr>
+      <w:r>
+        <w:t>Shawna Beckett · unique identifier 6381E5405 · born 30 April 1993 · SSN 926-71-2210.</w:t>
+      </w:r>
+    </w:p>
+    <w:p>
+      <w:pPr>
+        <w:spacing w:after="160"/>
+      </w:pPr>
+      <w:r>
+        <w:rPr>
+          <w:b w:val="0"/>
+          <w:i/>
+          <w:u w:val="none"/>
+        </w:rPr>
+        <w:t>Scored on flagging either record as a possible duplicate, not on which one they open.</w:t>
+      </w:r>
+    </w:p>
+    <w:p>
+      <w:pPr>
+        <w:spacing w:after="80"/>
+      </w:pPr>
+      <w:r>
+        <w:rPr>
+          <w:b w:val="0"/>
+          <w:i w:val="0"/>
+          <w:u w:val="single"/>
+        </w:rPr>
+        <w:t>Feedback when they get it right</w:t>
+      </w:r>
+    </w:p>
+    <w:p>
+      <w:pPr>
+        <w:spacing w:after="160"/>
+      </w:pPr>
+      <w:r>
+        <w:rPr>
+          <w:b w:val="0"/>
+          <w:i w:val="0"/>
+          <w:u w:val="none"/>
+        </w:rPr>
+        <w:t>This is one person entered twice. You do not merge it and you do not delete it — you report it to HMIS Support with both Unique Identifiers, and they resolve it centrally so your CoC's unduplicated count stays accurate.</w:t>
+      </w:r>
+    </w:p>
+    <w:p/>
+    <w:p>
+      <w:pPr>
+        <w:spacing w:after="160"/>
+      </w:pPr>
+      <w:r>
+        <w:rPr>
+          <w:b/>
+          <w:i w:val="0"/>
+          <w:u w:val="single"/>
+        </w:rPr>
+        <w:t>When You Are Short on Time</w:t>
+      </w:r>
+    </w:p>
+    <w:p>
+      <w:pPr>
+        <w:spacing w:after="80"/>
+      </w:pPr>
+      <w:r>
+        <w:rPr>
+          <w:b/>
+          <w:i w:val="0"/>
+          <w:u w:val="none"/>
+        </w:rPr>
+        <w:t>In the Field</w:t>
+      </w:r>
+    </w:p>
+    <w:p>
+      <w:pPr>
+        <w:spacing w:after="160"/>
+      </w:pPr>
+      <w:r>
+        <w:rPr>
+          <w:b w:val="0"/>
+          <w:i w:val="0"/>
+          <w:u w:val="none"/>
+        </w:rPr>
+        <w:t>Sometimes you cannot do all of this on the spot. In street outreach, under time pressure, you have two honest options.</w:t>
+      </w:r>
+    </w:p>
+    <w:p>
+      <w:pPr>
+        <w:pStyle w:val="ListNumber"/>
+        <w:spacing w:after="40"/>
+      </w:pPr>
+      <w:r>
+        <w:t>Write everything down — on paper or in your notes — and do the full search and verification later at the office. Then enter what you noted once you have found the right record.</w:t>
+      </w:r>
+    </w:p>
+    <w:p>
+      <w:pPr>
+        <w:pStyle w:val="ListNumber"/>
+        <w:spacing w:after="40"/>
+      </w:pPr>
+      <w:r>
+        <w:t>Create a record, if you need a Unique Identifier for the participant right away. Then report it to HMIS Support so they can check whether it duplicates an existing record, and tell you how to merge them if it does.</w:t>
+      </w:r>
+    </w:p>
+    <w:p>
+      <w:pPr>
+        <w:spacing w:after="160"/>
+      </w:pPr>
+      <w:r>
+        <w:rPr>
+          <w:b w:val="0"/>
+          <w:i w:val="0"/>
+          <w:u w:val="none"/>
+        </w:rPr>
+        <w:t>What is not an option is creating a record and saying nothing.</w:t>
+      </w:r>
+    </w:p>
+    <w:p/>
+    <w:p>
+      <w:pPr>
+        <w:spacing w:after="160"/>
+      </w:pPr>
+      <w:r>
+        <w:rPr>
+          <w:b/>
+          <w:i w:val="0"/>
+          <w:u w:val="single"/>
+        </w:rPr>
+        <w:t>Knowledge Check</w:t>
+      </w:r>
+    </w:p>
+    <w:p>
+      <w:pPr>
+        <w:spacing w:after="160"/>
+      </w:pPr>
+      <w:r>
+        <w:rPr>
+          <w:b w:val="0"/>
+          <w:i/>
+          <w:u w:val="none"/>
+        </w:rPr>
+        <w:t>Scored knowledge check. Correct answers in green, incorrect in orange. Randomise answer order. Every option needs feedback text, not just a right-or-wrong mark — the feedback for each question is given below it, and the wrong answers here are wrong for reasons worth saying out loud.</w:t>
       </w:r>
     </w:p>
     <w:p>
@@ -3470,6 +4779,19 @@
       <w:r>
         <w:rPr>
           <w:b w:val="0"/>
+          <w:i/>
+          <w:u w:val="none"/>
+        </w:rPr>
+        <w:t>Feedback: an empty result is the single most misread signal in HMIS. It usually means the record is under a name, a spelling or an identifier you have not tried yet.</w:t>
+      </w:r>
+    </w:p>
+    <w:p>
+      <w:pPr>
+        <w:spacing w:after="160"/>
+      </w:pPr>
+      <w:r>
+        <w:rPr>
+          <w:b w:val="0"/>
           <w:i w:val="0"/>
           <w:u w:val="none"/>
         </w:rPr>
@@ -3519,10 +4841,23 @@
       <w:r>
         <w:rPr>
           <w:b w:val="0"/>
-          <w:i w:val="0"/>
+          <w:i/>
           <w:u w:val="none"/>
         </w:rPr>
-        <w:t>3. Two records share the same name. What should you do?</w:t>
+        <w:t>Feedback: a year on its own is a valid search. So is a fragment of a date. You do not need the whole thing to start narrowing.</w:t>
+      </w:r>
+    </w:p>
+    <w:p>
+      <w:pPr>
+        <w:spacing w:after="160"/>
+      </w:pPr>
+      <w:r>
+        <w:rPr>
+          <w:b w:val="0"/>
+          <w:i w:val="0"/>
+          <w:u w:val="none"/>
+        </w:rPr>
+        <w:t>3. Two records share a name, but you have not compared anything else yet. What is your next step?</w:t>
       </w:r>
     </w:p>
     <w:p>
@@ -3534,7 +4869,7 @@
         <w:rPr>
           <w:color w:val="1E7A33"/>
         </w:rPr>
-        <w:t>Confirm on a second identifier, such as date of birth or the SSN fragment</w:t>
+        <w:t>Compare a second identifier — date of birth, or the SSN fragment</w:t>
       </w:r>
     </w:p>
     <w:p>
@@ -3546,7 +4881,7 @@
         <w:rPr>
           <w:color w:val="C06000"/>
         </w:rPr>
-        <w:t>Assume they are duplicates and report them</w:t>
+        <w:t>Treat them as the same person, because the name matches</w:t>
       </w:r>
     </w:p>
     <w:p>
@@ -3558,7 +4893,7 @@
         <w:rPr>
           <w:color w:val="C06000"/>
         </w:rPr>
-        <w:t>Choose the one with the most information filled in</w:t>
+        <w:t>Work from whichever record you opened first</w:t>
       </w:r>
     </w:p>
     <w:p>
@@ -3568,10 +4903,23 @@
       <w:r>
         <w:rPr>
           <w:b w:val="0"/>
-          <w:i w:val="0"/>
+          <w:i/>
           <w:u w:val="none"/>
         </w:rPr>
-        <w:t>4. A record shows ROI Missing. What does that mean?</w:t>
+        <w:t>Feedback: a name on its own is never enough. Two of the three — name, date of birth, SSN — have to agree before you treat a record as a match. Deciding on the name alone is how one person ends up with two records, and how two people end up sharing one.</w:t>
+      </w:r>
+    </w:p>
+    <w:p>
+      <w:pPr>
+        <w:spacing w:after="160"/>
+      </w:pPr>
+      <w:r>
+        <w:rPr>
+          <w:b w:val="0"/>
+          <w:i w:val="0"/>
+          <w:u w:val="none"/>
+        </w:rPr>
+        <w:t>4. A participant will not give you their Social Security Number. What can you still do?</w:t>
       </w:r>
     </w:p>
     <w:p>
@@ -3583,7 +4931,7 @@
         <w:rPr>
           <w:color w:val="1E7A33"/>
         </w:rPr>
-        <w:t>The participant's data cannot be shared outside your agency until a Release of Information is recorded</w:t>
+        <w:t>Search on name and date of birth — the SSN is one route in, not the only one</w:t>
       </w:r>
     </w:p>
     <w:p>
@@ -3595,7 +4943,7 @@
         <w:rPr>
           <w:color w:val="C06000"/>
         </w:rPr>
-        <w:t>The participant cannot be served</w:t>
+        <w:t>Nothing until they provide it</w:t>
       </w:r>
     </w:p>
     <w:p>
@@ -3607,7 +4955,20 @@
         <w:rPr>
           <w:color w:val="C06000"/>
         </w:rPr>
-        <w:t>The record is incomplete and should be replaced</w:t>
+        <w:t>Create a new record, since you cannot confirm the old one</w:t>
+      </w:r>
+    </w:p>
+    <w:p>
+      <w:pPr>
+        <w:spacing w:after="160"/>
+      </w:pPr>
+      <w:r>
+        <w:rPr>
+          <w:b w:val="0"/>
+          <w:i/>
+          <w:u w:val="none"/>
+        </w:rPr>
+        <w:t>Feedback: refusing is a legitimate answer, and it is recorded as one. Plenty of records hold no SSN at all, or only part of one. Name and date of birth will find most people, and the rest of the record — household, program history, case notes — can confirm the match.</w:t>
       </w:r>
     </w:p>
     <w:p>
@@ -3666,6 +5027,19 @@
       <w:r>
         <w:rPr>
           <w:b w:val="0"/>
+          <w:i/>
+          <w:u w:val="none"/>
+        </w:rPr>
+        <w:t>Feedback: merging and deleting are not yours to do, and doing them locally is how history gets lost. Report both Unique Identifiers to HMIS Support and they resolve it centrally, which is what keeps the CoC's unduplicated count honest.</w:t>
+      </w:r>
+    </w:p>
+    <w:p>
+      <w:pPr>
+        <w:spacing w:after="160"/>
+      </w:pPr>
+      <w:r>
+        <w:rPr>
+          <w:b w:val="0"/>
           <w:i w:val="0"/>
           <w:u w:val="none"/>
         </w:rPr>
@@ -3681,7 +5055,7 @@
         <w:rPr>
           <w:color w:val="1E7A33"/>
         </w:rPr>
-        <w:t>After searching by name, by alternate names and spellings, and by date of birth or SSN, and finding nothing</w:t>
+        <w:t>Only after you have worked the whole list — alternate names and spellings, a different identifier, the Outreach module if you are in the field, and your data staff if you have them — and still found nothing</w:t>
       </w:r>
     </w:p>
     <w:p>
@@ -3693,7 +5067,7 @@
         <w:rPr>
           <w:color w:val="C06000"/>
         </w:rPr>
-        <w:t>When the participant's name returns no results</w:t>
+        <w:t>After the participant's name returns no results</w:t>
       </w:r>
     </w:p>
     <w:p>
@@ -3715,11 +5089,176 @@
       <w:r>
         <w:rPr>
           <w:b w:val="0"/>
+          <w:i/>
+          <w:u w:val="none"/>
+        </w:rPr>
+        <w:t>Feedback: creating a record is the last step, not the second one. An empty result means your search has not found them yet — it is not evidence that they are new. And when you do create one, send the Unique Identifier to HMIS Support and ask them to double-check.</w:t>
+      </w:r>
+    </w:p>
+    <w:p>
+      <w:pPr>
+        <w:spacing w:after="160"/>
+      </w:pPr>
+      <w:r>
+        <w:rPr>
+          <w:b w:val="0"/>
           <w:i w:val="0"/>
           <w:color w:val="C01C1C"/>
           <w:u w:val="none"/>
         </w:rPr>
-        <w:t>Author question: what is the pass mark for this lesson, and does it need to match the rest of the series? The practice simulation currently reports a score out of 100 with a threshold of 80.</w:t>
+        <w:t>Author question: does the knowledge check carry the grade for this lesson, or the practice, or both? If the lesson is delivered in Rise with the simulation embedded, the simulation cannot report a score to the course — so the knowledge check would have to be the graded instrument, and the practice becomes ungraded rehearsal.</w:t>
+      </w:r>
+    </w:p>
+    <w:p/>
+    <w:p>
+      <w:pPr>
+        <w:spacing w:after="160"/>
+      </w:pPr>
+      <w:r>
+        <w:rPr>
+          <w:b/>
+          <w:i w:val="0"/>
+          <w:u w:val="single"/>
+        </w:rPr>
+        <w:t>Take This With You</w:t>
+      </w:r>
+    </w:p>
+    <w:p>
+      <w:pPr>
+        <w:spacing w:after="80"/>
+      </w:pPr>
+      <w:r>
+        <w:rPr>
+          <w:b/>
+          <w:i w:val="0"/>
+          <w:u w:val="none"/>
+        </w:rPr>
+        <w:t>The One-Page Version</w:t>
+      </w:r>
+    </w:p>
+    <w:p>
+      <w:pPr>
+        <w:spacing w:after="160"/>
+      </w:pPr>
+      <w:r>
+        <w:rPr>
+          <w:b w:val="0"/>
+          <w:i w:val="0"/>
+          <w:u w:val="none"/>
+        </w:rPr>
+        <w:t>This work happens on a phone, standing up, usually while something else is going on. Nobody is going to reopen a fifty-minute course to remember the order to search in. So the lesson ends with a card you can keep.</w:t>
+      </w:r>
+    </w:p>
+    <w:p>
+      <w:pPr>
+        <w:spacing w:after="80"/>
+      </w:pPr>
+      <w:r>
+        <w:rPr>
+          <w:b w:val="0"/>
+          <w:i w:val="0"/>
+          <w:u w:val="single"/>
+        </w:rPr>
+        <w:t>What the card holds</w:t>
+      </w:r>
+    </w:p>
+    <w:p>
+      <w:pPr>
+        <w:pStyle w:val="ListBullet"/>
+        <w:spacing w:after="40"/>
+      </w:pPr>
+      <w:r>
+        <w:t>Ask in this order: first name, last name, date of birth. SSN later, if you need it.</w:t>
+      </w:r>
+    </w:p>
+    <w:p>
+      <w:pPr>
+        <w:pStyle w:val="ListBullet"/>
+        <w:spacing w:after="40"/>
+      </w:pPr>
+      <w:r>
+        <w:t>Search short. Two or three letters of each name beats a full name you might misspell.</w:t>
+      </w:r>
+    </w:p>
+    <w:p>
+      <w:pPr>
+        <w:pStyle w:val="ListBullet"/>
+        <w:spacing w:after="40"/>
+      </w:pPr>
+      <w:r>
+        <w:t>A year on its own is a valid search. So is a fragment of a date, or four digits of an SSN.</w:t>
+      </w:r>
+    </w:p>
+    <w:p>
+      <w:pPr>
+        <w:pStyle w:val="ListBullet"/>
+        <w:spacing w:after="40"/>
+      </w:pPr>
+      <w:r>
+        <w:t>Every word you type must match. If you get nothing, take a word away.</w:t>
+      </w:r>
+    </w:p>
+    <w:p>
+      <w:pPr>
+        <w:pStyle w:val="ListBullet"/>
+        <w:spacing w:after="40"/>
+      </w:pPr>
+      <w:r>
+        <w:t>Swaps worth trying: C and K, I and Y. Catherine and Katherine. Jonson and Johnson.</w:t>
+      </w:r>
+    </w:p>
+    <w:p>
+      <w:pPr>
+        <w:pStyle w:val="ListBullet"/>
+        <w:spacing w:after="40"/>
+      </w:pPr>
+      <w:r>
+        <w:t>Two of three — name, date of birth, SSN — before you call it a match.</w:t>
+      </w:r>
+    </w:p>
+    <w:p>
+      <w:pPr>
+        <w:pStyle w:val="ListBullet"/>
+        <w:spacing w:after="40"/>
+      </w:pPr>
+      <w:r>
+        <w:t>Empty result is not proof they are new.</w:t>
+      </w:r>
+    </w:p>
+    <w:p>
+      <w:pPr>
+        <w:pStyle w:val="ListBullet"/>
+        <w:spacing w:after="40"/>
+      </w:pPr>
+      <w:r>
+        <w:t>Never merge, never delete. Report both Unique Identifiers to HMIS Support.</w:t>
+      </w:r>
+    </w:p>
+    <w:p>
+      <w:pPr>
+        <w:spacing w:after="160"/>
+      </w:pPr>
+      <w:r>
+        <w:rPr>
+          <w:b w:val="0"/>
+          <w:i/>
+          <w:u w:val="none"/>
+        </w:rPr>
+        <w:t>Downloadable one-page PDF, and the same content as an on-screen summary for anyone who will not download it. Sized to be readable on a phone.</w:t>
+      </w:r>
+    </w:p>
+    <w:p>
+      <w:pPr>
+        <w:spacing w:after="160"/>
+      </w:pPr>
+      <w:r>
+        <w:rPr>
+          <w:b w:val="0"/>
+          <w:i w:val="0"/>
+          <w:color w:val="C01C1C"/>
+          <w:u w:val="none"/>
+        </w:rPr>
+        <w:t>Author question: is there a house format for job aids this should follow, and does anything need to go on it that is not in the list above?</w:t>
       </w:r>
     </w:p>
     <w:p/>

--- a/HMIS BNTS - Search/Script - HMIS BNTS Lesson 1 - Finding a Participant.docx
+++ b/HMIS BNTS - Search/Script - HMIS BNTS Lesson 1 - Finding a Participant.docx
@@ -1296,6 +1296,45 @@
           <w:i w:val="0"/>
           <w:u w:val="none"/>
         </w:rPr>
+        <w:t>There is a harder edge to it than history. A participant's HMIS record can serve as third-party documentation of their homelessness — a stay in an emergency shelter or Safe Haven, or a contact recorded by a street outreach worker, is evidence of where they have been. That evidence is part of what qualifies them for housing. A duplicate splits it: the bed nights and contacts that prove their history sit on the record you did not find.</w:t>
+      </w:r>
+    </w:p>
+    <w:p>
+      <w:pPr>
+        <w:spacing w:after="160"/>
+      </w:pPr>
+      <w:r>
+        <w:rPr>
+          <w:b w:val="0"/>
+          <w:i w:val="0"/>
+          <w:u w:val="none"/>
+        </w:rPr>
+        <w:t>Referrals work the same way. Coordinated entry rides on the client record, so a second record does not just lose the history — it separates the person from the referral.</w:t>
+      </w:r>
+    </w:p>
+    <w:p>
+      <w:pPr>
+        <w:spacing w:after="160"/>
+      </w:pPr>
+      <w:r>
+        <w:rPr>
+          <w:b w:val="0"/>
+          <w:i/>
+          <w:u w:val="none"/>
+        </w:rPr>
+        <w:t>Sourced from HUD Exchange's HMIS Fundamentals curriculum; see reference/hud-exchange-fundamentals.md. Marked for a source link in the next pass.</w:t>
+      </w:r>
+    </w:p>
+    <w:p>
+      <w:pPr>
+        <w:spacing w:after="160"/>
+      </w:pPr>
+      <w:r>
+        <w:rPr>
+          <w:b w:val="0"/>
+          <w:i w:val="0"/>
+          <w:u w:val="none"/>
+        </w:rPr>
         <w:t>It also avoids duplicate records, keeps a participant's full history available, and prevents delays later. When records are split or incomplete, participants can lose access to services or housing opportunities, and staff spend time afterwards repairing the data.</w:t>
       </w:r>
     </w:p>
@@ -1678,6 +1717,71 @@
           <w:i w:val="0"/>
           <w:u w:val="none"/>
         </w:rPr>
+        <w:t>Why It Is These Three</w:t>
+      </w:r>
+    </w:p>
+    <w:p>
+      <w:pPr>
+        <w:spacing w:after="160"/>
+      </w:pPr>
+      <w:r>
+        <w:rPr>
+          <w:b w:val="0"/>
+          <w:i w:val="0"/>
+          <w:u w:val="none"/>
+        </w:rPr>
+        <w:t>Name, date of birth and Social Security Number are not an arbitrary trio. HUD calls them Universal Identifier Elements, and the standard says there is to be one and only one of each per client record.</w:t>
+      </w:r>
+    </w:p>
+    <w:p>
+      <w:pPr>
+        <w:spacing w:after="160"/>
+      </w:pPr>
+      <w:r>
+        <w:rPr>
+          <w:b w:val="0"/>
+          <w:i w:val="0"/>
+          <w:u w:val="none"/>
+        </w:rPr>
+        <w:t>That is worth sitting with, because it is the whole argument in one line. If a person is meant to have one name, one date of birth and one Social Security Number in HMIS, then a second record is not untidy — it is a contradiction of the standard, and it is why those same three fields are what you verify against later.</w:t>
+      </w:r>
+    </w:p>
+    <w:p>
+      <w:pPr>
+        <w:spacing w:after="160"/>
+      </w:pPr>
+      <w:r>
+        <w:rPr>
+          <w:b w:val="0"/>
+          <w:i w:val="0"/>
+          <w:u w:val="none"/>
+        </w:rPr>
+        <w:t>Everything else on a record — the programs, the dates, the destinations — belongs to a particular stay, and can legitimately differ from one enrollment to the next. The identifiers cannot.</w:t>
+      </w:r>
+    </w:p>
+    <w:p>
+      <w:pPr>
+        <w:spacing w:after="160"/>
+      </w:pPr>
+      <w:r>
+        <w:rPr>
+          <w:b w:val="0"/>
+          <w:i/>
+          <w:u w:val="none"/>
+        </w:rPr>
+        <w:t>Sourced from the HMIS Data Standards via HUD Exchange. A source link goes here in the next pass.</w:t>
+      </w:r>
+    </w:p>
+    <w:p>
+      <w:pPr>
+        <w:spacing w:after="80"/>
+      </w:pPr>
+      <w:r>
+        <w:rPr>
+          <w:b/>
+          <w:i w:val="0"/>
+          <w:u w:val="none"/>
+        </w:rPr>
         <w:t>One Bar, Many Kinds of Information</w:t>
       </w:r>
     </w:p>
@@ -1887,6 +1991,112 @@
           <w:u w:val="none"/>
         </w:rPr>
         <w:t>Some records hold only part of an SSN. When a participant could not recall all of it, the missing parts were stored as X's or zeros — so a record might read XXX-XX-6789. The digits that were recorded are still searchable.</w:t>
+      </w:r>
+    </w:p>
+    <w:p>
+      <w:pPr>
+        <w:spacing w:after="80"/>
+      </w:pPr>
+      <w:r>
+        <w:rPr>
+          <w:b w:val="0"/>
+          <w:i w:val="0"/>
+          <w:u w:val="single"/>
+        </w:rPr>
+        <w:t>What the code next to it tells you</w:t>
+      </w:r>
+    </w:p>
+    <w:p>
+      <w:pPr>
+        <w:spacing w:after="160"/>
+      </w:pPr>
+      <w:r>
+        <w:rPr>
+          <w:b w:val="0"/>
+          <w:i w:val="0"/>
+          <w:u w:val="none"/>
+        </w:rPr>
+        <w:t>A record also carries a reason when the number is not there, and the three you will see mean genuinely different things:</w:t>
+      </w:r>
+    </w:p>
+    <w:p>
+      <w:pPr>
+        <w:pStyle w:val="ListBullet"/>
+        <w:spacing w:after="40"/>
+      </w:pPr>
+      <w:r>
+        <w:t>Client doesn't know — they do not have the information.</w:t>
+      </w:r>
+    </w:p>
+    <w:p>
+      <w:pPr>
+        <w:pStyle w:val="ListBullet"/>
+        <w:spacing w:after="40"/>
+      </w:pPr>
+      <w:r>
+        <w:t>Client refused — they know it and have chosen not to give it. That is their decision to make, and it is a legitimate answer. Nobody is denied assistance for it.</w:t>
+      </w:r>
+    </w:p>
+    <w:p>
+      <w:pPr>
+        <w:pStyle w:val="ListBullet"/>
+        <w:spacing w:after="40"/>
+      </w:pPr>
+      <w:r>
+        <w:t>Data not collected — nobody recorded it. Often that means nobody asked.</w:t>
+      </w:r>
+    </w:p>
+    <w:p>
+      <w:pPr>
+        <w:spacing w:after="160"/>
+      </w:pPr>
+      <w:r>
+        <w:rPr>
+          <w:b w:val="0"/>
+          <w:i w:val="0"/>
+          <w:u w:val="none"/>
+        </w:rPr>
+        <w:t>The difference is worth reading. A refusal is settled; a gap is not. If a record shows data not collected and you are with the participant, that is a blank you may be able to fill — and one more identifier to verify against next time.</w:t>
+      </w:r>
+    </w:p>
+    <w:p>
+      <w:pPr>
+        <w:spacing w:after="160"/>
+      </w:pPr>
+      <w:r>
+        <w:rPr>
+          <w:b w:val="0"/>
+          <w:i w:val="0"/>
+          <w:u w:val="none"/>
+        </w:rPr>
+        <w:t>The rule that goes with it: you may not decide on someone's behalf. Do not record a refusal without asking, and never use it to mean that you do not know the answer.</w:t>
+      </w:r>
+    </w:p>
+    <w:p>
+      <w:pPr>
+        <w:spacing w:after="160"/>
+      </w:pPr>
+      <w:r>
+        <w:rPr>
+          <w:b w:val="0"/>
+          <w:i/>
+          <w:u w:val="none"/>
+        </w:rPr>
+        <w:t>These are the HMIS Data Standards definitions, from HUD Exchange. Source link next pass.</w:t>
+      </w:r>
+    </w:p>
+    <w:p>
+      <w:pPr>
+        <w:spacing w:after="160"/>
+      </w:pPr>
+      <w:r>
+        <w:rPr>
+          <w:b w:val="0"/>
+          <w:i w:val="0"/>
+          <w:color w:val="C01C1C"/>
+          <w:u w:val="none"/>
+        </w:rPr>
+        <w:t>Author question: HUD's current wording is Client prefers not to answer. Our simulation displays Client refused, which is the older phrasing. Confirm which one Clarity actually shows on the record page — the lesson should use whatever the learner will see, and the simulation should match it.</w:t>
       </w:r>
     </w:p>
     <w:p>

--- a/HMIS BNTS - Search/Script - HMIS BNTS Lesson 1 - Finding a Participant.docx
+++ b/HMIS BNTS - Search/Script - HMIS BNTS Lesson 1 - Finding a Participant.docx
@@ -247,6 +247,32 @@
           <w:i w:val="0"/>
           <w:u w:val="none"/>
         </w:rPr>
+        <w:t>What You Will Be Able to Do</w:t>
+      </w:r>
+    </w:p>
+    <w:p>
+      <w:pPr>
+        <w:spacing w:after="20"/>
+      </w:pPr>
+      <w:r>
+        <w:rPr>
+          <w:b w:val="0"/>
+          <w:i w:val="0"/>
+          <w:u w:val="none"/>
+        </w:rPr>
+        <w:t>Before You Start</w:t>
+      </w:r>
+    </w:p>
+    <w:p>
+      <w:pPr>
+        <w:spacing w:after="20"/>
+      </w:pPr>
+      <w:r>
+        <w:rPr>
+          <w:b w:val="0"/>
+          <w:i w:val="0"/>
+          <w:u w:val="none"/>
+        </w:rPr>
         <w:t>Someone Asks You for an Update</w:t>
       </w:r>
     </w:p>
@@ -260,6 +286,19 @@
           <w:i w:val="0"/>
           <w:u w:val="none"/>
         </w:rPr>
+        <w:t>How This Lesson Runs</w:t>
+      </w:r>
+    </w:p>
+    <w:p>
+      <w:pPr>
+        <w:spacing w:after="20"/>
+      </w:pPr>
+      <w:r>
+        <w:rPr>
+          <w:b w:val="0"/>
+          <w:i w:val="0"/>
+          <w:u w:val="none"/>
+        </w:rPr>
         <w:t>Why Searching Thoroughly Matters</w:t>
       </w:r>
     </w:p>
@@ -533,6 +572,45 @@
           <w:i w:val="0"/>
           <w:u w:val="none"/>
         </w:rPr>
+        <w:t>How the Practice Tool Is Built</w:t>
+      </w:r>
+    </w:p>
+    <w:p>
+      <w:pPr>
+        <w:spacing w:after="20"/>
+      </w:pPr>
+      <w:r>
+        <w:rPr>
+          <w:b w:val="0"/>
+          <w:i w:val="0"/>
+          <w:u w:val="none"/>
+        </w:rPr>
+        <w:t>Only What This Lesson Needs</w:t>
+      </w:r>
+    </w:p>
+    <w:p>
+      <w:pPr>
+        <w:spacing w:after="20"/>
+      </w:pPr>
+      <w:r>
+        <w:rPr>
+          <w:b w:val="0"/>
+          <w:i w:val="0"/>
+          <w:u w:val="none"/>
+        </w:rPr>
+        <w:t>Earning the Rest</w:t>
+      </w:r>
+    </w:p>
+    <w:p>
+      <w:pPr>
+        <w:spacing w:after="40"/>
+      </w:pPr>
+      <w:r>
+        <w:rPr>
+          <w:b/>
+          <w:i w:val="0"/>
+          <w:u w:val="none"/>
+        </w:rPr>
         <w:t>Practice: Finding a Participant</w:t>
       </w:r>
     </w:p>
@@ -871,7 +949,7 @@
           <w:i w:val="0"/>
           <w:u w:val="none"/>
         </w:rPr>
-        <w:t>Task 12 — More Than One Record Matches</w:t>
+        <w:t>Task 12 — Everything at Once</w:t>
       </w:r>
     </w:p>
     <w:p>
@@ -884,7 +962,20 @@
           <w:i w:val="0"/>
           <w:u w:val="none"/>
         </w:rPr>
-        <w:t>Task 13 — Finding the Same Person Twice</w:t>
+        <w:t>Task 13 — More Than One Record Matches</w:t>
+      </w:r>
+    </w:p>
+    <w:p>
+      <w:pPr>
+        <w:spacing w:after="20"/>
+      </w:pPr>
+      <w:r>
+        <w:rPr>
+          <w:b w:val="0"/>
+          <w:i w:val="0"/>
+          <w:u w:val="none"/>
+        </w:rPr>
+        <w:t>Task 14 — Finding the Same Person Twice</w:t>
       </w:r>
     </w:p>
     <w:p>
@@ -949,6 +1040,19 @@
           <w:i w:val="0"/>
           <w:u w:val="none"/>
         </w:rPr>
+        <w:t>Why Accuracy on the Way In Matters</w:t>
+      </w:r>
+    </w:p>
+    <w:p>
+      <w:pPr>
+        <w:spacing w:after="20"/>
+      </w:pPr>
+      <w:r>
+        <w:rPr>
+          <w:b w:val="0"/>
+          <w:i w:val="0"/>
+          <w:u w:val="none"/>
+        </w:rPr>
         <w:t>The One-Page Version</w:t>
       </w:r>
     </w:p>
@@ -1069,10 +1173,24 @@
       <w:r>
         <w:rPr>
           <w:b w:val="0"/>
+          <w:i w:val="0"/>
+          <w:color w:val="C01C1C"/>
+          <w:u w:val="none"/>
+        </w:rPr>
+        <w:t>Author question, and the most important one in this document: the brainstorm notes put an e-learning at about ten minutes. This script is roughly fifty. Those are different products, and the gap is the practice — fourteen hands-on tasks is what makes it long, and it is also the part that teaches judgment rather than button locations. Three ways to close it: run the instruction as a ten-minute lesson and make the simulation a separate practice activity that is not timed; cut to five or six tasks and lose documented coverage; or split into two lessons at the checkpoint. Needs deciding before design starts.</w:t>
+      </w:r>
+    </w:p>
+    <w:p>
+      <w:pPr>
+        <w:spacing w:after="160"/>
+      </w:pPr>
+      <w:r>
+        <w:rPr>
+          <w:b w:val="0"/>
           <w:i/>
           <w:u w:val="none"/>
         </w:rPr>
-        <w:t>Thirteen scored tasks and a knowledge check is a long single sitting. If the series would rather run shorter lessons, the natural cut is the checkpoint between task 8 and task 9 — eight tasks on searching, four on verifying.</w:t>
+        <w:t>Fourteen scored tasks and a knowledge check is a long single sitting. If the series would rather run shorter lessons, the natural cut is the checkpoint between task 8 and task 9 — eight tasks on searching, four on verifying.</w:t>
       </w:r>
     </w:p>
     <w:p>
@@ -1098,6 +1216,59 @@
           <w:i w:val="0"/>
           <w:u w:val="none"/>
         </w:rPr>
+        <w:t>What You Will Be Able to Do</w:t>
+      </w:r>
+    </w:p>
+    <w:p>
+      <w:pPr>
+        <w:pStyle w:val="ListNumber"/>
+        <w:spacing w:after="40"/>
+      </w:pPr>
+      <w:r>
+        <w:t>Say what HMIS is and what it is used for.</w:t>
+      </w:r>
+    </w:p>
+    <w:p>
+      <w:pPr>
+        <w:pStyle w:val="ListNumber"/>
+        <w:spacing w:after="40"/>
+      </w:pPr>
+      <w:r>
+        <w:t>Use search properly, and explain why searching diligently matters.</w:t>
+      </w:r>
+    </w:p>
+    <w:p>
+      <w:pPr>
+        <w:pStyle w:val="ListNumber"/>
+        <w:spacing w:after="40"/>
+      </w:pPr>
+      <w:r>
+        <w:t>Explain why capturing a participant's information accurately matters.</w:t>
+      </w:r>
+    </w:p>
+    <w:p>
+      <w:pPr>
+        <w:spacing w:after="160"/>
+      </w:pPr>
+      <w:r>
+        <w:rPr>
+          <w:b w:val="0"/>
+          <w:i/>
+          <w:u w:val="none"/>
+        </w:rPr>
+        <w:t>On screen as a numbered list before the lesson proper, the way the HUD Exchange courses open. Three, not more.</w:t>
+      </w:r>
+    </w:p>
+    <w:p>
+      <w:pPr>
+        <w:spacing w:after="80"/>
+      </w:pPr>
+      <w:r>
+        <w:rPr>
+          <w:b/>
+          <w:i w:val="0"/>
+          <w:u w:val="none"/>
+        </w:rPr>
         <w:t>Before You Start</w:t>
       </w:r>
     </w:p>
@@ -1190,6 +1361,32 @@
           <w:i w:val="0"/>
           <w:u w:val="none"/>
         </w:rPr>
+        <w:t>He tells you somebody came round a while back. Took his details, said they would be in touch. Nothing happened, and he does not remember the name of the agency or the worker.</w:t>
+      </w:r>
+    </w:p>
+    <w:p>
+      <w:pPr>
+        <w:spacing w:after="160"/>
+      </w:pPr>
+      <w:r>
+        <w:rPr>
+          <w:b w:val="0"/>
+          <w:i w:val="0"/>
+          <w:u w:val="none"/>
+        </w:rPr>
+        <w:t>That last part is the part to notice. If a provider took his details, there is very likely already a record — a contact, an outreach note, something with his name on it. He is not new to this system even though he feels new to you.</w:t>
+      </w:r>
+    </w:p>
+    <w:p>
+      <w:pPr>
+        <w:spacing w:after="160"/>
+      </w:pPr>
+      <w:r>
+        <w:rPr>
+          <w:b w:val="0"/>
+          <w:i w:val="0"/>
+          <w:u w:val="none"/>
+        </w:rPr>
         <w:t>It is a fair question and it deserves a real answer. To give him one you need his record.</w:t>
       </w:r>
     </w:p>
@@ -1257,7 +1454,7 @@
           <w:color w:val="C01C1C"/>
           <w:u w:val="none"/>
         </w:rPr>
-        <w:t>Author question: this opener now matches the way outreach staff describe it — a city cleanup, and the participant approaches asking for an update on interim housing. Confirm that is representative, and give the participant a name if the team has a persona it already uses.</w:t>
+        <w:t>Author question: give the participant a name if the team has a persona it already uses.</w:t>
       </w:r>
     </w:p>
     <w:p>
@@ -1270,6 +1467,94 @@
           <w:i w:val="0"/>
           <w:u w:val="none"/>
         </w:rPr>
+        <w:t>How This Lesson Runs</w:t>
+      </w:r>
+    </w:p>
+    <w:p>
+      <w:pPr>
+        <w:spacing w:after="160"/>
+      </w:pPr>
+      <w:r>
+        <w:rPr>
+          <w:b w:val="0"/>
+          <w:i w:val="0"/>
+          <w:u w:val="none"/>
+        </w:rPr>
+        <w:t>The shape of it is the shape of the job:</w:t>
+      </w:r>
+    </w:p>
+    <w:p>
+      <w:pPr>
+        <w:pStyle w:val="ListNumber"/>
+        <w:spacing w:after="40"/>
+      </w:pPr>
+      <w:r>
+        <w:t>You are an outreach worker with a caseload and a system you are accountable to.</w:t>
+      </w:r>
+    </w:p>
+    <w:p>
+      <w:pPr>
+        <w:pStyle w:val="ListNumber"/>
+        <w:spacing w:after="40"/>
+      </w:pPr>
+      <w:r>
+        <w:t>You meet someone.</w:t>
+      </w:r>
+    </w:p>
+    <w:p>
+      <w:pPr>
+        <w:pStyle w:val="ListNumber"/>
+        <w:spacing w:after="40"/>
+      </w:pPr>
+      <w:r>
+        <w:t>You search for them — first name, last name, date of birth.</w:t>
+      </w:r>
+    </w:p>
+    <w:p>
+      <w:pPr>
+        <w:pStyle w:val="ListNumber"/>
+        <w:spacing w:after="40"/>
+      </w:pPr>
+      <w:r>
+        <w:t>If and only if you cannot find them, you enter them.</w:t>
+      </w:r>
+    </w:p>
+    <w:p>
+      <w:pPr>
+        <w:spacing w:after="160"/>
+      </w:pPr>
+      <w:r>
+        <w:rPr>
+          <w:b w:val="0"/>
+          <w:i w:val="0"/>
+          <w:u w:val="none"/>
+        </w:rPr>
+        <w:t>Everything in this lesson sits on one of those four steps. Most of it sits on the third, because that is where the damage is done or avoided.</w:t>
+      </w:r>
+    </w:p>
+    <w:p>
+      <w:pPr>
+        <w:spacing w:after="160"/>
+      </w:pPr>
+      <w:r>
+        <w:rPr>
+          <w:b w:val="0"/>
+          <w:i/>
+          <w:u w:val="none"/>
+        </w:rPr>
+        <w:t>Consider showing the four steps as a progress marker that stays visible, so the learner always knows which part of the job they are in.</w:t>
+      </w:r>
+    </w:p>
+    <w:p>
+      <w:pPr>
+        <w:spacing w:after="80"/>
+      </w:pPr>
+      <w:r>
+        <w:rPr>
+          <w:b/>
+          <w:i w:val="0"/>
+          <w:u w:val="none"/>
+        </w:rPr>
         <w:t>Why Searching Thoroughly Matters</w:t>
       </w:r>
     </w:p>
@@ -1322,7 +1607,20 @@
           <w:i/>
           <w:u w:val="none"/>
         </w:rPr>
-        <w:t>Sourced from HUD Exchange's HMIS Fundamentals curriculum; see reference/hud-exchange-fundamentals.md. Marked for a source link in the next pass.</w:t>
+        <w:t>Sourced; a source link goes here in the sourcing pass.</w:t>
+      </w:r>
+    </w:p>
+    <w:p>
+      <w:pPr>
+        <w:spacing w:after="160"/>
+      </w:pPr>
+      <w:r>
+        <w:rPr>
+          <w:b w:val="0"/>
+          <w:i w:val="0"/>
+          <w:u w:val="none"/>
+        </w:rPr>
+        <w:t>And a duplicate is not a tidy-up job. Once two records exist for one person, somebody has to investigate which is which, work out what happened on each, and clean it up — and that is a long process, measured in weeks rather than minutes. While it runs, the person is the one waiting.</w:t>
       </w:r>
     </w:p>
     <w:p>
@@ -1651,7 +1949,7 @@
           <w:i w:val="0"/>
           <w:u w:val="none"/>
         </w:rPr>
-        <w:t>If someone does not want to give you their SSN, that is a legitimate answer and you can work without it. You will practice exactly that situation later in this lesson.</w:t>
+        <w:t>If someone does not want to give you their SSN, that is a legitimate answer and you can work without it. Plenty of records hold no Social Security Number at all, or only part of one, and they are still findable.</w:t>
       </w:r>
     </w:p>
     <w:p>
@@ -1730,7 +2028,7 @@
           <w:i w:val="0"/>
           <w:u w:val="none"/>
         </w:rPr>
-        <w:t>Name, date of birth and Social Security Number are not an arbitrary trio. HUD calls them Universal Identifier Elements, and the standard says there is to be one and only one of each per client record.</w:t>
+        <w:t>Name, date of birth and Social Security Number are not an arbitrary trio. They are the things a person has one of. One name, one date of birth, one Social Security Number — so they are what tells one person from another, and they are what you check a record against.</w:t>
       </w:r>
     </w:p>
     <w:p>
@@ -1743,7 +2041,7 @@
           <w:i w:val="0"/>
           <w:u w:val="none"/>
         </w:rPr>
-        <w:t>That is worth sitting with, because it is the whole argument in one line. If a person is meant to have one name, one date of birth and one Social Security Number in HMIS, then a second record is not untidy — it is a contradiction of the standard, and it is why those same three fields are what you verify against later.</w:t>
+        <w:t>Everything else on a record can legitimately change. Someone can have several enrollments, several programs, several addresses, and none of that makes them a different person. The three identifiers are the part that should never disagree.</w:t>
       </w:r>
     </w:p>
     <w:p>
@@ -1756,20 +2054,7 @@
           <w:i w:val="0"/>
           <w:u w:val="none"/>
         </w:rPr>
-        <w:t>Everything else on a record — the programs, the dates, the destinations — belongs to a particular stay, and can legitimately differ from one enrollment to the next. The identifiers cannot.</w:t>
-      </w:r>
-    </w:p>
-    <w:p>
-      <w:pPr>
-        <w:spacing w:after="160"/>
-      </w:pPr>
-      <w:r>
-        <w:rPr>
-          <w:b w:val="0"/>
-          <w:i/>
-          <w:u w:val="none"/>
-        </w:rPr>
-        <w:t>Sourced from the HMIS Data Standards via HUD Exchange. A source link goes here in the next pass.</w:t>
+        <w:t>Which is also why a second record for the same person is a problem rather than a duplicate row. It gives one person two sets of the things they only have one of.</w:t>
       </w:r>
     </w:p>
     <w:p>
@@ -2082,7 +2367,7 @@
           <w:i/>
           <w:u w:val="none"/>
         </w:rPr>
-        <w:t>These are the HMIS Data Standards definitions, from HUD Exchange. Source link next pass.</w:t>
+        <w:t>Definitions are the standard ones; a source link goes here in the sourcing pass.</w:t>
       </w:r>
     </w:p>
     <w:p>
@@ -2096,7 +2381,7 @@
           <w:color w:val="C01C1C"/>
           <w:u w:val="none"/>
         </w:rPr>
-        <w:t>Author question: HUD's current wording is Client prefers not to answer. Our simulation displays Client refused, which is the older phrasing. Confirm which one Clarity actually shows on the record page — the lesson should use whatever the learner will see, and the simulation should match it.</w:t>
+        <w:t>Author question: our simulation displays Client refused. The wording in current guidance is Client prefers not to answer. Confirm which one Clarity actually shows on the record page — the lesson should use whatever the learner will see, and the simulation should match it.</w:t>
       </w:r>
     </w:p>
     <w:p>
@@ -2132,10 +2417,10 @@
       <w:r>
         <w:rPr>
           <w:b w:val="0"/>
-          <w:i w:val="0"/>
-          <w:u w:val="none"/>
-        </w:rPr>
-        <w:t>There is a further column, ROI, which you will see but do not need for this lesson. It is covered where it belongs, alongside consent and data sharing.</w:t>
+          <w:i/>
+          <w:u w:val="none"/>
+        </w:rPr>
+        <w:t>The ROI column is dimmed in the simulation for this lesson — see Building It Up, below. Nothing needs to be said about it, so nothing is.</w:t>
       </w:r>
     </w:p>
     <w:p>
@@ -2145,10 +2430,181 @@
       <w:r>
         <w:rPr>
           <w:b w:val="0"/>
+          <w:i w:val="0"/>
+          <w:u w:val="none"/>
+        </w:rPr>
+        <w:t>A word about wording. This lesson says participant. The software says Client. They mean the same person.</w:t>
+      </w:r>
+    </w:p>
+    <w:p>
+      <w:pPr>
+        <w:spacing w:after="160"/>
+      </w:pPr>
+      <w:r>
+        <w:rPr>
+          <w:b w:val="0"/>
+          <w:i w:val="0"/>
+          <w:color w:val="C01C1C"/>
+          <w:u w:val="none"/>
+        </w:rPr>
+        <w:t>Author question: confirm the team wants participant used in narration throughout, with the software's own label acknowledged once here.</w:t>
+      </w:r>
+    </w:p>
+    <w:p/>
+    <w:p>
+      <w:pPr>
+        <w:spacing w:after="160"/>
+      </w:pPr>
+      <w:r>
+        <w:rPr>
+          <w:b/>
+          <w:i w:val="0"/>
+          <w:u w:val="single"/>
+        </w:rPr>
+        <w:t>When Search Comes Up Empty</w:t>
+      </w:r>
+    </w:p>
+    <w:p>
+      <w:pPr>
+        <w:spacing w:after="160"/>
+      </w:pPr>
+      <w:r>
+        <w:rPr>
+          <w:b w:val="0"/>
+          <w:i w:val="0"/>
+          <w:u w:val="none"/>
+        </w:rPr>
+        <w:t>You have searched and found nothing. Before you conclude the participant is new, work through this list.</w:t>
+      </w:r>
+    </w:p>
+    <w:p>
+      <w:pPr>
+        <w:spacing w:after="80"/>
+      </w:pPr>
+      <w:r>
+        <w:rPr>
+          <w:b/>
+          <w:i w:val="0"/>
+          <w:u w:val="none"/>
+        </w:rPr>
+        <w:t>Alternate Names</w:t>
+      </w:r>
+    </w:p>
+    <w:p>
+      <w:pPr>
+        <w:spacing w:after="160"/>
+      </w:pPr>
+      <w:r>
+        <w:rPr>
+          <w:b w:val="0"/>
+          <w:i w:val="0"/>
+          <w:u w:val="none"/>
+        </w:rPr>
+        <w:t>Ask the participant what else they have been called: a middle name, a second last name, a nickname, a shortened name. Confirm the spelling of each one.</w:t>
+      </w:r>
+    </w:p>
+    <w:p>
+      <w:pPr>
+        <w:spacing w:after="160"/>
+      </w:pPr>
+      <w:r>
+        <w:rPr>
+          <w:b w:val="0"/>
+          <w:i w:val="0"/>
+          <w:u w:val="none"/>
+        </w:rPr>
+        <w:t>Ask to see any identification or written documentation. It is the fastest way to discover a name nobody thought to mention.</w:t>
+      </w:r>
+    </w:p>
+    <w:p>
+      <w:pPr>
+        <w:spacing w:after="80"/>
+      </w:pPr>
+      <w:r>
+        <w:rPr>
+          <w:b/>
+          <w:i w:val="0"/>
+          <w:u w:val="none"/>
+        </w:rPr>
+        <w:t>Alternate Spellings</w:t>
+      </w:r>
+    </w:p>
+    <w:p>
+      <w:pPr>
+        <w:spacing w:after="160"/>
+      </w:pPr>
+      <w:r>
+        <w:rPr>
+          <w:b w:val="0"/>
+          <w:i w:val="0"/>
+          <w:u w:val="none"/>
+        </w:rPr>
+        <w:t>Try the spellings a previous provider might have used by mistake. For Katherine Johnson: catherine, cat, jonson, jon.</w:t>
+      </w:r>
+    </w:p>
+    <w:p>
+      <w:pPr>
+        <w:spacing w:after="80"/>
+      </w:pPr>
+      <w:r>
+        <w:rPr>
+          <w:b/>
+          <w:i w:val="0"/>
+          <w:u w:val="none"/>
+        </w:rPr>
+        <w:t>Start Over From a Different Fact</w:t>
+      </w:r>
+    </w:p>
+    <w:p>
+      <w:pPr>
+        <w:spacing w:after="160"/>
+      </w:pPr>
+      <w:r>
+        <w:rPr>
+          <w:b w:val="0"/>
+          <w:i w:val="0"/>
+          <w:u w:val="none"/>
+        </w:rPr>
+        <w:t>Go back to the beginning and start from a different piece of information. If you began with the date of birth, begin this time with the first three letters of the first and last name.</w:t>
+      </w:r>
+    </w:p>
+    <w:p>
+      <w:pPr>
+        <w:spacing w:after="80"/>
+      </w:pPr>
+      <w:r>
+        <w:rPr>
+          <w:b/>
+          <w:i w:val="0"/>
+          <w:u w:val="none"/>
+        </w:rPr>
+        <w:t>Street Outreach: Searching by Location</w:t>
+      </w:r>
+    </w:p>
+    <w:p>
+      <w:pPr>
+        <w:spacing w:after="160"/>
+      </w:pPr>
+      <w:r>
+        <w:rPr>
+          <w:b w:val="0"/>
+          <w:i w:val="0"/>
+          <w:u w:val="none"/>
+        </w:rPr>
+        <w:t>If you are working in street outreach, search using the Outreach module. Enter the location where you have met this participant — an address or a cross street — and look at the records at or near that location.</w:t>
+      </w:r>
+    </w:p>
+    <w:p>
+      <w:pPr>
+        <w:spacing w:after="160"/>
+      </w:pPr>
+      <w:r>
+        <w:rPr>
+          <w:b w:val="0"/>
           <w:i/>
           <w:u w:val="none"/>
         </w:rPr>
-        <w:t>ROI is deliberately not taught here — it has not been introduced anywhere in the series yet, and consent deserves explaining properly rather than in passing. The column stays visible in the simulation because it is on the real screen; the narration does not lean on it.</w:t>
+        <w:t>The Outreach module is not part of this lesson's simulation. Taught with a short screen recording — enough to know the search exists and when to reach for it.</w:t>
       </w:r>
     </w:p>
     <w:p>
@@ -2162,7 +2618,20 @@
           <w:color w:val="C01C1C"/>
           <w:u w:val="none"/>
         </w:rPr>
-        <w:t>Author question: which lesson introduces ROI and Release of Information? This one should point forward to it by name once that is settled.</w:t>
+        <w:t>Author question: should the Outreach module be demonstrated here, or held for a dedicated outreach lesson? It is the one step in this list the practice cannot cover.</w:t>
+      </w:r>
+    </w:p>
+    <w:p>
+      <w:pPr>
+        <w:spacing w:after="80"/>
+      </w:pPr>
+      <w:r>
+        <w:rPr>
+          <w:b/>
+          <w:i w:val="0"/>
+          <w:u w:val="none"/>
+        </w:rPr>
+        <w:t>Ask Your Data Staff</w:t>
       </w:r>
     </w:p>
     <w:p>
@@ -2175,7 +2644,20 @@
           <w:i w:val="0"/>
           <w:u w:val="none"/>
         </w:rPr>
-        <w:t>A word about wording. This lesson says participant. The software says Client. They mean the same person.</w:t>
+        <w:t>If you have time and your organisation has data staff, ask them. They search differently and they find things.</w:t>
+      </w:r>
+    </w:p>
+    <w:p>
+      <w:pPr>
+        <w:spacing w:after="80"/>
+      </w:pPr>
+      <w:r>
+        <w:rPr>
+          <w:b/>
+          <w:i w:val="0"/>
+          <w:u w:val="none"/>
+        </w:rPr>
+        <w:t>Only Then, Create a Record</w:t>
       </w:r>
     </w:p>
     <w:p>
@@ -2186,10 +2668,35 @@
         <w:rPr>
           <w:b w:val="0"/>
           <w:i w:val="0"/>
-          <w:color w:val="C01C1C"/>
-          <w:u w:val="none"/>
-        </w:rPr>
-        <w:t>Author question: confirm the team wants participant used in narration throughout, with the software's own label acknowledged once here.</w:t>
+          <w:u w:val="none"/>
+        </w:rPr>
+        <w:t>If you have worked through all of the above and still cannot find a candidate record, create a new one. At that point it is the right thing to do.</w:t>
+      </w:r>
+    </w:p>
+    <w:p>
+      <w:pPr>
+        <w:spacing w:after="160"/>
+      </w:pPr>
+      <w:r>
+        <w:rPr>
+          <w:b w:val="0"/>
+          <w:i w:val="0"/>
+          <w:u w:val="none"/>
+        </w:rPr>
+        <w:t>When you get the chance afterwards, submit a ticket to HMIS Support with the Unique Identifier of the record you created and ask them to double-check that you did not miss an existing one.</w:t>
+      </w:r>
+    </w:p>
+    <w:p>
+      <w:pPr>
+        <w:spacing w:after="160"/>
+      </w:pPr>
+      <w:r>
+        <w:rPr>
+          <w:b w:val="0"/>
+          <w:i/>
+          <w:u w:val="none"/>
+        </w:rPr>
+        <w:t>Creating a record is its own lesson, and the create form is dimmed here. In this lesson the Add button acknowledges the learner and explains that it is covered next — and points out when the participant in the current task already has a record.</w:t>
       </w:r>
     </w:p>
     <w:p/>
@@ -2203,7 +2710,20 @@
           <w:i w:val="0"/>
           <w:u w:val="single"/>
         </w:rPr>
-        <w:t>When Search Comes Up Empty</w:t>
+        <w:t>How the Practice Tool Is Built</w:t>
+      </w:r>
+    </w:p>
+    <w:p>
+      <w:pPr>
+        <w:spacing w:after="80"/>
+      </w:pPr>
+      <w:r>
+        <w:rPr>
+          <w:b/>
+          <w:i w:val="0"/>
+          <w:u w:val="none"/>
+        </w:rPr>
+        <w:t>Only What This Lesson Needs</w:t>
       </w:r>
     </w:p>
     <w:p>
@@ -2216,7 +2736,20 @@
           <w:i w:val="0"/>
           <w:u w:val="none"/>
         </w:rPr>
-        <w:t>You have searched and found nothing. Before you conclude the participant is new, work through this list.</w:t>
+        <w:t>The practice version of Clarity shows the whole screen, because that is what you will see at work. But the parts this lesson does not use are dimmed and cannot be clicked.</w:t>
+      </w:r>
+    </w:p>
+    <w:p>
+      <w:pPr>
+        <w:spacing w:after="160"/>
+      </w:pPr>
+      <w:r>
+        <w:rPr>
+          <w:b w:val="0"/>
+          <w:i w:val="0"/>
+          <w:u w:val="none"/>
+        </w:rPr>
+        <w:t>This is deliberate, and it is worth explaining. A new user opening Clarity for the first time is looking at dozens of controls, almost none of which they need in their first week. Dimming the rest means there is never a moment in this lesson where something is on screen that we have to explain away, or promise to cover another time.</w:t>
       </w:r>
     </w:p>
     <w:p>
@@ -2225,1796 +2758,11 @@
       </w:pPr>
       <w:r>
         <w:rPr>
-          <w:b/>
-          <w:i w:val="0"/>
-          <w:u w:val="none"/>
-        </w:rPr>
-        <w:t>Alternate Names</w:t>
-      </w:r>
-    </w:p>
-    <w:p>
-      <w:pPr>
-        <w:spacing w:after="160"/>
-      </w:pPr>
-      <w:r>
-        <w:rPr>
-          <w:b w:val="0"/>
-          <w:i w:val="0"/>
-          <w:u w:val="none"/>
-        </w:rPr>
-        <w:t>Ask the participant what else they have been called: a middle name, a second last name, a nickname, a shortened name. Confirm the spelling of each one.</w:t>
-      </w:r>
-    </w:p>
-    <w:p>
-      <w:pPr>
-        <w:spacing w:after="160"/>
-      </w:pPr>
-      <w:r>
-        <w:rPr>
-          <w:b w:val="0"/>
-          <w:i w:val="0"/>
-          <w:u w:val="none"/>
-        </w:rPr>
-        <w:t>Ask to see any identification or written documentation. It is the fastest way to discover a name nobody thought to mention.</w:t>
-      </w:r>
-    </w:p>
-    <w:p>
-      <w:pPr>
-        <w:spacing w:after="80"/>
-      </w:pPr>
-      <w:r>
-        <w:rPr>
-          <w:b/>
-          <w:i w:val="0"/>
-          <w:u w:val="none"/>
-        </w:rPr>
-        <w:t>Alternate Spellings</w:t>
-      </w:r>
-    </w:p>
-    <w:p>
-      <w:pPr>
-        <w:spacing w:after="160"/>
-      </w:pPr>
-      <w:r>
-        <w:rPr>
-          <w:b w:val="0"/>
-          <w:i w:val="0"/>
-          <w:u w:val="none"/>
-        </w:rPr>
-        <w:t>Try the spellings a previous provider might have used by mistake. For Katherine Johnson: catherine, cat, jonson, jon.</w:t>
-      </w:r>
-    </w:p>
-    <w:p>
-      <w:pPr>
-        <w:spacing w:after="80"/>
-      </w:pPr>
-      <w:r>
-        <w:rPr>
-          <w:b/>
-          <w:i w:val="0"/>
-          <w:u w:val="none"/>
-        </w:rPr>
-        <w:t>Start Over From a Different Fact</w:t>
-      </w:r>
-    </w:p>
-    <w:p>
-      <w:pPr>
-        <w:spacing w:after="160"/>
-      </w:pPr>
-      <w:r>
-        <w:rPr>
-          <w:b w:val="0"/>
-          <w:i w:val="0"/>
-          <w:u w:val="none"/>
-        </w:rPr>
-        <w:t>Go back to the beginning and start from a different piece of information. If you began with the date of birth, begin this time with the first three letters of the first and last name.</w:t>
-      </w:r>
-    </w:p>
-    <w:p>
-      <w:pPr>
-        <w:spacing w:after="80"/>
-      </w:pPr>
-      <w:r>
-        <w:rPr>
-          <w:b/>
-          <w:i w:val="0"/>
-          <w:u w:val="none"/>
-        </w:rPr>
-        <w:t>Street Outreach: Searching by Location</w:t>
-      </w:r>
-    </w:p>
-    <w:p>
-      <w:pPr>
-        <w:spacing w:after="160"/>
-      </w:pPr>
-      <w:r>
-        <w:rPr>
-          <w:b w:val="0"/>
-          <w:i w:val="0"/>
-          <w:u w:val="none"/>
-        </w:rPr>
-        <w:t>If you are working in street outreach, search using the Outreach module. Enter the location where you have met this participant — an address or a cross street — and look at the records at or near that location.</w:t>
-      </w:r>
-    </w:p>
-    <w:p>
-      <w:pPr>
-        <w:spacing w:after="160"/>
-      </w:pPr>
-      <w:r>
-        <w:rPr>
-          <w:b w:val="0"/>
-          <w:i/>
-          <w:u w:val="none"/>
-        </w:rPr>
-        <w:t>The Outreach module is not part of this lesson's practice simulation. Consider a short screen recording, or defer it to a later lesson.</w:t>
-      </w:r>
-    </w:p>
-    <w:p>
-      <w:pPr>
-        <w:spacing w:after="160"/>
-      </w:pPr>
-      <w:r>
-        <w:rPr>
-          <w:b w:val="0"/>
-          <w:i w:val="0"/>
-          <w:color w:val="C01C1C"/>
-          <w:u w:val="none"/>
-        </w:rPr>
-        <w:t>Author question: should the Outreach module be demonstrated here, or held for a dedicated outreach lesson? It is the one step in this list the practice cannot cover.</w:t>
-      </w:r>
-    </w:p>
-    <w:p>
-      <w:pPr>
-        <w:spacing w:after="80"/>
-      </w:pPr>
-      <w:r>
-        <w:rPr>
-          <w:b/>
-          <w:i w:val="0"/>
-          <w:u w:val="none"/>
-        </w:rPr>
-        <w:t>Ask Your Data Staff</w:t>
-      </w:r>
-    </w:p>
-    <w:p>
-      <w:pPr>
-        <w:spacing w:after="160"/>
-      </w:pPr>
-      <w:r>
-        <w:rPr>
-          <w:b w:val="0"/>
-          <w:i w:val="0"/>
-          <w:u w:val="none"/>
-        </w:rPr>
-        <w:t>If you have time and your organisation has data staff, ask them. They search differently and they find things.</w:t>
-      </w:r>
-    </w:p>
-    <w:p>
-      <w:pPr>
-        <w:spacing w:after="80"/>
-      </w:pPr>
-      <w:r>
-        <w:rPr>
-          <w:b/>
-          <w:i w:val="0"/>
-          <w:u w:val="none"/>
-        </w:rPr>
-        <w:t>Only Then, Create a Record</w:t>
-      </w:r>
-    </w:p>
-    <w:p>
-      <w:pPr>
-        <w:spacing w:after="160"/>
-      </w:pPr>
-      <w:r>
-        <w:rPr>
-          <w:b w:val="0"/>
-          <w:i w:val="0"/>
-          <w:u w:val="none"/>
-        </w:rPr>
-        <w:t>If you have worked through all of the above and still cannot find a candidate record, create a new one. At that point it is the right thing to do.</w:t>
-      </w:r>
-    </w:p>
-    <w:p>
-      <w:pPr>
-        <w:spacing w:after="160"/>
-      </w:pPr>
-      <w:r>
-        <w:rPr>
-          <w:b w:val="0"/>
-          <w:i w:val="0"/>
-          <w:u w:val="none"/>
-        </w:rPr>
-        <w:t>When you get the chance afterwards, submit a ticket to HMIS Support with the Unique Identifier of the record you created and ask them to double-check that you did not miss an existing one.</w:t>
-      </w:r>
-    </w:p>
-    <w:p>
-      <w:pPr>
-        <w:spacing w:after="160"/>
-      </w:pPr>
-      <w:r>
-        <w:rPr>
-          <w:b w:val="0"/>
-          <w:i/>
-          <w:u w:val="none"/>
-        </w:rPr>
-        <w:t>Creating a record is Lesson 2. In this lesson the Add button acknowledges the learner and explains that it is covered next — and points out when the participant in the current task already has a record.</w:t>
-      </w:r>
-    </w:p>
-    <w:p/>
-    <w:p>
-      <w:pPr>
-        <w:spacing w:after="160"/>
-      </w:pPr>
-      <w:r>
-        <w:rPr>
-          <w:b/>
+          <w:b w:val="0"/>
           <w:i w:val="0"/>
           <w:u w:val="single"/>
         </w:rPr>
-        <w:t>Practice: Finding a Participant</w:t>
-      </w:r>
-    </w:p>
-    <w:p>
-      <w:pPr>
-        <w:spacing w:after="80"/>
-      </w:pPr>
-      <w:r>
-        <w:rPr>
-          <w:b/>
-          <w:i w:val="0"/>
-          <w:u w:val="none"/>
-        </w:rPr>
-        <w:t>How the Practice Works</w:t>
-      </w:r>
-    </w:p>
-    <w:p>
-      <w:pPr>
-        <w:spacing w:after="160"/>
-      </w:pPr>
-      <w:r>
-        <w:rPr>
-          <w:b w:val="0"/>
-          <w:i w:val="0"/>
-          <w:u w:val="none"/>
-        </w:rPr>
-        <w:t>What follows is a practice version of Clarity. It behaves the way the real system behaves. Everyone in it is invented — nothing you do here touches a real record.</w:t>
-      </w:r>
-    </w:p>
-    <w:p>
-      <w:pPr>
-        <w:spacing w:after="160"/>
-      </w:pPr>
-      <w:r>
-        <w:rPr>
-          <w:b w:val="0"/>
-          <w:i w:val="0"/>
-          <w:u w:val="none"/>
-        </w:rPr>
-        <w:t>You will be given thirteen situations. Each one is a person standing in front of you and something they have told you. Your job is to find their record — and, later, to prove it is the right one.</w:t>
-      </w:r>
-    </w:p>
-    <w:p>
-      <w:pPr>
-        <w:spacing w:after="160"/>
-      </w:pPr>
-      <w:r>
-        <w:rPr>
-          <w:b w:val="0"/>
-          <w:i w:val="0"/>
-          <w:u w:val="none"/>
-        </w:rPr>
-        <w:t>The practice roster holds three hundred people. The live system holds hundreds of thousands. A search that returns a readable handful here can return pages there — so the habit to build is to narrow before you scan, not to scroll.</w:t>
-      </w:r>
-    </w:p>
-    <w:p>
-      <w:pPr>
-        <w:spacing w:after="160"/>
-      </w:pPr>
-      <w:r>
-        <w:rPr>
-          <w:b w:val="0"/>
-          <w:i/>
-          <w:u w:val="none"/>
-        </w:rPr>
-        <w:t>Interactive simulation begins. The lesson panel sits to the left of the simulated interface and carries the task, feedback and score. Each task is scored: full marks first time, partial marks after a wrong attempt or a revealed hint. There is no skip; a hint is always available.</w:t>
-      </w:r>
-    </w:p>
-    <w:p>
-      <w:pPr>
-        <w:spacing w:after="160"/>
-      </w:pPr>
-      <w:r>
-        <w:rPr>
-          <w:b w:val="0"/>
-          <w:i/>
-          <w:u w:val="none"/>
-        </w:rPr>
-        <w:t>Every task below traces to a paragraph of script_finding_a_participant_v3; the reference is given under each so the mapping can be checked. Each task is documented in full — the situation, the instruction, the hint, the record that is correct, and the feedback — so this script can be reviewed without opening the simulation.</w:t>
-      </w:r>
-    </w:p>
-    <w:p>
-      <w:pPr>
-        <w:spacing w:after="160"/>
-      </w:pPr>
-      <w:r>
-        <w:rPr>
-          <w:b w:val="0"/>
-          <w:i/>
-          <w:u w:val="none"/>
-        </w:rPr>
-        <w:t>Scoring, which is the same for every task: ten points if they find it first time without a hint, five otherwise. Eighty per cent passes. There is no skip, and the hint is always available.</w:t>
-      </w:r>
-    </w:p>
-    <w:p>
-      <w:pPr>
-        <w:spacing w:after="160"/>
-      </w:pPr>
-      <w:r>
-        <w:rPr>
-          <w:b w:val="0"/>
-          <w:i w:val="0"/>
-          <w:color w:val="C01C1C"/>
-          <w:u w:val="none"/>
-        </w:rPr>
-        <w:t>Author question: the pass mark and the cost of a hint need confirming together. As it stands a learner who takes a hint on six of the thirteen tasks cannot reach eighty per cent no matter how well they do on the rest — and the lesson does not tell them. Options are to lower the pass mark, make hints free, or make the practice unscored and let the knowledge check carry the grade.</w:t>
-      </w:r>
-    </w:p>
-    <w:p>
-      <w:pPr>
-        <w:spacing w:after="80"/>
-      </w:pPr>
-      <w:r>
-        <w:rPr>
-          <w:b/>
-          <w:i w:val="0"/>
-          <w:u w:val="none"/>
-        </w:rPr>
-        <w:t>Task 1 — The Name He Gave You</w:t>
-      </w:r>
-    </w:p>
-    <w:p>
-      <w:pPr>
-        <w:spacing w:after="160"/>
-      </w:pPr>
-      <w:r>
-        <w:rPr>
-          <w:b w:val="0"/>
-          <w:i/>
-          <w:u w:val="none"/>
-        </w:rPr>
-        <w:t>Draft reference: alternate names and nicknames.</w:t>
-      </w:r>
-    </w:p>
-    <w:p>
-      <w:pPr>
-        <w:spacing w:after="80"/>
-      </w:pPr>
-      <w:r>
-        <w:rPr>
-          <w:b w:val="0"/>
-          <w:i w:val="0"/>
-          <w:u w:val="single"/>
-        </w:rPr>
-        <w:t>The situation, as the learner sees it</w:t>
-      </w:r>
-    </w:p>
-    <w:p>
-      <w:pPr>
-        <w:spacing w:after="160"/>
-      </w:pPr>
-      <w:r>
-        <w:rPr>
-          <w:b w:val="0"/>
-          <w:i w:val="0"/>
-          <w:u w:val="none"/>
-        </w:rPr>
-        <w:t>A man at the front desk says "Everyone calls me Lefty. Lefty Torres. I stayed here last winter." You type Lefty. Nothing comes back.</w:t>
-      </w:r>
-    </w:p>
-    <w:p>
-      <w:pPr>
-        <w:spacing w:after="80"/>
-      </w:pPr>
-      <w:r>
-        <w:rPr>
-          <w:b w:val="0"/>
-          <w:i w:val="0"/>
-          <w:u w:val="single"/>
-        </w:rPr>
-        <w:t>What the learner is asked to do</w:t>
-      </w:r>
-    </w:p>
-    <w:p>
-      <w:pPr>
-        <w:spacing w:after="160"/>
-      </w:pPr>
-      <w:r>
-        <w:rPr>
-          <w:b w:val="0"/>
-          <w:i w:val="0"/>
-          <w:u w:val="none"/>
-        </w:rPr>
-        <w:t>Find his record and open it.</w:t>
-      </w:r>
-    </w:p>
-    <w:p>
-      <w:pPr>
-        <w:spacing w:after="80"/>
-      </w:pPr>
-      <w:r>
-        <w:rPr>
-          <w:b w:val="0"/>
-          <w:i w:val="0"/>
-          <w:u w:val="single"/>
-        </w:rPr>
-        <w:t>Hint, if they ask for one</w:t>
-      </w:r>
-    </w:p>
-    <w:p>
-      <w:pPr>
-        <w:spacing w:after="160"/>
-      </w:pPr>
-      <w:r>
-        <w:rPr>
-          <w:b w:val="0"/>
-          <w:i w:val="0"/>
-          <w:u w:val="none"/>
-        </w:rPr>
-        <w:t>The name he gave you isn't the name on the record, and no alias was ever recorded for him. Drop it and search the surname on its own — Tor is enough.</w:t>
-      </w:r>
-    </w:p>
-    <w:p>
-      <w:pPr>
-        <w:spacing w:after="80"/>
-      </w:pPr>
-      <w:r>
-        <w:rPr>
-          <w:b w:val="0"/>
-          <w:i w:val="0"/>
-          <w:u w:val="single"/>
-        </w:rPr>
-        <w:t>The correct record</w:t>
-      </w:r>
-    </w:p>
-    <w:p>
-      <w:pPr>
-        <w:spacing w:after="160"/>
-      </w:pPr>
-      <w:r>
-        <w:rPr>
-          <w:b w:val="0"/>
-          <w:i w:val="0"/>
-          <w:u w:val="none"/>
-        </w:rPr>
-        <w:t>Michael Torres · unique identifier 357BF6714 · born 14 March 1979 · SSN 912-45-8802.</w:t>
-      </w:r>
-    </w:p>
-    <w:p>
-      <w:pPr>
-        <w:spacing w:after="80"/>
-      </w:pPr>
-      <w:r>
-        <w:rPr>
-          <w:b w:val="0"/>
-          <w:i w:val="0"/>
-          <w:u w:val="single"/>
-        </w:rPr>
-        <w:t>Feedback when they get it right</w:t>
-      </w:r>
-    </w:p>
-    <w:p>
-      <w:pPr>
-        <w:spacing w:after="160"/>
-      </w:pPr>
-      <w:r>
-        <w:rPr>
-          <w:b w:val="0"/>
-          <w:i w:val="0"/>
-          <w:u w:val="none"/>
-        </w:rPr>
-        <w:t>An empty result is not proof that someone is new. He is filed under his legal name, Michael Torres, with no alias on the record. Ask what else a participant has been called — a middle name, a second last name, a nickname, a shortening — and confirm the spelling of each. Typing Lefty Torres fails too: every word must match, so a word that matches nothing guarantees an empty list.</w:t>
-      </w:r>
-    </w:p>
-    <w:p>
-      <w:pPr>
-        <w:spacing w:after="80"/>
-      </w:pPr>
-      <w:r>
-        <w:rPr>
-          <w:b/>
-          <w:i w:val="0"/>
-          <w:u w:val="none"/>
-        </w:rPr>
-        <w:t>Task 2 — When the Last Name May Have Changed</w:t>
-      </w:r>
-    </w:p>
-    <w:p>
-      <w:pPr>
-        <w:spacing w:after="160"/>
-      </w:pPr>
-      <w:r>
-        <w:rPr>
-          <w:b w:val="0"/>
-          <w:i/>
-          <w:u w:val="none"/>
-        </w:rPr>
-        <w:t>Draft reference: search by year of birth alone.</w:t>
-      </w:r>
-    </w:p>
-    <w:p>
-      <w:pPr>
-        <w:spacing w:after="80"/>
-      </w:pPr>
-      <w:r>
-        <w:rPr>
-          <w:b w:val="0"/>
-          <w:i w:val="0"/>
-          <w:u w:val="single"/>
-        </w:rPr>
-        <w:t>The situation, as the learner sees it</w:t>
-      </w:r>
-    </w:p>
-    <w:p>
-      <w:pPr>
-        <w:spacing w:after="160"/>
-      </w:pPr>
-      <w:r>
-        <w:rPr>
-          <w:b w:val="0"/>
-          <w:i w:val="0"/>
-          <w:u w:val="none"/>
-        </w:rPr>
-        <w:t>A woman says everyone calls her Kate. She thinks her record may be under a former married name but isn't sure which. She knows she was born in 1985.</w:t>
-      </w:r>
-    </w:p>
-    <w:p>
-      <w:pPr>
-        <w:spacing w:after="80"/>
-      </w:pPr>
-      <w:r>
-        <w:rPr>
-          <w:b w:val="0"/>
-          <w:i w:val="0"/>
-          <w:u w:val="single"/>
-        </w:rPr>
-        <w:t>What the learner is asked to do</w:t>
-      </w:r>
-    </w:p>
-    <w:p>
-      <w:pPr>
-        <w:spacing w:after="160"/>
-      </w:pPr>
-      <w:r>
-        <w:rPr>
-          <w:b w:val="0"/>
-          <w:i w:val="0"/>
-          <w:u w:val="none"/>
-        </w:rPr>
-        <w:t>Find and open her record.</w:t>
-      </w:r>
-    </w:p>
-    <w:p>
-      <w:pPr>
-        <w:spacing w:after="80"/>
-      </w:pPr>
-      <w:r>
-        <w:rPr>
-          <w:b w:val="0"/>
-          <w:i w:val="0"/>
-          <w:u w:val="single"/>
-        </w:rPr>
-        <w:t>Hint, if they ask for one</w:t>
-      </w:r>
-    </w:p>
-    <w:p>
-      <w:pPr>
-        <w:spacing w:after="160"/>
-      </w:pPr>
-      <w:r>
-        <w:rPr>
-          <w:b w:val="0"/>
-          <w:i w:val="0"/>
-          <w:u w:val="none"/>
-        </w:rPr>
-        <w:t>Start from one piece of information you trust. A year works on its own — 1985, or just 85.</w:t>
-      </w:r>
-    </w:p>
-    <w:p>
-      <w:pPr>
-        <w:spacing w:after="80"/>
-      </w:pPr>
-      <w:r>
-        <w:rPr>
-          <w:b w:val="0"/>
-          <w:i w:val="0"/>
-          <w:u w:val="single"/>
-        </w:rPr>
-        <w:t>The correct record</w:t>
-      </w:r>
-    </w:p>
-    <w:p>
-      <w:pPr>
-        <w:spacing w:after="160"/>
-      </w:pPr>
-      <w:r>
-        <w:rPr>
-          <w:b w:val="0"/>
-          <w:i w:val="0"/>
-          <w:u w:val="none"/>
-        </w:rPr>
-        <w:t>Katherine Morrison · unique identifier F565C146B · born 22 July 1985 · SSN 934-17-3145.</w:t>
-      </w:r>
-    </w:p>
-    <w:p>
-      <w:pPr>
-        <w:spacing w:after="80"/>
-      </w:pPr>
-      <w:r>
-        <w:rPr>
-          <w:b w:val="0"/>
-          <w:i w:val="0"/>
-          <w:u w:val="single"/>
-        </w:rPr>
-        <w:t>Feedback when they get it right</w:t>
-      </w:r>
-    </w:p>
-    <w:p>
-      <w:pPr>
-        <w:spacing w:after="160"/>
-      </w:pPr>
-      <w:r>
-        <w:rPr>
-          <w:b w:val="0"/>
-          <w:i w:val="0"/>
-          <w:u w:val="none"/>
-        </w:rPr>
-        <w:t>She is filed as Katherine Morrison. Starting from a single reliable fact is the documented approach, and a year alone narrows three hundred records to a list you can read by eye.</w:t>
-      </w:r>
-    </w:p>
-    <w:p>
-      <w:pPr>
-        <w:spacing w:after="80"/>
-      </w:pPr>
-      <w:r>
-        <w:rPr>
-          <w:b/>
-          <w:i w:val="0"/>
-          <w:u w:val="none"/>
-        </w:rPr>
-        <w:t>Task 3 — Starting From the Last Four of the SSN</w:t>
-      </w:r>
-    </w:p>
-    <w:p>
-      <w:pPr>
-        <w:spacing w:after="160"/>
-      </w:pPr>
-      <w:r>
-        <w:rPr>
-          <w:b w:val="0"/>
-          <w:i/>
-          <w:u w:val="none"/>
-        </w:rPr>
-        <w:t>Draft reference: search by the last four digits of the Social Security Number.</w:t>
-      </w:r>
-    </w:p>
-    <w:p>
-      <w:pPr>
-        <w:spacing w:after="80"/>
-      </w:pPr>
-      <w:r>
-        <w:rPr>
-          <w:b w:val="0"/>
-          <w:i w:val="0"/>
-          <w:u w:val="single"/>
-        </w:rPr>
-        <w:t>The situation, as the learner sees it</w:t>
-      </w:r>
-    </w:p>
-    <w:p>
-      <w:pPr>
-        <w:spacing w:after="160"/>
-      </w:pPr>
-      <w:r>
-        <w:rPr>
-          <w:b w:val="0"/>
-          <w:i w:val="0"/>
-          <w:u w:val="none"/>
-        </w:rPr>
-        <w:t>A woman gives her name as Danielle and the last four of her Social Security Number: 7742. She is not sure how her surname was spelled when she enrolled.</w:t>
-      </w:r>
-    </w:p>
-    <w:p>
-      <w:pPr>
-        <w:spacing w:after="80"/>
-      </w:pPr>
-      <w:r>
-        <w:rPr>
-          <w:b w:val="0"/>
-          <w:i w:val="0"/>
-          <w:u w:val="single"/>
-        </w:rPr>
-        <w:t>What the learner is asked to do</w:t>
-      </w:r>
-    </w:p>
-    <w:p>
-      <w:pPr>
-        <w:spacing w:after="160"/>
-      </w:pPr>
-      <w:r>
-        <w:rPr>
-          <w:b w:val="0"/>
-          <w:i w:val="0"/>
-          <w:u w:val="none"/>
-        </w:rPr>
-        <w:t>Find and open her record.</w:t>
-      </w:r>
-    </w:p>
-    <w:p>
-      <w:pPr>
-        <w:spacing w:after="80"/>
-      </w:pPr>
-      <w:r>
-        <w:rPr>
-          <w:b w:val="0"/>
-          <w:i w:val="0"/>
-          <w:u w:val="single"/>
-        </w:rPr>
-        <w:t>Hint, if they ask for one</w:t>
-      </w:r>
-    </w:p>
-    <w:p>
-      <w:pPr>
-        <w:spacing w:after="160"/>
-      </w:pPr>
-      <w:r>
-        <w:rPr>
-          <w:b w:val="0"/>
-          <w:i w:val="0"/>
-          <w:u w:val="none"/>
-        </w:rPr>
-        <w:t>Search the four digits on their own. Two people share them — use her first name to tell them apart.</w:t>
-      </w:r>
-    </w:p>
-    <w:p>
-      <w:pPr>
-        <w:spacing w:after="80"/>
-      </w:pPr>
-      <w:r>
-        <w:rPr>
-          <w:b w:val="0"/>
-          <w:i w:val="0"/>
-          <w:u w:val="single"/>
-        </w:rPr>
-        <w:t>The correct record</w:t>
-      </w:r>
-    </w:p>
-    <w:p>
-      <w:pPr>
-        <w:spacing w:after="160"/>
-      </w:pPr>
-      <w:r>
-        <w:rPr>
-          <w:b w:val="0"/>
-          <w:i w:val="0"/>
-          <w:u w:val="none"/>
-        </w:rPr>
-        <w:t>Danielle Whitmore · unique identifier D41A7C930 · born 14 May 1991 · SSN 918-30-7742.</w:t>
-      </w:r>
-    </w:p>
-    <w:p>
-      <w:pPr>
-        <w:spacing w:after="80"/>
-      </w:pPr>
-      <w:r>
-        <w:rPr>
-          <w:b w:val="0"/>
-          <w:i w:val="0"/>
-          <w:u w:val="single"/>
-        </w:rPr>
-        <w:t>Feedback when they get it right</w:t>
-      </w:r>
-    </w:p>
-    <w:p>
-      <w:pPr>
-        <w:spacing w:after="160"/>
-      </w:pPr>
-      <w:r>
-        <w:rPr>
-          <w:b w:val="0"/>
-          <w:i w:val="0"/>
-          <w:u w:val="none"/>
-        </w:rPr>
-        <w:t>Searching the last four is one of the documented starting points, and it works even when the name is unreliable. But a four-digit fragment is not unique: two people here end 7742. Narrow with it, then confirm on something else.</w:t>
-      </w:r>
-    </w:p>
-    <w:p>
-      <w:pPr>
-        <w:spacing w:after="80"/>
-      </w:pPr>
-      <w:r>
-        <w:rPr>
-          <w:b/>
-          <w:i w:val="0"/>
-          <w:u w:val="none"/>
-        </w:rPr>
-        <w:t>Task 4 — A Name You Cannot Spell</w:t>
-      </w:r>
-    </w:p>
-    <w:p>
-      <w:pPr>
-        <w:spacing w:after="160"/>
-      </w:pPr>
-      <w:r>
-        <w:rPr>
-          <w:b w:val="0"/>
-          <w:i/>
-          <w:u w:val="none"/>
-        </w:rPr>
-        <w:t>Draft reference: search the first letters of the first and last name, as in kat joh.</w:t>
-      </w:r>
-    </w:p>
-    <w:p>
-      <w:pPr>
-        <w:spacing w:after="80"/>
-      </w:pPr>
-      <w:r>
-        <w:rPr>
-          <w:b w:val="0"/>
-          <w:i w:val="0"/>
-          <w:u w:val="single"/>
-        </w:rPr>
-        <w:t>The situation, as the learner sees it</w:t>
-      </w:r>
-    </w:p>
-    <w:p>
-      <w:pPr>
-        <w:spacing w:after="160"/>
-      </w:pPr>
-      <w:r>
-        <w:rPr>
-          <w:b w:val="0"/>
-          <w:i w:val="0"/>
-          <w:u w:val="none"/>
-        </w:rPr>
-        <w:t>A man gives his name as Krzysztof Wojciechowski. You try your best guess at the spelling and get nothing.</w:t>
-      </w:r>
-    </w:p>
-    <w:p>
-      <w:pPr>
-        <w:spacing w:after="80"/>
-      </w:pPr>
-      <w:r>
-        <w:rPr>
-          <w:b w:val="0"/>
-          <w:i w:val="0"/>
-          <w:u w:val="single"/>
-        </w:rPr>
-        <w:t>What the learner is asked to do</w:t>
-      </w:r>
-    </w:p>
-    <w:p>
-      <w:pPr>
-        <w:spacing w:after="160"/>
-      </w:pPr>
-      <w:r>
-        <w:rPr>
-          <w:b w:val="0"/>
-          <w:i w:val="0"/>
-          <w:u w:val="none"/>
-        </w:rPr>
-        <w:t>Find and open his record.</w:t>
-      </w:r>
-    </w:p>
-    <w:p>
-      <w:pPr>
-        <w:spacing w:after="80"/>
-      </w:pPr>
-      <w:r>
-        <w:rPr>
-          <w:b w:val="0"/>
-          <w:i w:val="0"/>
-          <w:u w:val="single"/>
-        </w:rPr>
-        <w:t>Hint, if they ask for one</w:t>
-      </w:r>
-    </w:p>
-    <w:p>
-      <w:pPr>
-        <w:spacing w:after="160"/>
-      </w:pPr>
-      <w:r>
-        <w:rPr>
-          <w:b w:val="0"/>
-          <w:i w:val="0"/>
-          <w:u w:val="none"/>
-        </w:rPr>
-        <w:t>You do not need the whole name. The first few letters of each is enough — the same way kat joh finds Katherine Johnson.</w:t>
-      </w:r>
-    </w:p>
-    <w:p>
-      <w:pPr>
-        <w:spacing w:after="80"/>
-      </w:pPr>
-      <w:r>
-        <w:rPr>
-          <w:b w:val="0"/>
-          <w:i w:val="0"/>
-          <w:u w:val="single"/>
-        </w:rPr>
-        <w:t>The correct record</w:t>
-      </w:r>
-    </w:p>
-    <w:p>
-      <w:pPr>
-        <w:spacing w:after="160"/>
-      </w:pPr>
-      <w:r>
-        <w:rPr>
-          <w:b w:val="0"/>
-          <w:i w:val="0"/>
-          <w:u w:val="none"/>
-        </w:rPr>
-        <w:t>Krzysztof Wojciechowski · unique identifier B8F0D3771 · born 30 July 1968 · SSN 927-14-6053.</w:t>
-      </w:r>
-    </w:p>
-    <w:p>
-      <w:pPr>
-        <w:spacing w:after="80"/>
-      </w:pPr>
-      <w:r>
-        <w:rPr>
-          <w:b w:val="0"/>
-          <w:i w:val="0"/>
-          <w:u w:val="single"/>
-        </w:rPr>
-        <w:t>Feedback when they get it right</w:t>
-      </w:r>
-    </w:p>
-    <w:p>
-      <w:pPr>
-        <w:spacing w:after="160"/>
-      </w:pPr>
-      <w:r>
-        <w:rPr>
-          <w:b w:val="0"/>
-          <w:i w:val="0"/>
-          <w:u w:val="none"/>
-        </w:rPr>
-        <w:t>Short fragments beat full names, because a full name has to be spelled the way somebody else typed it and a fragment does not. krz woj reaches him immediately.</w:t>
-      </w:r>
-    </w:p>
-    <w:p>
-      <w:pPr>
-        <w:spacing w:after="80"/>
-      </w:pPr>
-      <w:r>
-        <w:rPr>
-          <w:b/>
-          <w:i w:val="0"/>
-          <w:u w:val="none"/>
-        </w:rPr>
-        <w:t>Task 5 — Too Many Results</w:t>
-      </w:r>
-    </w:p>
-    <w:p>
-      <w:pPr>
-        <w:spacing w:after="160"/>
-      </w:pPr>
-      <w:r>
-        <w:rPr>
-          <w:b w:val="0"/>
-          <w:i/>
-          <w:u w:val="none"/>
-        </w:rPr>
-        <w:t>Draft reference: narrowing an over-broad result set by adding a term.</w:t>
-      </w:r>
-    </w:p>
-    <w:p>
-      <w:pPr>
-        <w:spacing w:after="80"/>
-      </w:pPr>
-      <w:r>
-        <w:rPr>
-          <w:b w:val="0"/>
-          <w:i w:val="0"/>
-          <w:u w:val="single"/>
-        </w:rPr>
-        <w:t>The situation, as the learner sees it</w:t>
-      </w:r>
-    </w:p>
-    <w:p>
-      <w:pPr>
-        <w:spacing w:after="160"/>
-      </w:pPr>
-      <w:r>
-        <w:rPr>
-          <w:b w:val="0"/>
-          <w:i w:val="0"/>
-          <w:u w:val="none"/>
-        </w:rPr>
-        <w:t>A woman gives her surname as Garcia. You search it and get twelve records across two pages. She tells you her first name is Esperanza.</w:t>
-      </w:r>
-    </w:p>
-    <w:p>
-      <w:pPr>
-        <w:spacing w:after="80"/>
-      </w:pPr>
-      <w:r>
-        <w:rPr>
-          <w:b w:val="0"/>
-          <w:i w:val="0"/>
-          <w:u w:val="single"/>
-        </w:rPr>
-        <w:t>What the learner is asked to do</w:t>
-      </w:r>
-    </w:p>
-    <w:p>
-      <w:pPr>
-        <w:spacing w:after="160"/>
-      </w:pPr>
-      <w:r>
-        <w:rPr>
-          <w:b w:val="0"/>
-          <w:i w:val="0"/>
-          <w:u w:val="none"/>
-        </w:rPr>
-        <w:t>Narrow the search and open her record.</w:t>
-      </w:r>
-    </w:p>
-    <w:p>
-      <w:pPr>
-        <w:spacing w:after="80"/>
-      </w:pPr>
-      <w:r>
-        <w:rPr>
-          <w:b w:val="0"/>
-          <w:i w:val="0"/>
-          <w:u w:val="single"/>
-        </w:rPr>
-        <w:t>Hint, if they ask for one</w:t>
-      </w:r>
-    </w:p>
-    <w:p>
-      <w:pPr>
-        <w:spacing w:after="160"/>
-      </w:pPr>
-      <w:r>
-        <w:rPr>
-          <w:b w:val="0"/>
-          <w:i w:val="0"/>
-          <w:u w:val="none"/>
-        </w:rPr>
-        <w:t>Add a second term rather than starting again. Surname plus the first few letters of the first name will do it.</w:t>
-      </w:r>
-    </w:p>
-    <w:p>
-      <w:pPr>
-        <w:spacing w:after="80"/>
-      </w:pPr>
-      <w:r>
-        <w:rPr>
-          <w:b w:val="0"/>
-          <w:i w:val="0"/>
-          <w:u w:val="single"/>
-        </w:rPr>
-        <w:t>The correct record</w:t>
-      </w:r>
-    </w:p>
-    <w:p>
-      <w:pPr>
-        <w:spacing w:after="160"/>
-      </w:pPr>
-      <w:r>
-        <w:rPr>
-          <w:b w:val="0"/>
-          <w:i w:val="0"/>
-          <w:u w:val="none"/>
-        </w:rPr>
-        <w:t>Esperanza Garcia · unique identifier A50C9E214 · born 9 April 1987 · SSN 935-72-1180.</w:t>
-      </w:r>
-    </w:p>
-    <w:p>
-      <w:pPr>
-        <w:spacing w:after="80"/>
-      </w:pPr>
-      <w:r>
-        <w:rPr>
-          <w:b w:val="0"/>
-          <w:i w:val="0"/>
-          <w:u w:val="single"/>
-        </w:rPr>
-        <w:t>Feedback when they get it right</w:t>
-      </w:r>
-    </w:p>
-    <w:p>
-      <w:pPr>
-        <w:spacing w:after="160"/>
-      </w:pPr>
-      <w:r>
-        <w:rPr>
-          <w:b w:val="0"/>
-          <w:i w:val="0"/>
-          <w:u w:val="none"/>
-        </w:rPr>
-        <w:t>When a search returns more than you can read, add another term — a first name, a middle name, a second last name, an SSN fragment, a date of birth. Adding narrows; you rarely need to start over.</w:t>
-      </w:r>
-    </w:p>
-    <w:p>
-      <w:pPr>
-        <w:spacing w:after="80"/>
-      </w:pPr>
-      <w:r>
-        <w:rPr>
-          <w:b/>
-          <w:i w:val="0"/>
-          <w:u w:val="none"/>
-        </w:rPr>
-        <w:t>Task 6 — Nothing Comes Back</w:t>
-      </w:r>
-    </w:p>
-    <w:p>
-      <w:pPr>
-        <w:spacing w:after="160"/>
-      </w:pPr>
-      <w:r>
-        <w:rPr>
-          <w:b w:val="0"/>
-          <w:i/>
-          <w:u w:val="none"/>
-        </w:rPr>
-        <w:t>Draft reference: replacing one search term with another piece of information.</w:t>
-      </w:r>
-    </w:p>
-    <w:p>
-      <w:pPr>
-        <w:spacing w:after="80"/>
-      </w:pPr>
-      <w:r>
-        <w:rPr>
-          <w:b w:val="0"/>
-          <w:i w:val="0"/>
-          <w:u w:val="single"/>
-        </w:rPr>
-        <w:t>The situation, as the learner sees it</w:t>
-      </w:r>
-    </w:p>
-    <w:p>
-      <w:pPr>
-        <w:spacing w:after="160"/>
-      </w:pPr>
-      <w:r>
-        <w:rPr>
-          <w:b w:val="0"/>
-          <w:i w:val="0"/>
-          <w:u w:val="none"/>
-        </w:rPr>
-        <w:t>A man says he is Adrian Fenwick and gives his date of birth as 04/12/1988. Searching that date returns nothing. He also remembers the last four of his SSN: 5518.</w:t>
-      </w:r>
-    </w:p>
-    <w:p>
-      <w:pPr>
-        <w:spacing w:after="80"/>
-      </w:pPr>
-      <w:r>
-        <w:rPr>
-          <w:b w:val="0"/>
-          <w:i w:val="0"/>
-          <w:u w:val="single"/>
-        </w:rPr>
-        <w:t>What the learner is asked to do</w:t>
-      </w:r>
-    </w:p>
-    <w:p>
-      <w:pPr>
-        <w:spacing w:after="160"/>
-      </w:pPr>
-      <w:r>
-        <w:rPr>
-          <w:b w:val="0"/>
-          <w:i w:val="0"/>
-          <w:u w:val="none"/>
-        </w:rPr>
-        <w:t>Find and open his record.</w:t>
-      </w:r>
-    </w:p>
-    <w:p>
-      <w:pPr>
-        <w:spacing w:after="80"/>
-      </w:pPr>
-      <w:r>
-        <w:rPr>
-          <w:b w:val="0"/>
-          <w:i w:val="0"/>
-          <w:u w:val="single"/>
-        </w:rPr>
-        <w:t>Hint, if they ask for one</w:t>
-      </w:r>
-    </w:p>
-    <w:p>
-      <w:pPr>
-        <w:spacing w:after="160"/>
-      </w:pPr>
-      <w:r>
-        <w:rPr>
-          <w:b w:val="0"/>
-          <w:i w:val="0"/>
-          <w:u w:val="none"/>
-        </w:rPr>
-        <w:t>When a search returns nothing, replace one piece of information with another rather than adding to it. Swap the date of birth for the SSN fragment.</w:t>
-      </w:r>
-    </w:p>
-    <w:p>
-      <w:pPr>
-        <w:spacing w:after="80"/>
-      </w:pPr>
-      <w:r>
-        <w:rPr>
-          <w:b w:val="0"/>
-          <w:i w:val="0"/>
-          <w:u w:val="single"/>
-        </w:rPr>
-        <w:t>The correct record</w:t>
-      </w:r>
-    </w:p>
-    <w:p>
-      <w:pPr>
-        <w:spacing w:after="160"/>
-      </w:pPr>
-      <w:r>
-        <w:rPr>
-          <w:b w:val="0"/>
-          <w:i w:val="0"/>
-          <w:u w:val="none"/>
-        </w:rPr>
-        <w:t>Adrian Fenwick · unique identifier 72B6F1C08 · born 4 December 1988 · SSN 959-23-5518.</w:t>
-      </w:r>
-    </w:p>
-    <w:p>
-      <w:pPr>
-        <w:spacing w:after="80"/>
-      </w:pPr>
-      <w:r>
-        <w:rPr>
-          <w:b w:val="0"/>
-          <w:i w:val="0"/>
-          <w:u w:val="single"/>
-        </w:rPr>
-        <w:t>Feedback when they get it right</w:t>
-      </w:r>
-    </w:p>
-    <w:p>
-      <w:pPr>
-        <w:spacing w:after="160"/>
-      </w:pPr>
-      <w:r>
-        <w:rPr>
-          <w:b w:val="0"/>
-          <w:i w:val="0"/>
-          <w:u w:val="none"/>
-        </w:rPr>
-        <w:t>His record holds 12/04/1988 — the month and day the other way round, which is how dates get mistyped everywhere. When you get nothing, swap an identifier rather than piling more on: date of birth for last four of the SSN, first name for last.</w:t>
-      </w:r>
-    </w:p>
-    <w:p>
-      <w:pPr>
-        <w:spacing w:after="80"/>
-      </w:pPr>
-      <w:r>
-        <w:rPr>
-          <w:b/>
-          <w:i w:val="0"/>
-          <w:u w:val="none"/>
-        </w:rPr>
-        <w:t>Task 7 — Spelled the Way Someone Else Heard It</w:t>
-      </w:r>
-    </w:p>
-    <w:p>
-      <w:pPr>
-        <w:spacing w:after="160"/>
-      </w:pPr>
-      <w:r>
-        <w:rPr>
-          <w:b w:val="0"/>
-          <w:i/>
-          <w:u w:val="none"/>
-        </w:rPr>
-        <w:t>Draft reference: alternate spellings, C and K, I and Y.</w:t>
-      </w:r>
-    </w:p>
-    <w:p>
-      <w:pPr>
-        <w:spacing w:after="80"/>
-      </w:pPr>
-      <w:r>
-        <w:rPr>
-          <w:b w:val="0"/>
-          <w:i w:val="0"/>
-          <w:u w:val="single"/>
-        </w:rPr>
-        <w:t>The situation, as the learner sees it</w:t>
-      </w:r>
-    </w:p>
-    <w:p>
-      <w:pPr>
-        <w:spacing w:after="160"/>
-      </w:pPr>
-      <w:r>
-        <w:rPr>
-          <w:b w:val="0"/>
-          <w:i w:val="0"/>
-          <w:u w:val="none"/>
-        </w:rPr>
-        <w:t>A woman introduces herself as Cathleen Brennan. Searching Cathleen returns nothing.</w:t>
-      </w:r>
-    </w:p>
-    <w:p>
-      <w:pPr>
-        <w:spacing w:after="80"/>
-      </w:pPr>
-      <w:r>
-        <w:rPr>
-          <w:b w:val="0"/>
-          <w:i w:val="0"/>
-          <w:u w:val="single"/>
-        </w:rPr>
-        <w:t>What the learner is asked to do</w:t>
-      </w:r>
-    </w:p>
-    <w:p>
-      <w:pPr>
-        <w:spacing w:after="160"/>
-      </w:pPr>
-      <w:r>
-        <w:rPr>
-          <w:b w:val="0"/>
-          <w:i w:val="0"/>
-          <w:u w:val="none"/>
-        </w:rPr>
-        <w:t>Find and open her record.</w:t>
-      </w:r>
-    </w:p>
-    <w:p>
-      <w:pPr>
-        <w:spacing w:after="80"/>
-      </w:pPr>
-      <w:r>
-        <w:rPr>
-          <w:b w:val="0"/>
-          <w:i w:val="0"/>
-          <w:u w:val="single"/>
-        </w:rPr>
-        <w:t>Hint, if they ask for one</w:t>
-      </w:r>
-    </w:p>
-    <w:p>
-      <w:pPr>
-        <w:spacing w:after="160"/>
-      </w:pPr>
-      <w:r>
-        <w:rPr>
-          <w:b w:val="0"/>
-          <w:i w:val="0"/>
-          <w:u w:val="none"/>
-        </w:rPr>
-        <w:t>A previous provider may have written it down differently. Try the other spelling of that first sound.</w:t>
-      </w:r>
-    </w:p>
-    <w:p>
-      <w:pPr>
-        <w:spacing w:after="80"/>
-      </w:pPr>
-      <w:r>
-        <w:rPr>
-          <w:b w:val="0"/>
-          <w:i w:val="0"/>
-          <w:u w:val="single"/>
-        </w:rPr>
-        <w:t>The correct record</w:t>
-      </w:r>
-    </w:p>
-    <w:p>
-      <w:pPr>
-        <w:spacing w:after="160"/>
-      </w:pPr>
-      <w:r>
-        <w:rPr>
-          <w:b w:val="0"/>
-          <w:i w:val="0"/>
-          <w:u w:val="none"/>
-        </w:rPr>
-        <w:t>Kathleen Brennan · unique identifier E19D4A6B3 · born 17 September 1983 · SSN 941-88-2076.</w:t>
-      </w:r>
-    </w:p>
-    <w:p>
-      <w:pPr>
-        <w:spacing w:after="80"/>
-      </w:pPr>
-      <w:r>
-        <w:rPr>
-          <w:b w:val="0"/>
-          <w:i w:val="0"/>
-          <w:u w:val="single"/>
-        </w:rPr>
-        <w:t>Feedback when they get it right</w:t>
-      </w:r>
-    </w:p>
-    <w:p>
-      <w:pPr>
-        <w:spacing w:after="160"/>
-      </w:pPr>
-      <w:r>
-        <w:rPr>
-          <w:b w:val="0"/>
-          <w:i w:val="0"/>
-          <w:u w:val="none"/>
-        </w:rPr>
-        <w:t>She is filed as Kathleen. The swaps worth trying first are the ones people make without noticing: C and K, I and Y — Catherine and Katherine, Jonson and Johnson. Try the alternate spelling before you conclude anyone is new.</w:t>
-      </w:r>
-    </w:p>
-    <w:p>
-      <w:pPr>
-        <w:spacing w:after="80"/>
-      </w:pPr>
-      <w:r>
-        <w:rPr>
-          <w:b/>
-          <w:i w:val="0"/>
-          <w:u w:val="none"/>
-        </w:rPr>
-        <w:t>Task 8 — A Surname Typed as One Word</w:t>
-      </w:r>
-    </w:p>
-    <w:p>
-      <w:pPr>
-        <w:spacing w:after="160"/>
-      </w:pPr>
-      <w:r>
-        <w:rPr>
-          <w:b w:val="0"/>
-          <w:i/>
-          <w:u w:val="none"/>
-        </w:rPr>
-        <w:t>Draft reference: second last names and compound surnames.</w:t>
-      </w:r>
-    </w:p>
-    <w:p>
-      <w:pPr>
-        <w:spacing w:after="80"/>
-      </w:pPr>
-      <w:r>
-        <w:rPr>
-          <w:b w:val="0"/>
-          <w:i w:val="0"/>
-          <w:u w:val="single"/>
-        </w:rPr>
-        <w:t>The situation, as the learner sees it</w:t>
-      </w:r>
-    </w:p>
-    <w:p>
-      <w:pPr>
-        <w:spacing w:after="160"/>
-      </w:pPr>
-      <w:r>
-        <w:rPr>
-          <w:b w:val="0"/>
-          <w:i w:val="0"/>
-          <w:u w:val="none"/>
-        </w:rPr>
-        <w:t>A caseworker asks you to pull up Maria de la Cruz. You search Cruz, then Maria Cruz. Both come back empty.</w:t>
-      </w:r>
-    </w:p>
-    <w:p>
-      <w:pPr>
-        <w:spacing w:after="80"/>
-      </w:pPr>
-      <w:r>
-        <w:rPr>
-          <w:b w:val="0"/>
-          <w:i w:val="0"/>
-          <w:u w:val="single"/>
-        </w:rPr>
-        <w:t>What the learner is asked to do</w:t>
-      </w:r>
-    </w:p>
-    <w:p>
-      <w:pPr>
-        <w:spacing w:after="160"/>
-      </w:pPr>
-      <w:r>
-        <w:rPr>
-          <w:b w:val="0"/>
-          <w:i w:val="0"/>
-          <w:u w:val="none"/>
-        </w:rPr>
-        <w:t>Find and open her record.</w:t>
-      </w:r>
-    </w:p>
-    <w:p>
-      <w:pPr>
-        <w:spacing w:after="80"/>
-      </w:pPr>
-      <w:r>
-        <w:rPr>
-          <w:b w:val="0"/>
-          <w:i w:val="0"/>
-          <w:u w:val="single"/>
-        </w:rPr>
-        <w:t>Hint, if they ask for one</w:t>
-      </w:r>
-    </w:p>
-    <w:p>
-      <w:pPr>
-        <w:spacing w:after="160"/>
-      </w:pPr>
-      <w:r>
-        <w:rPr>
-          <w:b w:val="0"/>
-          <w:i w:val="0"/>
-          <w:u w:val="none"/>
-        </w:rPr>
-        <w:t>Her surname was typed as a single word. Search the fragment common to every spelling — dela — or drop the surname and search her first name.</w:t>
-      </w:r>
-    </w:p>
-    <w:p>
-      <w:pPr>
-        <w:spacing w:after="80"/>
-      </w:pPr>
-      <w:r>
-        <w:rPr>
-          <w:b w:val="0"/>
-          <w:i w:val="0"/>
-          <w:u w:val="single"/>
-        </w:rPr>
-        <w:t>The correct record</w:t>
-      </w:r>
-    </w:p>
-    <w:p>
-      <w:pPr>
-        <w:spacing w:after="160"/>
-      </w:pPr>
-      <w:r>
-        <w:rPr>
-          <w:b w:val="0"/>
-          <w:i w:val="0"/>
-          <w:u w:val="none"/>
-        </w:rPr>
-        <w:t>Maria Delacruz · unique identifier 2A8189B34 · born 28 January 1974 · SSN 918-54-5527.</w:t>
-      </w:r>
-    </w:p>
-    <w:p>
-      <w:pPr>
-        <w:spacing w:after="80"/>
-      </w:pPr>
-      <w:r>
-        <w:rPr>
-          <w:b w:val="0"/>
-          <w:i w:val="0"/>
-          <w:u w:val="single"/>
-        </w:rPr>
-        <w:t>Feedback when they get it right</w:t>
-      </w:r>
-    </w:p>
-    <w:p>
-      <w:pPr>
-        <w:spacing w:after="160"/>
-      </w:pPr>
-      <w:r>
-        <w:rPr>
-          <w:b w:val="0"/>
-          <w:i w:val="0"/>
-          <w:u w:val="none"/>
-        </w:rPr>
-        <w:t>She is filed as Maria Delacruz, one word. Search matches from the start of a name, so Cruz never reaches it. Second last names and compound surnames get entered differently by every agency — search the distinctive fragment, or the first name.</w:t>
-      </w:r>
-    </w:p>
-    <w:p>
-      <w:pPr>
-        <w:spacing w:after="80"/>
-      </w:pPr>
-      <w:r>
-        <w:rPr>
-          <w:b/>
-          <w:i w:val="0"/>
-          <w:u w:val="none"/>
-        </w:rPr>
-        <w:t>Checkpoint: From Finding to Verifying</w:t>
-      </w:r>
-    </w:p>
-    <w:p>
-      <w:pPr>
-        <w:spacing w:after="160"/>
-      </w:pPr>
-      <w:r>
-        <w:rPr>
-          <w:b w:val="0"/>
-          <w:i w:val="0"/>
-          <w:u w:val="none"/>
-        </w:rPr>
-        <w:t>That is the search half. You now have every documented way in: a name fragment, a year, four digits of an SSN, an alternate spelling, a term added to narrow, and a term swapped when nothing came back.</w:t>
-      </w:r>
-    </w:p>
-    <w:p>
-      <w:pPr>
-        <w:spacing w:after="160"/>
-      </w:pPr>
-      <w:r>
-        <w:rPr>
-          <w:b w:val="0"/>
-          <w:i w:val="0"/>
-          <w:u w:val="none"/>
-        </w:rPr>
-        <w:t>Finding a candidate record is not the same as finding the right one. The rest of this lesson is verifying: proving a record belongs to the person in front of you, and deciding what to do when more than one does.</w:t>
-      </w:r>
-    </w:p>
-    <w:p>
-      <w:pPr>
-        <w:spacing w:after="160"/>
-      </w:pPr>
-      <w:r>
-        <w:rPr>
-          <w:b w:val="0"/>
-          <w:i/>
-          <w:u w:val="none"/>
-        </w:rPr>
-        <w:t>Non-scored beat between the search tasks and the verification tasks. Continue button only.</w:t>
-      </w:r>
-    </w:p>
-    <w:p/>
-    <w:p>
-      <w:pPr>
-        <w:spacing w:after="160"/>
-      </w:pPr>
-      <w:r>
-        <w:rPr>
-          <w:b/>
-          <w:i w:val="0"/>
-          <w:u w:val="single"/>
-        </w:rPr>
-        <w:t>Verify: Is This the Right Person?</w:t>
-      </w:r>
-    </w:p>
-    <w:p>
-      <w:pPr>
-        <w:spacing w:after="160"/>
-      </w:pPr>
-      <w:r>
-        <w:rPr>
-          <w:b w:val="0"/>
-          <w:i w:val="0"/>
-          <w:u w:val="none"/>
-        </w:rPr>
-        <w:t>Finding a candidate record is not the same as finding the right one. Verifying is a separate step and it has an order.</w:t>
-      </w:r>
-    </w:p>
-    <w:p>
-      <w:pPr>
-        <w:spacing w:after="80"/>
-      </w:pPr>
-      <w:r>
-        <w:rPr>
-          <w:b/>
-          <w:i w:val="0"/>
-          <w:u w:val="none"/>
-        </w:rPr>
-        <w:t>First Level: Photo and Documents</w:t>
-      </w:r>
-    </w:p>
-    <w:p>
-      <w:pPr>
-        <w:spacing w:after="160"/>
-      </w:pPr>
-      <w:r>
-        <w:rPr>
-          <w:b w:val="0"/>
-          <w:i w:val="0"/>
-          <w:u w:val="none"/>
-        </w:rPr>
-        <w:t>The quickest check is visual. Look at the photo on the record, and look under the Files tab for identification or other documentation.</w:t>
-      </w:r>
-    </w:p>
-    <w:p>
-      <w:pPr>
-        <w:spacing w:after="160"/>
-      </w:pPr>
-      <w:r>
-        <w:rPr>
-          <w:b w:val="0"/>
-          <w:i w:val="0"/>
-          <w:u w:val="none"/>
-        </w:rPr>
-        <w:t>These can tell you immediately whether the record belongs to the person in front of you.</w:t>
-      </w:r>
-    </w:p>
-    <w:p>
-      <w:pPr>
-        <w:spacing w:after="160"/>
-      </w:pPr>
-      <w:r>
-        <w:rPr>
-          <w:b w:val="0"/>
-          <w:i/>
-          <w:u w:val="none"/>
-        </w:rPr>
-        <w:t>The practice simulation does not include photos or the Files tab. Consider a still screenshot walkthrough here, or note it as covered in a later lesson.</w:t>
-      </w:r>
-    </w:p>
-    <w:p>
-      <w:pPr>
-        <w:spacing w:after="80"/>
-      </w:pPr>
-      <w:r>
-        <w:rPr>
-          <w:b/>
-          <w:i w:val="0"/>
-          <w:u w:val="none"/>
-        </w:rPr>
-        <w:t>Second Level: Two of Three</w:t>
-      </w:r>
-    </w:p>
-    <w:p>
-      <w:pPr>
-        <w:spacing w:after="160"/>
-      </w:pPr>
-      <w:r>
-        <w:rPr>
-          <w:b w:val="0"/>
-          <w:i w:val="0"/>
-          <w:u w:val="none"/>
-        </w:rPr>
-        <w:t>If there is no photo, work through the record with the participant and check whether the information is accurate for them.</w:t>
-      </w:r>
-    </w:p>
-    <w:p>
-      <w:pPr>
-        <w:spacing w:after="160"/>
-      </w:pPr>
-      <w:r>
-        <w:rPr>
-          <w:b w:val="0"/>
-          <w:i w:val="0"/>
-          <w:u w:val="none"/>
-        </w:rPr>
-        <w:t>Start with name, date of birth, and Social Security Number. As a rule of thumb, if at least two of those three match, you can treat the record as a match.</w:t>
-      </w:r>
-    </w:p>
-    <w:p>
-      <w:pPr>
-        <w:spacing w:after="160"/>
-      </w:pPr>
-      <w:r>
-        <w:rPr>
-          <w:b w:val="0"/>
-          <w:i w:val="0"/>
-          <w:u w:val="none"/>
-        </w:rPr>
-        <w:t>Know where that rule is weakest. Name and year of birth agreeing is the easiest pair to hit by coincidence — common surnames and a birth year will do it. When the two that match are the name and the date of birth, and the SSN is missing rather than different, look for a third thing before you commit: a household member, a program the participant remembers, a case note that fits.</w:t>
-      </w:r>
-    </w:p>
-    <w:p>
-      <w:pPr>
-        <w:spacing w:after="80"/>
-      </w:pPr>
-      <w:r>
-        <w:rPr>
-          <w:b/>
-          <w:i w:val="0"/>
-          <w:u w:val="none"/>
-        </w:rPr>
-        <w:t>Still Unsure</w:t>
-      </w:r>
-    </w:p>
-    <w:p>
-      <w:pPr>
-        <w:spacing w:after="160"/>
-      </w:pPr>
-      <w:r>
-        <w:rPr>
-          <w:b w:val="0"/>
-          <w:i w:val="0"/>
-          <w:u w:val="none"/>
-        </w:rPr>
-        <w:t>Confirm anything else in the record with the participant:</w:t>
+        <w:t>What is dimmed in this lesson</w:t>
       </w:r>
     </w:p>
     <w:p>
@@ -4023,7 +2771,7 @@
         <w:spacing w:after="40"/>
       </w:pPr>
       <w:r>
-        <w:t>Case notes</w:t>
+        <w:t>The ROI column in the results table</w:t>
       </w:r>
     </w:p>
     <w:p>
@@ -4032,7 +2780,7 @@
         <w:spacing w:after="40"/>
       </w:pPr>
       <w:r>
-        <w:t>Program history</w:t>
+        <w:t>The client record's other tabs — Privacy, Programs, Services, Assessments, Files</w:t>
       </w:r>
     </w:p>
     <w:p>
@@ -4041,7 +2789,7 @@
         <w:spacing w:after="40"/>
       </w:pPr>
       <w:r>
-        <w:t>Household members</w:t>
+        <w:t>The Add Client form behind the ⊕ button</w:t>
       </w:r>
     </w:p>
     <w:p>
@@ -4050,7 +2798,1649 @@
         <w:spacing w:after="40"/>
       </w:pPr>
       <w:r>
-        <w:t>Location data</w:t>
+        <w:t>The filter and column controls beyond the ones the tasks use</w:t>
+      </w:r>
+    </w:p>
+    <w:p>
+      <w:pPr>
+        <w:spacing w:after="80"/>
+      </w:pPr>
+      <w:r>
+        <w:rPr>
+          <w:b/>
+          <w:i w:val="0"/>
+          <w:u w:val="none"/>
+        </w:rPr>
+        <w:t>Earning the Rest</w:t>
+      </w:r>
+    </w:p>
+    <w:p>
+      <w:pPr>
+        <w:spacing w:after="160"/>
+      </w:pPr>
+      <w:r>
+        <w:rPr>
+          <w:b w:val="0"/>
+          <w:i w:val="0"/>
+          <w:u w:val="none"/>
+        </w:rPr>
+        <w:t>Each lesson in the series switches on the part of the interface it teaches. Finish this one and search is fully yours; the next lesson lights up the create form, and so on, until the whole screen is live and you have been taught every part of it.</w:t>
+      </w:r>
+    </w:p>
+    <w:p>
+      <w:pPr>
+        <w:spacing w:after="160"/>
+      </w:pPr>
+      <w:r>
+        <w:rPr>
+          <w:b w:val="0"/>
+          <w:i/>
+          <w:u w:val="none"/>
+        </w:rPr>
+        <w:t>The reveal should be an event, not a settings change. When a lesson unlocks a feature, the dimmed area brightens on screen with a short animation and a line naming what the learner just earned — the same beat as gaining a new item in a game, where the reward is a permanent increase in what you are able to do. It costs very little to build and it gives a series of short lessons a spine.</w:t>
+      </w:r>
+    </w:p>
+    <w:p>
+      <w:pPr>
+        <w:spacing w:after="160"/>
+      </w:pPr>
+      <w:r>
+        <w:rPr>
+          <w:b w:val="0"/>
+          <w:i/>
+          <w:u w:val="none"/>
+        </w:rPr>
+        <w:t>Production consequence worth stating plainly: this only works if the lessons share one simulation and one record of what the learner has unlocked. That is an argument for building the series on the common simulation this lesson already uses, rather than rebuilding the interface per lesson.</w:t>
+      </w:r>
+    </w:p>
+    <w:p>
+      <w:pPr>
+        <w:spacing w:after="160"/>
+      </w:pPr>
+      <w:r>
+        <w:rPr>
+          <w:b w:val="0"/>
+          <w:i w:val="0"/>
+          <w:color w:val="C01C1C"/>
+          <w:u w:val="none"/>
+        </w:rPr>
+        <w:t>Author question: is there appetite for the unlock treatment across the series? It is the one thing here that needs a decision before the second lesson is built rather than after.</w:t>
+      </w:r>
+    </w:p>
+    <w:p/>
+    <w:p>
+      <w:pPr>
+        <w:spacing w:after="160"/>
+      </w:pPr>
+      <w:r>
+        <w:rPr>
+          <w:b/>
+          <w:i w:val="0"/>
+          <w:u w:val="single"/>
+        </w:rPr>
+        <w:t>Practice: Finding a Participant</w:t>
+      </w:r>
+    </w:p>
+    <w:p>
+      <w:pPr>
+        <w:spacing w:after="80"/>
+      </w:pPr>
+      <w:r>
+        <w:rPr>
+          <w:b/>
+          <w:i w:val="0"/>
+          <w:u w:val="none"/>
+        </w:rPr>
+        <w:t>How the Practice Works</w:t>
+      </w:r>
+    </w:p>
+    <w:p>
+      <w:pPr>
+        <w:spacing w:after="160"/>
+      </w:pPr>
+      <w:r>
+        <w:rPr>
+          <w:b w:val="0"/>
+          <w:i w:val="0"/>
+          <w:u w:val="none"/>
+        </w:rPr>
+        <w:t>What follows is a practice version of Clarity. It behaves the way the real system behaves. Everyone in it is invented — nothing you do here touches a real record.</w:t>
+      </w:r>
+    </w:p>
+    <w:p>
+      <w:pPr>
+        <w:spacing w:after="160"/>
+      </w:pPr>
+      <w:r>
+        <w:rPr>
+          <w:b w:val="0"/>
+          <w:i w:val="0"/>
+          <w:u w:val="none"/>
+        </w:rPr>
+        <w:t>You will be given fourteen situations. Each one is a person standing in front of you and something they have told you. Your job is to find their record — and, later, to prove it is the right one.</w:t>
+      </w:r>
+    </w:p>
+    <w:p>
+      <w:pPr>
+        <w:spacing w:after="160"/>
+      </w:pPr>
+      <w:r>
+        <w:rPr>
+          <w:b w:val="0"/>
+          <w:i w:val="0"/>
+          <w:u w:val="none"/>
+        </w:rPr>
+        <w:t>The practice roster holds three hundred people. The live system holds hundreds of thousands. A search that returns a readable handful here can return pages there — so the habit to build is to narrow before you scan, not to scroll.</w:t>
+      </w:r>
+    </w:p>
+    <w:p>
+      <w:pPr>
+        <w:spacing w:after="160"/>
+      </w:pPr>
+      <w:r>
+        <w:rPr>
+          <w:b w:val="0"/>
+          <w:i/>
+          <w:u w:val="none"/>
+        </w:rPr>
+        <w:t>Interactive simulation begins. The lesson panel sits to the left of the simulated interface and carries the task, feedback and score. Each task is scored: full marks first time, partial marks after a wrong attempt or a revealed hint. There is no skip; a hint is always available.</w:t>
+      </w:r>
+    </w:p>
+    <w:p>
+      <w:pPr>
+        <w:spacing w:after="160"/>
+      </w:pPr>
+      <w:r>
+        <w:rPr>
+          <w:b w:val="0"/>
+          <w:i/>
+          <w:u w:val="none"/>
+        </w:rPr>
+        <w:t>Every task below traces to a paragraph of script_finding_a_participant_v3; the reference is given under each so the mapping can be checked. Each task is documented in full — the situation, the instruction, the hint, the record that is correct, and the feedback — so this script can be reviewed without opening the simulation.</w:t>
+      </w:r>
+    </w:p>
+    <w:p>
+      <w:pPr>
+        <w:spacing w:after="160"/>
+      </w:pPr>
+      <w:r>
+        <w:rPr>
+          <w:b w:val="0"/>
+          <w:i/>
+          <w:u w:val="none"/>
+        </w:rPr>
+        <w:t>Scoring, which is the same for every task: ten points if they find it first time without a hint, five otherwise. Eighty per cent passes. There is no skip, and the hint is always available.</w:t>
+      </w:r>
+    </w:p>
+    <w:p>
+      <w:pPr>
+        <w:spacing w:after="160"/>
+      </w:pPr>
+      <w:r>
+        <w:rPr>
+          <w:b w:val="0"/>
+          <w:i w:val="0"/>
+          <w:color w:val="C01C1C"/>
+          <w:u w:val="none"/>
+        </w:rPr>
+        <w:t>Author question: the pass mark and the cost of a hint need confirming together. As it stands a learner who takes a hint on six of the fourteen tasks cannot reach eighty per cent no matter how well they do on the rest — and the lesson does not tell them. Options are to lower the pass mark, make hints free, or make the practice unscored and let the knowledge check carry the grade.</w:t>
+      </w:r>
+    </w:p>
+    <w:p>
+      <w:pPr>
+        <w:spacing w:after="80"/>
+      </w:pPr>
+      <w:r>
+        <w:rPr>
+          <w:b/>
+          <w:i w:val="0"/>
+          <w:u w:val="none"/>
+        </w:rPr>
+        <w:t>Task 1 — The Name He Gave You</w:t>
+      </w:r>
+    </w:p>
+    <w:p>
+      <w:pPr>
+        <w:spacing w:after="160"/>
+      </w:pPr>
+      <w:r>
+        <w:rPr>
+          <w:b w:val="0"/>
+          <w:i/>
+          <w:u w:val="none"/>
+        </w:rPr>
+        <w:t>Draft reference: alternate names and nicknames.</w:t>
+      </w:r>
+    </w:p>
+    <w:p>
+      <w:pPr>
+        <w:spacing w:after="80"/>
+      </w:pPr>
+      <w:r>
+        <w:rPr>
+          <w:b w:val="0"/>
+          <w:i w:val="0"/>
+          <w:u w:val="single"/>
+        </w:rPr>
+        <w:t>The situation, as the learner sees it</w:t>
+      </w:r>
+    </w:p>
+    <w:p>
+      <w:pPr>
+        <w:spacing w:after="160"/>
+      </w:pPr>
+      <w:r>
+        <w:rPr>
+          <w:b w:val="0"/>
+          <w:i w:val="0"/>
+          <w:u w:val="none"/>
+        </w:rPr>
+        <w:t>A man at the front desk says "Everyone calls me Lefty. Lefty Torres. I stayed here last winter." You type Lefty. Nothing comes back.</w:t>
+      </w:r>
+    </w:p>
+    <w:p>
+      <w:pPr>
+        <w:spacing w:after="80"/>
+      </w:pPr>
+      <w:r>
+        <w:rPr>
+          <w:b w:val="0"/>
+          <w:i w:val="0"/>
+          <w:u w:val="single"/>
+        </w:rPr>
+        <w:t>What the learner is asked to do</w:t>
+      </w:r>
+    </w:p>
+    <w:p>
+      <w:pPr>
+        <w:spacing w:after="160"/>
+      </w:pPr>
+      <w:r>
+        <w:rPr>
+          <w:b w:val="0"/>
+          <w:i w:val="0"/>
+          <w:u w:val="none"/>
+        </w:rPr>
+        <w:t>Find his record and open it.</w:t>
+      </w:r>
+    </w:p>
+    <w:p>
+      <w:pPr>
+        <w:spacing w:after="80"/>
+      </w:pPr>
+      <w:r>
+        <w:rPr>
+          <w:b w:val="0"/>
+          <w:i w:val="0"/>
+          <w:u w:val="single"/>
+        </w:rPr>
+        <w:t>Hint, if they ask for one</w:t>
+      </w:r>
+    </w:p>
+    <w:p>
+      <w:pPr>
+        <w:spacing w:after="160"/>
+      </w:pPr>
+      <w:r>
+        <w:rPr>
+          <w:b w:val="0"/>
+          <w:i w:val="0"/>
+          <w:u w:val="none"/>
+        </w:rPr>
+        <w:t>The name he gave you isn't the name on the record, and no alias was ever recorded for him. Drop it and search the surname on its own — Tor is enough.</w:t>
+      </w:r>
+    </w:p>
+    <w:p>
+      <w:pPr>
+        <w:spacing w:after="80"/>
+      </w:pPr>
+      <w:r>
+        <w:rPr>
+          <w:b w:val="0"/>
+          <w:i w:val="0"/>
+          <w:u w:val="single"/>
+        </w:rPr>
+        <w:t>The correct record</w:t>
+      </w:r>
+    </w:p>
+    <w:p>
+      <w:pPr>
+        <w:spacing w:after="160"/>
+      </w:pPr>
+      <w:r>
+        <w:rPr>
+          <w:b w:val="0"/>
+          <w:i w:val="0"/>
+          <w:u w:val="none"/>
+        </w:rPr>
+        <w:t>Michael Torres · unique identifier 357BF6714 · born 14 March 1979 · SSN 912-45-8802.</w:t>
+      </w:r>
+    </w:p>
+    <w:p>
+      <w:pPr>
+        <w:spacing w:after="80"/>
+      </w:pPr>
+      <w:r>
+        <w:rPr>
+          <w:b w:val="0"/>
+          <w:i w:val="0"/>
+          <w:u w:val="single"/>
+        </w:rPr>
+        <w:t>Feedback when they get it right</w:t>
+      </w:r>
+    </w:p>
+    <w:p>
+      <w:pPr>
+        <w:spacing w:after="160"/>
+      </w:pPr>
+      <w:r>
+        <w:rPr>
+          <w:b w:val="0"/>
+          <w:i w:val="0"/>
+          <w:u w:val="none"/>
+        </w:rPr>
+        <w:t>An empty result is not proof that someone is new. He is filed under his legal name, Michael Torres, with no alias on the record. Ask what else a participant has been called — a middle name, a second last name, a nickname, a shortening — and confirm the spelling of each. Typing Lefty Torres fails too: every word must match, so a word that matches nothing guarantees an empty list.</w:t>
+      </w:r>
+    </w:p>
+    <w:p>
+      <w:pPr>
+        <w:spacing w:after="80"/>
+      </w:pPr>
+      <w:r>
+        <w:rPr>
+          <w:b/>
+          <w:i w:val="0"/>
+          <w:u w:val="none"/>
+        </w:rPr>
+        <w:t>Task 2 — When the Last Name May Have Changed</w:t>
+      </w:r>
+    </w:p>
+    <w:p>
+      <w:pPr>
+        <w:spacing w:after="160"/>
+      </w:pPr>
+      <w:r>
+        <w:rPr>
+          <w:b w:val="0"/>
+          <w:i/>
+          <w:u w:val="none"/>
+        </w:rPr>
+        <w:t>Draft reference: search by year of birth alone.</w:t>
+      </w:r>
+    </w:p>
+    <w:p>
+      <w:pPr>
+        <w:spacing w:after="80"/>
+      </w:pPr>
+      <w:r>
+        <w:rPr>
+          <w:b w:val="0"/>
+          <w:i w:val="0"/>
+          <w:u w:val="single"/>
+        </w:rPr>
+        <w:t>The situation, as the learner sees it</w:t>
+      </w:r>
+    </w:p>
+    <w:p>
+      <w:pPr>
+        <w:spacing w:after="160"/>
+      </w:pPr>
+      <w:r>
+        <w:rPr>
+          <w:b w:val="0"/>
+          <w:i w:val="0"/>
+          <w:u w:val="none"/>
+        </w:rPr>
+        <w:t>A woman says everyone calls her Kate. She thinks her record may be under a former married name but isn't sure which. She knows she was born in 1985.</w:t>
+      </w:r>
+    </w:p>
+    <w:p>
+      <w:pPr>
+        <w:spacing w:after="80"/>
+      </w:pPr>
+      <w:r>
+        <w:rPr>
+          <w:b w:val="0"/>
+          <w:i w:val="0"/>
+          <w:u w:val="single"/>
+        </w:rPr>
+        <w:t>What the learner is asked to do</w:t>
+      </w:r>
+    </w:p>
+    <w:p>
+      <w:pPr>
+        <w:spacing w:after="160"/>
+      </w:pPr>
+      <w:r>
+        <w:rPr>
+          <w:b w:val="0"/>
+          <w:i w:val="0"/>
+          <w:u w:val="none"/>
+        </w:rPr>
+        <w:t>Find and open her record.</w:t>
+      </w:r>
+    </w:p>
+    <w:p>
+      <w:pPr>
+        <w:spacing w:after="80"/>
+      </w:pPr>
+      <w:r>
+        <w:rPr>
+          <w:b w:val="0"/>
+          <w:i w:val="0"/>
+          <w:u w:val="single"/>
+        </w:rPr>
+        <w:t>Hint, if they ask for one</w:t>
+      </w:r>
+    </w:p>
+    <w:p>
+      <w:pPr>
+        <w:spacing w:after="160"/>
+      </w:pPr>
+      <w:r>
+        <w:rPr>
+          <w:b w:val="0"/>
+          <w:i w:val="0"/>
+          <w:u w:val="none"/>
+        </w:rPr>
+        <w:t>Start from one piece of information you trust. A year works on its own — 1985, or just 85.</w:t>
+      </w:r>
+    </w:p>
+    <w:p>
+      <w:pPr>
+        <w:spacing w:after="80"/>
+      </w:pPr>
+      <w:r>
+        <w:rPr>
+          <w:b w:val="0"/>
+          <w:i w:val="0"/>
+          <w:u w:val="single"/>
+        </w:rPr>
+        <w:t>The correct record</w:t>
+      </w:r>
+    </w:p>
+    <w:p>
+      <w:pPr>
+        <w:spacing w:after="160"/>
+      </w:pPr>
+      <w:r>
+        <w:rPr>
+          <w:b w:val="0"/>
+          <w:i w:val="0"/>
+          <w:u w:val="none"/>
+        </w:rPr>
+        <w:t>Katherine Morrison · unique identifier F565C146B · born 22 July 1985 · SSN 934-17-3145.</w:t>
+      </w:r>
+    </w:p>
+    <w:p>
+      <w:pPr>
+        <w:spacing w:after="80"/>
+      </w:pPr>
+      <w:r>
+        <w:rPr>
+          <w:b w:val="0"/>
+          <w:i w:val="0"/>
+          <w:u w:val="single"/>
+        </w:rPr>
+        <w:t>Feedback when they get it right</w:t>
+      </w:r>
+    </w:p>
+    <w:p>
+      <w:pPr>
+        <w:spacing w:after="160"/>
+      </w:pPr>
+      <w:r>
+        <w:rPr>
+          <w:b w:val="0"/>
+          <w:i w:val="0"/>
+          <w:u w:val="none"/>
+        </w:rPr>
+        <w:t>She is filed as Katherine Morrison. Starting from a single reliable fact is the documented approach, and a year alone narrows three hundred records to a list you can read by eye.</w:t>
+      </w:r>
+    </w:p>
+    <w:p>
+      <w:pPr>
+        <w:spacing w:after="80"/>
+      </w:pPr>
+      <w:r>
+        <w:rPr>
+          <w:b/>
+          <w:i w:val="0"/>
+          <w:u w:val="none"/>
+        </w:rPr>
+        <w:t>Task 3 — Starting From the Last Four of the SSN</w:t>
+      </w:r>
+    </w:p>
+    <w:p>
+      <w:pPr>
+        <w:spacing w:after="160"/>
+      </w:pPr>
+      <w:r>
+        <w:rPr>
+          <w:b w:val="0"/>
+          <w:i/>
+          <w:u w:val="none"/>
+        </w:rPr>
+        <w:t>Draft reference: search by the last four digits of the Social Security Number.</w:t>
+      </w:r>
+    </w:p>
+    <w:p>
+      <w:pPr>
+        <w:spacing w:after="80"/>
+      </w:pPr>
+      <w:r>
+        <w:rPr>
+          <w:b w:val="0"/>
+          <w:i w:val="0"/>
+          <w:u w:val="single"/>
+        </w:rPr>
+        <w:t>The situation, as the learner sees it</w:t>
+      </w:r>
+    </w:p>
+    <w:p>
+      <w:pPr>
+        <w:spacing w:after="160"/>
+      </w:pPr>
+      <w:r>
+        <w:rPr>
+          <w:b w:val="0"/>
+          <w:i w:val="0"/>
+          <w:u w:val="none"/>
+        </w:rPr>
+        <w:t>A woman gives her name as Danielle and the last four of her Social Security Number: 7742. She is not sure how her surname was spelled when she enrolled.</w:t>
+      </w:r>
+    </w:p>
+    <w:p>
+      <w:pPr>
+        <w:spacing w:after="80"/>
+      </w:pPr>
+      <w:r>
+        <w:rPr>
+          <w:b w:val="0"/>
+          <w:i w:val="0"/>
+          <w:u w:val="single"/>
+        </w:rPr>
+        <w:t>What the learner is asked to do</w:t>
+      </w:r>
+    </w:p>
+    <w:p>
+      <w:pPr>
+        <w:spacing w:after="160"/>
+      </w:pPr>
+      <w:r>
+        <w:rPr>
+          <w:b w:val="0"/>
+          <w:i w:val="0"/>
+          <w:u w:val="none"/>
+        </w:rPr>
+        <w:t>Find and open her record.</w:t>
+      </w:r>
+    </w:p>
+    <w:p>
+      <w:pPr>
+        <w:spacing w:after="80"/>
+      </w:pPr>
+      <w:r>
+        <w:rPr>
+          <w:b w:val="0"/>
+          <w:i w:val="0"/>
+          <w:u w:val="single"/>
+        </w:rPr>
+        <w:t>Hint, if they ask for one</w:t>
+      </w:r>
+    </w:p>
+    <w:p>
+      <w:pPr>
+        <w:spacing w:after="160"/>
+      </w:pPr>
+      <w:r>
+        <w:rPr>
+          <w:b w:val="0"/>
+          <w:i w:val="0"/>
+          <w:u w:val="none"/>
+        </w:rPr>
+        <w:t>Search the four digits on their own. Two people share them — use her first name to tell them apart.</w:t>
+      </w:r>
+    </w:p>
+    <w:p>
+      <w:pPr>
+        <w:spacing w:after="80"/>
+      </w:pPr>
+      <w:r>
+        <w:rPr>
+          <w:b w:val="0"/>
+          <w:i w:val="0"/>
+          <w:u w:val="single"/>
+        </w:rPr>
+        <w:t>The correct record</w:t>
+      </w:r>
+    </w:p>
+    <w:p>
+      <w:pPr>
+        <w:spacing w:after="160"/>
+      </w:pPr>
+      <w:r>
+        <w:rPr>
+          <w:b w:val="0"/>
+          <w:i w:val="0"/>
+          <w:u w:val="none"/>
+        </w:rPr>
+        <w:t>Danielle Whitmore · unique identifier D41A7C930 · born 14 May 1991 · SSN 918-30-7742.</w:t>
+      </w:r>
+    </w:p>
+    <w:p>
+      <w:pPr>
+        <w:spacing w:after="80"/>
+      </w:pPr>
+      <w:r>
+        <w:rPr>
+          <w:b w:val="0"/>
+          <w:i w:val="0"/>
+          <w:u w:val="single"/>
+        </w:rPr>
+        <w:t>Feedback when they get it right</w:t>
+      </w:r>
+    </w:p>
+    <w:p>
+      <w:pPr>
+        <w:spacing w:after="160"/>
+      </w:pPr>
+      <w:r>
+        <w:rPr>
+          <w:b w:val="0"/>
+          <w:i w:val="0"/>
+          <w:u w:val="none"/>
+        </w:rPr>
+        <w:t>Searching the last four is one of the documented starting points, and it works even when the name is unreliable. But a four-digit fragment is not unique: two people here end 7742. Narrow with it, then confirm on something else.</w:t>
+      </w:r>
+    </w:p>
+    <w:p>
+      <w:pPr>
+        <w:spacing w:after="80"/>
+      </w:pPr>
+      <w:r>
+        <w:rPr>
+          <w:b/>
+          <w:i w:val="0"/>
+          <w:u w:val="none"/>
+        </w:rPr>
+        <w:t>Task 4 — A Name You Cannot Spell</w:t>
+      </w:r>
+    </w:p>
+    <w:p>
+      <w:pPr>
+        <w:spacing w:after="160"/>
+      </w:pPr>
+      <w:r>
+        <w:rPr>
+          <w:b w:val="0"/>
+          <w:i/>
+          <w:u w:val="none"/>
+        </w:rPr>
+        <w:t>Draft reference: search the first letters of the first and last name, as in kat joh.</w:t>
+      </w:r>
+    </w:p>
+    <w:p>
+      <w:pPr>
+        <w:spacing w:after="80"/>
+      </w:pPr>
+      <w:r>
+        <w:rPr>
+          <w:b w:val="0"/>
+          <w:i w:val="0"/>
+          <w:u w:val="single"/>
+        </w:rPr>
+        <w:t>The situation, as the learner sees it</w:t>
+      </w:r>
+    </w:p>
+    <w:p>
+      <w:pPr>
+        <w:spacing w:after="160"/>
+      </w:pPr>
+      <w:r>
+        <w:rPr>
+          <w:b w:val="0"/>
+          <w:i w:val="0"/>
+          <w:u w:val="none"/>
+        </w:rPr>
+        <w:t>A man gives his name as Krzysztof Wojciechowski. You try your best guess at the spelling and get nothing.</w:t>
+      </w:r>
+    </w:p>
+    <w:p>
+      <w:pPr>
+        <w:spacing w:after="80"/>
+      </w:pPr>
+      <w:r>
+        <w:rPr>
+          <w:b w:val="0"/>
+          <w:i w:val="0"/>
+          <w:u w:val="single"/>
+        </w:rPr>
+        <w:t>What the learner is asked to do</w:t>
+      </w:r>
+    </w:p>
+    <w:p>
+      <w:pPr>
+        <w:spacing w:after="160"/>
+      </w:pPr>
+      <w:r>
+        <w:rPr>
+          <w:b w:val="0"/>
+          <w:i w:val="0"/>
+          <w:u w:val="none"/>
+        </w:rPr>
+        <w:t>Find and open his record.</w:t>
+      </w:r>
+    </w:p>
+    <w:p>
+      <w:pPr>
+        <w:spacing w:after="80"/>
+      </w:pPr>
+      <w:r>
+        <w:rPr>
+          <w:b w:val="0"/>
+          <w:i w:val="0"/>
+          <w:u w:val="single"/>
+        </w:rPr>
+        <w:t>Hint, if they ask for one</w:t>
+      </w:r>
+    </w:p>
+    <w:p>
+      <w:pPr>
+        <w:spacing w:after="160"/>
+      </w:pPr>
+      <w:r>
+        <w:rPr>
+          <w:b w:val="0"/>
+          <w:i w:val="0"/>
+          <w:u w:val="none"/>
+        </w:rPr>
+        <w:t>You do not need the whole name. The first few letters of each is enough — the same way kat joh finds Katherine Johnson.</w:t>
+      </w:r>
+    </w:p>
+    <w:p>
+      <w:pPr>
+        <w:spacing w:after="80"/>
+      </w:pPr>
+      <w:r>
+        <w:rPr>
+          <w:b w:val="0"/>
+          <w:i w:val="0"/>
+          <w:u w:val="single"/>
+        </w:rPr>
+        <w:t>The correct record</w:t>
+      </w:r>
+    </w:p>
+    <w:p>
+      <w:pPr>
+        <w:spacing w:after="160"/>
+      </w:pPr>
+      <w:r>
+        <w:rPr>
+          <w:b w:val="0"/>
+          <w:i w:val="0"/>
+          <w:u w:val="none"/>
+        </w:rPr>
+        <w:t>Krzysztof Wojciechowski · unique identifier B8F0D3771 · born 30 July 1968 · SSN 927-14-6053.</w:t>
+      </w:r>
+    </w:p>
+    <w:p>
+      <w:pPr>
+        <w:spacing w:after="80"/>
+      </w:pPr>
+      <w:r>
+        <w:rPr>
+          <w:b w:val="0"/>
+          <w:i w:val="0"/>
+          <w:u w:val="single"/>
+        </w:rPr>
+        <w:t>Feedback when they get it right</w:t>
+      </w:r>
+    </w:p>
+    <w:p>
+      <w:pPr>
+        <w:spacing w:after="160"/>
+      </w:pPr>
+      <w:r>
+        <w:rPr>
+          <w:b w:val="0"/>
+          <w:i w:val="0"/>
+          <w:u w:val="none"/>
+        </w:rPr>
+        <w:t>Short fragments beat full names, because a full name has to be spelled the way somebody else typed it and a fragment does not. krz woj reaches him immediately.</w:t>
+      </w:r>
+    </w:p>
+    <w:p>
+      <w:pPr>
+        <w:spacing w:after="80"/>
+      </w:pPr>
+      <w:r>
+        <w:rPr>
+          <w:b/>
+          <w:i w:val="0"/>
+          <w:u w:val="none"/>
+        </w:rPr>
+        <w:t>Task 5 — Too Many Results</w:t>
+      </w:r>
+    </w:p>
+    <w:p>
+      <w:pPr>
+        <w:spacing w:after="160"/>
+      </w:pPr>
+      <w:r>
+        <w:rPr>
+          <w:b w:val="0"/>
+          <w:i/>
+          <w:u w:val="none"/>
+        </w:rPr>
+        <w:t>Draft reference: narrowing an over-broad result set by adding a term.</w:t>
+      </w:r>
+    </w:p>
+    <w:p>
+      <w:pPr>
+        <w:spacing w:after="80"/>
+      </w:pPr>
+      <w:r>
+        <w:rPr>
+          <w:b w:val="0"/>
+          <w:i w:val="0"/>
+          <w:u w:val="single"/>
+        </w:rPr>
+        <w:t>The situation, as the learner sees it</w:t>
+      </w:r>
+    </w:p>
+    <w:p>
+      <w:pPr>
+        <w:spacing w:after="160"/>
+      </w:pPr>
+      <w:r>
+        <w:rPr>
+          <w:b w:val="0"/>
+          <w:i w:val="0"/>
+          <w:u w:val="none"/>
+        </w:rPr>
+        <w:t>A woman gives her surname as Garcia. You search it and get twelve records across two pages. She tells you her first name is Esperanza.</w:t>
+      </w:r>
+    </w:p>
+    <w:p>
+      <w:pPr>
+        <w:spacing w:after="80"/>
+      </w:pPr>
+      <w:r>
+        <w:rPr>
+          <w:b w:val="0"/>
+          <w:i w:val="0"/>
+          <w:u w:val="single"/>
+        </w:rPr>
+        <w:t>What the learner is asked to do</w:t>
+      </w:r>
+    </w:p>
+    <w:p>
+      <w:pPr>
+        <w:spacing w:after="160"/>
+      </w:pPr>
+      <w:r>
+        <w:rPr>
+          <w:b w:val="0"/>
+          <w:i w:val="0"/>
+          <w:u w:val="none"/>
+        </w:rPr>
+        <w:t>Narrow the search and open her record.</w:t>
+      </w:r>
+    </w:p>
+    <w:p>
+      <w:pPr>
+        <w:spacing w:after="80"/>
+      </w:pPr>
+      <w:r>
+        <w:rPr>
+          <w:b w:val="0"/>
+          <w:i w:val="0"/>
+          <w:u w:val="single"/>
+        </w:rPr>
+        <w:t>Hint, if they ask for one</w:t>
+      </w:r>
+    </w:p>
+    <w:p>
+      <w:pPr>
+        <w:spacing w:after="160"/>
+      </w:pPr>
+      <w:r>
+        <w:rPr>
+          <w:b w:val="0"/>
+          <w:i w:val="0"/>
+          <w:u w:val="none"/>
+        </w:rPr>
+        <w:t>Add a second term rather than starting again. Surname plus the first few letters of the first name will do it.</w:t>
+      </w:r>
+    </w:p>
+    <w:p>
+      <w:pPr>
+        <w:spacing w:after="80"/>
+      </w:pPr>
+      <w:r>
+        <w:rPr>
+          <w:b w:val="0"/>
+          <w:i w:val="0"/>
+          <w:u w:val="single"/>
+        </w:rPr>
+        <w:t>The correct record</w:t>
+      </w:r>
+    </w:p>
+    <w:p>
+      <w:pPr>
+        <w:spacing w:after="160"/>
+      </w:pPr>
+      <w:r>
+        <w:rPr>
+          <w:b w:val="0"/>
+          <w:i w:val="0"/>
+          <w:u w:val="none"/>
+        </w:rPr>
+        <w:t>Esperanza Garcia · unique identifier A50C9E214 · born 9 April 1987 · SSN 935-72-1180.</w:t>
+      </w:r>
+    </w:p>
+    <w:p>
+      <w:pPr>
+        <w:spacing w:after="80"/>
+      </w:pPr>
+      <w:r>
+        <w:rPr>
+          <w:b w:val="0"/>
+          <w:i w:val="0"/>
+          <w:u w:val="single"/>
+        </w:rPr>
+        <w:t>Feedback when they get it right</w:t>
+      </w:r>
+    </w:p>
+    <w:p>
+      <w:pPr>
+        <w:spacing w:after="160"/>
+      </w:pPr>
+      <w:r>
+        <w:rPr>
+          <w:b w:val="0"/>
+          <w:i w:val="0"/>
+          <w:u w:val="none"/>
+        </w:rPr>
+        <w:t>When a search returns more than you can read, add another term — a first name, a middle name, a second last name, an SSN fragment, a date of birth. Adding narrows; you rarely need to start over.</w:t>
+      </w:r>
+    </w:p>
+    <w:p>
+      <w:pPr>
+        <w:spacing w:after="80"/>
+      </w:pPr>
+      <w:r>
+        <w:rPr>
+          <w:b/>
+          <w:i w:val="0"/>
+          <w:u w:val="none"/>
+        </w:rPr>
+        <w:t>Task 6 — Nothing Comes Back</w:t>
+      </w:r>
+    </w:p>
+    <w:p>
+      <w:pPr>
+        <w:spacing w:after="160"/>
+      </w:pPr>
+      <w:r>
+        <w:rPr>
+          <w:b w:val="0"/>
+          <w:i/>
+          <w:u w:val="none"/>
+        </w:rPr>
+        <w:t>Draft reference: replacing one search term with another piece of information.</w:t>
+      </w:r>
+    </w:p>
+    <w:p>
+      <w:pPr>
+        <w:spacing w:after="80"/>
+      </w:pPr>
+      <w:r>
+        <w:rPr>
+          <w:b w:val="0"/>
+          <w:i w:val="0"/>
+          <w:u w:val="single"/>
+        </w:rPr>
+        <w:t>The situation, as the learner sees it</w:t>
+      </w:r>
+    </w:p>
+    <w:p>
+      <w:pPr>
+        <w:spacing w:after="160"/>
+      </w:pPr>
+      <w:r>
+        <w:rPr>
+          <w:b w:val="0"/>
+          <w:i w:val="0"/>
+          <w:u w:val="none"/>
+        </w:rPr>
+        <w:t>A man says he is Adrian Fenwick and gives his date of birth as 04/12/1988. Searching that date returns nothing. He also remembers the last four of his SSN: 5518.</w:t>
+      </w:r>
+    </w:p>
+    <w:p>
+      <w:pPr>
+        <w:spacing w:after="80"/>
+      </w:pPr>
+      <w:r>
+        <w:rPr>
+          <w:b w:val="0"/>
+          <w:i w:val="0"/>
+          <w:u w:val="single"/>
+        </w:rPr>
+        <w:t>What the learner is asked to do</w:t>
+      </w:r>
+    </w:p>
+    <w:p>
+      <w:pPr>
+        <w:spacing w:after="160"/>
+      </w:pPr>
+      <w:r>
+        <w:rPr>
+          <w:b w:val="0"/>
+          <w:i w:val="0"/>
+          <w:u w:val="none"/>
+        </w:rPr>
+        <w:t>Find and open his record.</w:t>
+      </w:r>
+    </w:p>
+    <w:p>
+      <w:pPr>
+        <w:spacing w:after="80"/>
+      </w:pPr>
+      <w:r>
+        <w:rPr>
+          <w:b w:val="0"/>
+          <w:i w:val="0"/>
+          <w:u w:val="single"/>
+        </w:rPr>
+        <w:t>Hint, if they ask for one</w:t>
+      </w:r>
+    </w:p>
+    <w:p>
+      <w:pPr>
+        <w:spacing w:after="160"/>
+      </w:pPr>
+      <w:r>
+        <w:rPr>
+          <w:b w:val="0"/>
+          <w:i w:val="0"/>
+          <w:u w:val="none"/>
+        </w:rPr>
+        <w:t>When a search returns nothing, replace one piece of information with another rather than adding to it. Swap the date of birth for the SSN fragment.</w:t>
+      </w:r>
+    </w:p>
+    <w:p>
+      <w:pPr>
+        <w:spacing w:after="80"/>
+      </w:pPr>
+      <w:r>
+        <w:rPr>
+          <w:b w:val="0"/>
+          <w:i w:val="0"/>
+          <w:u w:val="single"/>
+        </w:rPr>
+        <w:t>The correct record</w:t>
+      </w:r>
+    </w:p>
+    <w:p>
+      <w:pPr>
+        <w:spacing w:after="160"/>
+      </w:pPr>
+      <w:r>
+        <w:rPr>
+          <w:b w:val="0"/>
+          <w:i w:val="0"/>
+          <w:u w:val="none"/>
+        </w:rPr>
+        <w:t>Adrian Fenwick · unique identifier 72B6F1C08 · born 4 December 1988 · SSN 959-23-5518.</w:t>
+      </w:r>
+    </w:p>
+    <w:p>
+      <w:pPr>
+        <w:spacing w:after="80"/>
+      </w:pPr>
+      <w:r>
+        <w:rPr>
+          <w:b w:val="0"/>
+          <w:i w:val="0"/>
+          <w:u w:val="single"/>
+        </w:rPr>
+        <w:t>Feedback when they get it right</w:t>
+      </w:r>
+    </w:p>
+    <w:p>
+      <w:pPr>
+        <w:spacing w:after="160"/>
+      </w:pPr>
+      <w:r>
+        <w:rPr>
+          <w:b w:val="0"/>
+          <w:i w:val="0"/>
+          <w:u w:val="none"/>
+        </w:rPr>
+        <w:t>His record holds 12/04/1988 — the month and day the other way round, which is how dates get mistyped everywhere. When you get nothing, swap an identifier rather than piling more on: date of birth for last four of the SSN, first name for last.</w:t>
+      </w:r>
+    </w:p>
+    <w:p>
+      <w:pPr>
+        <w:spacing w:after="80"/>
+      </w:pPr>
+      <w:r>
+        <w:rPr>
+          <w:b/>
+          <w:i w:val="0"/>
+          <w:u w:val="none"/>
+        </w:rPr>
+        <w:t>Task 7 — Spelled the Way Someone Else Heard It</w:t>
+      </w:r>
+    </w:p>
+    <w:p>
+      <w:pPr>
+        <w:spacing w:after="160"/>
+      </w:pPr>
+      <w:r>
+        <w:rPr>
+          <w:b w:val="0"/>
+          <w:i/>
+          <w:u w:val="none"/>
+        </w:rPr>
+        <w:t>Draft reference: alternate spellings, C and K, I and Y.</w:t>
+      </w:r>
+    </w:p>
+    <w:p>
+      <w:pPr>
+        <w:spacing w:after="80"/>
+      </w:pPr>
+      <w:r>
+        <w:rPr>
+          <w:b w:val="0"/>
+          <w:i w:val="0"/>
+          <w:u w:val="single"/>
+        </w:rPr>
+        <w:t>The situation, as the learner sees it</w:t>
+      </w:r>
+    </w:p>
+    <w:p>
+      <w:pPr>
+        <w:spacing w:after="160"/>
+      </w:pPr>
+      <w:r>
+        <w:rPr>
+          <w:b w:val="0"/>
+          <w:i w:val="0"/>
+          <w:u w:val="none"/>
+        </w:rPr>
+        <w:t>A woman introduces herself as Cathleen Brennan. Searching Cathleen returns nothing.</w:t>
+      </w:r>
+    </w:p>
+    <w:p>
+      <w:pPr>
+        <w:spacing w:after="80"/>
+      </w:pPr>
+      <w:r>
+        <w:rPr>
+          <w:b w:val="0"/>
+          <w:i w:val="0"/>
+          <w:u w:val="single"/>
+        </w:rPr>
+        <w:t>What the learner is asked to do</w:t>
+      </w:r>
+    </w:p>
+    <w:p>
+      <w:pPr>
+        <w:spacing w:after="160"/>
+      </w:pPr>
+      <w:r>
+        <w:rPr>
+          <w:b w:val="0"/>
+          <w:i w:val="0"/>
+          <w:u w:val="none"/>
+        </w:rPr>
+        <w:t>Find and open her record.</w:t>
+      </w:r>
+    </w:p>
+    <w:p>
+      <w:pPr>
+        <w:spacing w:after="80"/>
+      </w:pPr>
+      <w:r>
+        <w:rPr>
+          <w:b w:val="0"/>
+          <w:i w:val="0"/>
+          <w:u w:val="single"/>
+        </w:rPr>
+        <w:t>Hint, if they ask for one</w:t>
+      </w:r>
+    </w:p>
+    <w:p>
+      <w:pPr>
+        <w:spacing w:after="160"/>
+      </w:pPr>
+      <w:r>
+        <w:rPr>
+          <w:b w:val="0"/>
+          <w:i w:val="0"/>
+          <w:u w:val="none"/>
+        </w:rPr>
+        <w:t>A previous provider may have written it down differently. Try the other spelling of that first sound.</w:t>
+      </w:r>
+    </w:p>
+    <w:p>
+      <w:pPr>
+        <w:spacing w:after="80"/>
+      </w:pPr>
+      <w:r>
+        <w:rPr>
+          <w:b w:val="0"/>
+          <w:i w:val="0"/>
+          <w:u w:val="single"/>
+        </w:rPr>
+        <w:t>The correct record</w:t>
+      </w:r>
+    </w:p>
+    <w:p>
+      <w:pPr>
+        <w:spacing w:after="160"/>
+      </w:pPr>
+      <w:r>
+        <w:rPr>
+          <w:b w:val="0"/>
+          <w:i w:val="0"/>
+          <w:u w:val="none"/>
+        </w:rPr>
+        <w:t>Kathleen Brennan · unique identifier E19D4A6B3 · born 17 September 1983 · SSN 941-88-2076.</w:t>
+      </w:r>
+    </w:p>
+    <w:p>
+      <w:pPr>
+        <w:spacing w:after="80"/>
+      </w:pPr>
+      <w:r>
+        <w:rPr>
+          <w:b w:val="0"/>
+          <w:i w:val="0"/>
+          <w:u w:val="single"/>
+        </w:rPr>
+        <w:t>Feedback when they get it right</w:t>
+      </w:r>
+    </w:p>
+    <w:p>
+      <w:pPr>
+        <w:spacing w:after="160"/>
+      </w:pPr>
+      <w:r>
+        <w:rPr>
+          <w:b w:val="0"/>
+          <w:i w:val="0"/>
+          <w:u w:val="none"/>
+        </w:rPr>
+        <w:t>She is filed as Kathleen. The swaps worth trying first are the ones people make without noticing: C and K, I and Y — Catherine and Katherine, Jonson and Johnson. Try the alternate spelling before you conclude anyone is new.</w:t>
+      </w:r>
+    </w:p>
+    <w:p>
+      <w:pPr>
+        <w:spacing w:after="80"/>
+      </w:pPr>
+      <w:r>
+        <w:rPr>
+          <w:b/>
+          <w:i w:val="0"/>
+          <w:u w:val="none"/>
+        </w:rPr>
+        <w:t>Task 8 — A Surname Typed as One Word</w:t>
+      </w:r>
+    </w:p>
+    <w:p>
+      <w:pPr>
+        <w:spacing w:after="160"/>
+      </w:pPr>
+      <w:r>
+        <w:rPr>
+          <w:b w:val="0"/>
+          <w:i/>
+          <w:u w:val="none"/>
+        </w:rPr>
+        <w:t>Draft reference: second last names and compound surnames.</w:t>
+      </w:r>
+    </w:p>
+    <w:p>
+      <w:pPr>
+        <w:spacing w:after="80"/>
+      </w:pPr>
+      <w:r>
+        <w:rPr>
+          <w:b w:val="0"/>
+          <w:i w:val="0"/>
+          <w:u w:val="single"/>
+        </w:rPr>
+        <w:t>The situation, as the learner sees it</w:t>
+      </w:r>
+    </w:p>
+    <w:p>
+      <w:pPr>
+        <w:spacing w:after="160"/>
+      </w:pPr>
+      <w:r>
+        <w:rPr>
+          <w:b w:val="0"/>
+          <w:i w:val="0"/>
+          <w:u w:val="none"/>
+        </w:rPr>
+        <w:t>A caseworker asks you to pull up Maria de la Cruz. You search Cruz, then Maria Cruz. Both come back empty.</w:t>
+      </w:r>
+    </w:p>
+    <w:p>
+      <w:pPr>
+        <w:spacing w:after="80"/>
+      </w:pPr>
+      <w:r>
+        <w:rPr>
+          <w:b w:val="0"/>
+          <w:i w:val="0"/>
+          <w:u w:val="single"/>
+        </w:rPr>
+        <w:t>What the learner is asked to do</w:t>
+      </w:r>
+    </w:p>
+    <w:p>
+      <w:pPr>
+        <w:spacing w:after="160"/>
+      </w:pPr>
+      <w:r>
+        <w:rPr>
+          <w:b w:val="0"/>
+          <w:i w:val="0"/>
+          <w:u w:val="none"/>
+        </w:rPr>
+        <w:t>Find and open her record.</w:t>
+      </w:r>
+    </w:p>
+    <w:p>
+      <w:pPr>
+        <w:spacing w:after="80"/>
+      </w:pPr>
+      <w:r>
+        <w:rPr>
+          <w:b w:val="0"/>
+          <w:i w:val="0"/>
+          <w:u w:val="single"/>
+        </w:rPr>
+        <w:t>Hint, if they ask for one</w:t>
+      </w:r>
+    </w:p>
+    <w:p>
+      <w:pPr>
+        <w:spacing w:after="160"/>
+      </w:pPr>
+      <w:r>
+        <w:rPr>
+          <w:b w:val="0"/>
+          <w:i w:val="0"/>
+          <w:u w:val="none"/>
+        </w:rPr>
+        <w:t>Her surname was typed as a single word. Search the fragment common to every spelling — dela — or drop the surname and search her first name.</w:t>
+      </w:r>
+    </w:p>
+    <w:p>
+      <w:pPr>
+        <w:spacing w:after="80"/>
+      </w:pPr>
+      <w:r>
+        <w:rPr>
+          <w:b w:val="0"/>
+          <w:i w:val="0"/>
+          <w:u w:val="single"/>
+        </w:rPr>
+        <w:t>The correct record</w:t>
+      </w:r>
+    </w:p>
+    <w:p>
+      <w:pPr>
+        <w:spacing w:after="160"/>
+      </w:pPr>
+      <w:r>
+        <w:rPr>
+          <w:b w:val="0"/>
+          <w:i w:val="0"/>
+          <w:u w:val="none"/>
+        </w:rPr>
+        <w:t>Maria Delacruz · unique identifier 2A8189B34 · born 28 January 1974 · SSN 918-54-5527.</w:t>
+      </w:r>
+    </w:p>
+    <w:p>
+      <w:pPr>
+        <w:spacing w:after="80"/>
+      </w:pPr>
+      <w:r>
+        <w:rPr>
+          <w:b w:val="0"/>
+          <w:i w:val="0"/>
+          <w:u w:val="single"/>
+        </w:rPr>
+        <w:t>Feedback when they get it right</w:t>
+      </w:r>
+    </w:p>
+    <w:p>
+      <w:pPr>
+        <w:spacing w:after="160"/>
+      </w:pPr>
+      <w:r>
+        <w:rPr>
+          <w:b w:val="0"/>
+          <w:i w:val="0"/>
+          <w:u w:val="none"/>
+        </w:rPr>
+        <w:t>She is filed as Maria Delacruz, one word. Search matches from the start of a name, so Cruz never reaches it. Second last names and compound surnames get entered differently by every agency — search the distinctive fragment, or the first name.</w:t>
+      </w:r>
+    </w:p>
+    <w:p>
+      <w:pPr>
+        <w:spacing w:after="80"/>
+      </w:pPr>
+      <w:r>
+        <w:rPr>
+          <w:b/>
+          <w:i w:val="0"/>
+          <w:u w:val="none"/>
+        </w:rPr>
+        <w:t>Checkpoint: From Finding to Verifying</w:t>
+      </w:r>
+    </w:p>
+    <w:p>
+      <w:pPr>
+        <w:spacing w:after="160"/>
+      </w:pPr>
+      <w:r>
+        <w:rPr>
+          <w:b w:val="0"/>
+          <w:i w:val="0"/>
+          <w:u w:val="none"/>
+        </w:rPr>
+        <w:t>That is the search half. You now have every documented way in: a name fragment, a year, four digits of an SSN, an alternate spelling, a term added to narrow, and a term swapped when nothing came back.</w:t>
+      </w:r>
+    </w:p>
+    <w:p>
+      <w:pPr>
+        <w:spacing w:after="160"/>
+      </w:pPr>
+      <w:r>
+        <w:rPr>
+          <w:b w:val="0"/>
+          <w:i w:val="0"/>
+          <w:u w:val="none"/>
+        </w:rPr>
+        <w:t>Finding a candidate record is not the same as finding the right one. The rest of this lesson is verifying: proving a record belongs to the person in front of you, and deciding what to do when more than one does.</w:t>
+      </w:r>
+    </w:p>
+    <w:p>
+      <w:pPr>
+        <w:spacing w:after="160"/>
+      </w:pPr>
+      <w:r>
+        <w:rPr>
+          <w:b w:val="0"/>
+          <w:i/>
+          <w:u w:val="none"/>
+        </w:rPr>
+        <w:t>Non-scored beat between the search tasks and the verification tasks. Continue button only.</w:t>
+      </w:r>
+    </w:p>
+    <w:p/>
+    <w:p>
+      <w:pPr>
+        <w:spacing w:after="160"/>
+      </w:pPr>
+      <w:r>
+        <w:rPr>
+          <w:b/>
+          <w:i w:val="0"/>
+          <w:u w:val="single"/>
+        </w:rPr>
+        <w:t>Verify: Is This the Right Person?</w:t>
+      </w:r>
+    </w:p>
+    <w:p>
+      <w:pPr>
+        <w:spacing w:after="160"/>
+      </w:pPr>
+      <w:r>
+        <w:rPr>
+          <w:b w:val="0"/>
+          <w:i w:val="0"/>
+          <w:u w:val="none"/>
+        </w:rPr>
+        <w:t>Finding a candidate record is not the same as finding the right one. Verifying is a separate step and it has an order.</w:t>
+      </w:r>
+    </w:p>
+    <w:p>
+      <w:pPr>
+        <w:spacing w:after="80"/>
+      </w:pPr>
+      <w:r>
+        <w:rPr>
+          <w:b/>
+          <w:i w:val="0"/>
+          <w:u w:val="none"/>
+        </w:rPr>
+        <w:t>First Level: Photo and Documents</w:t>
+      </w:r>
+    </w:p>
+    <w:p>
+      <w:pPr>
+        <w:spacing w:after="160"/>
+      </w:pPr>
+      <w:r>
+        <w:rPr>
+          <w:b w:val="0"/>
+          <w:i w:val="0"/>
+          <w:u w:val="none"/>
+        </w:rPr>
+        <w:t>The quickest check is visual. Look at the photo on the record, and look under the Files tab for identification or other documentation.</w:t>
+      </w:r>
+    </w:p>
+    <w:p>
+      <w:pPr>
+        <w:spacing w:after="160"/>
+      </w:pPr>
+      <w:r>
+        <w:rPr>
+          <w:b w:val="0"/>
+          <w:i w:val="0"/>
+          <w:u w:val="none"/>
+        </w:rPr>
+        <w:t>These can tell you immediately whether the record belongs to the person in front of you.</w:t>
+      </w:r>
+    </w:p>
+    <w:p>
+      <w:pPr>
+        <w:spacing w:after="160"/>
+      </w:pPr>
+      <w:r>
+        <w:rPr>
+          <w:b w:val="0"/>
+          <w:i/>
+          <w:u w:val="none"/>
+        </w:rPr>
+        <w:t>The simulation does not show photos or the Files tab, so this is taught with a still screenshot rather than practised. Enough to recognise the check and do it; the mechanics of uploading and managing documents belong to the lesson on files.</w:t>
+      </w:r>
+    </w:p>
+    <w:p>
+      <w:pPr>
+        <w:spacing w:after="80"/>
+      </w:pPr>
+      <w:r>
+        <w:rPr>
+          <w:b/>
+          <w:i w:val="0"/>
+          <w:u w:val="none"/>
+        </w:rPr>
+        <w:t>Second Level: Two of Three</w:t>
+      </w:r>
+    </w:p>
+    <w:p>
+      <w:pPr>
+        <w:spacing w:after="160"/>
+      </w:pPr>
+      <w:r>
+        <w:rPr>
+          <w:b w:val="0"/>
+          <w:i w:val="0"/>
+          <w:u w:val="none"/>
+        </w:rPr>
+        <w:t>If there is no photo, work through the record with the participant and check whether the information is accurate for them.</w:t>
+      </w:r>
+    </w:p>
+    <w:p>
+      <w:pPr>
+        <w:spacing w:after="160"/>
+      </w:pPr>
+      <w:r>
+        <w:rPr>
+          <w:b w:val="0"/>
+          <w:i w:val="0"/>
+          <w:u w:val="none"/>
+        </w:rPr>
+        <w:t>Start with name, date of birth, and Social Security Number. As a rule of thumb, if at least two of those three match, you can treat the record as a match.</w:t>
+      </w:r>
+    </w:p>
+    <w:p>
+      <w:pPr>
+        <w:spacing w:after="160"/>
+      </w:pPr>
+      <w:r>
+        <w:rPr>
+          <w:b w:val="0"/>
+          <w:i w:val="0"/>
+          <w:u w:val="none"/>
+        </w:rPr>
+        <w:t>Know where that rule is weakest. Name and year of birth agreeing is the easiest pair to hit by coincidence — common surnames and a birth year will do it. When the two that match are the name and the date of birth, and the SSN is missing rather than different, look for a third thing before you commit: a household member, a program the participant remembers, a case note that fits.</w:t>
+      </w:r>
+    </w:p>
+    <w:p>
+      <w:pPr>
+        <w:spacing w:after="80"/>
+      </w:pPr>
+      <w:r>
+        <w:rPr>
+          <w:b/>
+          <w:i w:val="0"/>
+          <w:u w:val="none"/>
+        </w:rPr>
+        <w:t>Still Unsure</w:t>
+      </w:r>
+    </w:p>
+    <w:p>
+      <w:pPr>
+        <w:spacing w:after="160"/>
+      </w:pPr>
+      <w:r>
+        <w:rPr>
+          <w:b w:val="0"/>
+          <w:i w:val="0"/>
+          <w:u w:val="none"/>
+        </w:rPr>
+        <w:t>Confirm anything else in the record with the participant:</w:t>
       </w:r>
     </w:p>
     <w:p>
@@ -4059,1025 +4449,7 @@
         <w:spacing w:after="40"/>
       </w:pPr>
       <w:r>
-        <w:t>Veteran status and other demographics</w:t>
-      </w:r>
-    </w:p>
-    <w:p>
-      <w:pPr>
-        <w:spacing w:after="80"/>
-      </w:pPr>
-      <w:r>
-        <w:rPr>
-          <w:b/>
-          <w:i w:val="0"/>
-          <w:u w:val="none"/>
-        </w:rPr>
-        <w:t>If You Later Find You Were Wrong</w:t>
-      </w:r>
-    </w:p>
-    <w:p>
-      <w:pPr>
-        <w:spacing w:after="160"/>
-      </w:pPr>
-      <w:r>
-        <w:rPr>
-          <w:b w:val="0"/>
-          <w:i w:val="0"/>
-          <w:u w:val="none"/>
-        </w:rPr>
-        <w:t>Sometimes you work from a record for a while and then something does not fit — a program history they have no memory of, a household member who does not exist.</w:t>
-      </w:r>
-    </w:p>
-    <w:p>
-      <w:pPr>
-        <w:spacing w:after="160"/>
-      </w:pPr>
-      <w:r>
-        <w:rPr>
-          <w:b w:val="0"/>
-          <w:i w:val="0"/>
-          <w:u w:val="none"/>
-        </w:rPr>
-        <w:t>Stop entering data into it. Note what you have entered and when, and send the Unique Identifier to HMIS Support with what you found. The longer a mistaken record is worked in, the harder it is to unpick, and a record that has been added to by two agencies is a much bigger job than one caught the same day.</w:t>
-      </w:r>
-    </w:p>
-    <w:p>
-      <w:pPr>
-        <w:spacing w:after="160"/>
-      </w:pPr>
-      <w:r>
-        <w:rPr>
-          <w:b w:val="0"/>
-          <w:i w:val="0"/>
-          <w:color w:val="C01C1C"/>
-          <w:u w:val="none"/>
-        </w:rPr>
-        <w:t>Author question: is this the right route for a mis-identified record — the same HMIS Support ticket as a duplicate, or a different process? The draft does not cover it and it happens.</w:t>
-      </w:r>
-    </w:p>
-    <w:p>
-      <w:pPr>
-        <w:spacing w:after="80"/>
-      </w:pPr>
-      <w:r>
-        <w:rPr>
-          <w:b/>
-          <w:i w:val="0"/>
-          <w:u w:val="none"/>
-        </w:rPr>
-        <w:t>Record the Match, Then Keep Looking</w:t>
-      </w:r>
-    </w:p>
-    <w:p>
-      <w:pPr>
-        <w:spacing w:after="160"/>
-      </w:pPr>
-      <w:r>
-        <w:rPr>
-          <w:b w:val="0"/>
-          <w:i w:val="0"/>
-          <w:u w:val="none"/>
-        </w:rPr>
-        <w:t>If you decide the record is a match, note it down — then go back to search and look for others. Finding one match does not mean there is only one.</w:t>
-      </w:r>
-    </w:p>
-    <w:p/>
-    <w:p>
-      <w:pPr>
-        <w:spacing w:after="160"/>
-      </w:pPr>
-      <w:r>
-        <w:rPr>
-          <w:b/>
-          <w:i w:val="0"/>
-          <w:u w:val="single"/>
-        </w:rPr>
-        <w:t>What You Found</w:t>
-      </w:r>
-    </w:p>
-    <w:p>
-      <w:pPr>
-        <w:spacing w:after="80"/>
-      </w:pPr>
-      <w:r>
-        <w:rPr>
-          <w:b/>
-          <w:i w:val="0"/>
-          <w:u w:val="none"/>
-        </w:rPr>
-        <w:t>No Matching Record</w:t>
-      </w:r>
-    </w:p>
-    <w:p>
-      <w:pPr>
-        <w:spacing w:after="160"/>
-      </w:pPr>
-      <w:r>
-        <w:rPr>
-          <w:b w:val="0"/>
-          <w:i w:val="0"/>
-          <w:u w:val="none"/>
-        </w:rPr>
-        <w:t>Create a new HMIS record for this participant.</w:t>
-      </w:r>
-    </w:p>
-    <w:p>
-      <w:pPr>
-        <w:spacing w:after="80"/>
-      </w:pPr>
-      <w:r>
-        <w:rPr>
-          <w:b/>
-          <w:i w:val="0"/>
-          <w:u w:val="none"/>
-        </w:rPr>
-        <w:t>One Matching Record</w:t>
-      </w:r>
-    </w:p>
-    <w:p>
-      <w:pPr>
-        <w:spacing w:after="160"/>
-      </w:pPr>
-      <w:r>
-        <w:rPr>
-          <w:b w:val="0"/>
-          <w:i w:val="0"/>
-          <w:u w:val="none"/>
-        </w:rPr>
-        <w:t>Assume it is the correct one and work from it.</w:t>
-      </w:r>
-    </w:p>
-    <w:p>
-      <w:pPr>
-        <w:spacing w:after="80"/>
-      </w:pPr>
-      <w:r>
-        <w:rPr>
-          <w:b/>
-          <w:i w:val="0"/>
-          <w:u w:val="none"/>
-        </w:rPr>
-        <w:t>Several Matching Records</w:t>
-      </w:r>
-    </w:p>
-    <w:p>
-      <w:pPr>
-        <w:spacing w:after="160"/>
-      </w:pPr>
-      <w:r>
-        <w:rPr>
-          <w:b w:val="0"/>
-          <w:i w:val="0"/>
-          <w:u w:val="none"/>
-        </w:rPr>
-        <w:t>Choose one to work from, and report the rest.</w:t>
-      </w:r>
-    </w:p>
-    <w:p>
-      <w:pPr>
-        <w:spacing w:after="80"/>
-      </w:pPr>
-      <w:r>
-        <w:rPr>
-          <w:b/>
-          <w:i w:val="0"/>
-          <w:u w:val="none"/>
-        </w:rPr>
-        <w:t>Choosing Which Record to Work From</w:t>
-      </w:r>
-    </w:p>
-    <w:p>
-      <w:pPr>
-        <w:spacing w:after="160"/>
-      </w:pPr>
-      <w:r>
-        <w:rPr>
-          <w:b w:val="0"/>
-          <w:i w:val="0"/>
-          <w:u w:val="none"/>
-        </w:rPr>
-        <w:t>Choose the most complete record — full SSN, full date of birth, full name, full program history, a photo on the profile.</w:t>
-      </w:r>
-    </w:p>
-    <w:p>
-      <w:pPr>
-        <w:spacing w:after="160"/>
-      </w:pPr>
-      <w:r>
-        <w:rPr>
-          <w:b w:val="0"/>
-          <w:i w:val="0"/>
-          <w:u w:val="none"/>
-        </w:rPr>
-        <w:t>Where that is unclear, choose the record with the longest enrollment history, based on the oldest enrollment.</w:t>
-      </w:r>
-    </w:p>
-    <w:p>
-      <w:pPr>
-        <w:spacing w:after="160"/>
-      </w:pPr>
-      <w:r>
-        <w:rPr>
-          <w:b w:val="0"/>
-          <w:i w:val="0"/>
-          <w:u w:val="none"/>
-        </w:rPr>
-        <w:t>Then submit the full list of matching records to HMIS Support, including every Unique Identifier, so they can merge them.</w:t>
-      </w:r>
-    </w:p>
-    <w:p/>
-    <w:p>
-      <w:pPr>
-        <w:spacing w:after="160"/>
-      </w:pPr>
-      <w:r>
-        <w:rPr>
-          <w:b/>
-          <w:i w:val="0"/>
-          <w:u w:val="single"/>
-        </w:rPr>
-        <w:t>Practice: Verifying a Record</w:t>
-      </w:r>
-    </w:p>
-    <w:p>
-      <w:pPr>
-        <w:spacing w:after="160"/>
-      </w:pPr>
-      <w:r>
-        <w:rPr>
-          <w:b w:val="0"/>
-          <w:i w:val="0"/>
-          <w:u w:val="none"/>
-        </w:rPr>
-        <w:t>Five more situations. This time finding a candidate record is the easy half — the question is whether it is the right person, and what to do when more than one record could be.</w:t>
-      </w:r>
-    </w:p>
-    <w:p>
-      <w:pPr>
-        <w:spacing w:after="80"/>
-      </w:pPr>
-      <w:r>
-        <w:rPr>
-          <w:b/>
-          <w:i w:val="0"/>
-          <w:u w:val="none"/>
-        </w:rPr>
-        <w:t>Task 9 — Two People, One Name</w:t>
-      </w:r>
-    </w:p>
-    <w:p>
-      <w:pPr>
-        <w:spacing w:after="160"/>
-      </w:pPr>
-      <w:r>
-        <w:rPr>
-          <w:b w:val="0"/>
-          <w:i/>
-          <w:u w:val="none"/>
-        </w:rPr>
-        <w:t>Draft reference: a record is a match when at least two of name, date of birth and SSN agree.</w:t>
-      </w:r>
-    </w:p>
-    <w:p>
-      <w:pPr>
-        <w:spacing w:after="80"/>
-      </w:pPr>
-      <w:r>
-        <w:rPr>
-          <w:b w:val="0"/>
-          <w:i w:val="0"/>
-          <w:u w:val="single"/>
-        </w:rPr>
-        <w:t>The situation, as the learner sees it</w:t>
-      </w:r>
-    </w:p>
-    <w:p>
-      <w:pPr>
-        <w:spacing w:after="160"/>
-      </w:pPr>
-      <w:r>
-        <w:rPr>
-          <w:b w:val="0"/>
-          <w:i w:val="0"/>
-          <w:u w:val="none"/>
-        </w:rPr>
-        <w:t>A man says he is James Wilson. He gives his date of birth as 9/2/1968 and the last four of his SSN as 4471.</w:t>
-      </w:r>
-    </w:p>
-    <w:p>
-      <w:pPr>
-        <w:spacing w:after="80"/>
-      </w:pPr>
-      <w:r>
-        <w:rPr>
-          <w:b w:val="0"/>
-          <w:i w:val="0"/>
-          <w:u w:val="single"/>
-        </w:rPr>
-        <w:t>What the learner is asked to do</w:t>
-      </w:r>
-    </w:p>
-    <w:p>
-      <w:pPr>
-        <w:spacing w:after="160"/>
-      </w:pPr>
-      <w:r>
-        <w:rPr>
-          <w:b w:val="0"/>
-          <w:i w:val="0"/>
-          <w:u w:val="none"/>
-        </w:rPr>
-        <w:t>Open the correct James Wilson.</w:t>
-      </w:r>
-    </w:p>
-    <w:p>
-      <w:pPr>
-        <w:spacing w:after="80"/>
-      </w:pPr>
-      <w:r>
-        <w:rPr>
-          <w:b w:val="0"/>
-          <w:i w:val="0"/>
-          <w:u w:val="single"/>
-        </w:rPr>
-        <w:t>Hint, if they ask for one</w:t>
-      </w:r>
-    </w:p>
-    <w:p>
-      <w:pPr>
-        <w:spacing w:after="160"/>
-      </w:pPr>
-      <w:r>
-        <w:rPr>
-          <w:b w:val="0"/>
-          <w:i w:val="0"/>
-          <w:u w:val="none"/>
-        </w:rPr>
-        <w:t>Narrow it with what he told you — the fragment 4471, or the date of birth — or read the SSN and DOB columns and compare.</w:t>
-      </w:r>
-    </w:p>
-    <w:p>
-      <w:pPr>
-        <w:spacing w:after="80"/>
-      </w:pPr>
-      <w:r>
-        <w:rPr>
-          <w:b w:val="0"/>
-          <w:i w:val="0"/>
-          <w:u w:val="single"/>
-        </w:rPr>
-        <w:t>The correct record</w:t>
-      </w:r>
-    </w:p>
-    <w:p>
-      <w:pPr>
-        <w:spacing w:after="160"/>
-      </w:pPr>
-      <w:r>
-        <w:rPr>
-          <w:b w:val="0"/>
-          <w:i w:val="0"/>
-          <w:u w:val="none"/>
-        </w:rPr>
-        <w:t>James Wilson · unique identifier 3DF1DF674 · born 2 September 1968 · SSN 941-33-4471.</w:t>
-      </w:r>
-    </w:p>
-    <w:p>
-      <w:pPr>
-        <w:spacing w:after="80"/>
-      </w:pPr>
-      <w:r>
-        <w:rPr>
-          <w:b w:val="0"/>
-          <w:i w:val="0"/>
-          <w:u w:val="single"/>
-        </w:rPr>
-        <w:t>Feedback when they get it right</w:t>
-      </w:r>
-    </w:p>
-    <w:p>
-      <w:pPr>
-        <w:spacing w:after="160"/>
-      </w:pPr>
-      <w:r>
-        <w:rPr>
-          <w:b w:val="0"/>
-          <w:i w:val="0"/>
-          <w:u w:val="none"/>
-        </w:rPr>
-        <w:t>These are two different people. As a rule of thumb a record is a match when at least two of the three — name, date of birth, SSN — match the participant. A name on its own is never enough.</w:t>
-      </w:r>
-    </w:p>
-    <w:p>
-      <w:pPr>
-        <w:spacing w:after="80"/>
-      </w:pPr>
-      <w:r>
-        <w:rPr>
-          <w:b/>
-          <w:i w:val="0"/>
-          <w:u w:val="none"/>
-        </w:rPr>
-        <w:t>Task 10 — When the Identifiers Are Thin</w:t>
-      </w:r>
-    </w:p>
-    <w:p>
-      <w:pPr>
-        <w:spacing w:after="160"/>
-      </w:pPr>
-      <w:r>
-        <w:rPr>
-          <w:b w:val="0"/>
-          <w:i/>
-          <w:u w:val="none"/>
-        </w:rPr>
-        <w:t>Draft reference: confirming other information in the record — household members, program history, case notes, location, veteran status.</w:t>
-      </w:r>
-    </w:p>
-    <w:p>
-      <w:pPr>
-        <w:spacing w:after="80"/>
-      </w:pPr>
-      <w:r>
-        <w:rPr>
-          <w:b w:val="0"/>
-          <w:i w:val="0"/>
-          <w:u w:val="single"/>
-        </w:rPr>
-        <w:t>The situation, as the learner sees it</w:t>
-      </w:r>
-    </w:p>
-    <w:p>
-      <w:pPr>
-        <w:spacing w:after="160"/>
-      </w:pPr>
-      <w:r>
-        <w:rPr>
-          <w:b w:val="0"/>
-          <w:i w:val="0"/>
-          <w:u w:val="none"/>
-        </w:rPr>
-        <w:t>A woman says her name is Yolanda Amari. She does not know her Social Security Number and is unsure of her exact date of birth. She mentions her daughter, Iris, who is with her.</w:t>
-      </w:r>
-    </w:p>
-    <w:p>
-      <w:pPr>
-        <w:spacing w:after="80"/>
-      </w:pPr>
-      <w:r>
-        <w:rPr>
-          <w:b w:val="0"/>
-          <w:i w:val="0"/>
-          <w:u w:val="single"/>
-        </w:rPr>
-        <w:t>What the learner is asked to do</w:t>
-      </w:r>
-    </w:p>
-    <w:p>
-      <w:pPr>
-        <w:spacing w:after="160"/>
-      </w:pPr>
-      <w:r>
-        <w:rPr>
-          <w:b w:val="0"/>
-          <w:i w:val="0"/>
-          <w:u w:val="none"/>
-        </w:rPr>
-        <w:t>Open the record that belongs to the mother.</w:t>
-      </w:r>
-    </w:p>
-    <w:p>
-      <w:pPr>
-        <w:spacing w:after="80"/>
-      </w:pPr>
-      <w:r>
-        <w:rPr>
-          <w:b w:val="0"/>
-          <w:i w:val="0"/>
-          <w:u w:val="single"/>
-        </w:rPr>
-        <w:t>Hint, if they ask for one</w:t>
-      </w:r>
-    </w:p>
-    <w:p>
-      <w:pPr>
-        <w:spacing w:after="160"/>
-      </w:pPr>
-      <w:r>
-        <w:rPr>
-          <w:b w:val="0"/>
-          <w:i w:val="0"/>
-          <w:u w:val="none"/>
-        </w:rPr>
-        <w:t>Search the surname, then open a row's chevron to see its household members. The record you want lists Iris.</w:t>
-      </w:r>
-    </w:p>
-    <w:p>
-      <w:pPr>
-        <w:spacing w:after="80"/>
-      </w:pPr>
-      <w:r>
-        <w:rPr>
-          <w:b w:val="0"/>
-          <w:i w:val="0"/>
-          <w:u w:val="single"/>
-        </w:rPr>
-        <w:t>The correct record</w:t>
-      </w:r>
-    </w:p>
-    <w:p>
-      <w:pPr>
-        <w:spacing w:after="160"/>
-      </w:pPr>
-      <w:r>
-        <w:rPr>
-          <w:b w:val="0"/>
-          <w:i w:val="0"/>
-          <w:u w:val="none"/>
-        </w:rPr>
-        <w:t>Yolanda Amari · unique identifier C4E7B2019 · born 21 June 1980 · SSN none on file.</w:t>
-      </w:r>
-    </w:p>
-    <w:p>
-      <w:pPr>
-        <w:spacing w:after="80"/>
-      </w:pPr>
-      <w:r>
-        <w:rPr>
-          <w:b w:val="0"/>
-          <w:i w:val="0"/>
-          <w:u w:val="single"/>
-        </w:rPr>
-        <w:t>Feedback when they get it right</w:t>
-      </w:r>
-    </w:p>
-    <w:p>
-      <w:pPr>
-        <w:spacing w:after="160"/>
-      </w:pPr>
-      <w:r>
-        <w:rPr>
-          <w:b w:val="0"/>
-          <w:i w:val="0"/>
-          <w:u w:val="none"/>
-        </w:rPr>
-        <w:t>When name, date of birth and SSN cannot settle it, the record holds other things you can confirm with the participant: household members, program history, case notes, location, veteran status. Here the household is what identifies her.</w:t>
-      </w:r>
-    </w:p>
-    <w:p>
-      <w:pPr>
-        <w:spacing w:after="80"/>
-      </w:pPr>
-      <w:r>
-        <w:rPr>
-          <w:b/>
-          <w:i w:val="0"/>
-          <w:u w:val="none"/>
-        </w:rPr>
-        <w:t>Task 11 — Where They Have Been Staying</w:t>
-      </w:r>
-    </w:p>
-    <w:p>
-      <w:pPr>
-        <w:spacing w:after="160"/>
-      </w:pPr>
-      <w:r>
-        <w:rPr>
-          <w:b w:val="0"/>
-          <w:i/>
-          <w:u w:val="none"/>
-        </w:rPr>
-        <w:t>Draft reference: confirming other information in the record — location data.</w:t>
-      </w:r>
-    </w:p>
-    <w:p>
-      <w:pPr>
-        <w:spacing w:after="80"/>
-      </w:pPr>
-      <w:r>
-        <w:rPr>
-          <w:b w:val="0"/>
-          <w:i w:val="0"/>
-          <w:u w:val="single"/>
-        </w:rPr>
-        <w:t>The situation, as the learner sees it</w:t>
-      </w:r>
-    </w:p>
-    <w:p>
-      <w:pPr>
-        <w:spacing w:after="160"/>
-      </w:pPr>
-      <w:r>
-        <w:rPr>
-          <w:b w:val="0"/>
-          <w:i w:val="0"/>
-          <w:u w:val="none"/>
-        </w:rPr>
-        <w:t>A man gives his name as David Nguyen. Two records come back. Both are David Nguyen, both born in 1982. He does not know his Social Security Number and cannot remember which agency he last worked with. He does tell you he has been staying by the wash under the 6th Street bridge, and has been for about a year.</w:t>
-      </w:r>
-    </w:p>
-    <w:p>
-      <w:pPr>
-        <w:spacing w:after="80"/>
-      </w:pPr>
-      <w:r>
-        <w:rPr>
-          <w:b w:val="0"/>
-          <w:i w:val="0"/>
-          <w:u w:val="single"/>
-        </w:rPr>
-        <w:t>What the learner is asked to do</w:t>
-      </w:r>
-    </w:p>
-    <w:p>
-      <w:pPr>
-        <w:spacing w:after="160"/>
-      </w:pPr>
-      <w:r>
-        <w:rPr>
-          <w:b w:val="0"/>
-          <w:i w:val="0"/>
-          <w:u w:val="none"/>
-        </w:rPr>
-        <w:t>Open the record whose location history matches where he has been staying.</w:t>
-      </w:r>
-    </w:p>
-    <w:p>
-      <w:pPr>
-        <w:spacing w:after="80"/>
-      </w:pPr>
-      <w:r>
-        <w:rPr>
-          <w:b w:val="0"/>
-          <w:i w:val="0"/>
-          <w:u w:val="single"/>
-        </w:rPr>
-        <w:t>Hint, if they ask for one</w:t>
-      </w:r>
-    </w:p>
-    <w:p>
-      <w:pPr>
-        <w:spacing w:after="160"/>
-      </w:pPr>
-      <w:r>
-        <w:rPr>
-          <w:b w:val="0"/>
-          <w:i w:val="0"/>
-          <w:u w:val="none"/>
-        </w:rPr>
-        <w:t>Name and date of birth cannot separate these two. Open each record and look at Location — one of them was last contacted at the 6th Street bridge.</w:t>
-      </w:r>
-    </w:p>
-    <w:p>
-      <w:pPr>
-        <w:spacing w:after="80"/>
-      </w:pPr>
-      <w:r>
-        <w:rPr>
-          <w:b w:val="0"/>
-          <w:i w:val="0"/>
-          <w:u w:val="single"/>
-        </w:rPr>
-        <w:t>The correct record</w:t>
-      </w:r>
-    </w:p>
-    <w:p>
-      <w:pPr>
-        <w:spacing w:after="160"/>
-      </w:pPr>
-      <w:r>
-        <w:rPr>
-          <w:b w:val="0"/>
-          <w:i w:val="0"/>
-          <w:u w:val="none"/>
-        </w:rPr>
-        <w:t>To be assigned when the roster is pinned for this task.</w:t>
-      </w:r>
-    </w:p>
-    <w:p>
-      <w:pPr>
-        <w:spacing w:after="80"/>
-      </w:pPr>
-      <w:r>
-        <w:rPr>
-          <w:b w:val="0"/>
-          <w:i w:val="0"/>
-          <w:u w:val="single"/>
-        </w:rPr>
-        <w:t>Feedback when they get it right</w:t>
-      </w:r>
-    </w:p>
-    <w:p>
-      <w:pPr>
-        <w:spacing w:after="160"/>
-      </w:pPr>
-      <w:r>
-        <w:rPr>
-          <w:b w:val="0"/>
-          <w:i w:val="0"/>
-          <w:u w:val="none"/>
-        </w:rPr>
-        <w:t>When name and date of birth cannot separate two records, the rest of the record can. In outreach, location is often the fastest of them: where someone has been contacted before is a fact you can both check, and it does not ask the participant to remember an agency name or a date.</w:t>
-      </w:r>
-    </w:p>
-    <w:p>
-      <w:pPr>
-        <w:spacing w:after="160"/>
-      </w:pPr>
-      <w:r>
-        <w:rPr>
-          <w:b w:val="0"/>
-          <w:i w:val="0"/>
-          <w:u w:val="none"/>
-        </w:rPr>
-        <w:t>Confirm it with them rather than assuming. People move, and a location recorded a year ago proves less than one recorded last month — treat it as one identifier among several, not as the answer on its own.</w:t>
-      </w:r>
-    </w:p>
-    <w:p>
-      <w:pPr>
-        <w:spacing w:after="160"/>
-      </w:pPr>
-      <w:r>
-        <w:rPr>
-          <w:b w:val="0"/>
-          <w:i w:val="0"/>
-          <w:color w:val="C01C1C"/>
-          <w:u w:val="none"/>
-        </w:rPr>
-        <w:t>Author question: this task is new, requested in review, and is not built yet. It needs location history on the client record page, which the simulation does not show today. Confirm the scenario is realistic — in particular whether location in Clarity is granular enough to distinguish two people this way, or whether it is recorded loosely enough that this would mislead.</w:t>
-      </w:r>
-    </w:p>
-    <w:p>
-      <w:pPr>
-        <w:spacing w:after="80"/>
-      </w:pPr>
-      <w:r>
-        <w:rPr>
-          <w:b/>
-          <w:i w:val="0"/>
-          <w:u w:val="none"/>
-        </w:rPr>
-        <w:t>Task 12 — More Than One Record Matches</w:t>
-      </w:r>
-    </w:p>
-    <w:p>
-      <w:pPr>
-        <w:spacing w:after="160"/>
-      </w:pPr>
-      <w:r>
-        <w:rPr>
-          <w:b w:val="0"/>
-          <w:i/>
-          <w:u w:val="none"/>
-        </w:rPr>
-        <w:t>Draft reference: choosing which matching record to work from.</w:t>
-      </w:r>
-    </w:p>
-    <w:p>
-      <w:pPr>
-        <w:spacing w:after="80"/>
-      </w:pPr>
-      <w:r>
-        <w:rPr>
-          <w:b w:val="0"/>
-          <w:i w:val="0"/>
-          <w:u w:val="single"/>
-        </w:rPr>
-        <w:t>The situation, as the learner sees it</w:t>
-      </w:r>
-    </w:p>
-    <w:p>
-      <w:pPr>
-        <w:spacing w:after="160"/>
-      </w:pPr>
-      <w:r>
-        <w:rPr>
-          <w:b w:val="0"/>
-          <w:i w:val="0"/>
-          <w:u w:val="none"/>
-        </w:rPr>
-        <w:t>You search Vega and find three records. All three are Rosalind Vega, born 4/11/1983. All three appear to be the same person.</w:t>
-      </w:r>
-    </w:p>
-    <w:p>
-      <w:pPr>
-        <w:spacing w:after="80"/>
-      </w:pPr>
-      <w:r>
-        <w:rPr>
-          <w:b w:val="0"/>
-          <w:i w:val="0"/>
-          <w:u w:val="single"/>
-        </w:rPr>
-        <w:t>What the learner is asked to do</w:t>
-      </w:r>
-    </w:p>
-    <w:p>
-      <w:pPr>
-        <w:spacing w:after="160"/>
-      </w:pPr>
-      <w:r>
-        <w:rPr>
-          <w:b w:val="0"/>
-          <w:i w:val="0"/>
-          <w:u w:val="none"/>
-        </w:rPr>
-        <w:t>Open the record you would work from.</w:t>
-      </w:r>
-    </w:p>
-    <w:p>
-      <w:pPr>
-        <w:spacing w:after="80"/>
-      </w:pPr>
-      <w:r>
-        <w:rPr>
-          <w:b w:val="0"/>
-          <w:i w:val="0"/>
-          <w:u w:val="single"/>
-        </w:rPr>
-        <w:t>Hint, if they ask for one</w:t>
-      </w:r>
-    </w:p>
-    <w:p>
-      <w:pPr>
-        <w:spacing w:after="160"/>
-      </w:pPr>
-      <w:r>
-        <w:rPr>
-          <w:b w:val="0"/>
-          <w:i w:val="0"/>
-          <w:u w:val="none"/>
-        </w:rPr>
-        <w:t>Choose the most complete one — full SSN, full date of birth, full name, an alias, the fullest history. Open a row's chevron and the record page to compare.</w:t>
-      </w:r>
-    </w:p>
-    <w:p>
-      <w:pPr>
-        <w:spacing w:after="80"/>
-      </w:pPr>
-      <w:r>
-        <w:rPr>
-          <w:b w:val="0"/>
-          <w:i w:val="0"/>
-          <w:u w:val="single"/>
-        </w:rPr>
-        <w:t>The correct record</w:t>
-      </w:r>
-    </w:p>
-    <w:p>
-      <w:pPr>
-        <w:spacing w:after="160"/>
-      </w:pPr>
-      <w:r>
-        <w:rPr>
-          <w:b w:val="0"/>
-          <w:i w:val="0"/>
-          <w:u w:val="none"/>
-        </w:rPr>
-        <w:t>Rosalind Vega · unique identifier F2A6C8D40 · born 11 April 1983 · SSN 961-27-1173.</w:t>
-      </w:r>
-    </w:p>
-    <w:p>
-      <w:pPr>
-        <w:spacing w:after="80"/>
-      </w:pPr>
-      <w:r>
-        <w:rPr>
-          <w:b w:val="0"/>
-          <w:i w:val="0"/>
-          <w:u w:val="single"/>
-        </w:rPr>
-        <w:t>Feedback when they get it right</w:t>
-      </w:r>
-    </w:p>
-    <w:p>
-      <w:pPr>
-        <w:spacing w:after="160"/>
-      </w:pPr>
-      <w:r>
-        <w:rPr>
-          <w:b w:val="0"/>
-          <w:i w:val="0"/>
-          <w:u w:val="none"/>
-        </w:rPr>
-        <w:t>Work from the most complete record — full SSN, full date of birth, full name, full program history. Where that is unclear, take the one with the longest enrollment history, based on the oldest enrollment. Then send the full list of matching records, with every Unique Identifier, to HMIS Support so they can merge them.</w:t>
-      </w:r>
-    </w:p>
-    <w:p>
-      <w:pPr>
-        <w:spacing w:after="80"/>
-      </w:pPr>
-      <w:r>
-        <w:rPr>
-          <w:b/>
-          <w:i w:val="0"/>
-          <w:u w:val="none"/>
-        </w:rPr>
-        <w:t>Task 13 — Finding the Same Person Twice</w:t>
-      </w:r>
-    </w:p>
-    <w:p>
-      <w:pPr>
-        <w:spacing w:after="160"/>
-      </w:pPr>
-      <w:r>
-        <w:rPr>
-          <w:b w:val="0"/>
-          <w:i/>
-          <w:u w:val="none"/>
-        </w:rPr>
-        <w:t>Draft reference: reporting duplicates to HMIS Support.</w:t>
-      </w:r>
-    </w:p>
-    <w:p>
-      <w:pPr>
-        <w:spacing w:after="80"/>
-      </w:pPr>
-      <w:r>
-        <w:rPr>
-          <w:b w:val="0"/>
-          <w:i w:val="0"/>
-          <w:u w:val="single"/>
-        </w:rPr>
-        <w:t>The situation, as the learner sees it</w:t>
-      </w:r>
-    </w:p>
-    <w:p>
-      <w:pPr>
-        <w:spacing w:after="160"/>
-      </w:pPr>
-      <w:r>
-        <w:rPr>
-          <w:b w:val="0"/>
-          <w:i w:val="0"/>
-          <w:u w:val="none"/>
-        </w:rPr>
-        <w:t>You search Beckett. Two records come back: Shauna Beckett and Shawna Beckett. Same date of birth. Same last four of the SSN. One letter apart.</w:t>
-      </w:r>
-    </w:p>
-    <w:p>
-      <w:pPr>
-        <w:spacing w:after="80"/>
-      </w:pPr>
-      <w:r>
-        <w:rPr>
-          <w:b w:val="0"/>
-          <w:i w:val="0"/>
-          <w:u w:val="single"/>
-        </w:rPr>
-        <w:t>What the learner is asked to do</w:t>
-      </w:r>
-    </w:p>
-    <w:p>
-      <w:pPr>
-        <w:spacing w:after="160"/>
-      </w:pPr>
-      <w:r>
-        <w:rPr>
-          <w:b w:val="0"/>
-          <w:i w:val="0"/>
-          <w:u w:val="none"/>
-        </w:rPr>
-        <w:t>Open either record and flag it as a possible duplicate.</w:t>
-      </w:r>
-    </w:p>
-    <w:p>
-      <w:pPr>
-        <w:spacing w:after="80"/>
-      </w:pPr>
-      <w:r>
-        <w:rPr>
-          <w:b w:val="0"/>
-          <w:i w:val="0"/>
-          <w:u w:val="single"/>
-        </w:rPr>
-        <w:t>Hint, if they ask for one</w:t>
-      </w:r>
-    </w:p>
-    <w:p>
-      <w:pPr>
-        <w:spacing w:after="160"/>
-      </w:pPr>
-      <w:r>
-        <w:rPr>
-          <w:b w:val="0"/>
-          <w:i w:val="0"/>
-          <w:u w:val="none"/>
-        </w:rPr>
-        <w:t>Open one of the two, then use 'Flag possible duplicate' in the ⋮ menu on the profile card.</w:t>
-      </w:r>
-    </w:p>
-    <w:p>
-      <w:pPr>
-        <w:spacing w:after="80"/>
-      </w:pPr>
-      <w:r>
-        <w:rPr>
-          <w:b w:val="0"/>
-          <w:i w:val="0"/>
-          <w:u w:val="single"/>
-        </w:rPr>
-        <w:t>The correct records — both of them</w:t>
+        <w:t>Case notes</w:t>
       </w:r>
     </w:p>
     <w:p>
@@ -5086,7 +4458,7 @@
         <w:spacing w:after="40"/>
       </w:pPr>
       <w:r>
-        <w:t>Shauna Beckett · unique identifier 5BB517588 · born 30 April 1993 · SSN 926-71-2210.</w:t>
+        <w:t>Program history</w:t>
       </w:r>
     </w:p>
     <w:p>
@@ -5095,6 +4467,1270 @@
         <w:spacing w:after="40"/>
       </w:pPr>
       <w:r>
+        <w:t>Household members</w:t>
+      </w:r>
+    </w:p>
+    <w:p>
+      <w:pPr>
+        <w:pStyle w:val="ListBullet"/>
+        <w:spacing w:after="40"/>
+      </w:pPr>
+      <w:r>
+        <w:t>Location data</w:t>
+      </w:r>
+    </w:p>
+    <w:p>
+      <w:pPr>
+        <w:pStyle w:val="ListBullet"/>
+        <w:spacing w:after="40"/>
+      </w:pPr>
+      <w:r>
+        <w:t>Veteran status and other demographics</w:t>
+      </w:r>
+    </w:p>
+    <w:p>
+      <w:pPr>
+        <w:spacing w:after="80"/>
+      </w:pPr>
+      <w:r>
+        <w:rPr>
+          <w:b/>
+          <w:i w:val="0"/>
+          <w:u w:val="none"/>
+        </w:rPr>
+        <w:t>If You Later Find You Were Wrong</w:t>
+      </w:r>
+    </w:p>
+    <w:p>
+      <w:pPr>
+        <w:spacing w:after="160"/>
+      </w:pPr>
+      <w:r>
+        <w:rPr>
+          <w:b w:val="0"/>
+          <w:i w:val="0"/>
+          <w:u w:val="none"/>
+        </w:rPr>
+        <w:t>Sometimes you work from a record for a while and then something does not fit — a program history they have no memory of, a household member who does not exist.</w:t>
+      </w:r>
+    </w:p>
+    <w:p>
+      <w:pPr>
+        <w:spacing w:after="160"/>
+      </w:pPr>
+      <w:r>
+        <w:rPr>
+          <w:b w:val="0"/>
+          <w:i w:val="0"/>
+          <w:u w:val="none"/>
+        </w:rPr>
+        <w:t>Stop entering data into it. Note what you have entered and when, and send the Unique Identifier to HMIS Support with what you found. The longer a mistaken record is worked in, the harder it is to unpick, and a record that has been added to by two agencies is a much bigger job than one caught the same day.</w:t>
+      </w:r>
+    </w:p>
+    <w:p>
+      <w:pPr>
+        <w:spacing w:after="160"/>
+      </w:pPr>
+      <w:r>
+        <w:rPr>
+          <w:b w:val="0"/>
+          <w:i w:val="0"/>
+          <w:color w:val="C01C1C"/>
+          <w:u w:val="none"/>
+        </w:rPr>
+        <w:t>Author question: is this the right route for a mis-identified record — the same HMIS Support ticket as a duplicate, or a different process? The draft does not cover it and it happens.</w:t>
+      </w:r>
+    </w:p>
+    <w:p>
+      <w:pPr>
+        <w:spacing w:after="160"/>
+      </w:pPr>
+      <w:r>
+        <w:rPr>
+          <w:b w:val="0"/>
+          <w:i w:val="0"/>
+          <w:color w:val="C01C1C"/>
+          <w:u w:val="none"/>
+        </w:rPr>
+        <w:t>Author question: the brainstorm raised the CLNT-125 client summary report as a quick way to see everything gathered about a person — profile, program history, demographics, service history, contact information — on one page rather than reading through the record. As a verification aid that is a good fit for this lesson. It was parked because client-level reports were not yet available in the new interface. Worth re-checking; if it is available now, it belongs in this section.</w:t>
+      </w:r>
+    </w:p>
+    <w:p>
+      <w:pPr>
+        <w:spacing w:after="80"/>
+      </w:pPr>
+      <w:r>
+        <w:rPr>
+          <w:b/>
+          <w:i w:val="0"/>
+          <w:u w:val="none"/>
+        </w:rPr>
+        <w:t>Record the Match, Then Keep Looking</w:t>
+      </w:r>
+    </w:p>
+    <w:p>
+      <w:pPr>
+        <w:spacing w:after="160"/>
+      </w:pPr>
+      <w:r>
+        <w:rPr>
+          <w:b w:val="0"/>
+          <w:i w:val="0"/>
+          <w:u w:val="none"/>
+        </w:rPr>
+        <w:t>If you decide the record is a match, note it down — then go back to search and look for others. Finding one match does not mean there is only one.</w:t>
+      </w:r>
+    </w:p>
+    <w:p/>
+    <w:p>
+      <w:pPr>
+        <w:spacing w:after="160"/>
+      </w:pPr>
+      <w:r>
+        <w:rPr>
+          <w:b/>
+          <w:i w:val="0"/>
+          <w:u w:val="single"/>
+        </w:rPr>
+        <w:t>What You Found</w:t>
+      </w:r>
+    </w:p>
+    <w:p>
+      <w:pPr>
+        <w:spacing w:after="80"/>
+      </w:pPr>
+      <w:r>
+        <w:rPr>
+          <w:b/>
+          <w:i w:val="0"/>
+          <w:u w:val="none"/>
+        </w:rPr>
+        <w:t>No Matching Record</w:t>
+      </w:r>
+    </w:p>
+    <w:p>
+      <w:pPr>
+        <w:spacing w:after="160"/>
+      </w:pPr>
+      <w:r>
+        <w:rPr>
+          <w:b w:val="0"/>
+          <w:i w:val="0"/>
+          <w:u w:val="none"/>
+        </w:rPr>
+        <w:t>Create a new HMIS record for this participant.</w:t>
+      </w:r>
+    </w:p>
+    <w:p>
+      <w:pPr>
+        <w:spacing w:after="80"/>
+      </w:pPr>
+      <w:r>
+        <w:rPr>
+          <w:b/>
+          <w:i w:val="0"/>
+          <w:u w:val="none"/>
+        </w:rPr>
+        <w:t>One Matching Record</w:t>
+      </w:r>
+    </w:p>
+    <w:p>
+      <w:pPr>
+        <w:spacing w:after="160"/>
+      </w:pPr>
+      <w:r>
+        <w:rPr>
+          <w:b w:val="0"/>
+          <w:i w:val="0"/>
+          <w:u w:val="none"/>
+        </w:rPr>
+        <w:t>Assume it is the correct one and work from it.</w:t>
+      </w:r>
+    </w:p>
+    <w:p>
+      <w:pPr>
+        <w:spacing w:after="80"/>
+      </w:pPr>
+      <w:r>
+        <w:rPr>
+          <w:b/>
+          <w:i w:val="0"/>
+          <w:u w:val="none"/>
+        </w:rPr>
+        <w:t>Several Matching Records</w:t>
+      </w:r>
+    </w:p>
+    <w:p>
+      <w:pPr>
+        <w:spacing w:after="160"/>
+      </w:pPr>
+      <w:r>
+        <w:rPr>
+          <w:b w:val="0"/>
+          <w:i w:val="0"/>
+          <w:u w:val="none"/>
+        </w:rPr>
+        <w:t>Choose one to work from, and report the rest.</w:t>
+      </w:r>
+    </w:p>
+    <w:p>
+      <w:pPr>
+        <w:spacing w:after="80"/>
+      </w:pPr>
+      <w:r>
+        <w:rPr>
+          <w:b/>
+          <w:i w:val="0"/>
+          <w:u w:val="none"/>
+        </w:rPr>
+        <w:t>Choosing Which Record to Work From</w:t>
+      </w:r>
+    </w:p>
+    <w:p>
+      <w:pPr>
+        <w:spacing w:after="160"/>
+      </w:pPr>
+      <w:r>
+        <w:rPr>
+          <w:b w:val="0"/>
+          <w:i w:val="0"/>
+          <w:u w:val="none"/>
+        </w:rPr>
+        <w:t>Choose the most complete record — full SSN, full date of birth, full name, full program history, a photo on the profile.</w:t>
+      </w:r>
+    </w:p>
+    <w:p>
+      <w:pPr>
+        <w:spacing w:after="160"/>
+      </w:pPr>
+      <w:r>
+        <w:rPr>
+          <w:b w:val="0"/>
+          <w:i w:val="0"/>
+          <w:u w:val="none"/>
+        </w:rPr>
+        <w:t>Where that is unclear, choose the record with the longest enrollment history, based on the oldest enrollment.</w:t>
+      </w:r>
+    </w:p>
+    <w:p>
+      <w:pPr>
+        <w:spacing w:after="160"/>
+      </w:pPr>
+      <w:r>
+        <w:rPr>
+          <w:b w:val="0"/>
+          <w:i w:val="0"/>
+          <w:u w:val="none"/>
+        </w:rPr>
+        <w:t>Then submit the full list of matching records to HMIS Support, including every Unique Identifier, so they can merge them.</w:t>
+      </w:r>
+    </w:p>
+    <w:p/>
+    <w:p>
+      <w:pPr>
+        <w:spacing w:after="160"/>
+      </w:pPr>
+      <w:r>
+        <w:rPr>
+          <w:b/>
+          <w:i w:val="0"/>
+          <w:u w:val="single"/>
+        </w:rPr>
+        <w:t>Practice: Verifying a Record</w:t>
+      </w:r>
+    </w:p>
+    <w:p>
+      <w:pPr>
+        <w:spacing w:after="160"/>
+      </w:pPr>
+      <w:r>
+        <w:rPr>
+          <w:b w:val="0"/>
+          <w:i w:val="0"/>
+          <w:u w:val="none"/>
+        </w:rPr>
+        <w:t>Six more situations. This time finding a candidate record is the easy half — the question is whether it is the right person, and what to do when more than one record could be.</w:t>
+      </w:r>
+    </w:p>
+    <w:p>
+      <w:pPr>
+        <w:spacing w:after="80"/>
+      </w:pPr>
+      <w:r>
+        <w:rPr>
+          <w:b/>
+          <w:i w:val="0"/>
+          <w:u w:val="none"/>
+        </w:rPr>
+        <w:t>Task 9 — Two People, One Name</w:t>
+      </w:r>
+    </w:p>
+    <w:p>
+      <w:pPr>
+        <w:spacing w:after="160"/>
+      </w:pPr>
+      <w:r>
+        <w:rPr>
+          <w:b w:val="0"/>
+          <w:i/>
+          <w:u w:val="none"/>
+        </w:rPr>
+        <w:t>Draft reference: a record is a match when at least two of name, date of birth and SSN agree.</w:t>
+      </w:r>
+    </w:p>
+    <w:p>
+      <w:pPr>
+        <w:spacing w:after="80"/>
+      </w:pPr>
+      <w:r>
+        <w:rPr>
+          <w:b w:val="0"/>
+          <w:i w:val="0"/>
+          <w:u w:val="single"/>
+        </w:rPr>
+        <w:t>The situation, as the learner sees it</w:t>
+      </w:r>
+    </w:p>
+    <w:p>
+      <w:pPr>
+        <w:spacing w:after="160"/>
+      </w:pPr>
+      <w:r>
+        <w:rPr>
+          <w:b w:val="0"/>
+          <w:i w:val="0"/>
+          <w:u w:val="none"/>
+        </w:rPr>
+        <w:t>A man says he is James Wilson. He gives his date of birth as 9/2/1968 and the last four of his SSN as 4471.</w:t>
+      </w:r>
+    </w:p>
+    <w:p>
+      <w:pPr>
+        <w:spacing w:after="80"/>
+      </w:pPr>
+      <w:r>
+        <w:rPr>
+          <w:b w:val="0"/>
+          <w:i w:val="0"/>
+          <w:u w:val="single"/>
+        </w:rPr>
+        <w:t>What the learner is asked to do</w:t>
+      </w:r>
+    </w:p>
+    <w:p>
+      <w:pPr>
+        <w:spacing w:after="160"/>
+      </w:pPr>
+      <w:r>
+        <w:rPr>
+          <w:b w:val="0"/>
+          <w:i w:val="0"/>
+          <w:u w:val="none"/>
+        </w:rPr>
+        <w:t>Open the correct James Wilson.</w:t>
+      </w:r>
+    </w:p>
+    <w:p>
+      <w:pPr>
+        <w:spacing w:after="80"/>
+      </w:pPr>
+      <w:r>
+        <w:rPr>
+          <w:b w:val="0"/>
+          <w:i w:val="0"/>
+          <w:u w:val="single"/>
+        </w:rPr>
+        <w:t>Hint, if they ask for one</w:t>
+      </w:r>
+    </w:p>
+    <w:p>
+      <w:pPr>
+        <w:spacing w:after="160"/>
+      </w:pPr>
+      <w:r>
+        <w:rPr>
+          <w:b w:val="0"/>
+          <w:i w:val="0"/>
+          <w:u w:val="none"/>
+        </w:rPr>
+        <w:t>Narrow it with what he told you — the fragment 4471, or the date of birth — or read the SSN and DOB columns and compare.</w:t>
+      </w:r>
+    </w:p>
+    <w:p>
+      <w:pPr>
+        <w:spacing w:after="80"/>
+      </w:pPr>
+      <w:r>
+        <w:rPr>
+          <w:b w:val="0"/>
+          <w:i w:val="0"/>
+          <w:u w:val="single"/>
+        </w:rPr>
+        <w:t>The correct record</w:t>
+      </w:r>
+    </w:p>
+    <w:p>
+      <w:pPr>
+        <w:spacing w:after="160"/>
+      </w:pPr>
+      <w:r>
+        <w:rPr>
+          <w:b w:val="0"/>
+          <w:i w:val="0"/>
+          <w:u w:val="none"/>
+        </w:rPr>
+        <w:t>James Wilson · unique identifier 3DF1DF674 · born 2 September 1968 · SSN 941-33-4471.</w:t>
+      </w:r>
+    </w:p>
+    <w:p>
+      <w:pPr>
+        <w:spacing w:after="80"/>
+      </w:pPr>
+      <w:r>
+        <w:rPr>
+          <w:b w:val="0"/>
+          <w:i w:val="0"/>
+          <w:u w:val="single"/>
+        </w:rPr>
+        <w:t>Feedback when they get it right</w:t>
+      </w:r>
+    </w:p>
+    <w:p>
+      <w:pPr>
+        <w:spacing w:after="160"/>
+      </w:pPr>
+      <w:r>
+        <w:rPr>
+          <w:b w:val="0"/>
+          <w:i w:val="0"/>
+          <w:u w:val="none"/>
+        </w:rPr>
+        <w:t>These are two different people. As a rule of thumb a record is a match when at least two of the three — name, date of birth, SSN — match the participant. A name on its own is never enough.</w:t>
+      </w:r>
+    </w:p>
+    <w:p>
+      <w:pPr>
+        <w:spacing w:after="80"/>
+      </w:pPr>
+      <w:r>
+        <w:rPr>
+          <w:b/>
+          <w:i w:val="0"/>
+          <w:u w:val="none"/>
+        </w:rPr>
+        <w:t>Task 10 — When the Identifiers Are Thin</w:t>
+      </w:r>
+    </w:p>
+    <w:p>
+      <w:pPr>
+        <w:spacing w:after="160"/>
+      </w:pPr>
+      <w:r>
+        <w:rPr>
+          <w:b w:val="0"/>
+          <w:i/>
+          <w:u w:val="none"/>
+        </w:rPr>
+        <w:t>Draft reference: confirming other information in the record — household members, program history, case notes, location, veteran status.</w:t>
+      </w:r>
+    </w:p>
+    <w:p>
+      <w:pPr>
+        <w:spacing w:after="80"/>
+      </w:pPr>
+      <w:r>
+        <w:rPr>
+          <w:b w:val="0"/>
+          <w:i w:val="0"/>
+          <w:u w:val="single"/>
+        </w:rPr>
+        <w:t>The situation, as the learner sees it</w:t>
+      </w:r>
+    </w:p>
+    <w:p>
+      <w:pPr>
+        <w:spacing w:after="160"/>
+      </w:pPr>
+      <w:r>
+        <w:rPr>
+          <w:b w:val="0"/>
+          <w:i w:val="0"/>
+          <w:u w:val="none"/>
+        </w:rPr>
+        <w:t>A woman says her name is Yolanda Amari. She does not know her Social Security Number and is unsure of her exact date of birth. She mentions her daughter, Iris, who is with her.</w:t>
+      </w:r>
+    </w:p>
+    <w:p>
+      <w:pPr>
+        <w:spacing w:after="80"/>
+      </w:pPr>
+      <w:r>
+        <w:rPr>
+          <w:b w:val="0"/>
+          <w:i w:val="0"/>
+          <w:u w:val="single"/>
+        </w:rPr>
+        <w:t>What the learner is asked to do</w:t>
+      </w:r>
+    </w:p>
+    <w:p>
+      <w:pPr>
+        <w:spacing w:after="160"/>
+      </w:pPr>
+      <w:r>
+        <w:rPr>
+          <w:b w:val="0"/>
+          <w:i w:val="0"/>
+          <w:u w:val="none"/>
+        </w:rPr>
+        <w:t>Open the record that belongs to the mother.</w:t>
+      </w:r>
+    </w:p>
+    <w:p>
+      <w:pPr>
+        <w:spacing w:after="80"/>
+      </w:pPr>
+      <w:r>
+        <w:rPr>
+          <w:b w:val="0"/>
+          <w:i w:val="0"/>
+          <w:u w:val="single"/>
+        </w:rPr>
+        <w:t>Hint, if they ask for one</w:t>
+      </w:r>
+    </w:p>
+    <w:p>
+      <w:pPr>
+        <w:spacing w:after="160"/>
+      </w:pPr>
+      <w:r>
+        <w:rPr>
+          <w:b w:val="0"/>
+          <w:i w:val="0"/>
+          <w:u w:val="none"/>
+        </w:rPr>
+        <w:t>Search the surname, then open a row's chevron to see its household members. The record you want lists Iris.</w:t>
+      </w:r>
+    </w:p>
+    <w:p>
+      <w:pPr>
+        <w:spacing w:after="80"/>
+      </w:pPr>
+      <w:r>
+        <w:rPr>
+          <w:b w:val="0"/>
+          <w:i w:val="0"/>
+          <w:u w:val="single"/>
+        </w:rPr>
+        <w:t>The correct record</w:t>
+      </w:r>
+    </w:p>
+    <w:p>
+      <w:pPr>
+        <w:spacing w:after="160"/>
+      </w:pPr>
+      <w:r>
+        <w:rPr>
+          <w:b w:val="0"/>
+          <w:i w:val="0"/>
+          <w:u w:val="none"/>
+        </w:rPr>
+        <w:t>Yolanda Amari · unique identifier C4E7B2019 · born 21 June 1980 · SSN none on file.</w:t>
+      </w:r>
+    </w:p>
+    <w:p>
+      <w:pPr>
+        <w:spacing w:after="80"/>
+      </w:pPr>
+      <w:r>
+        <w:rPr>
+          <w:b w:val="0"/>
+          <w:i w:val="0"/>
+          <w:u w:val="single"/>
+        </w:rPr>
+        <w:t>Feedback when they get it right</w:t>
+      </w:r>
+    </w:p>
+    <w:p>
+      <w:pPr>
+        <w:spacing w:after="160"/>
+      </w:pPr>
+      <w:r>
+        <w:rPr>
+          <w:b w:val="0"/>
+          <w:i w:val="0"/>
+          <w:u w:val="none"/>
+        </w:rPr>
+        <w:t>When name, date of birth and SSN cannot settle it, the record holds other things you can confirm with the participant: household members, program history, case notes, location, veteran status. Here the household is what identifies her.</w:t>
+      </w:r>
+    </w:p>
+    <w:p>
+      <w:pPr>
+        <w:spacing w:after="80"/>
+      </w:pPr>
+      <w:r>
+        <w:rPr>
+          <w:b/>
+          <w:i w:val="0"/>
+          <w:u w:val="none"/>
+        </w:rPr>
+        <w:t>Task 11 — Where They Have Been Staying</w:t>
+      </w:r>
+    </w:p>
+    <w:p>
+      <w:pPr>
+        <w:spacing w:after="160"/>
+      </w:pPr>
+      <w:r>
+        <w:rPr>
+          <w:b w:val="0"/>
+          <w:i/>
+          <w:u w:val="none"/>
+        </w:rPr>
+        <w:t>Draft reference: confirming other information in the record — location data.</w:t>
+      </w:r>
+    </w:p>
+    <w:p>
+      <w:pPr>
+        <w:spacing w:after="80"/>
+      </w:pPr>
+      <w:r>
+        <w:rPr>
+          <w:b w:val="0"/>
+          <w:i w:val="0"/>
+          <w:u w:val="single"/>
+        </w:rPr>
+        <w:t>The situation, as the learner sees it</w:t>
+      </w:r>
+    </w:p>
+    <w:p>
+      <w:pPr>
+        <w:spacing w:after="160"/>
+      </w:pPr>
+      <w:r>
+        <w:rPr>
+          <w:b w:val="0"/>
+          <w:i w:val="0"/>
+          <w:u w:val="none"/>
+        </w:rPr>
+        <w:t>A man gives his name as David Nguyen. Two records come back. Both are David Nguyen, both born in 1982. He does not know his Social Security Number and cannot remember which agency he last worked with. He does tell you he has been staying by the wash under the 6th Street bridge, and has been for about a year.</w:t>
+      </w:r>
+    </w:p>
+    <w:p>
+      <w:pPr>
+        <w:spacing w:after="80"/>
+      </w:pPr>
+      <w:r>
+        <w:rPr>
+          <w:b w:val="0"/>
+          <w:i w:val="0"/>
+          <w:u w:val="single"/>
+        </w:rPr>
+        <w:t>What the learner is asked to do</w:t>
+      </w:r>
+    </w:p>
+    <w:p>
+      <w:pPr>
+        <w:spacing w:after="160"/>
+      </w:pPr>
+      <w:r>
+        <w:rPr>
+          <w:b w:val="0"/>
+          <w:i w:val="0"/>
+          <w:u w:val="none"/>
+        </w:rPr>
+        <w:t>Open the record whose location history matches where he has been staying.</w:t>
+      </w:r>
+    </w:p>
+    <w:p>
+      <w:pPr>
+        <w:spacing w:after="80"/>
+      </w:pPr>
+      <w:r>
+        <w:rPr>
+          <w:b w:val="0"/>
+          <w:i w:val="0"/>
+          <w:u w:val="single"/>
+        </w:rPr>
+        <w:t>Hint, if they ask for one</w:t>
+      </w:r>
+    </w:p>
+    <w:p>
+      <w:pPr>
+        <w:spacing w:after="160"/>
+      </w:pPr>
+      <w:r>
+        <w:rPr>
+          <w:b w:val="0"/>
+          <w:i w:val="0"/>
+          <w:u w:val="none"/>
+        </w:rPr>
+        <w:t>Name and date of birth cannot separate these two. Open each record and look at Location — one of them was last contacted at the 6th Street bridge.</w:t>
+      </w:r>
+    </w:p>
+    <w:p>
+      <w:pPr>
+        <w:spacing w:after="80"/>
+      </w:pPr>
+      <w:r>
+        <w:rPr>
+          <w:b w:val="0"/>
+          <w:i w:val="0"/>
+          <w:u w:val="single"/>
+        </w:rPr>
+        <w:t>The correct record</w:t>
+      </w:r>
+    </w:p>
+    <w:p>
+      <w:pPr>
+        <w:spacing w:after="160"/>
+      </w:pPr>
+      <w:r>
+        <w:rPr>
+          <w:b w:val="0"/>
+          <w:i w:val="0"/>
+          <w:u w:val="none"/>
+        </w:rPr>
+        <w:t>To be assigned when the roster is pinned for this task.</w:t>
+      </w:r>
+    </w:p>
+    <w:p>
+      <w:pPr>
+        <w:spacing w:after="80"/>
+      </w:pPr>
+      <w:r>
+        <w:rPr>
+          <w:b w:val="0"/>
+          <w:i w:val="0"/>
+          <w:u w:val="single"/>
+        </w:rPr>
+        <w:t>Feedback when they get it right</w:t>
+      </w:r>
+    </w:p>
+    <w:p>
+      <w:pPr>
+        <w:spacing w:after="160"/>
+      </w:pPr>
+      <w:r>
+        <w:rPr>
+          <w:b w:val="0"/>
+          <w:i w:val="0"/>
+          <w:u w:val="none"/>
+        </w:rPr>
+        <w:t>When name and date of birth cannot separate two records, the rest of the record can. In outreach, location is often the fastest of them: where someone has been contacted before is a fact you can both check, and it does not ask the participant to remember an agency name or a date.</w:t>
+      </w:r>
+    </w:p>
+    <w:p>
+      <w:pPr>
+        <w:spacing w:after="160"/>
+      </w:pPr>
+      <w:r>
+        <w:rPr>
+          <w:b w:val="0"/>
+          <w:i w:val="0"/>
+          <w:u w:val="none"/>
+        </w:rPr>
+        <w:t>Confirm it with them rather than assuming. People move, and a location recorded a year ago proves less than one recorded last month — treat it as one identifier among several, not as the answer on its own.</w:t>
+      </w:r>
+    </w:p>
+    <w:p>
+      <w:pPr>
+        <w:spacing w:after="160"/>
+      </w:pPr>
+      <w:r>
+        <w:rPr>
+          <w:b w:val="0"/>
+          <w:i w:val="0"/>
+          <w:color w:val="C01C1C"/>
+          <w:u w:val="none"/>
+        </w:rPr>
+        <w:t>Author question: this task is new, requested in review, and is not built yet. It needs location history on the client record page, which the simulation does not show today. Confirm the scenario is realistic — in particular whether location in Clarity is granular enough to distinguish two people this way, or whether it is recorded loosely enough that this would mislead.</w:t>
+      </w:r>
+    </w:p>
+    <w:p>
+      <w:pPr>
+        <w:spacing w:after="80"/>
+      </w:pPr>
+      <w:r>
+        <w:rPr>
+          <w:b/>
+          <w:i w:val="0"/>
+          <w:u w:val="none"/>
+        </w:rPr>
+        <w:t>Task 12 — Everything at Once</w:t>
+      </w:r>
+    </w:p>
+    <w:p>
+      <w:pPr>
+        <w:spacing w:after="160"/>
+      </w:pPr>
+      <w:r>
+        <w:rPr>
+          <w:b w:val="0"/>
+          <w:i/>
+          <w:u w:val="none"/>
+        </w:rPr>
+        <w:t>Draft reference: alternate names, alternate spellings, and confirming other information in the record when the identifiers will not settle it.</w:t>
+      </w:r>
+    </w:p>
+    <w:p>
+      <w:pPr>
+        <w:spacing w:after="80"/>
+      </w:pPr>
+      <w:r>
+        <w:rPr>
+          <w:b w:val="0"/>
+          <w:i w:val="0"/>
+          <w:u w:val="single"/>
+        </w:rPr>
+        <w:t>The situation, as the learner sees it</w:t>
+      </w:r>
+    </w:p>
+    <w:p>
+      <w:pPr>
+        <w:spacing w:after="160"/>
+      </w:pPr>
+      <w:r>
+        <w:rPr>
+          <w:b w:val="0"/>
+          <w:i w:val="0"/>
+          <w:u w:val="none"/>
+        </w:rPr>
+        <w:t>A man introduces himself as Smoke. It is the only name anyone out here uses for him. Pressed, he gives a last name — Reyes, he thinks, though it might have been written down as Reyez or Rios at some point. He does not know his date of birth beyond the year, and he will not give a Social Security Number. He does tell you he served — Army, a long time ago.</w:t>
+      </w:r>
+    </w:p>
+    <w:p>
+      <w:pPr>
+        <w:spacing w:after="80"/>
+      </w:pPr>
+      <w:r>
+        <w:rPr>
+          <w:b w:val="0"/>
+          <w:i w:val="0"/>
+          <w:u w:val="single"/>
+        </w:rPr>
+        <w:t>What the learner is asked to do</w:t>
+      </w:r>
+    </w:p>
+    <w:p>
+      <w:pPr>
+        <w:spacing w:after="160"/>
+      </w:pPr>
+      <w:r>
+        <w:rPr>
+          <w:b w:val="0"/>
+          <w:i w:val="0"/>
+          <w:u w:val="none"/>
+        </w:rPr>
+        <w:t>Find his record and open it.</w:t>
+      </w:r>
+    </w:p>
+    <w:p>
+      <w:pPr>
+        <w:spacing w:after="80"/>
+      </w:pPr>
+      <w:r>
+        <w:rPr>
+          <w:b w:val="0"/>
+          <w:i w:val="0"/>
+          <w:u w:val="single"/>
+        </w:rPr>
+        <w:t>Hint, if they ask for one</w:t>
+      </w:r>
+    </w:p>
+    <w:p>
+      <w:pPr>
+        <w:spacing w:after="160"/>
+      </w:pPr>
+      <w:r>
+        <w:rPr>
+          <w:b w:val="0"/>
+          <w:i w:val="0"/>
+          <w:u w:val="none"/>
+        </w:rPr>
+        <w:t>Nothing you have been given will find him on its own. Search the surname fragment you are least sure of least — Rey — and use the year and the veteran flag to cut the list down.</w:t>
+      </w:r>
+    </w:p>
+    <w:p>
+      <w:pPr>
+        <w:spacing w:after="80"/>
+      </w:pPr>
+      <w:r>
+        <w:rPr>
+          <w:b w:val="0"/>
+          <w:i w:val="0"/>
+          <w:u w:val="single"/>
+        </w:rPr>
+        <w:t>The correct record</w:t>
+      </w:r>
+    </w:p>
+    <w:p>
+      <w:pPr>
+        <w:spacing w:after="160"/>
+      </w:pPr>
+      <w:r>
+        <w:rPr>
+          <w:b w:val="0"/>
+          <w:i w:val="0"/>
+          <w:u w:val="none"/>
+        </w:rPr>
+        <w:t>To be assigned when the roster is pinned for this task.</w:t>
+      </w:r>
+    </w:p>
+    <w:p>
+      <w:pPr>
+        <w:spacing w:after="80"/>
+      </w:pPr>
+      <w:r>
+        <w:rPr>
+          <w:b w:val="0"/>
+          <w:i w:val="0"/>
+          <w:u w:val="single"/>
+        </w:rPr>
+        <w:t>Feedback when they get it right</w:t>
+      </w:r>
+    </w:p>
+    <w:p>
+      <w:pPr>
+        <w:spacing w:after="160"/>
+      </w:pPr>
+      <w:r>
+        <w:rPr>
+          <w:b w:val="0"/>
+          <w:i w:val="0"/>
+          <w:u w:val="none"/>
+        </w:rPr>
+        <w:t>This is the real thing. No date of birth, no Social Security Number, a street name that is on no record, and a surname three plausible spellings deep. What is left is a fragment, a year, and one fact he volunteered.</w:t>
+      </w:r>
+    </w:p>
+    <w:p>
+      <w:pPr>
+        <w:spacing w:after="160"/>
+      </w:pPr>
+      <w:r>
+        <w:rPr>
+          <w:b w:val="0"/>
+          <w:i w:val="0"/>
+          <w:u w:val="none"/>
+        </w:rPr>
+        <w:t>Veteran status is a field on the record, and it is worth remembering precisely because it is the kind of thing people tell you without being asked. When the identifiers are thin, the thing they mentioned in passing is often what closes it.</w:t>
+      </w:r>
+    </w:p>
+    <w:p>
+      <w:pPr>
+        <w:spacing w:after="160"/>
+      </w:pPr>
+      <w:r>
+        <w:rPr>
+          <w:b w:val="0"/>
+          <w:i w:val="0"/>
+          <w:u w:val="none"/>
+        </w:rPr>
+        <w:t>And notice what you did not do. You did not conclude he was new because three searches came back empty.</w:t>
+      </w:r>
+    </w:p>
+    <w:p>
+      <w:pPr>
+        <w:spacing w:after="160"/>
+      </w:pPr>
+      <w:r>
+        <w:rPr>
+          <w:b w:val="0"/>
+          <w:i w:val="0"/>
+          <w:color w:val="C01C1C"/>
+          <w:u w:val="none"/>
+        </w:rPr>
+        <w:t>Author question: this task is new, requested in review, and is not built yet. It needs a roster entry with no DOB, no SSN, veteran status set, and two near-miss surnames. Confirm the scenario is fair — in particular whether a learner can reasonably be expected to try Rey after Reyes and Reyez fail, or whether the hint should come sooner.</w:t>
+      </w:r>
+    </w:p>
+    <w:p>
+      <w:pPr>
+        <w:spacing w:after="80"/>
+      </w:pPr>
+      <w:r>
+        <w:rPr>
+          <w:b/>
+          <w:i w:val="0"/>
+          <w:u w:val="none"/>
+        </w:rPr>
+        <w:t>Task 13 — More Than One Record Matches</w:t>
+      </w:r>
+    </w:p>
+    <w:p>
+      <w:pPr>
+        <w:spacing w:after="160"/>
+      </w:pPr>
+      <w:r>
+        <w:rPr>
+          <w:b w:val="0"/>
+          <w:i/>
+          <w:u w:val="none"/>
+        </w:rPr>
+        <w:t>Draft reference: choosing which matching record to work from.</w:t>
+      </w:r>
+    </w:p>
+    <w:p>
+      <w:pPr>
+        <w:spacing w:after="80"/>
+      </w:pPr>
+      <w:r>
+        <w:rPr>
+          <w:b w:val="0"/>
+          <w:i w:val="0"/>
+          <w:u w:val="single"/>
+        </w:rPr>
+        <w:t>The situation, as the learner sees it</w:t>
+      </w:r>
+    </w:p>
+    <w:p>
+      <w:pPr>
+        <w:spacing w:after="160"/>
+      </w:pPr>
+      <w:r>
+        <w:rPr>
+          <w:b w:val="0"/>
+          <w:i w:val="0"/>
+          <w:u w:val="none"/>
+        </w:rPr>
+        <w:t>You search Vega and find three records. All three are Rosalind Vega, born 4/11/1983. All three appear to be the same person.</w:t>
+      </w:r>
+    </w:p>
+    <w:p>
+      <w:pPr>
+        <w:spacing w:after="80"/>
+      </w:pPr>
+      <w:r>
+        <w:rPr>
+          <w:b w:val="0"/>
+          <w:i w:val="0"/>
+          <w:u w:val="single"/>
+        </w:rPr>
+        <w:t>What the learner is asked to do</w:t>
+      </w:r>
+    </w:p>
+    <w:p>
+      <w:pPr>
+        <w:spacing w:after="160"/>
+      </w:pPr>
+      <w:r>
+        <w:rPr>
+          <w:b w:val="0"/>
+          <w:i w:val="0"/>
+          <w:u w:val="none"/>
+        </w:rPr>
+        <w:t>Open the record you would work from.</w:t>
+      </w:r>
+    </w:p>
+    <w:p>
+      <w:pPr>
+        <w:spacing w:after="80"/>
+      </w:pPr>
+      <w:r>
+        <w:rPr>
+          <w:b w:val="0"/>
+          <w:i w:val="0"/>
+          <w:u w:val="single"/>
+        </w:rPr>
+        <w:t>Hint, if they ask for one</w:t>
+      </w:r>
+    </w:p>
+    <w:p>
+      <w:pPr>
+        <w:spacing w:after="160"/>
+      </w:pPr>
+      <w:r>
+        <w:rPr>
+          <w:b w:val="0"/>
+          <w:i w:val="0"/>
+          <w:u w:val="none"/>
+        </w:rPr>
+        <w:t>Choose the most complete one — full SSN, full date of birth, full name, an alias, the fullest history. Open a row's chevron and the record page to compare.</w:t>
+      </w:r>
+    </w:p>
+    <w:p>
+      <w:pPr>
+        <w:spacing w:after="80"/>
+      </w:pPr>
+      <w:r>
+        <w:rPr>
+          <w:b w:val="0"/>
+          <w:i w:val="0"/>
+          <w:u w:val="single"/>
+        </w:rPr>
+        <w:t>The correct record</w:t>
+      </w:r>
+    </w:p>
+    <w:p>
+      <w:pPr>
+        <w:spacing w:after="160"/>
+      </w:pPr>
+      <w:r>
+        <w:rPr>
+          <w:b w:val="0"/>
+          <w:i w:val="0"/>
+          <w:u w:val="none"/>
+        </w:rPr>
+        <w:t>Rosalind Vega · unique identifier F2A6C8D40 · born 11 April 1983 · SSN 961-27-1173.</w:t>
+      </w:r>
+    </w:p>
+    <w:p>
+      <w:pPr>
+        <w:spacing w:after="80"/>
+      </w:pPr>
+      <w:r>
+        <w:rPr>
+          <w:b w:val="0"/>
+          <w:i w:val="0"/>
+          <w:u w:val="single"/>
+        </w:rPr>
+        <w:t>Feedback when they get it right</w:t>
+      </w:r>
+    </w:p>
+    <w:p>
+      <w:pPr>
+        <w:spacing w:after="160"/>
+      </w:pPr>
+      <w:r>
+        <w:rPr>
+          <w:b w:val="0"/>
+          <w:i w:val="0"/>
+          <w:u w:val="none"/>
+        </w:rPr>
+        <w:t>Work from the most complete record — full SSN, full date of birth, full name, full program history. Where that is unclear, take the one with the longest enrollment history, based on the oldest enrollment. Then send the full list of matching records, with every Unique Identifier, to HMIS Support so they can merge them.</w:t>
+      </w:r>
+    </w:p>
+    <w:p>
+      <w:pPr>
+        <w:spacing w:after="80"/>
+      </w:pPr>
+      <w:r>
+        <w:rPr>
+          <w:b/>
+          <w:i w:val="0"/>
+          <w:u w:val="none"/>
+        </w:rPr>
+        <w:t>Task 14 — Finding the Same Person Twice</w:t>
+      </w:r>
+    </w:p>
+    <w:p>
+      <w:pPr>
+        <w:spacing w:after="160"/>
+      </w:pPr>
+      <w:r>
+        <w:rPr>
+          <w:b w:val="0"/>
+          <w:i/>
+          <w:u w:val="none"/>
+        </w:rPr>
+        <w:t>Draft reference: reporting duplicates to HMIS Support.</w:t>
+      </w:r>
+    </w:p>
+    <w:p>
+      <w:pPr>
+        <w:spacing w:after="80"/>
+      </w:pPr>
+      <w:r>
+        <w:rPr>
+          <w:b w:val="0"/>
+          <w:i w:val="0"/>
+          <w:u w:val="single"/>
+        </w:rPr>
+        <w:t>The situation, as the learner sees it</w:t>
+      </w:r>
+    </w:p>
+    <w:p>
+      <w:pPr>
+        <w:spacing w:after="160"/>
+      </w:pPr>
+      <w:r>
+        <w:rPr>
+          <w:b w:val="0"/>
+          <w:i w:val="0"/>
+          <w:u w:val="none"/>
+        </w:rPr>
+        <w:t>You search Beckett. Two records come back: Shauna Beckett and Shawna Beckett. Same date of birth. Same last four of the SSN. One letter apart.</w:t>
+      </w:r>
+    </w:p>
+    <w:p>
+      <w:pPr>
+        <w:spacing w:after="80"/>
+      </w:pPr>
+      <w:r>
+        <w:rPr>
+          <w:b w:val="0"/>
+          <w:i w:val="0"/>
+          <w:u w:val="single"/>
+        </w:rPr>
+        <w:t>What the learner is asked to do</w:t>
+      </w:r>
+    </w:p>
+    <w:p>
+      <w:pPr>
+        <w:spacing w:after="160"/>
+      </w:pPr>
+      <w:r>
+        <w:rPr>
+          <w:b w:val="0"/>
+          <w:i w:val="0"/>
+          <w:u w:val="none"/>
+        </w:rPr>
+        <w:t>Open either record and flag it as a possible duplicate.</w:t>
+      </w:r>
+    </w:p>
+    <w:p>
+      <w:pPr>
+        <w:spacing w:after="80"/>
+      </w:pPr>
+      <w:r>
+        <w:rPr>
+          <w:b w:val="0"/>
+          <w:i w:val="0"/>
+          <w:u w:val="single"/>
+        </w:rPr>
+        <w:t>Hint, if they ask for one</w:t>
+      </w:r>
+    </w:p>
+    <w:p>
+      <w:pPr>
+        <w:spacing w:after="160"/>
+      </w:pPr>
+      <w:r>
+        <w:rPr>
+          <w:b w:val="0"/>
+          <w:i w:val="0"/>
+          <w:u w:val="none"/>
+        </w:rPr>
+        <w:t>Open one of the two, then use 'Flag possible duplicate' in the ⋮ menu on the profile card.</w:t>
+      </w:r>
+    </w:p>
+    <w:p>
+      <w:pPr>
+        <w:spacing w:after="80"/>
+      </w:pPr>
+      <w:r>
+        <w:rPr>
+          <w:b w:val="0"/>
+          <w:i w:val="0"/>
+          <w:u w:val="single"/>
+        </w:rPr>
+        <w:t>The correct records — both of them</w:t>
+      </w:r>
+    </w:p>
+    <w:p>
+      <w:pPr>
+        <w:pStyle w:val="ListBullet"/>
+        <w:spacing w:after="40"/>
+      </w:pPr>
+      <w:r>
+        <w:t>Shauna Beckett · unique identifier 5BB517588 · born 30 April 1993 · SSN 926-71-2210.</w:t>
+      </w:r>
+    </w:p>
+    <w:p>
+      <w:pPr>
+        <w:pStyle w:val="ListBullet"/>
+        <w:spacing w:after="40"/>
+      </w:pPr>
+      <w:r>
         <w:t>Shawna Beckett · unique identifier 6381E5405 · born 30 April 1993 · SSN 926-71-2210.</w:t>
       </w:r>
     </w:p>
@@ -5633,6 +6269,58 @@
           <w:u w:val="single"/>
         </w:rPr>
         <w:t>Take This With You</w:t>
+      </w:r>
+    </w:p>
+    <w:p>
+      <w:pPr>
+        <w:spacing w:after="80"/>
+      </w:pPr>
+      <w:r>
+        <w:rPr>
+          <w:b/>
+          <w:i w:val="0"/>
+          <w:u w:val="none"/>
+        </w:rPr>
+        <w:t>Why Accuracy on the Way In Matters</w:t>
+      </w:r>
+    </w:p>
+    <w:p>
+      <w:pPr>
+        <w:spacing w:after="160"/>
+      </w:pPr>
+      <w:r>
+        <w:rPr>
+          <w:b w:val="0"/>
+          <w:i w:val="0"/>
+          <w:u w:val="none"/>
+        </w:rPr>
+        <w:t>This lesson is about finding someone. But every record you can find was typed by somebody who came before you, and the reason you can find it is that they got it right.</w:t>
+      </w:r>
+    </w:p>
+    <w:p>
+      <w:pPr>
+        <w:spacing w:after="160"/>
+      </w:pPr>
+      <w:r>
+        <w:rPr>
+          <w:b w:val="0"/>
+          <w:i w:val="0"/>
+          <w:u w:val="none"/>
+        </w:rPr>
+        <w:t>So when you do reach the point of entering someone — because you searched properly and they genuinely are not there — the care you take is not administrative. Accurate information is what makes them findable by the next worker, and being findable is what makes their support arrive on time and go to the right person.</w:t>
+      </w:r>
+    </w:p>
+    <w:p>
+      <w:pPr>
+        <w:spacing w:after="160"/>
+      </w:pPr>
+      <w:r>
+        <w:rPr>
+          <w:b w:val="0"/>
+          <w:i w:val="0"/>
+          <w:u w:val="none"/>
+        </w:rPr>
+        <w:t>Search and accurate entry are the same skill pointed in two directions.</w:t>
       </w:r>
     </w:p>
     <w:p>

--- a/HMIS BNTS - Search/Script - HMIS BNTS Lesson 1 - Finding a Participant.docx
+++ b/HMIS BNTS - Search/Script - HMIS BNTS Lesson 1 - Finding a Participant.docx
@@ -1150,7 +1150,7 @@
           <w:i w:val="0"/>
           <w:u w:val="none"/>
         </w:rPr>
-        <w:t>Set aside about fifty minutes. Roughly half of that is hands on: you will work in a practice version of Clarity — the same screens you use at work, with invented people in them. Nothing you do in the practice affects real records, and none of the people in it are real.</w:t>
+        <w:t>Set aside about forty minutes. A good part of that is hands on: you will work in a practice version of Clarity — the same screens you use at work, with invented people in them. Nothing you do in the practice affects real records, and none of the people in it are real.</w:t>
       </w:r>
     </w:p>
     <w:p>
@@ -1173,11 +1173,24 @@
       <w:r>
         <w:rPr>
           <w:b w:val="0"/>
+          <w:i/>
+          <w:u w:val="none"/>
+        </w:rPr>
+        <w:t>Where the forty minutes goes, measured from this script rather than estimated: narrated instruction 2,780 words, about 19 minutes at a normal pace. Task situations and feedback, which the learner reads rather than hears, about 8 minutes. Knowledge check about 2 and a half. The fourteen tasks themselves are the smallest part — around 7 minutes of actual interaction, because each one is a short search. Hints and the correct-record lines in this document are not learner-facing time at all.</w:t>
+      </w:r>
+    </w:p>
+    <w:p>
+      <w:pPr>
+        <w:spacing w:after="160"/>
+      </w:pPr>
+      <w:r>
+        <w:rPr>
+          <w:b w:val="0"/>
           <w:i w:val="0"/>
           <w:color w:val="C01C1C"/>
           <w:u w:val="none"/>
         </w:rPr>
-        <w:t>Author question, and the most important one in this document: the brainstorm notes put an e-learning at about ten minutes. This script is roughly fifty. Those are different products, and the gap is the practice — fourteen hands-on tasks is what makes it long, and it is also the part that teaches judgment rather than button locations. Three ways to close it: run the instruction as a ten-minute lesson and make the simulation a separate practice activity that is not timed; cut to five or six tasks and lose documented coverage; or split into two lessons at the checkpoint. Needs deciding before design starts.</w:t>
+        <w:t>Author question: the brainstorm notes put an e-learning at about ten minutes, and this is forty. Worth knowing before that is treated as a problem: the practice is not what makes it long — the instruction is, at just over half the words, and most of that is groundwork the rest of the series stands on rather than material this lesson needs for itself. The lever that moves the number furthest is how much is narrated versus read: as narration the instruction runs about 19 minutes, as on-screen text about 12. Cutting tasks saves the least and costs the most.</w:t>
       </w:r>
     </w:p>
     <w:p>
@@ -1190,7 +1203,7 @@
           <w:i/>
           <w:u w:val="none"/>
         </w:rPr>
-        <w:t>Fourteen scored tasks and a knowledge check is a long single sitting. If the series would rather run shorter lessons, the natural cut is the checkpoint between task 8 and task 9 — eight tasks on searching, four on verifying.</w:t>
+        <w:t>If the series would rather run shorter lessons anyway, the natural cut is the checkpoint between task 8 and task 9 — eight tasks on searching, six on verifying.</w:t>
       </w:r>
     </w:p>
     <w:p>

--- a/HMIS BNTS - Search/Script - HMIS BNTS Lesson 1 - Finding a Participant.docx
+++ b/HMIS BNTS - Search/Script - HMIS BNTS Lesson 1 - Finding a Participant.docx
@@ -194,7 +194,7 @@
           <w:i/>
           <w:u w:val="none"/>
         </w:rPr>
-        <w:t>Second pass. Every task in the practice simulation is now documented in full — the situation, the instruction, the hint, the correct record and the feedback — so this can be reviewed without opening the simulation. External links and sources are intentionally omitted at this stage and will be added in a later pass. Interactivity notes describe the interaction rather than a specific authoring-tool feature, because this lesson is built in code rather than in Rise.</w:t>
+        <w:t>Third pass, and the first intended for review outside the project. Every task in the practice simulation is documented in full — the situation, the instruction, the hint, the correct record and the feedback — so this can be reviewed without opening the simulation. External links and sources are intentionally omitted at this stage and will be added in a later pass. Interactivity notes describe the interaction rather than a specific authoring-tool feature, because this lesson is built in code rather than in Rise.</w:t>
       </w:r>
     </w:p>
     <w:p/>
@@ -208,6 +208,551 @@
           <w:i w:val="0"/>
           <w:u w:val="single"/>
         </w:rPr>
+        <w:t>About This Document</w:t>
+      </w:r>
+    </w:p>
+    <w:tbl>
+      <w:tblPr>
+        <w:tblStyle w:val="TableGrid"/>
+        <w:tblW w:type="auto" w:w="0"/>
+        <w:jc w:val="left"/>
+        <w:tblLook w:firstColumn="1" w:firstRow="1" w:lastColumn="0" w:lastRow="0" w:noHBand="0" w:noVBand="1" w:val="04A0"/>
+      </w:tblPr>
+      <w:tblGrid>
+        <w:gridCol w:w="4680"/>
+        <w:gridCol w:w="4680"/>
+      </w:tblGrid>
+      <w:tr>
+        <w:tc>
+          <w:tcPr>
+            <w:tcW w:type="dxa" w:w="2016"/>
+          </w:tcPr>
+          <w:p>
+            <w:r>
+              <w:rPr>
+                <w:b/>
+              </w:rPr>
+              <w:t>Lesson</w:t>
+            </w:r>
+          </w:p>
+        </w:tc>
+        <w:tc>
+          <w:tcPr>
+            <w:tcW w:type="dxa" w:w="7344"/>
+          </w:tcPr>
+          <w:p>
+            <w:r>
+              <w:t>HMIS Basic New Trainee Series — Lesson 1: Finding a Participant</w:t>
+            </w:r>
+          </w:p>
+        </w:tc>
+      </w:tr>
+      <w:tr>
+        <w:tc>
+          <w:tcPr>
+            <w:tcW w:type="dxa" w:w="2016"/>
+          </w:tcPr>
+          <w:p>
+            <w:r>
+              <w:rPr>
+                <w:b/>
+              </w:rPr>
+              <w:t>Version</w:t>
+            </w:r>
+          </w:p>
+        </w:tc>
+        <w:tc>
+          <w:tcPr>
+            <w:tcW w:type="dxa" w:w="7344"/>
+          </w:tcPr>
+          <w:p>
+            <w:r>
+              <w:t>0.3, draft for review</w:t>
+            </w:r>
+          </w:p>
+        </w:tc>
+      </w:tr>
+      <w:tr>
+        <w:tc>
+          <w:tcPr>
+            <w:tcW w:type="dxa" w:w="2016"/>
+          </w:tcPr>
+          <w:p>
+            <w:r>
+              <w:rPr>
+                <w:b/>
+              </w:rPr>
+              <w:t>Date</w:t>
+            </w:r>
+          </w:p>
+        </w:tc>
+        <w:tc>
+          <w:tcPr>
+            <w:tcW w:type="dxa" w:w="7344"/>
+          </w:tcPr>
+          <w:p>
+            <w:r>
+              <w:t>31 July 2026</w:t>
+            </w:r>
+          </w:p>
+        </w:tc>
+      </w:tr>
+      <w:tr>
+        <w:tc>
+          <w:tcPr>
+            <w:tcW w:type="dxa" w:w="2016"/>
+          </w:tcPr>
+          <w:p>
+            <w:r>
+              <w:rPr>
+                <w:b/>
+              </w:rPr>
+              <w:t>Author</w:t>
+            </w:r>
+          </w:p>
+        </w:tc>
+        <w:tc>
+          <w:tcPr>
+            <w:tcW w:type="dxa" w:w="7344"/>
+          </w:tcPr>
+          <w:p>
+            <w:r>
+              <w:t>Nishan Paparian, Instructional Design</w:t>
+            </w:r>
+          </w:p>
+        </w:tc>
+      </w:tr>
+      <w:tr>
+        <w:tc>
+          <w:tcPr>
+            <w:tcW w:type="dxa" w:w="2016"/>
+          </w:tcPr>
+          <w:p>
+            <w:r>
+              <w:rPr>
+                <w:b/>
+              </w:rPr>
+              <w:t>Audience</w:t>
+            </w:r>
+          </w:p>
+        </w:tc>
+        <w:tc>
+          <w:tcPr>
+            <w:tcW w:type="dxa" w:w="7344"/>
+          </w:tcPr>
+          <w:p>
+            <w:r>
+              <w:t>HMIS end users at LAHSA and partner agencies — outreach and front-line staff who look up participants in Clarity. No prior Clarity experience assumed.</w:t>
+            </w:r>
+          </w:p>
+        </w:tc>
+      </w:tr>
+      <w:tr>
+        <w:tc>
+          <w:tcPr>
+            <w:tcW w:type="dxa" w:w="2016"/>
+          </w:tcPr>
+          <w:p>
+            <w:r>
+              <w:rPr>
+                <w:b/>
+              </w:rPr>
+              <w:t>Prerequisites</w:t>
+            </w:r>
+          </w:p>
+        </w:tc>
+        <w:tc>
+          <w:tcPr>
+            <w:tcW w:type="dxa" w:w="7344"/>
+          </w:tcPr>
+          <w:p>
+            <w:r>
+              <w:t>None within this series. Learners are assumed to hold, or to be in the process of obtaining, an HMIS user account and whatever access agreement and privacy training that requires.</w:t>
+            </w:r>
+          </w:p>
+        </w:tc>
+      </w:tr>
+      <w:tr>
+        <w:tc>
+          <w:tcPr>
+            <w:tcW w:type="dxa" w:w="2016"/>
+          </w:tcPr>
+          <w:p>
+            <w:r>
+              <w:rPr>
+                <w:b/>
+              </w:rPr>
+              <w:t>Seat time</w:t>
+            </w:r>
+          </w:p>
+        </w:tc>
+        <w:tc>
+          <w:tcPr>
+            <w:tcW w:type="dxa" w:w="7344"/>
+          </w:tcPr>
+          <w:p>
+            <w:r>
+              <w:t>About forty minutes. See the note under How the Practice Works for where it goes.</w:t>
+            </w:r>
+          </w:p>
+        </w:tc>
+      </w:tr>
+      <w:tr>
+        <w:tc>
+          <w:tcPr>
+            <w:tcW w:type="dxa" w:w="2016"/>
+          </w:tcPr>
+          <w:p>
+            <w:r>
+              <w:rPr>
+                <w:b/>
+              </w:rPr>
+              <w:t>Delivery</w:t>
+            </w:r>
+          </w:p>
+        </w:tc>
+        <w:tc>
+          <w:tcPr>
+            <w:tcW w:type="dxa" w:w="7344"/>
+          </w:tcPr>
+          <w:p>
+            <w:r>
+              <w:t>Rise 360, with the practice simulation embedded as an uploaded HTML block. The simulation is hands-on practice; Rise carries the score.</w:t>
+            </w:r>
+          </w:p>
+        </w:tc>
+      </w:tr>
+    </w:tbl>
+    <w:p/>
+    <w:p>
+      <w:pPr>
+        <w:spacing w:after="80"/>
+      </w:pPr>
+      <w:r>
+        <w:rPr>
+          <w:b/>
+          <w:i w:val="0"/>
+          <w:u w:val="none"/>
+        </w:rPr>
+        <w:t>What Is Being Asked of the Reviewer</w:t>
+      </w:r>
+    </w:p>
+    <w:p>
+      <w:pPr>
+        <w:spacing w:after="160"/>
+      </w:pPr>
+      <w:r>
+        <w:rPr>
+          <w:b w:val="0"/>
+          <w:i w:val="0"/>
+          <w:u w:val="none"/>
+        </w:rPr>
+        <w:t>This draft is complete enough to review end to end. Every screen of narration is written, and every task in the practice simulation is documented in full — the situation the learner sees, the instruction, the hint, the record that is correct, and the feedback — so nothing needs to be opened to review it.</w:t>
+      </w:r>
+    </w:p>
+    <w:p>
+      <w:pPr>
+        <w:spacing w:after="160"/>
+      </w:pPr>
+      <w:r>
+        <w:rPr>
+          <w:b w:val="0"/>
+          <w:i w:val="0"/>
+          <w:u w:val="none"/>
+        </w:rPr>
+        <w:t>What is not settled are the questions below. They are numbered, and each appears again in place so it can be read in context. Most need either a subject-matter answer or a decision about scope.</w:t>
+      </w:r>
+    </w:p>
+    <w:p>
+      <w:pPr>
+        <w:spacing w:after="160"/>
+      </w:pPr>
+      <w:r>
+        <w:rPr>
+          <w:b w:val="0"/>
+          <w:i/>
+          <w:u w:val="none"/>
+        </w:rPr>
+        <w:t>Not yet in this draft, and deliberately: external links and source citations, which are a separate pass once the content is agreed.</w:t>
+      </w:r>
+    </w:p>
+    <w:p>
+      <w:pPr>
+        <w:spacing w:after="80"/>
+      </w:pPr>
+      <w:r>
+        <w:rPr>
+          <w:b w:val="0"/>
+          <w:i w:val="0"/>
+          <w:u w:val="single"/>
+        </w:rPr>
+        <w:t>Open questions, in one place</w:t>
+      </w:r>
+    </w:p>
+    <w:p>
+      <w:pPr>
+        <w:spacing w:after="120"/>
+      </w:pPr>
+      <w:r>
+        <w:rPr>
+          <w:b w:val="0"/>
+          <w:i w:val="0"/>
+          <w:color w:val="C01C1C"/>
+          <w:u w:val="none"/>
+        </w:rPr>
+        <w:t>1. the brainstorm notes put an e-learning at about ten minutes, and this is forty. Worth knowing before that is treated as a problem: the practice is not what makes it long — the instruction is, at just over half the words, and most of that is groundwork the rest of the series stands on rather than material this lesson needs for itself. The lever that moves the number furthest is how much is narrated versus read: as narration the instruction runs about 19 minutes, as on-screen text about 12. Cutting tasks saves the least and costs the most.</w:t>
+      </w:r>
+    </w:p>
+    <w:p>
+      <w:pPr>
+        <w:spacing w:after="120"/>
+      </w:pPr>
+      <w:r>
+        <w:rPr>
+          <w:b w:val="0"/>
+          <w:i w:val="0"/>
+          <w:color w:val="C01C1C"/>
+          <w:u w:val="none"/>
+        </w:rPr>
+        <w:t>2. is a pre-survey required for this course, or is this an enrollment question rather than a lesson question? If enrollment already captures the learner's CoC, this screen should be dropped rather than asking for it twice.</w:t>
+      </w:r>
+    </w:p>
+    <w:p>
+      <w:pPr>
+        <w:spacing w:after="120"/>
+      </w:pPr>
+      <w:r>
+        <w:rPr>
+          <w:b w:val="0"/>
+          <w:i w:val="0"/>
+          <w:color w:val="C01C1C"/>
+          <w:u w:val="none"/>
+        </w:rPr>
+        <w:t>3. is there an approved participant persona and photo set we should use here, or should this stay illustrative? Photographs of people experiencing homelessness carry consent considerations even when licensed, and an illustrative style avoids that entirely.</w:t>
+      </w:r>
+    </w:p>
+    <w:p>
+      <w:pPr>
+        <w:spacing w:after="120"/>
+      </w:pPr>
+      <w:r>
+        <w:rPr>
+          <w:b w:val="0"/>
+          <w:i w:val="0"/>
+          <w:color w:val="C01C1C"/>
+          <w:u w:val="none"/>
+        </w:rPr>
+        <w:t>4. give the participant a name if the team has a persona it already uses.</w:t>
+      </w:r>
+    </w:p>
+    <w:p>
+      <w:pPr>
+        <w:spacing w:after="120"/>
+      </w:pPr>
+      <w:r>
+        <w:rPr>
+          <w:b w:val="0"/>
+          <w:i w:val="0"/>
+          <w:color w:val="C01C1C"/>
+          <w:u w:val="none"/>
+        </w:rPr>
+        <w:t>5. confirm this matches LAHSA's data-handling policy for field notes. The earlier draft says to note the name and DOB or SSN on paper or in a phone's Notes app; the wording above deliberately stops short of the SSN.</w:t>
+      </w:r>
+    </w:p>
+    <w:p>
+      <w:pPr>
+        <w:spacing w:after="120"/>
+      </w:pPr>
+      <w:r>
+        <w:rPr>
+          <w:b w:val="0"/>
+          <w:i w:val="0"/>
+          <w:color w:val="C01C1C"/>
+          <w:u w:val="none"/>
+        </w:rPr>
+        <w:t>6. our simulation displays Client refused. The wording in current guidance is Client prefers not to answer. Confirm which one Clarity actually shows on the record page — the lesson should use whatever the learner will see, and the simulation should match it.</w:t>
+      </w:r>
+    </w:p>
+    <w:p>
+      <w:pPr>
+        <w:spacing w:after="120"/>
+      </w:pPr>
+      <w:r>
+        <w:rPr>
+          <w:b w:val="0"/>
+          <w:i w:val="0"/>
+          <w:color w:val="C01C1C"/>
+          <w:u w:val="none"/>
+        </w:rPr>
+        <w:t>7. confirm the team wants participant used in narration throughout, with the software's own label acknowledged once here.</w:t>
+      </w:r>
+    </w:p>
+    <w:p>
+      <w:pPr>
+        <w:spacing w:after="120"/>
+      </w:pPr>
+      <w:r>
+        <w:rPr>
+          <w:b w:val="0"/>
+          <w:i w:val="0"/>
+          <w:color w:val="C01C1C"/>
+          <w:u w:val="none"/>
+        </w:rPr>
+        <w:t>8. should the Outreach module be demonstrated here, or held for a dedicated outreach lesson? It is the one step in this list the practice cannot cover.</w:t>
+      </w:r>
+    </w:p>
+    <w:p>
+      <w:pPr>
+        <w:spacing w:after="120"/>
+      </w:pPr>
+      <w:r>
+        <w:rPr>
+          <w:b w:val="0"/>
+          <w:i w:val="0"/>
+          <w:color w:val="C01C1C"/>
+          <w:u w:val="none"/>
+        </w:rPr>
+        <w:t>9. is there appetite for the unlock treatment across the series? It is the one thing here that needs a decision before the second lesson is built rather than after.</w:t>
+      </w:r>
+    </w:p>
+    <w:p>
+      <w:pPr>
+        <w:spacing w:after="120"/>
+      </w:pPr>
+      <w:r>
+        <w:rPr>
+          <w:b w:val="0"/>
+          <w:i w:val="0"/>
+          <w:color w:val="C01C1C"/>
+          <w:u w:val="none"/>
+        </w:rPr>
+        <w:t>10. the pass mark and the cost of a hint need confirming together. As it stands a learner who takes a hint on six of the fourteen tasks cannot reach eighty per cent no matter how well they do on the rest — and the lesson does not tell them. Options are to lower the pass mark, make hints free, or make the practice unscored and let the knowledge check carry the grade.</w:t>
+      </w:r>
+    </w:p>
+    <w:p>
+      <w:pPr>
+        <w:spacing w:after="120"/>
+      </w:pPr>
+      <w:r>
+        <w:rPr>
+          <w:b w:val="0"/>
+          <w:i w:val="0"/>
+          <w:color w:val="C01C1C"/>
+          <w:u w:val="none"/>
+        </w:rPr>
+        <w:t>11. is this the right route for a mis-identified record — the same HMIS Support ticket as a duplicate, or a different process? The draft does not cover it and it happens.</w:t>
+      </w:r>
+    </w:p>
+    <w:p>
+      <w:pPr>
+        <w:spacing w:after="120"/>
+      </w:pPr>
+      <w:r>
+        <w:rPr>
+          <w:b w:val="0"/>
+          <w:i w:val="0"/>
+          <w:color w:val="C01C1C"/>
+          <w:u w:val="none"/>
+        </w:rPr>
+        <w:t>12. the brainstorm raised the CLNT-125 client summary report as a quick way to see everything gathered about a person — profile, program history, demographics, service history, contact information — on one page rather than reading through the record. As a verification aid that is a good fit for this lesson. It was parked because client-level reports were not yet available in the new interface. Worth re-checking; if it is available now, it belongs in this section.</w:t>
+      </w:r>
+    </w:p>
+    <w:p>
+      <w:pPr>
+        <w:spacing w:after="120"/>
+      </w:pPr>
+      <w:r>
+        <w:rPr>
+          <w:b w:val="0"/>
+          <w:i w:val="0"/>
+          <w:color w:val="C01C1C"/>
+          <w:u w:val="none"/>
+        </w:rPr>
+        <w:t>13. this task is new, requested in review, and is not built yet. It needs location history on the client record page, which the simulation does not show today. Confirm the scenario is realistic — in particular whether location in Clarity is granular enough to distinguish two people this way, or whether it is recorded loosely enough that this would mislead.</w:t>
+      </w:r>
+    </w:p>
+    <w:p>
+      <w:pPr>
+        <w:spacing w:after="120"/>
+      </w:pPr>
+      <w:r>
+        <w:rPr>
+          <w:b w:val="0"/>
+          <w:i w:val="0"/>
+          <w:color w:val="C01C1C"/>
+          <w:u w:val="none"/>
+        </w:rPr>
+        <w:t>14. this task is new, requested in review, and is not built yet. It needs a roster entry with no DOB, no SSN, veteran status set, and two near-miss surnames. Confirm the scenario is fair — in particular whether a learner can reasonably be expected to try Rey after Reyes and Reyez fail, or whether the hint should come sooner.</w:t>
+      </w:r>
+    </w:p>
+    <w:p>
+      <w:pPr>
+        <w:spacing w:after="120"/>
+      </w:pPr>
+      <w:r>
+        <w:rPr>
+          <w:b w:val="0"/>
+          <w:i w:val="0"/>
+          <w:color w:val="C01C1C"/>
+          <w:u w:val="none"/>
+        </w:rPr>
+        <w:t>15. does the knowledge check carry the grade for this lesson, or the practice, or both? If the lesson is delivered in Rise with the simulation embedded, the simulation cannot report a score to the course — so the knowledge check would have to be the graded instrument, and the practice becomes ungraded rehearsal.</w:t>
+      </w:r>
+    </w:p>
+    <w:p>
+      <w:pPr>
+        <w:spacing w:after="120"/>
+      </w:pPr>
+      <w:r>
+        <w:rPr>
+          <w:b w:val="0"/>
+          <w:i w:val="0"/>
+          <w:color w:val="C01C1C"/>
+          <w:u w:val="none"/>
+        </w:rPr>
+        <w:t>16. is there a house format for job aids this should follow, and does anything need to go on it that is not in the list above?</w:t>
+      </w:r>
+    </w:p>
+    <w:p>
+      <w:pPr>
+        <w:spacing w:after="120"/>
+      </w:pPr>
+      <w:r>
+        <w:rPr>
+          <w:b w:val="0"/>
+          <w:i w:val="0"/>
+          <w:color w:val="C01C1C"/>
+          <w:u w:val="none"/>
+        </w:rPr>
+        <w:t>17. a participant may go by a name that is not the one on their record because it is their name — chosen name, or a name that fits their gender identity, rather than a nickname. The lesson now covers this alongside street names and shortenings. Confirm the wording against LAHSA's guidance, and confirm what Clarity offers for it: an alias field, a preferred-name field, or neither.</w:t>
+      </w:r>
+    </w:p>
+    <w:p>
+      <w:pPr>
+        <w:spacing w:after="120"/>
+      </w:pPr>
+      <w:r>
+        <w:rPr>
+          <w:b w:val="0"/>
+          <w:i w:val="0"/>
+          <w:color w:val="C01C1C"/>
+          <w:u w:val="none"/>
+        </w:rPr>
+        <w:t>18. search returns participants from across the CoC, including people served only by other agencies. Is there guidance for end users on whose record they may open and when — a legitimate-purpose or minimum-necessary rule? A search lesson is where that would land, and this draft says nothing about it.</w:t>
+      </w:r>
+    </w:p>
+    <w:p/>
+    <w:p/>
+    <w:p>
+      <w:pPr>
+        <w:spacing w:after="160"/>
+      </w:pPr>
+      <w:r>
+        <w:rPr>
+          <w:b/>
+          <w:i w:val="0"/>
+          <w:u w:val="single"/>
+        </w:rPr>
         <w:t>Table of Contents</w:t>
       </w:r>
     </w:p>
@@ -312,6 +857,32 @@
           <w:i w:val="0"/>
           <w:u w:val="none"/>
         </w:rPr>
+        <w:t>Words You Will See</w:t>
+      </w:r>
+    </w:p>
+    <w:p>
+      <w:pPr>
+        <w:spacing w:after="20"/>
+      </w:pPr>
+      <w:r>
+        <w:rPr>
+          <w:b w:val="0"/>
+          <w:i w:val="0"/>
+          <w:u w:val="none"/>
+        </w:rPr>
+        <w:t>Key Terms</w:t>
+      </w:r>
+    </w:p>
+    <w:p>
+      <w:pPr>
+        <w:spacing w:after="40"/>
+      </w:pPr>
+      <w:r>
+        <w:rPr>
+          <w:b/>
+          <w:i w:val="0"/>
+          <w:u w:val="none"/>
+        </w:rPr>
         <w:t>Two Rules Before You Touch the Keyboard</w:t>
       </w:r>
     </w:p>
@@ -1014,6 +1585,32 @@
           <w:i w:val="0"/>
           <w:u w:val="none"/>
         </w:rPr>
+        <w:t>Production Standards</w:t>
+      </w:r>
+    </w:p>
+    <w:p>
+      <w:pPr>
+        <w:spacing w:after="20"/>
+      </w:pPr>
+      <w:r>
+        <w:rPr>
+          <w:b w:val="0"/>
+          <w:i w:val="0"/>
+          <w:u w:val="none"/>
+        </w:rPr>
+        <w:t>Accessibility</w:t>
+      </w:r>
+    </w:p>
+    <w:p>
+      <w:pPr>
+        <w:spacing w:after="40"/>
+      </w:pPr>
+      <w:r>
+        <w:rPr>
+          <w:b/>
+          <w:i w:val="0"/>
+          <w:u w:val="none"/>
+        </w:rPr>
         <w:t>Knowledge Check</w:t>
       </w:r>
     </w:p>
@@ -1190,7 +1787,7 @@
           <w:color w:val="C01C1C"/>
           <w:u w:val="none"/>
         </w:rPr>
-        <w:t>Author question: the brainstorm notes put an e-learning at about ten minutes, and this is forty. Worth knowing before that is treated as a problem: the practice is not what makes it long — the instruction is, at just over half the words, and most of that is groundwork the rest of the series stands on rather than material this lesson needs for itself. The lever that moves the number furthest is how much is narrated versus read: as narration the instruction runs about 19 minutes, as on-screen text about 12. Cutting tasks saves the least and costs the most.</w:t>
+        <w:t>Open question 1: the brainstorm notes put an e-learning at about ten minutes, and this is forty. Worth knowing before that is treated as a problem: the practice is not what makes it long — the instruction is, at just over half the words, and most of that is groundwork the rest of the series stands on rather than material this lesson needs for itself. The lever that moves the number furthest is how much is narrated versus read: as narration the instruction runs about 19 minutes, as on-screen text about 12. Cutting tasks saves the least and costs the most.</w:t>
       </w:r>
     </w:p>
     <w:p>
@@ -1274,6 +1871,58 @@
     </w:p>
     <w:p>
       <w:pPr>
+        <w:spacing w:after="160"/>
+      </w:pPr>
+      <w:r>
+        <w:rPr>
+          <w:b w:val="0"/>
+          <w:i/>
+          <w:u w:val="none"/>
+        </w:rPr>
+        <w:t>Where each is taught and where it is checked — for review, not for the learner:</w:t>
+      </w:r>
+    </w:p>
+    <w:p>
+      <w:pPr>
+        <w:spacing w:after="160"/>
+      </w:pPr>
+      <w:r>
+        <w:rPr>
+          <w:b w:val="0"/>
+          <w:i/>
+          <w:u w:val="none"/>
+        </w:rPr>
+        <w:t>1. What HMIS is and what it is for — taught in Why Searching Thoroughly Matters and Why It Is These Three; checked by knowledge-check questions 1 and 6.</w:t>
+      </w:r>
+    </w:p>
+    <w:p>
+      <w:pPr>
+        <w:spacing w:after="160"/>
+      </w:pPr>
+      <w:r>
+        <w:rPr>
+          <w:b w:val="0"/>
+          <w:i/>
+          <w:u w:val="none"/>
+        </w:rPr>
+        <w:t>2. Using search, and why diligence matters — taught in How Search Works and When Search Comes Up Empty; practised in tasks 1 to 8; checked by knowledge-check questions 1, 2 and 6.</w:t>
+      </w:r>
+    </w:p>
+    <w:p>
+      <w:pPr>
+        <w:spacing w:after="160"/>
+      </w:pPr>
+      <w:r>
+        <w:rPr>
+          <w:b w:val="0"/>
+          <w:i/>
+          <w:u w:val="none"/>
+        </w:rPr>
+        <w:t>3. Why accurate information matters — taught in Verify, What You Found and Why Accuracy on the Way In Matters; practised in tasks 9 to 14; checked by knowledge-check questions 3, 4 and 5.</w:t>
+      </w:r>
+    </w:p>
+    <w:p>
+      <w:pPr>
         <w:spacing w:after="80"/>
       </w:pPr>
       <w:r>
@@ -1322,7 +1971,7 @@
           <w:color w:val="C01C1C"/>
           <w:u w:val="none"/>
         </w:rPr>
-        <w:t>Author question: is a pre-survey required for this course, or is this an enrollment question rather than a lesson question? If enrollment already captures the learner's CoC, this screen should be dropped rather than asking for it twice.</w:t>
+        <w:t>Open question 2: is a pre-survey required for this course, or is this an enrollment question rather than a lesson question? If enrollment already captures the learner's CoC, this screen should be dropped rather than asking for it twice.</w:t>
       </w:r>
     </w:p>
     <w:p>
@@ -1453,7 +2102,7 @@
           <w:color w:val="C01C1C"/>
           <w:u w:val="none"/>
         </w:rPr>
-        <w:t>Author question: is there an approved participant persona and photo set we should use here, or should this stay illustrative? Photographs of people experiencing homelessness carry consent considerations even when licensed, and an illustrative style avoids that entirely.</w:t>
+        <w:t>Open question 3: is there an approved participant persona and photo set we should use here, or should this stay illustrative? Photographs of people experiencing homelessness carry consent considerations even when licensed, and an illustrative style avoids that entirely.</w:t>
       </w:r>
     </w:p>
     <w:p>
@@ -1467,7 +2116,7 @@
           <w:color w:val="C01C1C"/>
           <w:u w:val="none"/>
         </w:rPr>
-        <w:t>Author question: give the participant a name if the team has a persona it already uses.</w:t>
+        <w:t>Open question 4: give the participant a name if the team has a persona it already uses.</w:t>
       </w:r>
     </w:p>
     <w:p>
@@ -1726,6 +2375,241 @@
           <w:i w:val="0"/>
           <w:u w:val="single"/>
         </w:rPr>
+        <w:t>Words You Will See</w:t>
+      </w:r>
+    </w:p>
+    <w:p>
+      <w:pPr>
+        <w:spacing w:after="80"/>
+      </w:pPr>
+      <w:r>
+        <w:rPr>
+          <w:b/>
+          <w:i w:val="0"/>
+          <w:u w:val="none"/>
+        </w:rPr>
+        <w:t>Key Terms</w:t>
+      </w:r>
+    </w:p>
+    <w:p>
+      <w:pPr>
+        <w:spacing w:after="160"/>
+      </w:pPr>
+      <w:r>
+        <w:rPr>
+          <w:b w:val="0"/>
+          <w:i w:val="0"/>
+          <w:u w:val="none"/>
+        </w:rPr>
+        <w:t>These come up throughout the lesson. You do not need to memorise them; they are here so nothing later depends on a word you have not met.</w:t>
+      </w:r>
+    </w:p>
+    <w:p>
+      <w:pPr>
+        <w:spacing w:after="80"/>
+      </w:pPr>
+      <w:r>
+        <w:rPr>
+          <w:b w:val="0"/>
+          <w:i w:val="0"/>
+          <w:u w:val="single"/>
+        </w:rPr>
+        <w:t>HMIS</w:t>
+      </w:r>
+    </w:p>
+    <w:p>
+      <w:pPr>
+        <w:spacing w:after="160"/>
+      </w:pPr>
+      <w:r>
+        <w:rPr>
+          <w:b w:val="0"/>
+          <w:i w:val="0"/>
+          <w:u w:val="none"/>
+        </w:rPr>
+        <w:t>Homeless Management Information System. The system your CoC uses to record who has been served and what they were given. Clarity is the software LAHSA uses for it.</w:t>
+      </w:r>
+    </w:p>
+    <w:p>
+      <w:pPr>
+        <w:spacing w:after="80"/>
+      </w:pPr>
+      <w:r>
+        <w:rPr>
+          <w:b w:val="0"/>
+          <w:i w:val="0"/>
+          <w:u w:val="single"/>
+        </w:rPr>
+        <w:t>CoC — Continuum of Care</w:t>
+      </w:r>
+    </w:p>
+    <w:p>
+      <w:pPr>
+        <w:spacing w:after="160"/>
+      </w:pPr>
+      <w:r>
+        <w:rPr>
+          <w:b w:val="0"/>
+          <w:i w:val="0"/>
+          <w:u w:val="none"/>
+        </w:rPr>
+        <w:t>The regional body that coordinates homeless services and reports on them. Los Angeles has one; you work inside it.</w:t>
+      </w:r>
+    </w:p>
+    <w:p>
+      <w:pPr>
+        <w:spacing w:after="80"/>
+      </w:pPr>
+      <w:r>
+        <w:rPr>
+          <w:b w:val="0"/>
+          <w:i w:val="0"/>
+          <w:u w:val="single"/>
+        </w:rPr>
+        <w:t>Participant, and Client</w:t>
+      </w:r>
+    </w:p>
+    <w:p>
+      <w:pPr>
+        <w:spacing w:after="160"/>
+      </w:pPr>
+      <w:r>
+        <w:rPr>
+          <w:b w:val="0"/>
+          <w:i w:val="0"/>
+          <w:u w:val="none"/>
+        </w:rPr>
+        <w:t>This lesson says participant. The software says Client. They mean the same person. Both are correct — one is how we talk about people, the other is what the screen is labelled.</w:t>
+      </w:r>
+    </w:p>
+    <w:p>
+      <w:pPr>
+        <w:spacing w:after="80"/>
+      </w:pPr>
+      <w:r>
+        <w:rPr>
+          <w:b w:val="0"/>
+          <w:i w:val="0"/>
+          <w:u w:val="single"/>
+        </w:rPr>
+        <w:t>Record</w:t>
+      </w:r>
+    </w:p>
+    <w:p>
+      <w:pPr>
+        <w:spacing w:after="160"/>
+      </w:pPr>
+      <w:r>
+        <w:rPr>
+          <w:b w:val="0"/>
+          <w:i w:val="0"/>
+          <w:u w:val="none"/>
+        </w:rPr>
+        <w:t>Everything HMIS holds about one person: their identifying information, the programs they have been enrolled in, the services they have received, who they are housed with.</w:t>
+      </w:r>
+    </w:p>
+    <w:p>
+      <w:pPr>
+        <w:spacing w:after="80"/>
+      </w:pPr>
+      <w:r>
+        <w:rPr>
+          <w:b w:val="0"/>
+          <w:i w:val="0"/>
+          <w:u w:val="single"/>
+        </w:rPr>
+        <w:t>Unique Identifier</w:t>
+      </w:r>
+    </w:p>
+    <w:p>
+      <w:pPr>
+        <w:spacing w:after="160"/>
+      </w:pPr>
+      <w:r>
+        <w:rPr>
+          <w:b w:val="0"/>
+          <w:i w:val="0"/>
+          <w:u w:val="none"/>
+        </w:rPr>
+        <w:t>The short code under a participant's name in search results, like AD63C3FF2. It names one record and nothing else, which is why you quote it when you report a problem.</w:t>
+      </w:r>
+    </w:p>
+    <w:p>
+      <w:pPr>
+        <w:spacing w:after="80"/>
+      </w:pPr>
+      <w:r>
+        <w:rPr>
+          <w:b w:val="0"/>
+          <w:i w:val="0"/>
+          <w:u w:val="single"/>
+        </w:rPr>
+        <w:t>Duplicate</w:t>
+      </w:r>
+    </w:p>
+    <w:p>
+      <w:pPr>
+        <w:spacing w:after="160"/>
+      </w:pPr>
+      <w:r>
+        <w:rPr>
+          <w:b w:val="0"/>
+          <w:i w:val="0"/>
+          <w:u w:val="none"/>
+        </w:rPr>
+        <w:t>Two records for the same person. The thing this lesson exists to prevent.</w:t>
+      </w:r>
+    </w:p>
+    <w:p>
+      <w:pPr>
+        <w:spacing w:after="80"/>
+      </w:pPr>
+      <w:r>
+        <w:rPr>
+          <w:b w:val="0"/>
+          <w:i w:val="0"/>
+          <w:u w:val="single"/>
+        </w:rPr>
+        <w:t>Data quality</w:t>
+      </w:r>
+    </w:p>
+    <w:p>
+      <w:pPr>
+        <w:spacing w:after="160"/>
+      </w:pPr>
+      <w:r>
+        <w:rPr>
+          <w:b w:val="0"/>
+          <w:i w:val="0"/>
+          <w:u w:val="none"/>
+        </w:rPr>
+        <w:t>How complete and accurate a record is — whether the name is full, whether the date of birth is exact, whether the Social Security Number is there. It is recorded on the record itself, not just implied.</w:t>
+      </w:r>
+    </w:p>
+    <w:p>
+      <w:pPr>
+        <w:spacing w:after="160"/>
+      </w:pPr>
+      <w:r>
+        <w:rPr>
+          <w:b w:val="0"/>
+          <w:i/>
+          <w:u w:val="none"/>
+        </w:rPr>
+        <w:t>A short screen, or a reference panel the learner can open at any point rather than a screen they have to sit through. Consider the latter.</w:t>
+      </w:r>
+    </w:p>
+    <w:p/>
+    <w:p>
+      <w:pPr>
+        <w:spacing w:after="160"/>
+      </w:pPr>
+      <w:r>
+        <w:rPr>
+          <w:b/>
+          <w:i w:val="0"/>
+          <w:u w:val="single"/>
+        </w:rPr>
         <w:t>Two Rules Before You Touch the Keyboard</w:t>
       </w:r>
     </w:p>
@@ -1897,7 +2781,7 @@
           <w:color w:val="C01C1C"/>
           <w:u w:val="none"/>
         </w:rPr>
-        <w:t>Author question: confirm this matches LAHSA's data-handling policy for field notes. The earlier draft says to note the name and DOB or SSN on paper or in a phone's Notes app; the wording above deliberately stops short of the SSN.</w:t>
+        <w:t>Open question 5: confirm this matches LAHSA's data-handling policy for field notes. The earlier draft says to note the name and DOB or SSN on paper or in a phone's Notes app; the wording above deliberately stops short of the SSN.</w:t>
       </w:r>
     </w:p>
     <w:p>
@@ -2394,7 +3278,7 @@
           <w:color w:val="C01C1C"/>
           <w:u w:val="none"/>
         </w:rPr>
-        <w:t>Author question: our simulation displays Client refused. The wording in current guidance is Client prefers not to answer. Confirm which one Clarity actually shows on the record page — the lesson should use whatever the learner will see, and the simulation should match it.</w:t>
+        <w:t>Open question 6: our simulation displays Client refused. The wording in current guidance is Client prefers not to answer. Confirm which one Clarity actually shows on the record page — the lesson should use whatever the learner will see, and the simulation should match it.</w:t>
       </w:r>
     </w:p>
     <w:p>
@@ -2460,7 +3344,7 @@
           <w:color w:val="C01C1C"/>
           <w:u w:val="none"/>
         </w:rPr>
-        <w:t>Author question: confirm the team wants participant used in narration throughout, with the software's own label acknowledged once here.</w:t>
+        <w:t>Open question 7: confirm the team wants participant used in narration throughout, with the software's own label acknowledged once here.</w:t>
       </w:r>
     </w:p>
     <w:p/>
@@ -2526,6 +3410,33 @@
           <w:i w:val="0"/>
           <w:u w:val="none"/>
         </w:rPr>
+        <w:t>Some of what you hear will not be a nickname at all. A participant may give you the name they use — a chosen name, or the name that fits who they are — while the record was created under a different one. Ask for both, without making it a thing: the name they go by, and any other name a record might be under. Search on both, and address them by the one they gave you.</w:t>
+      </w:r>
+    </w:p>
+    <w:p>
+      <w:pPr>
+        <w:spacing w:after="160"/>
+      </w:pPr>
+      <w:r>
+        <w:rPr>
+          <w:b w:val="0"/>
+          <w:i w:val="0"/>
+          <w:color w:val="C01C1C"/>
+          <w:u w:val="none"/>
+        </w:rPr>
+        <w:t>Open question 17: a participant may go by a name that is not the one on their record because it is their name — chosen name, or a name that fits their gender identity, rather than a nickname. The lesson now covers this alongside street names and shortenings. Confirm the wording against LAHSA's guidance, and confirm what Clarity offers for it: an alias field, a preferred-name field, or neither.</w:t>
+      </w:r>
+    </w:p>
+    <w:p>
+      <w:pPr>
+        <w:spacing w:after="160"/>
+      </w:pPr>
+      <w:r>
+        <w:rPr>
+          <w:b w:val="0"/>
+          <w:i w:val="0"/>
+          <w:u w:val="none"/>
+        </w:rPr>
         <w:t>Ask to see any identification or written documentation. It is the fastest way to discover a name nobody thought to mention.</w:t>
       </w:r>
     </w:p>
@@ -2631,7 +3542,7 @@
           <w:color w:val="C01C1C"/>
           <w:u w:val="none"/>
         </w:rPr>
-        <w:t>Author question: should the Outreach module be demonstrated here, or held for a dedicated outreach lesson? It is the one step in this list the practice cannot cover.</w:t>
+        <w:t>Open question 8: should the Outreach module be demonstrated here, or held for a dedicated outreach lesson? It is the one step in this list the practice cannot cover.</w:t>
       </w:r>
     </w:p>
     <w:p>
@@ -2877,7 +3788,7 @@
           <w:color w:val="C01C1C"/>
           <w:u w:val="none"/>
         </w:rPr>
-        <w:t>Author question: is there appetite for the unlock treatment across the series? It is the one thing here that needs a decision before the second lesson is built rather than after.</w:t>
+        <w:t>Open question 9: is there appetite for the unlock treatment across the series? It is the one thing here that needs a decision before the second lesson is built rather than after.</w:t>
       </w:r>
     </w:p>
     <w:p/>
@@ -2996,7 +3907,7 @@
           <w:color w:val="C01C1C"/>
           <w:u w:val="none"/>
         </w:rPr>
-        <w:t>Author question: the pass mark and the cost of a hint need confirming together. As it stands a learner who takes a hint on six of the fourteen tasks cannot reach eighty per cent no matter how well they do on the rest — and the lesson does not tell them. Options are to lower the pass mark, make hints free, or make the practice unscored and let the knowledge check carry the grade.</w:t>
+        <w:t>Open question 10: the pass mark and the cost of a hint need confirming together. As it stands a learner who takes a hint on six of the fourteen tasks cannot reach eighty per cent no matter how well they do on the rest — and the lesson does not tell them. Options are to lower the pass mark, make hints free, or make the practice unscored and let the knowledge check carry the grade.</w:t>
       </w:r>
     </w:p>
     <w:p>
@@ -4551,7 +5462,7 @@
           <w:color w:val="C01C1C"/>
           <w:u w:val="none"/>
         </w:rPr>
-        <w:t>Author question: is this the right route for a mis-identified record — the same HMIS Support ticket as a duplicate, or a different process? The draft does not cover it and it happens.</w:t>
+        <w:t>Open question 11: is this the right route for a mis-identified record — the same HMIS Support ticket as a duplicate, or a different process? The draft does not cover it and it happens.</w:t>
       </w:r>
     </w:p>
     <w:p>
@@ -4565,7 +5476,7 @@
           <w:color w:val="C01C1C"/>
           <w:u w:val="none"/>
         </w:rPr>
-        <w:t>Author question: the brainstorm raised the CLNT-125 client summary report as a quick way to see everything gathered about a person — profile, program history, demographics, service history, contact information — on one page rather than reading through the record. As a verification aid that is a good fit for this lesson. It was parked because client-level reports were not yet available in the new interface. Worth re-checking; if it is available now, it belongs in this section.</w:t>
+        <w:t>Open question 12: the brainstorm raised the CLNT-125 client summary report as a quick way to see everything gathered about a person — profile, program history, demographics, service history, contact information — on one page rather than reading through the record. As a verification aid that is a good fit for this lesson. It was parked because client-level reports were not yet available in the new interface. Worth re-checking; if it is available now, it belongs in this section.</w:t>
       </w:r>
     </w:p>
     <w:p>
@@ -5257,7 +6168,7 @@
           <w:color w:val="C01C1C"/>
           <w:u w:val="none"/>
         </w:rPr>
-        <w:t>Author question: this task is new, requested in review, and is not built yet. It needs location history on the client record page, which the simulation does not show today. Confirm the scenario is realistic — in particular whether location in Clarity is granular enough to distinguish two people this way, or whether it is recorded loosely enough that this would mislead.</w:t>
+        <w:t>Open question 13: this task is new, requested in review, and is not built yet. It needs location history on the client record page, which the simulation does not show today. Confirm the scenario is realistic — in particular whether location in Clarity is granular enough to distinguish two people this way, or whether it is recorded loosely enough that this would mislead.</w:t>
       </w:r>
     </w:p>
     <w:p>
@@ -5453,7 +6364,7 @@
           <w:color w:val="C01C1C"/>
           <w:u w:val="none"/>
         </w:rPr>
-        <w:t>Author question: this task is new, requested in review, and is not built yet. It needs a roster entry with no DOB, no SSN, veteran status set, and two near-miss surnames. Confirm the scenario is fair — in particular whether a learner can reasonably be expected to try Rey after Reyes and Reyez fail, or whether the hint should come sooner.</w:t>
+        <w:t>Open question 14: this task is new, requested in review, and is not built yet. It needs a roster entry with no DOB, no SSN, veteran status set, and two near-miss surnames. Confirm the scenario is fair — in particular whether a learner can reasonably be expected to try Rey after Reyes and Reyez fail, or whether the hint should come sooner.</w:t>
       </w:r>
     </w:p>
     <w:p>
@@ -5868,6 +6779,136 @@
           <w:i w:val="0"/>
           <w:u w:val="single"/>
         </w:rPr>
+        <w:t>Production Standards</w:t>
+      </w:r>
+    </w:p>
+    <w:p>
+      <w:pPr>
+        <w:spacing w:after="80"/>
+      </w:pPr>
+      <w:r>
+        <w:rPr>
+          <w:b/>
+          <w:i w:val="0"/>
+          <w:u w:val="none"/>
+        </w:rPr>
+        <w:t>Accessibility</w:t>
+      </w:r>
+    </w:p>
+    <w:p>
+      <w:pPr>
+        <w:spacing w:after="160"/>
+      </w:pPr>
+      <w:r>
+        <w:rPr>
+          <w:b w:val="0"/>
+          <w:i w:val="0"/>
+          <w:u w:val="none"/>
+        </w:rPr>
+        <w:t>Applies to every screen in this lesson, and to the practice simulation.</w:t>
+      </w:r>
+    </w:p>
+    <w:p>
+      <w:pPr>
+        <w:pStyle w:val="ListBullet"/>
+        <w:spacing w:after="40"/>
+      </w:pPr>
+      <w:r>
+        <w:t>Narration is captioned, and a transcript is available on the page.</w:t>
+      </w:r>
+    </w:p>
+    <w:p>
+      <w:pPr>
+        <w:pStyle w:val="ListBullet"/>
+        <w:spacing w:after="40"/>
+      </w:pPr>
+      <w:r>
+        <w:t>Every image that carries meaning has alternative text. Images that are decorative are marked as decorative rather than described.</w:t>
+      </w:r>
+    </w:p>
+    <w:p>
+      <w:pPr>
+        <w:pStyle w:val="ListBullet"/>
+        <w:spacing w:after="40"/>
+      </w:pPr>
+      <w:r>
+        <w:t>Colour is never the only way something is signalled — a correct answer, a dimmed control or an alert also carries text or a shape.</w:t>
+      </w:r>
+    </w:p>
+    <w:p>
+      <w:pPr>
+        <w:pStyle w:val="ListBullet"/>
+        <w:spacing w:after="40"/>
+      </w:pPr>
+      <w:r>
+        <w:t>Everything the learner must do can be done from the keyboard, including the search field, the results table and opening a record.</w:t>
+      </w:r>
+    </w:p>
+    <w:p>
+      <w:pPr>
+        <w:pStyle w:val="ListBullet"/>
+        <w:spacing w:after="40"/>
+      </w:pPr>
+      <w:r>
+        <w:t>Text can be resized without content being cut off or overlapping.</w:t>
+      </w:r>
+    </w:p>
+    <w:p>
+      <w:pPr>
+        <w:pStyle w:val="ListBullet"/>
+        <w:spacing w:after="40"/>
+      </w:pPr>
+      <w:r>
+        <w:t>Contrast meets WCAG 2.1 AA. This includes the dimmed controls, which must read as unavailable without becoming invisible.</w:t>
+      </w:r>
+    </w:p>
+    <w:p>
+      <w:pPr>
+        <w:pStyle w:val="ListBullet"/>
+        <w:spacing w:after="40"/>
+      </w:pPr>
+      <w:r>
+        <w:t>Nothing depends on hearing alone, and nothing depends on a timed response.</w:t>
+      </w:r>
+    </w:p>
+    <w:p>
+      <w:pPr>
+        <w:spacing w:after="160"/>
+      </w:pPr>
+      <w:r>
+        <w:rPr>
+          <w:b w:val="0"/>
+          <w:i/>
+          <w:u w:val="none"/>
+        </w:rPr>
+        <w:t>LAHSA is a public agency and this training is federally adjacent, so Section 508 and WCAG 2.1 AA are the standard to build to, not to retrofit. The dimming treatment described earlier is the one place where accessibility and design pull against each other — dimmed still has to be legible.</w:t>
+      </w:r>
+    </w:p>
+    <w:p>
+      <w:pPr>
+        <w:spacing w:after="160"/>
+      </w:pPr>
+      <w:r>
+        <w:rPr>
+          <w:b w:val="0"/>
+          <w:i w:val="0"/>
+          <w:color w:val="C01C1C"/>
+          <w:u w:val="none"/>
+        </w:rPr>
+        <w:t>Open question 18: search returns participants from across the CoC, including people served only by other agencies. Is there guidance for end users on whose record they may open and when — a legitimate-purpose or minimum-necessary rule? A search lesson is where that would land, and this draft says nothing about it.</w:t>
+      </w:r>
+    </w:p>
+    <w:p/>
+    <w:p>
+      <w:pPr>
+        <w:spacing w:after="160"/>
+      </w:pPr>
+      <w:r>
+        <w:rPr>
+          <w:b/>
+          <w:i w:val="0"/>
+          <w:u w:val="single"/>
+        </w:rPr>
         <w:t>Knowledge Check</w:t>
       </w:r>
     </w:p>
@@ -6267,7 +7308,7 @@
           <w:color w:val="C01C1C"/>
           <w:u w:val="none"/>
         </w:rPr>
-        <w:t>Author question: does the knowledge check carry the grade for this lesson, or the practice, or both? If the lesson is delivered in Rise with the simulation embedded, the simulation cannot report a score to the course — so the knowledge check would have to be the graded instrument, and the practice becomes ungraded rehearsal.</w:t>
+        <w:t>Open question 15: does the knowledge check carry the grade for this lesson, or the practice, or both? If the lesson is delivered in Rise with the simulation embedded, the simulation cannot report a score to the course — so the knowledge check would have to be the graded instrument, and the practice becomes ungraded rehearsal.</w:t>
       </w:r>
     </w:p>
     <w:p/>
@@ -6471,7 +7512,7 @@
           <w:color w:val="C01C1C"/>
           <w:u w:val="none"/>
         </w:rPr>
-        <w:t>Author question: is there a house format for job aids this should follow, and does anything need to go on it that is not in the list above?</w:t>
+        <w:t>Open question 16: is there a house format for job aids this should follow, and does anything need to go on it that is not in the list above?</w:t>
       </w:r>
     </w:p>
     <w:p/>

--- a/HMIS BNTS - Search/Script - HMIS BNTS Lesson 1 - Finding a Participant.docx
+++ b/HMIS BNTS - Search/Script - HMIS BNTS Lesson 1 - Finding a Participant.docx
@@ -766,90 +766,1019 @@
           <w:i w:val="0"/>
           <w:u w:val="none"/>
         </w:rPr>
+        <w:t>1. Introduction</w:t>
+      </w:r>
+    </w:p>
+    <w:p>
+      <w:pPr>
+        <w:spacing w:after="20"/>
+      </w:pPr>
+      <w:r>
+        <w:rPr>
+          <w:b w:val="0"/>
+          <w:i w:val="0"/>
+          <w:u w:val="none"/>
+        </w:rPr>
+        <w:t xml:space="preserve">      1.1  Course Navigation</w:t>
+      </w:r>
+    </w:p>
+    <w:p>
+      <w:pPr>
+        <w:spacing w:after="20"/>
+      </w:pPr>
+      <w:r>
+        <w:rPr>
+          <w:b w:val="0"/>
+          <w:i w:val="0"/>
+          <w:u w:val="none"/>
+        </w:rPr>
+        <w:t xml:space="preserve">      1.2  Course Overview</w:t>
+      </w:r>
+    </w:p>
+    <w:p>
+      <w:pPr>
+        <w:spacing w:after="20"/>
+      </w:pPr>
+      <w:r>
+        <w:rPr>
+          <w:b w:val="0"/>
+          <w:i w:val="0"/>
+          <w:u w:val="none"/>
+        </w:rPr>
+        <w:t xml:space="preserve">      1.3  Objectives</w:t>
+      </w:r>
+    </w:p>
+    <w:p>
+      <w:pPr>
+        <w:spacing w:after="20"/>
+      </w:pPr>
+      <w:r>
+        <w:rPr>
+          <w:b w:val="0"/>
+          <w:i w:val="0"/>
+          <w:u w:val="none"/>
+        </w:rPr>
+        <w:t xml:space="preserve">      1.4  Lesson Structure</w:t>
+      </w:r>
+    </w:p>
+    <w:p>
+      <w:pPr>
+        <w:spacing w:after="20"/>
+      </w:pPr>
+      <w:r>
+        <w:rPr>
+          <w:b w:val="0"/>
+          <w:i w:val="0"/>
+          <w:u w:val="none"/>
+        </w:rPr>
+        <w:t xml:space="preserve">      1.5  Before You Start</w:t>
+      </w:r>
+    </w:p>
+    <w:p>
+      <w:pPr>
+        <w:spacing w:after="20"/>
+      </w:pPr>
+      <w:r>
+        <w:rPr>
+          <w:b w:val="0"/>
+          <w:i w:val="0"/>
+          <w:u w:val="none"/>
+        </w:rPr>
+        <w:t xml:space="preserve">      1.6  Someone Asks You for an Update</w:t>
+      </w:r>
+    </w:p>
+    <w:p>
+      <w:pPr>
+        <w:spacing w:after="20"/>
+      </w:pPr>
+      <w:r>
+        <w:rPr>
+          <w:b w:val="0"/>
+          <w:i w:val="0"/>
+          <w:u w:val="none"/>
+        </w:rPr>
+        <w:t xml:space="preserve">      1.7  How This Lesson Runs</w:t>
+      </w:r>
+    </w:p>
+    <w:p>
+      <w:pPr>
+        <w:spacing w:after="20"/>
+      </w:pPr>
+      <w:r>
+        <w:rPr>
+          <w:b w:val="0"/>
+          <w:i w:val="0"/>
+          <w:u w:val="none"/>
+        </w:rPr>
+        <w:t xml:space="preserve">      1.8  Why Searching Thoroughly Matters</w:t>
+      </w:r>
+    </w:p>
+    <w:p>
+      <w:pPr>
+        <w:spacing w:after="40"/>
+      </w:pPr>
+      <w:r>
+        <w:rPr>
+          <w:b/>
+          <w:i w:val="0"/>
+          <w:u w:val="none"/>
+        </w:rPr>
+        <w:t>2. Words You Will See</w:t>
+      </w:r>
+    </w:p>
+    <w:p>
+      <w:pPr>
+        <w:spacing w:after="20"/>
+      </w:pPr>
+      <w:r>
+        <w:rPr>
+          <w:b w:val="0"/>
+          <w:i w:val="0"/>
+          <w:u w:val="none"/>
+        </w:rPr>
+        <w:t xml:space="preserve">      2.1  Key Terms</w:t>
+      </w:r>
+    </w:p>
+    <w:p>
+      <w:pPr>
+        <w:spacing w:after="40"/>
+      </w:pPr>
+      <w:r>
+        <w:rPr>
+          <w:b/>
+          <w:i w:val="0"/>
+          <w:u w:val="none"/>
+        </w:rPr>
+        <w:t>3. Two Rules Before You Touch the Keyboard</w:t>
+      </w:r>
+    </w:p>
+    <w:p>
+      <w:pPr>
+        <w:spacing w:after="20"/>
+      </w:pPr>
+      <w:r>
+        <w:rPr>
+          <w:b w:val="0"/>
+          <w:i w:val="0"/>
+          <w:u w:val="none"/>
+        </w:rPr>
+        <w:t xml:space="preserve">      3.1  Assume a Record Already Exists</w:t>
+      </w:r>
+    </w:p>
+    <w:p>
+      <w:pPr>
+        <w:spacing w:after="20"/>
+      </w:pPr>
+      <w:r>
+        <w:rPr>
+          <w:b w:val="0"/>
+          <w:i w:val="0"/>
+          <w:u w:val="none"/>
+        </w:rPr>
+        <w:t xml:space="preserve">      3.2  Never Create Before You Search</w:t>
+      </w:r>
+    </w:p>
+    <w:p>
+      <w:pPr>
+        <w:spacing w:after="40"/>
+      </w:pPr>
+      <w:r>
+        <w:rPr>
+          <w:b/>
+          <w:i w:val="0"/>
+          <w:u w:val="none"/>
+        </w:rPr>
+        <w:t>4. Preparing to Search</w:t>
+      </w:r>
+    </w:p>
+    <w:p>
+      <w:pPr>
+        <w:spacing w:after="20"/>
+      </w:pPr>
+      <w:r>
+        <w:rPr>
+          <w:b w:val="0"/>
+          <w:i w:val="0"/>
+          <w:u w:val="none"/>
+        </w:rPr>
+        <w:t xml:space="preserve">      4.1  What to Collect First</w:t>
+      </w:r>
+    </w:p>
+    <w:p>
+      <w:pPr>
+        <w:spacing w:after="20"/>
+      </w:pPr>
+      <w:r>
+        <w:rPr>
+          <w:b w:val="0"/>
+          <w:i w:val="0"/>
+          <w:u w:val="none"/>
+        </w:rPr>
+        <w:t xml:space="preserve">      4.2  The Order to Ask In</w:t>
+      </w:r>
+    </w:p>
+    <w:p>
+      <w:pPr>
+        <w:spacing w:after="20"/>
+      </w:pPr>
+      <w:r>
+        <w:rPr>
+          <w:b w:val="0"/>
+          <w:i w:val="0"/>
+          <w:u w:val="none"/>
+        </w:rPr>
+        <w:t xml:space="preserve">      4.3  Confirm the Spelling</w:t>
+      </w:r>
+    </w:p>
+    <w:p>
+      <w:pPr>
+        <w:spacing w:after="40"/>
+      </w:pPr>
+      <w:r>
+        <w:rPr>
+          <w:b/>
+          <w:i w:val="0"/>
+          <w:u w:val="none"/>
+        </w:rPr>
+        <w:t>5. How Search Works</w:t>
+      </w:r>
+    </w:p>
+    <w:p>
+      <w:pPr>
+        <w:spacing w:after="20"/>
+      </w:pPr>
+      <w:r>
+        <w:rPr>
+          <w:b w:val="0"/>
+          <w:i w:val="0"/>
+          <w:u w:val="none"/>
+        </w:rPr>
+        <w:t xml:space="preserve">      5.1  Why It Is These Three</w:t>
+      </w:r>
+    </w:p>
+    <w:p>
+      <w:pPr>
+        <w:spacing w:after="20"/>
+      </w:pPr>
+      <w:r>
+        <w:rPr>
+          <w:b w:val="0"/>
+          <w:i w:val="0"/>
+          <w:u w:val="none"/>
+        </w:rPr>
+        <w:t xml:space="preserve">      5.2  One Bar, Many Kinds of Information</w:t>
+      </w:r>
+    </w:p>
+    <w:p>
+      <w:pPr>
+        <w:spacing w:after="20"/>
+      </w:pPr>
+      <w:r>
+        <w:rPr>
+          <w:b w:val="0"/>
+          <w:i w:val="0"/>
+          <w:u w:val="none"/>
+        </w:rPr>
+        <w:t xml:space="preserve">      5.3  Searching by Name</w:t>
+      </w:r>
+    </w:p>
+    <w:p>
+      <w:pPr>
+        <w:spacing w:after="20"/>
+      </w:pPr>
+      <w:r>
+        <w:rPr>
+          <w:b w:val="0"/>
+          <w:i w:val="0"/>
+          <w:u w:val="none"/>
+        </w:rPr>
+        <w:t xml:space="preserve">      5.4  Searching by Date of Birth</w:t>
+      </w:r>
+    </w:p>
+    <w:p>
+      <w:pPr>
+        <w:spacing w:after="20"/>
+      </w:pPr>
+      <w:r>
+        <w:rPr>
+          <w:b w:val="0"/>
+          <w:i w:val="0"/>
+          <w:u w:val="none"/>
+        </w:rPr>
+        <w:t xml:space="preserve">      5.5  Searching by Social Security Number</w:t>
+      </w:r>
+    </w:p>
+    <w:p>
+      <w:pPr>
+        <w:spacing w:after="20"/>
+      </w:pPr>
+      <w:r>
+        <w:rPr>
+          <w:b w:val="0"/>
+          <w:i w:val="0"/>
+          <w:u w:val="none"/>
+        </w:rPr>
+        <w:t xml:space="preserve">      5.6  Reading the Results</w:t>
+      </w:r>
+    </w:p>
+    <w:p>
+      <w:pPr>
+        <w:spacing w:after="40"/>
+      </w:pPr>
+      <w:r>
+        <w:rPr>
+          <w:b/>
+          <w:i w:val="0"/>
+          <w:u w:val="none"/>
+        </w:rPr>
+        <w:t>6. When Search Comes Up Empty</w:t>
+      </w:r>
+    </w:p>
+    <w:p>
+      <w:pPr>
+        <w:spacing w:after="20"/>
+      </w:pPr>
+      <w:r>
+        <w:rPr>
+          <w:b w:val="0"/>
+          <w:i w:val="0"/>
+          <w:u w:val="none"/>
+        </w:rPr>
+        <w:t xml:space="preserve">      6.1  Alternate Names</w:t>
+      </w:r>
+    </w:p>
+    <w:p>
+      <w:pPr>
+        <w:spacing w:after="20"/>
+      </w:pPr>
+      <w:r>
+        <w:rPr>
+          <w:b w:val="0"/>
+          <w:i w:val="0"/>
+          <w:u w:val="none"/>
+        </w:rPr>
+        <w:t xml:space="preserve">      6.2  Alternate Spellings</w:t>
+      </w:r>
+    </w:p>
+    <w:p>
+      <w:pPr>
+        <w:spacing w:after="20"/>
+      </w:pPr>
+      <w:r>
+        <w:rPr>
+          <w:b w:val="0"/>
+          <w:i w:val="0"/>
+          <w:u w:val="none"/>
+        </w:rPr>
+        <w:t xml:space="preserve">      6.3  Start Over From a Different Fact</w:t>
+      </w:r>
+    </w:p>
+    <w:p>
+      <w:pPr>
+        <w:spacing w:after="20"/>
+      </w:pPr>
+      <w:r>
+        <w:rPr>
+          <w:b w:val="0"/>
+          <w:i w:val="0"/>
+          <w:u w:val="none"/>
+        </w:rPr>
+        <w:t xml:space="preserve">      6.4  Street Outreach: Searching by Location</w:t>
+      </w:r>
+    </w:p>
+    <w:p>
+      <w:pPr>
+        <w:spacing w:after="20"/>
+      </w:pPr>
+      <w:r>
+        <w:rPr>
+          <w:b w:val="0"/>
+          <w:i w:val="0"/>
+          <w:u w:val="none"/>
+        </w:rPr>
+        <w:t xml:space="preserve">      6.5  Ask Your Data Staff</w:t>
+      </w:r>
+    </w:p>
+    <w:p>
+      <w:pPr>
+        <w:spacing w:after="20"/>
+      </w:pPr>
+      <w:r>
+        <w:rPr>
+          <w:b w:val="0"/>
+          <w:i w:val="0"/>
+          <w:u w:val="none"/>
+        </w:rPr>
+        <w:t xml:space="preserve">      6.6  Only Then, Create a Record</w:t>
+      </w:r>
+    </w:p>
+    <w:p>
+      <w:pPr>
+        <w:spacing w:after="40"/>
+      </w:pPr>
+      <w:r>
+        <w:rPr>
+          <w:b/>
+          <w:i w:val="0"/>
+          <w:u w:val="none"/>
+        </w:rPr>
+        <w:t>7. How the Practice Tool Is Built</w:t>
+      </w:r>
+    </w:p>
+    <w:p>
+      <w:pPr>
+        <w:spacing w:after="20"/>
+      </w:pPr>
+      <w:r>
+        <w:rPr>
+          <w:b w:val="0"/>
+          <w:i w:val="0"/>
+          <w:u w:val="none"/>
+        </w:rPr>
+        <w:t xml:space="preserve">      7.1  Only What This Lesson Needs</w:t>
+      </w:r>
+    </w:p>
+    <w:p>
+      <w:pPr>
+        <w:spacing w:after="20"/>
+      </w:pPr>
+      <w:r>
+        <w:rPr>
+          <w:b w:val="0"/>
+          <w:i w:val="0"/>
+          <w:u w:val="none"/>
+        </w:rPr>
+        <w:t xml:space="preserve">      7.2  Earning the Rest</w:t>
+      </w:r>
+    </w:p>
+    <w:p>
+      <w:pPr>
+        <w:spacing w:after="40"/>
+      </w:pPr>
+      <w:r>
+        <w:rPr>
+          <w:b/>
+          <w:i w:val="0"/>
+          <w:u w:val="none"/>
+        </w:rPr>
+        <w:t>8. Practice: Finding a Participant</w:t>
+      </w:r>
+    </w:p>
+    <w:p>
+      <w:pPr>
+        <w:spacing w:after="20"/>
+      </w:pPr>
+      <w:r>
+        <w:rPr>
+          <w:b w:val="0"/>
+          <w:i w:val="0"/>
+          <w:u w:val="none"/>
+        </w:rPr>
+        <w:t xml:space="preserve">      8.1  How the Practice Works</w:t>
+      </w:r>
+    </w:p>
+    <w:p>
+      <w:pPr>
+        <w:spacing w:after="20"/>
+      </w:pPr>
+      <w:r>
+        <w:rPr>
+          <w:b w:val="0"/>
+          <w:i w:val="0"/>
+          <w:u w:val="none"/>
+        </w:rPr>
+        <w:t xml:space="preserve">      8.2  Task 1 — The Name He Gave You</w:t>
+      </w:r>
+    </w:p>
+    <w:p>
+      <w:pPr>
+        <w:spacing w:after="20"/>
+      </w:pPr>
+      <w:r>
+        <w:rPr>
+          <w:b w:val="0"/>
+          <w:i w:val="0"/>
+          <w:u w:val="none"/>
+        </w:rPr>
+        <w:t xml:space="preserve">      8.3  Task 2 — When the Last Name May Have Changed</w:t>
+      </w:r>
+    </w:p>
+    <w:p>
+      <w:pPr>
+        <w:spacing w:after="20"/>
+      </w:pPr>
+      <w:r>
+        <w:rPr>
+          <w:b w:val="0"/>
+          <w:i w:val="0"/>
+          <w:u w:val="none"/>
+        </w:rPr>
+        <w:t xml:space="preserve">      8.4  Task 3 — Starting From the Last Four of the SSN</w:t>
+      </w:r>
+    </w:p>
+    <w:p>
+      <w:pPr>
+        <w:spacing w:after="20"/>
+      </w:pPr>
+      <w:r>
+        <w:rPr>
+          <w:b w:val="0"/>
+          <w:i w:val="0"/>
+          <w:u w:val="none"/>
+        </w:rPr>
+        <w:t xml:space="preserve">      8.5  Task 4 — A Name You Cannot Spell</w:t>
+      </w:r>
+    </w:p>
+    <w:p>
+      <w:pPr>
+        <w:spacing w:after="20"/>
+      </w:pPr>
+      <w:r>
+        <w:rPr>
+          <w:b w:val="0"/>
+          <w:i w:val="0"/>
+          <w:u w:val="none"/>
+        </w:rPr>
+        <w:t xml:space="preserve">      8.6  Task 5 — Too Many Results</w:t>
+      </w:r>
+    </w:p>
+    <w:p>
+      <w:pPr>
+        <w:spacing w:after="20"/>
+      </w:pPr>
+      <w:r>
+        <w:rPr>
+          <w:b w:val="0"/>
+          <w:i w:val="0"/>
+          <w:u w:val="none"/>
+        </w:rPr>
+        <w:t xml:space="preserve">      8.7  Task 6 — Nothing Comes Back</w:t>
+      </w:r>
+    </w:p>
+    <w:p>
+      <w:pPr>
+        <w:spacing w:after="20"/>
+      </w:pPr>
+      <w:r>
+        <w:rPr>
+          <w:b w:val="0"/>
+          <w:i w:val="0"/>
+          <w:u w:val="none"/>
+        </w:rPr>
+        <w:t xml:space="preserve">      8.8  Task 7 — Spelled the Way Someone Else Heard It</w:t>
+      </w:r>
+    </w:p>
+    <w:p>
+      <w:pPr>
+        <w:spacing w:after="20"/>
+      </w:pPr>
+      <w:r>
+        <w:rPr>
+          <w:b w:val="0"/>
+          <w:i w:val="0"/>
+          <w:u w:val="none"/>
+        </w:rPr>
+        <w:t xml:space="preserve">      8.9  Task 8 — A Surname Typed as One Word</w:t>
+      </w:r>
+    </w:p>
+    <w:p>
+      <w:pPr>
+        <w:spacing w:after="20"/>
+      </w:pPr>
+      <w:r>
+        <w:rPr>
+          <w:b w:val="0"/>
+          <w:i w:val="0"/>
+          <w:u w:val="none"/>
+        </w:rPr>
+        <w:t xml:space="preserve">      8.10  Checkpoint: From Finding to Verifying</w:t>
+      </w:r>
+    </w:p>
+    <w:p>
+      <w:pPr>
+        <w:spacing w:after="40"/>
+      </w:pPr>
+      <w:r>
+        <w:rPr>
+          <w:b/>
+          <w:i w:val="0"/>
+          <w:u w:val="none"/>
+        </w:rPr>
+        <w:t>9. Verify: Is This the Right Person?</w:t>
+      </w:r>
+    </w:p>
+    <w:p>
+      <w:pPr>
+        <w:spacing w:after="20"/>
+      </w:pPr>
+      <w:r>
+        <w:rPr>
+          <w:b w:val="0"/>
+          <w:i w:val="0"/>
+          <w:u w:val="none"/>
+        </w:rPr>
+        <w:t xml:space="preserve">      9.1  First Level: Photo and Documents</w:t>
+      </w:r>
+    </w:p>
+    <w:p>
+      <w:pPr>
+        <w:spacing w:after="20"/>
+      </w:pPr>
+      <w:r>
+        <w:rPr>
+          <w:b w:val="0"/>
+          <w:i w:val="0"/>
+          <w:u w:val="none"/>
+        </w:rPr>
+        <w:t xml:space="preserve">      9.2  Second Level: Two of Three</w:t>
+      </w:r>
+    </w:p>
+    <w:p>
+      <w:pPr>
+        <w:spacing w:after="20"/>
+      </w:pPr>
+      <w:r>
+        <w:rPr>
+          <w:b w:val="0"/>
+          <w:i w:val="0"/>
+          <w:u w:val="none"/>
+        </w:rPr>
+        <w:t xml:space="preserve">      9.3  Still Unsure</w:t>
+      </w:r>
+    </w:p>
+    <w:p>
+      <w:pPr>
+        <w:spacing w:after="20"/>
+      </w:pPr>
+      <w:r>
+        <w:rPr>
+          <w:b w:val="0"/>
+          <w:i w:val="0"/>
+          <w:u w:val="none"/>
+        </w:rPr>
+        <w:t xml:space="preserve">      9.4  If You Later Find You Were Wrong</w:t>
+      </w:r>
+    </w:p>
+    <w:p>
+      <w:pPr>
+        <w:spacing w:after="20"/>
+      </w:pPr>
+      <w:r>
+        <w:rPr>
+          <w:b w:val="0"/>
+          <w:i w:val="0"/>
+          <w:u w:val="none"/>
+        </w:rPr>
+        <w:t xml:space="preserve">      9.5  Record the Match, Then Keep Looking</w:t>
+      </w:r>
+    </w:p>
+    <w:p>
+      <w:pPr>
+        <w:spacing w:after="40"/>
+      </w:pPr>
+      <w:r>
+        <w:rPr>
+          <w:b/>
+          <w:i w:val="0"/>
+          <w:u w:val="none"/>
+        </w:rPr>
+        <w:t>10. What You Found</w:t>
+      </w:r>
+    </w:p>
+    <w:p>
+      <w:pPr>
+        <w:spacing w:after="20"/>
+      </w:pPr>
+      <w:r>
+        <w:rPr>
+          <w:b w:val="0"/>
+          <w:i w:val="0"/>
+          <w:u w:val="none"/>
+        </w:rPr>
+        <w:t xml:space="preserve">      10.1  No Matching Record</w:t>
+      </w:r>
+    </w:p>
+    <w:p>
+      <w:pPr>
+        <w:spacing w:after="20"/>
+      </w:pPr>
+      <w:r>
+        <w:rPr>
+          <w:b w:val="0"/>
+          <w:i w:val="0"/>
+          <w:u w:val="none"/>
+        </w:rPr>
+        <w:t xml:space="preserve">      10.2  One Matching Record</w:t>
+      </w:r>
+    </w:p>
+    <w:p>
+      <w:pPr>
+        <w:spacing w:after="20"/>
+      </w:pPr>
+      <w:r>
+        <w:rPr>
+          <w:b w:val="0"/>
+          <w:i w:val="0"/>
+          <w:u w:val="none"/>
+        </w:rPr>
+        <w:t xml:space="preserve">      10.3  Several Matching Records</w:t>
+      </w:r>
+    </w:p>
+    <w:p>
+      <w:pPr>
+        <w:spacing w:after="20"/>
+      </w:pPr>
+      <w:r>
+        <w:rPr>
+          <w:b w:val="0"/>
+          <w:i w:val="0"/>
+          <w:u w:val="none"/>
+        </w:rPr>
+        <w:t xml:space="preserve">      10.4  Choosing Which Record to Work From</w:t>
+      </w:r>
+    </w:p>
+    <w:p>
+      <w:pPr>
+        <w:spacing w:after="40"/>
+      </w:pPr>
+      <w:r>
+        <w:rPr>
+          <w:b/>
+          <w:i w:val="0"/>
+          <w:u w:val="none"/>
+        </w:rPr>
+        <w:t>11. Practice: Verifying a Record</w:t>
+      </w:r>
+    </w:p>
+    <w:p>
+      <w:pPr>
+        <w:spacing w:after="20"/>
+      </w:pPr>
+      <w:r>
+        <w:rPr>
+          <w:b w:val="0"/>
+          <w:i w:val="0"/>
+          <w:u w:val="none"/>
+        </w:rPr>
+        <w:t xml:space="preserve">      11.1  Task 9 — Two People, One Name</w:t>
+      </w:r>
+    </w:p>
+    <w:p>
+      <w:pPr>
+        <w:spacing w:after="20"/>
+      </w:pPr>
+      <w:r>
+        <w:rPr>
+          <w:b w:val="0"/>
+          <w:i w:val="0"/>
+          <w:u w:val="none"/>
+        </w:rPr>
+        <w:t xml:space="preserve">      11.2  Task 10 — When the Identifiers Are Thin</w:t>
+      </w:r>
+    </w:p>
+    <w:p>
+      <w:pPr>
+        <w:spacing w:after="20"/>
+      </w:pPr>
+      <w:r>
+        <w:rPr>
+          <w:b w:val="0"/>
+          <w:i w:val="0"/>
+          <w:u w:val="none"/>
+        </w:rPr>
+        <w:t xml:space="preserve">      11.3  Task 11 — Where They Have Been Staying</w:t>
+      </w:r>
+    </w:p>
+    <w:p>
+      <w:pPr>
+        <w:spacing w:after="20"/>
+      </w:pPr>
+      <w:r>
+        <w:rPr>
+          <w:b w:val="0"/>
+          <w:i w:val="0"/>
+          <w:u w:val="none"/>
+        </w:rPr>
+        <w:t xml:space="preserve">      11.4  Task 12 — Everything at Once</w:t>
+      </w:r>
+    </w:p>
+    <w:p>
+      <w:pPr>
+        <w:spacing w:after="20"/>
+      </w:pPr>
+      <w:r>
+        <w:rPr>
+          <w:b w:val="0"/>
+          <w:i w:val="0"/>
+          <w:u w:val="none"/>
+        </w:rPr>
+        <w:t xml:space="preserve">      11.5  Task 13 — More Than One Record Matches</w:t>
+      </w:r>
+    </w:p>
+    <w:p>
+      <w:pPr>
+        <w:spacing w:after="20"/>
+      </w:pPr>
+      <w:r>
+        <w:rPr>
+          <w:b w:val="0"/>
+          <w:i w:val="0"/>
+          <w:u w:val="none"/>
+        </w:rPr>
+        <w:t xml:space="preserve">      11.6  Task 14 — Finding the Same Person Twice</w:t>
+      </w:r>
+    </w:p>
+    <w:p>
+      <w:pPr>
+        <w:spacing w:after="40"/>
+      </w:pPr>
+      <w:r>
+        <w:rPr>
+          <w:b/>
+          <w:i w:val="0"/>
+          <w:u w:val="none"/>
+        </w:rPr>
+        <w:t>12. When You Are Short on Time</w:t>
+      </w:r>
+    </w:p>
+    <w:p>
+      <w:pPr>
+        <w:spacing w:after="20"/>
+      </w:pPr>
+      <w:r>
+        <w:rPr>
+          <w:b w:val="0"/>
+          <w:i w:val="0"/>
+          <w:u w:val="none"/>
+        </w:rPr>
+        <w:t xml:space="preserve">      12.1  In the Field</w:t>
+      </w:r>
+    </w:p>
+    <w:p>
+      <w:pPr>
+        <w:spacing w:after="40"/>
+      </w:pPr>
+      <w:r>
+        <w:rPr>
+          <w:b/>
+          <w:i w:val="0"/>
+          <w:u w:val="none"/>
+        </w:rPr>
+        <w:t>13. Knowledge Check</w:t>
+      </w:r>
+    </w:p>
+    <w:p>
+      <w:pPr>
+        <w:spacing w:after="20"/>
+      </w:pPr>
+      <w:r>
+        <w:rPr>
+          <w:b w:val="0"/>
+          <w:i w:val="0"/>
+          <w:u w:val="none"/>
+        </w:rPr>
+        <w:t xml:space="preserve">      13.1  Check What You Took In</w:t>
+      </w:r>
+    </w:p>
+    <w:p>
+      <w:pPr>
+        <w:spacing w:after="40"/>
+      </w:pPr>
+      <w:r>
+        <w:rPr>
+          <w:b/>
+          <w:i w:val="0"/>
+          <w:u w:val="none"/>
+        </w:rPr>
+        <w:t>14. Take This With You</w:t>
+      </w:r>
+    </w:p>
+    <w:p>
+      <w:pPr>
+        <w:spacing w:after="20"/>
+      </w:pPr>
+      <w:r>
+        <w:rPr>
+          <w:b w:val="0"/>
+          <w:i w:val="0"/>
+          <w:u w:val="none"/>
+        </w:rPr>
+        <w:t xml:space="preserve">      14.1  Why Accuracy on the Way In Matters</w:t>
+      </w:r>
+    </w:p>
+    <w:p>
+      <w:pPr>
+        <w:spacing w:after="20"/>
+      </w:pPr>
+      <w:r>
+        <w:rPr>
+          <w:b w:val="0"/>
+          <w:i w:val="0"/>
+          <w:u w:val="none"/>
+        </w:rPr>
+        <w:t xml:space="preserve">      14.2  The One-Page Version</w:t>
+      </w:r>
+    </w:p>
+    <w:p>
+      <w:pPr>
+        <w:spacing w:after="40"/>
+      </w:pPr>
+      <w:r>
+        <w:rPr>
+          <w:b/>
+          <w:i w:val="0"/>
+          <w:u w:val="none"/>
+        </w:rPr>
+        <w:t>15. Summary</w:t>
+      </w:r>
+    </w:p>
+    <w:p>
+      <w:pPr>
+        <w:spacing w:after="20"/>
+      </w:pPr>
+      <w:r>
+        <w:rPr>
+          <w:b w:val="0"/>
+          <w:i w:val="0"/>
+          <w:u w:val="none"/>
+        </w:rPr>
+        <w:t xml:space="preserve">      15.1  What You Practiced</w:t>
+      </w:r>
+    </w:p>
+    <w:p>
+      <w:pPr>
+        <w:spacing w:after="20"/>
+      </w:pPr>
+      <w:r>
+        <w:rPr>
+          <w:b w:val="0"/>
+          <w:i w:val="0"/>
+          <w:u w:val="none"/>
+        </w:rPr>
+        <w:t xml:space="preserve">      15.2  Lesson Closing</w:t>
+      </w:r>
+    </w:p>
+    <w:p>
+      <w:pPr>
+        <w:spacing w:after="20"/>
+      </w:pPr>
+      <w:r>
+        <w:rPr>
+          <w:b w:val="0"/>
+          <w:i w:val="0"/>
+          <w:u w:val="none"/>
+        </w:rPr>
+        <w:t xml:space="preserve">      15.3  Survey</w:t>
+      </w:r>
+    </w:p>
+    <w:p>
+      <w:pPr>
+        <w:spacing w:after="40"/>
+      </w:pPr>
+      <w:r>
+        <w:rPr>
+          <w:b/>
+          <w:i w:val="0"/>
+          <w:u w:val="none"/>
+        </w:rPr>
+        <w:t>16. Production Standards</w:t>
+      </w:r>
+    </w:p>
+    <w:p>
+      <w:pPr>
+        <w:spacing w:after="20"/>
+      </w:pPr>
+      <w:r>
+        <w:rPr>
+          <w:b w:val="0"/>
+          <w:i w:val="0"/>
+          <w:u w:val="none"/>
+        </w:rPr>
+        <w:t xml:space="preserve">      16.1  Accessibility</w:t>
+      </w:r>
+    </w:p>
+    <w:p>
+      <w:r>
+        <w:br w:type="page"/>
+      </w:r>
+    </w:p>
+    <w:p/>
+    <w:p>
+      <w:pPr>
+        <w:spacing w:after="160"/>
+      </w:pPr>
+      <w:r>
+        <w:rPr>
+          <w:b/>
+          <w:i w:val="0"/>
+          <w:u w:val="single"/>
+        </w:rPr>
         <w:t>Introduction</w:t>
       </w:r>
     </w:p>
     <w:p>
       <w:pPr>
-        <w:spacing w:after="20"/>
-      </w:pPr>
-      <w:r>
-        <w:rPr>
-          <w:b w:val="0"/>
-          <w:i w:val="0"/>
-          <w:u w:val="none"/>
-        </w:rPr>
-        <w:t>Course Overview</w:t>
-      </w:r>
-    </w:p>
-    <w:p>
-      <w:pPr>
-        <w:spacing w:after="20"/>
-      </w:pPr>
-      <w:r>
-        <w:rPr>
-          <w:b w:val="0"/>
-          <w:i w:val="0"/>
-          <w:u w:val="none"/>
-        </w:rPr>
-        <w:t>What You Will Be Able to Do</w:t>
-      </w:r>
-    </w:p>
-    <w:p>
-      <w:pPr>
-        <w:spacing w:after="20"/>
-      </w:pPr>
-      <w:r>
-        <w:rPr>
-          <w:b w:val="0"/>
-          <w:i w:val="0"/>
-          <w:u w:val="none"/>
-        </w:rPr>
-        <w:t>Before You Start</w:t>
-      </w:r>
-    </w:p>
-    <w:p>
-      <w:pPr>
-        <w:spacing w:after="20"/>
-      </w:pPr>
-      <w:r>
-        <w:rPr>
-          <w:b w:val="0"/>
-          <w:i w:val="0"/>
-          <w:u w:val="none"/>
-        </w:rPr>
-        <w:t>Someone Asks You for an Update</w:t>
-      </w:r>
-    </w:p>
-    <w:p>
-      <w:pPr>
-        <w:spacing w:after="20"/>
-      </w:pPr>
-      <w:r>
-        <w:rPr>
-          <w:b w:val="0"/>
-          <w:i w:val="0"/>
-          <w:u w:val="none"/>
-        </w:rPr>
-        <w:t>How This Lesson Runs</w:t>
-      </w:r>
-    </w:p>
-    <w:p>
-      <w:pPr>
-        <w:spacing w:after="20"/>
-      </w:pPr>
-      <w:r>
-        <w:rPr>
-          <w:b w:val="0"/>
-          <w:i w:val="0"/>
-          <w:u w:val="none"/>
-        </w:rPr>
-        <w:t>Why Searching Thoroughly Matters</w:t>
-      </w:r>
-    </w:p>
-    <w:p>
-      <w:pPr>
-        <w:spacing w:after="40"/>
+        <w:spacing w:after="80"/>
       </w:pPr>
       <w:r>
         <w:rPr>
@@ -857,25 +1786,38 @@
           <w:i w:val="0"/>
           <w:u w:val="none"/>
         </w:rPr>
-        <w:t>Words You Will See</w:t>
-      </w:r>
-    </w:p>
-    <w:p>
-      <w:pPr>
-        <w:spacing w:after="20"/>
-      </w:pPr>
-      <w:r>
-        <w:rPr>
-          <w:b w:val="0"/>
-          <w:i w:val="0"/>
-          <w:u w:val="none"/>
-        </w:rPr>
-        <w:t>Key Terms</w:t>
-      </w:r>
-    </w:p>
-    <w:p>
-      <w:pPr>
-        <w:spacing w:after="40"/>
+        <w:t>Slide 1.1 – Course Navigation</w:t>
+      </w:r>
+    </w:p>
+    <w:p>
+      <w:pPr>
+        <w:spacing w:after="160"/>
+      </w:pPr>
+      <w:r>
+        <w:rPr>
+          <w:b w:val="0"/>
+          <w:i w:val="0"/>
+          <w:u w:val="none"/>
+        </w:rPr>
+        <w:t>Before we start, a quick look at how to move around. This lesson has audio, so turn your sound on. Closed captions are available from the captions icon. The contents on the left let you jump back to anything you have already finished. Move forward with the right arrow — it appears once you have done what a screen asks of you — and back with the left.</w:t>
+      </w:r>
+    </w:p>
+    <w:p>
+      <w:pPr>
+        <w:spacing w:after="160"/>
+      </w:pPr>
+      <w:r>
+        <w:rPr>
+          <w:b w:val="0"/>
+          <w:i/>
+          <w:u w:val="none"/>
+        </w:rPr>
+        <w:t>Standard navigation screen, matching the rest of the series. Adjust the wording to whatever Rise actually shows once the course shell is built.</w:t>
+      </w:r>
+    </w:p>
+    <w:p>
+      <w:pPr>
+        <w:spacing w:after="80"/>
       </w:pPr>
       <w:r>
         <w:rPr>
@@ -883,38 +1825,104 @@
           <w:i w:val="0"/>
           <w:u w:val="none"/>
         </w:rPr>
-        <w:t>Two Rules Before You Touch the Keyboard</w:t>
-      </w:r>
-    </w:p>
-    <w:p>
-      <w:pPr>
-        <w:spacing w:after="20"/>
-      </w:pPr>
-      <w:r>
-        <w:rPr>
-          <w:b w:val="0"/>
-          <w:i w:val="0"/>
-          <w:u w:val="none"/>
-        </w:rPr>
-        <w:t>Assume a Record Already Exists</w:t>
-      </w:r>
-    </w:p>
-    <w:p>
-      <w:pPr>
-        <w:spacing w:after="20"/>
-      </w:pPr>
-      <w:r>
-        <w:rPr>
-          <w:b w:val="0"/>
-          <w:i w:val="0"/>
-          <w:u w:val="none"/>
-        </w:rPr>
-        <w:t>Never Create Before You Search</w:t>
-      </w:r>
-    </w:p>
-    <w:p>
-      <w:pPr>
-        <w:spacing w:after="40"/>
+        <w:t>Slide 1.2 – Course Overview</w:t>
+      </w:r>
+    </w:p>
+    <w:p>
+      <w:pPr>
+        <w:spacing w:after="160"/>
+      </w:pPr>
+      <w:r>
+        <w:rPr>
+          <w:b w:val="0"/>
+          <w:i w:val="0"/>
+          <w:u w:val="none"/>
+        </w:rPr>
+        <w:t>This lesson is about one thing: finding out whether the person in front of you already has a record in HMIS, and making sure you are looking at the right one.</w:t>
+      </w:r>
+    </w:p>
+    <w:p>
+      <w:pPr>
+        <w:spacing w:after="160"/>
+      </w:pPr>
+      <w:r>
+        <w:rPr>
+          <w:b w:val="0"/>
+          <w:i w:val="0"/>
+          <w:u w:val="none"/>
+        </w:rPr>
+        <w:t>Set aside about forty minutes. A good part of that is hands on: you will work in a practice version of Clarity — the same screens you use at work, with invented people in them. Nothing you do in the practice affects real records, and none of the people in it are real.</w:t>
+      </w:r>
+    </w:p>
+    <w:p>
+      <w:pPr>
+        <w:spacing w:after="160"/>
+      </w:pPr>
+      <w:r>
+        <w:rPr>
+          <w:b w:val="0"/>
+          <w:i w:val="0"/>
+          <w:u w:val="none"/>
+        </w:rPr>
+        <w:t>You can return to this lesson any time after you finish it.</w:t>
+      </w:r>
+    </w:p>
+    <w:p>
+      <w:pPr>
+        <w:spacing w:after="160"/>
+      </w:pPr>
+      <w:r>
+        <w:rPr>
+          <w:b w:val="0"/>
+          <w:i/>
+          <w:u w:val="none"/>
+        </w:rPr>
+        <w:t>Where the forty minutes goes, measured from this script rather than estimated: narrated instruction 2,780 words, about 19 minutes at a normal pace. Task situations and feedback, which the learner reads rather than hears, about 8 minutes. Knowledge check about 2 and a half. The fourteen tasks themselves are the smallest part — around 7 minutes of actual interaction, because each one is a short search. Hints and the correct-record lines in this document are not learner-facing time at all.</w:t>
+      </w:r>
+    </w:p>
+    <w:p>
+      <w:pPr>
+        <w:spacing w:after="160"/>
+      </w:pPr>
+      <w:r>
+        <w:rPr>
+          <w:b w:val="0"/>
+          <w:i w:val="0"/>
+          <w:color w:val="C01C1C"/>
+          <w:u w:val="none"/>
+        </w:rPr>
+        <w:t>Open question 1: the brainstorm notes put an e-learning at about ten minutes, and this is forty. Worth knowing before that is treated as a problem: the practice is not what makes it long — the instruction is, at just over half the words, and most of that is groundwork the rest of the series stands on rather than material this lesson needs for itself. The lever that moves the number furthest is how much is narrated versus read: as narration the instruction runs about 19 minutes, as on-screen text about 12. Cutting tasks saves the least and costs the most.</w:t>
+      </w:r>
+    </w:p>
+    <w:p>
+      <w:pPr>
+        <w:spacing w:after="160"/>
+      </w:pPr>
+      <w:r>
+        <w:rPr>
+          <w:b w:val="0"/>
+          <w:i/>
+          <w:u w:val="none"/>
+        </w:rPr>
+        <w:t>If the series would rather run shorter lessons anyway, the natural cut is the checkpoint between task 8 and task 9 — eight tasks on searching, six on verifying.</w:t>
+      </w:r>
+    </w:p>
+    <w:p>
+      <w:pPr>
+        <w:spacing w:after="160"/>
+      </w:pPr>
+      <w:r>
+        <w:rPr>
+          <w:b w:val="0"/>
+          <w:i/>
+          <w:u w:val="none"/>
+        </w:rPr>
+        <w:t>Opening screen. Course title, estimated time, and a Begin button. The Begin button also satisfies the browser requirement that the learner interact with the page before audio can play.</w:t>
+      </w:r>
+    </w:p>
+    <w:p>
+      <w:pPr>
+        <w:spacing w:after="80"/>
       </w:pPr>
       <w:r>
         <w:rPr>
@@ -922,911 +1930,20 @@
           <w:i w:val="0"/>
           <w:u w:val="none"/>
         </w:rPr>
-        <w:t>Preparing to Search</w:t>
-      </w:r>
-    </w:p>
-    <w:p>
-      <w:pPr>
-        <w:spacing w:after="20"/>
-      </w:pPr>
-      <w:r>
-        <w:rPr>
-          <w:b w:val="0"/>
-          <w:i w:val="0"/>
-          <w:u w:val="none"/>
-        </w:rPr>
-        <w:t>What to Collect First</w:t>
-      </w:r>
-    </w:p>
-    <w:p>
-      <w:pPr>
-        <w:spacing w:after="20"/>
-      </w:pPr>
-      <w:r>
-        <w:rPr>
-          <w:b w:val="0"/>
-          <w:i w:val="0"/>
-          <w:u w:val="none"/>
-        </w:rPr>
-        <w:t>The Order to Ask In</w:t>
-      </w:r>
-    </w:p>
-    <w:p>
-      <w:pPr>
-        <w:spacing w:after="20"/>
-      </w:pPr>
-      <w:r>
-        <w:rPr>
-          <w:b w:val="0"/>
-          <w:i w:val="0"/>
-          <w:u w:val="none"/>
-        </w:rPr>
-        <w:t>Confirm the Spelling</w:t>
-      </w:r>
-    </w:p>
-    <w:p>
-      <w:pPr>
-        <w:spacing w:after="40"/>
-      </w:pPr>
-      <w:r>
-        <w:rPr>
-          <w:b/>
-          <w:i w:val="0"/>
-          <w:u w:val="none"/>
-        </w:rPr>
-        <w:t>How Search Works</w:t>
-      </w:r>
-    </w:p>
-    <w:p>
-      <w:pPr>
-        <w:spacing w:after="20"/>
-      </w:pPr>
-      <w:r>
-        <w:rPr>
-          <w:b w:val="0"/>
-          <w:i w:val="0"/>
-          <w:u w:val="none"/>
-        </w:rPr>
-        <w:t>One Bar, Many Kinds of Information</w:t>
-      </w:r>
-    </w:p>
-    <w:p>
-      <w:pPr>
-        <w:spacing w:after="20"/>
-      </w:pPr>
-      <w:r>
-        <w:rPr>
-          <w:b w:val="0"/>
-          <w:i w:val="0"/>
-          <w:u w:val="none"/>
-        </w:rPr>
-        <w:t>Searching by Name</w:t>
-      </w:r>
-    </w:p>
-    <w:p>
-      <w:pPr>
-        <w:spacing w:after="20"/>
-      </w:pPr>
-      <w:r>
-        <w:rPr>
-          <w:b w:val="0"/>
-          <w:i w:val="0"/>
-          <w:u w:val="none"/>
-        </w:rPr>
-        <w:t>Searching by Date of Birth</w:t>
-      </w:r>
-    </w:p>
-    <w:p>
-      <w:pPr>
-        <w:spacing w:after="20"/>
-      </w:pPr>
-      <w:r>
-        <w:rPr>
-          <w:b w:val="0"/>
-          <w:i w:val="0"/>
-          <w:u w:val="none"/>
-        </w:rPr>
-        <w:t>Searching by Social Security Number</w:t>
-      </w:r>
-    </w:p>
-    <w:p>
-      <w:pPr>
-        <w:spacing w:after="20"/>
-      </w:pPr>
-      <w:r>
-        <w:rPr>
-          <w:b w:val="0"/>
-          <w:i w:val="0"/>
-          <w:u w:val="none"/>
-        </w:rPr>
-        <w:t>Reading the Results</w:t>
-      </w:r>
-    </w:p>
-    <w:p>
-      <w:pPr>
-        <w:spacing w:after="40"/>
-      </w:pPr>
-      <w:r>
-        <w:rPr>
-          <w:b/>
-          <w:i w:val="0"/>
-          <w:u w:val="none"/>
-        </w:rPr>
-        <w:t>When Search Comes Up Empty</w:t>
-      </w:r>
-    </w:p>
-    <w:p>
-      <w:pPr>
-        <w:spacing w:after="20"/>
-      </w:pPr>
-      <w:r>
-        <w:rPr>
-          <w:b w:val="0"/>
-          <w:i w:val="0"/>
-          <w:u w:val="none"/>
-        </w:rPr>
-        <w:t>Alternate Names</w:t>
-      </w:r>
-    </w:p>
-    <w:p>
-      <w:pPr>
-        <w:spacing w:after="20"/>
-      </w:pPr>
-      <w:r>
-        <w:rPr>
-          <w:b w:val="0"/>
-          <w:i w:val="0"/>
-          <w:u w:val="none"/>
-        </w:rPr>
-        <w:t>Alternate Spellings</w:t>
-      </w:r>
-    </w:p>
-    <w:p>
-      <w:pPr>
-        <w:spacing w:after="20"/>
-      </w:pPr>
-      <w:r>
-        <w:rPr>
-          <w:b w:val="0"/>
-          <w:i w:val="0"/>
-          <w:u w:val="none"/>
-        </w:rPr>
-        <w:t>Start Over From a Different Fact</w:t>
-      </w:r>
-    </w:p>
-    <w:p>
-      <w:pPr>
-        <w:spacing w:after="20"/>
-      </w:pPr>
-      <w:r>
-        <w:rPr>
-          <w:b w:val="0"/>
-          <w:i w:val="0"/>
-          <w:u w:val="none"/>
-        </w:rPr>
-        <w:t>Street Outreach: Searching by Location</w:t>
-      </w:r>
-    </w:p>
-    <w:p>
-      <w:pPr>
-        <w:spacing w:after="20"/>
-      </w:pPr>
-      <w:r>
-        <w:rPr>
-          <w:b w:val="0"/>
-          <w:i w:val="0"/>
-          <w:u w:val="none"/>
-        </w:rPr>
-        <w:t>Ask Your Data Staff</w:t>
-      </w:r>
-    </w:p>
-    <w:p>
-      <w:pPr>
-        <w:spacing w:after="20"/>
-      </w:pPr>
-      <w:r>
-        <w:rPr>
-          <w:b w:val="0"/>
-          <w:i w:val="0"/>
-          <w:u w:val="none"/>
-        </w:rPr>
-        <w:t>Only Then, Create a Record</w:t>
-      </w:r>
-    </w:p>
-    <w:p>
-      <w:pPr>
-        <w:spacing w:after="40"/>
-      </w:pPr>
-      <w:r>
-        <w:rPr>
-          <w:b/>
-          <w:i w:val="0"/>
-          <w:u w:val="none"/>
-        </w:rPr>
-        <w:t>How the Practice Tool Is Built</w:t>
-      </w:r>
-    </w:p>
-    <w:p>
-      <w:pPr>
-        <w:spacing w:after="20"/>
-      </w:pPr>
-      <w:r>
-        <w:rPr>
-          <w:b w:val="0"/>
-          <w:i w:val="0"/>
-          <w:u w:val="none"/>
-        </w:rPr>
-        <w:t>Only What This Lesson Needs</w:t>
-      </w:r>
-    </w:p>
-    <w:p>
-      <w:pPr>
-        <w:spacing w:after="20"/>
-      </w:pPr>
-      <w:r>
-        <w:rPr>
-          <w:b w:val="0"/>
-          <w:i w:val="0"/>
-          <w:u w:val="none"/>
-        </w:rPr>
-        <w:t>Earning the Rest</w:t>
-      </w:r>
-    </w:p>
-    <w:p>
-      <w:pPr>
-        <w:spacing w:after="40"/>
-      </w:pPr>
-      <w:r>
-        <w:rPr>
-          <w:b/>
-          <w:i w:val="0"/>
-          <w:u w:val="none"/>
-        </w:rPr>
-        <w:t>Practice: Finding a Participant</w:t>
-      </w:r>
-    </w:p>
-    <w:p>
-      <w:pPr>
-        <w:spacing w:after="20"/>
-      </w:pPr>
-      <w:r>
-        <w:rPr>
-          <w:b w:val="0"/>
-          <w:i w:val="0"/>
-          <w:u w:val="none"/>
-        </w:rPr>
-        <w:t>How the Practice Works</w:t>
-      </w:r>
-    </w:p>
-    <w:p>
-      <w:pPr>
-        <w:spacing w:after="20"/>
-      </w:pPr>
-      <w:r>
-        <w:rPr>
-          <w:b w:val="0"/>
-          <w:i w:val="0"/>
-          <w:u w:val="none"/>
-        </w:rPr>
-        <w:t>Task 1 — The Name He Gave You</w:t>
-      </w:r>
-    </w:p>
-    <w:p>
-      <w:pPr>
-        <w:spacing w:after="20"/>
-      </w:pPr>
-      <w:r>
-        <w:rPr>
-          <w:b w:val="0"/>
-          <w:i w:val="0"/>
-          <w:u w:val="none"/>
-        </w:rPr>
-        <w:t>Task 2 — When the Last Name May Have Changed</w:t>
-      </w:r>
-    </w:p>
-    <w:p>
-      <w:pPr>
-        <w:spacing w:after="20"/>
-      </w:pPr>
-      <w:r>
-        <w:rPr>
-          <w:b w:val="0"/>
-          <w:i w:val="0"/>
-          <w:u w:val="none"/>
-        </w:rPr>
-        <w:t>Task 3 — Starting From the Last Four of the SSN</w:t>
-      </w:r>
-    </w:p>
-    <w:p>
-      <w:pPr>
-        <w:spacing w:after="20"/>
-      </w:pPr>
-      <w:r>
-        <w:rPr>
-          <w:b w:val="0"/>
-          <w:i w:val="0"/>
-          <w:u w:val="none"/>
-        </w:rPr>
-        <w:t>Task 4 — A Name You Cannot Spell</w:t>
-      </w:r>
-    </w:p>
-    <w:p>
-      <w:pPr>
-        <w:spacing w:after="20"/>
-      </w:pPr>
-      <w:r>
-        <w:rPr>
-          <w:b w:val="0"/>
-          <w:i w:val="0"/>
-          <w:u w:val="none"/>
-        </w:rPr>
-        <w:t>Task 5 — Too Many Results</w:t>
-      </w:r>
-    </w:p>
-    <w:p>
-      <w:pPr>
-        <w:spacing w:after="20"/>
-      </w:pPr>
-      <w:r>
-        <w:rPr>
-          <w:b w:val="0"/>
-          <w:i w:val="0"/>
-          <w:u w:val="none"/>
-        </w:rPr>
-        <w:t>Task 6 — Nothing Comes Back</w:t>
-      </w:r>
-    </w:p>
-    <w:p>
-      <w:pPr>
-        <w:spacing w:after="20"/>
-      </w:pPr>
-      <w:r>
-        <w:rPr>
-          <w:b w:val="0"/>
-          <w:i w:val="0"/>
-          <w:u w:val="none"/>
-        </w:rPr>
-        <w:t>Task 7 — Spelled the Way Someone Else Heard It</w:t>
-      </w:r>
-    </w:p>
-    <w:p>
-      <w:pPr>
-        <w:spacing w:after="20"/>
-      </w:pPr>
-      <w:r>
-        <w:rPr>
-          <w:b w:val="0"/>
-          <w:i w:val="0"/>
-          <w:u w:val="none"/>
-        </w:rPr>
-        <w:t>Task 8 — A Surname Typed as One Word</w:t>
-      </w:r>
-    </w:p>
-    <w:p>
-      <w:pPr>
-        <w:spacing w:after="20"/>
-      </w:pPr>
-      <w:r>
-        <w:rPr>
-          <w:b w:val="0"/>
-          <w:i w:val="0"/>
-          <w:u w:val="none"/>
-        </w:rPr>
-        <w:t>Checkpoint: From Finding to Verifying</w:t>
-      </w:r>
-    </w:p>
-    <w:p>
-      <w:pPr>
-        <w:spacing w:after="40"/>
-      </w:pPr>
-      <w:r>
-        <w:rPr>
-          <w:b/>
-          <w:i w:val="0"/>
-          <w:u w:val="none"/>
-        </w:rPr>
-        <w:t>Verify: Is This the Right Person?</w:t>
-      </w:r>
-    </w:p>
-    <w:p>
-      <w:pPr>
-        <w:spacing w:after="20"/>
-      </w:pPr>
-      <w:r>
-        <w:rPr>
-          <w:b w:val="0"/>
-          <w:i w:val="0"/>
-          <w:u w:val="none"/>
-        </w:rPr>
-        <w:t>First Level: Photo and Documents</w:t>
-      </w:r>
-    </w:p>
-    <w:p>
-      <w:pPr>
-        <w:spacing w:after="20"/>
-      </w:pPr>
-      <w:r>
-        <w:rPr>
-          <w:b w:val="0"/>
-          <w:i w:val="0"/>
-          <w:u w:val="none"/>
-        </w:rPr>
-        <w:t>Second Level: Two of Three</w:t>
-      </w:r>
-    </w:p>
-    <w:p>
-      <w:pPr>
-        <w:spacing w:after="20"/>
-      </w:pPr>
-      <w:r>
-        <w:rPr>
-          <w:b w:val="0"/>
-          <w:i w:val="0"/>
-          <w:u w:val="none"/>
-        </w:rPr>
-        <w:t>Still Unsure</w:t>
-      </w:r>
-    </w:p>
-    <w:p>
-      <w:pPr>
-        <w:spacing w:after="20"/>
-      </w:pPr>
-      <w:r>
-        <w:rPr>
-          <w:b w:val="0"/>
-          <w:i w:val="0"/>
-          <w:u w:val="none"/>
-        </w:rPr>
-        <w:t>If You Later Find You Were Wrong</w:t>
-      </w:r>
-    </w:p>
-    <w:p>
-      <w:pPr>
-        <w:spacing w:after="20"/>
-      </w:pPr>
-      <w:r>
-        <w:rPr>
-          <w:b w:val="0"/>
-          <w:i w:val="0"/>
-          <w:u w:val="none"/>
-        </w:rPr>
-        <w:t>Record the Match, Then Keep Looking</w:t>
-      </w:r>
-    </w:p>
-    <w:p>
-      <w:pPr>
-        <w:spacing w:after="40"/>
-      </w:pPr>
-      <w:r>
-        <w:rPr>
-          <w:b/>
-          <w:i w:val="0"/>
-          <w:u w:val="none"/>
-        </w:rPr>
-        <w:t>What You Found</w:t>
-      </w:r>
-    </w:p>
-    <w:p>
-      <w:pPr>
-        <w:spacing w:after="20"/>
-      </w:pPr>
-      <w:r>
-        <w:rPr>
-          <w:b w:val="0"/>
-          <w:i w:val="0"/>
-          <w:u w:val="none"/>
-        </w:rPr>
-        <w:t>No Matching Record</w:t>
-      </w:r>
-    </w:p>
-    <w:p>
-      <w:pPr>
-        <w:spacing w:after="20"/>
-      </w:pPr>
-      <w:r>
-        <w:rPr>
-          <w:b w:val="0"/>
-          <w:i w:val="0"/>
-          <w:u w:val="none"/>
-        </w:rPr>
-        <w:t>One Matching Record</w:t>
-      </w:r>
-    </w:p>
-    <w:p>
-      <w:pPr>
-        <w:spacing w:after="20"/>
-      </w:pPr>
-      <w:r>
-        <w:rPr>
-          <w:b w:val="0"/>
-          <w:i w:val="0"/>
-          <w:u w:val="none"/>
-        </w:rPr>
-        <w:t>Several Matching Records</w:t>
-      </w:r>
-    </w:p>
-    <w:p>
-      <w:pPr>
-        <w:spacing w:after="20"/>
-      </w:pPr>
-      <w:r>
-        <w:rPr>
-          <w:b w:val="0"/>
-          <w:i w:val="0"/>
-          <w:u w:val="none"/>
-        </w:rPr>
-        <w:t>Choosing Which Record to Work From</w:t>
-      </w:r>
-    </w:p>
-    <w:p>
-      <w:pPr>
-        <w:spacing w:after="40"/>
-      </w:pPr>
-      <w:r>
-        <w:rPr>
-          <w:b/>
-          <w:i w:val="0"/>
-          <w:u w:val="none"/>
-        </w:rPr>
-        <w:t>Practice: Verifying a Record</w:t>
-      </w:r>
-    </w:p>
-    <w:p>
-      <w:pPr>
-        <w:spacing w:after="20"/>
-      </w:pPr>
-      <w:r>
-        <w:rPr>
-          <w:b w:val="0"/>
-          <w:i w:val="0"/>
-          <w:u w:val="none"/>
-        </w:rPr>
-        <w:t>Task 9 — Two People, One Name</w:t>
-      </w:r>
-    </w:p>
-    <w:p>
-      <w:pPr>
-        <w:spacing w:after="20"/>
-      </w:pPr>
-      <w:r>
-        <w:rPr>
-          <w:b w:val="0"/>
-          <w:i w:val="0"/>
-          <w:u w:val="none"/>
-        </w:rPr>
-        <w:t>Task 10 — When the Identifiers Are Thin</w:t>
-      </w:r>
-    </w:p>
-    <w:p>
-      <w:pPr>
-        <w:spacing w:after="20"/>
-      </w:pPr>
-      <w:r>
-        <w:rPr>
-          <w:b w:val="0"/>
-          <w:i w:val="0"/>
-          <w:u w:val="none"/>
-        </w:rPr>
-        <w:t>Task 11 — Where They Have Been Staying</w:t>
-      </w:r>
-    </w:p>
-    <w:p>
-      <w:pPr>
-        <w:spacing w:after="20"/>
-      </w:pPr>
-      <w:r>
-        <w:rPr>
-          <w:b w:val="0"/>
-          <w:i w:val="0"/>
-          <w:u w:val="none"/>
-        </w:rPr>
-        <w:t>Task 12 — Everything at Once</w:t>
-      </w:r>
-    </w:p>
-    <w:p>
-      <w:pPr>
-        <w:spacing w:after="20"/>
-      </w:pPr>
-      <w:r>
-        <w:rPr>
-          <w:b w:val="0"/>
-          <w:i w:val="0"/>
-          <w:u w:val="none"/>
-        </w:rPr>
-        <w:t>Task 13 — More Than One Record Matches</w:t>
-      </w:r>
-    </w:p>
-    <w:p>
-      <w:pPr>
-        <w:spacing w:after="20"/>
-      </w:pPr>
-      <w:r>
-        <w:rPr>
-          <w:b w:val="0"/>
-          <w:i w:val="0"/>
-          <w:u w:val="none"/>
-        </w:rPr>
-        <w:t>Task 14 — Finding the Same Person Twice</w:t>
-      </w:r>
-    </w:p>
-    <w:p>
-      <w:pPr>
-        <w:spacing w:after="40"/>
-      </w:pPr>
-      <w:r>
-        <w:rPr>
-          <w:b/>
-          <w:i w:val="0"/>
-          <w:u w:val="none"/>
-        </w:rPr>
-        <w:t>When You Are Short on Time</w:t>
-      </w:r>
-    </w:p>
-    <w:p>
-      <w:pPr>
-        <w:spacing w:after="20"/>
-      </w:pPr>
-      <w:r>
-        <w:rPr>
-          <w:b w:val="0"/>
-          <w:i w:val="0"/>
-          <w:u w:val="none"/>
-        </w:rPr>
-        <w:t>In the Field</w:t>
-      </w:r>
-    </w:p>
-    <w:p>
-      <w:pPr>
-        <w:spacing w:after="40"/>
-      </w:pPr>
-      <w:r>
-        <w:rPr>
-          <w:b/>
-          <w:i w:val="0"/>
-          <w:u w:val="none"/>
-        </w:rPr>
-        <w:t>Production Standards</w:t>
-      </w:r>
-    </w:p>
-    <w:p>
-      <w:pPr>
-        <w:spacing w:after="20"/>
-      </w:pPr>
-      <w:r>
-        <w:rPr>
-          <w:b w:val="0"/>
-          <w:i w:val="0"/>
-          <w:u w:val="none"/>
-        </w:rPr>
-        <w:t>Accessibility</w:t>
-      </w:r>
-    </w:p>
-    <w:p>
-      <w:pPr>
-        <w:spacing w:after="40"/>
-      </w:pPr>
-      <w:r>
-        <w:rPr>
-          <w:b/>
-          <w:i w:val="0"/>
-          <w:u w:val="none"/>
-        </w:rPr>
-        <w:t>Knowledge Check</w:t>
-      </w:r>
-    </w:p>
-    <w:p>
-      <w:pPr>
-        <w:spacing w:after="40"/>
-      </w:pPr>
-      <w:r>
-        <w:rPr>
-          <w:b/>
-          <w:i w:val="0"/>
-          <w:u w:val="none"/>
-        </w:rPr>
-        <w:t>Take This With You</w:t>
-      </w:r>
-    </w:p>
-    <w:p>
-      <w:pPr>
-        <w:spacing w:after="20"/>
-      </w:pPr>
-      <w:r>
-        <w:rPr>
-          <w:b w:val="0"/>
-          <w:i w:val="0"/>
-          <w:u w:val="none"/>
-        </w:rPr>
-        <w:t>Why Accuracy on the Way In Matters</w:t>
-      </w:r>
-    </w:p>
-    <w:p>
-      <w:pPr>
-        <w:spacing w:after="20"/>
-      </w:pPr>
-      <w:r>
-        <w:rPr>
-          <w:b w:val="0"/>
-          <w:i w:val="0"/>
-          <w:u w:val="none"/>
-        </w:rPr>
-        <w:t>The One-Page Version</w:t>
-      </w:r>
-    </w:p>
-    <w:p>
-      <w:pPr>
-        <w:spacing w:after="40"/>
-      </w:pPr>
-      <w:r>
-        <w:rPr>
-          <w:b/>
-          <w:i w:val="0"/>
-          <w:u w:val="none"/>
-        </w:rPr>
-        <w:t>Summary</w:t>
-      </w:r>
-    </w:p>
-    <w:p>
-      <w:pPr>
-        <w:spacing w:after="20"/>
-      </w:pPr>
-      <w:r>
-        <w:rPr>
-          <w:b w:val="0"/>
-          <w:i w:val="0"/>
-          <w:u w:val="none"/>
-        </w:rPr>
-        <w:t>What You Practiced</w:t>
-      </w:r>
-    </w:p>
-    <w:p>
-      <w:pPr>
-        <w:spacing w:after="20"/>
-      </w:pPr>
-      <w:r>
-        <w:rPr>
-          <w:b w:val="0"/>
-          <w:i w:val="0"/>
-          <w:u w:val="none"/>
-        </w:rPr>
-        <w:t>Survey</w:t>
-      </w:r>
-    </w:p>
-    <w:p>
-      <w:r>
-        <w:br w:type="page"/>
-      </w:r>
-    </w:p>
-    <w:p/>
+        <w:t>Slide 1.3 – Objectives</w:t>
+      </w:r>
+    </w:p>
     <w:p>
       <w:pPr>
         <w:spacing w:after="160"/>
       </w:pPr>
       <w:r>
         <w:rPr>
-          <w:b/>
-          <w:i w:val="0"/>
-          <w:u w:val="single"/>
-        </w:rPr>
-        <w:t>Introduction</w:t>
-      </w:r>
-    </w:p>
-    <w:p>
-      <w:pPr>
-        <w:spacing w:after="80"/>
-      </w:pPr>
-      <w:r>
-        <w:rPr>
-          <w:b/>
-          <w:i w:val="0"/>
-          <w:u w:val="none"/>
-        </w:rPr>
-        <w:t>Course Overview</w:t>
-      </w:r>
-    </w:p>
-    <w:p>
-      <w:pPr>
-        <w:spacing w:after="160"/>
-      </w:pPr>
-      <w:r>
-        <w:rPr>
-          <w:b w:val="0"/>
-          <w:i w:val="0"/>
-          <w:u w:val="none"/>
-        </w:rPr>
-        <w:t>This lesson is about one thing: finding out whether the person in front of you already has a record in HMIS, and making sure you are looking at the right one.</w:t>
-      </w:r>
-    </w:p>
-    <w:p>
-      <w:pPr>
-        <w:spacing w:after="160"/>
-      </w:pPr>
-      <w:r>
-        <w:rPr>
-          <w:b w:val="0"/>
-          <w:i w:val="0"/>
-          <w:u w:val="none"/>
-        </w:rPr>
-        <w:t>Set aside about forty minutes. A good part of that is hands on: you will work in a practice version of Clarity — the same screens you use at work, with invented people in them. Nothing you do in the practice affects real records, and none of the people in it are real.</w:t>
-      </w:r>
-    </w:p>
-    <w:p>
-      <w:pPr>
-        <w:spacing w:after="160"/>
-      </w:pPr>
-      <w:r>
-        <w:rPr>
-          <w:b w:val="0"/>
-          <w:i w:val="0"/>
-          <w:u w:val="none"/>
-        </w:rPr>
-        <w:t>You can return to this lesson any time after you finish it.</w:t>
-      </w:r>
-    </w:p>
-    <w:p>
-      <w:pPr>
-        <w:spacing w:after="160"/>
-      </w:pPr>
-      <w:r>
-        <w:rPr>
-          <w:b w:val="0"/>
-          <w:i/>
-          <w:u w:val="none"/>
-        </w:rPr>
-        <w:t>Where the forty minutes goes, measured from this script rather than estimated: narrated instruction 2,780 words, about 19 minutes at a normal pace. Task situations and feedback, which the learner reads rather than hears, about 8 minutes. Knowledge check about 2 and a half. The fourteen tasks themselves are the smallest part — around 7 minutes of actual interaction, because each one is a short search. Hints and the correct-record lines in this document are not learner-facing time at all.</w:t>
-      </w:r>
-    </w:p>
-    <w:p>
-      <w:pPr>
-        <w:spacing w:after="160"/>
-      </w:pPr>
-      <w:r>
-        <w:rPr>
-          <w:b w:val="0"/>
-          <w:i w:val="0"/>
-          <w:color w:val="C01C1C"/>
-          <w:u w:val="none"/>
-        </w:rPr>
-        <w:t>Open question 1: the brainstorm notes put an e-learning at about ten minutes, and this is forty. Worth knowing before that is treated as a problem: the practice is not what makes it long — the instruction is, at just over half the words, and most of that is groundwork the rest of the series stands on rather than material this lesson needs for itself. The lever that moves the number furthest is how much is narrated versus read: as narration the instruction runs about 19 minutes, as on-screen text about 12. Cutting tasks saves the least and costs the most.</w:t>
-      </w:r>
-    </w:p>
-    <w:p>
-      <w:pPr>
-        <w:spacing w:after="160"/>
-      </w:pPr>
-      <w:r>
-        <w:rPr>
-          <w:b w:val="0"/>
-          <w:i/>
-          <w:u w:val="none"/>
-        </w:rPr>
-        <w:t>If the series would rather run shorter lessons anyway, the natural cut is the checkpoint between task 8 and task 9 — eight tasks on searching, six on verifying.</w:t>
-      </w:r>
-    </w:p>
-    <w:p>
-      <w:pPr>
-        <w:spacing w:after="160"/>
-      </w:pPr>
-      <w:r>
-        <w:rPr>
-          <w:b w:val="0"/>
-          <w:i/>
-          <w:u w:val="none"/>
-        </w:rPr>
-        <w:t>Opening screen. Course title, estimated time, and a Begin button. The Begin button also satisfies the browser requirement that the learner interact with the page before audio can play.</w:t>
-      </w:r>
-    </w:p>
-    <w:p>
-      <w:pPr>
-        <w:spacing w:after="80"/>
-      </w:pPr>
-      <w:r>
-        <w:rPr>
-          <w:b/>
-          <w:i w:val="0"/>
-          <w:u w:val="none"/>
-        </w:rPr>
-        <w:t>What You Will Be Able to Do</w:t>
+          <w:b w:val="0"/>
+          <w:i w:val="0"/>
+          <w:u w:val="none"/>
+        </w:rPr>
+        <w:t>This lesson has three objectives. By the end of it, you will</w:t>
       </w:r>
     </w:p>
     <w:p>
@@ -1863,6 +1980,19 @@
       <w:r>
         <w:rPr>
           <w:b w:val="0"/>
+          <w:i w:val="0"/>
+          <w:u w:val="none"/>
+        </w:rPr>
+        <w:t>Meeting these lays the groundwork for everything else in the series — every lesson that follows assumes you can find the right person first.</w:t>
+      </w:r>
+    </w:p>
+    <w:p>
+      <w:pPr>
+        <w:spacing w:after="160"/>
+      </w:pPr>
+      <w:r>
+        <w:rPr>
+          <w:b w:val="0"/>
           <w:i/>
           <w:u w:val="none"/>
         </w:rPr>
@@ -1931,7 +2061,7 @@
           <w:i w:val="0"/>
           <w:u w:val="none"/>
         </w:rPr>
-        <w:t>Before You Start</w:t>
+        <w:t>Slide 1.4 – Lesson Structure</w:t>
       </w:r>
     </w:p>
     <w:p>
@@ -1944,205 +2074,7 @@
           <w:i w:val="0"/>
           <w:u w:val="none"/>
         </w:rPr>
-        <w:t>One question before the lesson begins: which Continuum of Care do you work with?</w:t>
-      </w:r>
-    </w:p>
-    <w:p>
-      <w:pPr>
-        <w:spacing w:after="160"/>
-      </w:pPr>
-      <w:r>
-        <w:rPr>
-          <w:b w:val="0"/>
-          <w:i/>
-          <w:u w:val="none"/>
-        </w:rPr>
-        <w:t>Single-select, asked on the opening screen and stored for the rest of the course. It decides which CoC the lesson names when it talks about the unduplicated count, and it is worth knowing who is taking this training.</w:t>
-      </w:r>
-    </w:p>
-    <w:p>
-      <w:pPr>
-        <w:spacing w:after="160"/>
-      </w:pPr>
-      <w:r>
-        <w:rPr>
-          <w:b w:val="0"/>
-          <w:i w:val="0"/>
-          <w:color w:val="C01C1C"/>
-          <w:u w:val="none"/>
-        </w:rPr>
-        <w:t>Open question 2: is a pre-survey required for this course, or is this an enrollment question rather than a lesson question? If enrollment already captures the learner's CoC, this screen should be dropped rather than asking for it twice.</w:t>
-      </w:r>
-    </w:p>
-    <w:p>
-      <w:pPr>
-        <w:spacing w:after="80"/>
-      </w:pPr>
-      <w:r>
-        <w:rPr>
-          <w:b/>
-          <w:i w:val="0"/>
-          <w:u w:val="none"/>
-        </w:rPr>
-        <w:t>Someone Asks You for an Update</w:t>
-      </w:r>
-    </w:p>
-    <w:p>
-      <w:pPr>
-        <w:spacing w:after="160"/>
-      </w:pPr>
-      <w:r>
-        <w:rPr>
-          <w:b w:val="0"/>
-          <w:i w:val="0"/>
-          <w:u w:val="none"/>
-        </w:rPr>
-        <w:t>There is a cleanup on the block this morning. People are moving their things, and your team is working the encampment.</w:t>
-      </w:r>
-    </w:p>
-    <w:p>
-      <w:pPr>
-        <w:spacing w:after="160"/>
-      </w:pPr>
-      <w:r>
-        <w:rPr>
-          <w:b w:val="0"/>
-          <w:i w:val="0"/>
-          <w:u w:val="none"/>
-        </w:rPr>
-        <w:t>Someone walks up to you. Not a stranger exactly — you have seen him here before. He wants to know whether there is any news about interim housing for him.</w:t>
-      </w:r>
-    </w:p>
-    <w:p>
-      <w:pPr>
-        <w:spacing w:after="160"/>
-      </w:pPr>
-      <w:r>
-        <w:rPr>
-          <w:b w:val="0"/>
-          <w:i w:val="0"/>
-          <w:u w:val="none"/>
-        </w:rPr>
-        <w:t>He tells you somebody came round a while back. Took his details, said they would be in touch. Nothing happened, and he does not remember the name of the agency or the worker.</w:t>
-      </w:r>
-    </w:p>
-    <w:p>
-      <w:pPr>
-        <w:spacing w:after="160"/>
-      </w:pPr>
-      <w:r>
-        <w:rPr>
-          <w:b w:val="0"/>
-          <w:i w:val="0"/>
-          <w:u w:val="none"/>
-        </w:rPr>
-        <w:t>That last part is the part to notice. If a provider took his details, there is very likely already a record — a contact, an outreach note, something with his name on it. He is not new to this system even though he feels new to you.</w:t>
-      </w:r>
-    </w:p>
-    <w:p>
-      <w:pPr>
-        <w:spacing w:after="160"/>
-      </w:pPr>
-      <w:r>
-        <w:rPr>
-          <w:b w:val="0"/>
-          <w:i w:val="0"/>
-          <w:u w:val="none"/>
-        </w:rPr>
-        <w:t>It is a fair question and it deserves a real answer. To give him one you need his record.</w:t>
-      </w:r>
-    </w:p>
-    <w:p>
-      <w:pPr>
-        <w:spacing w:after="160"/>
-      </w:pPr>
-      <w:r>
-        <w:rPr>
-          <w:b w:val="0"/>
-          <w:i w:val="0"/>
-          <w:u w:val="none"/>
-        </w:rPr>
-        <w:t>So the first thing you do is not paperwork and it is not a form. It is a search.</w:t>
-      </w:r>
-    </w:p>
-    <w:p>
-      <w:pPr>
-        <w:spacing w:after="160"/>
-      </w:pPr>
-      <w:r>
-        <w:rPr>
-          <w:b w:val="0"/>
-          <w:i w:val="0"/>
-          <w:u w:val="none"/>
-        </w:rPr>
-        <w:t>Get it right and everything he is already owed comes with him — the time he has waited, the programs he is enrolled in, the place he holds on a list. Get it wrong and he starts again from nothing in a second record, while the first one sits somewhere with his history in it.</w:t>
-      </w:r>
-    </w:p>
-    <w:p>
-      <w:pPr>
-        <w:spacing w:after="160"/>
-      </w:pPr>
-      <w:r>
-        <w:rPr>
-          <w:b w:val="0"/>
-          <w:i/>
-          <w:u w:val="none"/>
-        </w:rPr>
-        <w:t>Opening sequence. Photographs with slow pan and zoom, narration over the top, captions on screen throughout. Roughly 60 to 90 seconds. Ends on a Continue button rather than running straight into the next screen.</w:t>
-      </w:r>
-    </w:p>
-    <w:p>
-      <w:pPr>
-        <w:spacing w:after="160"/>
-      </w:pPr>
-      <w:r>
-        <w:rPr>
-          <w:b w:val="0"/>
-          <w:i w:val="0"/>
-          <w:color w:val="C01C1C"/>
-          <w:u w:val="none"/>
-        </w:rPr>
-        <w:t>Open question 3: is there an approved participant persona and photo set we should use here, or should this stay illustrative? Photographs of people experiencing homelessness carry consent considerations even when licensed, and an illustrative style avoids that entirely.</w:t>
-      </w:r>
-    </w:p>
-    <w:p>
-      <w:pPr>
-        <w:spacing w:after="160"/>
-      </w:pPr>
-      <w:r>
-        <w:rPr>
-          <w:b w:val="0"/>
-          <w:i w:val="0"/>
-          <w:color w:val="C01C1C"/>
-          <w:u w:val="none"/>
-        </w:rPr>
-        <w:t>Open question 4: give the participant a name if the team has a persona it already uses.</w:t>
-      </w:r>
-    </w:p>
-    <w:p>
-      <w:pPr>
-        <w:spacing w:after="80"/>
-      </w:pPr>
-      <w:r>
-        <w:rPr>
-          <w:b/>
-          <w:i w:val="0"/>
-          <w:u w:val="none"/>
-        </w:rPr>
-        <w:t>How This Lesson Runs</w:t>
-      </w:r>
-    </w:p>
-    <w:p>
-      <w:pPr>
-        <w:spacing w:after="160"/>
-      </w:pPr>
-      <w:r>
-        <w:rPr>
-          <w:b w:val="0"/>
-          <w:i w:val="0"/>
-          <w:u w:val="none"/>
-        </w:rPr>
-        <w:t>The shape of it is the shape of the job:</w:t>
+        <w:t>This lesson has five parts.</w:t>
       </w:r>
     </w:p>
     <w:p>
@@ -2151,7 +2083,7 @@
         <w:spacing w:after="40"/>
       </w:pPr>
       <w:r>
-        <w:t>You are an outreach worker with a caseload and a system you are accountable to.</w:t>
+        <w:t>Getting ready — what to ask for, and in what order.</w:t>
       </w:r>
     </w:p>
     <w:p>
@@ -2160,7 +2092,7 @@
         <w:spacing w:after="40"/>
       </w:pPr>
       <w:r>
-        <w:t>You meet someone.</w:t>
+        <w:t>How search works.</w:t>
       </w:r>
     </w:p>
     <w:p>
@@ -2169,7 +2101,7 @@
         <w:spacing w:after="40"/>
       </w:pPr>
       <w:r>
-        <w:t>You search for them — first name, last name, date of birth.</w:t>
+        <w:t>Practice: finding a participant.</w:t>
       </w:r>
     </w:p>
     <w:p>
@@ -2178,6 +2110,288 @@
         <w:spacing w:after="40"/>
       </w:pPr>
       <w:r>
+        <w:t>Verifying that the record is really theirs, and practising that too.</w:t>
+      </w:r>
+    </w:p>
+    <w:p>
+      <w:pPr>
+        <w:pStyle w:val="ListNumber"/>
+        <w:spacing w:after="40"/>
+      </w:pPr>
+      <w:r>
+        <w:t>What to do when you are short on time, and what to take away with you.</w:t>
+      </w:r>
+    </w:p>
+    <w:p>
+      <w:pPr>
+        <w:spacing w:after="160"/>
+      </w:pPr>
+      <w:r>
+        <w:rPr>
+          <w:b w:val="0"/>
+          <w:i/>
+          <w:u w:val="none"/>
+        </w:rPr>
+        <w:t>Consider a persistent marker showing which part the learner is in, as the other courses in the series do.</w:t>
+      </w:r>
+    </w:p>
+    <w:p>
+      <w:pPr>
+        <w:spacing w:after="80"/>
+      </w:pPr>
+      <w:r>
+        <w:rPr>
+          <w:b/>
+          <w:i w:val="0"/>
+          <w:u w:val="none"/>
+        </w:rPr>
+        <w:t>Slide 1.5 – Before You Start</w:t>
+      </w:r>
+    </w:p>
+    <w:p>
+      <w:pPr>
+        <w:spacing w:after="160"/>
+      </w:pPr>
+      <w:r>
+        <w:rPr>
+          <w:b w:val="0"/>
+          <w:i w:val="0"/>
+          <w:u w:val="none"/>
+        </w:rPr>
+        <w:t>One question before the lesson begins: which Continuum of Care do you work with?</w:t>
+      </w:r>
+    </w:p>
+    <w:p>
+      <w:pPr>
+        <w:spacing w:after="160"/>
+      </w:pPr>
+      <w:r>
+        <w:rPr>
+          <w:b w:val="0"/>
+          <w:i/>
+          <w:u w:val="none"/>
+        </w:rPr>
+        <w:t>Single-select, asked on the opening screen and stored for the rest of the course. It decides which CoC the lesson names when it talks about the unduplicated count, and it is worth knowing who is taking this training.</w:t>
+      </w:r>
+    </w:p>
+    <w:p>
+      <w:pPr>
+        <w:spacing w:after="160"/>
+      </w:pPr>
+      <w:r>
+        <w:rPr>
+          <w:b w:val="0"/>
+          <w:i w:val="0"/>
+          <w:color w:val="C01C1C"/>
+          <w:u w:val="none"/>
+        </w:rPr>
+        <w:t>Open question 2: is a pre-survey required for this course, or is this an enrollment question rather than a lesson question? If enrollment already captures the learner's CoC, this screen should be dropped rather than asking for it twice.</w:t>
+      </w:r>
+    </w:p>
+    <w:p>
+      <w:pPr>
+        <w:spacing w:after="80"/>
+      </w:pPr>
+      <w:r>
+        <w:rPr>
+          <w:b/>
+          <w:i w:val="0"/>
+          <w:u w:val="none"/>
+        </w:rPr>
+        <w:t>Slide 1.6 – Someone Asks You for an Update</w:t>
+      </w:r>
+    </w:p>
+    <w:p>
+      <w:pPr>
+        <w:spacing w:after="160"/>
+      </w:pPr>
+      <w:r>
+        <w:rPr>
+          <w:b w:val="0"/>
+          <w:i w:val="0"/>
+          <w:u w:val="none"/>
+        </w:rPr>
+        <w:t>There is a cleanup on the block this morning. People are moving their things, and your team is working the encampment.</w:t>
+      </w:r>
+    </w:p>
+    <w:p>
+      <w:pPr>
+        <w:spacing w:after="160"/>
+      </w:pPr>
+      <w:r>
+        <w:rPr>
+          <w:b w:val="0"/>
+          <w:i w:val="0"/>
+          <w:u w:val="none"/>
+        </w:rPr>
+        <w:t>Someone walks up to you. Not a stranger exactly — you have seen him here before. He wants to know whether there is any news about interim housing for him.</w:t>
+      </w:r>
+    </w:p>
+    <w:p>
+      <w:pPr>
+        <w:spacing w:after="160"/>
+      </w:pPr>
+      <w:r>
+        <w:rPr>
+          <w:b w:val="0"/>
+          <w:i w:val="0"/>
+          <w:u w:val="none"/>
+        </w:rPr>
+        <w:t>He tells you somebody came round a while back. Took his details, said they would be in touch. Nothing happened, and he does not remember the name of the agency or the worker.</w:t>
+      </w:r>
+    </w:p>
+    <w:p>
+      <w:pPr>
+        <w:spacing w:after="160"/>
+      </w:pPr>
+      <w:r>
+        <w:rPr>
+          <w:b w:val="0"/>
+          <w:i w:val="0"/>
+          <w:u w:val="none"/>
+        </w:rPr>
+        <w:t>That last part is the part to notice. If a provider took his details, there is very likely already a record — a contact, an outreach note, something with his name on it. He is not new to this system even though he feels new to you.</w:t>
+      </w:r>
+    </w:p>
+    <w:p>
+      <w:pPr>
+        <w:spacing w:after="160"/>
+      </w:pPr>
+      <w:r>
+        <w:rPr>
+          <w:b w:val="0"/>
+          <w:i w:val="0"/>
+          <w:u w:val="none"/>
+        </w:rPr>
+        <w:t>It is a fair question and it deserves a real answer. To give him one you need his record.</w:t>
+      </w:r>
+    </w:p>
+    <w:p>
+      <w:pPr>
+        <w:spacing w:after="160"/>
+      </w:pPr>
+      <w:r>
+        <w:rPr>
+          <w:b w:val="0"/>
+          <w:i w:val="0"/>
+          <w:u w:val="none"/>
+        </w:rPr>
+        <w:t>So the first thing you do is not paperwork and it is not a form. It is a search.</w:t>
+      </w:r>
+    </w:p>
+    <w:p>
+      <w:pPr>
+        <w:spacing w:after="160"/>
+      </w:pPr>
+      <w:r>
+        <w:rPr>
+          <w:b w:val="0"/>
+          <w:i w:val="0"/>
+          <w:u w:val="none"/>
+        </w:rPr>
+        <w:t>Get it right and everything he is already owed comes with him — the time he has waited, the programs he is enrolled in, the place he holds on a list. Get it wrong and he starts again from nothing in a second record, while the first one sits somewhere with his history in it.</w:t>
+      </w:r>
+    </w:p>
+    <w:p>
+      <w:pPr>
+        <w:spacing w:after="160"/>
+      </w:pPr>
+      <w:r>
+        <w:rPr>
+          <w:b w:val="0"/>
+          <w:i/>
+          <w:u w:val="none"/>
+        </w:rPr>
+        <w:t>Opening sequence. Photographs with slow pan and zoom, narration over the top, captions on screen throughout. Roughly 60 to 90 seconds. Ends on a Continue button rather than running straight into the next screen.</w:t>
+      </w:r>
+    </w:p>
+    <w:p>
+      <w:pPr>
+        <w:spacing w:after="160"/>
+      </w:pPr>
+      <w:r>
+        <w:rPr>
+          <w:b w:val="0"/>
+          <w:i w:val="0"/>
+          <w:color w:val="C01C1C"/>
+          <w:u w:val="none"/>
+        </w:rPr>
+        <w:t>Open question 3: is there an approved participant persona and photo set we should use here, or should this stay illustrative? Photographs of people experiencing homelessness carry consent considerations even when licensed, and an illustrative style avoids that entirely.</w:t>
+      </w:r>
+    </w:p>
+    <w:p>
+      <w:pPr>
+        <w:spacing w:after="160"/>
+      </w:pPr>
+      <w:r>
+        <w:rPr>
+          <w:b w:val="0"/>
+          <w:i w:val="0"/>
+          <w:color w:val="C01C1C"/>
+          <w:u w:val="none"/>
+        </w:rPr>
+        <w:t>Open question 4: give the participant a name if the team has a persona it already uses.</w:t>
+      </w:r>
+    </w:p>
+    <w:p>
+      <w:pPr>
+        <w:spacing w:after="80"/>
+      </w:pPr>
+      <w:r>
+        <w:rPr>
+          <w:b/>
+          <w:i w:val="0"/>
+          <w:u w:val="none"/>
+        </w:rPr>
+        <w:t>Slide 1.7 – How This Lesson Runs</w:t>
+      </w:r>
+    </w:p>
+    <w:p>
+      <w:pPr>
+        <w:spacing w:after="160"/>
+      </w:pPr>
+      <w:r>
+        <w:rPr>
+          <w:b w:val="0"/>
+          <w:i w:val="0"/>
+          <w:u w:val="none"/>
+        </w:rPr>
+        <w:t>The shape of it is the shape of the job:</w:t>
+      </w:r>
+    </w:p>
+    <w:p>
+      <w:pPr>
+        <w:pStyle w:val="ListNumber"/>
+        <w:spacing w:after="40"/>
+      </w:pPr>
+      <w:r>
+        <w:t>You are an outreach worker with a caseload and a system you are accountable to.</w:t>
+      </w:r>
+    </w:p>
+    <w:p>
+      <w:pPr>
+        <w:pStyle w:val="ListNumber"/>
+        <w:spacing w:after="40"/>
+      </w:pPr>
+      <w:r>
+        <w:t>You meet someone.</w:t>
+      </w:r>
+    </w:p>
+    <w:p>
+      <w:pPr>
+        <w:pStyle w:val="ListNumber"/>
+        <w:spacing w:after="40"/>
+      </w:pPr>
+      <w:r>
+        <w:t>You search for them — first name, last name, date of birth.</w:t>
+      </w:r>
+    </w:p>
+    <w:p>
+      <w:pPr>
+        <w:pStyle w:val="ListNumber"/>
+        <w:spacing w:after="40"/>
+      </w:pPr>
+      <w:r>
         <w:t>If and only if you cannot find them, you enter them.</w:t>
       </w:r>
     </w:p>
@@ -2217,7 +2431,7 @@
           <w:i w:val="0"/>
           <w:u w:val="none"/>
         </w:rPr>
-        <w:t>Why Searching Thoroughly Matters</w:t>
+        <w:t>Slide 1.8 – Why Searching Thoroughly Matters</w:t>
       </w:r>
     </w:p>
     <w:p>
@@ -2388,7 +2602,7 @@
           <w:i w:val="0"/>
           <w:u w:val="none"/>
         </w:rPr>
-        <w:t>Key Terms</w:t>
+        <w:t>Slide 2.1 – Key Terms</w:t>
       </w:r>
     </w:p>
     <w:p>
@@ -2623,7 +2837,7 @@
           <w:i w:val="0"/>
           <w:u w:val="none"/>
         </w:rPr>
-        <w:t>Assume a Record Already Exists</w:t>
+        <w:t>Slide 3.1 – Assume a Record Already Exists</w:t>
       </w:r>
     </w:p>
     <w:p>
@@ -2662,7 +2876,7 @@
           <w:i w:val="0"/>
           <w:u w:val="none"/>
         </w:rPr>
-        <w:t>Never Create Before You Search</w:t>
+        <w:t>Slide 3.2 – Never Create Before You Search</w:t>
       </w:r>
     </w:p>
     <w:p>
@@ -2728,7 +2942,7 @@
           <w:i w:val="0"/>
           <w:u w:val="none"/>
         </w:rPr>
-        <w:t>What to Collect First</w:t>
+        <w:t>Slide 4.1 – What to Collect First</w:t>
       </w:r>
     </w:p>
     <w:p>
@@ -2794,7 +3008,7 @@
           <w:i w:val="0"/>
           <w:u w:val="none"/>
         </w:rPr>
-        <w:t>The Order to Ask In</w:t>
+        <w:t>Slide 4.2 – The Order to Ask In</w:t>
       </w:r>
     </w:p>
     <w:p>
@@ -2859,7 +3073,7 @@
           <w:i w:val="0"/>
           <w:u w:val="none"/>
         </w:rPr>
-        <w:t>Confirm the Spelling</w:t>
+        <w:t>Slide 4.3 – Confirm the Spelling</w:t>
       </w:r>
     </w:p>
     <w:p>
@@ -2912,7 +3126,7 @@
           <w:i w:val="0"/>
           <w:u w:val="none"/>
         </w:rPr>
-        <w:t>Why It Is These Three</w:t>
+        <w:t>Slide 5.1 – Why It Is These Three</w:t>
       </w:r>
     </w:p>
     <w:p>
@@ -2964,7 +3178,7 @@
           <w:i w:val="0"/>
           <w:u w:val="none"/>
         </w:rPr>
-        <w:t>One Bar, Many Kinds of Information</w:t>
+        <w:t>Slide 5.2 – One Bar, Many Kinds of Information</w:t>
       </w:r>
     </w:p>
     <w:p>
@@ -3068,7 +3282,7 @@
           <w:i w:val="0"/>
           <w:u w:val="none"/>
         </w:rPr>
-        <w:t>Searching by Name</w:t>
+        <w:t>Slide 5.3 – Searching by Name</w:t>
       </w:r>
     </w:p>
     <w:p>
@@ -3107,7 +3321,7 @@
           <w:i w:val="0"/>
           <w:u w:val="none"/>
         </w:rPr>
-        <w:t>Searching by Date of Birth</w:t>
+        <w:t>Slide 5.4 – Searching by Date of Birth</w:t>
       </w:r>
     </w:p>
     <w:p>
@@ -3146,7 +3360,7 @@
           <w:i w:val="0"/>
           <w:u w:val="none"/>
         </w:rPr>
-        <w:t>Searching by Social Security Number</w:t>
+        <w:t>Slide 5.5 – Searching by Social Security Number</w:t>
       </w:r>
     </w:p>
     <w:p>
@@ -3291,7 +3505,7 @@
           <w:i w:val="0"/>
           <w:u w:val="none"/>
         </w:rPr>
-        <w:t>Reading the Results</w:t>
+        <w:t>Slide 5.6 – Reading the Results</w:t>
       </w:r>
     </w:p>
     <w:p>
@@ -3384,7 +3598,7 @@
           <w:i w:val="0"/>
           <w:u w:val="none"/>
         </w:rPr>
-        <w:t>Alternate Names</w:t>
+        <w:t>Slide 6.1 – Alternate Names</w:t>
       </w:r>
     </w:p>
     <w:p>
@@ -3450,7 +3664,7 @@
           <w:i w:val="0"/>
           <w:u w:val="none"/>
         </w:rPr>
-        <w:t>Alternate Spellings</w:t>
+        <w:t>Slide 6.2 – Alternate Spellings</w:t>
       </w:r>
     </w:p>
     <w:p>
@@ -3476,7 +3690,7 @@
           <w:i w:val="0"/>
           <w:u w:val="none"/>
         </w:rPr>
-        <w:t>Start Over From a Different Fact</w:t>
+        <w:t>Slide 6.3 – Start Over From a Different Fact</w:t>
       </w:r>
     </w:p>
     <w:p>
@@ -3502,7 +3716,7 @@
           <w:i w:val="0"/>
           <w:u w:val="none"/>
         </w:rPr>
-        <w:t>Street Outreach: Searching by Location</w:t>
+        <w:t>Slide 6.4 – Street Outreach: Searching by Location</w:t>
       </w:r>
     </w:p>
     <w:p>
@@ -3555,7 +3769,7 @@
           <w:i w:val="0"/>
           <w:u w:val="none"/>
         </w:rPr>
-        <w:t>Ask Your Data Staff</w:t>
+        <w:t>Slide 6.5 – Ask Your Data Staff</w:t>
       </w:r>
     </w:p>
     <w:p>
@@ -3581,7 +3795,7 @@
           <w:i w:val="0"/>
           <w:u w:val="none"/>
         </w:rPr>
-        <w:t>Only Then, Create a Record</w:t>
+        <w:t>Slide 6.6 – Only Then, Create a Record</w:t>
       </w:r>
     </w:p>
     <w:p>
@@ -3647,7 +3861,7 @@
           <w:i w:val="0"/>
           <w:u w:val="none"/>
         </w:rPr>
-        <w:t>Only What This Lesson Needs</w:t>
+        <w:t>Slide 7.1 – Only What This Lesson Needs</w:t>
       </w:r>
     </w:p>
     <w:p>
@@ -3735,7 +3949,7 @@
           <w:i w:val="0"/>
           <w:u w:val="none"/>
         </w:rPr>
-        <w:t>Earning the Rest</w:t>
+        <w:t>Slide 7.2 – Earning the Rest</w:t>
       </w:r>
     </w:p>
     <w:p>
@@ -3815,7 +4029,7 @@
           <w:i w:val="0"/>
           <w:u w:val="none"/>
         </w:rPr>
-        <w:t>How the Practice Works</w:t>
+        <w:t>Slide 8.1 – How the Practice Works</w:t>
       </w:r>
     </w:p>
     <w:p>
@@ -3920,7 +4134,7 @@
           <w:i w:val="0"/>
           <w:u w:val="none"/>
         </w:rPr>
-        <w:t>Task 1 — The Name He Gave You</w:t>
+        <w:t>Slide 8.2 – Task 1 — The Name He Gave You</w:t>
       </w:r>
     </w:p>
     <w:p>
@@ -4076,7 +4290,7 @@
           <w:i w:val="0"/>
           <w:u w:val="none"/>
         </w:rPr>
-        <w:t>Task 2 — When the Last Name May Have Changed</w:t>
+        <w:t>Slide 8.3 – Task 2 — When the Last Name May Have Changed</w:t>
       </w:r>
     </w:p>
     <w:p>
@@ -4232,7 +4446,7 @@
           <w:i w:val="0"/>
           <w:u w:val="none"/>
         </w:rPr>
-        <w:t>Task 3 — Starting From the Last Four of the SSN</w:t>
+        <w:t>Slide 8.4 – Task 3 — Starting From the Last Four of the SSN</w:t>
       </w:r>
     </w:p>
     <w:p>
@@ -4388,7 +4602,7 @@
           <w:i w:val="0"/>
           <w:u w:val="none"/>
         </w:rPr>
-        <w:t>Task 4 — A Name You Cannot Spell</w:t>
+        <w:t>Slide 8.5 – Task 4 — A Name You Cannot Spell</w:t>
       </w:r>
     </w:p>
     <w:p>
@@ -4544,7 +4758,7 @@
           <w:i w:val="0"/>
           <w:u w:val="none"/>
         </w:rPr>
-        <w:t>Task 5 — Too Many Results</w:t>
+        <w:t>Slide 8.6 – Task 5 — Too Many Results</w:t>
       </w:r>
     </w:p>
     <w:p>
@@ -4700,7 +4914,7 @@
           <w:i w:val="0"/>
           <w:u w:val="none"/>
         </w:rPr>
-        <w:t>Task 6 — Nothing Comes Back</w:t>
+        <w:t>Slide 8.7 – Task 6 — Nothing Comes Back</w:t>
       </w:r>
     </w:p>
     <w:p>
@@ -4856,7 +5070,7 @@
           <w:i w:val="0"/>
           <w:u w:val="none"/>
         </w:rPr>
-        <w:t>Task 7 — Spelled the Way Someone Else Heard It</w:t>
+        <w:t>Slide 8.8 – Task 7 — Spelled the Way Someone Else Heard It</w:t>
       </w:r>
     </w:p>
     <w:p>
@@ -5012,7 +5226,7 @@
           <w:i w:val="0"/>
           <w:u w:val="none"/>
         </w:rPr>
-        <w:t>Task 8 — A Surname Typed as One Word</w:t>
+        <w:t>Slide 8.9 – Task 8 — A Surname Typed as One Word</w:t>
       </w:r>
     </w:p>
     <w:p>
@@ -5168,7 +5382,7 @@
           <w:i w:val="0"/>
           <w:u w:val="none"/>
         </w:rPr>
-        <w:t>Checkpoint: From Finding to Verifying</w:t>
+        <w:t>Slide 8.10 – Checkpoint: From Finding to Verifying</w:t>
       </w:r>
     </w:p>
     <w:p>
@@ -5247,7 +5461,7 @@
           <w:i w:val="0"/>
           <w:u w:val="none"/>
         </w:rPr>
-        <w:t>First Level: Photo and Documents</w:t>
+        <w:t>Slide 9.1 – First Level: Photo and Documents</w:t>
       </w:r>
     </w:p>
     <w:p>
@@ -5299,7 +5513,7 @@
           <w:i w:val="0"/>
           <w:u w:val="none"/>
         </w:rPr>
-        <w:t>Second Level: Two of Three</w:t>
+        <w:t>Slide 9.2 – Second Level: Two of Three</w:t>
       </w:r>
     </w:p>
     <w:p>
@@ -5351,7 +5565,7 @@
           <w:i w:val="0"/>
           <w:u w:val="none"/>
         </w:rPr>
-        <w:t>Still Unsure</w:t>
+        <w:t>Slide 9.3 – Still Unsure</w:t>
       </w:r>
     </w:p>
     <w:p>
@@ -5422,7 +5636,7 @@
           <w:i w:val="0"/>
           <w:u w:val="none"/>
         </w:rPr>
-        <w:t>If You Later Find You Were Wrong</w:t>
+        <w:t>Slide 9.4 – If You Later Find You Were Wrong</w:t>
       </w:r>
     </w:p>
     <w:p>
@@ -5489,7 +5703,7 @@
           <w:i w:val="0"/>
           <w:u w:val="none"/>
         </w:rPr>
-        <w:t>Record the Match, Then Keep Looking</w:t>
+        <w:t>Slide 9.5 – Record the Match, Then Keep Looking</w:t>
       </w:r>
     </w:p>
     <w:p>
@@ -5529,7 +5743,7 @@
           <w:i w:val="0"/>
           <w:u w:val="none"/>
         </w:rPr>
-        <w:t>No Matching Record</w:t>
+        <w:t>Slide 10.1 – No Matching Record</w:t>
       </w:r>
     </w:p>
     <w:p>
@@ -5555,7 +5769,7 @@
           <w:i w:val="0"/>
           <w:u w:val="none"/>
         </w:rPr>
-        <w:t>One Matching Record</w:t>
+        <w:t>Slide 10.2 – One Matching Record</w:t>
       </w:r>
     </w:p>
     <w:p>
@@ -5581,7 +5795,7 @@
           <w:i w:val="0"/>
           <w:u w:val="none"/>
         </w:rPr>
-        <w:t>Several Matching Records</w:t>
+        <w:t>Slide 10.3 – Several Matching Records</w:t>
       </w:r>
     </w:p>
     <w:p>
@@ -5607,7 +5821,7 @@
           <w:i w:val="0"/>
           <w:u w:val="none"/>
         </w:rPr>
-        <w:t>Choosing Which Record to Work From</w:t>
+        <w:t>Slide 10.4 – Choosing Which Record to Work From</w:t>
       </w:r>
     </w:p>
     <w:p>
@@ -5686,7 +5900,7 @@
           <w:i w:val="0"/>
           <w:u w:val="none"/>
         </w:rPr>
-        <w:t>Task 9 — Two People, One Name</w:t>
+        <w:t>Slide 11.1 – Task 9 — Two People, One Name</w:t>
       </w:r>
     </w:p>
     <w:p>
@@ -5842,7 +6056,7 @@
           <w:i w:val="0"/>
           <w:u w:val="none"/>
         </w:rPr>
-        <w:t>Task 10 — When the Identifiers Are Thin</w:t>
+        <w:t>Slide 11.2 – Task 10 — When the Identifiers Are Thin</w:t>
       </w:r>
     </w:p>
     <w:p>
@@ -5998,7 +6212,7 @@
           <w:i w:val="0"/>
           <w:u w:val="none"/>
         </w:rPr>
-        <w:t>Task 11 — Where They Have Been Staying</w:t>
+        <w:t>Slide 11.3 – Task 11 — Where They Have Been Staying</w:t>
       </w:r>
     </w:p>
     <w:p>
@@ -6181,7 +6395,7 @@
           <w:i w:val="0"/>
           <w:u w:val="none"/>
         </w:rPr>
-        <w:t>Task 12 — Everything at Once</w:t>
+        <w:t>Slide 11.4 – Task 12 — Everything at Once</w:t>
       </w:r>
     </w:p>
     <w:p>
@@ -6377,7 +6591,7 @@
           <w:i w:val="0"/>
           <w:u w:val="none"/>
         </w:rPr>
-        <w:t>Task 13 — More Than One Record Matches</w:t>
+        <w:t>Slide 11.5 – Task 13 — More Than One Record Matches</w:t>
       </w:r>
     </w:p>
     <w:p>
@@ -6533,7 +6747,7 @@
           <w:i w:val="0"/>
           <w:u w:val="none"/>
         </w:rPr>
-        <w:t>Task 14 — Finding the Same Person Twice</w:t>
+        <w:t>Slide 11.6 – Task 14 — Finding the Same Person Twice</w:t>
       </w:r>
     </w:p>
     <w:p>
@@ -6721,7 +6935,7 @@
           <w:i w:val="0"/>
           <w:u w:val="none"/>
         </w:rPr>
-        <w:t>In the Field</w:t>
+        <w:t>Slide 12.1 – In the Field</w:t>
       </w:r>
     </w:p>
     <w:p>
@@ -6779,7 +6993,7 @@
           <w:i w:val="0"/>
           <w:u w:val="single"/>
         </w:rPr>
-        <w:t>Production Standards</w:t>
+        <w:t>Knowledge Check</w:t>
       </w:r>
     </w:p>
     <w:p>
@@ -6792,7 +7006,7 @@
           <w:i w:val="0"/>
           <w:u w:val="none"/>
         </w:rPr>
-        <w:t>Accessibility</w:t>
+        <w:t>Slide 13.1 – Check What You Took In</w:t>
       </w:r>
     </w:p>
     <w:p>
@@ -6802,10 +7016,501 @@
       <w:r>
         <w:rPr>
           <w:b w:val="0"/>
-          <w:i w:val="0"/>
-          <w:u w:val="none"/>
-        </w:rPr>
-        <w:t>Applies to every screen in this lesson, and to the practice simulation.</w:t>
+          <w:i/>
+          <w:u w:val="none"/>
+        </w:rPr>
+        <w:t>Scored knowledge check. Correct answers in green, incorrect in orange. Randomise answer order. Every option needs feedback text, not just a right-or-wrong mark — the feedback for each question is given below it, and the wrong answers here are wrong for reasons worth saying out loud.</w:t>
+      </w:r>
+    </w:p>
+    <w:p>
+      <w:pPr>
+        <w:spacing w:after="160"/>
+      </w:pPr>
+      <w:r>
+        <w:rPr>
+          <w:b w:val="0"/>
+          <w:i w:val="0"/>
+          <w:u w:val="none"/>
+        </w:rPr>
+        <w:t>1. You search a participant's name and get no results. What does that tell you?</w:t>
+      </w:r>
+    </w:p>
+    <w:p>
+      <w:pPr>
+        <w:pStyle w:val="ListBullet2"/>
+        <w:spacing w:after="40"/>
+      </w:pPr>
+      <w:r>
+        <w:rPr>
+          <w:color w:val="1E7A33"/>
+        </w:rPr>
+        <w:t>Very little on its own — the record may be under a different name or spelling</w:t>
+      </w:r>
+    </w:p>
+    <w:p>
+      <w:pPr>
+        <w:pStyle w:val="ListBullet2"/>
+        <w:spacing w:after="40"/>
+      </w:pPr>
+      <w:r>
+        <w:rPr>
+          <w:color w:val="C06000"/>
+        </w:rPr>
+        <w:t>That the participant has never received services before</w:t>
+      </w:r>
+    </w:p>
+    <w:p>
+      <w:pPr>
+        <w:pStyle w:val="ListBullet2"/>
+        <w:spacing w:after="40"/>
+      </w:pPr>
+      <w:r>
+        <w:rPr>
+          <w:color w:val="C06000"/>
+        </w:rPr>
+        <w:t>That you should create a new record</w:t>
+      </w:r>
+    </w:p>
+    <w:p>
+      <w:pPr>
+        <w:spacing w:after="160"/>
+      </w:pPr>
+      <w:r>
+        <w:rPr>
+          <w:b w:val="0"/>
+          <w:i/>
+          <w:u w:val="none"/>
+        </w:rPr>
+        <w:t>Feedback: an empty result is the single most misread signal in HMIS. It usually means the record is under a name, a spelling or an identifier you have not tried yet.</w:t>
+      </w:r>
+    </w:p>
+    <w:p>
+      <w:pPr>
+        <w:spacing w:after="160"/>
+      </w:pPr>
+      <w:r>
+        <w:rPr>
+          <w:b w:val="0"/>
+          <w:i w:val="0"/>
+          <w:u w:val="none"/>
+        </w:rPr>
+        <w:t>2. A participant says she was born in 1985 but cannot remember the exact date. What can you search?</w:t>
+      </w:r>
+    </w:p>
+    <w:p>
+      <w:pPr>
+        <w:pStyle w:val="ListBullet2"/>
+        <w:spacing w:after="40"/>
+      </w:pPr>
+      <w:r>
+        <w:rPr>
+          <w:color w:val="1E7A33"/>
+        </w:rPr>
+        <w:t>The year on its own</w:t>
+      </w:r>
+    </w:p>
+    <w:p>
+      <w:pPr>
+        <w:pStyle w:val="ListBullet2"/>
+        <w:spacing w:after="40"/>
+      </w:pPr>
+      <w:r>
+        <w:rPr>
+          <w:color w:val="C06000"/>
+        </w:rPr>
+        <w:t>Nothing — a full date of birth is required</w:t>
+      </w:r>
+    </w:p>
+    <w:p>
+      <w:pPr>
+        <w:pStyle w:val="ListBullet2"/>
+        <w:spacing w:after="40"/>
+      </w:pPr>
+      <w:r>
+        <w:rPr>
+          <w:color w:val="C06000"/>
+        </w:rPr>
+        <w:t>Only the first three letters of her name</w:t>
+      </w:r>
+    </w:p>
+    <w:p>
+      <w:pPr>
+        <w:spacing w:after="160"/>
+      </w:pPr>
+      <w:r>
+        <w:rPr>
+          <w:b w:val="0"/>
+          <w:i/>
+          <w:u w:val="none"/>
+        </w:rPr>
+        <w:t>Feedback: a year on its own is a valid search. So is a fragment of a date. You do not need the whole thing to start narrowing.</w:t>
+      </w:r>
+    </w:p>
+    <w:p>
+      <w:pPr>
+        <w:spacing w:after="160"/>
+      </w:pPr>
+      <w:r>
+        <w:rPr>
+          <w:b w:val="0"/>
+          <w:i w:val="0"/>
+          <w:u w:val="none"/>
+        </w:rPr>
+        <w:t>3. Two records share a name, but you have not compared anything else yet. What is your next step?</w:t>
+      </w:r>
+    </w:p>
+    <w:p>
+      <w:pPr>
+        <w:pStyle w:val="ListBullet2"/>
+        <w:spacing w:after="40"/>
+      </w:pPr>
+      <w:r>
+        <w:rPr>
+          <w:color w:val="1E7A33"/>
+        </w:rPr>
+        <w:t>Compare a second identifier — date of birth, or the SSN fragment</w:t>
+      </w:r>
+    </w:p>
+    <w:p>
+      <w:pPr>
+        <w:pStyle w:val="ListBullet2"/>
+        <w:spacing w:after="40"/>
+      </w:pPr>
+      <w:r>
+        <w:rPr>
+          <w:color w:val="C06000"/>
+        </w:rPr>
+        <w:t>Treat them as the same person, because the name matches</w:t>
+      </w:r>
+    </w:p>
+    <w:p>
+      <w:pPr>
+        <w:pStyle w:val="ListBullet2"/>
+        <w:spacing w:after="40"/>
+      </w:pPr>
+      <w:r>
+        <w:rPr>
+          <w:color w:val="C06000"/>
+        </w:rPr>
+        <w:t>Work from whichever record you opened first</w:t>
+      </w:r>
+    </w:p>
+    <w:p>
+      <w:pPr>
+        <w:spacing w:after="160"/>
+      </w:pPr>
+      <w:r>
+        <w:rPr>
+          <w:b w:val="0"/>
+          <w:i/>
+          <w:u w:val="none"/>
+        </w:rPr>
+        <w:t>Feedback: a name on its own is never enough. Two of the three — name, date of birth, SSN — have to agree before you treat a record as a match. Deciding on the name alone is how one person ends up with two records, and how two people end up sharing one.</w:t>
+      </w:r>
+    </w:p>
+    <w:p>
+      <w:pPr>
+        <w:spacing w:after="160"/>
+      </w:pPr>
+      <w:r>
+        <w:rPr>
+          <w:b w:val="0"/>
+          <w:i w:val="0"/>
+          <w:u w:val="none"/>
+        </w:rPr>
+        <w:t>4. A participant will not give you their Social Security Number. What can you still do?</w:t>
+      </w:r>
+    </w:p>
+    <w:p>
+      <w:pPr>
+        <w:pStyle w:val="ListBullet2"/>
+        <w:spacing w:after="40"/>
+      </w:pPr>
+      <w:r>
+        <w:rPr>
+          <w:color w:val="1E7A33"/>
+        </w:rPr>
+        <w:t>Search on name and date of birth — the SSN is one route in, not the only one</w:t>
+      </w:r>
+    </w:p>
+    <w:p>
+      <w:pPr>
+        <w:pStyle w:val="ListBullet2"/>
+        <w:spacing w:after="40"/>
+      </w:pPr>
+      <w:r>
+        <w:rPr>
+          <w:color w:val="C06000"/>
+        </w:rPr>
+        <w:t>Nothing until they provide it</w:t>
+      </w:r>
+    </w:p>
+    <w:p>
+      <w:pPr>
+        <w:pStyle w:val="ListBullet2"/>
+        <w:spacing w:after="40"/>
+      </w:pPr>
+      <w:r>
+        <w:rPr>
+          <w:color w:val="C06000"/>
+        </w:rPr>
+        <w:t>Create a new record, since you cannot confirm the old one</w:t>
+      </w:r>
+    </w:p>
+    <w:p>
+      <w:pPr>
+        <w:spacing w:after="160"/>
+      </w:pPr>
+      <w:r>
+        <w:rPr>
+          <w:b w:val="0"/>
+          <w:i/>
+          <w:u w:val="none"/>
+        </w:rPr>
+        <w:t>Feedback: refusing is a legitimate answer, and it is recorded as one. Plenty of records hold no SSN at all, or only part of one. Name and date of birth will find most people, and the rest of the record — household, program history, case notes — can confirm the match.</w:t>
+      </w:r>
+    </w:p>
+    <w:p>
+      <w:pPr>
+        <w:spacing w:after="160"/>
+      </w:pPr>
+      <w:r>
+        <w:rPr>
+          <w:b w:val="0"/>
+          <w:i w:val="0"/>
+          <w:u w:val="none"/>
+        </w:rPr>
+        <w:t>5. You find two records that clearly describe the same person. What is your next step?</w:t>
+      </w:r>
+    </w:p>
+    <w:p>
+      <w:pPr>
+        <w:pStyle w:val="ListBullet2"/>
+        <w:spacing w:after="40"/>
+      </w:pPr>
+      <w:r>
+        <w:rPr>
+          <w:color w:val="1E7A33"/>
+        </w:rPr>
+        <w:t>Flag them and report them to HMIS Support with their Unique Identifiers</w:t>
+      </w:r>
+    </w:p>
+    <w:p>
+      <w:pPr>
+        <w:pStyle w:val="ListBullet2"/>
+        <w:spacing w:after="40"/>
+      </w:pPr>
+      <w:r>
+        <w:rPr>
+          <w:color w:val="C06000"/>
+        </w:rPr>
+        <w:t>Merge the two records yourself</w:t>
+      </w:r>
+    </w:p>
+    <w:p>
+      <w:pPr>
+        <w:pStyle w:val="ListBullet2"/>
+        <w:spacing w:after="40"/>
+      </w:pPr>
+      <w:r>
+        <w:rPr>
+          <w:color w:val="C06000"/>
+        </w:rPr>
+        <w:t>Delete the one with less information</w:t>
+      </w:r>
+    </w:p>
+    <w:p>
+      <w:pPr>
+        <w:spacing w:after="160"/>
+      </w:pPr>
+      <w:r>
+        <w:rPr>
+          <w:b w:val="0"/>
+          <w:i/>
+          <w:u w:val="none"/>
+        </w:rPr>
+        <w:t>Feedback: merging and deleting are not yours to do, and doing them locally is how history gets lost. Report both Unique Identifiers to HMIS Support and they resolve it centrally, which is what keeps the CoC's unduplicated count honest.</w:t>
+      </w:r>
+    </w:p>
+    <w:p>
+      <w:pPr>
+        <w:spacing w:after="160"/>
+      </w:pPr>
+      <w:r>
+        <w:rPr>
+          <w:b w:val="0"/>
+          <w:i w:val="0"/>
+          <w:u w:val="none"/>
+        </w:rPr>
+        <w:t>6. When is it correct to create a new record?</w:t>
+      </w:r>
+    </w:p>
+    <w:p>
+      <w:pPr>
+        <w:pStyle w:val="ListBullet2"/>
+        <w:spacing w:after="40"/>
+      </w:pPr>
+      <w:r>
+        <w:rPr>
+          <w:color w:val="1E7A33"/>
+        </w:rPr>
+        <w:t>Only after you have worked the whole list — alternate names and spellings, a different identifier, the Outreach module if you are in the field, and your data staff if you have them — and still found nothing</w:t>
+      </w:r>
+    </w:p>
+    <w:p>
+      <w:pPr>
+        <w:pStyle w:val="ListBullet2"/>
+        <w:spacing w:after="40"/>
+      </w:pPr>
+      <w:r>
+        <w:rPr>
+          <w:color w:val="C06000"/>
+        </w:rPr>
+        <w:t>After the participant's name returns no results</w:t>
+      </w:r>
+    </w:p>
+    <w:p>
+      <w:pPr>
+        <w:pStyle w:val="ListBullet2"/>
+        <w:spacing w:after="40"/>
+      </w:pPr>
+      <w:r>
+        <w:rPr>
+          <w:color w:val="C06000"/>
+        </w:rPr>
+        <w:t>Whenever the participant says they have not received services before</w:t>
+      </w:r>
+    </w:p>
+    <w:p>
+      <w:pPr>
+        <w:spacing w:after="160"/>
+      </w:pPr>
+      <w:r>
+        <w:rPr>
+          <w:b w:val="0"/>
+          <w:i/>
+          <w:u w:val="none"/>
+        </w:rPr>
+        <w:t>Feedback: creating a record is the last step, not the second one. An empty result means your search has not found them yet — it is not evidence that they are new. And when you do create one, send the Unique Identifier to HMIS Support and ask them to double-check.</w:t>
+      </w:r>
+    </w:p>
+    <w:p>
+      <w:pPr>
+        <w:spacing w:after="160"/>
+      </w:pPr>
+      <w:r>
+        <w:rPr>
+          <w:b w:val="0"/>
+          <w:i w:val="0"/>
+          <w:color w:val="C01C1C"/>
+          <w:u w:val="none"/>
+        </w:rPr>
+        <w:t>Open question 15: does the knowledge check carry the grade for this lesson, or the practice, or both? If the lesson is delivered in Rise with the simulation embedded, the simulation cannot report a score to the course — so the knowledge check would have to be the graded instrument, and the practice becomes ungraded rehearsal.</w:t>
+      </w:r>
+    </w:p>
+    <w:p/>
+    <w:p>
+      <w:pPr>
+        <w:spacing w:after="160"/>
+      </w:pPr>
+      <w:r>
+        <w:rPr>
+          <w:b/>
+          <w:i w:val="0"/>
+          <w:u w:val="single"/>
+        </w:rPr>
+        <w:t>Take This With You</w:t>
+      </w:r>
+    </w:p>
+    <w:p>
+      <w:pPr>
+        <w:spacing w:after="80"/>
+      </w:pPr>
+      <w:r>
+        <w:rPr>
+          <w:b/>
+          <w:i w:val="0"/>
+          <w:u w:val="none"/>
+        </w:rPr>
+        <w:t>Slide 14.1 – Why Accuracy on the Way In Matters</w:t>
+      </w:r>
+    </w:p>
+    <w:p>
+      <w:pPr>
+        <w:spacing w:after="160"/>
+      </w:pPr>
+      <w:r>
+        <w:rPr>
+          <w:b w:val="0"/>
+          <w:i w:val="0"/>
+          <w:u w:val="none"/>
+        </w:rPr>
+        <w:t>This lesson is about finding someone. But every record you can find was typed by somebody who came before you, and the reason you can find it is that they got it right.</w:t>
+      </w:r>
+    </w:p>
+    <w:p>
+      <w:pPr>
+        <w:spacing w:after="160"/>
+      </w:pPr>
+      <w:r>
+        <w:rPr>
+          <w:b w:val="0"/>
+          <w:i w:val="0"/>
+          <w:u w:val="none"/>
+        </w:rPr>
+        <w:t>So when you do reach the point of entering someone — because you searched properly and they genuinely are not there — the care you take is not administrative. Accurate information is what makes them findable by the next worker, and being findable is what makes their support arrive on time and go to the right person.</w:t>
+      </w:r>
+    </w:p>
+    <w:p>
+      <w:pPr>
+        <w:spacing w:after="160"/>
+      </w:pPr>
+      <w:r>
+        <w:rPr>
+          <w:b w:val="0"/>
+          <w:i w:val="0"/>
+          <w:u w:val="none"/>
+        </w:rPr>
+        <w:t>Search and accurate entry are the same skill pointed in two directions.</w:t>
+      </w:r>
+    </w:p>
+    <w:p>
+      <w:pPr>
+        <w:spacing w:after="80"/>
+      </w:pPr>
+      <w:r>
+        <w:rPr>
+          <w:b/>
+          <w:i w:val="0"/>
+          <w:u w:val="none"/>
+        </w:rPr>
+        <w:t>Slide 14.2 – The One-Page Version</w:t>
+      </w:r>
+    </w:p>
+    <w:p>
+      <w:pPr>
+        <w:spacing w:after="160"/>
+      </w:pPr>
+      <w:r>
+        <w:rPr>
+          <w:b w:val="0"/>
+          <w:i w:val="0"/>
+          <w:u w:val="none"/>
+        </w:rPr>
+        <w:t>This work happens on a phone, standing up, usually while something else is going on. Nobody is going to reopen a fifty-minute course to remember the order to search in. So the lesson ends with a card you can keep.</w:t>
+      </w:r>
+    </w:p>
+    <w:p>
+      <w:pPr>
+        <w:spacing w:after="80"/>
+      </w:pPr>
+      <w:r>
+        <w:rPr>
+          <w:b w:val="0"/>
+          <w:i w:val="0"/>
+          <w:u w:val="single"/>
+        </w:rPr>
+        <w:t>What the card holds</w:t>
       </w:r>
     </w:p>
     <w:p>
@@ -6814,7 +7519,7 @@
         <w:spacing w:after="40"/>
       </w:pPr>
       <w:r>
-        <w:t>Narration is captioned, and a transcript is available on the page.</w:t>
+        <w:t>Ask in this order: first name, last name, date of birth. SSN later, if you need it.</w:t>
       </w:r>
     </w:p>
     <w:p>
@@ -6823,7 +7528,7 @@
         <w:spacing w:after="40"/>
       </w:pPr>
       <w:r>
-        <w:t>Every image that carries meaning has alternative text. Images that are decorative are marked as decorative rather than described.</w:t>
+        <w:t>Search short. Two or three letters of each name beats a full name you might misspell.</w:t>
       </w:r>
     </w:p>
     <w:p>
@@ -6832,7 +7537,7 @@
         <w:spacing w:after="40"/>
       </w:pPr>
       <w:r>
-        <w:t>Colour is never the only way something is signalled — a correct answer, a dimmed control or an alert also carries text or a shape.</w:t>
+        <w:t>A year on its own is a valid search. So is a fragment of a date, or four digits of an SSN.</w:t>
       </w:r>
     </w:p>
     <w:p>
@@ -6841,7 +7546,7 @@
         <w:spacing w:after="40"/>
       </w:pPr>
       <w:r>
-        <w:t>Everything the learner must do can be done from the keyboard, including the search field, the results table and opening a record.</w:t>
+        <w:t>Every word you type must match. If you get nothing, take a word away.</w:t>
       </w:r>
     </w:p>
     <w:p>
@@ -6850,7 +7555,7 @@
         <w:spacing w:after="40"/>
       </w:pPr>
       <w:r>
-        <w:t>Text can be resized without content being cut off or overlapping.</w:t>
+        <w:t>Swaps worth trying: C and K, I and Y. Catherine and Katherine. Jonson and Johnson.</w:t>
       </w:r>
     </w:p>
     <w:p>
@@ -6859,7 +7564,7 @@
         <w:spacing w:after="40"/>
       </w:pPr>
       <w:r>
-        <w:t>Contrast meets WCAG 2.1 AA. This includes the dimmed controls, which must read as unavailable without becoming invisible.</w:t>
+        <w:t>Two of three — name, date of birth, SSN — before you call it a match.</w:t>
       </w:r>
     </w:p>
     <w:p>
@@ -6868,552 +7573,7 @@
         <w:spacing w:after="40"/>
       </w:pPr>
       <w:r>
-        <w:t>Nothing depends on hearing alone, and nothing depends on a timed response.</w:t>
-      </w:r>
-    </w:p>
-    <w:p>
-      <w:pPr>
-        <w:spacing w:after="160"/>
-      </w:pPr>
-      <w:r>
-        <w:rPr>
-          <w:b w:val="0"/>
-          <w:i/>
-          <w:u w:val="none"/>
-        </w:rPr>
-        <w:t>LAHSA is a public agency and this training is federally adjacent, so Section 508 and WCAG 2.1 AA are the standard to build to, not to retrofit. The dimming treatment described earlier is the one place where accessibility and design pull against each other — dimmed still has to be legible.</w:t>
-      </w:r>
-    </w:p>
-    <w:p>
-      <w:pPr>
-        <w:spacing w:after="160"/>
-      </w:pPr>
-      <w:r>
-        <w:rPr>
-          <w:b w:val="0"/>
-          <w:i w:val="0"/>
-          <w:color w:val="C01C1C"/>
-          <w:u w:val="none"/>
-        </w:rPr>
-        <w:t>Open question 18: search returns participants from across the CoC, including people served only by other agencies. Is there guidance for end users on whose record they may open and when — a legitimate-purpose or minimum-necessary rule? A search lesson is where that would land, and this draft says nothing about it.</w:t>
-      </w:r>
-    </w:p>
-    <w:p/>
-    <w:p>
-      <w:pPr>
-        <w:spacing w:after="160"/>
-      </w:pPr>
-      <w:r>
-        <w:rPr>
-          <w:b/>
-          <w:i w:val="0"/>
-          <w:u w:val="single"/>
-        </w:rPr>
-        <w:t>Knowledge Check</w:t>
-      </w:r>
-    </w:p>
-    <w:p>
-      <w:pPr>
-        <w:spacing w:after="160"/>
-      </w:pPr>
-      <w:r>
-        <w:rPr>
-          <w:b w:val="0"/>
-          <w:i/>
-          <w:u w:val="none"/>
-        </w:rPr>
-        <w:t>Scored knowledge check. Correct answers in green, incorrect in orange. Randomise answer order. Every option needs feedback text, not just a right-or-wrong mark — the feedback for each question is given below it, and the wrong answers here are wrong for reasons worth saying out loud.</w:t>
-      </w:r>
-    </w:p>
-    <w:p>
-      <w:pPr>
-        <w:spacing w:after="160"/>
-      </w:pPr>
-      <w:r>
-        <w:rPr>
-          <w:b w:val="0"/>
-          <w:i w:val="0"/>
-          <w:u w:val="none"/>
-        </w:rPr>
-        <w:t>1. You search a participant's name and get no results. What does that tell you?</w:t>
-      </w:r>
-    </w:p>
-    <w:p>
-      <w:pPr>
-        <w:pStyle w:val="ListBullet2"/>
-        <w:spacing w:after="40"/>
-      </w:pPr>
-      <w:r>
-        <w:rPr>
-          <w:color w:val="1E7A33"/>
-        </w:rPr>
-        <w:t>Very little on its own — the record may be under a different name or spelling</w:t>
-      </w:r>
-    </w:p>
-    <w:p>
-      <w:pPr>
-        <w:pStyle w:val="ListBullet2"/>
-        <w:spacing w:after="40"/>
-      </w:pPr>
-      <w:r>
-        <w:rPr>
-          <w:color w:val="C06000"/>
-        </w:rPr>
-        <w:t>That the participant has never received services before</w:t>
-      </w:r>
-    </w:p>
-    <w:p>
-      <w:pPr>
-        <w:pStyle w:val="ListBullet2"/>
-        <w:spacing w:after="40"/>
-      </w:pPr>
-      <w:r>
-        <w:rPr>
-          <w:color w:val="C06000"/>
-        </w:rPr>
-        <w:t>That you should create a new record</w:t>
-      </w:r>
-    </w:p>
-    <w:p>
-      <w:pPr>
-        <w:spacing w:after="160"/>
-      </w:pPr>
-      <w:r>
-        <w:rPr>
-          <w:b w:val="0"/>
-          <w:i/>
-          <w:u w:val="none"/>
-        </w:rPr>
-        <w:t>Feedback: an empty result is the single most misread signal in HMIS. It usually means the record is under a name, a spelling or an identifier you have not tried yet.</w:t>
-      </w:r>
-    </w:p>
-    <w:p>
-      <w:pPr>
-        <w:spacing w:after="160"/>
-      </w:pPr>
-      <w:r>
-        <w:rPr>
-          <w:b w:val="0"/>
-          <w:i w:val="0"/>
-          <w:u w:val="none"/>
-        </w:rPr>
-        <w:t>2. A participant says she was born in 1985 but cannot remember the exact date. What can you search?</w:t>
-      </w:r>
-    </w:p>
-    <w:p>
-      <w:pPr>
-        <w:pStyle w:val="ListBullet2"/>
-        <w:spacing w:after="40"/>
-      </w:pPr>
-      <w:r>
-        <w:rPr>
-          <w:color w:val="1E7A33"/>
-        </w:rPr>
-        <w:t>The year on its own</w:t>
-      </w:r>
-    </w:p>
-    <w:p>
-      <w:pPr>
-        <w:pStyle w:val="ListBullet2"/>
-        <w:spacing w:after="40"/>
-      </w:pPr>
-      <w:r>
-        <w:rPr>
-          <w:color w:val="C06000"/>
-        </w:rPr>
-        <w:t>Nothing — a full date of birth is required</w:t>
-      </w:r>
-    </w:p>
-    <w:p>
-      <w:pPr>
-        <w:pStyle w:val="ListBullet2"/>
-        <w:spacing w:after="40"/>
-      </w:pPr>
-      <w:r>
-        <w:rPr>
-          <w:color w:val="C06000"/>
-        </w:rPr>
-        <w:t>Only the first three letters of her name</w:t>
-      </w:r>
-    </w:p>
-    <w:p>
-      <w:pPr>
-        <w:spacing w:after="160"/>
-      </w:pPr>
-      <w:r>
-        <w:rPr>
-          <w:b w:val="0"/>
-          <w:i/>
-          <w:u w:val="none"/>
-        </w:rPr>
-        <w:t>Feedback: a year on its own is a valid search. So is a fragment of a date. You do not need the whole thing to start narrowing.</w:t>
-      </w:r>
-    </w:p>
-    <w:p>
-      <w:pPr>
-        <w:spacing w:after="160"/>
-      </w:pPr>
-      <w:r>
-        <w:rPr>
-          <w:b w:val="0"/>
-          <w:i w:val="0"/>
-          <w:u w:val="none"/>
-        </w:rPr>
-        <w:t>3. Two records share a name, but you have not compared anything else yet. What is your next step?</w:t>
-      </w:r>
-    </w:p>
-    <w:p>
-      <w:pPr>
-        <w:pStyle w:val="ListBullet2"/>
-        <w:spacing w:after="40"/>
-      </w:pPr>
-      <w:r>
-        <w:rPr>
-          <w:color w:val="1E7A33"/>
-        </w:rPr>
-        <w:t>Compare a second identifier — date of birth, or the SSN fragment</w:t>
-      </w:r>
-    </w:p>
-    <w:p>
-      <w:pPr>
-        <w:pStyle w:val="ListBullet2"/>
-        <w:spacing w:after="40"/>
-      </w:pPr>
-      <w:r>
-        <w:rPr>
-          <w:color w:val="C06000"/>
-        </w:rPr>
-        <w:t>Treat them as the same person, because the name matches</w:t>
-      </w:r>
-    </w:p>
-    <w:p>
-      <w:pPr>
-        <w:pStyle w:val="ListBullet2"/>
-        <w:spacing w:after="40"/>
-      </w:pPr>
-      <w:r>
-        <w:rPr>
-          <w:color w:val="C06000"/>
-        </w:rPr>
-        <w:t>Work from whichever record you opened first</w:t>
-      </w:r>
-    </w:p>
-    <w:p>
-      <w:pPr>
-        <w:spacing w:after="160"/>
-      </w:pPr>
-      <w:r>
-        <w:rPr>
-          <w:b w:val="0"/>
-          <w:i/>
-          <w:u w:val="none"/>
-        </w:rPr>
-        <w:t>Feedback: a name on its own is never enough. Two of the three — name, date of birth, SSN — have to agree before you treat a record as a match. Deciding on the name alone is how one person ends up with two records, and how two people end up sharing one.</w:t>
-      </w:r>
-    </w:p>
-    <w:p>
-      <w:pPr>
-        <w:spacing w:after="160"/>
-      </w:pPr>
-      <w:r>
-        <w:rPr>
-          <w:b w:val="0"/>
-          <w:i w:val="0"/>
-          <w:u w:val="none"/>
-        </w:rPr>
-        <w:t>4. A participant will not give you their Social Security Number. What can you still do?</w:t>
-      </w:r>
-    </w:p>
-    <w:p>
-      <w:pPr>
-        <w:pStyle w:val="ListBullet2"/>
-        <w:spacing w:after="40"/>
-      </w:pPr>
-      <w:r>
-        <w:rPr>
-          <w:color w:val="1E7A33"/>
-        </w:rPr>
-        <w:t>Search on name and date of birth — the SSN is one route in, not the only one</w:t>
-      </w:r>
-    </w:p>
-    <w:p>
-      <w:pPr>
-        <w:pStyle w:val="ListBullet2"/>
-        <w:spacing w:after="40"/>
-      </w:pPr>
-      <w:r>
-        <w:rPr>
-          <w:color w:val="C06000"/>
-        </w:rPr>
-        <w:t>Nothing until they provide it</w:t>
-      </w:r>
-    </w:p>
-    <w:p>
-      <w:pPr>
-        <w:pStyle w:val="ListBullet2"/>
-        <w:spacing w:after="40"/>
-      </w:pPr>
-      <w:r>
-        <w:rPr>
-          <w:color w:val="C06000"/>
-        </w:rPr>
-        <w:t>Create a new record, since you cannot confirm the old one</w:t>
-      </w:r>
-    </w:p>
-    <w:p>
-      <w:pPr>
-        <w:spacing w:after="160"/>
-      </w:pPr>
-      <w:r>
-        <w:rPr>
-          <w:b w:val="0"/>
-          <w:i/>
-          <w:u w:val="none"/>
-        </w:rPr>
-        <w:t>Feedback: refusing is a legitimate answer, and it is recorded as one. Plenty of records hold no SSN at all, or only part of one. Name and date of birth will find most people, and the rest of the record — household, program history, case notes — can confirm the match.</w:t>
-      </w:r>
-    </w:p>
-    <w:p>
-      <w:pPr>
-        <w:spacing w:after="160"/>
-      </w:pPr>
-      <w:r>
-        <w:rPr>
-          <w:b w:val="0"/>
-          <w:i w:val="0"/>
-          <w:u w:val="none"/>
-        </w:rPr>
-        <w:t>5. You find two records that clearly describe the same person. What is your next step?</w:t>
-      </w:r>
-    </w:p>
-    <w:p>
-      <w:pPr>
-        <w:pStyle w:val="ListBullet2"/>
-        <w:spacing w:after="40"/>
-      </w:pPr>
-      <w:r>
-        <w:rPr>
-          <w:color w:val="1E7A33"/>
-        </w:rPr>
-        <w:t>Flag them and report them to HMIS Support with their Unique Identifiers</w:t>
-      </w:r>
-    </w:p>
-    <w:p>
-      <w:pPr>
-        <w:pStyle w:val="ListBullet2"/>
-        <w:spacing w:after="40"/>
-      </w:pPr>
-      <w:r>
-        <w:rPr>
-          <w:color w:val="C06000"/>
-        </w:rPr>
-        <w:t>Merge the two records yourself</w:t>
-      </w:r>
-    </w:p>
-    <w:p>
-      <w:pPr>
-        <w:pStyle w:val="ListBullet2"/>
-        <w:spacing w:after="40"/>
-      </w:pPr>
-      <w:r>
-        <w:rPr>
-          <w:color w:val="C06000"/>
-        </w:rPr>
-        <w:t>Delete the one with less information</w:t>
-      </w:r>
-    </w:p>
-    <w:p>
-      <w:pPr>
-        <w:spacing w:after="160"/>
-      </w:pPr>
-      <w:r>
-        <w:rPr>
-          <w:b w:val="0"/>
-          <w:i/>
-          <w:u w:val="none"/>
-        </w:rPr>
-        <w:t>Feedback: merging and deleting are not yours to do, and doing them locally is how history gets lost. Report both Unique Identifiers to HMIS Support and they resolve it centrally, which is what keeps the CoC's unduplicated count honest.</w:t>
-      </w:r>
-    </w:p>
-    <w:p>
-      <w:pPr>
-        <w:spacing w:after="160"/>
-      </w:pPr>
-      <w:r>
-        <w:rPr>
-          <w:b w:val="0"/>
-          <w:i w:val="0"/>
-          <w:u w:val="none"/>
-        </w:rPr>
-        <w:t>6. When is it correct to create a new record?</w:t>
-      </w:r>
-    </w:p>
-    <w:p>
-      <w:pPr>
-        <w:pStyle w:val="ListBullet2"/>
-        <w:spacing w:after="40"/>
-      </w:pPr>
-      <w:r>
-        <w:rPr>
-          <w:color w:val="1E7A33"/>
-        </w:rPr>
-        <w:t>Only after you have worked the whole list — alternate names and spellings, a different identifier, the Outreach module if you are in the field, and your data staff if you have them — and still found nothing</w:t>
-      </w:r>
-    </w:p>
-    <w:p>
-      <w:pPr>
-        <w:pStyle w:val="ListBullet2"/>
-        <w:spacing w:after="40"/>
-      </w:pPr>
-      <w:r>
-        <w:rPr>
-          <w:color w:val="C06000"/>
-        </w:rPr>
-        <w:t>After the participant's name returns no results</w:t>
-      </w:r>
-    </w:p>
-    <w:p>
-      <w:pPr>
-        <w:pStyle w:val="ListBullet2"/>
-        <w:spacing w:after="40"/>
-      </w:pPr>
-      <w:r>
-        <w:rPr>
-          <w:color w:val="C06000"/>
-        </w:rPr>
-        <w:t>Whenever the participant says they have not received services before</w:t>
-      </w:r>
-    </w:p>
-    <w:p>
-      <w:pPr>
-        <w:spacing w:after="160"/>
-      </w:pPr>
-      <w:r>
-        <w:rPr>
-          <w:b w:val="0"/>
-          <w:i/>
-          <w:u w:val="none"/>
-        </w:rPr>
-        <w:t>Feedback: creating a record is the last step, not the second one. An empty result means your search has not found them yet — it is not evidence that they are new. And when you do create one, send the Unique Identifier to HMIS Support and ask them to double-check.</w:t>
-      </w:r>
-    </w:p>
-    <w:p>
-      <w:pPr>
-        <w:spacing w:after="160"/>
-      </w:pPr>
-      <w:r>
-        <w:rPr>
-          <w:b w:val="0"/>
-          <w:i w:val="0"/>
-          <w:color w:val="C01C1C"/>
-          <w:u w:val="none"/>
-        </w:rPr>
-        <w:t>Open question 15: does the knowledge check carry the grade for this lesson, or the practice, or both? If the lesson is delivered in Rise with the simulation embedded, the simulation cannot report a score to the course — so the knowledge check would have to be the graded instrument, and the practice becomes ungraded rehearsal.</w:t>
-      </w:r>
-    </w:p>
-    <w:p/>
-    <w:p>
-      <w:pPr>
-        <w:spacing w:after="160"/>
-      </w:pPr>
-      <w:r>
-        <w:rPr>
-          <w:b/>
-          <w:i w:val="0"/>
-          <w:u w:val="single"/>
-        </w:rPr>
-        <w:t>Take This With You</w:t>
-      </w:r>
-    </w:p>
-    <w:p>
-      <w:pPr>
-        <w:spacing w:after="80"/>
-      </w:pPr>
-      <w:r>
-        <w:rPr>
-          <w:b/>
-          <w:i w:val="0"/>
-          <w:u w:val="none"/>
-        </w:rPr>
-        <w:t>Why Accuracy on the Way In Matters</w:t>
-      </w:r>
-    </w:p>
-    <w:p>
-      <w:pPr>
-        <w:spacing w:after="160"/>
-      </w:pPr>
-      <w:r>
-        <w:rPr>
-          <w:b w:val="0"/>
-          <w:i w:val="0"/>
-          <w:u w:val="none"/>
-        </w:rPr>
-        <w:t>This lesson is about finding someone. But every record you can find was typed by somebody who came before you, and the reason you can find it is that they got it right.</w:t>
-      </w:r>
-    </w:p>
-    <w:p>
-      <w:pPr>
-        <w:spacing w:after="160"/>
-      </w:pPr>
-      <w:r>
-        <w:rPr>
-          <w:b w:val="0"/>
-          <w:i w:val="0"/>
-          <w:u w:val="none"/>
-        </w:rPr>
-        <w:t>So when you do reach the point of entering someone — because you searched properly and they genuinely are not there — the care you take is not administrative. Accurate information is what makes them findable by the next worker, and being findable is what makes their support arrive on time and go to the right person.</w:t>
-      </w:r>
-    </w:p>
-    <w:p>
-      <w:pPr>
-        <w:spacing w:after="160"/>
-      </w:pPr>
-      <w:r>
-        <w:rPr>
-          <w:b w:val="0"/>
-          <w:i w:val="0"/>
-          <w:u w:val="none"/>
-        </w:rPr>
-        <w:t>Search and accurate entry are the same skill pointed in two directions.</w:t>
-      </w:r>
-    </w:p>
-    <w:p>
-      <w:pPr>
-        <w:spacing w:after="80"/>
-      </w:pPr>
-      <w:r>
-        <w:rPr>
-          <w:b/>
-          <w:i w:val="0"/>
-          <w:u w:val="none"/>
-        </w:rPr>
-        <w:t>The One-Page Version</w:t>
-      </w:r>
-    </w:p>
-    <w:p>
-      <w:pPr>
-        <w:spacing w:after="160"/>
-      </w:pPr>
-      <w:r>
-        <w:rPr>
-          <w:b w:val="0"/>
-          <w:i w:val="0"/>
-          <w:u w:val="none"/>
-        </w:rPr>
-        <w:t>This work happens on a phone, standing up, usually while something else is going on. Nobody is going to reopen a fifty-minute course to remember the order to search in. So the lesson ends with a card you can keep.</w:t>
-      </w:r>
-    </w:p>
-    <w:p>
-      <w:pPr>
-        <w:spacing w:after="80"/>
-      </w:pPr>
-      <w:r>
-        <w:rPr>
-          <w:b w:val="0"/>
-          <w:i w:val="0"/>
-          <w:u w:val="single"/>
-        </w:rPr>
-        <w:t>What the card holds</w:t>
+        <w:t>Empty result is not proof they are new.</w:t>
       </w:r>
     </w:p>
     <w:p>
@@ -7422,7 +7582,257 @@
         <w:spacing w:after="40"/>
       </w:pPr>
       <w:r>
-        <w:t>Ask in this order: first name, last name, date of birth. SSN later, if you need it.</w:t>
+        <w:t>Never merge, never delete. Report both Unique Identifiers to HMIS Support.</w:t>
+      </w:r>
+    </w:p>
+    <w:p>
+      <w:pPr>
+        <w:spacing w:after="160"/>
+      </w:pPr>
+      <w:r>
+        <w:rPr>
+          <w:b w:val="0"/>
+          <w:i/>
+          <w:u w:val="none"/>
+        </w:rPr>
+        <w:t>Downloadable one-page PDF, and the same content as an on-screen summary for anyone who will not download it. Sized to be readable on a phone.</w:t>
+      </w:r>
+    </w:p>
+    <w:p>
+      <w:pPr>
+        <w:spacing w:after="160"/>
+      </w:pPr>
+      <w:r>
+        <w:rPr>
+          <w:b w:val="0"/>
+          <w:i w:val="0"/>
+          <w:color w:val="C01C1C"/>
+          <w:u w:val="none"/>
+        </w:rPr>
+        <w:t>Open question 16: is there a house format for job aids this should follow, and does anything need to go on it that is not in the list above?</w:t>
+      </w:r>
+    </w:p>
+    <w:p/>
+    <w:p>
+      <w:pPr>
+        <w:spacing w:after="160"/>
+      </w:pPr>
+      <w:r>
+        <w:rPr>
+          <w:b/>
+          <w:i w:val="0"/>
+          <w:u w:val="single"/>
+        </w:rPr>
+        <w:t>Summary</w:t>
+      </w:r>
+    </w:p>
+    <w:p>
+      <w:pPr>
+        <w:spacing w:after="80"/>
+      </w:pPr>
+      <w:r>
+        <w:rPr>
+          <w:b/>
+          <w:i w:val="0"/>
+          <w:u w:val="none"/>
+        </w:rPr>
+        <w:t>Slide 15.1 – What You Practiced</w:t>
+      </w:r>
+    </w:p>
+    <w:p>
+      <w:pPr>
+        <w:spacing w:after="160"/>
+      </w:pPr>
+      <w:r>
+        <w:rPr>
+          <w:b w:val="0"/>
+          <w:i w:val="0"/>
+          <w:u w:val="none"/>
+        </w:rPr>
+        <w:t>You searched on a name fragment, on a year, on four digits of a Social Security Number, and on a name that had been typed a different way. You narrowed a search that returned too much, and you swapped an identifier when a search returned nothing.</w:t>
+      </w:r>
+    </w:p>
+    <w:p>
+      <w:pPr>
+        <w:spacing w:after="160"/>
+      </w:pPr>
+      <w:r>
+        <w:rPr>
+          <w:b w:val="0"/>
+          <w:i w:val="0"/>
+          <w:u w:val="none"/>
+        </w:rPr>
+        <w:t>Then you verified. You told two people with the same name apart on a second identifier. You identified someone whose record held almost no identifiers, using her household. You chose between three records that all matched. And you recognised the same person entered twice, and reported it rather than fixing it yourself.</w:t>
+      </w:r>
+    </w:p>
+    <w:p>
+      <w:pPr>
+        <w:spacing w:after="160"/>
+      </w:pPr>
+      <w:r>
+        <w:rPr>
+          <w:b w:val="0"/>
+          <w:i w:val="0"/>
+          <w:u w:val="none"/>
+        </w:rPr>
+        <w:t>The habit underneath all of it is one sentence: an empty result is not proof that someone is new. Search the surname fragment, search the year of birth, confirm on a second identifier — and only then create a record.</w:t>
+      </w:r>
+    </w:p>
+    <w:p>
+      <w:pPr>
+        <w:spacing w:after="160"/>
+      </w:pPr>
+      <w:r>
+        <w:rPr>
+          <w:b w:val="0"/>
+          <w:i w:val="0"/>
+          <w:u w:val="none"/>
+        </w:rPr>
+        <w:t>Lesson 2 covers creating that record, where this habit is the only thing standing between you and a duplicate.</w:t>
+      </w:r>
+    </w:p>
+    <w:p>
+      <w:pPr>
+        <w:spacing w:after="80"/>
+      </w:pPr>
+      <w:r>
+        <w:rPr>
+          <w:b/>
+          <w:i w:val="0"/>
+          <w:u w:val="none"/>
+        </w:rPr>
+        <w:t>Slide 15.2 – Lesson Closing</w:t>
+      </w:r>
+    </w:p>
+    <w:p>
+      <w:pPr>
+        <w:spacing w:after="160"/>
+      </w:pPr>
+      <w:r>
+        <w:rPr>
+          <w:b w:val="0"/>
+          <w:i w:val="0"/>
+          <w:u w:val="none"/>
+        </w:rPr>
+        <w:t>That is the end of Lesson 1. Well done — this is the least glamorous part of the job and the one that decides the most.</w:t>
+      </w:r>
+    </w:p>
+    <w:p>
+      <w:pPr>
+        <w:spacing w:after="160"/>
+      </w:pPr>
+      <w:r>
+        <w:rPr>
+          <w:b w:val="0"/>
+          <w:i w:val="0"/>
+          <w:u w:val="none"/>
+        </w:rPr>
+        <w:t>The next lesson covers adding a participant who genuinely is not there, which is where everything you have just practised gets put to work.</w:t>
+      </w:r>
+    </w:p>
+    <w:p>
+      <w:pPr>
+        <w:spacing w:after="160"/>
+      </w:pPr>
+      <w:r>
+        <w:rPr>
+          <w:b w:val="0"/>
+          <w:i/>
+          <w:u w:val="none"/>
+        </w:rPr>
+        <w:t>Closing screen with an Exit control, matching the series.</w:t>
+      </w:r>
+    </w:p>
+    <w:p>
+      <w:pPr>
+        <w:spacing w:after="80"/>
+      </w:pPr>
+      <w:r>
+        <w:rPr>
+          <w:b/>
+          <w:i w:val="0"/>
+          <w:u w:val="none"/>
+        </w:rPr>
+        <w:t>Slide 15.3 – Survey</w:t>
+      </w:r>
+    </w:p>
+    <w:p>
+      <w:pPr>
+        <w:spacing w:after="160"/>
+      </w:pPr>
+      <w:r>
+        <w:rPr>
+          <w:b w:val="0"/>
+          <w:i w:val="0"/>
+          <w:u w:val="none"/>
+        </w:rPr>
+        <w:t>Now that you have completed the lesson, we would appreciate your feedback. Please complete the short survey below.</w:t>
+      </w:r>
+    </w:p>
+    <w:p>
+      <w:pPr>
+        <w:spacing w:after="160"/>
+      </w:pPr>
+      <w:r>
+        <w:rPr>
+          <w:b w:val="0"/>
+          <w:i/>
+          <w:u w:val="none"/>
+        </w:rPr>
+        <w:t>Survey embed.</w:t>
+      </w:r>
+    </w:p>
+    <w:p/>
+    <w:p>
+      <w:pPr>
+        <w:spacing w:after="160"/>
+      </w:pPr>
+      <w:r>
+        <w:rPr>
+          <w:b/>
+          <w:i w:val="0"/>
+          <w:u w:val="single"/>
+        </w:rPr>
+        <w:t>Production Standards</w:t>
+      </w:r>
+    </w:p>
+    <w:p>
+      <w:pPr>
+        <w:spacing w:after="80"/>
+      </w:pPr>
+      <w:r>
+        <w:rPr>
+          <w:b/>
+          <w:i w:val="0"/>
+          <w:u w:val="none"/>
+        </w:rPr>
+        <w:t>Slide 16.1 – Accessibility</w:t>
+      </w:r>
+    </w:p>
+    <w:p>
+      <w:pPr>
+        <w:spacing w:after="160"/>
+      </w:pPr>
+      <w:r>
+        <w:rPr>
+          <w:b w:val="0"/>
+          <w:i/>
+          <w:u w:val="none"/>
+        </w:rPr>
+        <w:t>At the back of the document on purpose. This was not part of the brief and is not asking for a decision — it is here so the standard is on the record as considered, and so it can be pulled forward if it turns out to be required.</w:t>
+      </w:r>
+    </w:p>
+    <w:p>
+      <w:pPr>
+        <w:spacing w:after="160"/>
+      </w:pPr>
+      <w:r>
+        <w:rPr>
+          <w:b w:val="0"/>
+          <w:i w:val="0"/>
+          <w:u w:val="none"/>
+        </w:rPr>
+        <w:t>Applies to every screen in this lesson, and to the practice simulation.</w:t>
       </w:r>
     </w:p>
     <w:p>
@@ -7431,7 +7841,7 @@
         <w:spacing w:after="40"/>
       </w:pPr>
       <w:r>
-        <w:t>Search short. Two or three letters of each name beats a full name you might misspell.</w:t>
+        <w:t>Narration is captioned, and a transcript is available on the page.</w:t>
       </w:r>
     </w:p>
     <w:p>
@@ -7440,7 +7850,7 @@
         <w:spacing w:after="40"/>
       </w:pPr>
       <w:r>
-        <w:t>A year on its own is a valid search. So is a fragment of a date, or four digits of an SSN.</w:t>
+        <w:t>Every image that carries meaning has alternative text. Images that are decorative are marked as decorative rather than described.</w:t>
       </w:r>
     </w:p>
     <w:p>
@@ -7449,7 +7859,7 @@
         <w:spacing w:after="40"/>
       </w:pPr>
       <w:r>
-        <w:t>Every word you type must match. If you get nothing, take a word away.</w:t>
+        <w:t>Colour is never the only way something is signalled — a correct answer, a dimmed control or an alert also carries text or a shape.</w:t>
       </w:r>
     </w:p>
     <w:p>
@@ -7458,7 +7868,7 @@
         <w:spacing w:after="40"/>
       </w:pPr>
       <w:r>
-        <w:t>Swaps worth trying: C and K, I and Y. Catherine and Katherine. Jonson and Johnson.</w:t>
+        <w:t>Everything the learner must do can be done from the keyboard, including the search field, the results table and opening a record.</w:t>
       </w:r>
     </w:p>
     <w:p>
@@ -7467,7 +7877,7 @@
         <w:spacing w:after="40"/>
       </w:pPr>
       <w:r>
-        <w:t>Two of three — name, date of birth, SSN — before you call it a match.</w:t>
+        <w:t>Text can be resized without content being cut off or overlapping.</w:t>
       </w:r>
     </w:p>
     <w:p>
@@ -7476,7 +7886,7 @@
         <w:spacing w:after="40"/>
       </w:pPr>
       <w:r>
-        <w:t>Empty result is not proof they are new.</w:t>
+        <w:t>Contrast meets WCAG 2.1 AA. This includes the dimmed controls, which must read as unavailable without becoming invisible.</w:t>
       </w:r>
     </w:p>
     <w:p>
@@ -7485,7 +7895,7 @@
         <w:spacing w:after="40"/>
       </w:pPr>
       <w:r>
-        <w:t>Never merge, never delete. Report both Unique Identifiers to HMIS Support.</w:t>
+        <w:t>Nothing depends on hearing alone, and nothing depends on a timed response.</w:t>
       </w:r>
     </w:p>
     <w:p>
@@ -7498,7 +7908,7 @@
           <w:i/>
           <w:u w:val="none"/>
         </w:rPr>
-        <w:t>Downloadable one-page PDF, and the same content as an on-screen summary for anyone who will not download it. Sized to be readable on a phone.</w:t>
+        <w:t>LAHSA is a public agency and this training is federally adjacent, so Section 508 and WCAG 2.1 AA are the standard to build to, not to retrofit. The dimming treatment described earlier is the one place where accessibility and design pull against each other — dimmed still has to be legible.</w:t>
       </w:r>
     </w:p>
     <w:p>
@@ -7512,125 +7922,7 @@
           <w:color w:val="C01C1C"/>
           <w:u w:val="none"/>
         </w:rPr>
-        <w:t>Open question 16: is there a house format for job aids this should follow, and does anything need to go on it that is not in the list above?</w:t>
-      </w:r>
-    </w:p>
-    <w:p/>
-    <w:p>
-      <w:pPr>
-        <w:spacing w:after="160"/>
-      </w:pPr>
-      <w:r>
-        <w:rPr>
-          <w:b/>
-          <w:i w:val="0"/>
-          <w:u w:val="single"/>
-        </w:rPr>
-        <w:t>Summary</w:t>
-      </w:r>
-    </w:p>
-    <w:p>
-      <w:pPr>
-        <w:spacing w:after="80"/>
-      </w:pPr>
-      <w:r>
-        <w:rPr>
-          <w:b/>
-          <w:i w:val="0"/>
-          <w:u w:val="none"/>
-        </w:rPr>
-        <w:t>What You Practiced</w:t>
-      </w:r>
-    </w:p>
-    <w:p>
-      <w:pPr>
-        <w:spacing w:after="160"/>
-      </w:pPr>
-      <w:r>
-        <w:rPr>
-          <w:b w:val="0"/>
-          <w:i w:val="0"/>
-          <w:u w:val="none"/>
-        </w:rPr>
-        <w:t>You searched on a name fragment, on a year, on four digits of a Social Security Number, and on a name that had been typed a different way. You narrowed a search that returned too much, and you swapped an identifier when a search returned nothing.</w:t>
-      </w:r>
-    </w:p>
-    <w:p>
-      <w:pPr>
-        <w:spacing w:after="160"/>
-      </w:pPr>
-      <w:r>
-        <w:rPr>
-          <w:b w:val="0"/>
-          <w:i w:val="0"/>
-          <w:u w:val="none"/>
-        </w:rPr>
-        <w:t>Then you verified. You told two people with the same name apart on a second identifier. You identified someone whose record held almost no identifiers, using her household. You chose between three records that all matched. And you recognised the same person entered twice, and reported it rather than fixing it yourself.</w:t>
-      </w:r>
-    </w:p>
-    <w:p>
-      <w:pPr>
-        <w:spacing w:after="160"/>
-      </w:pPr>
-      <w:r>
-        <w:rPr>
-          <w:b w:val="0"/>
-          <w:i w:val="0"/>
-          <w:u w:val="none"/>
-        </w:rPr>
-        <w:t>The habit underneath all of it is one sentence: an empty result is not proof that someone is new. Search the surname fragment, search the year of birth, confirm on a second identifier — and only then create a record.</w:t>
-      </w:r>
-    </w:p>
-    <w:p>
-      <w:pPr>
-        <w:spacing w:after="160"/>
-      </w:pPr>
-      <w:r>
-        <w:rPr>
-          <w:b w:val="0"/>
-          <w:i w:val="0"/>
-          <w:u w:val="none"/>
-        </w:rPr>
-        <w:t>Lesson 2 covers creating that record, where this habit is the only thing standing between you and a duplicate.</w:t>
-      </w:r>
-    </w:p>
-    <w:p>
-      <w:pPr>
-        <w:spacing w:after="80"/>
-      </w:pPr>
-      <w:r>
-        <w:rPr>
-          <w:b/>
-          <w:i w:val="0"/>
-          <w:u w:val="none"/>
-        </w:rPr>
-        <w:t>Survey</w:t>
-      </w:r>
-    </w:p>
-    <w:p>
-      <w:pPr>
-        <w:spacing w:after="160"/>
-      </w:pPr>
-      <w:r>
-        <w:rPr>
-          <w:b w:val="0"/>
-          <w:i w:val="0"/>
-          <w:u w:val="none"/>
-        </w:rPr>
-        <w:t>Now that you have completed the lesson, we would appreciate your feedback. Please complete the short survey below.</w:t>
-      </w:r>
-    </w:p>
-    <w:p>
-      <w:pPr>
-        <w:spacing w:after="160"/>
-      </w:pPr>
-      <w:r>
-        <w:rPr>
-          <w:b w:val="0"/>
-          <w:i/>
-          <w:u w:val="none"/>
-        </w:rPr>
-        <w:t>Survey embed.</w:t>
+        <w:t>Open question 18: search returns participants from across the CoC, including people served only by other agencies. Is there guidance for end users on whose record they may open and when — a legitimate-purpose or minimum-necessary rule? A search lesson is where that would land, and this draft says nothing about it.</w:t>
       </w:r>
     </w:p>
     <w:sectPr>

--- a/HMIS BNTS - Search/Script - HMIS BNTS Lesson 1 - Finding a Participant.docx
+++ b/HMIS BNTS - Search/Script - HMIS BNTS Lesson 1 - Finding a Participant.docx
@@ -741,6 +741,34 @@
         <w:t>18. search returns participants from across the CoC, including people served only by other agencies. Is there guidance for end users on whose record they may open and when — a legitimate-purpose or minimum-necessary rule? A search lesson is where that would land, and this draft says nothing about it.</w:t>
       </w:r>
     </w:p>
+    <w:p>
+      <w:pPr>
+        <w:spacing w:after="120"/>
+      </w:pPr>
+      <w:r>
+        <w:rPr>
+          <w:b w:val="0"/>
+          <w:i w:val="0"/>
+          <w:color w:val="C01C1C"/>
+          <w:u w:val="none"/>
+        </w:rPr>
+        <w:t>19. does the Basic New Trainee Series replace HMIS Essentials (v1.1.0) or sit alongside it? It matters more than it sounds. Essentials objective 01 — why entering data correctly matters — is most of this lesson's Introduction and Key Terms. If Essentials stays, we are teaching it twice and this lesson can lose about eight minutes by pointing at it instead. If BNTS replaces Essentials, the intro material has to live somewhere in the series, and this is the wrong lesson for it — it wants to be its own.</w:t>
+      </w:r>
+    </w:p>
+    <w:p>
+      <w:pPr>
+        <w:spacing w:after="120"/>
+      </w:pPr>
+      <w:r>
+        <w:rPr>
+          <w:b w:val="0"/>
+          <w:i w:val="0"/>
+          <w:color w:val="C01C1C"/>
+          <w:u w:val="none"/>
+        </w:rPr>
+        <w:t>20. Essentials objective 02 is “search and find a participant’s HMIS record to learn their back story”. That is this lesson, and it is narrower than what is currently written. Confirm the boundary: finding the right person and reading their history is clearly in. Choosing between three matching records, and reporting duplicates to HMIS Support, may belong with data quality or with Essentials objective 01. Tasks 13 and 14 are the ones in question.</w:t>
+      </w:r>
+    </w:p>
     <w:p/>
     <w:p/>
     <w:p>
@@ -818,7 +846,7 @@
           <w:i w:val="0"/>
           <w:u w:val="none"/>
         </w:rPr>
-        <w:t xml:space="preserve">      1.4  Lesson Structure</w:t>
+        <w:t xml:space="preserve">      1.4  Where This Lesson Sits</w:t>
       </w:r>
     </w:p>
     <w:p>
@@ -831,7 +859,7 @@
           <w:i w:val="0"/>
           <w:u w:val="none"/>
         </w:rPr>
-        <w:t xml:space="preserve">      1.5  Before You Start</w:t>
+        <w:t xml:space="preserve">      1.5  Lesson Structure</w:t>
       </w:r>
     </w:p>
     <w:p>
@@ -844,7 +872,7 @@
           <w:i w:val="0"/>
           <w:u w:val="none"/>
         </w:rPr>
-        <w:t xml:space="preserve">      1.6  Someone Asks You for an Update</w:t>
+        <w:t xml:space="preserve">      1.6  Before You Start</w:t>
       </w:r>
     </w:p>
     <w:p>
@@ -857,7 +885,7 @@
           <w:i w:val="0"/>
           <w:u w:val="none"/>
         </w:rPr>
-        <w:t xml:space="preserve">      1.7  How This Lesson Runs</w:t>
+        <w:t xml:space="preserve">      1.7  Someone Asks You for an Update</w:t>
       </w:r>
     </w:p>
     <w:p>
@@ -870,7 +898,20 @@
           <w:i w:val="0"/>
           <w:u w:val="none"/>
         </w:rPr>
-        <w:t xml:space="preserve">      1.8  Why Searching Thoroughly Matters</w:t>
+        <w:t xml:space="preserve">      1.8  How This Lesson Runs</w:t>
+      </w:r>
+    </w:p>
+    <w:p>
+      <w:pPr>
+        <w:spacing w:after="20"/>
+      </w:pPr>
+      <w:r>
+        <w:rPr>
+          <w:b w:val="0"/>
+          <w:i w:val="0"/>
+          <w:u w:val="none"/>
+        </w:rPr>
+        <w:t xml:space="preserve">      1.9  Why Searching Thoroughly Matters</w:t>
       </w:r>
     </w:p>
     <w:p>
@@ -1943,7 +1984,7 @@
           <w:i w:val="0"/>
           <w:u w:val="none"/>
         </w:rPr>
-        <w:t>This lesson has three objectives. By the end of it, you will</w:t>
+        <w:t>This lesson has four objectives. By the end of it, you will</w:t>
       </w:r>
     </w:p>
     <w:p>
@@ -1952,7 +1993,7 @@
         <w:spacing w:after="40"/>
       </w:pPr>
       <w:r>
-        <w:t>Say what HMIS is and what it is used for.</w:t>
+        <w:t>Search HMIS on partial or uncertain information — a fragment of a name, a year, four digits — and find a participant's record.</w:t>
       </w:r>
     </w:p>
     <w:p>
@@ -1961,7 +2002,7 @@
         <w:spacing w:after="40"/>
       </w:pPr>
       <w:r>
-        <w:t>Use search properly, and explain why searching diligently matters.</w:t>
+        <w:t>Recover a search that returns nothing, and narrow one that returns too much.</w:t>
       </w:r>
     </w:p>
     <w:p>
@@ -1970,111 +2011,7 @@
         <w:spacing w:after="40"/>
       </w:pPr>
       <w:r>
-        <w:t>Explain why capturing a participant's information accurately matters.</w:t>
-      </w:r>
-    </w:p>
-    <w:p>
-      <w:pPr>
-        <w:spacing w:after="160"/>
-      </w:pPr>
-      <w:r>
-        <w:rPr>
-          <w:b w:val="0"/>
-          <w:i w:val="0"/>
-          <w:u w:val="none"/>
-        </w:rPr>
-        <w:t>Meeting these lays the groundwork for everything else in the series — every lesson that follows assumes you can find the right person first.</w:t>
-      </w:r>
-    </w:p>
-    <w:p>
-      <w:pPr>
-        <w:spacing w:after="160"/>
-      </w:pPr>
-      <w:r>
-        <w:rPr>
-          <w:b w:val="0"/>
-          <w:i/>
-          <w:u w:val="none"/>
-        </w:rPr>
-        <w:t>On screen as a numbered list before the lesson proper, the way the HUD Exchange courses open. Three, not more.</w:t>
-      </w:r>
-    </w:p>
-    <w:p>
-      <w:pPr>
-        <w:spacing w:after="160"/>
-      </w:pPr>
-      <w:r>
-        <w:rPr>
-          <w:b w:val="0"/>
-          <w:i/>
-          <w:u w:val="none"/>
-        </w:rPr>
-        <w:t>Where each is taught and where it is checked — for review, not for the learner:</w:t>
-      </w:r>
-    </w:p>
-    <w:p>
-      <w:pPr>
-        <w:spacing w:after="160"/>
-      </w:pPr>
-      <w:r>
-        <w:rPr>
-          <w:b w:val="0"/>
-          <w:i/>
-          <w:u w:val="none"/>
-        </w:rPr>
-        <w:t>1. What HMIS is and what it is for — taught in Why Searching Thoroughly Matters and Why It Is These Three; checked by knowledge-check questions 1 and 6.</w:t>
-      </w:r>
-    </w:p>
-    <w:p>
-      <w:pPr>
-        <w:spacing w:after="160"/>
-      </w:pPr>
-      <w:r>
-        <w:rPr>
-          <w:b w:val="0"/>
-          <w:i/>
-          <w:u w:val="none"/>
-        </w:rPr>
-        <w:t>2. Using search, and why diligence matters — taught in How Search Works and When Search Comes Up Empty; practised in tasks 1 to 8; checked by knowledge-check questions 1, 2 and 6.</w:t>
-      </w:r>
-    </w:p>
-    <w:p>
-      <w:pPr>
-        <w:spacing w:after="160"/>
-      </w:pPr>
-      <w:r>
-        <w:rPr>
-          <w:b w:val="0"/>
-          <w:i/>
-          <w:u w:val="none"/>
-        </w:rPr>
-        <w:t>3. Why accurate information matters — taught in Verify, What You Found and Why Accuracy on the Way In Matters; practised in tasks 9 to 14; checked by knowledge-check questions 3, 4 and 5.</w:t>
-      </w:r>
-    </w:p>
-    <w:p>
-      <w:pPr>
-        <w:spacing w:after="80"/>
-      </w:pPr>
-      <w:r>
-        <w:rPr>
-          <w:b/>
-          <w:i w:val="0"/>
-          <w:u w:val="none"/>
-        </w:rPr>
-        <w:t>Slide 1.4 – Lesson Structure</w:t>
-      </w:r>
-    </w:p>
-    <w:p>
-      <w:pPr>
-        <w:spacing w:after="160"/>
-      </w:pPr>
-      <w:r>
-        <w:rPr>
-          <w:b w:val="0"/>
-          <w:i w:val="0"/>
-          <w:u w:val="none"/>
-        </w:rPr>
-        <w:t>This lesson has five parts.</w:t>
+        <w:t>Confirm that the record you found belongs to the person in front of you.</w:t>
       </w:r>
     </w:p>
     <w:p>
@@ -2083,7 +2020,165 @@
         <w:spacing w:after="40"/>
       </w:pPr>
       <w:r>
-        <w:t>Getting ready — what to ask for, and in what order.</w:t>
+        <w:t>Read a participant's history from their record, and explain why finding the right one decides what they have access to.</w:t>
+      </w:r>
+    </w:p>
+    <w:p>
+      <w:pPr>
+        <w:spacing w:after="160"/>
+      </w:pPr>
+      <w:r>
+        <w:rPr>
+          <w:b w:val="0"/>
+          <w:i w:val="0"/>
+          <w:u w:val="none"/>
+        </w:rPr>
+        <w:t>Meeting these lays the groundwork for everything that follows — every lesson after this one assumes you can find the right person first.</w:t>
+      </w:r>
+    </w:p>
+    <w:p>
+      <w:pPr>
+        <w:spacing w:after="160"/>
+      </w:pPr>
+      <w:r>
+        <w:rPr>
+          <w:b w:val="0"/>
+          <w:i/>
+          <w:u w:val="none"/>
+        </w:rPr>
+        <w:t>Numbered 01 to 04 down the right, against a solid colour panel carrying the slide title, matching HMIS Essentials. Reveal one at a time if the build allows it.</w:t>
+      </w:r>
+    </w:p>
+    <w:p>
+      <w:pPr>
+        <w:spacing w:after="160"/>
+      </w:pPr>
+      <w:r>
+        <w:rPr>
+          <w:b w:val="0"/>
+          <w:i/>
+          <w:u w:val="none"/>
+        </w:rPr>
+        <w:t>These are written to sit under objective 02 of HMIS Essentials — search and find a participant's HMIS record to learn their back story — rather than restating it. The earlier draft of this slide had two of its three objectives sitting under Essentials objective 01 instead, which is what had this lesson teaching an introduction it does not own.</w:t>
+      </w:r>
+    </w:p>
+    <w:p>
+      <w:pPr>
+        <w:spacing w:after="160"/>
+      </w:pPr>
+      <w:r>
+        <w:rPr>
+          <w:b w:val="0"/>
+          <w:i w:val="0"/>
+          <w:color w:val="C01C1C"/>
+          <w:u w:val="none"/>
+        </w:rPr>
+        <w:t>Open question 19: does the Basic New Trainee Series replace HMIS Essentials (v1.1.0) or sit alongside it? It matters more than it sounds. Essentials objective 01 — why entering data correctly matters — is most of this lesson's Introduction and Key Terms. If Essentials stays, we are teaching it twice and this lesson can lose about eight minutes by pointing at it instead. If BNTS replaces Essentials, the intro material has to live somewhere in the series, and this is the wrong lesson for it — it wants to be its own.</w:t>
+      </w:r>
+    </w:p>
+    <w:p>
+      <w:pPr>
+        <w:spacing w:after="160"/>
+      </w:pPr>
+      <w:r>
+        <w:rPr>
+          <w:b w:val="0"/>
+          <w:i w:val="0"/>
+          <w:color w:val="C01C1C"/>
+          <w:u w:val="none"/>
+        </w:rPr>
+        <w:t>Open question 20: Essentials objective 02 is “search and find a participant’s HMIS record to learn their back story”. That is this lesson, and it is narrower than what is currently written. Confirm the boundary: finding the right person and reading their history is clearly in. Choosing between three matching records, and reporting duplicates to HMIS Support, may belong with data quality or with Essentials objective 01. Tasks 13 and 14 are the ones in question.</w:t>
+      </w:r>
+    </w:p>
+    <w:p>
+      <w:pPr>
+        <w:spacing w:after="160"/>
+      </w:pPr>
+      <w:r>
+        <w:rPr>
+          <w:b w:val="0"/>
+          <w:i/>
+          <w:u w:val="none"/>
+        </w:rPr>
+        <w:t>On screen as a numbered list before the lesson proper, the way the HUD Exchange courses open. Three, not more.</w:t>
+      </w:r>
+    </w:p>
+    <w:p>
+      <w:pPr>
+        <w:spacing w:after="160"/>
+      </w:pPr>
+      <w:r>
+        <w:rPr>
+          <w:b w:val="0"/>
+          <w:i/>
+          <w:u w:val="none"/>
+        </w:rPr>
+        <w:t>Where each is taught and where it is checked — for review, not for the learner:</w:t>
+      </w:r>
+    </w:p>
+    <w:p>
+      <w:pPr>
+        <w:spacing w:after="160"/>
+      </w:pPr>
+      <w:r>
+        <w:rPr>
+          <w:b w:val="0"/>
+          <w:i/>
+          <w:u w:val="none"/>
+        </w:rPr>
+        <w:t>1. What HMIS is and what it is for — taught in Why Searching Thoroughly Matters and Why It Is These Three; checked by knowledge-check questions 1 and 6.</w:t>
+      </w:r>
+    </w:p>
+    <w:p>
+      <w:pPr>
+        <w:spacing w:after="160"/>
+      </w:pPr>
+      <w:r>
+        <w:rPr>
+          <w:b w:val="0"/>
+          <w:i/>
+          <w:u w:val="none"/>
+        </w:rPr>
+        <w:t>2. Using search, and why diligence matters — taught in How Search Works and When Search Comes Up Empty; practised in tasks 1 to 8; checked by knowledge-check questions 1, 2 and 6.</w:t>
+      </w:r>
+    </w:p>
+    <w:p>
+      <w:pPr>
+        <w:spacing w:after="160"/>
+      </w:pPr>
+      <w:r>
+        <w:rPr>
+          <w:b w:val="0"/>
+          <w:i/>
+          <w:u w:val="none"/>
+        </w:rPr>
+        <w:t>3. Why accurate information matters — taught in Verify, What You Found and Why Accuracy on the Way In Matters; practised in tasks 9 to 14; checked by knowledge-check questions 3, 4 and 5.</w:t>
+      </w:r>
+    </w:p>
+    <w:p>
+      <w:pPr>
+        <w:spacing w:after="80"/>
+      </w:pPr>
+      <w:r>
+        <w:rPr>
+          <w:b/>
+          <w:i w:val="0"/>
+          <w:u w:val="none"/>
+        </w:rPr>
+        <w:t>Slide 1.4 – Where This Lesson Sits</w:t>
+      </w:r>
+    </w:p>
+    <w:p>
+      <w:pPr>
+        <w:spacing w:after="160"/>
+      </w:pPr>
+      <w:r>
+        <w:rPr>
+          <w:b w:val="0"/>
+          <w:i w:val="0"/>
+          <w:u w:val="none"/>
+        </w:rPr>
+        <w:t>HMIS Essentials sets out what a new user has to be able to do. This lesson is the second of those things.</w:t>
       </w:r>
     </w:p>
     <w:p>
@@ -2092,7 +2187,7 @@
         <w:spacing w:after="40"/>
       </w:pPr>
       <w:r>
-        <w:t>How search works.</w:t>
+        <w:t>Identify the reasons why using HMIS correctly to enter data is important.</w:t>
       </w:r>
     </w:p>
     <w:p>
@@ -2101,7 +2196,7 @@
         <w:spacing w:after="40"/>
       </w:pPr>
       <w:r>
-        <w:t>Practice: finding a participant.</w:t>
+        <w:t>Search and find a participant's HMIS record to learn their back story.  ← this lesson</w:t>
       </w:r>
     </w:p>
     <w:p>
@@ -2110,7 +2205,7 @@
         <w:spacing w:after="40"/>
       </w:pPr>
       <w:r>
-        <w:t>Verifying that the record is really theirs, and practising that too.</w:t>
+        <w:t>Correctly create a new HMIS record for a participant that does not have one.</w:t>
       </w:r>
     </w:p>
     <w:p>
@@ -2119,244 +2214,7 @@
         <w:spacing w:after="40"/>
       </w:pPr>
       <w:r>
-        <w:t>What to do when you are short on time, and what to take away with you.</w:t>
-      </w:r>
-    </w:p>
-    <w:p>
-      <w:pPr>
-        <w:spacing w:after="160"/>
-      </w:pPr>
-      <w:r>
-        <w:rPr>
-          <w:b w:val="0"/>
-          <w:i/>
-          <w:u w:val="none"/>
-        </w:rPr>
-        <w:t>Consider a persistent marker showing which part the learner is in, as the other courses in the series do.</w:t>
-      </w:r>
-    </w:p>
-    <w:p>
-      <w:pPr>
-        <w:spacing w:after="80"/>
-      </w:pPr>
-      <w:r>
-        <w:rPr>
-          <w:b/>
-          <w:i w:val="0"/>
-          <w:u w:val="none"/>
-        </w:rPr>
-        <w:t>Slide 1.5 – Before You Start</w:t>
-      </w:r>
-    </w:p>
-    <w:p>
-      <w:pPr>
-        <w:spacing w:after="160"/>
-      </w:pPr>
-      <w:r>
-        <w:rPr>
-          <w:b w:val="0"/>
-          <w:i w:val="0"/>
-          <w:u w:val="none"/>
-        </w:rPr>
-        <w:t>One question before the lesson begins: which Continuum of Care do you work with?</w:t>
-      </w:r>
-    </w:p>
-    <w:p>
-      <w:pPr>
-        <w:spacing w:after="160"/>
-      </w:pPr>
-      <w:r>
-        <w:rPr>
-          <w:b w:val="0"/>
-          <w:i/>
-          <w:u w:val="none"/>
-        </w:rPr>
-        <w:t>Single-select, asked on the opening screen and stored for the rest of the course. It decides which CoC the lesson names when it talks about the unduplicated count, and it is worth knowing who is taking this training.</w:t>
-      </w:r>
-    </w:p>
-    <w:p>
-      <w:pPr>
-        <w:spacing w:after="160"/>
-      </w:pPr>
-      <w:r>
-        <w:rPr>
-          <w:b w:val="0"/>
-          <w:i w:val="0"/>
-          <w:color w:val="C01C1C"/>
-          <w:u w:val="none"/>
-        </w:rPr>
-        <w:t>Open question 2: is a pre-survey required for this course, or is this an enrollment question rather than a lesson question? If enrollment already captures the learner's CoC, this screen should be dropped rather than asking for it twice.</w:t>
-      </w:r>
-    </w:p>
-    <w:p>
-      <w:pPr>
-        <w:spacing w:after="80"/>
-      </w:pPr>
-      <w:r>
-        <w:rPr>
-          <w:b/>
-          <w:i w:val="0"/>
-          <w:u w:val="none"/>
-        </w:rPr>
-        <w:t>Slide 1.6 – Someone Asks You for an Update</w:t>
-      </w:r>
-    </w:p>
-    <w:p>
-      <w:pPr>
-        <w:spacing w:after="160"/>
-      </w:pPr>
-      <w:r>
-        <w:rPr>
-          <w:b w:val="0"/>
-          <w:i w:val="0"/>
-          <w:u w:val="none"/>
-        </w:rPr>
-        <w:t>There is a cleanup on the block this morning. People are moving their things, and your team is working the encampment.</w:t>
-      </w:r>
-    </w:p>
-    <w:p>
-      <w:pPr>
-        <w:spacing w:after="160"/>
-      </w:pPr>
-      <w:r>
-        <w:rPr>
-          <w:b w:val="0"/>
-          <w:i w:val="0"/>
-          <w:u w:val="none"/>
-        </w:rPr>
-        <w:t>Someone walks up to you. Not a stranger exactly — you have seen him here before. He wants to know whether there is any news about interim housing for him.</w:t>
-      </w:r>
-    </w:p>
-    <w:p>
-      <w:pPr>
-        <w:spacing w:after="160"/>
-      </w:pPr>
-      <w:r>
-        <w:rPr>
-          <w:b w:val="0"/>
-          <w:i w:val="0"/>
-          <w:u w:val="none"/>
-        </w:rPr>
-        <w:t>He tells you somebody came round a while back. Took his details, said they would be in touch. Nothing happened, and he does not remember the name of the agency or the worker.</w:t>
-      </w:r>
-    </w:p>
-    <w:p>
-      <w:pPr>
-        <w:spacing w:after="160"/>
-      </w:pPr>
-      <w:r>
-        <w:rPr>
-          <w:b w:val="0"/>
-          <w:i w:val="0"/>
-          <w:u w:val="none"/>
-        </w:rPr>
-        <w:t>That last part is the part to notice. If a provider took his details, there is very likely already a record — a contact, an outreach note, something with his name on it. He is not new to this system even though he feels new to you.</w:t>
-      </w:r>
-    </w:p>
-    <w:p>
-      <w:pPr>
-        <w:spacing w:after="160"/>
-      </w:pPr>
-      <w:r>
-        <w:rPr>
-          <w:b w:val="0"/>
-          <w:i w:val="0"/>
-          <w:u w:val="none"/>
-        </w:rPr>
-        <w:t>It is a fair question and it deserves a real answer. To give him one you need his record.</w:t>
-      </w:r>
-    </w:p>
-    <w:p>
-      <w:pPr>
-        <w:spacing w:after="160"/>
-      </w:pPr>
-      <w:r>
-        <w:rPr>
-          <w:b w:val="0"/>
-          <w:i w:val="0"/>
-          <w:u w:val="none"/>
-        </w:rPr>
-        <w:t>So the first thing you do is not paperwork and it is not a form. It is a search.</w:t>
-      </w:r>
-    </w:p>
-    <w:p>
-      <w:pPr>
-        <w:spacing w:after="160"/>
-      </w:pPr>
-      <w:r>
-        <w:rPr>
-          <w:b w:val="0"/>
-          <w:i w:val="0"/>
-          <w:u w:val="none"/>
-        </w:rPr>
-        <w:t>Get it right and everything he is already owed comes with him — the time he has waited, the programs he is enrolled in, the place he holds on a list. Get it wrong and he starts again from nothing in a second record, while the first one sits somewhere with his history in it.</w:t>
-      </w:r>
-    </w:p>
-    <w:p>
-      <w:pPr>
-        <w:spacing w:after="160"/>
-      </w:pPr>
-      <w:r>
-        <w:rPr>
-          <w:b w:val="0"/>
-          <w:i/>
-          <w:u w:val="none"/>
-        </w:rPr>
-        <w:t>Opening sequence. Photographs with slow pan and zoom, narration over the top, captions on screen throughout. Roughly 60 to 90 seconds. Ends on a Continue button rather than running straight into the next screen.</w:t>
-      </w:r>
-    </w:p>
-    <w:p>
-      <w:pPr>
-        <w:spacing w:after="160"/>
-      </w:pPr>
-      <w:r>
-        <w:rPr>
-          <w:b w:val="0"/>
-          <w:i w:val="0"/>
-          <w:color w:val="C01C1C"/>
-          <w:u w:val="none"/>
-        </w:rPr>
-        <w:t>Open question 3: is there an approved participant persona and photo set we should use here, or should this stay illustrative? Photographs of people experiencing homelessness carry consent considerations even when licensed, and an illustrative style avoids that entirely.</w:t>
-      </w:r>
-    </w:p>
-    <w:p>
-      <w:pPr>
-        <w:spacing w:after="160"/>
-      </w:pPr>
-      <w:r>
-        <w:rPr>
-          <w:b w:val="0"/>
-          <w:i w:val="0"/>
-          <w:color w:val="C01C1C"/>
-          <w:u w:val="none"/>
-        </w:rPr>
-        <w:t>Open question 4: give the participant a name if the team has a persona it already uses.</w:t>
-      </w:r>
-    </w:p>
-    <w:p>
-      <w:pPr>
-        <w:spacing w:after="80"/>
-      </w:pPr>
-      <w:r>
-        <w:rPr>
-          <w:b/>
-          <w:i w:val="0"/>
-          <w:u w:val="none"/>
-        </w:rPr>
-        <w:t>Slide 1.7 – How This Lesson Runs</w:t>
-      </w:r>
-    </w:p>
-    <w:p>
-      <w:pPr>
-        <w:spacing w:after="160"/>
-      </w:pPr>
-      <w:r>
-        <w:rPr>
-          <w:b w:val="0"/>
-          <w:i w:val="0"/>
-          <w:u w:val="none"/>
-        </w:rPr>
-        <w:t>The shape of it is the shape of the job:</w:t>
+        <w:t>Enroll a participant into a program and perform services, run an assessment, write a case note, and upload documents.</w:t>
       </w:r>
     </w:p>
     <w:p>
@@ -2365,7 +2223,59 @@
         <w:spacing w:after="40"/>
       </w:pPr>
       <w:r>
-        <w:t>You are an outreach worker with a caseload and a system you are accountable to.</w:t>
+        <w:t>Access the HMIS Knowledge Base to further expand your HMIS knowledge.</w:t>
+      </w:r>
+    </w:p>
+    <w:p>
+      <w:pPr>
+        <w:spacing w:after="160"/>
+      </w:pPr>
+      <w:r>
+        <w:rPr>
+          <w:b w:val="0"/>
+          <w:i w:val="0"/>
+          <w:u w:val="none"/>
+        </w:rPr>
+        <w:t>Everything here serves the second one. Where this lesson touches the others, it gives you what you need and no more.</w:t>
+      </w:r>
+    </w:p>
+    <w:p>
+      <w:pPr>
+        <w:spacing w:after="160"/>
+      </w:pPr>
+      <w:r>
+        <w:rPr>
+          <w:b w:val="0"/>
+          <w:i/>
+          <w:u w:val="none"/>
+        </w:rPr>
+        <w:t>Reviewer-facing as much as learner-facing. If this list is on screen at all it should be as a series map with the current lesson marked, not read aloud in full.</w:t>
+      </w:r>
+    </w:p>
+    <w:p>
+      <w:pPr>
+        <w:spacing w:after="80"/>
+      </w:pPr>
+      <w:r>
+        <w:rPr>
+          <w:b/>
+          <w:i w:val="0"/>
+          <w:u w:val="none"/>
+        </w:rPr>
+        <w:t>Slide 1.5 – Lesson Structure</w:t>
+      </w:r>
+    </w:p>
+    <w:p>
+      <w:pPr>
+        <w:spacing w:after="160"/>
+      </w:pPr>
+      <w:r>
+        <w:rPr>
+          <w:b w:val="0"/>
+          <w:i w:val="0"/>
+          <w:u w:val="none"/>
+        </w:rPr>
+        <w:t>This lesson has five parts.</w:t>
       </w:r>
     </w:p>
     <w:p>
@@ -2374,7 +2284,7 @@
         <w:spacing w:after="40"/>
       </w:pPr>
       <w:r>
-        <w:t>You meet someone.</w:t>
+        <w:t>Getting ready — what to ask for, and in what order.</w:t>
       </w:r>
     </w:p>
     <w:p>
@@ -2383,7 +2293,7 @@
         <w:spacing w:after="40"/>
       </w:pPr>
       <w:r>
-        <w:t>You search for them — first name, last name, date of birth.</w:t>
+        <w:t>How search works.</w:t>
       </w:r>
     </w:p>
     <w:p>
@@ -2392,6 +2302,297 @@
         <w:spacing w:after="40"/>
       </w:pPr>
       <w:r>
+        <w:t>Practice: finding a participant.</w:t>
+      </w:r>
+    </w:p>
+    <w:p>
+      <w:pPr>
+        <w:pStyle w:val="ListNumber"/>
+        <w:spacing w:after="40"/>
+      </w:pPr>
+      <w:r>
+        <w:t>Verifying that the record is really theirs, and practising that too.</w:t>
+      </w:r>
+    </w:p>
+    <w:p>
+      <w:pPr>
+        <w:pStyle w:val="ListNumber"/>
+        <w:spacing w:after="40"/>
+      </w:pPr>
+      <w:r>
+        <w:t>What to do when you are short on time, and what to take away with you.</w:t>
+      </w:r>
+    </w:p>
+    <w:p>
+      <w:pPr>
+        <w:spacing w:after="160"/>
+      </w:pPr>
+      <w:r>
+        <w:rPr>
+          <w:b w:val="0"/>
+          <w:i/>
+          <w:u w:val="none"/>
+        </w:rPr>
+        <w:t>Consider a persistent marker showing which part the learner is in, as the other courses in the series do.</w:t>
+      </w:r>
+    </w:p>
+    <w:p>
+      <w:pPr>
+        <w:spacing w:after="80"/>
+      </w:pPr>
+      <w:r>
+        <w:rPr>
+          <w:b/>
+          <w:i w:val="0"/>
+          <w:u w:val="none"/>
+        </w:rPr>
+        <w:t>Slide 1.6 – Before You Start</w:t>
+      </w:r>
+    </w:p>
+    <w:p>
+      <w:pPr>
+        <w:spacing w:after="160"/>
+      </w:pPr>
+      <w:r>
+        <w:rPr>
+          <w:b w:val="0"/>
+          <w:i w:val="0"/>
+          <w:u w:val="none"/>
+        </w:rPr>
+        <w:t>One question before the lesson begins: which Continuum of Care do you work with?</w:t>
+      </w:r>
+    </w:p>
+    <w:p>
+      <w:pPr>
+        <w:spacing w:after="160"/>
+      </w:pPr>
+      <w:r>
+        <w:rPr>
+          <w:b w:val="0"/>
+          <w:i/>
+          <w:u w:val="none"/>
+        </w:rPr>
+        <w:t>Single-select, asked on the opening screen and stored for the rest of the course. It decides which CoC the lesson names when it talks about the unduplicated count, and it is worth knowing who is taking this training.</w:t>
+      </w:r>
+    </w:p>
+    <w:p>
+      <w:pPr>
+        <w:spacing w:after="160"/>
+      </w:pPr>
+      <w:r>
+        <w:rPr>
+          <w:b w:val="0"/>
+          <w:i w:val="0"/>
+          <w:color w:val="C01C1C"/>
+          <w:u w:val="none"/>
+        </w:rPr>
+        <w:t>Open question 2: is a pre-survey required for this course, or is this an enrollment question rather than a lesson question? If enrollment already captures the learner's CoC, this screen should be dropped rather than asking for it twice.</w:t>
+      </w:r>
+    </w:p>
+    <w:p>
+      <w:pPr>
+        <w:spacing w:after="80"/>
+      </w:pPr>
+      <w:r>
+        <w:rPr>
+          <w:b/>
+          <w:i w:val="0"/>
+          <w:u w:val="none"/>
+        </w:rPr>
+        <w:t>Slide 1.7 – Someone Asks You for an Update</w:t>
+      </w:r>
+    </w:p>
+    <w:p>
+      <w:pPr>
+        <w:spacing w:after="160"/>
+      </w:pPr>
+      <w:r>
+        <w:rPr>
+          <w:b w:val="0"/>
+          <w:i w:val="0"/>
+          <w:u w:val="none"/>
+        </w:rPr>
+        <w:t>There is a cleanup on the block this morning. People are moving their things, and your team is working the encampment.</w:t>
+      </w:r>
+    </w:p>
+    <w:p>
+      <w:pPr>
+        <w:spacing w:after="160"/>
+      </w:pPr>
+      <w:r>
+        <w:rPr>
+          <w:b w:val="0"/>
+          <w:i w:val="0"/>
+          <w:u w:val="none"/>
+        </w:rPr>
+        <w:t>Someone walks up to you. Not a stranger exactly — you have seen him here before. He wants to know whether there is any news about interim housing for him.</w:t>
+      </w:r>
+    </w:p>
+    <w:p>
+      <w:pPr>
+        <w:spacing w:after="160"/>
+      </w:pPr>
+      <w:r>
+        <w:rPr>
+          <w:b w:val="0"/>
+          <w:i w:val="0"/>
+          <w:u w:val="none"/>
+        </w:rPr>
+        <w:t>He tells you somebody came round a while back. Took his details, said they would be in touch. Nothing happened, and he does not remember the name of the agency or the worker.</w:t>
+      </w:r>
+    </w:p>
+    <w:p>
+      <w:pPr>
+        <w:spacing w:after="160"/>
+      </w:pPr>
+      <w:r>
+        <w:rPr>
+          <w:b w:val="0"/>
+          <w:i w:val="0"/>
+          <w:u w:val="none"/>
+        </w:rPr>
+        <w:t>That last part is the part to notice. If a provider took his details, there is very likely already a record — a contact, an outreach note, something with his name on it. He is not new to this system even though he feels new to you.</w:t>
+      </w:r>
+    </w:p>
+    <w:p>
+      <w:pPr>
+        <w:spacing w:after="160"/>
+      </w:pPr>
+      <w:r>
+        <w:rPr>
+          <w:b w:val="0"/>
+          <w:i w:val="0"/>
+          <w:u w:val="none"/>
+        </w:rPr>
+        <w:t>It is a fair question and it deserves a real answer. To give him one you need his record.</w:t>
+      </w:r>
+    </w:p>
+    <w:p>
+      <w:pPr>
+        <w:spacing w:after="160"/>
+      </w:pPr>
+      <w:r>
+        <w:rPr>
+          <w:b w:val="0"/>
+          <w:i w:val="0"/>
+          <w:u w:val="none"/>
+        </w:rPr>
+        <w:t>So the first thing you do is not paperwork and it is not a form. It is a search.</w:t>
+      </w:r>
+    </w:p>
+    <w:p>
+      <w:pPr>
+        <w:spacing w:after="160"/>
+      </w:pPr>
+      <w:r>
+        <w:rPr>
+          <w:b w:val="0"/>
+          <w:i w:val="0"/>
+          <w:u w:val="none"/>
+        </w:rPr>
+        <w:t>Get it right and everything he is already owed comes with him — the time he has waited, the programs he is enrolled in, the place he holds on a list. Get it wrong and he starts again from nothing in a second record, while the first one sits somewhere with his history in it.</w:t>
+      </w:r>
+    </w:p>
+    <w:p>
+      <w:pPr>
+        <w:spacing w:after="160"/>
+      </w:pPr>
+      <w:r>
+        <w:rPr>
+          <w:b w:val="0"/>
+          <w:i/>
+          <w:u w:val="none"/>
+        </w:rPr>
+        <w:t>Opening sequence. Photographs with slow pan and zoom, narration over the top, captions on screen throughout. Roughly 60 to 90 seconds. Ends on a Continue button rather than running straight into the next screen.</w:t>
+      </w:r>
+    </w:p>
+    <w:p>
+      <w:pPr>
+        <w:spacing w:after="160"/>
+      </w:pPr>
+      <w:r>
+        <w:rPr>
+          <w:b w:val="0"/>
+          <w:i w:val="0"/>
+          <w:color w:val="C01C1C"/>
+          <w:u w:val="none"/>
+        </w:rPr>
+        <w:t>Open question 3: is there an approved participant persona and photo set we should use here, or should this stay illustrative? Photographs of people experiencing homelessness carry consent considerations even when licensed, and an illustrative style avoids that entirely.</w:t>
+      </w:r>
+    </w:p>
+    <w:p>
+      <w:pPr>
+        <w:spacing w:after="160"/>
+      </w:pPr>
+      <w:r>
+        <w:rPr>
+          <w:b w:val="0"/>
+          <w:i w:val="0"/>
+          <w:color w:val="C01C1C"/>
+          <w:u w:val="none"/>
+        </w:rPr>
+        <w:t>Open question 4: give the participant a name if the team has a persona it already uses.</w:t>
+      </w:r>
+    </w:p>
+    <w:p>
+      <w:pPr>
+        <w:spacing w:after="80"/>
+      </w:pPr>
+      <w:r>
+        <w:rPr>
+          <w:b/>
+          <w:i w:val="0"/>
+          <w:u w:val="none"/>
+        </w:rPr>
+        <w:t>Slide 1.8 – How This Lesson Runs</w:t>
+      </w:r>
+    </w:p>
+    <w:p>
+      <w:pPr>
+        <w:spacing w:after="160"/>
+      </w:pPr>
+      <w:r>
+        <w:rPr>
+          <w:b w:val="0"/>
+          <w:i w:val="0"/>
+          <w:u w:val="none"/>
+        </w:rPr>
+        <w:t>The shape of it is the shape of the job:</w:t>
+      </w:r>
+    </w:p>
+    <w:p>
+      <w:pPr>
+        <w:pStyle w:val="ListNumber"/>
+        <w:spacing w:after="40"/>
+      </w:pPr>
+      <w:r>
+        <w:t>You are an outreach worker with a caseload and a system you are accountable to.</w:t>
+      </w:r>
+    </w:p>
+    <w:p>
+      <w:pPr>
+        <w:pStyle w:val="ListNumber"/>
+        <w:spacing w:after="40"/>
+      </w:pPr>
+      <w:r>
+        <w:t>You meet someone.</w:t>
+      </w:r>
+    </w:p>
+    <w:p>
+      <w:pPr>
+        <w:pStyle w:val="ListNumber"/>
+        <w:spacing w:after="40"/>
+      </w:pPr>
+      <w:r>
+        <w:t>You search for them — first name, last name, date of birth.</w:t>
+      </w:r>
+    </w:p>
+    <w:p>
+      <w:pPr>
+        <w:pStyle w:val="ListNumber"/>
+        <w:spacing w:after="40"/>
+      </w:pPr>
+      <w:r>
         <w:t>If and only if you cannot find them, you enter them.</w:t>
       </w:r>
     </w:p>
@@ -2431,7 +2632,7 @@
           <w:i w:val="0"/>
           <w:u w:val="none"/>
         </w:rPr>
-        <w:t>Slide 1.8 – Why Searching Thoroughly Matters</w:t>
+        <w:t>Slide 1.9 – Why Searching Thoroughly Matters</w:t>
       </w:r>
     </w:p>
     <w:p>

--- a/HMIS BNTS - Search/Script - HMIS BNTS Lesson 1 - Finding a Participant.docx
+++ b/HMIS BNTS - Search/Script - HMIS BNTS Lesson 1 - Finding a Participant.docx
@@ -473,7 +473,7 @@
           <w:i/>
           <w:u w:val="none"/>
         </w:rPr>
-        <w:t>Not yet in this draft, and deliberately: external links and source citations, which are a separate pass once the content is agreed.</w:t>
+        <w:t>Not yet in this draft, and deliberately: external links and source citations, and any visual or layout direction. Production notes describe what a screen has to do and what the learner does on it, not how it should look. Styling is a later pass, once the content is agreed.</w:t>
       </w:r>
     </w:p>
     <w:p>
@@ -2046,7 +2046,7 @@
           <w:i/>
           <w:u w:val="none"/>
         </w:rPr>
-        <w:t>Numbered 01 to 04 down the right, against a solid colour panel carrying the slide title, matching HMIS Essentials. Reveal one at a time if the build allows it.</w:t>
+        <w:t>Presented as a numbered list, as HMIS Essentials does. Visual treatment is not decided at this stage and is deliberately not described here.</w:t>
       </w:r>
     </w:p>
     <w:p>
@@ -2059,7 +2059,7 @@
           <w:i/>
           <w:u w:val="none"/>
         </w:rPr>
-        <w:t>These are written to sit under objective 02 of HMIS Essentials — search and find a participant's HMIS record to learn their back story — rather than restating it. The earlier draft of this slide had two of its three objectives sitting under Essentials objective 01 instead, which is what had this lesson teaching an introduction it does not own.</w:t>
+        <w:t>Written to sit under objective 02 of HMIS Essentials — search and find a participant's HMIS record to learn their back story — rather than restating it, and to leave room for the lessons that follow in HMIS Basic Navigation to take objectives 03 to 05 without overlapping this one. An earlier draft of this slide had two of its three objectives sitting under Essentials objective 01, which is what had this lesson teaching an introduction it does not own.</w:t>
       </w:r>
     </w:p>
     <w:p>
@@ -2249,7 +2249,7 @@
           <w:i/>
           <w:u w:val="none"/>
         </w:rPr>
-        <w:t>Reviewer-facing as much as learner-facing. If this list is on screen at all it should be as a series map with the current lesson marked, not read aloud in full.</w:t>
+        <w:t>Reviewer-facing as much as learner-facing — it is here so the boundary between this lesson and the rest of HMIS Basic Navigation is explicit and can be argued with. If it appears on screen at all, the current lesson is marked and the list is not read aloud in full. How it looks is a later question.</w:t>
       </w:r>
     </w:p>
     <w:p>

--- a/HMIS BNTS - Search/Script - HMIS BNTS Lesson 1 - Finding a Participant.docx
+++ b/HMIS BNTS - Search/Script - HMIS BNTS Lesson 1 - Finding a Participant.docx
@@ -500,7 +500,7 @@
           <w:color w:val="C01C1C"/>
           <w:u w:val="none"/>
         </w:rPr>
-        <w:t>1. the brainstorm notes put an e-learning at about ten minutes, and this is forty. Worth knowing before that is treated as a problem: the practice is not what makes it long — the instruction is, at just over half the words, and most of that is groundwork the rest of the series stands on rather than material this lesson needs for itself. The lever that moves the number furthest is how much is narrated versus read: as narration the instruction runs about 19 minutes, as on-screen text about 12. Cutting tasks saves the least and costs the most.</w:t>
+        <w:t>1. the series title. This document says HMIS Basic New Trainee Series, which is my expansion of the BNTS in the folder name and was never confirmed. If it stands for something else, or if the series is simply HMIS Basic Navigation, correct the cover before this goes any further.</w:t>
       </w:r>
     </w:p>
     <w:p>
@@ -514,7 +514,7 @@
           <w:color w:val="C01C1C"/>
           <w:u w:val="none"/>
         </w:rPr>
-        <w:t>2. is a pre-survey required for this course, or is this an enrollment question rather than a lesson question? If enrollment already captures the learner's CoC, this screen should be dropped rather than asking for it twice.</w:t>
+        <w:t>2. BNTS replaces HMIS Essentials, so Essentials objective 01 — why entering data correctly matters — needs a home in the new series. It is not this lesson. Confirm it becomes its own lesson ahead of this one, so the Introduction here can shrink to what a search lesson needs.</w:t>
       </w:r>
     </w:p>
     <w:p>
@@ -528,7 +528,7 @@
           <w:color w:val="C01C1C"/>
           <w:u w:val="none"/>
         </w:rPr>
-        <w:t>3. is there an approved participant persona and photo set we should use here, or should this stay illustrative? Photographs of people experiencing homelessness carry consent considerations even when licensed, and an illustrative style avoids that entirely.</w:t>
+        <w:t>3. give the participant a name. Everything in the lesson is invented and illustrative, so any name will do, but it should be one the series can reuse.</w:t>
       </w:r>
     </w:p>
     <w:p>
@@ -542,7 +542,7 @@
           <w:color w:val="C01C1C"/>
           <w:u w:val="none"/>
         </w:rPr>
-        <w:t>4. give the participant a name if the team has a persona it already uses.</w:t>
+        <w:t>4. the location task treats where someone has been staying as one identifier among several, never as the answer on its own. Confirm that framing is right for Clarity, and that location is recorded consistently enough to be worth checking at all.</w:t>
       </w:r>
     </w:p>
     <w:p>
@@ -556,217 +556,7 @@
           <w:color w:val="C01C1C"/>
           <w:u w:val="none"/>
         </w:rPr>
-        <w:t>5. confirm this matches LAHSA's data-handling policy for field notes. The earlier draft says to note the name and DOB or SSN on paper or in a phone's Notes app; the wording above deliberately stops short of the SSN.</w:t>
-      </w:r>
-    </w:p>
-    <w:p>
-      <w:pPr>
-        <w:spacing w:after="120"/>
-      </w:pPr>
-      <w:r>
-        <w:rPr>
-          <w:b w:val="0"/>
-          <w:i w:val="0"/>
-          <w:color w:val="C01C1C"/>
-          <w:u w:val="none"/>
-        </w:rPr>
-        <w:t>6. our simulation displays Client refused. The wording in current guidance is Client prefers not to answer. Confirm which one Clarity actually shows on the record page — the lesson should use whatever the learner will see, and the simulation should match it.</w:t>
-      </w:r>
-    </w:p>
-    <w:p>
-      <w:pPr>
-        <w:spacing w:after="120"/>
-      </w:pPr>
-      <w:r>
-        <w:rPr>
-          <w:b w:val="0"/>
-          <w:i w:val="0"/>
-          <w:color w:val="C01C1C"/>
-          <w:u w:val="none"/>
-        </w:rPr>
-        <w:t>7. confirm the team wants participant used in narration throughout, with the software's own label acknowledged once here.</w:t>
-      </w:r>
-    </w:p>
-    <w:p>
-      <w:pPr>
-        <w:spacing w:after="120"/>
-      </w:pPr>
-      <w:r>
-        <w:rPr>
-          <w:b w:val="0"/>
-          <w:i w:val="0"/>
-          <w:color w:val="C01C1C"/>
-          <w:u w:val="none"/>
-        </w:rPr>
-        <w:t>8. should the Outreach module be demonstrated here, or held for a dedicated outreach lesson? It is the one step in this list the practice cannot cover.</w:t>
-      </w:r>
-    </w:p>
-    <w:p>
-      <w:pPr>
-        <w:spacing w:after="120"/>
-      </w:pPr>
-      <w:r>
-        <w:rPr>
-          <w:b w:val="0"/>
-          <w:i w:val="0"/>
-          <w:color w:val="C01C1C"/>
-          <w:u w:val="none"/>
-        </w:rPr>
-        <w:t>9. is there appetite for the unlock treatment across the series? It is the one thing here that needs a decision before the second lesson is built rather than after.</w:t>
-      </w:r>
-    </w:p>
-    <w:p>
-      <w:pPr>
-        <w:spacing w:after="120"/>
-      </w:pPr>
-      <w:r>
-        <w:rPr>
-          <w:b w:val="0"/>
-          <w:i w:val="0"/>
-          <w:color w:val="C01C1C"/>
-          <w:u w:val="none"/>
-        </w:rPr>
-        <w:t>10. the pass mark and the cost of a hint need confirming together. As it stands a learner who takes a hint on six of the fourteen tasks cannot reach eighty per cent no matter how well they do on the rest — and the lesson does not tell them. Options are to lower the pass mark, make hints free, or make the practice unscored and let the knowledge check carry the grade.</w:t>
-      </w:r>
-    </w:p>
-    <w:p>
-      <w:pPr>
-        <w:spacing w:after="120"/>
-      </w:pPr>
-      <w:r>
-        <w:rPr>
-          <w:b w:val="0"/>
-          <w:i w:val="0"/>
-          <w:color w:val="C01C1C"/>
-          <w:u w:val="none"/>
-        </w:rPr>
-        <w:t>11. is this the right route for a mis-identified record — the same HMIS Support ticket as a duplicate, or a different process? The draft does not cover it and it happens.</w:t>
-      </w:r>
-    </w:p>
-    <w:p>
-      <w:pPr>
-        <w:spacing w:after="120"/>
-      </w:pPr>
-      <w:r>
-        <w:rPr>
-          <w:b w:val="0"/>
-          <w:i w:val="0"/>
-          <w:color w:val="C01C1C"/>
-          <w:u w:val="none"/>
-        </w:rPr>
-        <w:t>12. the brainstorm raised the CLNT-125 client summary report as a quick way to see everything gathered about a person — profile, program history, demographics, service history, contact information — on one page rather than reading through the record. As a verification aid that is a good fit for this lesson. It was parked because client-level reports were not yet available in the new interface. Worth re-checking; if it is available now, it belongs in this section.</w:t>
-      </w:r>
-    </w:p>
-    <w:p>
-      <w:pPr>
-        <w:spacing w:after="120"/>
-      </w:pPr>
-      <w:r>
-        <w:rPr>
-          <w:b w:val="0"/>
-          <w:i w:val="0"/>
-          <w:color w:val="C01C1C"/>
-          <w:u w:val="none"/>
-        </w:rPr>
-        <w:t>13. this task is new, requested in review, and is not built yet. It needs location history on the client record page, which the simulation does not show today. Confirm the scenario is realistic — in particular whether location in Clarity is granular enough to distinguish two people this way, or whether it is recorded loosely enough that this would mislead.</w:t>
-      </w:r>
-    </w:p>
-    <w:p>
-      <w:pPr>
-        <w:spacing w:after="120"/>
-      </w:pPr>
-      <w:r>
-        <w:rPr>
-          <w:b w:val="0"/>
-          <w:i w:val="0"/>
-          <w:color w:val="C01C1C"/>
-          <w:u w:val="none"/>
-        </w:rPr>
-        <w:t>14. this task is new, requested in review, and is not built yet. It needs a roster entry with no DOB, no SSN, veteran status set, and two near-miss surnames. Confirm the scenario is fair — in particular whether a learner can reasonably be expected to try Rey after Reyes and Reyez fail, or whether the hint should come sooner.</w:t>
-      </w:r>
-    </w:p>
-    <w:p>
-      <w:pPr>
-        <w:spacing w:after="120"/>
-      </w:pPr>
-      <w:r>
-        <w:rPr>
-          <w:b w:val="0"/>
-          <w:i w:val="0"/>
-          <w:color w:val="C01C1C"/>
-          <w:u w:val="none"/>
-        </w:rPr>
-        <w:t>15. does the knowledge check carry the grade for this lesson, or the practice, or both? If the lesson is delivered in Rise with the simulation embedded, the simulation cannot report a score to the course — so the knowledge check would have to be the graded instrument, and the practice becomes ungraded rehearsal.</w:t>
-      </w:r>
-    </w:p>
-    <w:p>
-      <w:pPr>
-        <w:spacing w:after="120"/>
-      </w:pPr>
-      <w:r>
-        <w:rPr>
-          <w:b w:val="0"/>
-          <w:i w:val="0"/>
-          <w:color w:val="C01C1C"/>
-          <w:u w:val="none"/>
-        </w:rPr>
-        <w:t>16. is there a house format for job aids this should follow, and does anything need to go on it that is not in the list above?</w:t>
-      </w:r>
-    </w:p>
-    <w:p>
-      <w:pPr>
-        <w:spacing w:after="120"/>
-      </w:pPr>
-      <w:r>
-        <w:rPr>
-          <w:b w:val="0"/>
-          <w:i w:val="0"/>
-          <w:color w:val="C01C1C"/>
-          <w:u w:val="none"/>
-        </w:rPr>
-        <w:t>17. a participant may go by a name that is not the one on their record because it is their name — chosen name, or a name that fits their gender identity, rather than a nickname. The lesson now covers this alongside street names and shortenings. Confirm the wording against LAHSA's guidance, and confirm what Clarity offers for it: an alias field, a preferred-name field, or neither.</w:t>
-      </w:r>
-    </w:p>
-    <w:p>
-      <w:pPr>
-        <w:spacing w:after="120"/>
-      </w:pPr>
-      <w:r>
-        <w:rPr>
-          <w:b w:val="0"/>
-          <w:i w:val="0"/>
-          <w:color w:val="C01C1C"/>
-          <w:u w:val="none"/>
-        </w:rPr>
-        <w:t>18. search returns participants from across the CoC, including people served only by other agencies. Is there guidance for end users on whose record they may open and when — a legitimate-purpose or minimum-necessary rule? A search lesson is where that would land, and this draft says nothing about it.</w:t>
-      </w:r>
-    </w:p>
-    <w:p>
-      <w:pPr>
-        <w:spacing w:after="120"/>
-      </w:pPr>
-      <w:r>
-        <w:rPr>
-          <w:b w:val="0"/>
-          <w:i w:val="0"/>
-          <w:color w:val="C01C1C"/>
-          <w:u w:val="none"/>
-        </w:rPr>
-        <w:t>19. does the Basic New Trainee Series replace HMIS Essentials (v1.1.0) or sit alongside it? It matters more than it sounds. Essentials objective 01 — why entering data correctly matters — is most of this lesson's Introduction and Key Terms. If Essentials stays, we are teaching it twice and this lesson can lose about eight minutes by pointing at it instead. If BNTS replaces Essentials, the intro material has to live somewhere in the series, and this is the wrong lesson for it — it wants to be its own.</w:t>
-      </w:r>
-    </w:p>
-    <w:p>
-      <w:pPr>
-        <w:spacing w:after="120"/>
-      </w:pPr>
-      <w:r>
-        <w:rPr>
-          <w:b w:val="0"/>
-          <w:i w:val="0"/>
-          <w:color w:val="C01C1C"/>
-          <w:u w:val="none"/>
-        </w:rPr>
-        <w:t>20. Essentials objective 02 is “search and find a participant’s HMIS record to learn their back story”. That is this lesson, and it is narrower than what is currently written. Confirm the boundary: finding the right person and reading their history is clearly in. Choosing between three matching records, and reporting duplicates to HMIS Support, may belong with data quality or with Essentials objective 01. Tasks 13 and 14 are the ones in question.</w:t>
+        <w:t>5. the Smoke task is built to be hard. The learner is expected to clear the box and try again several times before anything works. Confirm that is wanted here rather than softened, and that a learner who cannot get it has a way forward that is not a score.</w:t>
       </w:r>
     </w:p>
     <w:p/>
@@ -872,7 +662,7 @@
           <w:i w:val="0"/>
           <w:u w:val="none"/>
         </w:rPr>
-        <w:t xml:space="preserve">      1.6  Before You Start</w:t>
+        <w:t xml:space="preserve">      1.6  Someone Asks You for an Update</w:t>
       </w:r>
     </w:p>
     <w:p>
@@ -885,7 +675,7 @@
           <w:i w:val="0"/>
           <w:u w:val="none"/>
         </w:rPr>
-        <w:t xml:space="preserve">      1.7  Someone Asks You for an Update</w:t>
+        <w:t xml:space="preserve">      1.7  How This Lesson Runs</w:t>
       </w:r>
     </w:p>
     <w:p>
@@ -898,7 +688,20 @@
           <w:i w:val="0"/>
           <w:u w:val="none"/>
         </w:rPr>
-        <w:t xml:space="preserve">      1.8  How This Lesson Runs</w:t>
+        <w:t xml:space="preserve">      1.8  Why Searching Thoroughly Matters</w:t>
+      </w:r>
+    </w:p>
+    <w:p>
+      <w:pPr>
+        <w:spacing w:after="40"/>
+      </w:pPr>
+      <w:r>
+        <w:rPr>
+          <w:b/>
+          <w:i w:val="0"/>
+          <w:u w:val="none"/>
+        </w:rPr>
+        <w:t>2. Words You Will See</w:t>
       </w:r>
     </w:p>
     <w:p>
@@ -911,7 +714,7 @@
           <w:i w:val="0"/>
           <w:u w:val="none"/>
         </w:rPr>
-        <w:t xml:space="preserve">      1.9  Why Searching Thoroughly Matters</w:t>
+        <w:t xml:space="preserve">      2.1  Key Terms</w:t>
       </w:r>
     </w:p>
     <w:p>
@@ -924,7 +727,7 @@
           <w:i w:val="0"/>
           <w:u w:val="none"/>
         </w:rPr>
-        <w:t>2. Words You Will See</w:t>
+        <w:t>3. Two Rules Before You Touch the Keyboard</w:t>
       </w:r>
     </w:p>
     <w:p>
@@ -937,7 +740,20 @@
           <w:i w:val="0"/>
           <w:u w:val="none"/>
         </w:rPr>
-        <w:t xml:space="preserve">      2.1  Key Terms</w:t>
+        <w:t xml:space="preserve">      3.1  Assume a Record Already Exists</w:t>
+      </w:r>
+    </w:p>
+    <w:p>
+      <w:pPr>
+        <w:spacing w:after="20"/>
+      </w:pPr>
+      <w:r>
+        <w:rPr>
+          <w:b w:val="0"/>
+          <w:i w:val="0"/>
+          <w:u w:val="none"/>
+        </w:rPr>
+        <w:t xml:space="preserve">      3.2  Never Create Before You Search</w:t>
       </w:r>
     </w:p>
     <w:p>
@@ -950,7 +766,7 @@
           <w:i w:val="0"/>
           <w:u w:val="none"/>
         </w:rPr>
-        <w:t>3. Two Rules Before You Touch the Keyboard</w:t>
+        <w:t>4. Preparing to Search</w:t>
       </w:r>
     </w:p>
     <w:p>
@@ -963,7 +779,7 @@
           <w:i w:val="0"/>
           <w:u w:val="none"/>
         </w:rPr>
-        <w:t xml:space="preserve">      3.1  Assume a Record Already Exists</w:t>
+        <w:t xml:space="preserve">      4.1  What to Collect First</w:t>
       </w:r>
     </w:p>
     <w:p>
@@ -976,7 +792,20 @@
           <w:i w:val="0"/>
           <w:u w:val="none"/>
         </w:rPr>
-        <w:t xml:space="preserve">      3.2  Never Create Before You Search</w:t>
+        <w:t xml:space="preserve">      4.2  The Order to Ask In</w:t>
+      </w:r>
+    </w:p>
+    <w:p>
+      <w:pPr>
+        <w:spacing w:after="20"/>
+      </w:pPr>
+      <w:r>
+        <w:rPr>
+          <w:b w:val="0"/>
+          <w:i w:val="0"/>
+          <w:u w:val="none"/>
+        </w:rPr>
+        <w:t xml:space="preserve">      4.3  Confirm the Spelling</w:t>
       </w:r>
     </w:p>
     <w:p>
@@ -989,7 +818,7 @@
           <w:i w:val="0"/>
           <w:u w:val="none"/>
         </w:rPr>
-        <w:t>4. Preparing to Search</w:t>
+        <w:t>5. How Search Works</w:t>
       </w:r>
     </w:p>
     <w:p>
@@ -1002,7 +831,7 @@
           <w:i w:val="0"/>
           <w:u w:val="none"/>
         </w:rPr>
-        <w:t xml:space="preserve">      4.1  What to Collect First</w:t>
+        <w:t xml:space="preserve">      5.1  Why It Is These Three</w:t>
       </w:r>
     </w:p>
     <w:p>
@@ -1015,7 +844,7 @@
           <w:i w:val="0"/>
           <w:u w:val="none"/>
         </w:rPr>
-        <w:t xml:space="preserve">      4.2  The Order to Ask In</w:t>
+        <w:t xml:space="preserve">      5.2  One Bar, Many Kinds of Information</w:t>
       </w:r>
     </w:p>
     <w:p>
@@ -1028,7 +857,46 @@
           <w:i w:val="0"/>
           <w:u w:val="none"/>
         </w:rPr>
-        <w:t xml:space="preserve">      4.3  Confirm the Spelling</w:t>
+        <w:t xml:space="preserve">      5.3  Searching by Name</w:t>
+      </w:r>
+    </w:p>
+    <w:p>
+      <w:pPr>
+        <w:spacing w:after="20"/>
+      </w:pPr>
+      <w:r>
+        <w:rPr>
+          <w:b w:val="0"/>
+          <w:i w:val="0"/>
+          <w:u w:val="none"/>
+        </w:rPr>
+        <w:t xml:space="preserve">      5.4  Searching by Date of Birth</w:t>
+      </w:r>
+    </w:p>
+    <w:p>
+      <w:pPr>
+        <w:spacing w:after="20"/>
+      </w:pPr>
+      <w:r>
+        <w:rPr>
+          <w:b w:val="0"/>
+          <w:i w:val="0"/>
+          <w:u w:val="none"/>
+        </w:rPr>
+        <w:t xml:space="preserve">      5.5  Searching by Social Security Number</w:t>
+      </w:r>
+    </w:p>
+    <w:p>
+      <w:pPr>
+        <w:spacing w:after="20"/>
+      </w:pPr>
+      <w:r>
+        <w:rPr>
+          <w:b w:val="0"/>
+          <w:i w:val="0"/>
+          <w:u w:val="none"/>
+        </w:rPr>
+        <w:t xml:space="preserve">      5.6  Reading the Results</w:t>
       </w:r>
     </w:p>
     <w:p>
@@ -1041,7 +909,7 @@
           <w:i w:val="0"/>
           <w:u w:val="none"/>
         </w:rPr>
-        <w:t>5. How Search Works</w:t>
+        <w:t>6. When Search Comes Up Empty</w:t>
       </w:r>
     </w:p>
     <w:p>
@@ -1054,7 +922,7 @@
           <w:i w:val="0"/>
           <w:u w:val="none"/>
         </w:rPr>
-        <w:t xml:space="preserve">      5.1  Why It Is These Three</w:t>
+        <w:t xml:space="preserve">      6.1  Alternate Names</w:t>
       </w:r>
     </w:p>
     <w:p>
@@ -1067,7 +935,7 @@
           <w:i w:val="0"/>
           <w:u w:val="none"/>
         </w:rPr>
-        <w:t xml:space="preserve">      5.2  One Bar, Many Kinds of Information</w:t>
+        <w:t xml:space="preserve">      6.2  Alternate Spellings</w:t>
       </w:r>
     </w:p>
     <w:p>
@@ -1080,7 +948,7 @@
           <w:i w:val="0"/>
           <w:u w:val="none"/>
         </w:rPr>
-        <w:t xml:space="preserve">      5.3  Searching by Name</w:t>
+        <w:t xml:space="preserve">      6.3  Start Over From a Different Fact</w:t>
       </w:r>
     </w:p>
     <w:p>
@@ -1093,7 +961,7 @@
           <w:i w:val="0"/>
           <w:u w:val="none"/>
         </w:rPr>
-        <w:t xml:space="preserve">      5.4  Searching by Date of Birth</w:t>
+        <w:t xml:space="preserve">      6.4  Ask Your Data Staff</w:t>
       </w:r>
     </w:p>
     <w:p>
@@ -1106,7 +974,20 @@
           <w:i w:val="0"/>
           <w:u w:val="none"/>
         </w:rPr>
-        <w:t xml:space="preserve">      5.5  Searching by Social Security Number</w:t>
+        <w:t xml:space="preserve">      6.5  Only Then, Create a Record</w:t>
+      </w:r>
+    </w:p>
+    <w:p>
+      <w:pPr>
+        <w:spacing w:after="40"/>
+      </w:pPr>
+      <w:r>
+        <w:rPr>
+          <w:b/>
+          <w:i w:val="0"/>
+          <w:u w:val="none"/>
+        </w:rPr>
+        <w:t>7. How the Practice Tool Is Built</w:t>
       </w:r>
     </w:p>
     <w:p>
@@ -1119,7 +1000,20 @@
           <w:i w:val="0"/>
           <w:u w:val="none"/>
         </w:rPr>
-        <w:t xml:space="preserve">      5.6  Reading the Results</w:t>
+        <w:t xml:space="preserve">      7.1  Only What This Lesson Needs</w:t>
+      </w:r>
+    </w:p>
+    <w:p>
+      <w:pPr>
+        <w:spacing w:after="20"/>
+      </w:pPr>
+      <w:r>
+        <w:rPr>
+          <w:b w:val="0"/>
+          <w:i w:val="0"/>
+          <w:u w:val="none"/>
+        </w:rPr>
+        <w:t xml:space="preserve">      7.2  Earning the Rest</w:t>
       </w:r>
     </w:p>
     <w:p>
@@ -1132,7 +1026,7 @@
           <w:i w:val="0"/>
           <w:u w:val="none"/>
         </w:rPr>
-        <w:t>6. When Search Comes Up Empty</w:t>
+        <w:t>8. Practice: Finding a Participant</w:t>
       </w:r>
     </w:p>
     <w:p>
@@ -1145,7 +1039,7 @@
           <w:i w:val="0"/>
           <w:u w:val="none"/>
         </w:rPr>
-        <w:t xml:space="preserve">      6.1  Alternate Names</w:t>
+        <w:t xml:space="preserve">      8.1  How the Practice Works</w:t>
       </w:r>
     </w:p>
     <w:p>
@@ -1158,7 +1052,7 @@
           <w:i w:val="0"/>
           <w:u w:val="none"/>
         </w:rPr>
-        <w:t xml:space="preserve">      6.2  Alternate Spellings</w:t>
+        <w:t xml:space="preserve">      8.2  Task 1 — The Name He Gave You</w:t>
       </w:r>
     </w:p>
     <w:p>
@@ -1171,7 +1065,7 @@
           <w:i w:val="0"/>
           <w:u w:val="none"/>
         </w:rPr>
-        <w:t xml:space="preserve">      6.3  Start Over From a Different Fact</w:t>
+        <w:t xml:space="preserve">      8.3  Task 2 — When the Last Name May Have Changed</w:t>
       </w:r>
     </w:p>
     <w:p>
@@ -1184,7 +1078,7 @@
           <w:i w:val="0"/>
           <w:u w:val="none"/>
         </w:rPr>
-        <w:t xml:space="preserve">      6.4  Street Outreach: Searching by Location</w:t>
+        <w:t xml:space="preserve">      8.4  Task 3 — Starting From the Last Four of the SSN</w:t>
       </w:r>
     </w:p>
     <w:p>
@@ -1197,7 +1091,7 @@
           <w:i w:val="0"/>
           <w:u w:val="none"/>
         </w:rPr>
-        <w:t xml:space="preserve">      6.5  Ask Your Data Staff</w:t>
+        <w:t xml:space="preserve">      8.5  Task 4 — A Name You Cannot Spell</w:t>
       </w:r>
     </w:p>
     <w:p>
@@ -1210,7 +1104,59 @@
           <w:i w:val="0"/>
           <w:u w:val="none"/>
         </w:rPr>
-        <w:t xml:space="preserve">      6.6  Only Then, Create a Record</w:t>
+        <w:t xml:space="preserve">      8.6  Task 5 — Too Many Results</w:t>
+      </w:r>
+    </w:p>
+    <w:p>
+      <w:pPr>
+        <w:spacing w:after="20"/>
+      </w:pPr>
+      <w:r>
+        <w:rPr>
+          <w:b w:val="0"/>
+          <w:i w:val="0"/>
+          <w:u w:val="none"/>
+        </w:rPr>
+        <w:t xml:space="preserve">      8.7  Task 6 — Nothing Comes Back</w:t>
+      </w:r>
+    </w:p>
+    <w:p>
+      <w:pPr>
+        <w:spacing w:after="20"/>
+      </w:pPr>
+      <w:r>
+        <w:rPr>
+          <w:b w:val="0"/>
+          <w:i w:val="0"/>
+          <w:u w:val="none"/>
+        </w:rPr>
+        <w:t xml:space="preserve">      8.8  Task 7 — Spelled the Way Someone Else Heard It</w:t>
+      </w:r>
+    </w:p>
+    <w:p>
+      <w:pPr>
+        <w:spacing w:after="20"/>
+      </w:pPr>
+      <w:r>
+        <w:rPr>
+          <w:b w:val="0"/>
+          <w:i w:val="0"/>
+          <w:u w:val="none"/>
+        </w:rPr>
+        <w:t xml:space="preserve">      8.9  Task 8 — A Surname Typed as One Word</w:t>
+      </w:r>
+    </w:p>
+    <w:p>
+      <w:pPr>
+        <w:spacing w:after="20"/>
+      </w:pPr>
+      <w:r>
+        <w:rPr>
+          <w:b w:val="0"/>
+          <w:i w:val="0"/>
+          <w:u w:val="none"/>
+        </w:rPr>
+        <w:t xml:space="preserve">      8.10  Checkpoint: From Finding to Verifying</w:t>
       </w:r>
     </w:p>
     <w:p>
@@ -1223,7 +1169,7 @@
           <w:i w:val="0"/>
           <w:u w:val="none"/>
         </w:rPr>
-        <w:t>7. How the Practice Tool Is Built</w:t>
+        <w:t>9. Verify: Is This the Right Person?</w:t>
       </w:r>
     </w:p>
     <w:p>
@@ -1236,7 +1182,7 @@
           <w:i w:val="0"/>
           <w:u w:val="none"/>
         </w:rPr>
-        <w:t xml:space="preserve">      7.1  Only What This Lesson Needs</w:t>
+        <w:t xml:space="preserve">      9.1  First Level: Photo and Documents</w:t>
       </w:r>
     </w:p>
     <w:p>
@@ -1249,7 +1195,46 @@
           <w:i w:val="0"/>
           <w:u w:val="none"/>
         </w:rPr>
-        <w:t xml:space="preserve">      7.2  Earning the Rest</w:t>
+        <w:t xml:space="preserve">      9.2  Second Level: Two of Three</w:t>
+      </w:r>
+    </w:p>
+    <w:p>
+      <w:pPr>
+        <w:spacing w:after="20"/>
+      </w:pPr>
+      <w:r>
+        <w:rPr>
+          <w:b w:val="0"/>
+          <w:i w:val="0"/>
+          <w:u w:val="none"/>
+        </w:rPr>
+        <w:t xml:space="preserve">      9.3  Still Unsure</w:t>
+      </w:r>
+    </w:p>
+    <w:p>
+      <w:pPr>
+        <w:spacing w:after="20"/>
+      </w:pPr>
+      <w:r>
+        <w:rPr>
+          <w:b w:val="0"/>
+          <w:i w:val="0"/>
+          <w:u w:val="none"/>
+        </w:rPr>
+        <w:t xml:space="preserve">      9.4  If You Later Find You Were Wrong</w:t>
+      </w:r>
+    </w:p>
+    <w:p>
+      <w:pPr>
+        <w:spacing w:after="20"/>
+      </w:pPr>
+      <w:r>
+        <w:rPr>
+          <w:b w:val="0"/>
+          <w:i w:val="0"/>
+          <w:u w:val="none"/>
+        </w:rPr>
+        <w:t xml:space="preserve">      9.5  Record the Match, Then Keep Looking</w:t>
       </w:r>
     </w:p>
     <w:p>
@@ -1262,7 +1247,7 @@
           <w:i w:val="0"/>
           <w:u w:val="none"/>
         </w:rPr>
-        <w:t>8. Practice: Finding a Participant</w:t>
+        <w:t>10. What You Found</w:t>
       </w:r>
     </w:p>
     <w:p>
@@ -1275,7 +1260,7 @@
           <w:i w:val="0"/>
           <w:u w:val="none"/>
         </w:rPr>
-        <w:t xml:space="preserve">      8.1  How the Practice Works</w:t>
+        <w:t xml:space="preserve">      10.1  No Matching Record</w:t>
       </w:r>
     </w:p>
     <w:p>
@@ -1288,7 +1273,7 @@
           <w:i w:val="0"/>
           <w:u w:val="none"/>
         </w:rPr>
-        <w:t xml:space="preserve">      8.2  Task 1 — The Name He Gave You</w:t>
+        <w:t xml:space="preserve">      10.2  One Matching Record</w:t>
       </w:r>
     </w:p>
     <w:p>
@@ -1301,7 +1286,7 @@
           <w:i w:val="0"/>
           <w:u w:val="none"/>
         </w:rPr>
-        <w:t xml:space="preserve">      8.3  Task 2 — When the Last Name May Have Changed</w:t>
+        <w:t xml:space="preserve">      10.3  Several Matching Records</w:t>
       </w:r>
     </w:p>
     <w:p>
@@ -1314,7 +1299,20 @@
           <w:i w:val="0"/>
           <w:u w:val="none"/>
         </w:rPr>
-        <w:t xml:space="preserve">      8.4  Task 3 — Starting From the Last Four of the SSN</w:t>
+        <w:t xml:space="preserve">      10.4  Choosing Which Record to Work From</w:t>
+      </w:r>
+    </w:p>
+    <w:p>
+      <w:pPr>
+        <w:spacing w:after="40"/>
+      </w:pPr>
+      <w:r>
+        <w:rPr>
+          <w:b/>
+          <w:i w:val="0"/>
+          <w:u w:val="none"/>
+        </w:rPr>
+        <w:t>11. Practice: Verifying a Record</w:t>
       </w:r>
     </w:p>
     <w:p>
@@ -1327,7 +1325,7 @@
           <w:i w:val="0"/>
           <w:u w:val="none"/>
         </w:rPr>
-        <w:t xml:space="preserve">      8.5  Task 4 — A Name You Cannot Spell</w:t>
+        <w:t xml:space="preserve">      11.1  Task 9 — Two People, One Name</w:t>
       </w:r>
     </w:p>
     <w:p>
@@ -1340,7 +1338,7 @@
           <w:i w:val="0"/>
           <w:u w:val="none"/>
         </w:rPr>
-        <w:t xml:space="preserve">      8.6  Task 5 — Too Many Results</w:t>
+        <w:t xml:space="preserve">      11.2  Task 10 — When the Identifiers Are Thin</w:t>
       </w:r>
     </w:p>
     <w:p>
@@ -1353,7 +1351,7 @@
           <w:i w:val="0"/>
           <w:u w:val="none"/>
         </w:rPr>
-        <w:t xml:space="preserve">      8.7  Task 6 — Nothing Comes Back</w:t>
+        <w:t xml:space="preserve">      11.3  Task 11 — Where They Have Been Staying</w:t>
       </w:r>
     </w:p>
     <w:p>
@@ -1366,7 +1364,7 @@
           <w:i w:val="0"/>
           <w:u w:val="none"/>
         </w:rPr>
-        <w:t xml:space="preserve">      8.8  Task 7 — Spelled the Way Someone Else Heard It</w:t>
+        <w:t xml:space="preserve">      11.4  Task 12 — Everything at Once</w:t>
       </w:r>
     </w:p>
     <w:p>
@@ -1379,7 +1377,20 @@
           <w:i w:val="0"/>
           <w:u w:val="none"/>
         </w:rPr>
-        <w:t xml:space="preserve">      8.9  Task 8 — A Surname Typed as One Word</w:t>
+        <w:t xml:space="preserve">      11.5  Task 13 — More Than One Record Matches</w:t>
+      </w:r>
+    </w:p>
+    <w:p>
+      <w:pPr>
+        <w:spacing w:after="40"/>
+      </w:pPr>
+      <w:r>
+        <w:rPr>
+          <w:b/>
+          <w:i w:val="0"/>
+          <w:u w:val="none"/>
+        </w:rPr>
+        <w:t>12. When You Are Short on Time</w:t>
       </w:r>
     </w:p>
     <w:p>
@@ -1392,7 +1403,7 @@
           <w:i w:val="0"/>
           <w:u w:val="none"/>
         </w:rPr>
-        <w:t xml:space="preserve">      8.10  Checkpoint: From Finding to Verifying</w:t>
+        <w:t xml:space="preserve">      12.1  In the Field</w:t>
       </w:r>
     </w:p>
     <w:p>
@@ -1405,7 +1416,7 @@
           <w:i w:val="0"/>
           <w:u w:val="none"/>
         </w:rPr>
-        <w:t>9. Verify: Is This the Right Person?</w:t>
+        <w:t>13. Knowledge Check</w:t>
       </w:r>
     </w:p>
     <w:p>
@@ -1418,7 +1429,20 @@
           <w:i w:val="0"/>
           <w:u w:val="none"/>
         </w:rPr>
-        <w:t xml:space="preserve">      9.1  First Level: Photo and Documents</w:t>
+        <w:t xml:space="preserve">      13.1  Check What You Took In</w:t>
+      </w:r>
+    </w:p>
+    <w:p>
+      <w:pPr>
+        <w:spacing w:after="40"/>
+      </w:pPr>
+      <w:r>
+        <w:rPr>
+          <w:b/>
+          <w:i w:val="0"/>
+          <w:u w:val="none"/>
+        </w:rPr>
+        <w:t>14. Summary</w:t>
       </w:r>
     </w:p>
     <w:p>
@@ -1431,7 +1455,7 @@
           <w:i w:val="0"/>
           <w:u w:val="none"/>
         </w:rPr>
-        <w:t xml:space="preserve">      9.2  Second Level: Two of Three</w:t>
+        <w:t xml:space="preserve">      14.1  Why Accuracy on the Way In Matters</w:t>
       </w:r>
     </w:p>
     <w:p>
@@ -1444,7 +1468,7 @@
           <w:i w:val="0"/>
           <w:u w:val="none"/>
         </w:rPr>
-        <w:t xml:space="preserve">      9.3  Still Unsure</w:t>
+        <w:t xml:space="preserve">      14.2  What You Practiced</w:t>
       </w:r>
     </w:p>
     <w:p>
@@ -1457,7 +1481,7 @@
           <w:i w:val="0"/>
           <w:u w:val="none"/>
         </w:rPr>
-        <w:t xml:space="preserve">      9.4  If You Later Find You Were Wrong</w:t>
+        <w:t xml:space="preserve">      14.3  Lesson Closing</w:t>
       </w:r>
     </w:p>
     <w:p>
@@ -1470,7 +1494,7 @@
           <w:i w:val="0"/>
           <w:u w:val="none"/>
         </w:rPr>
-        <w:t xml:space="preserve">      9.5  Record the Match, Then Keep Looking</w:t>
+        <w:t xml:space="preserve">      14.4  Survey</w:t>
       </w:r>
     </w:p>
     <w:p>
@@ -1483,7 +1507,7 @@
           <w:i w:val="0"/>
           <w:u w:val="none"/>
         </w:rPr>
-        <w:t>10. What You Found</w:t>
+        <w:t>15. Production Standards</w:t>
       </w:r>
     </w:p>
     <w:p>
@@ -1496,142 +1520,31 @@
           <w:i w:val="0"/>
           <w:u w:val="none"/>
         </w:rPr>
-        <w:t xml:space="preserve">      10.1  No Matching Record</w:t>
-      </w:r>
-    </w:p>
-    <w:p>
-      <w:pPr>
-        <w:spacing w:after="20"/>
-      </w:pPr>
-      <w:r>
-        <w:rPr>
-          <w:b w:val="0"/>
-          <w:i w:val="0"/>
-          <w:u w:val="none"/>
-        </w:rPr>
-        <w:t xml:space="preserve">      10.2  One Matching Record</w:t>
-      </w:r>
-    </w:p>
-    <w:p>
-      <w:pPr>
-        <w:spacing w:after="20"/>
-      </w:pPr>
-      <w:r>
-        <w:rPr>
-          <w:b w:val="0"/>
-          <w:i w:val="0"/>
-          <w:u w:val="none"/>
-        </w:rPr>
-        <w:t xml:space="preserve">      10.3  Several Matching Records</w:t>
-      </w:r>
-    </w:p>
-    <w:p>
-      <w:pPr>
-        <w:spacing w:after="20"/>
-      </w:pPr>
-      <w:r>
-        <w:rPr>
-          <w:b w:val="0"/>
-          <w:i w:val="0"/>
-          <w:u w:val="none"/>
-        </w:rPr>
-        <w:t xml:space="preserve">      10.4  Choosing Which Record to Work From</w:t>
-      </w:r>
-    </w:p>
-    <w:p>
-      <w:pPr>
-        <w:spacing w:after="40"/>
+        <w:t xml:space="preserve">      15.1  Accessibility</w:t>
+      </w:r>
+    </w:p>
+    <w:p>
+      <w:r>
+        <w:br w:type="page"/>
+      </w:r>
+    </w:p>
+    <w:p/>
+    <w:p>
+      <w:pPr>
+        <w:spacing w:after="160"/>
       </w:pPr>
       <w:r>
         <w:rPr>
           <w:b/>
           <w:i w:val="0"/>
-          <w:u w:val="none"/>
-        </w:rPr>
-        <w:t>11. Practice: Verifying a Record</w:t>
-      </w:r>
-    </w:p>
-    <w:p>
-      <w:pPr>
-        <w:spacing w:after="20"/>
-      </w:pPr>
-      <w:r>
-        <w:rPr>
-          <w:b w:val="0"/>
-          <w:i w:val="0"/>
-          <w:u w:val="none"/>
-        </w:rPr>
-        <w:t xml:space="preserve">      11.1  Task 9 — Two People, One Name</w:t>
-      </w:r>
-    </w:p>
-    <w:p>
-      <w:pPr>
-        <w:spacing w:after="20"/>
-      </w:pPr>
-      <w:r>
-        <w:rPr>
-          <w:b w:val="0"/>
-          <w:i w:val="0"/>
-          <w:u w:val="none"/>
-        </w:rPr>
-        <w:t xml:space="preserve">      11.2  Task 10 — When the Identifiers Are Thin</w:t>
-      </w:r>
-    </w:p>
-    <w:p>
-      <w:pPr>
-        <w:spacing w:after="20"/>
-      </w:pPr>
-      <w:r>
-        <w:rPr>
-          <w:b w:val="0"/>
-          <w:i w:val="0"/>
-          <w:u w:val="none"/>
-        </w:rPr>
-        <w:t xml:space="preserve">      11.3  Task 11 — Where They Have Been Staying</w:t>
-      </w:r>
-    </w:p>
-    <w:p>
-      <w:pPr>
-        <w:spacing w:after="20"/>
-      </w:pPr>
-      <w:r>
-        <w:rPr>
-          <w:b w:val="0"/>
-          <w:i w:val="0"/>
-          <w:u w:val="none"/>
-        </w:rPr>
-        <w:t xml:space="preserve">      11.4  Task 12 — Everything at Once</w:t>
-      </w:r>
-    </w:p>
-    <w:p>
-      <w:pPr>
-        <w:spacing w:after="20"/>
-      </w:pPr>
-      <w:r>
-        <w:rPr>
-          <w:b w:val="0"/>
-          <w:i w:val="0"/>
-          <w:u w:val="none"/>
-        </w:rPr>
-        <w:t xml:space="preserve">      11.5  Task 13 — More Than One Record Matches</w:t>
-      </w:r>
-    </w:p>
-    <w:p>
-      <w:pPr>
-        <w:spacing w:after="20"/>
-      </w:pPr>
-      <w:r>
-        <w:rPr>
-          <w:b w:val="0"/>
-          <w:i w:val="0"/>
-          <w:u w:val="none"/>
-        </w:rPr>
-        <w:t xml:space="preserve">      11.6  Task 14 — Finding the Same Person Twice</w:t>
-      </w:r>
-    </w:p>
-    <w:p>
-      <w:pPr>
-        <w:spacing w:after="40"/>
+          <w:u w:val="single"/>
+        </w:rPr>
+        <w:t>Introduction</w:t>
+      </w:r>
+    </w:p>
+    <w:p>
+      <w:pPr>
+        <w:spacing w:after="80"/>
       </w:pPr>
       <w:r>
         <w:rPr>
@@ -1639,25 +1552,38 @@
           <w:i w:val="0"/>
           <w:u w:val="none"/>
         </w:rPr>
-        <w:t>12. When You Are Short on Time</w:t>
-      </w:r>
-    </w:p>
-    <w:p>
-      <w:pPr>
-        <w:spacing w:after="20"/>
-      </w:pPr>
-      <w:r>
-        <w:rPr>
-          <w:b w:val="0"/>
-          <w:i w:val="0"/>
-          <w:u w:val="none"/>
-        </w:rPr>
-        <w:t xml:space="preserve">      12.1  In the Field</w:t>
-      </w:r>
-    </w:p>
-    <w:p>
-      <w:pPr>
-        <w:spacing w:after="40"/>
+        <w:t>Slide 1.1 – Course Navigation</w:t>
+      </w:r>
+    </w:p>
+    <w:p>
+      <w:pPr>
+        <w:spacing w:after="160"/>
+      </w:pPr>
+      <w:r>
+        <w:rPr>
+          <w:b w:val="0"/>
+          <w:i w:val="0"/>
+          <w:u w:val="none"/>
+        </w:rPr>
+        <w:t>Before we start, a quick look at how to move around. This lesson has audio, so turn your sound on. Closed captions are available from the captions icon. The contents on the left let you jump back to anything you have already finished. Move forward with the right arrow — it appears once you have done what a screen asks of you — and back with the left.</w:t>
+      </w:r>
+    </w:p>
+    <w:p>
+      <w:pPr>
+        <w:spacing w:after="160"/>
+      </w:pPr>
+      <w:r>
+        <w:rPr>
+          <w:b w:val="0"/>
+          <w:i/>
+          <w:u w:val="none"/>
+        </w:rPr>
+        <w:t>Standard navigation screen, matching the rest of the series. Adjust the wording to whatever Rise actually shows once the course shell is built.</w:t>
+      </w:r>
+    </w:p>
+    <w:p>
+      <w:pPr>
+        <w:spacing w:after="80"/>
       </w:pPr>
       <w:r>
         <w:rPr>
@@ -1665,169 +1591,20 @@
           <w:i w:val="0"/>
           <w:u w:val="none"/>
         </w:rPr>
-        <w:t>13. Knowledge Check</w:t>
-      </w:r>
-    </w:p>
-    <w:p>
-      <w:pPr>
-        <w:spacing w:after="20"/>
-      </w:pPr>
-      <w:r>
-        <w:rPr>
-          <w:b w:val="0"/>
-          <w:i w:val="0"/>
-          <w:u w:val="none"/>
-        </w:rPr>
-        <w:t xml:space="preserve">      13.1  Check What You Took In</w:t>
-      </w:r>
-    </w:p>
-    <w:p>
-      <w:pPr>
-        <w:spacing w:after="40"/>
-      </w:pPr>
-      <w:r>
-        <w:rPr>
-          <w:b/>
-          <w:i w:val="0"/>
-          <w:u w:val="none"/>
-        </w:rPr>
-        <w:t>14. Take This With You</w:t>
-      </w:r>
-    </w:p>
-    <w:p>
-      <w:pPr>
-        <w:spacing w:after="20"/>
-      </w:pPr>
-      <w:r>
-        <w:rPr>
-          <w:b w:val="0"/>
-          <w:i w:val="0"/>
-          <w:u w:val="none"/>
-        </w:rPr>
-        <w:t xml:space="preserve">      14.1  Why Accuracy on the Way In Matters</w:t>
-      </w:r>
-    </w:p>
-    <w:p>
-      <w:pPr>
-        <w:spacing w:after="20"/>
-      </w:pPr>
-      <w:r>
-        <w:rPr>
-          <w:b w:val="0"/>
-          <w:i w:val="0"/>
-          <w:u w:val="none"/>
-        </w:rPr>
-        <w:t xml:space="preserve">      14.2  The One-Page Version</w:t>
-      </w:r>
-    </w:p>
-    <w:p>
-      <w:pPr>
-        <w:spacing w:after="40"/>
-      </w:pPr>
-      <w:r>
-        <w:rPr>
-          <w:b/>
-          <w:i w:val="0"/>
-          <w:u w:val="none"/>
-        </w:rPr>
-        <w:t>15. Summary</w:t>
-      </w:r>
-    </w:p>
-    <w:p>
-      <w:pPr>
-        <w:spacing w:after="20"/>
-      </w:pPr>
-      <w:r>
-        <w:rPr>
-          <w:b w:val="0"/>
-          <w:i w:val="0"/>
-          <w:u w:val="none"/>
-        </w:rPr>
-        <w:t xml:space="preserve">      15.1  What You Practiced</w:t>
-      </w:r>
-    </w:p>
-    <w:p>
-      <w:pPr>
-        <w:spacing w:after="20"/>
-      </w:pPr>
-      <w:r>
-        <w:rPr>
-          <w:b w:val="0"/>
-          <w:i w:val="0"/>
-          <w:u w:val="none"/>
-        </w:rPr>
-        <w:t xml:space="preserve">      15.2  Lesson Closing</w:t>
-      </w:r>
-    </w:p>
-    <w:p>
-      <w:pPr>
-        <w:spacing w:after="20"/>
-      </w:pPr>
-      <w:r>
-        <w:rPr>
-          <w:b w:val="0"/>
-          <w:i w:val="0"/>
-          <w:u w:val="none"/>
-        </w:rPr>
-        <w:t xml:space="preserve">      15.3  Survey</w:t>
-      </w:r>
-    </w:p>
-    <w:p>
-      <w:pPr>
-        <w:spacing w:after="40"/>
-      </w:pPr>
-      <w:r>
-        <w:rPr>
-          <w:b/>
-          <w:i w:val="0"/>
-          <w:u w:val="none"/>
-        </w:rPr>
-        <w:t>16. Production Standards</w:t>
-      </w:r>
-    </w:p>
-    <w:p>
-      <w:pPr>
-        <w:spacing w:after="20"/>
-      </w:pPr>
-      <w:r>
-        <w:rPr>
-          <w:b w:val="0"/>
-          <w:i w:val="0"/>
-          <w:u w:val="none"/>
-        </w:rPr>
-        <w:t xml:space="preserve">      16.1  Accessibility</w:t>
-      </w:r>
-    </w:p>
-    <w:p>
-      <w:r>
-        <w:br w:type="page"/>
-      </w:r>
-    </w:p>
-    <w:p/>
+        <w:t>Slide 1.2 – Course Overview</w:t>
+      </w:r>
+    </w:p>
     <w:p>
       <w:pPr>
         <w:spacing w:after="160"/>
       </w:pPr>
       <w:r>
         <w:rPr>
-          <w:b/>
-          <w:i w:val="0"/>
-          <w:u w:val="single"/>
-        </w:rPr>
-        <w:t>Introduction</w:t>
-      </w:r>
-    </w:p>
-    <w:p>
-      <w:pPr>
-        <w:spacing w:after="80"/>
-      </w:pPr>
-      <w:r>
-        <w:rPr>
-          <w:b/>
-          <w:i w:val="0"/>
-          <w:u w:val="none"/>
-        </w:rPr>
-        <w:t>Slide 1.1 – Course Navigation</w:t>
+          <w:b w:val="0"/>
+          <w:i w:val="0"/>
+          <w:u w:val="none"/>
+        </w:rPr>
+        <w:t>This lesson is about one thing: finding out whether the person in front of you already has a record in HMIS, and making sure you are looking at the right one.</w:t>
       </w:r>
     </w:p>
     <w:p>
@@ -1840,7 +1617,7 @@
           <w:i w:val="0"/>
           <w:u w:val="none"/>
         </w:rPr>
-        <w:t>Before we start, a quick look at how to move around. This lesson has audio, so turn your sound on. Closed captions are available from the captions icon. The contents on the left let you jump back to anything you have already finished. Move forward with the right arrow — it appears once you have done what a screen asks of you — and back with the left.</w:t>
+        <w:t>Set aside about forty minutes. A good part of that is hands on: you will work in a practice version of Clarity — the same screens you use at work, with invented people in them. Nothing you do in the practice affects real records, and none of the people in it are real.</w:t>
       </w:r>
     </w:p>
     <w:p>
@@ -1850,89 +1627,23 @@
       <w:r>
         <w:rPr>
           <w:b w:val="0"/>
+          <w:i w:val="0"/>
+          <w:u w:val="none"/>
+        </w:rPr>
+        <w:t>You can return to this lesson any time after you finish it.</w:t>
+      </w:r>
+    </w:p>
+    <w:p>
+      <w:pPr>
+        <w:spacing w:after="160"/>
+      </w:pPr>
+      <w:r>
+        <w:rPr>
+          <w:b w:val="0"/>
           <w:i/>
           <w:u w:val="none"/>
         </w:rPr>
-        <w:t>Standard navigation screen, matching the rest of the series. Adjust the wording to whatever Rise actually shows once the course shell is built.</w:t>
-      </w:r>
-    </w:p>
-    <w:p>
-      <w:pPr>
-        <w:spacing w:after="80"/>
-      </w:pPr>
-      <w:r>
-        <w:rPr>
-          <w:b/>
-          <w:i w:val="0"/>
-          <w:u w:val="none"/>
-        </w:rPr>
-        <w:t>Slide 1.2 – Course Overview</w:t>
-      </w:r>
-    </w:p>
-    <w:p>
-      <w:pPr>
-        <w:spacing w:after="160"/>
-      </w:pPr>
-      <w:r>
-        <w:rPr>
-          <w:b w:val="0"/>
-          <w:i w:val="0"/>
-          <w:u w:val="none"/>
-        </w:rPr>
-        <w:t>This lesson is about one thing: finding out whether the person in front of you already has a record in HMIS, and making sure you are looking at the right one.</w:t>
-      </w:r>
-    </w:p>
-    <w:p>
-      <w:pPr>
-        <w:spacing w:after="160"/>
-      </w:pPr>
-      <w:r>
-        <w:rPr>
-          <w:b w:val="0"/>
-          <w:i w:val="0"/>
-          <w:u w:val="none"/>
-        </w:rPr>
-        <w:t>Set aside about forty minutes. A good part of that is hands on: you will work in a practice version of Clarity — the same screens you use at work, with invented people in them. Nothing you do in the practice affects real records, and none of the people in it are real.</w:t>
-      </w:r>
-    </w:p>
-    <w:p>
-      <w:pPr>
-        <w:spacing w:after="160"/>
-      </w:pPr>
-      <w:r>
-        <w:rPr>
-          <w:b w:val="0"/>
-          <w:i w:val="0"/>
-          <w:u w:val="none"/>
-        </w:rPr>
-        <w:t>You can return to this lesson any time after you finish it.</w:t>
-      </w:r>
-    </w:p>
-    <w:p>
-      <w:pPr>
-        <w:spacing w:after="160"/>
-      </w:pPr>
-      <w:r>
-        <w:rPr>
-          <w:b w:val="0"/>
-          <w:i/>
-          <w:u w:val="none"/>
-        </w:rPr>
         <w:t>Where the forty minutes goes, measured from this script rather than estimated: narrated instruction 2,780 words, about 19 minutes at a normal pace. Task situations and feedback, which the learner reads rather than hears, about 8 minutes. Knowledge check about 2 and a half. The fourteen tasks themselves are the smallest part — around 7 minutes of actual interaction, because each one is a short search. Hints and the correct-record lines in this document are not learner-facing time at all.</w:t>
-      </w:r>
-    </w:p>
-    <w:p>
-      <w:pPr>
-        <w:spacing w:after="160"/>
-      </w:pPr>
-      <w:r>
-        <w:rPr>
-          <w:b w:val="0"/>
-          <w:i w:val="0"/>
-          <w:color w:val="C01C1C"/>
-          <w:u w:val="none"/>
-        </w:rPr>
-        <w:t>Open question 1: the brainstorm notes put an e-learning at about ten minutes, and this is forty. Worth knowing before that is treated as a problem: the practice is not what makes it long — the instruction is, at just over half the words, and most of that is groundwork the rest of the series stands on rather than material this lesson needs for itself. The lever that moves the number furthest is how much is narrated versus read: as narration the instruction runs about 19 minutes, as on-screen text about 12. Cutting tasks saves the least and costs the most.</w:t>
       </w:r>
     </w:p>
     <w:p>
@@ -2069,34 +1780,6 @@
       <w:r>
         <w:rPr>
           <w:b w:val="0"/>
-          <w:i w:val="0"/>
-          <w:color w:val="C01C1C"/>
-          <w:u w:val="none"/>
-        </w:rPr>
-        <w:t>Open question 19: does the Basic New Trainee Series replace HMIS Essentials (v1.1.0) or sit alongside it? It matters more than it sounds. Essentials objective 01 — why entering data correctly matters — is most of this lesson's Introduction and Key Terms. If Essentials stays, we are teaching it twice and this lesson can lose about eight minutes by pointing at it instead. If BNTS replaces Essentials, the intro material has to live somewhere in the series, and this is the wrong lesson for it — it wants to be its own.</w:t>
-      </w:r>
-    </w:p>
-    <w:p>
-      <w:pPr>
-        <w:spacing w:after="160"/>
-      </w:pPr>
-      <w:r>
-        <w:rPr>
-          <w:b w:val="0"/>
-          <w:i w:val="0"/>
-          <w:color w:val="C01C1C"/>
-          <w:u w:val="none"/>
-        </w:rPr>
-        <w:t>Open question 20: Essentials objective 02 is “search and find a participant’s HMIS record to learn their back story”. That is this lesson, and it is narrower than what is currently written. Confirm the boundary: finding the right person and reading their history is clearly in. Choosing between three matching records, and reporting duplicates to HMIS Support, may belong with data quality or with Essentials objective 01. Tasks 13 and 14 are the ones in question.</w:t>
-      </w:r>
-    </w:p>
-    <w:p>
-      <w:pPr>
-        <w:spacing w:after="160"/>
-      </w:pPr>
-      <w:r>
-        <w:rPr>
-          <w:b w:val="0"/>
           <w:i/>
           <w:u w:val="none"/>
         </w:rPr>
@@ -2346,7 +2029,7 @@
           <w:i w:val="0"/>
           <w:u w:val="none"/>
         </w:rPr>
-        <w:t>Slide 1.6 – Before You Start</w:t>
+        <w:t>Slide 1.6 – Someone Asks You for an Update</w:t>
       </w:r>
     </w:p>
     <w:p>
@@ -2359,7 +2042,7 @@
           <w:i w:val="0"/>
           <w:u w:val="none"/>
         </w:rPr>
-        <w:t>One question before the lesson begins: which Continuum of Care do you work with?</w:t>
+        <w:t>There is a cleanup on the block this morning. People are moving their things, and your team is working the encampment.</w:t>
       </w:r>
     </w:p>
     <w:p>
@@ -2369,24 +2052,88 @@
       <w:r>
         <w:rPr>
           <w:b w:val="0"/>
+          <w:i w:val="0"/>
+          <w:u w:val="none"/>
+        </w:rPr>
+        <w:t>Someone walks up to you. Not a stranger exactly — you have seen him here before. He wants to know whether there is any news about interim housing for him.</w:t>
+      </w:r>
+    </w:p>
+    <w:p>
+      <w:pPr>
+        <w:spacing w:after="160"/>
+      </w:pPr>
+      <w:r>
+        <w:rPr>
+          <w:b w:val="0"/>
+          <w:i w:val="0"/>
+          <w:u w:val="none"/>
+        </w:rPr>
+        <w:t>He tells you somebody came round a while back. Took his details, said they would be in touch. Nothing happened, and he does not remember the name of the agency or the worker.</w:t>
+      </w:r>
+    </w:p>
+    <w:p>
+      <w:pPr>
+        <w:spacing w:after="160"/>
+      </w:pPr>
+      <w:r>
+        <w:rPr>
+          <w:b w:val="0"/>
+          <w:i w:val="0"/>
+          <w:u w:val="none"/>
+        </w:rPr>
+        <w:t>That last part is the part to notice. If a provider took his details, there is very likely already a record — a contact, an outreach note, something with his name on it. He is not new to this system even though he feels new to you.</w:t>
+      </w:r>
+    </w:p>
+    <w:p>
+      <w:pPr>
+        <w:spacing w:after="160"/>
+      </w:pPr>
+      <w:r>
+        <w:rPr>
+          <w:b w:val="0"/>
+          <w:i w:val="0"/>
+          <w:u w:val="none"/>
+        </w:rPr>
+        <w:t>It is a fair question and it deserves a real answer. To give him one you need his record.</w:t>
+      </w:r>
+    </w:p>
+    <w:p>
+      <w:pPr>
+        <w:spacing w:after="160"/>
+      </w:pPr>
+      <w:r>
+        <w:rPr>
+          <w:b w:val="0"/>
+          <w:i w:val="0"/>
+          <w:u w:val="none"/>
+        </w:rPr>
+        <w:t>So the first thing you do is not paperwork and it is not a form. It is a search.</w:t>
+      </w:r>
+    </w:p>
+    <w:p>
+      <w:pPr>
+        <w:spacing w:after="160"/>
+      </w:pPr>
+      <w:r>
+        <w:rPr>
+          <w:b w:val="0"/>
+          <w:i w:val="0"/>
+          <w:u w:val="none"/>
+        </w:rPr>
+        <w:t>Get it right and everything he is already owed comes with him — the time he has waited, the programs he is enrolled in, the place he holds on a list. Get it wrong and he starts again from nothing in a second record, while the first one sits somewhere with his history in it.</w:t>
+      </w:r>
+    </w:p>
+    <w:p>
+      <w:pPr>
+        <w:spacing w:after="160"/>
+      </w:pPr>
+      <w:r>
+        <w:rPr>
+          <w:b w:val="0"/>
           <w:i/>
           <w:u w:val="none"/>
         </w:rPr>
-        <w:t>Single-select, asked on the opening screen and stored for the rest of the course. It decides which CoC the lesson names when it talks about the unduplicated count, and it is worth knowing who is taking this training.</w:t>
-      </w:r>
-    </w:p>
-    <w:p>
-      <w:pPr>
-        <w:spacing w:after="160"/>
-      </w:pPr>
-      <w:r>
-        <w:rPr>
-          <w:b w:val="0"/>
-          <w:i w:val="0"/>
-          <w:color w:val="C01C1C"/>
-          <w:u w:val="none"/>
-        </w:rPr>
-        <w:t>Open question 2: is a pre-survey required for this course, or is this an enrollment question rather than a lesson question? If enrollment already captures the learner's CoC, this screen should be dropped rather than asking for it twice.</w:t>
+        <w:t>Opening sequence. Photographs with slow pan and zoom, narration over the top, captions on screen throughout. Roughly 60 to 90 seconds. Ends on a Continue button rather than running straight into the next screen.</w:t>
       </w:r>
     </w:p>
     <w:p>
@@ -2399,152 +2146,7 @@
           <w:i w:val="0"/>
           <w:u w:val="none"/>
         </w:rPr>
-        <w:t>Slide 1.7 – Someone Asks You for an Update</w:t>
-      </w:r>
-    </w:p>
-    <w:p>
-      <w:pPr>
-        <w:spacing w:after="160"/>
-      </w:pPr>
-      <w:r>
-        <w:rPr>
-          <w:b w:val="0"/>
-          <w:i w:val="0"/>
-          <w:u w:val="none"/>
-        </w:rPr>
-        <w:t>There is a cleanup on the block this morning. People are moving their things, and your team is working the encampment.</w:t>
-      </w:r>
-    </w:p>
-    <w:p>
-      <w:pPr>
-        <w:spacing w:after="160"/>
-      </w:pPr>
-      <w:r>
-        <w:rPr>
-          <w:b w:val="0"/>
-          <w:i w:val="0"/>
-          <w:u w:val="none"/>
-        </w:rPr>
-        <w:t>Someone walks up to you. Not a stranger exactly — you have seen him here before. He wants to know whether there is any news about interim housing for him.</w:t>
-      </w:r>
-    </w:p>
-    <w:p>
-      <w:pPr>
-        <w:spacing w:after="160"/>
-      </w:pPr>
-      <w:r>
-        <w:rPr>
-          <w:b w:val="0"/>
-          <w:i w:val="0"/>
-          <w:u w:val="none"/>
-        </w:rPr>
-        <w:t>He tells you somebody came round a while back. Took his details, said they would be in touch. Nothing happened, and he does not remember the name of the agency or the worker.</w:t>
-      </w:r>
-    </w:p>
-    <w:p>
-      <w:pPr>
-        <w:spacing w:after="160"/>
-      </w:pPr>
-      <w:r>
-        <w:rPr>
-          <w:b w:val="0"/>
-          <w:i w:val="0"/>
-          <w:u w:val="none"/>
-        </w:rPr>
-        <w:t>That last part is the part to notice. If a provider took his details, there is very likely already a record — a contact, an outreach note, something with his name on it. He is not new to this system even though he feels new to you.</w:t>
-      </w:r>
-    </w:p>
-    <w:p>
-      <w:pPr>
-        <w:spacing w:after="160"/>
-      </w:pPr>
-      <w:r>
-        <w:rPr>
-          <w:b w:val="0"/>
-          <w:i w:val="0"/>
-          <w:u w:val="none"/>
-        </w:rPr>
-        <w:t>It is a fair question and it deserves a real answer. To give him one you need his record.</w:t>
-      </w:r>
-    </w:p>
-    <w:p>
-      <w:pPr>
-        <w:spacing w:after="160"/>
-      </w:pPr>
-      <w:r>
-        <w:rPr>
-          <w:b w:val="0"/>
-          <w:i w:val="0"/>
-          <w:u w:val="none"/>
-        </w:rPr>
-        <w:t>So the first thing you do is not paperwork and it is not a form. It is a search.</w:t>
-      </w:r>
-    </w:p>
-    <w:p>
-      <w:pPr>
-        <w:spacing w:after="160"/>
-      </w:pPr>
-      <w:r>
-        <w:rPr>
-          <w:b w:val="0"/>
-          <w:i w:val="0"/>
-          <w:u w:val="none"/>
-        </w:rPr>
-        <w:t>Get it right and everything he is already owed comes with him — the time he has waited, the programs he is enrolled in, the place he holds on a list. Get it wrong and he starts again from nothing in a second record, while the first one sits somewhere with his history in it.</w:t>
-      </w:r>
-    </w:p>
-    <w:p>
-      <w:pPr>
-        <w:spacing w:after="160"/>
-      </w:pPr>
-      <w:r>
-        <w:rPr>
-          <w:b w:val="0"/>
-          <w:i/>
-          <w:u w:val="none"/>
-        </w:rPr>
-        <w:t>Opening sequence. Photographs with slow pan and zoom, narration over the top, captions on screen throughout. Roughly 60 to 90 seconds. Ends on a Continue button rather than running straight into the next screen.</w:t>
-      </w:r>
-    </w:p>
-    <w:p>
-      <w:pPr>
-        <w:spacing w:after="160"/>
-      </w:pPr>
-      <w:r>
-        <w:rPr>
-          <w:b w:val="0"/>
-          <w:i w:val="0"/>
-          <w:color w:val="C01C1C"/>
-          <w:u w:val="none"/>
-        </w:rPr>
-        <w:t>Open question 3: is there an approved participant persona and photo set we should use here, or should this stay illustrative? Photographs of people experiencing homelessness carry consent considerations even when licensed, and an illustrative style avoids that entirely.</w:t>
-      </w:r>
-    </w:p>
-    <w:p>
-      <w:pPr>
-        <w:spacing w:after="160"/>
-      </w:pPr>
-      <w:r>
-        <w:rPr>
-          <w:b w:val="0"/>
-          <w:i w:val="0"/>
-          <w:color w:val="C01C1C"/>
-          <w:u w:val="none"/>
-        </w:rPr>
-        <w:t>Open question 4: give the participant a name if the team has a persona it already uses.</w:t>
-      </w:r>
-    </w:p>
-    <w:p>
-      <w:pPr>
-        <w:spacing w:after="80"/>
-      </w:pPr>
-      <w:r>
-        <w:rPr>
-          <w:b/>
-          <w:i w:val="0"/>
-          <w:u w:val="none"/>
-        </w:rPr>
-        <w:t>Slide 1.8 – How This Lesson Runs</w:t>
+        <w:t>Slide 1.7 – How This Lesson Runs</w:t>
       </w:r>
     </w:p>
     <w:p>
@@ -2632,7 +2234,7 @@
           <w:i w:val="0"/>
           <w:u w:val="none"/>
         </w:rPr>
-        <w:t>Slide 1.9 – Why Searching Thoroughly Matters</w:t>
+        <w:t>Slide 1.8 – Why Searching Thoroughly Matters</w:t>
       </w:r>
     </w:p>
     <w:p>
@@ -2881,7 +2483,7 @@
           <w:i w:val="0"/>
           <w:u w:val="single"/>
         </w:rPr>
-        <w:t>Participant, and Client</w:t>
+        <w:t>Participant, potential participant, and Client</w:t>
       </w:r>
     </w:p>
     <w:p>
@@ -2894,7 +2496,7 @@
           <w:i w:val="0"/>
           <w:u w:val="none"/>
         </w:rPr>
-        <w:t>This lesson says participant. The software says Client. They mean the same person. Both are correct — one is how we talk about people, the other is what the screen is labelled.</w:t>
+        <w:t>A participant has a record in HMIS. A potential participant is someone who may not — the person in front of you before you have searched. The software calls both of them Client.</w:t>
       </w:r>
     </w:p>
     <w:p>
@@ -3169,7 +2771,7 @@
           <w:i w:val="0"/>
           <w:u w:val="none"/>
         </w:rPr>
-        <w:t>Write it down. You will refer back to it several times, and asking someone to repeat their date of birth four times does not build trust.</w:t>
+        <w:t>Ask for it before you start typing, and ask for all of it in one go. Going back three times to ask someone to repeat their date of birth does not build trust, and it makes you look like the system is in charge of the conversation rather than you.</w:t>
       </w:r>
     </w:p>
     <w:p>
@@ -3180,23 +2782,10 @@
         <w:rPr>
           <w:b w:val="0"/>
           <w:i w:val="0"/>
-          <w:u w:val="none"/>
-        </w:rPr>
-        <w:t>Keep the note to what you need — a name and a date of birth. Do not write down a Social Security Number, use an agency device rather than a personal one where you can, and get rid of the note once the information is in HMIS. It is a participant's identifying information and it is your responsibility for as long as you are carrying it.</w:t>
-      </w:r>
-    </w:p>
-    <w:p>
-      <w:pPr>
-        <w:spacing w:after="160"/>
-      </w:pPr>
-      <w:r>
-        <w:rPr>
-          <w:b w:val="0"/>
-          <w:i w:val="0"/>
           <w:color w:val="C01C1C"/>
           <w:u w:val="none"/>
         </w:rPr>
-        <w:t>Open question 5: confirm this matches LAHSA's data-handling policy for field notes. The earlier draft says to note the name and DOB or SSN on paper or in a phone's Notes app; the wording above deliberately stops short of the SSN.</w:t>
+        <w:t>Open question 3: give the participant a name. Everything in the lesson is invented and illustrative, so any name will do, but it should be one the series can reuse.</w:t>
       </w:r>
     </w:p>
     <w:p>
@@ -3631,7 +3220,7 @@
         <w:spacing w:after="40"/>
       </w:pPr>
       <w:r>
-        <w:t>Client refused — they know it and have chosen not to give it. That is their decision to make, and it is a legitimate answer. Nobody is denied assistance for it.</w:t>
+        <w:t>Client prefers not to answer — they know it and have chosen not to give it. That is their decision to make, and it is a legitimate answer. Nobody is denied assistance for it.</w:t>
       </w:r>
     </w:p>
     <w:p>
@@ -3684,16 +3273,107 @@
     </w:p>
     <w:p>
       <w:pPr>
+        <w:spacing w:after="80"/>
+      </w:pPr>
+      <w:r>
+        <w:rPr>
+          <w:b/>
+          <w:i w:val="0"/>
+          <w:u w:val="none"/>
+        </w:rPr>
+        <w:t>Slide 5.6 – Reading the Results</w:t>
+      </w:r>
+    </w:p>
+    <w:p>
+      <w:pPr>
         <w:spacing w:after="160"/>
       </w:pPr>
       <w:r>
         <w:rPr>
           <w:b w:val="0"/>
           <w:i w:val="0"/>
-          <w:color w:val="C01C1C"/>
-          <w:u w:val="none"/>
-        </w:rPr>
-        <w:t>Open question 6: our simulation displays Client refused. The wording in current guidance is Client prefers not to answer. Confirm which one Clarity actually shows on the record page — the lesson should use whatever the learner will see, and the simulation should match it.</w:t>
+          <w:u w:val="none"/>
+        </w:rPr>
+        <w:t>Each result shows the participant's name, their date of birth and age, and the last four digits of their SSN. That is what you need to tell one person from another.</w:t>
+      </w:r>
+    </w:p>
+    <w:p>
+      <w:pPr>
+        <w:spacing w:after="160"/>
+      </w:pPr>
+      <w:r>
+        <w:rPr>
+          <w:b w:val="0"/>
+          <w:i/>
+          <w:u w:val="none"/>
+        </w:rPr>
+        <w:t>The ROI column is blurred out in the simulation for this lesson — see Building It Up, below. Nothing needs to be said about it, so nothing is.</w:t>
+      </w:r>
+    </w:p>
+    <w:p>
+      <w:pPr>
+        <w:spacing w:after="160"/>
+      </w:pPr>
+      <w:r>
+        <w:rPr>
+          <w:b w:val="0"/>
+          <w:i w:val="0"/>
+          <w:u w:val="none"/>
+        </w:rPr>
+        <w:t>A word about wording, because this lesson is careful with it.</w:t>
+      </w:r>
+    </w:p>
+    <w:p>
+      <w:pPr>
+        <w:spacing w:after="160"/>
+      </w:pPr>
+      <w:r>
+        <w:rPr>
+          <w:b w:val="0"/>
+          <w:i w:val="0"/>
+          <w:u w:val="none"/>
+        </w:rPr>
+        <w:t>Someone with a record in HMIS is a participant. Someone standing in front of you who may or may not have one yet is a potential participant — and that is most of this lesson, because until you have searched you do not know which you are looking at.</w:t>
+      </w:r>
+    </w:p>
+    <w:p>
+      <w:pPr>
+        <w:spacing w:after="160"/>
+      </w:pPr>
+      <w:r>
+        <w:rPr>
+          <w:b w:val="0"/>
+          <w:i w:val="0"/>
+          <w:u w:val="none"/>
+        </w:rPr>
+        <w:t>The software says Client. That means the same thing as participant. Both are correct — one is how we talk about people, the other is what the screen is labelled.</w:t>
+      </w:r>
+    </w:p>
+    <w:p/>
+    <w:p>
+      <w:pPr>
+        <w:spacing w:after="160"/>
+      </w:pPr>
+      <w:r>
+        <w:rPr>
+          <w:b/>
+          <w:i w:val="0"/>
+          <w:u w:val="single"/>
+        </w:rPr>
+        <w:t>When Search Comes Up Empty</w:t>
+      </w:r>
+    </w:p>
+    <w:p>
+      <w:pPr>
+        <w:spacing w:after="160"/>
+      </w:pPr>
+      <w:r>
+        <w:rPr>
+          <w:b w:val="0"/>
+          <w:i w:val="0"/>
+          <w:u w:val="none"/>
+        </w:rPr>
+        <w:t>You have searched and found nothing. Before you conclude the participant is new, work through this list.</w:t>
       </w:r>
     </w:p>
     <w:p>
@@ -3706,7 +3386,7 @@
           <w:i w:val="0"/>
           <w:u w:val="none"/>
         </w:rPr>
-        <w:t>Slide 5.6 – Reading the Results</w:t>
+        <w:t>Slide 6.1 – Alternate Names</w:t>
       </w:r>
     </w:p>
     <w:p>
@@ -3719,7 +3399,7 @@
           <w:i w:val="0"/>
           <w:u w:val="none"/>
         </w:rPr>
-        <w:t>Each result shows the participant's name, their date of birth and age, and the last four digits of their SSN. That is what you need to tell one person from another.</w:t>
+        <w:t>Ask the participant what else they have been called: a middle name, a second last name, a nickname, a shortened name. Confirm the spelling of each one.</w:t>
       </w:r>
     </w:p>
     <w:p>
@@ -3729,10 +3409,140 @@
       <w:r>
         <w:rPr>
           <w:b w:val="0"/>
+          <w:i w:val="0"/>
+          <w:u w:val="none"/>
+        </w:rPr>
+        <w:t>Some of what you hear will not be a nickname at all. A participant may give you the name they use — a chosen name, or the name that fits who they are — while the record was created under a different one. Ask for both, without making it a thing: the name they go by, and any other name a record might be under. Search on both, and address them by the one they gave you.</w:t>
+      </w:r>
+    </w:p>
+    <w:p>
+      <w:pPr>
+        <w:spacing w:after="160"/>
+      </w:pPr>
+      <w:r>
+        <w:rPr>
+          <w:b w:val="0"/>
+          <w:i w:val="0"/>
+          <w:u w:val="none"/>
+        </w:rPr>
+        <w:t>Ask to see any identification or written documentation. It is the fastest way to discover a name nobody thought to mention.</w:t>
+      </w:r>
+    </w:p>
+    <w:p>
+      <w:pPr>
+        <w:spacing w:after="80"/>
+      </w:pPr>
+      <w:r>
+        <w:rPr>
+          <w:b/>
+          <w:i w:val="0"/>
+          <w:u w:val="none"/>
+        </w:rPr>
+        <w:t>Slide 6.2 – Alternate Spellings</w:t>
+      </w:r>
+    </w:p>
+    <w:p>
+      <w:pPr>
+        <w:spacing w:after="160"/>
+      </w:pPr>
+      <w:r>
+        <w:rPr>
+          <w:b w:val="0"/>
+          <w:i w:val="0"/>
+          <w:u w:val="none"/>
+        </w:rPr>
+        <w:t>Try the spellings a previous provider might have used by mistake. For Katherine Johnson: catherine, cat, jonson, jon.</w:t>
+      </w:r>
+    </w:p>
+    <w:p>
+      <w:pPr>
+        <w:spacing w:after="80"/>
+      </w:pPr>
+      <w:r>
+        <w:rPr>
+          <w:b/>
+          <w:i w:val="0"/>
+          <w:u w:val="none"/>
+        </w:rPr>
+        <w:t>Slide 6.3 – Start Over From a Different Fact</w:t>
+      </w:r>
+    </w:p>
+    <w:p>
+      <w:pPr>
+        <w:spacing w:after="160"/>
+      </w:pPr>
+      <w:r>
+        <w:rPr>
+          <w:b w:val="0"/>
+          <w:i w:val="0"/>
+          <w:u w:val="none"/>
+        </w:rPr>
+        <w:t>Go back to the beginning and start from a different piece of information. If you began with the date of birth, begin this time with the first three letters of the first and last name.</w:t>
+      </w:r>
+    </w:p>
+    <w:p>
+      <w:pPr>
+        <w:spacing w:after="80"/>
+      </w:pPr>
+      <w:r>
+        <w:rPr>
+          <w:b/>
+          <w:i w:val="0"/>
+          <w:u w:val="none"/>
+        </w:rPr>
+        <w:t>Slide 6.4 – Ask Your Data Staff</w:t>
+      </w:r>
+    </w:p>
+    <w:p>
+      <w:pPr>
+        <w:spacing w:after="160"/>
+      </w:pPr>
+      <w:r>
+        <w:rPr>
+          <w:b w:val="0"/>
+          <w:i w:val="0"/>
+          <w:u w:val="none"/>
+        </w:rPr>
+        <w:t>If you have time and your organisation has data staff, ask them. They search differently and they find things.</w:t>
+      </w:r>
+    </w:p>
+    <w:p>
+      <w:pPr>
+        <w:spacing w:after="80"/>
+      </w:pPr>
+      <w:r>
+        <w:rPr>
+          <w:b/>
+          <w:i w:val="0"/>
+          <w:u w:val="none"/>
+        </w:rPr>
+        <w:t>Slide 6.5 – Only Then, Create a Record</w:t>
+      </w:r>
+    </w:p>
+    <w:p>
+      <w:pPr>
+        <w:spacing w:after="160"/>
+      </w:pPr>
+      <w:r>
+        <w:rPr>
+          <w:b w:val="0"/>
+          <w:i w:val="0"/>
+          <w:u w:val="none"/>
+        </w:rPr>
+        <w:t>If you have worked through all of the above and still cannot find a candidate record, create a new one. At that point it is the right thing to do.</w:t>
+      </w:r>
+    </w:p>
+    <w:p>
+      <w:pPr>
+        <w:spacing w:after="160"/>
+      </w:pPr>
+      <w:r>
+        <w:rPr>
+          <w:b w:val="0"/>
           <w:i/>
           <w:u w:val="none"/>
         </w:rPr>
-        <w:t>The ROI column is dimmed in the simulation for this lesson — see Building It Up, below. Nothing needs to be said about it, so nothing is.</w:t>
+        <w:t>Removed from this lesson: asking HMIS Support to double-check a newly created record. Reporting duplicates is not part of this training.</w:t>
       </w:r>
     </w:p>
     <w:p>
@@ -3742,366 +3552,76 @@
       <w:r>
         <w:rPr>
           <w:b w:val="0"/>
-          <w:i w:val="0"/>
-          <w:u w:val="none"/>
-        </w:rPr>
-        <w:t>A word about wording. This lesson says participant. The software says Client. They mean the same person.</w:t>
-      </w:r>
-    </w:p>
+          <w:i/>
+          <w:u w:val="none"/>
+        </w:rPr>
+        <w:t>Creating a record is its own lesson, and the create form is blurred out here. In this lesson the Add button acknowledges the learner and explains that it is covered next — and points out when the participant in the current task already has a record.</w:t>
+      </w:r>
+    </w:p>
+    <w:p/>
     <w:p>
       <w:pPr>
         <w:spacing w:after="160"/>
       </w:pPr>
       <w:r>
         <w:rPr>
-          <w:b w:val="0"/>
-          <w:i w:val="0"/>
-          <w:color w:val="C01C1C"/>
-          <w:u w:val="none"/>
-        </w:rPr>
-        <w:t>Open question 7: confirm the team wants participant used in narration throughout, with the software's own label acknowledged once here.</w:t>
-      </w:r>
-    </w:p>
-    <w:p/>
+          <w:b/>
+          <w:i w:val="0"/>
+          <w:u w:val="single"/>
+        </w:rPr>
+        <w:t>How the Practice Tool Is Built</w:t>
+      </w:r>
+    </w:p>
+    <w:p>
+      <w:pPr>
+        <w:spacing w:after="80"/>
+      </w:pPr>
+      <w:r>
+        <w:rPr>
+          <w:b/>
+          <w:i w:val="0"/>
+          <w:u w:val="none"/>
+        </w:rPr>
+        <w:t>Slide 7.1 – Only What This Lesson Needs</w:t>
+      </w:r>
+    </w:p>
     <w:p>
       <w:pPr>
         <w:spacing w:after="160"/>
       </w:pPr>
       <w:r>
         <w:rPr>
-          <w:b/>
+          <w:b w:val="0"/>
+          <w:i w:val="0"/>
+          <w:u w:val="none"/>
+        </w:rPr>
+        <w:t>The practice version of Clarity shows the whole screen, because that is what you will see at work. But the parts this lesson does not use are blurred out and cannot be clicked.</w:t>
+      </w:r>
+    </w:p>
+    <w:p>
+      <w:pPr>
+        <w:spacing w:after="160"/>
+      </w:pPr>
+      <w:r>
+        <w:rPr>
+          <w:b w:val="0"/>
+          <w:i w:val="0"/>
+          <w:u w:val="none"/>
+        </w:rPr>
+        <w:t>This is deliberate, and it is worth explaining. A new user opening Clarity for the first time is looking at dozens of controls, almost none of which they need in their first week. Blurring the rest means there is never a moment in this lesson where something is on screen that we have to explain away, or promise to cover another time.</w:t>
+      </w:r>
+    </w:p>
+    <w:p>
+      <w:pPr>
+        <w:spacing w:after="80"/>
+      </w:pPr>
+      <w:r>
+        <w:rPr>
+          <w:b w:val="0"/>
           <w:i w:val="0"/>
           <w:u w:val="single"/>
         </w:rPr>
-        <w:t>When Search Comes Up Empty</w:t>
-      </w:r>
-    </w:p>
-    <w:p>
-      <w:pPr>
-        <w:spacing w:after="160"/>
-      </w:pPr>
-      <w:r>
-        <w:rPr>
-          <w:b w:val="0"/>
-          <w:i w:val="0"/>
-          <w:u w:val="none"/>
-        </w:rPr>
-        <w:t>You have searched and found nothing. Before you conclude the participant is new, work through this list.</w:t>
-      </w:r>
-    </w:p>
-    <w:p>
-      <w:pPr>
-        <w:spacing w:after="80"/>
-      </w:pPr>
-      <w:r>
-        <w:rPr>
-          <w:b/>
-          <w:i w:val="0"/>
-          <w:u w:val="none"/>
-        </w:rPr>
-        <w:t>Slide 6.1 – Alternate Names</w:t>
-      </w:r>
-    </w:p>
-    <w:p>
-      <w:pPr>
-        <w:spacing w:after="160"/>
-      </w:pPr>
-      <w:r>
-        <w:rPr>
-          <w:b w:val="0"/>
-          <w:i w:val="0"/>
-          <w:u w:val="none"/>
-        </w:rPr>
-        <w:t>Ask the participant what else they have been called: a middle name, a second last name, a nickname, a shortened name. Confirm the spelling of each one.</w:t>
-      </w:r>
-    </w:p>
-    <w:p>
-      <w:pPr>
-        <w:spacing w:after="160"/>
-      </w:pPr>
-      <w:r>
-        <w:rPr>
-          <w:b w:val="0"/>
-          <w:i w:val="0"/>
-          <w:u w:val="none"/>
-        </w:rPr>
-        <w:t>Some of what you hear will not be a nickname at all. A participant may give you the name they use — a chosen name, or the name that fits who they are — while the record was created under a different one. Ask for both, without making it a thing: the name they go by, and any other name a record might be under. Search on both, and address them by the one they gave you.</w:t>
-      </w:r>
-    </w:p>
-    <w:p>
-      <w:pPr>
-        <w:spacing w:after="160"/>
-      </w:pPr>
-      <w:r>
-        <w:rPr>
-          <w:b w:val="0"/>
-          <w:i w:val="0"/>
-          <w:color w:val="C01C1C"/>
-          <w:u w:val="none"/>
-        </w:rPr>
-        <w:t>Open question 17: a participant may go by a name that is not the one on their record because it is their name — chosen name, or a name that fits their gender identity, rather than a nickname. The lesson now covers this alongside street names and shortenings. Confirm the wording against LAHSA's guidance, and confirm what Clarity offers for it: an alias field, a preferred-name field, or neither.</w:t>
-      </w:r>
-    </w:p>
-    <w:p>
-      <w:pPr>
-        <w:spacing w:after="160"/>
-      </w:pPr>
-      <w:r>
-        <w:rPr>
-          <w:b w:val="0"/>
-          <w:i w:val="0"/>
-          <w:u w:val="none"/>
-        </w:rPr>
-        <w:t>Ask to see any identification or written documentation. It is the fastest way to discover a name nobody thought to mention.</w:t>
-      </w:r>
-    </w:p>
-    <w:p>
-      <w:pPr>
-        <w:spacing w:after="80"/>
-      </w:pPr>
-      <w:r>
-        <w:rPr>
-          <w:b/>
-          <w:i w:val="0"/>
-          <w:u w:val="none"/>
-        </w:rPr>
-        <w:t>Slide 6.2 – Alternate Spellings</w:t>
-      </w:r>
-    </w:p>
-    <w:p>
-      <w:pPr>
-        <w:spacing w:after="160"/>
-      </w:pPr>
-      <w:r>
-        <w:rPr>
-          <w:b w:val="0"/>
-          <w:i w:val="0"/>
-          <w:u w:val="none"/>
-        </w:rPr>
-        <w:t>Try the spellings a previous provider might have used by mistake. For Katherine Johnson: catherine, cat, jonson, jon.</w:t>
-      </w:r>
-    </w:p>
-    <w:p>
-      <w:pPr>
-        <w:spacing w:after="80"/>
-      </w:pPr>
-      <w:r>
-        <w:rPr>
-          <w:b/>
-          <w:i w:val="0"/>
-          <w:u w:val="none"/>
-        </w:rPr>
-        <w:t>Slide 6.3 – Start Over From a Different Fact</w:t>
-      </w:r>
-    </w:p>
-    <w:p>
-      <w:pPr>
-        <w:spacing w:after="160"/>
-      </w:pPr>
-      <w:r>
-        <w:rPr>
-          <w:b w:val="0"/>
-          <w:i w:val="0"/>
-          <w:u w:val="none"/>
-        </w:rPr>
-        <w:t>Go back to the beginning and start from a different piece of information. If you began with the date of birth, begin this time with the first three letters of the first and last name.</w:t>
-      </w:r>
-    </w:p>
-    <w:p>
-      <w:pPr>
-        <w:spacing w:after="80"/>
-      </w:pPr>
-      <w:r>
-        <w:rPr>
-          <w:b/>
-          <w:i w:val="0"/>
-          <w:u w:val="none"/>
-        </w:rPr>
-        <w:t>Slide 6.4 – Street Outreach: Searching by Location</w:t>
-      </w:r>
-    </w:p>
-    <w:p>
-      <w:pPr>
-        <w:spacing w:after="160"/>
-      </w:pPr>
-      <w:r>
-        <w:rPr>
-          <w:b w:val="0"/>
-          <w:i w:val="0"/>
-          <w:u w:val="none"/>
-        </w:rPr>
-        <w:t>If you are working in street outreach, search using the Outreach module. Enter the location where you have met this participant — an address or a cross street — and look at the records at or near that location.</w:t>
-      </w:r>
-    </w:p>
-    <w:p>
-      <w:pPr>
-        <w:spacing w:after="160"/>
-      </w:pPr>
-      <w:r>
-        <w:rPr>
-          <w:b w:val="0"/>
-          <w:i/>
-          <w:u w:val="none"/>
-        </w:rPr>
-        <w:t>The Outreach module is not part of this lesson's simulation. Taught with a short screen recording — enough to know the search exists and when to reach for it.</w:t>
-      </w:r>
-    </w:p>
-    <w:p>
-      <w:pPr>
-        <w:spacing w:after="160"/>
-      </w:pPr>
-      <w:r>
-        <w:rPr>
-          <w:b w:val="0"/>
-          <w:i w:val="0"/>
-          <w:color w:val="C01C1C"/>
-          <w:u w:val="none"/>
-        </w:rPr>
-        <w:t>Open question 8: should the Outreach module be demonstrated here, or held for a dedicated outreach lesson? It is the one step in this list the practice cannot cover.</w:t>
-      </w:r>
-    </w:p>
-    <w:p>
-      <w:pPr>
-        <w:spacing w:after="80"/>
-      </w:pPr>
-      <w:r>
-        <w:rPr>
-          <w:b/>
-          <w:i w:val="0"/>
-          <w:u w:val="none"/>
-        </w:rPr>
-        <w:t>Slide 6.5 – Ask Your Data Staff</w:t>
-      </w:r>
-    </w:p>
-    <w:p>
-      <w:pPr>
-        <w:spacing w:after="160"/>
-      </w:pPr>
-      <w:r>
-        <w:rPr>
-          <w:b w:val="0"/>
-          <w:i w:val="0"/>
-          <w:u w:val="none"/>
-        </w:rPr>
-        <w:t>If you have time and your organisation has data staff, ask them. They search differently and they find things.</w:t>
-      </w:r>
-    </w:p>
-    <w:p>
-      <w:pPr>
-        <w:spacing w:after="80"/>
-      </w:pPr>
-      <w:r>
-        <w:rPr>
-          <w:b/>
-          <w:i w:val="0"/>
-          <w:u w:val="none"/>
-        </w:rPr>
-        <w:t>Slide 6.6 – Only Then, Create a Record</w:t>
-      </w:r>
-    </w:p>
-    <w:p>
-      <w:pPr>
-        <w:spacing w:after="160"/>
-      </w:pPr>
-      <w:r>
-        <w:rPr>
-          <w:b w:val="0"/>
-          <w:i w:val="0"/>
-          <w:u w:val="none"/>
-        </w:rPr>
-        <w:t>If you have worked through all of the above and still cannot find a candidate record, create a new one. At that point it is the right thing to do.</w:t>
-      </w:r>
-    </w:p>
-    <w:p>
-      <w:pPr>
-        <w:spacing w:after="160"/>
-      </w:pPr>
-      <w:r>
-        <w:rPr>
-          <w:b w:val="0"/>
-          <w:i w:val="0"/>
-          <w:u w:val="none"/>
-        </w:rPr>
-        <w:t>When you get the chance afterwards, submit a ticket to HMIS Support with the Unique Identifier of the record you created and ask them to double-check that you did not miss an existing one.</w:t>
-      </w:r>
-    </w:p>
-    <w:p>
-      <w:pPr>
-        <w:spacing w:after="160"/>
-      </w:pPr>
-      <w:r>
-        <w:rPr>
-          <w:b w:val="0"/>
-          <w:i/>
-          <w:u w:val="none"/>
-        </w:rPr>
-        <w:t>Creating a record is its own lesson, and the create form is dimmed here. In this lesson the Add button acknowledges the learner and explains that it is covered next — and points out when the participant in the current task already has a record.</w:t>
-      </w:r>
-    </w:p>
-    <w:p/>
-    <w:p>
-      <w:pPr>
-        <w:spacing w:after="160"/>
-      </w:pPr>
-      <w:r>
-        <w:rPr>
-          <w:b/>
-          <w:i w:val="0"/>
-          <w:u w:val="single"/>
-        </w:rPr>
-        <w:t>How the Practice Tool Is Built</w:t>
-      </w:r>
-    </w:p>
-    <w:p>
-      <w:pPr>
-        <w:spacing w:after="80"/>
-      </w:pPr>
-      <w:r>
-        <w:rPr>
-          <w:b/>
-          <w:i w:val="0"/>
-          <w:u w:val="none"/>
-        </w:rPr>
-        <w:t>Slide 7.1 – Only What This Lesson Needs</w:t>
-      </w:r>
-    </w:p>
-    <w:p>
-      <w:pPr>
-        <w:spacing w:after="160"/>
-      </w:pPr>
-      <w:r>
-        <w:rPr>
-          <w:b w:val="0"/>
-          <w:i w:val="0"/>
-          <w:u w:val="none"/>
-        </w:rPr>
-        <w:t>The practice version of Clarity shows the whole screen, because that is what you will see at work. But the parts this lesson does not use are dimmed and cannot be clicked.</w:t>
-      </w:r>
-    </w:p>
-    <w:p>
-      <w:pPr>
-        <w:spacing w:after="160"/>
-      </w:pPr>
-      <w:r>
-        <w:rPr>
-          <w:b w:val="0"/>
-          <w:i w:val="0"/>
-          <w:u w:val="none"/>
-        </w:rPr>
-        <w:t>This is deliberate, and it is worth explaining. A new user opening Clarity for the first time is looking at dozens of controls, almost none of which they need in their first week. Dimming the rest means there is never a moment in this lesson where something is on screen that we have to explain away, or promise to cover another time.</w:t>
-      </w:r>
-    </w:p>
-    <w:p>
-      <w:pPr>
-        <w:spacing w:after="80"/>
-      </w:pPr>
-      <w:r>
-        <w:rPr>
-          <w:b w:val="0"/>
-          <w:i w:val="0"/>
-          <w:u w:val="single"/>
-        </w:rPr>
-        <w:t>What is dimmed in this lesson</w:t>
+        <w:t>What is obstructed in this lesson</w:t>
       </w:r>
     </w:p>
     <w:p>
@@ -4176,7 +3696,7 @@
           <w:i/>
           <w:u w:val="none"/>
         </w:rPr>
-        <w:t>The reveal should be an event, not a settings change. When a lesson unlocks a feature, the dimmed area brightens on screen with a short animation and a line naming what the learner just earned — the same beat as gaining a new item in a game, where the reward is a permanent increase in what you are able to do. It costs very little to build and it gives a series of short lessons a spine.</w:t>
+        <w:t>The reveal should be an event, not a settings change. When a lesson unlocks a feature, the blur lifts on screen with a short animation and a line naming what the learner just earned — the same beat as gaining a new item in a game, where the reward is a permanent increase in what you are able to do. It costs very little to build and it gives a series of short lessons a spine.</w:t>
       </w:r>
     </w:p>
     <w:p>
@@ -4192,45 +3712,44 @@
         <w:t>Production consequence worth stating plainly: this only works if the lessons share one simulation and one record of what the learner has unlocked. That is an argument for building the series on the common simulation this lesson already uses, rather than rebuilding the interface per lesson.</w:t>
       </w:r>
     </w:p>
+    <w:p/>
     <w:p>
       <w:pPr>
         <w:spacing w:after="160"/>
       </w:pPr>
       <w:r>
         <w:rPr>
-          <w:b w:val="0"/>
-          <w:i w:val="0"/>
-          <w:color w:val="C01C1C"/>
-          <w:u w:val="none"/>
-        </w:rPr>
-        <w:t>Open question 9: is there appetite for the unlock treatment across the series? It is the one thing here that needs a decision before the second lesson is built rather than after.</w:t>
-      </w:r>
-    </w:p>
-    <w:p/>
+          <w:b/>
+          <w:i w:val="0"/>
+          <w:u w:val="single"/>
+        </w:rPr>
+        <w:t>Practice: Finding a Participant</w:t>
+      </w:r>
+    </w:p>
+    <w:p>
+      <w:pPr>
+        <w:spacing w:after="80"/>
+      </w:pPr>
+      <w:r>
+        <w:rPr>
+          <w:b/>
+          <w:i w:val="0"/>
+          <w:u w:val="none"/>
+        </w:rPr>
+        <w:t>Slide 8.1 – How the Practice Works</w:t>
+      </w:r>
+    </w:p>
     <w:p>
       <w:pPr>
         <w:spacing w:after="160"/>
       </w:pPr>
       <w:r>
         <w:rPr>
-          <w:b/>
-          <w:i w:val="0"/>
-          <w:u w:val="single"/>
-        </w:rPr>
-        <w:t>Practice: Finding a Participant</w:t>
-      </w:r>
-    </w:p>
-    <w:p>
-      <w:pPr>
-        <w:spacing w:after="80"/>
-      </w:pPr>
-      <w:r>
-        <w:rPr>
-          <w:b/>
-          <w:i w:val="0"/>
-          <w:u w:val="none"/>
-        </w:rPr>
-        <w:t>Slide 8.1 – How the Practice Works</w:t>
+          <w:b w:val="0"/>
+          <w:i w:val="0"/>
+          <w:u w:val="none"/>
+        </w:rPr>
+        <w:t>What follows is a practice version of Clarity. It behaves the way the real system behaves. Everyone in it is invented — nothing you do here touches a real record.</w:t>
       </w:r>
     </w:p>
     <w:p>
@@ -4243,7 +3762,7 @@
           <w:i w:val="0"/>
           <w:u w:val="none"/>
         </w:rPr>
-        <w:t>What follows is a practice version of Clarity. It behaves the way the real system behaves. Everyone in it is invented — nothing you do here touches a real record.</w:t>
+        <w:t>You will be given thirteen situations. Each one is a person standing in front of you and something they have told you. Your job is to find their record — and, later, to prove it is the right one.</w:t>
       </w:r>
     </w:p>
     <w:p>
@@ -4256,7 +3775,7 @@
           <w:i w:val="0"/>
           <w:u w:val="none"/>
         </w:rPr>
-        <w:t>You will be given fourteen situations. Each one is a person standing in front of you and something they have told you. Your job is to find their record — and, later, to prove it is the right one.</w:t>
+        <w:t>The practice roster holds three hundred people. The live system holds hundreds of thousands. A search that returns a readable handful here can return pages there — so the habit to build is to narrow before you scan, not to scroll.</w:t>
       </w:r>
     </w:p>
     <w:p>
@@ -4266,10 +3785,10 @@
       <w:r>
         <w:rPr>
           <w:b w:val="0"/>
-          <w:i w:val="0"/>
-          <w:u w:val="none"/>
-        </w:rPr>
-        <w:t>The practice roster holds three hundred people. The live system holds hundreds of thousands. A search that returns a readable handful here can return pages there — so the habit to build is to narrow before you scan, not to scroll.</w:t>
+          <w:i/>
+          <w:u w:val="none"/>
+        </w:rPr>
+        <w:t>Interactive simulation begins. The lesson panel sits to the left of the simulated interface and carries the situation, the instruction and the feedback. No score, no skip, and a hint whenever it is asked for.</w:t>
       </w:r>
     </w:p>
     <w:p>
@@ -4282,7 +3801,7 @@
           <w:i/>
           <w:u w:val="none"/>
         </w:rPr>
-        <w:t>Interactive simulation begins. The lesson panel sits to the left of the simulated interface and carries the task, feedback and score. Each task is scored: full marks first time, partial marks after a wrong attempt or a revealed hint. There is no skip; a hint is always available.</w:t>
+        <w:t>Every task below traces to a paragraph of script_finding_a_participant_v3; the reference is given under each so the mapping can be checked. Each task is documented in full — the situation, the instruction, the hint, the record that is correct, and the feedback — so this script can be reviewed without opening the simulation.</w:t>
       </w:r>
     </w:p>
     <w:p>
@@ -4295,7 +3814,7 @@
           <w:i/>
           <w:u w:val="none"/>
         </w:rPr>
-        <w:t>Every task below traces to a paragraph of script_finding_a_participant_v3; the reference is given under each so the mapping can be checked. Each task is documented in full — the situation, the instruction, the hint, the record that is correct, and the feedback — so this script can be reviewed without opening the simulation.</w:t>
+        <w:t>The practice is not scored. It is practice — the learner works each situation until they find the record, hints are free and unlimited, and nothing here counts towards passing. The knowledge check carries the grade, at eighty per cent.</w:t>
       </w:r>
     </w:p>
     <w:p>
@@ -4308,21 +3827,7 @@
           <w:i/>
           <w:u w:val="none"/>
         </w:rPr>
-        <w:t>Scoring, which is the same for every task: ten points if they find it first time without a hint, five otherwise. Eighty per cent passes. There is no skip, and the hint is always available.</w:t>
-      </w:r>
-    </w:p>
-    <w:p>
-      <w:pPr>
-        <w:spacing w:after="160"/>
-      </w:pPr>
-      <w:r>
-        <w:rPr>
-          <w:b w:val="0"/>
-          <w:i w:val="0"/>
-          <w:color w:val="C01C1C"/>
-          <w:u w:val="none"/>
-        </w:rPr>
-        <w:t>Open question 10: the pass mark and the cost of a hint need confirming together. As it stands a learner who takes a hint on six of the fourteen tasks cannot reach eighty per cent no matter how well they do on the rest — and the lesson does not tell them. Options are to lower the pass mark, make hints free, or make the practice unscored and let the knowledge check carry the grade.</w:t>
+        <w:t>That is deliberate. Searching well means searching repeatedly: clear the box, type something else, watch the list change, try again. A score would punish exactly the behaviour the lesson is trying to build.</w:t>
       </w:r>
     </w:p>
     <w:p>
@@ -5863,7 +5368,7 @@
           <w:i w:val="0"/>
           <w:u w:val="none"/>
         </w:rPr>
-        <w:t>Stop entering data into it. Note what you have entered and when, and send the Unique Identifier to HMIS Support with what you found. The longer a mistaken record is worked in, the harder it is to unpick, and a record that has been added to by two agencies is a much bigger job than one caught the same day.</w:t>
+        <w:t>Stop entering data into it, and note what you have entered and when. Anything in the system that needs changing by someone other than you goes to LAHSA HMIS Support as a ticket; they will tell you what happens next.</w:t>
       </w:r>
     </w:p>
     <w:p>
@@ -5873,11 +5378,923 @@
       <w:r>
         <w:rPr>
           <w:b w:val="0"/>
+          <w:i/>
+          <w:u w:val="none"/>
+        </w:rPr>
+        <w:t>Deliberately short. The full flow for a mis-identified record is not taught here.</w:t>
+      </w:r>
+    </w:p>
+    <w:p>
+      <w:pPr>
+        <w:spacing w:after="80"/>
+      </w:pPr>
+      <w:r>
+        <w:rPr>
+          <w:b/>
+          <w:i w:val="0"/>
+          <w:u w:val="none"/>
+        </w:rPr>
+        <w:t>Slide 9.5 – Record the Match, Then Keep Looking</w:t>
+      </w:r>
+    </w:p>
+    <w:p>
+      <w:pPr>
+        <w:spacing w:after="160"/>
+      </w:pPr>
+      <w:r>
+        <w:rPr>
+          <w:b w:val="0"/>
+          <w:i w:val="0"/>
+          <w:u w:val="none"/>
+        </w:rPr>
+        <w:t>If you decide the record is a match, note it down — then go back to search and look for others. Finding one match does not mean there is only one.</w:t>
+      </w:r>
+    </w:p>
+    <w:p/>
+    <w:p>
+      <w:pPr>
+        <w:spacing w:after="160"/>
+      </w:pPr>
+      <w:r>
+        <w:rPr>
+          <w:b/>
+          <w:i w:val="0"/>
+          <w:u w:val="single"/>
+        </w:rPr>
+        <w:t>What You Found</w:t>
+      </w:r>
+    </w:p>
+    <w:p>
+      <w:pPr>
+        <w:spacing w:after="80"/>
+      </w:pPr>
+      <w:r>
+        <w:rPr>
+          <w:b/>
+          <w:i w:val="0"/>
+          <w:u w:val="none"/>
+        </w:rPr>
+        <w:t>Slide 10.1 – No Matching Record</w:t>
+      </w:r>
+    </w:p>
+    <w:p>
+      <w:pPr>
+        <w:spacing w:after="160"/>
+      </w:pPr>
+      <w:r>
+        <w:rPr>
+          <w:b w:val="0"/>
+          <w:i w:val="0"/>
+          <w:u w:val="none"/>
+        </w:rPr>
+        <w:t>Create a new HMIS record for this participant.</w:t>
+      </w:r>
+    </w:p>
+    <w:p>
+      <w:pPr>
+        <w:spacing w:after="80"/>
+      </w:pPr>
+      <w:r>
+        <w:rPr>
+          <w:b/>
+          <w:i w:val="0"/>
+          <w:u w:val="none"/>
+        </w:rPr>
+        <w:t>Slide 10.2 – One Matching Record</w:t>
+      </w:r>
+    </w:p>
+    <w:p>
+      <w:pPr>
+        <w:spacing w:after="160"/>
+      </w:pPr>
+      <w:r>
+        <w:rPr>
+          <w:b w:val="0"/>
+          <w:i w:val="0"/>
+          <w:u w:val="none"/>
+        </w:rPr>
+        <w:t>Assume it is the correct one and work from it.</w:t>
+      </w:r>
+    </w:p>
+    <w:p>
+      <w:pPr>
+        <w:spacing w:after="80"/>
+      </w:pPr>
+      <w:r>
+        <w:rPr>
+          <w:b/>
+          <w:i w:val="0"/>
+          <w:u w:val="none"/>
+        </w:rPr>
+        <w:t>Slide 10.3 – Several Matching Records</w:t>
+      </w:r>
+    </w:p>
+    <w:p>
+      <w:pPr>
+        <w:spacing w:after="160"/>
+      </w:pPr>
+      <w:r>
+        <w:rPr>
+          <w:b w:val="0"/>
+          <w:i w:val="0"/>
+          <w:u w:val="none"/>
+        </w:rPr>
+        <w:t>Choose one to work from, and report the rest.</w:t>
+      </w:r>
+    </w:p>
+    <w:p>
+      <w:pPr>
+        <w:spacing w:after="80"/>
+      </w:pPr>
+      <w:r>
+        <w:rPr>
+          <w:b/>
+          <w:i w:val="0"/>
+          <w:u w:val="none"/>
+        </w:rPr>
+        <w:t>Slide 10.4 – Choosing Which Record to Work From</w:t>
+      </w:r>
+    </w:p>
+    <w:p>
+      <w:pPr>
+        <w:spacing w:after="160"/>
+      </w:pPr>
+      <w:r>
+        <w:rPr>
+          <w:b w:val="0"/>
+          <w:i w:val="0"/>
+          <w:u w:val="none"/>
+        </w:rPr>
+        <w:t>Choose the most complete record — full SSN, full date of birth, full name, full program history, a photo on the profile.</w:t>
+      </w:r>
+    </w:p>
+    <w:p>
+      <w:pPr>
+        <w:spacing w:after="160"/>
+      </w:pPr>
+      <w:r>
+        <w:rPr>
+          <w:b w:val="0"/>
+          <w:i w:val="0"/>
+          <w:u w:val="none"/>
+        </w:rPr>
+        <w:t>Where that is unclear, choose the record with the longest enrollment history, based on the oldest enrollment.</w:t>
+      </w:r>
+    </w:p>
+    <w:p>
+      <w:pPr>
+        <w:spacing w:after="160"/>
+      </w:pPr>
+      <w:r>
+        <w:rPr>
+          <w:b w:val="0"/>
+          <w:i w:val="0"/>
+          <w:u w:val="none"/>
+        </w:rPr>
+        <w:t>Note the Unique Identifiers of the others as you go, so you are not starting from nothing if it comes up again.</w:t>
+      </w:r>
+    </w:p>
+    <w:p>
+      <w:pPr>
+        <w:spacing w:after="160"/>
+      </w:pPr>
+      <w:r>
+        <w:rPr>
+          <w:b w:val="0"/>
+          <w:i/>
+          <w:u w:val="none"/>
+        </w:rPr>
+        <w:t>Removed from this lesson: submitting the list of matching records to HMIS Support. Reporting duplicates is not part of this training.</w:t>
+      </w:r>
+    </w:p>
+    <w:p/>
+    <w:p>
+      <w:pPr>
+        <w:spacing w:after="160"/>
+      </w:pPr>
+      <w:r>
+        <w:rPr>
+          <w:b/>
+          <w:i w:val="0"/>
+          <w:u w:val="single"/>
+        </w:rPr>
+        <w:t>Practice: Verifying a Record</w:t>
+      </w:r>
+    </w:p>
+    <w:p>
+      <w:pPr>
+        <w:spacing w:after="160"/>
+      </w:pPr>
+      <w:r>
+        <w:rPr>
+          <w:b w:val="0"/>
+          <w:i w:val="0"/>
+          <w:u w:val="none"/>
+        </w:rPr>
+        <w:t>Five more situations. This time finding a candidate record is the easy half — the question is whether it is the right person, and what to do when more than one record could be.</w:t>
+      </w:r>
+    </w:p>
+    <w:p>
+      <w:pPr>
+        <w:spacing w:after="80"/>
+      </w:pPr>
+      <w:r>
+        <w:rPr>
+          <w:b/>
+          <w:i w:val="0"/>
+          <w:u w:val="none"/>
+        </w:rPr>
+        <w:t>Slide 11.1 – Task 9 — Two People, One Name</w:t>
+      </w:r>
+    </w:p>
+    <w:p>
+      <w:pPr>
+        <w:spacing w:after="160"/>
+      </w:pPr>
+      <w:r>
+        <w:rPr>
+          <w:b w:val="0"/>
+          <w:i/>
+          <w:u w:val="none"/>
+        </w:rPr>
+        <w:t>Draft reference: a record is a match when at least two of name, date of birth and SSN agree.</w:t>
+      </w:r>
+    </w:p>
+    <w:p>
+      <w:pPr>
+        <w:spacing w:after="80"/>
+      </w:pPr>
+      <w:r>
+        <w:rPr>
+          <w:b w:val="0"/>
+          <w:i w:val="0"/>
+          <w:u w:val="single"/>
+        </w:rPr>
+        <w:t>The situation, as the learner sees it</w:t>
+      </w:r>
+    </w:p>
+    <w:p>
+      <w:pPr>
+        <w:spacing w:after="160"/>
+      </w:pPr>
+      <w:r>
+        <w:rPr>
+          <w:b w:val="0"/>
+          <w:i w:val="0"/>
+          <w:u w:val="none"/>
+        </w:rPr>
+        <w:t>A man says he is James Wilson. He gives his date of birth as 9/2/1968 and the last four of his SSN as 4471.</w:t>
+      </w:r>
+    </w:p>
+    <w:p>
+      <w:pPr>
+        <w:spacing w:after="80"/>
+      </w:pPr>
+      <w:r>
+        <w:rPr>
+          <w:b w:val="0"/>
+          <w:i w:val="0"/>
+          <w:u w:val="single"/>
+        </w:rPr>
+        <w:t>What the learner is asked to do</w:t>
+      </w:r>
+    </w:p>
+    <w:p>
+      <w:pPr>
+        <w:spacing w:after="160"/>
+      </w:pPr>
+      <w:r>
+        <w:rPr>
+          <w:b w:val="0"/>
+          <w:i w:val="0"/>
+          <w:u w:val="none"/>
+        </w:rPr>
+        <w:t>Open the correct James Wilson.</w:t>
+      </w:r>
+    </w:p>
+    <w:p>
+      <w:pPr>
+        <w:spacing w:after="80"/>
+      </w:pPr>
+      <w:r>
+        <w:rPr>
+          <w:b w:val="0"/>
+          <w:i w:val="0"/>
+          <w:u w:val="single"/>
+        </w:rPr>
+        <w:t>Hint, if they ask for one</w:t>
+      </w:r>
+    </w:p>
+    <w:p>
+      <w:pPr>
+        <w:spacing w:after="160"/>
+      </w:pPr>
+      <w:r>
+        <w:rPr>
+          <w:b w:val="0"/>
+          <w:i w:val="0"/>
+          <w:u w:val="none"/>
+        </w:rPr>
+        <w:t>Narrow it with what he told you — the fragment 4471, or the date of birth — or read the SSN and DOB columns and compare.</w:t>
+      </w:r>
+    </w:p>
+    <w:p>
+      <w:pPr>
+        <w:spacing w:after="80"/>
+      </w:pPr>
+      <w:r>
+        <w:rPr>
+          <w:b w:val="0"/>
+          <w:i w:val="0"/>
+          <w:u w:val="single"/>
+        </w:rPr>
+        <w:t>The correct record</w:t>
+      </w:r>
+    </w:p>
+    <w:p>
+      <w:pPr>
+        <w:spacing w:after="160"/>
+      </w:pPr>
+      <w:r>
+        <w:rPr>
+          <w:b w:val="0"/>
+          <w:i w:val="0"/>
+          <w:u w:val="none"/>
+        </w:rPr>
+        <w:t>James Wilson · unique identifier 3DF1DF674 · born 2 September 1968 · SSN 941-33-4471.</w:t>
+      </w:r>
+    </w:p>
+    <w:p>
+      <w:pPr>
+        <w:spacing w:after="80"/>
+      </w:pPr>
+      <w:r>
+        <w:rPr>
+          <w:b w:val="0"/>
+          <w:i w:val="0"/>
+          <w:u w:val="single"/>
+        </w:rPr>
+        <w:t>Feedback when they get it right</w:t>
+      </w:r>
+    </w:p>
+    <w:p>
+      <w:pPr>
+        <w:spacing w:after="160"/>
+      </w:pPr>
+      <w:r>
+        <w:rPr>
+          <w:b w:val="0"/>
+          <w:i w:val="0"/>
+          <w:u w:val="none"/>
+        </w:rPr>
+        <w:t>These are two different people. As a rule of thumb a record is a match when at least two of the three — name, date of birth, SSN — match the participant. A name on its own is never enough.</w:t>
+      </w:r>
+    </w:p>
+    <w:p>
+      <w:pPr>
+        <w:spacing w:after="80"/>
+      </w:pPr>
+      <w:r>
+        <w:rPr>
+          <w:b/>
+          <w:i w:val="0"/>
+          <w:u w:val="none"/>
+        </w:rPr>
+        <w:t>Slide 11.2 – Task 10 — When the Identifiers Are Thin</w:t>
+      </w:r>
+    </w:p>
+    <w:p>
+      <w:pPr>
+        <w:spacing w:after="160"/>
+      </w:pPr>
+      <w:r>
+        <w:rPr>
+          <w:b w:val="0"/>
+          <w:i/>
+          <w:u w:val="none"/>
+        </w:rPr>
+        <w:t>Draft reference: confirming other information in the record — household members, program history, case notes, location, veteran status.</w:t>
+      </w:r>
+    </w:p>
+    <w:p>
+      <w:pPr>
+        <w:spacing w:after="80"/>
+      </w:pPr>
+      <w:r>
+        <w:rPr>
+          <w:b w:val="0"/>
+          <w:i w:val="0"/>
+          <w:u w:val="single"/>
+        </w:rPr>
+        <w:t>The situation, as the learner sees it</w:t>
+      </w:r>
+    </w:p>
+    <w:p>
+      <w:pPr>
+        <w:spacing w:after="160"/>
+      </w:pPr>
+      <w:r>
+        <w:rPr>
+          <w:b w:val="0"/>
+          <w:i w:val="0"/>
+          <w:u w:val="none"/>
+        </w:rPr>
+        <w:t>A woman says her name is Yolanda Amari. She does not know her Social Security Number and is unsure of her exact date of birth. She mentions her daughter, Iris, who is with her.</w:t>
+      </w:r>
+    </w:p>
+    <w:p>
+      <w:pPr>
+        <w:spacing w:after="80"/>
+      </w:pPr>
+      <w:r>
+        <w:rPr>
+          <w:b w:val="0"/>
+          <w:i w:val="0"/>
+          <w:u w:val="single"/>
+        </w:rPr>
+        <w:t>What the learner is asked to do</w:t>
+      </w:r>
+    </w:p>
+    <w:p>
+      <w:pPr>
+        <w:spacing w:after="160"/>
+      </w:pPr>
+      <w:r>
+        <w:rPr>
+          <w:b w:val="0"/>
+          <w:i w:val="0"/>
+          <w:u w:val="none"/>
+        </w:rPr>
+        <w:t>Open the record that belongs to the mother.</w:t>
+      </w:r>
+    </w:p>
+    <w:p>
+      <w:pPr>
+        <w:spacing w:after="80"/>
+      </w:pPr>
+      <w:r>
+        <w:rPr>
+          <w:b w:val="0"/>
+          <w:i w:val="0"/>
+          <w:u w:val="single"/>
+        </w:rPr>
+        <w:t>Hint, if they ask for one</w:t>
+      </w:r>
+    </w:p>
+    <w:p>
+      <w:pPr>
+        <w:spacing w:after="160"/>
+      </w:pPr>
+      <w:r>
+        <w:rPr>
+          <w:b w:val="0"/>
+          <w:i w:val="0"/>
+          <w:u w:val="none"/>
+        </w:rPr>
+        <w:t>Search the surname, then open a row's chevron to see its household members. The record you want lists Iris.</w:t>
+      </w:r>
+    </w:p>
+    <w:p>
+      <w:pPr>
+        <w:spacing w:after="80"/>
+      </w:pPr>
+      <w:r>
+        <w:rPr>
+          <w:b w:val="0"/>
+          <w:i w:val="0"/>
+          <w:u w:val="single"/>
+        </w:rPr>
+        <w:t>The correct record</w:t>
+      </w:r>
+    </w:p>
+    <w:p>
+      <w:pPr>
+        <w:spacing w:after="160"/>
+      </w:pPr>
+      <w:r>
+        <w:rPr>
+          <w:b w:val="0"/>
+          <w:i w:val="0"/>
+          <w:u w:val="none"/>
+        </w:rPr>
+        <w:t>Yolanda Amari · unique identifier C4E7B2019 · born 21 June 1980 · SSN none on file.</w:t>
+      </w:r>
+    </w:p>
+    <w:p>
+      <w:pPr>
+        <w:spacing w:after="80"/>
+      </w:pPr>
+      <w:r>
+        <w:rPr>
+          <w:b w:val="0"/>
+          <w:i w:val="0"/>
+          <w:u w:val="single"/>
+        </w:rPr>
+        <w:t>Feedback when they get it right</w:t>
+      </w:r>
+    </w:p>
+    <w:p>
+      <w:pPr>
+        <w:spacing w:after="160"/>
+      </w:pPr>
+      <w:r>
+        <w:rPr>
+          <w:b w:val="0"/>
+          <w:i w:val="0"/>
+          <w:u w:val="none"/>
+        </w:rPr>
+        <w:t>When name, date of birth and SSN cannot settle it, the record holds other things you can confirm with the participant: household members, program history, case notes, location, veteran status. Here the household is what identifies her.</w:t>
+      </w:r>
+    </w:p>
+    <w:p>
+      <w:pPr>
+        <w:spacing w:after="80"/>
+      </w:pPr>
+      <w:r>
+        <w:rPr>
+          <w:b/>
+          <w:i w:val="0"/>
+          <w:u w:val="none"/>
+        </w:rPr>
+        <w:t>Slide 11.3 – Task 11 — Where They Have Been Staying</w:t>
+      </w:r>
+    </w:p>
+    <w:p>
+      <w:pPr>
+        <w:spacing w:after="160"/>
+      </w:pPr>
+      <w:r>
+        <w:rPr>
+          <w:b w:val="0"/>
+          <w:i/>
+          <w:u w:val="none"/>
+        </w:rPr>
+        <w:t>Draft reference: confirming other information in the record — location data.</w:t>
+      </w:r>
+    </w:p>
+    <w:p>
+      <w:pPr>
+        <w:spacing w:after="80"/>
+      </w:pPr>
+      <w:r>
+        <w:rPr>
+          <w:b w:val="0"/>
+          <w:i w:val="0"/>
+          <w:u w:val="single"/>
+        </w:rPr>
+        <w:t>The situation, as the learner sees it</w:t>
+      </w:r>
+    </w:p>
+    <w:p>
+      <w:pPr>
+        <w:spacing w:after="160"/>
+      </w:pPr>
+      <w:r>
+        <w:rPr>
+          <w:b w:val="0"/>
+          <w:i w:val="0"/>
+          <w:u w:val="none"/>
+        </w:rPr>
+        <w:t>A man gives his name as David Nguyen. Two records come back. Both are David Nguyen, both born in 1982. He does not know his Social Security Number and cannot remember which agency he last worked with. He does tell you he has been staying by the wash under the 6th Street bridge, and has been for about a year.</w:t>
+      </w:r>
+    </w:p>
+    <w:p>
+      <w:pPr>
+        <w:spacing w:after="80"/>
+      </w:pPr>
+      <w:r>
+        <w:rPr>
+          <w:b w:val="0"/>
+          <w:i w:val="0"/>
+          <w:u w:val="single"/>
+        </w:rPr>
+        <w:t>What the learner is asked to do</w:t>
+      </w:r>
+    </w:p>
+    <w:p>
+      <w:pPr>
+        <w:spacing w:after="160"/>
+      </w:pPr>
+      <w:r>
+        <w:rPr>
+          <w:b w:val="0"/>
+          <w:i w:val="0"/>
+          <w:u w:val="none"/>
+        </w:rPr>
+        <w:t>Open the record whose location history matches where he has been staying.</w:t>
+      </w:r>
+    </w:p>
+    <w:p>
+      <w:pPr>
+        <w:spacing w:after="80"/>
+      </w:pPr>
+      <w:r>
+        <w:rPr>
+          <w:b w:val="0"/>
+          <w:i w:val="0"/>
+          <w:u w:val="single"/>
+        </w:rPr>
+        <w:t>Hint, if they ask for one</w:t>
+      </w:r>
+    </w:p>
+    <w:p>
+      <w:pPr>
+        <w:spacing w:after="160"/>
+      </w:pPr>
+      <w:r>
+        <w:rPr>
+          <w:b w:val="0"/>
+          <w:i w:val="0"/>
+          <w:u w:val="none"/>
+        </w:rPr>
+        <w:t>Name and date of birth cannot separate these two. Open each record and look at Location — one of them was last contacted at the 6th Street bridge.</w:t>
+      </w:r>
+    </w:p>
+    <w:p>
+      <w:pPr>
+        <w:spacing w:after="80"/>
+      </w:pPr>
+      <w:r>
+        <w:rPr>
+          <w:b w:val="0"/>
+          <w:i w:val="0"/>
+          <w:u w:val="single"/>
+        </w:rPr>
+        <w:t>The correct record</w:t>
+      </w:r>
+    </w:p>
+    <w:p>
+      <w:pPr>
+        <w:spacing w:after="160"/>
+      </w:pPr>
+      <w:r>
+        <w:rPr>
+          <w:b w:val="0"/>
+          <w:i w:val="0"/>
+          <w:u w:val="none"/>
+        </w:rPr>
+        <w:t>To be assigned when the roster is pinned for this task.</w:t>
+      </w:r>
+    </w:p>
+    <w:p>
+      <w:pPr>
+        <w:spacing w:after="80"/>
+      </w:pPr>
+      <w:r>
+        <w:rPr>
+          <w:b w:val="0"/>
+          <w:i w:val="0"/>
+          <w:u w:val="single"/>
+        </w:rPr>
+        <w:t>Feedback when they get it right</w:t>
+      </w:r>
+    </w:p>
+    <w:p>
+      <w:pPr>
+        <w:spacing w:after="160"/>
+      </w:pPr>
+      <w:r>
+        <w:rPr>
+          <w:b w:val="0"/>
+          <w:i w:val="0"/>
+          <w:u w:val="none"/>
+        </w:rPr>
+        <w:t>When name and date of birth cannot separate two records, the rest of the record can. In outreach, location is often the fastest of them: where someone has been contacted before is a fact you can both check, and it does not ask the participant to remember an agency name or a date.</w:t>
+      </w:r>
+    </w:p>
+    <w:p>
+      <w:pPr>
+        <w:spacing w:after="160"/>
+      </w:pPr>
+      <w:r>
+        <w:rPr>
+          <w:b w:val="0"/>
+          <w:i w:val="0"/>
+          <w:u w:val="none"/>
+        </w:rPr>
+        <w:t>Confirm it with them rather than assuming. People move, and a location recorded a year ago proves less than one recorded last month — treat it as one identifier among several, not as the answer on its own.</w:t>
+      </w:r>
+    </w:p>
+    <w:p>
+      <w:pPr>
+        <w:spacing w:after="80"/>
+      </w:pPr>
+      <w:r>
+        <w:rPr>
+          <w:b/>
+          <w:i w:val="0"/>
+          <w:u w:val="none"/>
+        </w:rPr>
+        <w:t>Slide 11.4 – Task 12 — Everything at Once</w:t>
+      </w:r>
+    </w:p>
+    <w:p>
+      <w:pPr>
+        <w:spacing w:after="160"/>
+      </w:pPr>
+      <w:r>
+        <w:rPr>
+          <w:b w:val="0"/>
+          <w:i/>
+          <w:u w:val="none"/>
+        </w:rPr>
+        <w:t>Draft reference: alternate names, alternate spellings, and confirming other information in the record when the identifiers will not settle it.</w:t>
+      </w:r>
+    </w:p>
+    <w:p>
+      <w:pPr>
+        <w:spacing w:after="80"/>
+      </w:pPr>
+      <w:r>
+        <w:rPr>
+          <w:b w:val="0"/>
+          <w:i w:val="0"/>
+          <w:u w:val="single"/>
+        </w:rPr>
+        <w:t>The situation, as the learner sees it</w:t>
+      </w:r>
+    </w:p>
+    <w:p>
+      <w:pPr>
+        <w:spacing w:after="160"/>
+      </w:pPr>
+      <w:r>
+        <w:rPr>
+          <w:b w:val="0"/>
+          <w:i w:val="0"/>
+          <w:u w:val="none"/>
+        </w:rPr>
+        <w:t>A man introduces himself as Smoke. It is the only name anyone out here uses for him. Pressed, he gives a last name — Reyes, he thinks, though it might have been written down as Reyez or Rios at some point. He does not know his date of birth beyond the year, and he will not give a Social Security Number. He does tell you he served — Army, a long time ago.</w:t>
+      </w:r>
+    </w:p>
+    <w:p>
+      <w:pPr>
+        <w:spacing w:after="80"/>
+      </w:pPr>
+      <w:r>
+        <w:rPr>
+          <w:b w:val="0"/>
+          <w:i w:val="0"/>
+          <w:u w:val="single"/>
+        </w:rPr>
+        <w:t>What the learner is asked to do</w:t>
+      </w:r>
+    </w:p>
+    <w:p>
+      <w:pPr>
+        <w:spacing w:after="160"/>
+      </w:pPr>
+      <w:r>
+        <w:rPr>
+          <w:b w:val="0"/>
+          <w:i w:val="0"/>
+          <w:u w:val="none"/>
+        </w:rPr>
+        <w:t>Find his record and open it.</w:t>
+      </w:r>
+    </w:p>
+    <w:p>
+      <w:pPr>
+        <w:spacing w:after="80"/>
+      </w:pPr>
+      <w:r>
+        <w:rPr>
+          <w:b w:val="0"/>
+          <w:i w:val="0"/>
+          <w:u w:val="single"/>
+        </w:rPr>
+        <w:t>Hint, if they ask for one</w:t>
+      </w:r>
+    </w:p>
+    <w:p>
+      <w:pPr>
+        <w:spacing w:after="160"/>
+      </w:pPr>
+      <w:r>
+        <w:rPr>
+          <w:b w:val="0"/>
+          <w:i w:val="0"/>
+          <w:u w:val="none"/>
+        </w:rPr>
+        <w:t>Nothing you have been given will find him on its own. Search the surname fragment you are least sure of least — Rey — and use the year and the veteran flag to cut the list down.</w:t>
+      </w:r>
+    </w:p>
+    <w:p>
+      <w:pPr>
+        <w:spacing w:after="80"/>
+      </w:pPr>
+      <w:r>
+        <w:rPr>
+          <w:b w:val="0"/>
+          <w:i w:val="0"/>
+          <w:u w:val="single"/>
+        </w:rPr>
+        <w:t>The correct record</w:t>
+      </w:r>
+    </w:p>
+    <w:p>
+      <w:pPr>
+        <w:spacing w:after="160"/>
+      </w:pPr>
+      <w:r>
+        <w:rPr>
+          <w:b w:val="0"/>
+          <w:i w:val="0"/>
+          <w:u w:val="none"/>
+        </w:rPr>
+        <w:t>To be assigned when the roster is pinned for this task.</w:t>
+      </w:r>
+    </w:p>
+    <w:p>
+      <w:pPr>
+        <w:spacing w:after="80"/>
+      </w:pPr>
+      <w:r>
+        <w:rPr>
+          <w:b w:val="0"/>
+          <w:i w:val="0"/>
+          <w:u w:val="single"/>
+        </w:rPr>
+        <w:t>Feedback when they get it right</w:t>
+      </w:r>
+    </w:p>
+    <w:p>
+      <w:pPr>
+        <w:spacing w:after="160"/>
+      </w:pPr>
+      <w:r>
+        <w:rPr>
+          <w:b w:val="0"/>
+          <w:i w:val="0"/>
+          <w:u w:val="none"/>
+        </w:rPr>
+        <w:t>This is the real thing. No date of birth, no Social Security Number, a street name that is on no record, and a surname three plausible spellings deep. What is left is a fragment, a year, and one fact he volunteered.</w:t>
+      </w:r>
+    </w:p>
+    <w:p>
+      <w:pPr>
+        <w:spacing w:after="160"/>
+      </w:pPr>
+      <w:r>
+        <w:rPr>
+          <w:b w:val="0"/>
+          <w:i w:val="0"/>
+          <w:u w:val="none"/>
+        </w:rPr>
+        <w:t>Veteran status is a field on the record, and it is worth remembering precisely because it is the kind of thing people tell you without being asked. When the identifiers are thin, the thing they mentioned in passing is often what closes it.</w:t>
+      </w:r>
+    </w:p>
+    <w:p>
+      <w:pPr>
+        <w:spacing w:after="160"/>
+      </w:pPr>
+      <w:r>
+        <w:rPr>
+          <w:b w:val="0"/>
+          <w:i w:val="0"/>
+          <w:u w:val="none"/>
+        </w:rPr>
+        <w:t>And notice what you did not do. You did not conclude he was new because three searches came back empty. You cleared the box and typed something else, and then did it again.</w:t>
+      </w:r>
+    </w:p>
+    <w:p>
+      <w:pPr>
+        <w:spacing w:after="160"/>
+      </w:pPr>
+      <w:r>
+        <w:rPr>
+          <w:b w:val="0"/>
+          <w:i w:val="0"/>
+          <w:u w:val="none"/>
+        </w:rPr>
+        <w:t>That is the skill. Not one clever search — several ordinary ones, each telling you something about what to try next.</w:t>
+      </w:r>
+    </w:p>
+    <w:p>
+      <w:pPr>
+        <w:spacing w:after="160"/>
+      </w:pPr>
+      <w:r>
+        <w:rPr>
+          <w:b w:val="0"/>
           <w:i w:val="0"/>
           <w:color w:val="C01C1C"/>
           <w:u w:val="none"/>
         </w:rPr>
-        <w:t>Open question 11: is this the right route for a mis-identified record — the same HMIS Support ticket as a duplicate, or a different process? The draft does not cover it and it happens.</w:t>
+        <w:t>Open question 4: the location task treats where someone has been staying as one identifier among several, never as the answer on its own. Confirm that framing is right for Clarity, and that location is recorded consistently enough to be worth checking at all.</w:t>
+      </w:r>
+    </w:p>
+    <w:p>
+      <w:pPr>
+        <w:spacing w:after="80"/>
+      </w:pPr>
+      <w:r>
+        <w:rPr>
+          <w:b/>
+          <w:i w:val="0"/>
+          <w:u w:val="none"/>
+        </w:rPr>
+        <w:t>Slide 11.5 – Task 13 — More Than One Record Matches</w:t>
       </w:r>
     </w:p>
     <w:p>
@@ -5887,11 +6304,651 @@
       <w:r>
         <w:rPr>
           <w:b w:val="0"/>
+          <w:i/>
+          <w:u w:val="none"/>
+        </w:rPr>
+        <w:t>Draft reference: choosing which matching record to work from.</w:t>
+      </w:r>
+    </w:p>
+    <w:p>
+      <w:pPr>
+        <w:spacing w:after="80"/>
+      </w:pPr>
+      <w:r>
+        <w:rPr>
+          <w:b w:val="0"/>
+          <w:i w:val="0"/>
+          <w:u w:val="single"/>
+        </w:rPr>
+        <w:t>The situation, as the learner sees it</w:t>
+      </w:r>
+    </w:p>
+    <w:p>
+      <w:pPr>
+        <w:spacing w:after="160"/>
+      </w:pPr>
+      <w:r>
+        <w:rPr>
+          <w:b w:val="0"/>
+          <w:i w:val="0"/>
+          <w:u w:val="none"/>
+        </w:rPr>
+        <w:t>You search Vega and find three records. All three are Rosalind Vega, born 4/11/1983. All three appear to be the same person.</w:t>
+      </w:r>
+    </w:p>
+    <w:p>
+      <w:pPr>
+        <w:spacing w:after="80"/>
+      </w:pPr>
+      <w:r>
+        <w:rPr>
+          <w:b w:val="0"/>
+          <w:i w:val="0"/>
+          <w:u w:val="single"/>
+        </w:rPr>
+        <w:t>What the learner is asked to do</w:t>
+      </w:r>
+    </w:p>
+    <w:p>
+      <w:pPr>
+        <w:spacing w:after="160"/>
+      </w:pPr>
+      <w:r>
+        <w:rPr>
+          <w:b w:val="0"/>
+          <w:i w:val="0"/>
+          <w:u w:val="none"/>
+        </w:rPr>
+        <w:t>Open the record you would work from.</w:t>
+      </w:r>
+    </w:p>
+    <w:p>
+      <w:pPr>
+        <w:spacing w:after="80"/>
+      </w:pPr>
+      <w:r>
+        <w:rPr>
+          <w:b w:val="0"/>
+          <w:i w:val="0"/>
+          <w:u w:val="single"/>
+        </w:rPr>
+        <w:t>Hint, if they ask for one</w:t>
+      </w:r>
+    </w:p>
+    <w:p>
+      <w:pPr>
+        <w:spacing w:after="160"/>
+      </w:pPr>
+      <w:r>
+        <w:rPr>
+          <w:b w:val="0"/>
+          <w:i w:val="0"/>
+          <w:u w:val="none"/>
+        </w:rPr>
+        <w:t>Choose the most complete one — full SSN, full date of birth, full name, an alias, the fullest history. Open a row's chevron and the record page to compare.</w:t>
+      </w:r>
+    </w:p>
+    <w:p>
+      <w:pPr>
+        <w:spacing w:after="80"/>
+      </w:pPr>
+      <w:r>
+        <w:rPr>
+          <w:b w:val="0"/>
+          <w:i w:val="0"/>
+          <w:u w:val="single"/>
+        </w:rPr>
+        <w:t>The correct record</w:t>
+      </w:r>
+    </w:p>
+    <w:p>
+      <w:pPr>
+        <w:spacing w:after="160"/>
+      </w:pPr>
+      <w:r>
+        <w:rPr>
+          <w:b w:val="0"/>
+          <w:i w:val="0"/>
+          <w:u w:val="none"/>
+        </w:rPr>
+        <w:t>Rosalind Vega · unique identifier F2A6C8D40 · born 11 April 1983 · SSN 961-27-1173.</w:t>
+      </w:r>
+    </w:p>
+    <w:p>
+      <w:pPr>
+        <w:spacing w:after="80"/>
+      </w:pPr>
+      <w:r>
+        <w:rPr>
+          <w:b w:val="0"/>
+          <w:i w:val="0"/>
+          <w:u w:val="single"/>
+        </w:rPr>
+        <w:t>Feedback when they get it right</w:t>
+      </w:r>
+    </w:p>
+    <w:p>
+      <w:pPr>
+        <w:spacing w:after="160"/>
+      </w:pPr>
+      <w:r>
+        <w:rPr>
+          <w:b w:val="0"/>
+          <w:i w:val="0"/>
+          <w:u w:val="none"/>
+        </w:rPr>
+        <w:t>Work from the most complete record — full SSN, full date of birth, full name, full program history. Where that is unclear, take the one with the longest enrollment history, based on the oldest enrollment. Then send the full list of matching records, with every Unique Identifier, to HMIS Support so they can merge them.</w:t>
+      </w:r>
+    </w:p>
+    <w:p/>
+    <w:p>
+      <w:pPr>
+        <w:spacing w:after="160"/>
+      </w:pPr>
+      <w:r>
+        <w:rPr>
+          <w:b/>
+          <w:i w:val="0"/>
+          <w:u w:val="single"/>
+        </w:rPr>
+        <w:t>When You Are Short on Time</w:t>
+      </w:r>
+    </w:p>
+    <w:p>
+      <w:pPr>
+        <w:spacing w:after="80"/>
+      </w:pPr>
+      <w:r>
+        <w:rPr>
+          <w:b/>
+          <w:i w:val="0"/>
+          <w:u w:val="none"/>
+        </w:rPr>
+        <w:t>Slide 12.1 – In the Field</w:t>
+      </w:r>
+    </w:p>
+    <w:p>
+      <w:pPr>
+        <w:spacing w:after="160"/>
+      </w:pPr>
+      <w:r>
+        <w:rPr>
+          <w:b w:val="0"/>
+          <w:i w:val="0"/>
+          <w:u w:val="none"/>
+        </w:rPr>
+        <w:t>Sometimes you cannot do all of this on the spot. In street outreach, under time pressure, you have two honest options.</w:t>
+      </w:r>
+    </w:p>
+    <w:p>
+      <w:pPr>
+        <w:pStyle w:val="ListNumber"/>
+        <w:spacing w:after="40"/>
+      </w:pPr>
+      <w:r>
+        <w:t>Write everything down — on paper or in your notes — and do the full search and verification later at the office. Then enter what you noted once you have found the right record.</w:t>
+      </w:r>
+    </w:p>
+    <w:p>
+      <w:pPr>
+        <w:pStyle w:val="ListNumber"/>
+        <w:spacing w:after="40"/>
+      </w:pPr>
+      <w:r>
+        <w:t>Create a record, if you need a Unique Identifier for the participant right away. Then report it to HMIS Support so they can check whether it duplicates an existing record, and tell you how to merge them if it does.</w:t>
+      </w:r>
+    </w:p>
+    <w:p>
+      <w:pPr>
+        <w:spacing w:after="160"/>
+      </w:pPr>
+      <w:r>
+        <w:rPr>
+          <w:b w:val="0"/>
+          <w:i w:val="0"/>
+          <w:u w:val="none"/>
+        </w:rPr>
+        <w:t>What is not an option is creating a record and saying nothing.</w:t>
+      </w:r>
+    </w:p>
+    <w:p/>
+    <w:p>
+      <w:pPr>
+        <w:spacing w:after="160"/>
+      </w:pPr>
+      <w:r>
+        <w:rPr>
+          <w:b/>
+          <w:i w:val="0"/>
+          <w:u w:val="single"/>
+        </w:rPr>
+        <w:t>Knowledge Check</w:t>
+      </w:r>
+    </w:p>
+    <w:p>
+      <w:pPr>
+        <w:spacing w:after="80"/>
+      </w:pPr>
+      <w:r>
+        <w:rPr>
+          <w:b/>
+          <w:i w:val="0"/>
+          <w:u w:val="none"/>
+        </w:rPr>
+        <w:t>Slide 13.1 – Check What You Took In</w:t>
+      </w:r>
+    </w:p>
+    <w:p>
+      <w:pPr>
+        <w:spacing w:after="160"/>
+      </w:pPr>
+      <w:r>
+        <w:rPr>
+          <w:b w:val="0"/>
+          <w:i/>
+          <w:u w:val="none"/>
+        </w:rPr>
+        <w:t>Scored knowledge check. Correct answers in green, incorrect in orange. Randomise answer order. Every option needs feedback text, not just a right-or-wrong mark — the feedback for each question is given below it, and the wrong answers here are wrong for reasons worth saying out loud.</w:t>
+      </w:r>
+    </w:p>
+    <w:p>
+      <w:pPr>
+        <w:spacing w:after="160"/>
+      </w:pPr>
+      <w:r>
+        <w:rPr>
+          <w:b w:val="0"/>
+          <w:i w:val="0"/>
+          <w:u w:val="none"/>
+        </w:rPr>
+        <w:t>1. You search a participant's name and get no results. What does that tell you?</w:t>
+      </w:r>
+    </w:p>
+    <w:p>
+      <w:pPr>
+        <w:pStyle w:val="ListBullet2"/>
+        <w:spacing w:after="40"/>
+      </w:pPr>
+      <w:r>
+        <w:rPr>
+          <w:color w:val="1E7A33"/>
+        </w:rPr>
+        <w:t>Very little on its own — the record may be under a different name or spelling</w:t>
+      </w:r>
+    </w:p>
+    <w:p>
+      <w:pPr>
+        <w:pStyle w:val="ListBullet2"/>
+        <w:spacing w:after="40"/>
+      </w:pPr>
+      <w:r>
+        <w:rPr>
+          <w:color w:val="C06000"/>
+        </w:rPr>
+        <w:t>That the participant has never received services before</w:t>
+      </w:r>
+    </w:p>
+    <w:p>
+      <w:pPr>
+        <w:pStyle w:val="ListBullet2"/>
+        <w:spacing w:after="40"/>
+      </w:pPr>
+      <w:r>
+        <w:rPr>
+          <w:color w:val="C06000"/>
+        </w:rPr>
+        <w:t>That you should create a new record</w:t>
+      </w:r>
+    </w:p>
+    <w:p>
+      <w:pPr>
+        <w:spacing w:after="160"/>
+      </w:pPr>
+      <w:r>
+        <w:rPr>
+          <w:b w:val="0"/>
+          <w:i/>
+          <w:u w:val="none"/>
+        </w:rPr>
+        <w:t>Feedback: an empty result is the single most misread signal in HMIS. It usually means the record is under a name, a spelling or an identifier you have not tried yet.</w:t>
+      </w:r>
+    </w:p>
+    <w:p>
+      <w:pPr>
+        <w:spacing w:after="160"/>
+      </w:pPr>
+      <w:r>
+        <w:rPr>
+          <w:b w:val="0"/>
+          <w:i w:val="0"/>
+          <w:u w:val="none"/>
+        </w:rPr>
+        <w:t>2. A participant says she was born in 1985 but cannot remember the exact date. What can you search?</w:t>
+      </w:r>
+    </w:p>
+    <w:p>
+      <w:pPr>
+        <w:pStyle w:val="ListBullet2"/>
+        <w:spacing w:after="40"/>
+      </w:pPr>
+      <w:r>
+        <w:rPr>
+          <w:color w:val="1E7A33"/>
+        </w:rPr>
+        <w:t>The year on its own</w:t>
+      </w:r>
+    </w:p>
+    <w:p>
+      <w:pPr>
+        <w:pStyle w:val="ListBullet2"/>
+        <w:spacing w:after="40"/>
+      </w:pPr>
+      <w:r>
+        <w:rPr>
+          <w:color w:val="C06000"/>
+        </w:rPr>
+        <w:t>Nothing — a full date of birth is required</w:t>
+      </w:r>
+    </w:p>
+    <w:p>
+      <w:pPr>
+        <w:pStyle w:val="ListBullet2"/>
+        <w:spacing w:after="40"/>
+      </w:pPr>
+      <w:r>
+        <w:rPr>
+          <w:color w:val="C06000"/>
+        </w:rPr>
+        <w:t>Only the first three letters of her name</w:t>
+      </w:r>
+    </w:p>
+    <w:p>
+      <w:pPr>
+        <w:spacing w:after="160"/>
+      </w:pPr>
+      <w:r>
+        <w:rPr>
+          <w:b w:val="0"/>
+          <w:i/>
+          <w:u w:val="none"/>
+        </w:rPr>
+        <w:t>Feedback: a year on its own is a valid search. So is a fragment of a date. You do not need the whole thing to start narrowing.</w:t>
+      </w:r>
+    </w:p>
+    <w:p>
+      <w:pPr>
+        <w:spacing w:after="160"/>
+      </w:pPr>
+      <w:r>
+        <w:rPr>
+          <w:b w:val="0"/>
+          <w:i w:val="0"/>
+          <w:u w:val="none"/>
+        </w:rPr>
+        <w:t>3. Two records share a name, but you have not compared anything else yet. What is your next step?</w:t>
+      </w:r>
+    </w:p>
+    <w:p>
+      <w:pPr>
+        <w:pStyle w:val="ListBullet2"/>
+        <w:spacing w:after="40"/>
+      </w:pPr>
+      <w:r>
+        <w:rPr>
+          <w:color w:val="1E7A33"/>
+        </w:rPr>
+        <w:t>Compare a second identifier — date of birth, or the SSN fragment</w:t>
+      </w:r>
+    </w:p>
+    <w:p>
+      <w:pPr>
+        <w:pStyle w:val="ListBullet2"/>
+        <w:spacing w:after="40"/>
+      </w:pPr>
+      <w:r>
+        <w:rPr>
+          <w:color w:val="C06000"/>
+        </w:rPr>
+        <w:t>Treat them as the same person, because the name matches</w:t>
+      </w:r>
+    </w:p>
+    <w:p>
+      <w:pPr>
+        <w:pStyle w:val="ListBullet2"/>
+        <w:spacing w:after="40"/>
+      </w:pPr>
+      <w:r>
+        <w:rPr>
+          <w:color w:val="C06000"/>
+        </w:rPr>
+        <w:t>Work from whichever record you opened first</w:t>
+      </w:r>
+    </w:p>
+    <w:p>
+      <w:pPr>
+        <w:spacing w:after="160"/>
+      </w:pPr>
+      <w:r>
+        <w:rPr>
+          <w:b w:val="0"/>
+          <w:i/>
+          <w:u w:val="none"/>
+        </w:rPr>
+        <w:t>Feedback: a name on its own is never enough. Two of the three — name, date of birth, SSN — have to agree before you treat a record as a match. Deciding on the name alone is how one person ends up with two records, and how two people end up sharing one.</w:t>
+      </w:r>
+    </w:p>
+    <w:p>
+      <w:pPr>
+        <w:spacing w:after="160"/>
+      </w:pPr>
+      <w:r>
+        <w:rPr>
+          <w:b w:val="0"/>
+          <w:i w:val="0"/>
+          <w:u w:val="none"/>
+        </w:rPr>
+        <w:t>4. A participant will not give you their Social Security Number. What can you still do?</w:t>
+      </w:r>
+    </w:p>
+    <w:p>
+      <w:pPr>
+        <w:pStyle w:val="ListBullet2"/>
+        <w:spacing w:after="40"/>
+      </w:pPr>
+      <w:r>
+        <w:rPr>
+          <w:color w:val="1E7A33"/>
+        </w:rPr>
+        <w:t>Search on name and date of birth — the SSN is one route in, not the only one</w:t>
+      </w:r>
+    </w:p>
+    <w:p>
+      <w:pPr>
+        <w:pStyle w:val="ListBullet2"/>
+        <w:spacing w:after="40"/>
+      </w:pPr>
+      <w:r>
+        <w:rPr>
+          <w:color w:val="C06000"/>
+        </w:rPr>
+        <w:t>Nothing until they provide it</w:t>
+      </w:r>
+    </w:p>
+    <w:p>
+      <w:pPr>
+        <w:pStyle w:val="ListBullet2"/>
+        <w:spacing w:after="40"/>
+      </w:pPr>
+      <w:r>
+        <w:rPr>
+          <w:color w:val="C06000"/>
+        </w:rPr>
+        <w:t>Create a new record, since you cannot confirm the old one</w:t>
+      </w:r>
+    </w:p>
+    <w:p>
+      <w:pPr>
+        <w:spacing w:after="160"/>
+      </w:pPr>
+      <w:r>
+        <w:rPr>
+          <w:b w:val="0"/>
+          <w:i/>
+          <w:u w:val="none"/>
+        </w:rPr>
+        <w:t>Feedback: refusing is a legitimate answer, and it is recorded as one. Plenty of records hold no SSN at all, or only part of one. Name and date of birth will find most people, and the rest of the record — household, program history, case notes — can confirm the match.</w:t>
+      </w:r>
+    </w:p>
+    <w:p>
+      <w:pPr>
+        <w:spacing w:after="160"/>
+      </w:pPr>
+      <w:r>
+        <w:rPr>
+          <w:b w:val="0"/>
+          <w:i w:val="0"/>
+          <w:u w:val="none"/>
+        </w:rPr>
+        <w:t>5. Two records look like they could be the same person, and you cannot tell them apart on name, date of birth or SSN alone. What do you do?</w:t>
+      </w:r>
+    </w:p>
+    <w:p>
+      <w:pPr>
+        <w:pStyle w:val="ListBullet2"/>
+        <w:spacing w:after="40"/>
+      </w:pPr>
+      <w:r>
+        <w:rPr>
+          <w:color w:val="1E7A33"/>
+        </w:rPr>
+        <w:t>Keep looking at the rest of each record — household, program history, location — until one of them fits the person in front of you</w:t>
+      </w:r>
+    </w:p>
+    <w:p>
+      <w:pPr>
+        <w:pStyle w:val="ListBullet2"/>
+        <w:spacing w:after="40"/>
+      </w:pPr>
+      <w:r>
+        <w:rPr>
+          <w:color w:val="C06000"/>
+        </w:rPr>
+        <w:t>Pick whichever record you opened first</w:t>
+      </w:r>
+    </w:p>
+    <w:p>
+      <w:pPr>
+        <w:pStyle w:val="ListBullet2"/>
+        <w:spacing w:after="40"/>
+      </w:pPr>
+      <w:r>
+        <w:rPr>
+          <w:color w:val="C06000"/>
+        </w:rPr>
+        <w:t>Assume they are different people, because there are two records</w:t>
+      </w:r>
+    </w:p>
+    <w:p>
+      <w:pPr>
+        <w:spacing w:after="160"/>
+      </w:pPr>
+      <w:r>
+        <w:rPr>
+          <w:b w:val="0"/>
+          <w:i/>
+          <w:u w:val="none"/>
+        </w:rPr>
+        <w:t>Feedback: the identifiers are where you start, not where you stop. When they will not settle it, the rest of the record usually will — and it is worth the extra minute, because the alternative is working from somebody else's history.</w:t>
+      </w:r>
+    </w:p>
+    <w:p>
+      <w:pPr>
+        <w:spacing w:after="160"/>
+      </w:pPr>
+      <w:r>
+        <w:rPr>
+          <w:b w:val="0"/>
+          <w:i w:val="0"/>
+          <w:u w:val="none"/>
+        </w:rPr>
+        <w:t>6. When is it correct to create a new record?</w:t>
+      </w:r>
+    </w:p>
+    <w:p>
+      <w:pPr>
+        <w:pStyle w:val="ListBullet2"/>
+        <w:spacing w:after="40"/>
+      </w:pPr>
+      <w:r>
+        <w:rPr>
+          <w:color w:val="1E7A33"/>
+        </w:rPr>
+        <w:t>Only after you have worked the whole list — alternate names and spellings, a different identifier, and your data staff if you have them — and still found nothing</w:t>
+      </w:r>
+    </w:p>
+    <w:p>
+      <w:pPr>
+        <w:pStyle w:val="ListBullet2"/>
+        <w:spacing w:after="40"/>
+      </w:pPr>
+      <w:r>
+        <w:rPr>
+          <w:color w:val="C06000"/>
+        </w:rPr>
+        <w:t>After the participant's name returns no results</w:t>
+      </w:r>
+    </w:p>
+    <w:p>
+      <w:pPr>
+        <w:pStyle w:val="ListBullet2"/>
+        <w:spacing w:after="40"/>
+      </w:pPr>
+      <w:r>
+        <w:rPr>
+          <w:color w:val="C06000"/>
+        </w:rPr>
+        <w:t>Whenever the participant says they have not received services before</w:t>
+      </w:r>
+    </w:p>
+    <w:p>
+      <w:pPr>
+        <w:spacing w:after="160"/>
+      </w:pPr>
+      <w:r>
+        <w:rPr>
+          <w:b w:val="0"/>
+          <w:i/>
+          <w:u w:val="none"/>
+        </w:rPr>
+        <w:t>Feedback: creating a record is the last step, not the second one. An empty result means your search has not found them yet — it is not evidence that they are new. And when you do create one, send the Unique Identifier to HMIS Support and ask them to double-check.</w:t>
+      </w:r>
+    </w:p>
+    <w:p>
+      <w:pPr>
+        <w:spacing w:after="160"/>
+      </w:pPr>
+      <w:r>
+        <w:rPr>
+          <w:b w:val="0"/>
           <w:i w:val="0"/>
           <w:color w:val="C01C1C"/>
           <w:u w:val="none"/>
         </w:rPr>
-        <w:t>Open question 12: the brainstorm raised the CLNT-125 client summary report as a quick way to see everything gathered about a person — profile, program history, demographics, service history, contact information — on one page rather than reading through the record. As a verification aid that is a good fit for this lesson. It was parked because client-level reports were not yet available in the new interface. Worth re-checking; if it is available now, it belongs in this section.</w:t>
+        <w:t>Open question 5: the Smoke task is built to be hard. The learner is expected to clear the box and try again several times before anything works. Confirm that is wanted here rather than softened, and that a learner who cannot get it has a way forward that is not a score.</w:t>
+      </w:r>
+    </w:p>
+    <w:p/>
+    <w:p>
+      <w:pPr>
+        <w:spacing w:after="160"/>
+      </w:pPr>
+      <w:r>
+        <w:rPr>
+          <w:b/>
+          <w:i w:val="0"/>
+          <w:u w:val="single"/>
+        </w:rPr>
+        <w:t>Summary</w:t>
       </w:r>
     </w:p>
     <w:p>
@@ -5904,7 +6961,7 @@
           <w:i w:val="0"/>
           <w:u w:val="none"/>
         </w:rPr>
-        <w:t>Slide 9.5 – Record the Match, Then Keep Looking</w:t>
+        <w:t>Slide 14.1 – Why Accuracy on the Way In Matters</w:t>
       </w:r>
     </w:p>
     <w:p>
@@ -5917,7 +6974,189 @@
           <w:i w:val="0"/>
           <w:u w:val="none"/>
         </w:rPr>
-        <w:t>If you decide the record is a match, note it down — then go back to search and look for others. Finding one match does not mean there is only one.</w:t>
+        <w:t>This lesson is about finding someone. But every record you found was typed by somebody who came before you, and the only reason you could find it is that they got it right.</w:t>
+      </w:r>
+    </w:p>
+    <w:p>
+      <w:pPr>
+        <w:spacing w:after="160"/>
+      </w:pPr>
+      <w:r>
+        <w:rPr>
+          <w:b w:val="0"/>
+          <w:i w:val="0"/>
+          <w:u w:val="none"/>
+        </w:rPr>
+        <w:t>So when you do reach the point of entering someone — because you searched properly and they genuinely are not there — the care you take is not administrative. Accurate information is what makes them findable by the next worker, and being findable is what makes their support arrive on time and go to the right person.</w:t>
+      </w:r>
+    </w:p>
+    <w:p>
+      <w:pPr>
+        <w:spacing w:after="160"/>
+      </w:pPr>
+      <w:r>
+        <w:rPr>
+          <w:b w:val="0"/>
+          <w:i w:val="0"/>
+          <w:u w:val="none"/>
+        </w:rPr>
+        <w:t>Search and accurate entry are the same skill pointed in two directions. The next lesson is the other direction.</w:t>
+      </w:r>
+    </w:p>
+    <w:p>
+      <w:pPr>
+        <w:spacing w:after="80"/>
+      </w:pPr>
+      <w:r>
+        <w:rPr>
+          <w:b/>
+          <w:i w:val="0"/>
+          <w:u w:val="none"/>
+        </w:rPr>
+        <w:t>Slide 14.2 – What You Practiced</w:t>
+      </w:r>
+    </w:p>
+    <w:p>
+      <w:pPr>
+        <w:spacing w:after="160"/>
+      </w:pPr>
+      <w:r>
+        <w:rPr>
+          <w:b w:val="0"/>
+          <w:i w:val="0"/>
+          <w:u w:val="none"/>
+        </w:rPr>
+        <w:t>You searched on a name fragment, on a year, on four digits of a Social Security Number, and on a name that had been typed a different way. You narrowed a search that returned too much, and you swapped an identifier when a search returned nothing.</w:t>
+      </w:r>
+    </w:p>
+    <w:p>
+      <w:pPr>
+        <w:spacing w:after="160"/>
+      </w:pPr>
+      <w:r>
+        <w:rPr>
+          <w:b w:val="0"/>
+          <w:i w:val="0"/>
+          <w:u w:val="none"/>
+        </w:rPr>
+        <w:t>Then you verified. You told two people with the same name apart on a second identifier. You identified someone whose record held almost no identifiers, using her household. You chose between three records that all matched. And you recognised the same person entered twice, and reported it rather than fixing it yourself.</w:t>
+      </w:r>
+    </w:p>
+    <w:p>
+      <w:pPr>
+        <w:spacing w:after="160"/>
+      </w:pPr>
+      <w:r>
+        <w:rPr>
+          <w:b w:val="0"/>
+          <w:i w:val="0"/>
+          <w:u w:val="none"/>
+        </w:rPr>
+        <w:t>The habit underneath all of it is one sentence: an empty result is not proof that someone is new. Search the surname fragment, search the year of birth, confirm on a second identifier — and only then create a record.</w:t>
+      </w:r>
+    </w:p>
+    <w:p>
+      <w:pPr>
+        <w:spacing w:after="160"/>
+      </w:pPr>
+      <w:r>
+        <w:rPr>
+          <w:b w:val="0"/>
+          <w:i w:val="0"/>
+          <w:u w:val="none"/>
+        </w:rPr>
+        <w:t>Lesson 2 covers creating that record, where this habit is the only thing standing between you and a duplicate.</w:t>
+      </w:r>
+    </w:p>
+    <w:p>
+      <w:pPr>
+        <w:spacing w:after="80"/>
+      </w:pPr>
+      <w:r>
+        <w:rPr>
+          <w:b/>
+          <w:i w:val="0"/>
+          <w:u w:val="none"/>
+        </w:rPr>
+        <w:t>Slide 14.3 – Lesson Closing</w:t>
+      </w:r>
+    </w:p>
+    <w:p>
+      <w:pPr>
+        <w:spacing w:after="160"/>
+      </w:pPr>
+      <w:r>
+        <w:rPr>
+          <w:b w:val="0"/>
+          <w:i w:val="0"/>
+          <w:u w:val="none"/>
+        </w:rPr>
+        <w:t>That is the end of Lesson 1. Well done — this is the least glamorous part of the job and the one that decides the most.</w:t>
+      </w:r>
+    </w:p>
+    <w:p>
+      <w:pPr>
+        <w:spacing w:after="160"/>
+      </w:pPr>
+      <w:r>
+        <w:rPr>
+          <w:b w:val="0"/>
+          <w:i w:val="0"/>
+          <w:u w:val="none"/>
+        </w:rPr>
+        <w:t>The next lesson covers adding a participant who genuinely is not there, which is where everything you have just practised gets put to work.</w:t>
+      </w:r>
+    </w:p>
+    <w:p>
+      <w:pPr>
+        <w:spacing w:after="160"/>
+      </w:pPr>
+      <w:r>
+        <w:rPr>
+          <w:b w:val="0"/>
+          <w:i/>
+          <w:u w:val="none"/>
+        </w:rPr>
+        <w:t>Closing screen with an Exit control, matching the series.</w:t>
+      </w:r>
+    </w:p>
+    <w:p>
+      <w:pPr>
+        <w:spacing w:after="80"/>
+      </w:pPr>
+      <w:r>
+        <w:rPr>
+          <w:b/>
+          <w:i w:val="0"/>
+          <w:u w:val="none"/>
+        </w:rPr>
+        <w:t>Slide 14.4 – Survey</w:t>
+      </w:r>
+    </w:p>
+    <w:p>
+      <w:pPr>
+        <w:spacing w:after="160"/>
+      </w:pPr>
+      <w:r>
+        <w:rPr>
+          <w:b w:val="0"/>
+          <w:i w:val="0"/>
+          <w:u w:val="none"/>
+        </w:rPr>
+        <w:t>Now that you have completed the lesson, we would appreciate your feedback. Please complete the short survey below.</w:t>
+      </w:r>
+    </w:p>
+    <w:p>
+      <w:pPr>
+        <w:spacing w:after="160"/>
+      </w:pPr>
+      <w:r>
+        <w:rPr>
+          <w:b w:val="0"/>
+          <w:i/>
+          <w:u w:val="none"/>
+        </w:rPr>
+        <w:t>Survey embed.</w:t>
       </w:r>
     </w:p>
     <w:p/>
@@ -5931,7 +7170,7 @@
           <w:i w:val="0"/>
           <w:u w:val="single"/>
         </w:rPr>
-        <w:t>What You Found</w:t>
+        <w:t>Production Standards</w:t>
       </w:r>
     </w:p>
     <w:p>
@@ -5944,7 +7183,7 @@
           <w:i w:val="0"/>
           <w:u w:val="none"/>
         </w:rPr>
-        <w:t>Slide 10.1 – No Matching Record</w:t>
+        <w:t>Slide 15.1 – Accessibility</w:t>
       </w:r>
     </w:p>
     <w:p>
@@ -5954,23 +7193,10 @@
       <w:r>
         <w:rPr>
           <w:b w:val="0"/>
-          <w:i w:val="0"/>
-          <w:u w:val="none"/>
-        </w:rPr>
-        <w:t>Create a new HMIS record for this participant.</w:t>
-      </w:r>
-    </w:p>
-    <w:p>
-      <w:pPr>
-        <w:spacing w:after="80"/>
-      </w:pPr>
-      <w:r>
-        <w:rPr>
-          <w:b/>
-          <w:i w:val="0"/>
-          <w:u w:val="none"/>
-        </w:rPr>
-        <w:t>Slide 10.2 – One Matching Record</w:t>
+          <w:i/>
+          <w:u w:val="none"/>
+        </w:rPr>
+        <w:t>At the back of the document on purpose. This was not part of the brief and is not asking for a decision — it is here so the standard is on the record as considered, and so it can be pulled forward if it turns out to be required.</w:t>
       </w:r>
     </w:p>
     <w:p>
@@ -5983,1076 +7209,7 @@
           <w:i w:val="0"/>
           <w:u w:val="none"/>
         </w:rPr>
-        <w:t>Assume it is the correct one and work from it.</w:t>
-      </w:r>
-    </w:p>
-    <w:p>
-      <w:pPr>
-        <w:spacing w:after="80"/>
-      </w:pPr>
-      <w:r>
-        <w:rPr>
-          <w:b/>
-          <w:i w:val="0"/>
-          <w:u w:val="none"/>
-        </w:rPr>
-        <w:t>Slide 10.3 – Several Matching Records</w:t>
-      </w:r>
-    </w:p>
-    <w:p>
-      <w:pPr>
-        <w:spacing w:after="160"/>
-      </w:pPr>
-      <w:r>
-        <w:rPr>
-          <w:b w:val="0"/>
-          <w:i w:val="0"/>
-          <w:u w:val="none"/>
-        </w:rPr>
-        <w:t>Choose one to work from, and report the rest.</w:t>
-      </w:r>
-    </w:p>
-    <w:p>
-      <w:pPr>
-        <w:spacing w:after="80"/>
-      </w:pPr>
-      <w:r>
-        <w:rPr>
-          <w:b/>
-          <w:i w:val="0"/>
-          <w:u w:val="none"/>
-        </w:rPr>
-        <w:t>Slide 10.4 – Choosing Which Record to Work From</w:t>
-      </w:r>
-    </w:p>
-    <w:p>
-      <w:pPr>
-        <w:spacing w:after="160"/>
-      </w:pPr>
-      <w:r>
-        <w:rPr>
-          <w:b w:val="0"/>
-          <w:i w:val="0"/>
-          <w:u w:val="none"/>
-        </w:rPr>
-        <w:t>Choose the most complete record — full SSN, full date of birth, full name, full program history, a photo on the profile.</w:t>
-      </w:r>
-    </w:p>
-    <w:p>
-      <w:pPr>
-        <w:spacing w:after="160"/>
-      </w:pPr>
-      <w:r>
-        <w:rPr>
-          <w:b w:val="0"/>
-          <w:i w:val="0"/>
-          <w:u w:val="none"/>
-        </w:rPr>
-        <w:t>Where that is unclear, choose the record with the longest enrollment history, based on the oldest enrollment.</w:t>
-      </w:r>
-    </w:p>
-    <w:p>
-      <w:pPr>
-        <w:spacing w:after="160"/>
-      </w:pPr>
-      <w:r>
-        <w:rPr>
-          <w:b w:val="0"/>
-          <w:i w:val="0"/>
-          <w:u w:val="none"/>
-        </w:rPr>
-        <w:t>Then submit the full list of matching records to HMIS Support, including every Unique Identifier, so they can merge them.</w:t>
-      </w:r>
-    </w:p>
-    <w:p/>
-    <w:p>
-      <w:pPr>
-        <w:spacing w:after="160"/>
-      </w:pPr>
-      <w:r>
-        <w:rPr>
-          <w:b/>
-          <w:i w:val="0"/>
-          <w:u w:val="single"/>
-        </w:rPr>
-        <w:t>Practice: Verifying a Record</w:t>
-      </w:r>
-    </w:p>
-    <w:p>
-      <w:pPr>
-        <w:spacing w:after="160"/>
-      </w:pPr>
-      <w:r>
-        <w:rPr>
-          <w:b w:val="0"/>
-          <w:i w:val="0"/>
-          <w:u w:val="none"/>
-        </w:rPr>
-        <w:t>Six more situations. This time finding a candidate record is the easy half — the question is whether it is the right person, and what to do when more than one record could be.</w:t>
-      </w:r>
-    </w:p>
-    <w:p>
-      <w:pPr>
-        <w:spacing w:after="80"/>
-      </w:pPr>
-      <w:r>
-        <w:rPr>
-          <w:b/>
-          <w:i w:val="0"/>
-          <w:u w:val="none"/>
-        </w:rPr>
-        <w:t>Slide 11.1 – Task 9 — Two People, One Name</w:t>
-      </w:r>
-    </w:p>
-    <w:p>
-      <w:pPr>
-        <w:spacing w:after="160"/>
-      </w:pPr>
-      <w:r>
-        <w:rPr>
-          <w:b w:val="0"/>
-          <w:i/>
-          <w:u w:val="none"/>
-        </w:rPr>
-        <w:t>Draft reference: a record is a match when at least two of name, date of birth and SSN agree.</w:t>
-      </w:r>
-    </w:p>
-    <w:p>
-      <w:pPr>
-        <w:spacing w:after="80"/>
-      </w:pPr>
-      <w:r>
-        <w:rPr>
-          <w:b w:val="0"/>
-          <w:i w:val="0"/>
-          <w:u w:val="single"/>
-        </w:rPr>
-        <w:t>The situation, as the learner sees it</w:t>
-      </w:r>
-    </w:p>
-    <w:p>
-      <w:pPr>
-        <w:spacing w:after="160"/>
-      </w:pPr>
-      <w:r>
-        <w:rPr>
-          <w:b w:val="0"/>
-          <w:i w:val="0"/>
-          <w:u w:val="none"/>
-        </w:rPr>
-        <w:t>A man says he is James Wilson. He gives his date of birth as 9/2/1968 and the last four of his SSN as 4471.</w:t>
-      </w:r>
-    </w:p>
-    <w:p>
-      <w:pPr>
-        <w:spacing w:after="80"/>
-      </w:pPr>
-      <w:r>
-        <w:rPr>
-          <w:b w:val="0"/>
-          <w:i w:val="0"/>
-          <w:u w:val="single"/>
-        </w:rPr>
-        <w:t>What the learner is asked to do</w:t>
-      </w:r>
-    </w:p>
-    <w:p>
-      <w:pPr>
-        <w:spacing w:after="160"/>
-      </w:pPr>
-      <w:r>
-        <w:rPr>
-          <w:b w:val="0"/>
-          <w:i w:val="0"/>
-          <w:u w:val="none"/>
-        </w:rPr>
-        <w:t>Open the correct James Wilson.</w:t>
-      </w:r>
-    </w:p>
-    <w:p>
-      <w:pPr>
-        <w:spacing w:after="80"/>
-      </w:pPr>
-      <w:r>
-        <w:rPr>
-          <w:b w:val="0"/>
-          <w:i w:val="0"/>
-          <w:u w:val="single"/>
-        </w:rPr>
-        <w:t>Hint, if they ask for one</w:t>
-      </w:r>
-    </w:p>
-    <w:p>
-      <w:pPr>
-        <w:spacing w:after="160"/>
-      </w:pPr>
-      <w:r>
-        <w:rPr>
-          <w:b w:val="0"/>
-          <w:i w:val="0"/>
-          <w:u w:val="none"/>
-        </w:rPr>
-        <w:t>Narrow it with what he told you — the fragment 4471, or the date of birth — or read the SSN and DOB columns and compare.</w:t>
-      </w:r>
-    </w:p>
-    <w:p>
-      <w:pPr>
-        <w:spacing w:after="80"/>
-      </w:pPr>
-      <w:r>
-        <w:rPr>
-          <w:b w:val="0"/>
-          <w:i w:val="0"/>
-          <w:u w:val="single"/>
-        </w:rPr>
-        <w:t>The correct record</w:t>
-      </w:r>
-    </w:p>
-    <w:p>
-      <w:pPr>
-        <w:spacing w:after="160"/>
-      </w:pPr>
-      <w:r>
-        <w:rPr>
-          <w:b w:val="0"/>
-          <w:i w:val="0"/>
-          <w:u w:val="none"/>
-        </w:rPr>
-        <w:t>James Wilson · unique identifier 3DF1DF674 · born 2 September 1968 · SSN 941-33-4471.</w:t>
-      </w:r>
-    </w:p>
-    <w:p>
-      <w:pPr>
-        <w:spacing w:after="80"/>
-      </w:pPr>
-      <w:r>
-        <w:rPr>
-          <w:b w:val="0"/>
-          <w:i w:val="0"/>
-          <w:u w:val="single"/>
-        </w:rPr>
-        <w:t>Feedback when they get it right</w:t>
-      </w:r>
-    </w:p>
-    <w:p>
-      <w:pPr>
-        <w:spacing w:after="160"/>
-      </w:pPr>
-      <w:r>
-        <w:rPr>
-          <w:b w:val="0"/>
-          <w:i w:val="0"/>
-          <w:u w:val="none"/>
-        </w:rPr>
-        <w:t>These are two different people. As a rule of thumb a record is a match when at least two of the three — name, date of birth, SSN — match the participant. A name on its own is never enough.</w:t>
-      </w:r>
-    </w:p>
-    <w:p>
-      <w:pPr>
-        <w:spacing w:after="80"/>
-      </w:pPr>
-      <w:r>
-        <w:rPr>
-          <w:b/>
-          <w:i w:val="0"/>
-          <w:u w:val="none"/>
-        </w:rPr>
-        <w:t>Slide 11.2 – Task 10 — When the Identifiers Are Thin</w:t>
-      </w:r>
-    </w:p>
-    <w:p>
-      <w:pPr>
-        <w:spacing w:after="160"/>
-      </w:pPr>
-      <w:r>
-        <w:rPr>
-          <w:b w:val="0"/>
-          <w:i/>
-          <w:u w:val="none"/>
-        </w:rPr>
-        <w:t>Draft reference: confirming other information in the record — household members, program history, case notes, location, veteran status.</w:t>
-      </w:r>
-    </w:p>
-    <w:p>
-      <w:pPr>
-        <w:spacing w:after="80"/>
-      </w:pPr>
-      <w:r>
-        <w:rPr>
-          <w:b w:val="0"/>
-          <w:i w:val="0"/>
-          <w:u w:val="single"/>
-        </w:rPr>
-        <w:t>The situation, as the learner sees it</w:t>
-      </w:r>
-    </w:p>
-    <w:p>
-      <w:pPr>
-        <w:spacing w:after="160"/>
-      </w:pPr>
-      <w:r>
-        <w:rPr>
-          <w:b w:val="0"/>
-          <w:i w:val="0"/>
-          <w:u w:val="none"/>
-        </w:rPr>
-        <w:t>A woman says her name is Yolanda Amari. She does not know her Social Security Number and is unsure of her exact date of birth. She mentions her daughter, Iris, who is with her.</w:t>
-      </w:r>
-    </w:p>
-    <w:p>
-      <w:pPr>
-        <w:spacing w:after="80"/>
-      </w:pPr>
-      <w:r>
-        <w:rPr>
-          <w:b w:val="0"/>
-          <w:i w:val="0"/>
-          <w:u w:val="single"/>
-        </w:rPr>
-        <w:t>What the learner is asked to do</w:t>
-      </w:r>
-    </w:p>
-    <w:p>
-      <w:pPr>
-        <w:spacing w:after="160"/>
-      </w:pPr>
-      <w:r>
-        <w:rPr>
-          <w:b w:val="0"/>
-          <w:i w:val="0"/>
-          <w:u w:val="none"/>
-        </w:rPr>
-        <w:t>Open the record that belongs to the mother.</w:t>
-      </w:r>
-    </w:p>
-    <w:p>
-      <w:pPr>
-        <w:spacing w:after="80"/>
-      </w:pPr>
-      <w:r>
-        <w:rPr>
-          <w:b w:val="0"/>
-          <w:i w:val="0"/>
-          <w:u w:val="single"/>
-        </w:rPr>
-        <w:t>Hint, if they ask for one</w:t>
-      </w:r>
-    </w:p>
-    <w:p>
-      <w:pPr>
-        <w:spacing w:after="160"/>
-      </w:pPr>
-      <w:r>
-        <w:rPr>
-          <w:b w:val="0"/>
-          <w:i w:val="0"/>
-          <w:u w:val="none"/>
-        </w:rPr>
-        <w:t>Search the surname, then open a row's chevron to see its household members. The record you want lists Iris.</w:t>
-      </w:r>
-    </w:p>
-    <w:p>
-      <w:pPr>
-        <w:spacing w:after="80"/>
-      </w:pPr>
-      <w:r>
-        <w:rPr>
-          <w:b w:val="0"/>
-          <w:i w:val="0"/>
-          <w:u w:val="single"/>
-        </w:rPr>
-        <w:t>The correct record</w:t>
-      </w:r>
-    </w:p>
-    <w:p>
-      <w:pPr>
-        <w:spacing w:after="160"/>
-      </w:pPr>
-      <w:r>
-        <w:rPr>
-          <w:b w:val="0"/>
-          <w:i w:val="0"/>
-          <w:u w:val="none"/>
-        </w:rPr>
-        <w:t>Yolanda Amari · unique identifier C4E7B2019 · born 21 June 1980 · SSN none on file.</w:t>
-      </w:r>
-    </w:p>
-    <w:p>
-      <w:pPr>
-        <w:spacing w:after="80"/>
-      </w:pPr>
-      <w:r>
-        <w:rPr>
-          <w:b w:val="0"/>
-          <w:i w:val="0"/>
-          <w:u w:val="single"/>
-        </w:rPr>
-        <w:t>Feedback when they get it right</w:t>
-      </w:r>
-    </w:p>
-    <w:p>
-      <w:pPr>
-        <w:spacing w:after="160"/>
-      </w:pPr>
-      <w:r>
-        <w:rPr>
-          <w:b w:val="0"/>
-          <w:i w:val="0"/>
-          <w:u w:val="none"/>
-        </w:rPr>
-        <w:t>When name, date of birth and SSN cannot settle it, the record holds other things you can confirm with the participant: household members, program history, case notes, location, veteran status. Here the household is what identifies her.</w:t>
-      </w:r>
-    </w:p>
-    <w:p>
-      <w:pPr>
-        <w:spacing w:after="80"/>
-      </w:pPr>
-      <w:r>
-        <w:rPr>
-          <w:b/>
-          <w:i w:val="0"/>
-          <w:u w:val="none"/>
-        </w:rPr>
-        <w:t>Slide 11.3 – Task 11 — Where They Have Been Staying</w:t>
-      </w:r>
-    </w:p>
-    <w:p>
-      <w:pPr>
-        <w:spacing w:after="160"/>
-      </w:pPr>
-      <w:r>
-        <w:rPr>
-          <w:b w:val="0"/>
-          <w:i/>
-          <w:u w:val="none"/>
-        </w:rPr>
-        <w:t>Draft reference: confirming other information in the record — location data.</w:t>
-      </w:r>
-    </w:p>
-    <w:p>
-      <w:pPr>
-        <w:spacing w:after="80"/>
-      </w:pPr>
-      <w:r>
-        <w:rPr>
-          <w:b w:val="0"/>
-          <w:i w:val="0"/>
-          <w:u w:val="single"/>
-        </w:rPr>
-        <w:t>The situation, as the learner sees it</w:t>
-      </w:r>
-    </w:p>
-    <w:p>
-      <w:pPr>
-        <w:spacing w:after="160"/>
-      </w:pPr>
-      <w:r>
-        <w:rPr>
-          <w:b w:val="0"/>
-          <w:i w:val="0"/>
-          <w:u w:val="none"/>
-        </w:rPr>
-        <w:t>A man gives his name as David Nguyen. Two records come back. Both are David Nguyen, both born in 1982. He does not know his Social Security Number and cannot remember which agency he last worked with. He does tell you he has been staying by the wash under the 6th Street bridge, and has been for about a year.</w:t>
-      </w:r>
-    </w:p>
-    <w:p>
-      <w:pPr>
-        <w:spacing w:after="80"/>
-      </w:pPr>
-      <w:r>
-        <w:rPr>
-          <w:b w:val="0"/>
-          <w:i w:val="0"/>
-          <w:u w:val="single"/>
-        </w:rPr>
-        <w:t>What the learner is asked to do</w:t>
-      </w:r>
-    </w:p>
-    <w:p>
-      <w:pPr>
-        <w:spacing w:after="160"/>
-      </w:pPr>
-      <w:r>
-        <w:rPr>
-          <w:b w:val="0"/>
-          <w:i w:val="0"/>
-          <w:u w:val="none"/>
-        </w:rPr>
-        <w:t>Open the record whose location history matches where he has been staying.</w:t>
-      </w:r>
-    </w:p>
-    <w:p>
-      <w:pPr>
-        <w:spacing w:after="80"/>
-      </w:pPr>
-      <w:r>
-        <w:rPr>
-          <w:b w:val="0"/>
-          <w:i w:val="0"/>
-          <w:u w:val="single"/>
-        </w:rPr>
-        <w:t>Hint, if they ask for one</w:t>
-      </w:r>
-    </w:p>
-    <w:p>
-      <w:pPr>
-        <w:spacing w:after="160"/>
-      </w:pPr>
-      <w:r>
-        <w:rPr>
-          <w:b w:val="0"/>
-          <w:i w:val="0"/>
-          <w:u w:val="none"/>
-        </w:rPr>
-        <w:t>Name and date of birth cannot separate these two. Open each record and look at Location — one of them was last contacted at the 6th Street bridge.</w:t>
-      </w:r>
-    </w:p>
-    <w:p>
-      <w:pPr>
-        <w:spacing w:after="80"/>
-      </w:pPr>
-      <w:r>
-        <w:rPr>
-          <w:b w:val="0"/>
-          <w:i w:val="0"/>
-          <w:u w:val="single"/>
-        </w:rPr>
-        <w:t>The correct record</w:t>
-      </w:r>
-    </w:p>
-    <w:p>
-      <w:pPr>
-        <w:spacing w:after="160"/>
-      </w:pPr>
-      <w:r>
-        <w:rPr>
-          <w:b w:val="0"/>
-          <w:i w:val="0"/>
-          <w:u w:val="none"/>
-        </w:rPr>
-        <w:t>To be assigned when the roster is pinned for this task.</w:t>
-      </w:r>
-    </w:p>
-    <w:p>
-      <w:pPr>
-        <w:spacing w:after="80"/>
-      </w:pPr>
-      <w:r>
-        <w:rPr>
-          <w:b w:val="0"/>
-          <w:i w:val="0"/>
-          <w:u w:val="single"/>
-        </w:rPr>
-        <w:t>Feedback when they get it right</w:t>
-      </w:r>
-    </w:p>
-    <w:p>
-      <w:pPr>
-        <w:spacing w:after="160"/>
-      </w:pPr>
-      <w:r>
-        <w:rPr>
-          <w:b w:val="0"/>
-          <w:i w:val="0"/>
-          <w:u w:val="none"/>
-        </w:rPr>
-        <w:t>When name and date of birth cannot separate two records, the rest of the record can. In outreach, location is often the fastest of them: where someone has been contacted before is a fact you can both check, and it does not ask the participant to remember an agency name or a date.</w:t>
-      </w:r>
-    </w:p>
-    <w:p>
-      <w:pPr>
-        <w:spacing w:after="160"/>
-      </w:pPr>
-      <w:r>
-        <w:rPr>
-          <w:b w:val="0"/>
-          <w:i w:val="0"/>
-          <w:u w:val="none"/>
-        </w:rPr>
-        <w:t>Confirm it with them rather than assuming. People move, and a location recorded a year ago proves less than one recorded last month — treat it as one identifier among several, not as the answer on its own.</w:t>
-      </w:r>
-    </w:p>
-    <w:p>
-      <w:pPr>
-        <w:spacing w:after="160"/>
-      </w:pPr>
-      <w:r>
-        <w:rPr>
-          <w:b w:val="0"/>
-          <w:i w:val="0"/>
-          <w:color w:val="C01C1C"/>
-          <w:u w:val="none"/>
-        </w:rPr>
-        <w:t>Open question 13: this task is new, requested in review, and is not built yet. It needs location history on the client record page, which the simulation does not show today. Confirm the scenario is realistic — in particular whether location in Clarity is granular enough to distinguish two people this way, or whether it is recorded loosely enough that this would mislead.</w:t>
-      </w:r>
-    </w:p>
-    <w:p>
-      <w:pPr>
-        <w:spacing w:after="80"/>
-      </w:pPr>
-      <w:r>
-        <w:rPr>
-          <w:b/>
-          <w:i w:val="0"/>
-          <w:u w:val="none"/>
-        </w:rPr>
-        <w:t>Slide 11.4 – Task 12 — Everything at Once</w:t>
-      </w:r>
-    </w:p>
-    <w:p>
-      <w:pPr>
-        <w:spacing w:after="160"/>
-      </w:pPr>
-      <w:r>
-        <w:rPr>
-          <w:b w:val="0"/>
-          <w:i/>
-          <w:u w:val="none"/>
-        </w:rPr>
-        <w:t>Draft reference: alternate names, alternate spellings, and confirming other information in the record when the identifiers will not settle it.</w:t>
-      </w:r>
-    </w:p>
-    <w:p>
-      <w:pPr>
-        <w:spacing w:after="80"/>
-      </w:pPr>
-      <w:r>
-        <w:rPr>
-          <w:b w:val="0"/>
-          <w:i w:val="0"/>
-          <w:u w:val="single"/>
-        </w:rPr>
-        <w:t>The situation, as the learner sees it</w:t>
-      </w:r>
-    </w:p>
-    <w:p>
-      <w:pPr>
-        <w:spacing w:after="160"/>
-      </w:pPr>
-      <w:r>
-        <w:rPr>
-          <w:b w:val="0"/>
-          <w:i w:val="0"/>
-          <w:u w:val="none"/>
-        </w:rPr>
-        <w:t>A man introduces himself as Smoke. It is the only name anyone out here uses for him. Pressed, he gives a last name — Reyes, he thinks, though it might have been written down as Reyez or Rios at some point. He does not know his date of birth beyond the year, and he will not give a Social Security Number. He does tell you he served — Army, a long time ago.</w:t>
-      </w:r>
-    </w:p>
-    <w:p>
-      <w:pPr>
-        <w:spacing w:after="80"/>
-      </w:pPr>
-      <w:r>
-        <w:rPr>
-          <w:b w:val="0"/>
-          <w:i w:val="0"/>
-          <w:u w:val="single"/>
-        </w:rPr>
-        <w:t>What the learner is asked to do</w:t>
-      </w:r>
-    </w:p>
-    <w:p>
-      <w:pPr>
-        <w:spacing w:after="160"/>
-      </w:pPr>
-      <w:r>
-        <w:rPr>
-          <w:b w:val="0"/>
-          <w:i w:val="0"/>
-          <w:u w:val="none"/>
-        </w:rPr>
-        <w:t>Find his record and open it.</w:t>
-      </w:r>
-    </w:p>
-    <w:p>
-      <w:pPr>
-        <w:spacing w:after="80"/>
-      </w:pPr>
-      <w:r>
-        <w:rPr>
-          <w:b w:val="0"/>
-          <w:i w:val="0"/>
-          <w:u w:val="single"/>
-        </w:rPr>
-        <w:t>Hint, if they ask for one</w:t>
-      </w:r>
-    </w:p>
-    <w:p>
-      <w:pPr>
-        <w:spacing w:after="160"/>
-      </w:pPr>
-      <w:r>
-        <w:rPr>
-          <w:b w:val="0"/>
-          <w:i w:val="0"/>
-          <w:u w:val="none"/>
-        </w:rPr>
-        <w:t>Nothing you have been given will find him on its own. Search the surname fragment you are least sure of least — Rey — and use the year and the veteran flag to cut the list down.</w:t>
-      </w:r>
-    </w:p>
-    <w:p>
-      <w:pPr>
-        <w:spacing w:after="80"/>
-      </w:pPr>
-      <w:r>
-        <w:rPr>
-          <w:b w:val="0"/>
-          <w:i w:val="0"/>
-          <w:u w:val="single"/>
-        </w:rPr>
-        <w:t>The correct record</w:t>
-      </w:r>
-    </w:p>
-    <w:p>
-      <w:pPr>
-        <w:spacing w:after="160"/>
-      </w:pPr>
-      <w:r>
-        <w:rPr>
-          <w:b w:val="0"/>
-          <w:i w:val="0"/>
-          <w:u w:val="none"/>
-        </w:rPr>
-        <w:t>To be assigned when the roster is pinned for this task.</w:t>
-      </w:r>
-    </w:p>
-    <w:p>
-      <w:pPr>
-        <w:spacing w:after="80"/>
-      </w:pPr>
-      <w:r>
-        <w:rPr>
-          <w:b w:val="0"/>
-          <w:i w:val="0"/>
-          <w:u w:val="single"/>
-        </w:rPr>
-        <w:t>Feedback when they get it right</w:t>
-      </w:r>
-    </w:p>
-    <w:p>
-      <w:pPr>
-        <w:spacing w:after="160"/>
-      </w:pPr>
-      <w:r>
-        <w:rPr>
-          <w:b w:val="0"/>
-          <w:i w:val="0"/>
-          <w:u w:val="none"/>
-        </w:rPr>
-        <w:t>This is the real thing. No date of birth, no Social Security Number, a street name that is on no record, and a surname three plausible spellings deep. What is left is a fragment, a year, and one fact he volunteered.</w:t>
-      </w:r>
-    </w:p>
-    <w:p>
-      <w:pPr>
-        <w:spacing w:after="160"/>
-      </w:pPr>
-      <w:r>
-        <w:rPr>
-          <w:b w:val="0"/>
-          <w:i w:val="0"/>
-          <w:u w:val="none"/>
-        </w:rPr>
-        <w:t>Veteran status is a field on the record, and it is worth remembering precisely because it is the kind of thing people tell you without being asked. When the identifiers are thin, the thing they mentioned in passing is often what closes it.</w:t>
-      </w:r>
-    </w:p>
-    <w:p>
-      <w:pPr>
-        <w:spacing w:after="160"/>
-      </w:pPr>
-      <w:r>
-        <w:rPr>
-          <w:b w:val="0"/>
-          <w:i w:val="0"/>
-          <w:u w:val="none"/>
-        </w:rPr>
-        <w:t>And notice what you did not do. You did not conclude he was new because three searches came back empty.</w:t>
-      </w:r>
-    </w:p>
-    <w:p>
-      <w:pPr>
-        <w:spacing w:after="160"/>
-      </w:pPr>
-      <w:r>
-        <w:rPr>
-          <w:b w:val="0"/>
-          <w:i w:val="0"/>
-          <w:color w:val="C01C1C"/>
-          <w:u w:val="none"/>
-        </w:rPr>
-        <w:t>Open question 14: this task is new, requested in review, and is not built yet. It needs a roster entry with no DOB, no SSN, veteran status set, and two near-miss surnames. Confirm the scenario is fair — in particular whether a learner can reasonably be expected to try Rey after Reyes and Reyez fail, or whether the hint should come sooner.</w:t>
-      </w:r>
-    </w:p>
-    <w:p>
-      <w:pPr>
-        <w:spacing w:after="80"/>
-      </w:pPr>
-      <w:r>
-        <w:rPr>
-          <w:b/>
-          <w:i w:val="0"/>
-          <w:u w:val="none"/>
-        </w:rPr>
-        <w:t>Slide 11.5 – Task 13 — More Than One Record Matches</w:t>
-      </w:r>
-    </w:p>
-    <w:p>
-      <w:pPr>
-        <w:spacing w:after="160"/>
-      </w:pPr>
-      <w:r>
-        <w:rPr>
-          <w:b w:val="0"/>
-          <w:i/>
-          <w:u w:val="none"/>
-        </w:rPr>
-        <w:t>Draft reference: choosing which matching record to work from.</w:t>
-      </w:r>
-    </w:p>
-    <w:p>
-      <w:pPr>
-        <w:spacing w:after="80"/>
-      </w:pPr>
-      <w:r>
-        <w:rPr>
-          <w:b w:val="0"/>
-          <w:i w:val="0"/>
-          <w:u w:val="single"/>
-        </w:rPr>
-        <w:t>The situation, as the learner sees it</w:t>
-      </w:r>
-    </w:p>
-    <w:p>
-      <w:pPr>
-        <w:spacing w:after="160"/>
-      </w:pPr>
-      <w:r>
-        <w:rPr>
-          <w:b w:val="0"/>
-          <w:i w:val="0"/>
-          <w:u w:val="none"/>
-        </w:rPr>
-        <w:t>You search Vega and find three records. All three are Rosalind Vega, born 4/11/1983. All three appear to be the same person.</w:t>
-      </w:r>
-    </w:p>
-    <w:p>
-      <w:pPr>
-        <w:spacing w:after="80"/>
-      </w:pPr>
-      <w:r>
-        <w:rPr>
-          <w:b w:val="0"/>
-          <w:i w:val="0"/>
-          <w:u w:val="single"/>
-        </w:rPr>
-        <w:t>What the learner is asked to do</w:t>
-      </w:r>
-    </w:p>
-    <w:p>
-      <w:pPr>
-        <w:spacing w:after="160"/>
-      </w:pPr>
-      <w:r>
-        <w:rPr>
-          <w:b w:val="0"/>
-          <w:i w:val="0"/>
-          <w:u w:val="none"/>
-        </w:rPr>
-        <w:t>Open the record you would work from.</w:t>
-      </w:r>
-    </w:p>
-    <w:p>
-      <w:pPr>
-        <w:spacing w:after="80"/>
-      </w:pPr>
-      <w:r>
-        <w:rPr>
-          <w:b w:val="0"/>
-          <w:i w:val="0"/>
-          <w:u w:val="single"/>
-        </w:rPr>
-        <w:t>Hint, if they ask for one</w:t>
-      </w:r>
-    </w:p>
-    <w:p>
-      <w:pPr>
-        <w:spacing w:after="160"/>
-      </w:pPr>
-      <w:r>
-        <w:rPr>
-          <w:b w:val="0"/>
-          <w:i w:val="0"/>
-          <w:u w:val="none"/>
-        </w:rPr>
-        <w:t>Choose the most complete one — full SSN, full date of birth, full name, an alias, the fullest history. Open a row's chevron and the record page to compare.</w:t>
-      </w:r>
-    </w:p>
-    <w:p>
-      <w:pPr>
-        <w:spacing w:after="80"/>
-      </w:pPr>
-      <w:r>
-        <w:rPr>
-          <w:b w:val="0"/>
-          <w:i w:val="0"/>
-          <w:u w:val="single"/>
-        </w:rPr>
-        <w:t>The correct record</w:t>
-      </w:r>
-    </w:p>
-    <w:p>
-      <w:pPr>
-        <w:spacing w:after="160"/>
-      </w:pPr>
-      <w:r>
-        <w:rPr>
-          <w:b w:val="0"/>
-          <w:i w:val="0"/>
-          <w:u w:val="none"/>
-        </w:rPr>
-        <w:t>Rosalind Vega · unique identifier F2A6C8D40 · born 11 April 1983 · SSN 961-27-1173.</w:t>
-      </w:r>
-    </w:p>
-    <w:p>
-      <w:pPr>
-        <w:spacing w:after="80"/>
-      </w:pPr>
-      <w:r>
-        <w:rPr>
-          <w:b w:val="0"/>
-          <w:i w:val="0"/>
-          <w:u w:val="single"/>
-        </w:rPr>
-        <w:t>Feedback when they get it right</w:t>
-      </w:r>
-    </w:p>
-    <w:p>
-      <w:pPr>
-        <w:spacing w:after="160"/>
-      </w:pPr>
-      <w:r>
-        <w:rPr>
-          <w:b w:val="0"/>
-          <w:i w:val="0"/>
-          <w:u w:val="none"/>
-        </w:rPr>
-        <w:t>Work from the most complete record — full SSN, full date of birth, full name, full program history. Where that is unclear, take the one with the longest enrollment history, based on the oldest enrollment. Then send the full list of matching records, with every Unique Identifier, to HMIS Support so they can merge them.</w:t>
-      </w:r>
-    </w:p>
-    <w:p>
-      <w:pPr>
-        <w:spacing w:after="80"/>
-      </w:pPr>
-      <w:r>
-        <w:rPr>
-          <w:b/>
-          <w:i w:val="0"/>
-          <w:u w:val="none"/>
-        </w:rPr>
-        <w:t>Slide 11.6 – Task 14 — Finding the Same Person Twice</w:t>
-      </w:r>
-    </w:p>
-    <w:p>
-      <w:pPr>
-        <w:spacing w:after="160"/>
-      </w:pPr>
-      <w:r>
-        <w:rPr>
-          <w:b w:val="0"/>
-          <w:i/>
-          <w:u w:val="none"/>
-        </w:rPr>
-        <w:t>Draft reference: reporting duplicates to HMIS Support.</w:t>
-      </w:r>
-    </w:p>
-    <w:p>
-      <w:pPr>
-        <w:spacing w:after="80"/>
-      </w:pPr>
-      <w:r>
-        <w:rPr>
-          <w:b w:val="0"/>
-          <w:i w:val="0"/>
-          <w:u w:val="single"/>
-        </w:rPr>
-        <w:t>The situation, as the learner sees it</w:t>
-      </w:r>
-    </w:p>
-    <w:p>
-      <w:pPr>
-        <w:spacing w:after="160"/>
-      </w:pPr>
-      <w:r>
-        <w:rPr>
-          <w:b w:val="0"/>
-          <w:i w:val="0"/>
-          <w:u w:val="none"/>
-        </w:rPr>
-        <w:t>You search Beckett. Two records come back: Shauna Beckett and Shawna Beckett. Same date of birth. Same last four of the SSN. One letter apart.</w:t>
-      </w:r>
-    </w:p>
-    <w:p>
-      <w:pPr>
-        <w:spacing w:after="80"/>
-      </w:pPr>
-      <w:r>
-        <w:rPr>
-          <w:b w:val="0"/>
-          <w:i w:val="0"/>
-          <w:u w:val="single"/>
-        </w:rPr>
-        <w:t>What the learner is asked to do</w:t>
-      </w:r>
-    </w:p>
-    <w:p>
-      <w:pPr>
-        <w:spacing w:after="160"/>
-      </w:pPr>
-      <w:r>
-        <w:rPr>
-          <w:b w:val="0"/>
-          <w:i w:val="0"/>
-          <w:u w:val="none"/>
-        </w:rPr>
-        <w:t>Open either record and flag it as a possible duplicate.</w:t>
-      </w:r>
-    </w:p>
-    <w:p>
-      <w:pPr>
-        <w:spacing w:after="80"/>
-      </w:pPr>
-      <w:r>
-        <w:rPr>
-          <w:b w:val="0"/>
-          <w:i w:val="0"/>
-          <w:u w:val="single"/>
-        </w:rPr>
-        <w:t>Hint, if they ask for one</w:t>
-      </w:r>
-    </w:p>
-    <w:p>
-      <w:pPr>
-        <w:spacing w:after="160"/>
-      </w:pPr>
-      <w:r>
-        <w:rPr>
-          <w:b w:val="0"/>
-          <w:i w:val="0"/>
-          <w:u w:val="none"/>
-        </w:rPr>
-        <w:t>Open one of the two, then use 'Flag possible duplicate' in the ⋮ menu on the profile card.</w:t>
-      </w:r>
-    </w:p>
-    <w:p>
-      <w:pPr>
-        <w:spacing w:after="80"/>
-      </w:pPr>
-      <w:r>
-        <w:rPr>
-          <w:b w:val="0"/>
-          <w:i w:val="0"/>
-          <w:u w:val="single"/>
-        </w:rPr>
-        <w:t>The correct records — both of them</w:t>
+        <w:t>Applies to every screen in this lesson, and to the practice simulation.</w:t>
       </w:r>
     </w:p>
     <w:p>
@@ -7061,7 +7218,7 @@
         <w:spacing w:after="40"/>
       </w:pPr>
       <w:r>
-        <w:t>Shauna Beckett · unique identifier 5BB517588 · born 30 April 1993 · SSN 926-71-2210.</w:t>
+        <w:t>Narration is captioned, and a transcript is available on the page.</w:t>
       </w:r>
     </w:p>
     <w:p>
@@ -7070,648 +7227,7 @@
         <w:spacing w:after="40"/>
       </w:pPr>
       <w:r>
-        <w:t>Shawna Beckett · unique identifier 6381E5405 · born 30 April 1993 · SSN 926-71-2210.</w:t>
-      </w:r>
-    </w:p>
-    <w:p>
-      <w:pPr>
-        <w:spacing w:after="160"/>
-      </w:pPr>
-      <w:r>
-        <w:rPr>
-          <w:b w:val="0"/>
-          <w:i/>
-          <w:u w:val="none"/>
-        </w:rPr>
-        <w:t>Scored on flagging either record as a possible duplicate, not on which one they open.</w:t>
-      </w:r>
-    </w:p>
-    <w:p>
-      <w:pPr>
-        <w:spacing w:after="80"/>
-      </w:pPr>
-      <w:r>
-        <w:rPr>
-          <w:b w:val="0"/>
-          <w:i w:val="0"/>
-          <w:u w:val="single"/>
-        </w:rPr>
-        <w:t>Feedback when they get it right</w:t>
-      </w:r>
-    </w:p>
-    <w:p>
-      <w:pPr>
-        <w:spacing w:after="160"/>
-      </w:pPr>
-      <w:r>
-        <w:rPr>
-          <w:b w:val="0"/>
-          <w:i w:val="0"/>
-          <w:u w:val="none"/>
-        </w:rPr>
-        <w:t>This is one person entered twice. You do not merge it and you do not delete it — you report it to HMIS Support with both Unique Identifiers, and they resolve it centrally so your CoC's unduplicated count stays accurate.</w:t>
-      </w:r>
-    </w:p>
-    <w:p/>
-    <w:p>
-      <w:pPr>
-        <w:spacing w:after="160"/>
-      </w:pPr>
-      <w:r>
-        <w:rPr>
-          <w:b/>
-          <w:i w:val="0"/>
-          <w:u w:val="single"/>
-        </w:rPr>
-        <w:t>When You Are Short on Time</w:t>
-      </w:r>
-    </w:p>
-    <w:p>
-      <w:pPr>
-        <w:spacing w:after="80"/>
-      </w:pPr>
-      <w:r>
-        <w:rPr>
-          <w:b/>
-          <w:i w:val="0"/>
-          <w:u w:val="none"/>
-        </w:rPr>
-        <w:t>Slide 12.1 – In the Field</w:t>
-      </w:r>
-    </w:p>
-    <w:p>
-      <w:pPr>
-        <w:spacing w:after="160"/>
-      </w:pPr>
-      <w:r>
-        <w:rPr>
-          <w:b w:val="0"/>
-          <w:i w:val="0"/>
-          <w:u w:val="none"/>
-        </w:rPr>
-        <w:t>Sometimes you cannot do all of this on the spot. In street outreach, under time pressure, you have two honest options.</w:t>
-      </w:r>
-    </w:p>
-    <w:p>
-      <w:pPr>
-        <w:pStyle w:val="ListNumber"/>
-        <w:spacing w:after="40"/>
-      </w:pPr>
-      <w:r>
-        <w:t>Write everything down — on paper or in your notes — and do the full search and verification later at the office. Then enter what you noted once you have found the right record.</w:t>
-      </w:r>
-    </w:p>
-    <w:p>
-      <w:pPr>
-        <w:pStyle w:val="ListNumber"/>
-        <w:spacing w:after="40"/>
-      </w:pPr>
-      <w:r>
-        <w:t>Create a record, if you need a Unique Identifier for the participant right away. Then report it to HMIS Support so they can check whether it duplicates an existing record, and tell you how to merge them if it does.</w:t>
-      </w:r>
-    </w:p>
-    <w:p>
-      <w:pPr>
-        <w:spacing w:after="160"/>
-      </w:pPr>
-      <w:r>
-        <w:rPr>
-          <w:b w:val="0"/>
-          <w:i w:val="0"/>
-          <w:u w:val="none"/>
-        </w:rPr>
-        <w:t>What is not an option is creating a record and saying nothing.</w:t>
-      </w:r>
-    </w:p>
-    <w:p/>
-    <w:p>
-      <w:pPr>
-        <w:spacing w:after="160"/>
-      </w:pPr>
-      <w:r>
-        <w:rPr>
-          <w:b/>
-          <w:i w:val="0"/>
-          <w:u w:val="single"/>
-        </w:rPr>
-        <w:t>Knowledge Check</w:t>
-      </w:r>
-    </w:p>
-    <w:p>
-      <w:pPr>
-        <w:spacing w:after="80"/>
-      </w:pPr>
-      <w:r>
-        <w:rPr>
-          <w:b/>
-          <w:i w:val="0"/>
-          <w:u w:val="none"/>
-        </w:rPr>
-        <w:t>Slide 13.1 – Check What You Took In</w:t>
-      </w:r>
-    </w:p>
-    <w:p>
-      <w:pPr>
-        <w:spacing w:after="160"/>
-      </w:pPr>
-      <w:r>
-        <w:rPr>
-          <w:b w:val="0"/>
-          <w:i/>
-          <w:u w:val="none"/>
-        </w:rPr>
-        <w:t>Scored knowledge check. Correct answers in green, incorrect in orange. Randomise answer order. Every option needs feedback text, not just a right-or-wrong mark — the feedback for each question is given below it, and the wrong answers here are wrong for reasons worth saying out loud.</w:t>
-      </w:r>
-    </w:p>
-    <w:p>
-      <w:pPr>
-        <w:spacing w:after="160"/>
-      </w:pPr>
-      <w:r>
-        <w:rPr>
-          <w:b w:val="0"/>
-          <w:i w:val="0"/>
-          <w:u w:val="none"/>
-        </w:rPr>
-        <w:t>1. You search a participant's name and get no results. What does that tell you?</w:t>
-      </w:r>
-    </w:p>
-    <w:p>
-      <w:pPr>
-        <w:pStyle w:val="ListBullet2"/>
-        <w:spacing w:after="40"/>
-      </w:pPr>
-      <w:r>
-        <w:rPr>
-          <w:color w:val="1E7A33"/>
-        </w:rPr>
-        <w:t>Very little on its own — the record may be under a different name or spelling</w:t>
-      </w:r>
-    </w:p>
-    <w:p>
-      <w:pPr>
-        <w:pStyle w:val="ListBullet2"/>
-        <w:spacing w:after="40"/>
-      </w:pPr>
-      <w:r>
-        <w:rPr>
-          <w:color w:val="C06000"/>
-        </w:rPr>
-        <w:t>That the participant has never received services before</w:t>
-      </w:r>
-    </w:p>
-    <w:p>
-      <w:pPr>
-        <w:pStyle w:val="ListBullet2"/>
-        <w:spacing w:after="40"/>
-      </w:pPr>
-      <w:r>
-        <w:rPr>
-          <w:color w:val="C06000"/>
-        </w:rPr>
-        <w:t>That you should create a new record</w:t>
-      </w:r>
-    </w:p>
-    <w:p>
-      <w:pPr>
-        <w:spacing w:after="160"/>
-      </w:pPr>
-      <w:r>
-        <w:rPr>
-          <w:b w:val="0"/>
-          <w:i/>
-          <w:u w:val="none"/>
-        </w:rPr>
-        <w:t>Feedback: an empty result is the single most misread signal in HMIS. It usually means the record is under a name, a spelling or an identifier you have not tried yet.</w:t>
-      </w:r>
-    </w:p>
-    <w:p>
-      <w:pPr>
-        <w:spacing w:after="160"/>
-      </w:pPr>
-      <w:r>
-        <w:rPr>
-          <w:b w:val="0"/>
-          <w:i w:val="0"/>
-          <w:u w:val="none"/>
-        </w:rPr>
-        <w:t>2. A participant says she was born in 1985 but cannot remember the exact date. What can you search?</w:t>
-      </w:r>
-    </w:p>
-    <w:p>
-      <w:pPr>
-        <w:pStyle w:val="ListBullet2"/>
-        <w:spacing w:after="40"/>
-      </w:pPr>
-      <w:r>
-        <w:rPr>
-          <w:color w:val="1E7A33"/>
-        </w:rPr>
-        <w:t>The year on its own</w:t>
-      </w:r>
-    </w:p>
-    <w:p>
-      <w:pPr>
-        <w:pStyle w:val="ListBullet2"/>
-        <w:spacing w:after="40"/>
-      </w:pPr>
-      <w:r>
-        <w:rPr>
-          <w:color w:val="C06000"/>
-        </w:rPr>
-        <w:t>Nothing — a full date of birth is required</w:t>
-      </w:r>
-    </w:p>
-    <w:p>
-      <w:pPr>
-        <w:pStyle w:val="ListBullet2"/>
-        <w:spacing w:after="40"/>
-      </w:pPr>
-      <w:r>
-        <w:rPr>
-          <w:color w:val="C06000"/>
-        </w:rPr>
-        <w:t>Only the first three letters of her name</w:t>
-      </w:r>
-    </w:p>
-    <w:p>
-      <w:pPr>
-        <w:spacing w:after="160"/>
-      </w:pPr>
-      <w:r>
-        <w:rPr>
-          <w:b w:val="0"/>
-          <w:i/>
-          <w:u w:val="none"/>
-        </w:rPr>
-        <w:t>Feedback: a year on its own is a valid search. So is a fragment of a date. You do not need the whole thing to start narrowing.</w:t>
-      </w:r>
-    </w:p>
-    <w:p>
-      <w:pPr>
-        <w:spacing w:after="160"/>
-      </w:pPr>
-      <w:r>
-        <w:rPr>
-          <w:b w:val="0"/>
-          <w:i w:val="0"/>
-          <w:u w:val="none"/>
-        </w:rPr>
-        <w:t>3. Two records share a name, but you have not compared anything else yet. What is your next step?</w:t>
-      </w:r>
-    </w:p>
-    <w:p>
-      <w:pPr>
-        <w:pStyle w:val="ListBullet2"/>
-        <w:spacing w:after="40"/>
-      </w:pPr>
-      <w:r>
-        <w:rPr>
-          <w:color w:val="1E7A33"/>
-        </w:rPr>
-        <w:t>Compare a second identifier — date of birth, or the SSN fragment</w:t>
-      </w:r>
-    </w:p>
-    <w:p>
-      <w:pPr>
-        <w:pStyle w:val="ListBullet2"/>
-        <w:spacing w:after="40"/>
-      </w:pPr>
-      <w:r>
-        <w:rPr>
-          <w:color w:val="C06000"/>
-        </w:rPr>
-        <w:t>Treat them as the same person, because the name matches</w:t>
-      </w:r>
-    </w:p>
-    <w:p>
-      <w:pPr>
-        <w:pStyle w:val="ListBullet2"/>
-        <w:spacing w:after="40"/>
-      </w:pPr>
-      <w:r>
-        <w:rPr>
-          <w:color w:val="C06000"/>
-        </w:rPr>
-        <w:t>Work from whichever record you opened first</w:t>
-      </w:r>
-    </w:p>
-    <w:p>
-      <w:pPr>
-        <w:spacing w:after="160"/>
-      </w:pPr>
-      <w:r>
-        <w:rPr>
-          <w:b w:val="0"/>
-          <w:i/>
-          <w:u w:val="none"/>
-        </w:rPr>
-        <w:t>Feedback: a name on its own is never enough. Two of the three — name, date of birth, SSN — have to agree before you treat a record as a match. Deciding on the name alone is how one person ends up with two records, and how two people end up sharing one.</w:t>
-      </w:r>
-    </w:p>
-    <w:p>
-      <w:pPr>
-        <w:spacing w:after="160"/>
-      </w:pPr>
-      <w:r>
-        <w:rPr>
-          <w:b w:val="0"/>
-          <w:i w:val="0"/>
-          <w:u w:val="none"/>
-        </w:rPr>
-        <w:t>4. A participant will not give you their Social Security Number. What can you still do?</w:t>
-      </w:r>
-    </w:p>
-    <w:p>
-      <w:pPr>
-        <w:pStyle w:val="ListBullet2"/>
-        <w:spacing w:after="40"/>
-      </w:pPr>
-      <w:r>
-        <w:rPr>
-          <w:color w:val="1E7A33"/>
-        </w:rPr>
-        <w:t>Search on name and date of birth — the SSN is one route in, not the only one</w:t>
-      </w:r>
-    </w:p>
-    <w:p>
-      <w:pPr>
-        <w:pStyle w:val="ListBullet2"/>
-        <w:spacing w:after="40"/>
-      </w:pPr>
-      <w:r>
-        <w:rPr>
-          <w:color w:val="C06000"/>
-        </w:rPr>
-        <w:t>Nothing until they provide it</w:t>
-      </w:r>
-    </w:p>
-    <w:p>
-      <w:pPr>
-        <w:pStyle w:val="ListBullet2"/>
-        <w:spacing w:after="40"/>
-      </w:pPr>
-      <w:r>
-        <w:rPr>
-          <w:color w:val="C06000"/>
-        </w:rPr>
-        <w:t>Create a new record, since you cannot confirm the old one</w:t>
-      </w:r>
-    </w:p>
-    <w:p>
-      <w:pPr>
-        <w:spacing w:after="160"/>
-      </w:pPr>
-      <w:r>
-        <w:rPr>
-          <w:b w:val="0"/>
-          <w:i/>
-          <w:u w:val="none"/>
-        </w:rPr>
-        <w:t>Feedback: refusing is a legitimate answer, and it is recorded as one. Plenty of records hold no SSN at all, or only part of one. Name and date of birth will find most people, and the rest of the record — household, program history, case notes — can confirm the match.</w:t>
-      </w:r>
-    </w:p>
-    <w:p>
-      <w:pPr>
-        <w:spacing w:after="160"/>
-      </w:pPr>
-      <w:r>
-        <w:rPr>
-          <w:b w:val="0"/>
-          <w:i w:val="0"/>
-          <w:u w:val="none"/>
-        </w:rPr>
-        <w:t>5. You find two records that clearly describe the same person. What is your next step?</w:t>
-      </w:r>
-    </w:p>
-    <w:p>
-      <w:pPr>
-        <w:pStyle w:val="ListBullet2"/>
-        <w:spacing w:after="40"/>
-      </w:pPr>
-      <w:r>
-        <w:rPr>
-          <w:color w:val="1E7A33"/>
-        </w:rPr>
-        <w:t>Flag them and report them to HMIS Support with their Unique Identifiers</w:t>
-      </w:r>
-    </w:p>
-    <w:p>
-      <w:pPr>
-        <w:pStyle w:val="ListBullet2"/>
-        <w:spacing w:after="40"/>
-      </w:pPr>
-      <w:r>
-        <w:rPr>
-          <w:color w:val="C06000"/>
-        </w:rPr>
-        <w:t>Merge the two records yourself</w:t>
-      </w:r>
-    </w:p>
-    <w:p>
-      <w:pPr>
-        <w:pStyle w:val="ListBullet2"/>
-        <w:spacing w:after="40"/>
-      </w:pPr>
-      <w:r>
-        <w:rPr>
-          <w:color w:val="C06000"/>
-        </w:rPr>
-        <w:t>Delete the one with less information</w:t>
-      </w:r>
-    </w:p>
-    <w:p>
-      <w:pPr>
-        <w:spacing w:after="160"/>
-      </w:pPr>
-      <w:r>
-        <w:rPr>
-          <w:b w:val="0"/>
-          <w:i/>
-          <w:u w:val="none"/>
-        </w:rPr>
-        <w:t>Feedback: merging and deleting are not yours to do, and doing them locally is how history gets lost. Report both Unique Identifiers to HMIS Support and they resolve it centrally, which is what keeps the CoC's unduplicated count honest.</w:t>
-      </w:r>
-    </w:p>
-    <w:p>
-      <w:pPr>
-        <w:spacing w:after="160"/>
-      </w:pPr>
-      <w:r>
-        <w:rPr>
-          <w:b w:val="0"/>
-          <w:i w:val="0"/>
-          <w:u w:val="none"/>
-        </w:rPr>
-        <w:t>6. When is it correct to create a new record?</w:t>
-      </w:r>
-    </w:p>
-    <w:p>
-      <w:pPr>
-        <w:pStyle w:val="ListBullet2"/>
-        <w:spacing w:after="40"/>
-      </w:pPr>
-      <w:r>
-        <w:rPr>
-          <w:color w:val="1E7A33"/>
-        </w:rPr>
-        <w:t>Only after you have worked the whole list — alternate names and spellings, a different identifier, the Outreach module if you are in the field, and your data staff if you have them — and still found nothing</w:t>
-      </w:r>
-    </w:p>
-    <w:p>
-      <w:pPr>
-        <w:pStyle w:val="ListBullet2"/>
-        <w:spacing w:after="40"/>
-      </w:pPr>
-      <w:r>
-        <w:rPr>
-          <w:color w:val="C06000"/>
-        </w:rPr>
-        <w:t>After the participant's name returns no results</w:t>
-      </w:r>
-    </w:p>
-    <w:p>
-      <w:pPr>
-        <w:pStyle w:val="ListBullet2"/>
-        <w:spacing w:after="40"/>
-      </w:pPr>
-      <w:r>
-        <w:rPr>
-          <w:color w:val="C06000"/>
-        </w:rPr>
-        <w:t>Whenever the participant says they have not received services before</w:t>
-      </w:r>
-    </w:p>
-    <w:p>
-      <w:pPr>
-        <w:spacing w:after="160"/>
-      </w:pPr>
-      <w:r>
-        <w:rPr>
-          <w:b w:val="0"/>
-          <w:i/>
-          <w:u w:val="none"/>
-        </w:rPr>
-        <w:t>Feedback: creating a record is the last step, not the second one. An empty result means your search has not found them yet — it is not evidence that they are new. And when you do create one, send the Unique Identifier to HMIS Support and ask them to double-check.</w:t>
-      </w:r>
-    </w:p>
-    <w:p>
-      <w:pPr>
-        <w:spacing w:after="160"/>
-      </w:pPr>
-      <w:r>
-        <w:rPr>
-          <w:b w:val="0"/>
-          <w:i w:val="0"/>
-          <w:color w:val="C01C1C"/>
-          <w:u w:val="none"/>
-        </w:rPr>
-        <w:t>Open question 15: does the knowledge check carry the grade for this lesson, or the practice, or both? If the lesson is delivered in Rise with the simulation embedded, the simulation cannot report a score to the course — so the knowledge check would have to be the graded instrument, and the practice becomes ungraded rehearsal.</w:t>
-      </w:r>
-    </w:p>
-    <w:p/>
-    <w:p>
-      <w:pPr>
-        <w:spacing w:after="160"/>
-      </w:pPr>
-      <w:r>
-        <w:rPr>
-          <w:b/>
-          <w:i w:val="0"/>
-          <w:u w:val="single"/>
-        </w:rPr>
-        <w:t>Take This With You</w:t>
-      </w:r>
-    </w:p>
-    <w:p>
-      <w:pPr>
-        <w:spacing w:after="80"/>
-      </w:pPr>
-      <w:r>
-        <w:rPr>
-          <w:b/>
-          <w:i w:val="0"/>
-          <w:u w:val="none"/>
-        </w:rPr>
-        <w:t>Slide 14.1 – Why Accuracy on the Way In Matters</w:t>
-      </w:r>
-    </w:p>
-    <w:p>
-      <w:pPr>
-        <w:spacing w:after="160"/>
-      </w:pPr>
-      <w:r>
-        <w:rPr>
-          <w:b w:val="0"/>
-          <w:i w:val="0"/>
-          <w:u w:val="none"/>
-        </w:rPr>
-        <w:t>This lesson is about finding someone. But every record you can find was typed by somebody who came before you, and the reason you can find it is that they got it right.</w:t>
-      </w:r>
-    </w:p>
-    <w:p>
-      <w:pPr>
-        <w:spacing w:after="160"/>
-      </w:pPr>
-      <w:r>
-        <w:rPr>
-          <w:b w:val="0"/>
-          <w:i w:val="0"/>
-          <w:u w:val="none"/>
-        </w:rPr>
-        <w:t>So when you do reach the point of entering someone — because you searched properly and they genuinely are not there — the care you take is not administrative. Accurate information is what makes them findable by the next worker, and being findable is what makes their support arrive on time and go to the right person.</w:t>
-      </w:r>
-    </w:p>
-    <w:p>
-      <w:pPr>
-        <w:spacing w:after="160"/>
-      </w:pPr>
-      <w:r>
-        <w:rPr>
-          <w:b w:val="0"/>
-          <w:i w:val="0"/>
-          <w:u w:val="none"/>
-        </w:rPr>
-        <w:t>Search and accurate entry are the same skill pointed in two directions.</w:t>
-      </w:r>
-    </w:p>
-    <w:p>
-      <w:pPr>
-        <w:spacing w:after="80"/>
-      </w:pPr>
-      <w:r>
-        <w:rPr>
-          <w:b/>
-          <w:i w:val="0"/>
-          <w:u w:val="none"/>
-        </w:rPr>
-        <w:t>Slide 14.2 – The One-Page Version</w:t>
-      </w:r>
-    </w:p>
-    <w:p>
-      <w:pPr>
-        <w:spacing w:after="160"/>
-      </w:pPr>
-      <w:r>
-        <w:rPr>
-          <w:b w:val="0"/>
-          <w:i w:val="0"/>
-          <w:u w:val="none"/>
-        </w:rPr>
-        <w:t>This work happens on a phone, standing up, usually while something else is going on. Nobody is going to reopen a fifty-minute course to remember the order to search in. So the lesson ends with a card you can keep.</w:t>
-      </w:r>
-    </w:p>
-    <w:p>
-      <w:pPr>
-        <w:spacing w:after="80"/>
-      </w:pPr>
-      <w:r>
-        <w:rPr>
-          <w:b w:val="0"/>
-          <w:i w:val="0"/>
-          <w:u w:val="single"/>
-        </w:rPr>
-        <w:t>What the card holds</w:t>
+        <w:t>Every image that carries meaning has alternative text. Images that are decorative are marked as decorative rather than described.</w:t>
       </w:r>
     </w:p>
     <w:p>
@@ -7720,7 +7236,7 @@
         <w:spacing w:after="40"/>
       </w:pPr>
       <w:r>
-        <w:t>Ask in this order: first name, last name, date of birth. SSN later, if you need it.</w:t>
+        <w:t>Colour is never the only way something is signalled — a correct answer, an obstructed control or an alert also carries text or a shape.</w:t>
       </w:r>
     </w:p>
     <w:p>
@@ -7729,7 +7245,7 @@
         <w:spacing w:after="40"/>
       </w:pPr>
       <w:r>
-        <w:t>Search short. Two or three letters of each name beats a full name you might misspell.</w:t>
+        <w:t>Everything the learner must do can be done from the keyboard, including the search field, the results table and opening a record.</w:t>
       </w:r>
     </w:p>
     <w:p>
@@ -7738,7 +7254,7 @@
         <w:spacing w:after="40"/>
       </w:pPr>
       <w:r>
-        <w:t>A year on its own is a valid search. So is a fragment of a date, or four digits of an SSN.</w:t>
+        <w:t>Text can be resized without content being cut off or overlapping.</w:t>
       </w:r>
     </w:p>
     <w:p>
@@ -7747,7 +7263,7 @@
         <w:spacing w:after="40"/>
       </w:pPr>
       <w:r>
-        <w:t>Every word you type must match. If you get nothing, take a word away.</w:t>
+        <w:t>Contrast meets WCAG 2.1 AA. This includes the blurred controls, which must read as unavailable without becoming invisible.</w:t>
       </w:r>
     </w:p>
     <w:p>
@@ -7756,34 +7272,7 @@
         <w:spacing w:after="40"/>
       </w:pPr>
       <w:r>
-        <w:t>Swaps worth trying: C and K, I and Y. Catherine and Katherine. Jonson and Johnson.</w:t>
-      </w:r>
-    </w:p>
-    <w:p>
-      <w:pPr>
-        <w:pStyle w:val="ListBullet"/>
-        <w:spacing w:after="40"/>
-      </w:pPr>
-      <w:r>
-        <w:t>Two of three — name, date of birth, SSN — before you call it a match.</w:t>
-      </w:r>
-    </w:p>
-    <w:p>
-      <w:pPr>
-        <w:pStyle w:val="ListBullet"/>
-        <w:spacing w:after="40"/>
-      </w:pPr>
-      <w:r>
-        <w:t>Empty result is not proof they are new.</w:t>
-      </w:r>
-    </w:p>
-    <w:p>
-      <w:pPr>
-        <w:pStyle w:val="ListBullet"/>
-        <w:spacing w:after="40"/>
-      </w:pPr>
-      <w:r>
-        <w:t>Never merge, never delete. Report both Unique Identifiers to HMIS Support.</w:t>
+        <w:t>Nothing depends on hearing alone, and nothing depends on a timed response.</w:t>
       </w:r>
     </w:p>
     <w:p>
@@ -7796,334 +7285,7 @@
           <w:i/>
           <w:u w:val="none"/>
         </w:rPr>
-        <w:t>Downloadable one-page PDF, and the same content as an on-screen summary for anyone who will not download it. Sized to be readable on a phone.</w:t>
-      </w:r>
-    </w:p>
-    <w:p>
-      <w:pPr>
-        <w:spacing w:after="160"/>
-      </w:pPr>
-      <w:r>
-        <w:rPr>
-          <w:b w:val="0"/>
-          <w:i w:val="0"/>
-          <w:color w:val="C01C1C"/>
-          <w:u w:val="none"/>
-        </w:rPr>
-        <w:t>Open question 16: is there a house format for job aids this should follow, and does anything need to go on it that is not in the list above?</w:t>
-      </w:r>
-    </w:p>
-    <w:p/>
-    <w:p>
-      <w:pPr>
-        <w:spacing w:after="160"/>
-      </w:pPr>
-      <w:r>
-        <w:rPr>
-          <w:b/>
-          <w:i w:val="0"/>
-          <w:u w:val="single"/>
-        </w:rPr>
-        <w:t>Summary</w:t>
-      </w:r>
-    </w:p>
-    <w:p>
-      <w:pPr>
-        <w:spacing w:after="80"/>
-      </w:pPr>
-      <w:r>
-        <w:rPr>
-          <w:b/>
-          <w:i w:val="0"/>
-          <w:u w:val="none"/>
-        </w:rPr>
-        <w:t>Slide 15.1 – What You Practiced</w:t>
-      </w:r>
-    </w:p>
-    <w:p>
-      <w:pPr>
-        <w:spacing w:after="160"/>
-      </w:pPr>
-      <w:r>
-        <w:rPr>
-          <w:b w:val="0"/>
-          <w:i w:val="0"/>
-          <w:u w:val="none"/>
-        </w:rPr>
-        <w:t>You searched on a name fragment, on a year, on four digits of a Social Security Number, and on a name that had been typed a different way. You narrowed a search that returned too much, and you swapped an identifier when a search returned nothing.</w:t>
-      </w:r>
-    </w:p>
-    <w:p>
-      <w:pPr>
-        <w:spacing w:after="160"/>
-      </w:pPr>
-      <w:r>
-        <w:rPr>
-          <w:b w:val="0"/>
-          <w:i w:val="0"/>
-          <w:u w:val="none"/>
-        </w:rPr>
-        <w:t>Then you verified. You told two people with the same name apart on a second identifier. You identified someone whose record held almost no identifiers, using her household. You chose between three records that all matched. And you recognised the same person entered twice, and reported it rather than fixing it yourself.</w:t>
-      </w:r>
-    </w:p>
-    <w:p>
-      <w:pPr>
-        <w:spacing w:after="160"/>
-      </w:pPr>
-      <w:r>
-        <w:rPr>
-          <w:b w:val="0"/>
-          <w:i w:val="0"/>
-          <w:u w:val="none"/>
-        </w:rPr>
-        <w:t>The habit underneath all of it is one sentence: an empty result is not proof that someone is new. Search the surname fragment, search the year of birth, confirm on a second identifier — and only then create a record.</w:t>
-      </w:r>
-    </w:p>
-    <w:p>
-      <w:pPr>
-        <w:spacing w:after="160"/>
-      </w:pPr>
-      <w:r>
-        <w:rPr>
-          <w:b w:val="0"/>
-          <w:i w:val="0"/>
-          <w:u w:val="none"/>
-        </w:rPr>
-        <w:t>Lesson 2 covers creating that record, where this habit is the only thing standing between you and a duplicate.</w:t>
-      </w:r>
-    </w:p>
-    <w:p>
-      <w:pPr>
-        <w:spacing w:after="80"/>
-      </w:pPr>
-      <w:r>
-        <w:rPr>
-          <w:b/>
-          <w:i w:val="0"/>
-          <w:u w:val="none"/>
-        </w:rPr>
-        <w:t>Slide 15.2 – Lesson Closing</w:t>
-      </w:r>
-    </w:p>
-    <w:p>
-      <w:pPr>
-        <w:spacing w:after="160"/>
-      </w:pPr>
-      <w:r>
-        <w:rPr>
-          <w:b w:val="0"/>
-          <w:i w:val="0"/>
-          <w:u w:val="none"/>
-        </w:rPr>
-        <w:t>That is the end of Lesson 1. Well done — this is the least glamorous part of the job and the one that decides the most.</w:t>
-      </w:r>
-    </w:p>
-    <w:p>
-      <w:pPr>
-        <w:spacing w:after="160"/>
-      </w:pPr>
-      <w:r>
-        <w:rPr>
-          <w:b w:val="0"/>
-          <w:i w:val="0"/>
-          <w:u w:val="none"/>
-        </w:rPr>
-        <w:t>The next lesson covers adding a participant who genuinely is not there, which is where everything you have just practised gets put to work.</w:t>
-      </w:r>
-    </w:p>
-    <w:p>
-      <w:pPr>
-        <w:spacing w:after="160"/>
-      </w:pPr>
-      <w:r>
-        <w:rPr>
-          <w:b w:val="0"/>
-          <w:i/>
-          <w:u w:val="none"/>
-        </w:rPr>
-        <w:t>Closing screen with an Exit control, matching the series.</w:t>
-      </w:r>
-    </w:p>
-    <w:p>
-      <w:pPr>
-        <w:spacing w:after="80"/>
-      </w:pPr>
-      <w:r>
-        <w:rPr>
-          <w:b/>
-          <w:i w:val="0"/>
-          <w:u w:val="none"/>
-        </w:rPr>
-        <w:t>Slide 15.3 – Survey</w:t>
-      </w:r>
-    </w:p>
-    <w:p>
-      <w:pPr>
-        <w:spacing w:after="160"/>
-      </w:pPr>
-      <w:r>
-        <w:rPr>
-          <w:b w:val="0"/>
-          <w:i w:val="0"/>
-          <w:u w:val="none"/>
-        </w:rPr>
-        <w:t>Now that you have completed the lesson, we would appreciate your feedback. Please complete the short survey below.</w:t>
-      </w:r>
-    </w:p>
-    <w:p>
-      <w:pPr>
-        <w:spacing w:after="160"/>
-      </w:pPr>
-      <w:r>
-        <w:rPr>
-          <w:b w:val="0"/>
-          <w:i/>
-          <w:u w:val="none"/>
-        </w:rPr>
-        <w:t>Survey embed.</w:t>
-      </w:r>
-    </w:p>
-    <w:p/>
-    <w:p>
-      <w:pPr>
-        <w:spacing w:after="160"/>
-      </w:pPr>
-      <w:r>
-        <w:rPr>
-          <w:b/>
-          <w:i w:val="0"/>
-          <w:u w:val="single"/>
-        </w:rPr>
-        <w:t>Production Standards</w:t>
-      </w:r>
-    </w:p>
-    <w:p>
-      <w:pPr>
-        <w:spacing w:after="80"/>
-      </w:pPr>
-      <w:r>
-        <w:rPr>
-          <w:b/>
-          <w:i w:val="0"/>
-          <w:u w:val="none"/>
-        </w:rPr>
-        <w:t>Slide 16.1 – Accessibility</w:t>
-      </w:r>
-    </w:p>
-    <w:p>
-      <w:pPr>
-        <w:spacing w:after="160"/>
-      </w:pPr>
-      <w:r>
-        <w:rPr>
-          <w:b w:val="0"/>
-          <w:i/>
-          <w:u w:val="none"/>
-        </w:rPr>
-        <w:t>At the back of the document on purpose. This was not part of the brief and is not asking for a decision — it is here so the standard is on the record as considered, and so it can be pulled forward if it turns out to be required.</w:t>
-      </w:r>
-    </w:p>
-    <w:p>
-      <w:pPr>
-        <w:spacing w:after="160"/>
-      </w:pPr>
-      <w:r>
-        <w:rPr>
-          <w:b w:val="0"/>
-          <w:i w:val="0"/>
-          <w:u w:val="none"/>
-        </w:rPr>
-        <w:t>Applies to every screen in this lesson, and to the practice simulation.</w:t>
-      </w:r>
-    </w:p>
-    <w:p>
-      <w:pPr>
-        <w:pStyle w:val="ListBullet"/>
-        <w:spacing w:after="40"/>
-      </w:pPr>
-      <w:r>
-        <w:t>Narration is captioned, and a transcript is available on the page.</w:t>
-      </w:r>
-    </w:p>
-    <w:p>
-      <w:pPr>
-        <w:pStyle w:val="ListBullet"/>
-        <w:spacing w:after="40"/>
-      </w:pPr>
-      <w:r>
-        <w:t>Every image that carries meaning has alternative text. Images that are decorative are marked as decorative rather than described.</w:t>
-      </w:r>
-    </w:p>
-    <w:p>
-      <w:pPr>
-        <w:pStyle w:val="ListBullet"/>
-        <w:spacing w:after="40"/>
-      </w:pPr>
-      <w:r>
-        <w:t>Colour is never the only way something is signalled — a correct answer, a dimmed control or an alert also carries text or a shape.</w:t>
-      </w:r>
-    </w:p>
-    <w:p>
-      <w:pPr>
-        <w:pStyle w:val="ListBullet"/>
-        <w:spacing w:after="40"/>
-      </w:pPr>
-      <w:r>
-        <w:t>Everything the learner must do can be done from the keyboard, including the search field, the results table and opening a record.</w:t>
-      </w:r>
-    </w:p>
-    <w:p>
-      <w:pPr>
-        <w:pStyle w:val="ListBullet"/>
-        <w:spacing w:after="40"/>
-      </w:pPr>
-      <w:r>
-        <w:t>Text can be resized without content being cut off or overlapping.</w:t>
-      </w:r>
-    </w:p>
-    <w:p>
-      <w:pPr>
-        <w:pStyle w:val="ListBullet"/>
-        <w:spacing w:after="40"/>
-      </w:pPr>
-      <w:r>
-        <w:t>Contrast meets WCAG 2.1 AA. This includes the dimmed controls, which must read as unavailable without becoming invisible.</w:t>
-      </w:r>
-    </w:p>
-    <w:p>
-      <w:pPr>
-        <w:pStyle w:val="ListBullet"/>
-        <w:spacing w:after="40"/>
-      </w:pPr>
-      <w:r>
-        <w:t>Nothing depends on hearing alone, and nothing depends on a timed response.</w:t>
-      </w:r>
-    </w:p>
-    <w:p>
-      <w:pPr>
-        <w:spacing w:after="160"/>
-      </w:pPr>
-      <w:r>
-        <w:rPr>
-          <w:b w:val="0"/>
-          <w:i/>
-          <w:u w:val="none"/>
-        </w:rPr>
-        <w:t>LAHSA is a public agency and this training is federally adjacent, so Section 508 and WCAG 2.1 AA are the standard to build to, not to retrofit. The dimming treatment described earlier is the one place where accessibility and design pull against each other — dimmed still has to be legible.</w:t>
-      </w:r>
-    </w:p>
-    <w:p>
-      <w:pPr>
-        <w:spacing w:after="160"/>
-      </w:pPr>
-      <w:r>
-        <w:rPr>
-          <w:b w:val="0"/>
-          <w:i w:val="0"/>
-          <w:color w:val="C01C1C"/>
-          <w:u w:val="none"/>
-        </w:rPr>
-        <w:t>Open question 18: search returns participants from across the CoC, including people served only by other agencies. Is there guidance for end users on whose record they may open and when — a legitimate-purpose or minimum-necessary rule? A search lesson is where that would land, and this draft says nothing about it.</w:t>
+        <w:t>LAHSA is a public agency and this training is federally adjacent, so Section 508 and WCAG 2.1 AA are the standard to build to, not to retrofit. The blur treatment described earlier is the one place where accessibility and design pull against each other — an obstructed control still has to read as deliberate rather than broken.</w:t>
       </w:r>
     </w:p>
     <w:sectPr>

--- a/HMIS BNTS - Search/Script - HMIS BNTS Lesson 1 - Finding a Participant.docx
+++ b/HMIS BNTS - Search/Script - HMIS BNTS Lesson 1 - Finding a Participant.docx
@@ -12,7 +12,7 @@
           <w:i w:val="0"/>
           <w:u w:val="single"/>
         </w:rPr>
-        <w:t>HMIS Basic New Trainee Series</w:t>
+        <w:t>HMIS BNTS</w:t>
       </w:r>
     </w:p>
     <w:p>
@@ -489,76 +489,6 @@
         <w:t>Open questions, in one place</w:t>
       </w:r>
     </w:p>
-    <w:p>
-      <w:pPr>
-        <w:spacing w:after="120"/>
-      </w:pPr>
-      <w:r>
-        <w:rPr>
-          <w:b w:val="0"/>
-          <w:i w:val="0"/>
-          <w:color w:val="C01C1C"/>
-          <w:u w:val="none"/>
-        </w:rPr>
-        <w:t>1. the series title. This document says HMIS Basic New Trainee Series, which is my expansion of the BNTS in the folder name and was never confirmed. If it stands for something else, or if the series is simply HMIS Basic Navigation, correct the cover before this goes any further.</w:t>
-      </w:r>
-    </w:p>
-    <w:p>
-      <w:pPr>
-        <w:spacing w:after="120"/>
-      </w:pPr>
-      <w:r>
-        <w:rPr>
-          <w:b w:val="0"/>
-          <w:i w:val="0"/>
-          <w:color w:val="C01C1C"/>
-          <w:u w:val="none"/>
-        </w:rPr>
-        <w:t>2. BNTS replaces HMIS Essentials, so Essentials objective 01 — why entering data correctly matters — needs a home in the new series. It is not this lesson. Confirm it becomes its own lesson ahead of this one, so the Introduction here can shrink to what a search lesson needs.</w:t>
-      </w:r>
-    </w:p>
-    <w:p>
-      <w:pPr>
-        <w:spacing w:after="120"/>
-      </w:pPr>
-      <w:r>
-        <w:rPr>
-          <w:b w:val="0"/>
-          <w:i w:val="0"/>
-          <w:color w:val="C01C1C"/>
-          <w:u w:val="none"/>
-        </w:rPr>
-        <w:t>3. give the participant a name. Everything in the lesson is invented and illustrative, so any name will do, but it should be one the series can reuse.</w:t>
-      </w:r>
-    </w:p>
-    <w:p>
-      <w:pPr>
-        <w:spacing w:after="120"/>
-      </w:pPr>
-      <w:r>
-        <w:rPr>
-          <w:b w:val="0"/>
-          <w:i w:val="0"/>
-          <w:color w:val="C01C1C"/>
-          <w:u w:val="none"/>
-        </w:rPr>
-        <w:t>4. the location task treats where someone has been staying as one identifier among several, never as the answer on its own. Confirm that framing is right for Clarity, and that location is recorded consistently enough to be worth checking at all.</w:t>
-      </w:r>
-    </w:p>
-    <w:p>
-      <w:pPr>
-        <w:spacing w:after="120"/>
-      </w:pPr>
-      <w:r>
-        <w:rPr>
-          <w:b w:val="0"/>
-          <w:i w:val="0"/>
-          <w:color w:val="C01C1C"/>
-          <w:u w:val="none"/>
-        </w:rPr>
-        <w:t>5. the Smoke task is built to be hard. The learner is expected to clear the box and try again several times before anything works. Confirm that is wanted here rather than softened, and that a learner who cannot get it has a way forward that is not a score.</w:t>
-      </w:r>
-    </w:p>
     <w:p/>
     <w:p/>
     <w:p>
@@ -1643,7 +1573,20 @@
           <w:i/>
           <w:u w:val="none"/>
         </w:rPr>
-        <w:t>Where the forty minutes goes, measured from this script rather than estimated: narrated instruction 2,780 words, about 19 minutes at a normal pace. Task situations and feedback, which the learner reads rather than hears, about 8 minutes. Knowledge check about 2 and a half. The fourteen tasks themselves are the smallest part — around 7 minutes of actual interaction, because each one is a short search. Hints and the correct-record lines in this document are not learner-facing time at all.</w:t>
+        <w:t>Where the time goes, measured from this script rather than estimated. Instruction is 3,929 words — about 26 minutes narrated, about 18 if the reference material is read on screen rather than spoken. What the learner reads inside the practice is another 1,700 or so. The thirteen tasks are the smallest part at roughly 6 minutes of actual interaction, because each is a short search. Hints and the correct-record lines in this document are not learner-facing time at all.</w:t>
+      </w:r>
+    </w:p>
+    <w:p>
+      <w:pPr>
+        <w:spacing w:after="160"/>
+      </w:pPr>
+      <w:r>
+        <w:rPr>
+          <w:b w:val="0"/>
+          <w:i/>
+          <w:u w:val="none"/>
+        </w:rPr>
+        <w:t>Which puts the lesson between 35 and 45 minutes depending on how much is narrated. Twenty is not reachable while this lesson also carries why-data-quality-matters and thirteen hands-on tasks; those two together are most of the runtime. The remaining lever inside the script is the task feedback, currently around 95 words per task where 50 would land as hard.</w:t>
       </w:r>
     </w:p>
     <w:p>
@@ -1744,7 +1687,7 @@
           <w:i w:val="0"/>
           <w:u w:val="none"/>
         </w:rPr>
-        <w:t>Meeting these lays the groundwork for everything that follows — every lesson after this one assumes you can find the right person first.</w:t>
+        <w:t>Everything after this lesson assumes you can find the right person first.</w:t>
       </w:r>
     </w:p>
     <w:p>
@@ -2055,7 +1998,7 @@
           <w:i w:val="0"/>
           <w:u w:val="none"/>
         </w:rPr>
-        <w:t>Someone walks up to you. Not a stranger exactly — you have seen him here before. He wants to know whether there is any news about interim housing for him.</w:t>
+        <w:t>Someone walks up to you. Not a stranger exactly — you have seen him here before. He gives his name as Desmond, and he wants to know whether there is any news about interim housing for him.</w:t>
       </w:r>
     </w:p>
     <w:p>
@@ -2068,7 +2011,7 @@
           <w:i w:val="0"/>
           <w:u w:val="none"/>
         </w:rPr>
-        <w:t>He tells you somebody came round a while back. Took his details, said they would be in touch. Nothing happened, and he does not remember the name of the agency or the worker.</w:t>
+        <w:t>Desmond tells you somebody came round a while back. Took his details, said they would be in touch. Nothing happened, and he does not remember the name of the agency or the worker.</w:t>
       </w:r>
     </w:p>
     <w:p>
@@ -2081,7 +2024,7 @@
           <w:i w:val="0"/>
           <w:u w:val="none"/>
         </w:rPr>
-        <w:t>That last part is the part to notice. If a provider took his details, there is very likely already a record — a contact, an outreach note, something with his name on it. He is not new to this system even though he feels new to you.</w:t>
+        <w:t>That is the part to notice. If a provider took his details there is very likely already a record — a contact, a note, something with his name on it. Desmond is new to you; he is not new to the system. Right now he is a potential participant, and whether he is a participant depends on what your search finds.</w:t>
       </w:r>
     </w:p>
     <w:p>
@@ -2094,7 +2037,7 @@
           <w:i w:val="0"/>
           <w:u w:val="none"/>
         </w:rPr>
-        <w:t>It is a fair question and it deserves a real answer. To give him one you need his record.</w:t>
+        <w:t>His question deserves a real answer, and to give him one you need his record.</w:t>
       </w:r>
     </w:p>
     <w:p>
@@ -2120,7 +2063,7 @@
           <w:i w:val="0"/>
           <w:u w:val="none"/>
         </w:rPr>
-        <w:t>Get it right and everything he is already owed comes with him — the time he has waited, the programs he is enrolled in, the place he holds on a list. Get it wrong and he starts again from nothing in a second record, while the first one sits somewhere with his history in it.</w:t>
+        <w:t>Get it right and everything he is owed comes with him — the time he has waited, the programs he is in, the place he holds on a list. Get it wrong and he starts from nothing in a second record, while the first sits somewhere with his history in it.</w:t>
       </w:r>
     </w:p>
     <w:p>
@@ -2247,7 +2190,7 @@
           <w:i w:val="0"/>
           <w:u w:val="none"/>
         </w:rPr>
-        <w:t>Searching thoroughly is how a participant keeps what they have already earned. Their wait time, their enrollments, their referrals and their place in a queue all live on the record, so finding the right one is the difference between continuing their case and restarting it.</w:t>
+        <w:t>Searching thoroughly is how a participant keeps what they have already earned. Their wait time, their enrollments, their referrals and their place in a queue all live on the record. Find the right one and their case continues. Miss it and it starts over.</w:t>
       </w:r>
     </w:p>
     <w:p>
@@ -2260,7 +2203,7 @@
           <w:i w:val="0"/>
           <w:u w:val="none"/>
         </w:rPr>
-        <w:t>There is a harder edge to it than history. A participant's HMIS record can serve as third-party documentation of their homelessness — a stay in an emergency shelter or Safe Haven, or a contact recorded by a street outreach worker, is evidence of where they have been. That evidence is part of what qualifies them for housing. A duplicate splits it: the bed nights and contacts that prove their history sit on the record you did not find.</w:t>
+        <w:t>There is a harder edge to it. A record can serve as third-party documentation of someone's homelessness — a shelter stay, or a contact logged by an outreach worker, is evidence of where they have been, and that evidence is part of what qualifies them for housing. A duplicate splits it, and the bed nights that prove their history sit on the record you did not find.</w:t>
       </w:r>
     </w:p>
     <w:p>
@@ -2270,10 +2213,10 @@
       <w:r>
         <w:rPr>
           <w:b w:val="0"/>
-          <w:i w:val="0"/>
-          <w:u w:val="none"/>
-        </w:rPr>
-        <w:t>Referrals work the same way. Coordinated entry rides on the client record, so a second record does not just lose the history — it separates the person from the referral.</w:t>
+          <w:i/>
+          <w:u w:val="none"/>
+        </w:rPr>
+        <w:t>Sourced; a source link goes here in the sourcing pass.</w:t>
       </w:r>
     </w:p>
     <w:p>
@@ -2283,36 +2226,10 @@
       <w:r>
         <w:rPr>
           <w:b w:val="0"/>
-          <w:i/>
-          <w:u w:val="none"/>
-        </w:rPr>
-        <w:t>Sourced; a source link goes here in the sourcing pass.</w:t>
-      </w:r>
-    </w:p>
-    <w:p>
-      <w:pPr>
-        <w:spacing w:after="160"/>
-      </w:pPr>
-      <w:r>
-        <w:rPr>
-          <w:b w:val="0"/>
-          <w:i w:val="0"/>
-          <w:u w:val="none"/>
-        </w:rPr>
-        <w:t>And a duplicate is not a tidy-up job. Once two records exist for one person, somebody has to investigate which is which, work out what happened on each, and clean it up — and that is a long process, measured in weeks rather than minutes. While it runs, the person is the one waiting.</w:t>
-      </w:r>
-    </w:p>
-    <w:p>
-      <w:pPr>
-        <w:spacing w:after="160"/>
-      </w:pPr>
-      <w:r>
-        <w:rPr>
-          <w:b w:val="0"/>
-          <w:i w:val="0"/>
-          <w:u w:val="none"/>
-        </w:rPr>
-        <w:t>It also avoids duplicate records, keeps a participant's full history available, and prevents delays later. When records are split or incomplete, participants can lose access to services or housing opportunities, and staff spend time afterwards repairing the data.</w:t>
+          <w:i w:val="0"/>
+          <w:u w:val="none"/>
+        </w:rPr>
+        <w:t>A duplicate is also not a tidy-up job. Once two records exist, somebody has to work out which is which and clean it up — weeks, not minutes, and the person is the one waiting.</w:t>
       </w:r>
     </w:p>
     <w:p>
@@ -2776,20 +2693,6 @@
     </w:p>
     <w:p>
       <w:pPr>
-        <w:spacing w:after="160"/>
-      </w:pPr>
-      <w:r>
-        <w:rPr>
-          <w:b w:val="0"/>
-          <w:i w:val="0"/>
-          <w:color w:val="C01C1C"/>
-          <w:u w:val="none"/>
-        </w:rPr>
-        <w:t>Open question 3: give the participant a name. Everything in the lesson is invented and illustrative, so any name will do, but it should be one the series can reuse.</w:t>
-      </w:r>
-    </w:p>
-    <w:p>
-      <w:pPr>
         <w:spacing w:after="80"/>
       </w:pPr>
       <w:r>
@@ -3832,6 +3735,19 @@
     </w:p>
     <w:p>
       <w:pPr>
+        <w:spacing w:after="160"/>
+      </w:pPr>
+      <w:r>
+        <w:rPr>
+          <w:b w:val="0"/>
+          <w:i/>
+          <w:u w:val="none"/>
+        </w:rPr>
+        <w:t>Unscored does not mean optional. Every task has to be completed before the learner moves on — there is no skip and no passing over one that will not come. Hints escalate as they are asked for, ending with one that names the search outright, so nobody is stuck permanently. But they type it themselves and they see it work.</w:t>
+      </w:r>
+    </w:p>
+    <w:p>
+      <w:pPr>
         <w:spacing w:after="80"/>
       </w:pPr>
       <w:r>
@@ -6272,20 +6188,6 @@
     </w:p>
     <w:p>
       <w:pPr>
-        <w:spacing w:after="160"/>
-      </w:pPr>
-      <w:r>
-        <w:rPr>
-          <w:b w:val="0"/>
-          <w:i w:val="0"/>
-          <w:color w:val="C01C1C"/>
-          <w:u w:val="none"/>
-        </w:rPr>
-        <w:t>Open question 4: the location task treats where someone has been staying as one identifier among several, never as the answer on its own. Confirm that framing is right for Clarity, and that location is recorded consistently enough to be worth checking at all.</w:t>
-      </w:r>
-    </w:p>
-    <w:p>
-      <w:pPr>
         <w:spacing w:after="80"/>
       </w:pPr>
       <w:r>
@@ -6921,20 +6823,6 @@
           <w:u w:val="none"/>
         </w:rPr>
         <w:t>Feedback: creating a record is the last step, not the second one. An empty result means your search has not found them yet — it is not evidence that they are new. And when you do create one, send the Unique Identifier to HMIS Support and ask them to double-check.</w:t>
-      </w:r>
-    </w:p>
-    <w:p>
-      <w:pPr>
-        <w:spacing w:after="160"/>
-      </w:pPr>
-      <w:r>
-        <w:rPr>
-          <w:b w:val="0"/>
-          <w:i w:val="0"/>
-          <w:color w:val="C01C1C"/>
-          <w:u w:val="none"/>
-        </w:rPr>
-        <w:t>Open question 5: the Smoke task is built to be hard. The learner is expected to clear the box and try again several times before anything works. Confirm that is wanted here rather than softened, and that a learner who cannot get it has a way forward that is not a score.</w:t>
       </w:r>
     </w:p>
     <w:p/>

--- a/HMIS BNTS - Search/Script - HMIS BNTS Lesson 1 - Finding a Participant.docx
+++ b/HMIS BNTS - Search/Script - HMIS BNTS Lesson 1 - Finding a Participant.docx
@@ -3759,6 +3759,1584 @@
         <w:t>Slide 8.2 – Task 1 — The Name He Gave You</w:t>
       </w:r>
     </w:p>
+    <w:tbl>
+      <w:tblPr>
+        <w:tblStyle w:val="TableGrid"/>
+        <w:tblW w:type="auto" w:w="0"/>
+        <w:jc w:val="left"/>
+        <w:tblLook w:firstColumn="1" w:firstRow="1" w:lastColumn="0" w:lastRow="0" w:noHBand="0" w:noVBand="1" w:val="04A0"/>
+      </w:tblPr>
+      <w:tblGrid>
+        <w:gridCol w:w="4680"/>
+        <w:gridCol w:w="4680"/>
+      </w:tblGrid>
+      <w:tr>
+        <w:tc>
+          <w:tcPr>
+            <w:tcW w:type="dxa" w:w="2088"/>
+          </w:tcPr>
+          <w:p>
+            <w:r>
+              <w:rPr>
+                <w:b/>
+              </w:rPr>
+              <w:t>Draft reference</w:t>
+            </w:r>
+          </w:p>
+        </w:tc>
+        <w:tc>
+          <w:tcPr>
+            <w:tcW w:type="dxa" w:w="7272"/>
+          </w:tcPr>
+          <w:p>
+            <w:r>
+              <w:rPr>
+                <w:i/>
+              </w:rPr>
+              <w:t>alternate names and nicknames.</w:t>
+            </w:r>
+          </w:p>
+        </w:tc>
+      </w:tr>
+      <w:tr>
+        <w:tc>
+          <w:tcPr>
+            <w:tcW w:type="dxa" w:w="2088"/>
+          </w:tcPr>
+          <w:p>
+            <w:r>
+              <w:rPr>
+                <w:b/>
+              </w:rPr>
+              <w:t>Situation</w:t>
+            </w:r>
+          </w:p>
+        </w:tc>
+        <w:tc>
+          <w:tcPr>
+            <w:tcW w:type="dxa" w:w="7272"/>
+          </w:tcPr>
+          <w:p>
+            <w:r>
+              <w:rPr>
+                <w:i w:val="0"/>
+              </w:rPr>
+              <w:t>A man at the front desk says "Everyone calls me Lefty. Lefty Torres. I stayed here last winter." You type Lefty. Nothing comes back.</w:t>
+            </w:r>
+          </w:p>
+        </w:tc>
+      </w:tr>
+      <w:tr>
+        <w:tc>
+          <w:tcPr>
+            <w:tcW w:type="dxa" w:w="2088"/>
+          </w:tcPr>
+          <w:p>
+            <w:r>
+              <w:rPr>
+                <w:b/>
+              </w:rPr>
+              <w:t>Instruction</w:t>
+            </w:r>
+          </w:p>
+        </w:tc>
+        <w:tc>
+          <w:tcPr>
+            <w:tcW w:type="dxa" w:w="7272"/>
+          </w:tcPr>
+          <w:p>
+            <w:r>
+              <w:rPr>
+                <w:i w:val="0"/>
+              </w:rPr>
+              <w:t>Find his record and open it.</w:t>
+            </w:r>
+          </w:p>
+        </w:tc>
+      </w:tr>
+      <w:tr>
+        <w:tc>
+          <w:tcPr>
+            <w:tcW w:type="dxa" w:w="2088"/>
+          </w:tcPr>
+          <w:p>
+            <w:r>
+              <w:rPr>
+                <w:b/>
+              </w:rPr>
+              <w:t>Hint</w:t>
+            </w:r>
+          </w:p>
+        </w:tc>
+        <w:tc>
+          <w:tcPr>
+            <w:tcW w:type="dxa" w:w="7272"/>
+          </w:tcPr>
+          <w:p>
+            <w:r>
+              <w:rPr>
+                <w:i w:val="0"/>
+              </w:rPr>
+              <w:t>The name he gave you isn't the name on the record, and no alias was ever recorded for him. Drop it and search the surname on its own — Tor is enough.</w:t>
+            </w:r>
+          </w:p>
+        </w:tc>
+      </w:tr>
+      <w:tr>
+        <w:tc>
+          <w:tcPr>
+            <w:tcW w:type="dxa" w:w="2088"/>
+          </w:tcPr>
+          <w:p>
+            <w:r>
+              <w:rPr>
+                <w:b/>
+              </w:rPr>
+              <w:t>Correct record</w:t>
+            </w:r>
+          </w:p>
+        </w:tc>
+        <w:tc>
+          <w:tcPr>
+            <w:tcW w:type="dxa" w:w="7272"/>
+          </w:tcPr>
+          <w:p>
+            <w:r>
+              <w:rPr>
+                <w:i w:val="0"/>
+              </w:rPr>
+              <w:t>Michael Torres · unique identifier 357BF6714 · born 14 March 1979 · SSN 912-45-8802.</w:t>
+            </w:r>
+          </w:p>
+        </w:tc>
+      </w:tr>
+      <w:tr>
+        <w:tc>
+          <w:tcPr>
+            <w:tcW w:type="dxa" w:w="2088"/>
+          </w:tcPr>
+          <w:p>
+            <w:r>
+              <w:rPr>
+                <w:b/>
+              </w:rPr>
+              <w:t>Feedback</w:t>
+            </w:r>
+          </w:p>
+        </w:tc>
+        <w:tc>
+          <w:tcPr>
+            <w:tcW w:type="dxa" w:w="7272"/>
+          </w:tcPr>
+          <w:p>
+            <w:r>
+              <w:rPr>
+                <w:i w:val="0"/>
+              </w:rPr>
+              <w:t>An empty result is not proof that someone is new. He is filed under his legal name, Michael Torres, with no alias on the record. Ask what else a participant has been called — a middle name, a second last name, a nickname, a shortening — and confirm the spelling of each. Typing Lefty Torres fails too: every word must match, so a word that matches nothing guarantees an empty list.</w:t>
+            </w:r>
+          </w:p>
+        </w:tc>
+      </w:tr>
+    </w:tbl>
+    <w:p/>
+    <w:p>
+      <w:pPr>
+        <w:spacing w:after="80"/>
+      </w:pPr>
+      <w:r>
+        <w:rPr>
+          <w:b/>
+          <w:i w:val="0"/>
+          <w:u w:val="none"/>
+        </w:rPr>
+        <w:t>Slide 8.3 – Task 2 — When the Last Name May Have Changed</w:t>
+      </w:r>
+    </w:p>
+    <w:tbl>
+      <w:tblPr>
+        <w:tblStyle w:val="TableGrid"/>
+        <w:tblW w:type="auto" w:w="0"/>
+        <w:jc w:val="left"/>
+        <w:tblLook w:firstColumn="1" w:firstRow="1" w:lastColumn="0" w:lastRow="0" w:noHBand="0" w:noVBand="1" w:val="04A0"/>
+      </w:tblPr>
+      <w:tblGrid>
+        <w:gridCol w:w="4680"/>
+        <w:gridCol w:w="4680"/>
+      </w:tblGrid>
+      <w:tr>
+        <w:tc>
+          <w:tcPr>
+            <w:tcW w:type="dxa" w:w="2088"/>
+          </w:tcPr>
+          <w:p>
+            <w:r>
+              <w:rPr>
+                <w:b/>
+              </w:rPr>
+              <w:t>Draft reference</w:t>
+            </w:r>
+          </w:p>
+        </w:tc>
+        <w:tc>
+          <w:tcPr>
+            <w:tcW w:type="dxa" w:w="7272"/>
+          </w:tcPr>
+          <w:p>
+            <w:r>
+              <w:rPr>
+                <w:i/>
+              </w:rPr>
+              <w:t>search by year of birth alone.</w:t>
+            </w:r>
+          </w:p>
+        </w:tc>
+      </w:tr>
+      <w:tr>
+        <w:tc>
+          <w:tcPr>
+            <w:tcW w:type="dxa" w:w="2088"/>
+          </w:tcPr>
+          <w:p>
+            <w:r>
+              <w:rPr>
+                <w:b/>
+              </w:rPr>
+              <w:t>Situation</w:t>
+            </w:r>
+          </w:p>
+        </w:tc>
+        <w:tc>
+          <w:tcPr>
+            <w:tcW w:type="dxa" w:w="7272"/>
+          </w:tcPr>
+          <w:p>
+            <w:r>
+              <w:rPr>
+                <w:i w:val="0"/>
+              </w:rPr>
+              <w:t>A woman says everyone calls her Kate. She thinks her record may be under a former married name but isn't sure which. She knows she was born in 1985.</w:t>
+            </w:r>
+          </w:p>
+        </w:tc>
+      </w:tr>
+      <w:tr>
+        <w:tc>
+          <w:tcPr>
+            <w:tcW w:type="dxa" w:w="2088"/>
+          </w:tcPr>
+          <w:p>
+            <w:r>
+              <w:rPr>
+                <w:b/>
+              </w:rPr>
+              <w:t>Instruction</w:t>
+            </w:r>
+          </w:p>
+        </w:tc>
+        <w:tc>
+          <w:tcPr>
+            <w:tcW w:type="dxa" w:w="7272"/>
+          </w:tcPr>
+          <w:p>
+            <w:r>
+              <w:rPr>
+                <w:i w:val="0"/>
+              </w:rPr>
+              <w:t>Find and open her record.</w:t>
+            </w:r>
+          </w:p>
+        </w:tc>
+      </w:tr>
+      <w:tr>
+        <w:tc>
+          <w:tcPr>
+            <w:tcW w:type="dxa" w:w="2088"/>
+          </w:tcPr>
+          <w:p>
+            <w:r>
+              <w:rPr>
+                <w:b/>
+              </w:rPr>
+              <w:t>Hint</w:t>
+            </w:r>
+          </w:p>
+        </w:tc>
+        <w:tc>
+          <w:tcPr>
+            <w:tcW w:type="dxa" w:w="7272"/>
+          </w:tcPr>
+          <w:p>
+            <w:r>
+              <w:rPr>
+                <w:i w:val="0"/>
+              </w:rPr>
+              <w:t>Start from one piece of information you trust. A year works on its own — 1985, or just 85.</w:t>
+            </w:r>
+          </w:p>
+        </w:tc>
+      </w:tr>
+      <w:tr>
+        <w:tc>
+          <w:tcPr>
+            <w:tcW w:type="dxa" w:w="2088"/>
+          </w:tcPr>
+          <w:p>
+            <w:r>
+              <w:rPr>
+                <w:b/>
+              </w:rPr>
+              <w:t>Correct record</w:t>
+            </w:r>
+          </w:p>
+        </w:tc>
+        <w:tc>
+          <w:tcPr>
+            <w:tcW w:type="dxa" w:w="7272"/>
+          </w:tcPr>
+          <w:p>
+            <w:r>
+              <w:rPr>
+                <w:i w:val="0"/>
+              </w:rPr>
+              <w:t>Katherine Morrison · unique identifier F565C146B · born 22 July 1985 · SSN 934-17-3145.</w:t>
+            </w:r>
+          </w:p>
+        </w:tc>
+      </w:tr>
+      <w:tr>
+        <w:tc>
+          <w:tcPr>
+            <w:tcW w:type="dxa" w:w="2088"/>
+          </w:tcPr>
+          <w:p>
+            <w:r>
+              <w:rPr>
+                <w:b/>
+              </w:rPr>
+              <w:t>Feedback</w:t>
+            </w:r>
+          </w:p>
+        </w:tc>
+        <w:tc>
+          <w:tcPr>
+            <w:tcW w:type="dxa" w:w="7272"/>
+          </w:tcPr>
+          <w:p>
+            <w:r>
+              <w:rPr>
+                <w:i w:val="0"/>
+              </w:rPr>
+              <w:t>She is filed as Katherine Morrison. Starting from a single reliable fact is the documented approach, and a year alone narrows three hundred records to a list you can read by eye.</w:t>
+            </w:r>
+          </w:p>
+        </w:tc>
+      </w:tr>
+    </w:tbl>
+    <w:p/>
+    <w:p>
+      <w:pPr>
+        <w:spacing w:after="80"/>
+      </w:pPr>
+      <w:r>
+        <w:rPr>
+          <w:b/>
+          <w:i w:val="0"/>
+          <w:u w:val="none"/>
+        </w:rPr>
+        <w:t>Slide 8.4 – Task 3 — Starting From the Last Four of the SSN</w:t>
+      </w:r>
+    </w:p>
+    <w:tbl>
+      <w:tblPr>
+        <w:tblStyle w:val="TableGrid"/>
+        <w:tblW w:type="auto" w:w="0"/>
+        <w:jc w:val="left"/>
+        <w:tblLook w:firstColumn="1" w:firstRow="1" w:lastColumn="0" w:lastRow="0" w:noHBand="0" w:noVBand="1" w:val="04A0"/>
+      </w:tblPr>
+      <w:tblGrid>
+        <w:gridCol w:w="4680"/>
+        <w:gridCol w:w="4680"/>
+      </w:tblGrid>
+      <w:tr>
+        <w:tc>
+          <w:tcPr>
+            <w:tcW w:type="dxa" w:w="2088"/>
+          </w:tcPr>
+          <w:p>
+            <w:r>
+              <w:rPr>
+                <w:b/>
+              </w:rPr>
+              <w:t>Draft reference</w:t>
+            </w:r>
+          </w:p>
+        </w:tc>
+        <w:tc>
+          <w:tcPr>
+            <w:tcW w:type="dxa" w:w="7272"/>
+          </w:tcPr>
+          <w:p>
+            <w:r>
+              <w:rPr>
+                <w:i/>
+              </w:rPr>
+              <w:t>search by the last four digits of the Social Security Number.</w:t>
+            </w:r>
+          </w:p>
+        </w:tc>
+      </w:tr>
+      <w:tr>
+        <w:tc>
+          <w:tcPr>
+            <w:tcW w:type="dxa" w:w="2088"/>
+          </w:tcPr>
+          <w:p>
+            <w:r>
+              <w:rPr>
+                <w:b/>
+              </w:rPr>
+              <w:t>Situation</w:t>
+            </w:r>
+          </w:p>
+        </w:tc>
+        <w:tc>
+          <w:tcPr>
+            <w:tcW w:type="dxa" w:w="7272"/>
+          </w:tcPr>
+          <w:p>
+            <w:r>
+              <w:rPr>
+                <w:i w:val="0"/>
+              </w:rPr>
+              <w:t>A woman gives her name as Danielle and the last four of her Social Security Number: 7742. She is not sure how her surname was spelled when she enrolled.</w:t>
+            </w:r>
+          </w:p>
+        </w:tc>
+      </w:tr>
+      <w:tr>
+        <w:tc>
+          <w:tcPr>
+            <w:tcW w:type="dxa" w:w="2088"/>
+          </w:tcPr>
+          <w:p>
+            <w:r>
+              <w:rPr>
+                <w:b/>
+              </w:rPr>
+              <w:t>Instruction</w:t>
+            </w:r>
+          </w:p>
+        </w:tc>
+        <w:tc>
+          <w:tcPr>
+            <w:tcW w:type="dxa" w:w="7272"/>
+          </w:tcPr>
+          <w:p>
+            <w:r>
+              <w:rPr>
+                <w:i w:val="0"/>
+              </w:rPr>
+              <w:t>Find and open her record.</w:t>
+            </w:r>
+          </w:p>
+        </w:tc>
+      </w:tr>
+      <w:tr>
+        <w:tc>
+          <w:tcPr>
+            <w:tcW w:type="dxa" w:w="2088"/>
+          </w:tcPr>
+          <w:p>
+            <w:r>
+              <w:rPr>
+                <w:b/>
+              </w:rPr>
+              <w:t>Hint</w:t>
+            </w:r>
+          </w:p>
+        </w:tc>
+        <w:tc>
+          <w:tcPr>
+            <w:tcW w:type="dxa" w:w="7272"/>
+          </w:tcPr>
+          <w:p>
+            <w:r>
+              <w:rPr>
+                <w:i w:val="0"/>
+              </w:rPr>
+              <w:t>Search the four digits on their own. Two people share them — use her first name to tell them apart.</w:t>
+            </w:r>
+          </w:p>
+        </w:tc>
+      </w:tr>
+      <w:tr>
+        <w:tc>
+          <w:tcPr>
+            <w:tcW w:type="dxa" w:w="2088"/>
+          </w:tcPr>
+          <w:p>
+            <w:r>
+              <w:rPr>
+                <w:b/>
+              </w:rPr>
+              <w:t>Correct record</w:t>
+            </w:r>
+          </w:p>
+        </w:tc>
+        <w:tc>
+          <w:tcPr>
+            <w:tcW w:type="dxa" w:w="7272"/>
+          </w:tcPr>
+          <w:p>
+            <w:r>
+              <w:rPr>
+                <w:i w:val="0"/>
+              </w:rPr>
+              <w:t>Danielle Whitmore · unique identifier D41A7C930 · born 14 May 1991 · SSN 918-30-7742.</w:t>
+            </w:r>
+          </w:p>
+        </w:tc>
+      </w:tr>
+      <w:tr>
+        <w:tc>
+          <w:tcPr>
+            <w:tcW w:type="dxa" w:w="2088"/>
+          </w:tcPr>
+          <w:p>
+            <w:r>
+              <w:rPr>
+                <w:b/>
+              </w:rPr>
+              <w:t>Feedback</w:t>
+            </w:r>
+          </w:p>
+        </w:tc>
+        <w:tc>
+          <w:tcPr>
+            <w:tcW w:type="dxa" w:w="7272"/>
+          </w:tcPr>
+          <w:p>
+            <w:r>
+              <w:rPr>
+                <w:i w:val="0"/>
+              </w:rPr>
+              <w:t>Searching the last four is one of the documented starting points, and it works even when the name is unreliable. But a four-digit fragment is not unique: two people here end 7742. Narrow with it, then confirm on something else.</w:t>
+            </w:r>
+          </w:p>
+        </w:tc>
+      </w:tr>
+    </w:tbl>
+    <w:p/>
+    <w:p>
+      <w:pPr>
+        <w:spacing w:after="80"/>
+      </w:pPr>
+      <w:r>
+        <w:rPr>
+          <w:b/>
+          <w:i w:val="0"/>
+          <w:u w:val="none"/>
+        </w:rPr>
+        <w:t>Slide 8.5 – Task 4 — A Name You Cannot Spell</w:t>
+      </w:r>
+    </w:p>
+    <w:tbl>
+      <w:tblPr>
+        <w:tblStyle w:val="TableGrid"/>
+        <w:tblW w:type="auto" w:w="0"/>
+        <w:jc w:val="left"/>
+        <w:tblLook w:firstColumn="1" w:firstRow="1" w:lastColumn="0" w:lastRow="0" w:noHBand="0" w:noVBand="1" w:val="04A0"/>
+      </w:tblPr>
+      <w:tblGrid>
+        <w:gridCol w:w="4680"/>
+        <w:gridCol w:w="4680"/>
+      </w:tblGrid>
+      <w:tr>
+        <w:tc>
+          <w:tcPr>
+            <w:tcW w:type="dxa" w:w="2088"/>
+          </w:tcPr>
+          <w:p>
+            <w:r>
+              <w:rPr>
+                <w:b/>
+              </w:rPr>
+              <w:t>Draft reference</w:t>
+            </w:r>
+          </w:p>
+        </w:tc>
+        <w:tc>
+          <w:tcPr>
+            <w:tcW w:type="dxa" w:w="7272"/>
+          </w:tcPr>
+          <w:p>
+            <w:r>
+              <w:rPr>
+                <w:i/>
+              </w:rPr>
+              <w:t>search the first letters of the first and last name, as in kat joh.</w:t>
+            </w:r>
+          </w:p>
+        </w:tc>
+      </w:tr>
+      <w:tr>
+        <w:tc>
+          <w:tcPr>
+            <w:tcW w:type="dxa" w:w="2088"/>
+          </w:tcPr>
+          <w:p>
+            <w:r>
+              <w:rPr>
+                <w:b/>
+              </w:rPr>
+              <w:t>Situation</w:t>
+            </w:r>
+          </w:p>
+        </w:tc>
+        <w:tc>
+          <w:tcPr>
+            <w:tcW w:type="dxa" w:w="7272"/>
+          </w:tcPr>
+          <w:p>
+            <w:r>
+              <w:rPr>
+                <w:i w:val="0"/>
+              </w:rPr>
+              <w:t>A man gives his name as Krzysztof Wojciechowski. You try your best guess at the spelling and get nothing.</w:t>
+            </w:r>
+          </w:p>
+        </w:tc>
+      </w:tr>
+      <w:tr>
+        <w:tc>
+          <w:tcPr>
+            <w:tcW w:type="dxa" w:w="2088"/>
+          </w:tcPr>
+          <w:p>
+            <w:r>
+              <w:rPr>
+                <w:b/>
+              </w:rPr>
+              <w:t>Instruction</w:t>
+            </w:r>
+          </w:p>
+        </w:tc>
+        <w:tc>
+          <w:tcPr>
+            <w:tcW w:type="dxa" w:w="7272"/>
+          </w:tcPr>
+          <w:p>
+            <w:r>
+              <w:rPr>
+                <w:i w:val="0"/>
+              </w:rPr>
+              <w:t>Find and open his record.</w:t>
+            </w:r>
+          </w:p>
+        </w:tc>
+      </w:tr>
+      <w:tr>
+        <w:tc>
+          <w:tcPr>
+            <w:tcW w:type="dxa" w:w="2088"/>
+          </w:tcPr>
+          <w:p>
+            <w:r>
+              <w:rPr>
+                <w:b/>
+              </w:rPr>
+              <w:t>Hint</w:t>
+            </w:r>
+          </w:p>
+        </w:tc>
+        <w:tc>
+          <w:tcPr>
+            <w:tcW w:type="dxa" w:w="7272"/>
+          </w:tcPr>
+          <w:p>
+            <w:r>
+              <w:rPr>
+                <w:i w:val="0"/>
+              </w:rPr>
+              <w:t>You do not need the whole name. The first few letters of each is enough — the same way kat joh finds Katherine Johnson.</w:t>
+            </w:r>
+          </w:p>
+        </w:tc>
+      </w:tr>
+      <w:tr>
+        <w:tc>
+          <w:tcPr>
+            <w:tcW w:type="dxa" w:w="2088"/>
+          </w:tcPr>
+          <w:p>
+            <w:r>
+              <w:rPr>
+                <w:b/>
+              </w:rPr>
+              <w:t>Correct record</w:t>
+            </w:r>
+          </w:p>
+        </w:tc>
+        <w:tc>
+          <w:tcPr>
+            <w:tcW w:type="dxa" w:w="7272"/>
+          </w:tcPr>
+          <w:p>
+            <w:r>
+              <w:rPr>
+                <w:i w:val="0"/>
+              </w:rPr>
+              <w:t>Krzysztof Wojciechowski · unique identifier B8F0D3771 · born 30 July 1968 · SSN 927-14-6053.</w:t>
+            </w:r>
+          </w:p>
+        </w:tc>
+      </w:tr>
+      <w:tr>
+        <w:tc>
+          <w:tcPr>
+            <w:tcW w:type="dxa" w:w="2088"/>
+          </w:tcPr>
+          <w:p>
+            <w:r>
+              <w:rPr>
+                <w:b/>
+              </w:rPr>
+              <w:t>Feedback</w:t>
+            </w:r>
+          </w:p>
+        </w:tc>
+        <w:tc>
+          <w:tcPr>
+            <w:tcW w:type="dxa" w:w="7272"/>
+          </w:tcPr>
+          <w:p>
+            <w:r>
+              <w:rPr>
+                <w:i w:val="0"/>
+              </w:rPr>
+              <w:t>Short fragments beat full names, because a full name has to be spelled the way somebody else typed it and a fragment does not. krz woj reaches him immediately.</w:t>
+            </w:r>
+          </w:p>
+        </w:tc>
+      </w:tr>
+    </w:tbl>
+    <w:p/>
+    <w:p>
+      <w:pPr>
+        <w:spacing w:after="80"/>
+      </w:pPr>
+      <w:r>
+        <w:rPr>
+          <w:b/>
+          <w:i w:val="0"/>
+          <w:u w:val="none"/>
+        </w:rPr>
+        <w:t>Slide 8.6 – Task 5 — Too Many Results</w:t>
+      </w:r>
+    </w:p>
+    <w:tbl>
+      <w:tblPr>
+        <w:tblStyle w:val="TableGrid"/>
+        <w:tblW w:type="auto" w:w="0"/>
+        <w:jc w:val="left"/>
+        <w:tblLook w:firstColumn="1" w:firstRow="1" w:lastColumn="0" w:lastRow="0" w:noHBand="0" w:noVBand="1" w:val="04A0"/>
+      </w:tblPr>
+      <w:tblGrid>
+        <w:gridCol w:w="4680"/>
+        <w:gridCol w:w="4680"/>
+      </w:tblGrid>
+      <w:tr>
+        <w:tc>
+          <w:tcPr>
+            <w:tcW w:type="dxa" w:w="2088"/>
+          </w:tcPr>
+          <w:p>
+            <w:r>
+              <w:rPr>
+                <w:b/>
+              </w:rPr>
+              <w:t>Draft reference</w:t>
+            </w:r>
+          </w:p>
+        </w:tc>
+        <w:tc>
+          <w:tcPr>
+            <w:tcW w:type="dxa" w:w="7272"/>
+          </w:tcPr>
+          <w:p>
+            <w:r>
+              <w:rPr>
+                <w:i/>
+              </w:rPr>
+              <w:t>narrowing an over-broad result set by adding a term.</w:t>
+            </w:r>
+          </w:p>
+        </w:tc>
+      </w:tr>
+      <w:tr>
+        <w:tc>
+          <w:tcPr>
+            <w:tcW w:type="dxa" w:w="2088"/>
+          </w:tcPr>
+          <w:p>
+            <w:r>
+              <w:rPr>
+                <w:b/>
+              </w:rPr>
+              <w:t>Situation</w:t>
+            </w:r>
+          </w:p>
+        </w:tc>
+        <w:tc>
+          <w:tcPr>
+            <w:tcW w:type="dxa" w:w="7272"/>
+          </w:tcPr>
+          <w:p>
+            <w:r>
+              <w:rPr>
+                <w:i w:val="0"/>
+              </w:rPr>
+              <w:t>A woman gives her surname as Garcia. You search it and get twelve records across two pages. She tells you her first name is Esperanza.</w:t>
+            </w:r>
+          </w:p>
+        </w:tc>
+      </w:tr>
+      <w:tr>
+        <w:tc>
+          <w:tcPr>
+            <w:tcW w:type="dxa" w:w="2088"/>
+          </w:tcPr>
+          <w:p>
+            <w:r>
+              <w:rPr>
+                <w:b/>
+              </w:rPr>
+              <w:t>Instruction</w:t>
+            </w:r>
+          </w:p>
+        </w:tc>
+        <w:tc>
+          <w:tcPr>
+            <w:tcW w:type="dxa" w:w="7272"/>
+          </w:tcPr>
+          <w:p>
+            <w:r>
+              <w:rPr>
+                <w:i w:val="0"/>
+              </w:rPr>
+              <w:t>Narrow the search and open her record.</w:t>
+            </w:r>
+          </w:p>
+        </w:tc>
+      </w:tr>
+      <w:tr>
+        <w:tc>
+          <w:tcPr>
+            <w:tcW w:type="dxa" w:w="2088"/>
+          </w:tcPr>
+          <w:p>
+            <w:r>
+              <w:rPr>
+                <w:b/>
+              </w:rPr>
+              <w:t>Hint</w:t>
+            </w:r>
+          </w:p>
+        </w:tc>
+        <w:tc>
+          <w:tcPr>
+            <w:tcW w:type="dxa" w:w="7272"/>
+          </w:tcPr>
+          <w:p>
+            <w:r>
+              <w:rPr>
+                <w:i w:val="0"/>
+              </w:rPr>
+              <w:t>Add a second term rather than starting again. Surname plus the first few letters of the first name will do it.</w:t>
+            </w:r>
+          </w:p>
+        </w:tc>
+      </w:tr>
+      <w:tr>
+        <w:tc>
+          <w:tcPr>
+            <w:tcW w:type="dxa" w:w="2088"/>
+          </w:tcPr>
+          <w:p>
+            <w:r>
+              <w:rPr>
+                <w:b/>
+              </w:rPr>
+              <w:t>Correct record</w:t>
+            </w:r>
+          </w:p>
+        </w:tc>
+        <w:tc>
+          <w:tcPr>
+            <w:tcW w:type="dxa" w:w="7272"/>
+          </w:tcPr>
+          <w:p>
+            <w:r>
+              <w:rPr>
+                <w:i w:val="0"/>
+              </w:rPr>
+              <w:t>Esperanza Garcia · unique identifier A50C9E214 · born 9 April 1987 · SSN 935-72-1180.</w:t>
+            </w:r>
+          </w:p>
+        </w:tc>
+      </w:tr>
+      <w:tr>
+        <w:tc>
+          <w:tcPr>
+            <w:tcW w:type="dxa" w:w="2088"/>
+          </w:tcPr>
+          <w:p>
+            <w:r>
+              <w:rPr>
+                <w:b/>
+              </w:rPr>
+              <w:t>Feedback</w:t>
+            </w:r>
+          </w:p>
+        </w:tc>
+        <w:tc>
+          <w:tcPr>
+            <w:tcW w:type="dxa" w:w="7272"/>
+          </w:tcPr>
+          <w:p>
+            <w:r>
+              <w:rPr>
+                <w:i w:val="0"/>
+              </w:rPr>
+              <w:t>When a search returns more than you can read, add another term — a first name, a middle name, a second last name, an SSN fragment, a date of birth. Adding narrows; you rarely need to start over.</w:t>
+            </w:r>
+          </w:p>
+        </w:tc>
+      </w:tr>
+    </w:tbl>
+    <w:p/>
+    <w:p>
+      <w:pPr>
+        <w:spacing w:after="80"/>
+      </w:pPr>
+      <w:r>
+        <w:rPr>
+          <w:b/>
+          <w:i w:val="0"/>
+          <w:u w:val="none"/>
+        </w:rPr>
+        <w:t>Slide 8.7 – Task 6 — Nothing Comes Back</w:t>
+      </w:r>
+    </w:p>
+    <w:tbl>
+      <w:tblPr>
+        <w:tblStyle w:val="TableGrid"/>
+        <w:tblW w:type="auto" w:w="0"/>
+        <w:jc w:val="left"/>
+        <w:tblLook w:firstColumn="1" w:firstRow="1" w:lastColumn="0" w:lastRow="0" w:noHBand="0" w:noVBand="1" w:val="04A0"/>
+      </w:tblPr>
+      <w:tblGrid>
+        <w:gridCol w:w="4680"/>
+        <w:gridCol w:w="4680"/>
+      </w:tblGrid>
+      <w:tr>
+        <w:tc>
+          <w:tcPr>
+            <w:tcW w:type="dxa" w:w="2088"/>
+          </w:tcPr>
+          <w:p>
+            <w:r>
+              <w:rPr>
+                <w:b/>
+              </w:rPr>
+              <w:t>Draft reference</w:t>
+            </w:r>
+          </w:p>
+        </w:tc>
+        <w:tc>
+          <w:tcPr>
+            <w:tcW w:type="dxa" w:w="7272"/>
+          </w:tcPr>
+          <w:p>
+            <w:r>
+              <w:rPr>
+                <w:i/>
+              </w:rPr>
+              <w:t>replacing one search term with another piece of information.</w:t>
+            </w:r>
+          </w:p>
+        </w:tc>
+      </w:tr>
+      <w:tr>
+        <w:tc>
+          <w:tcPr>
+            <w:tcW w:type="dxa" w:w="2088"/>
+          </w:tcPr>
+          <w:p>
+            <w:r>
+              <w:rPr>
+                <w:b/>
+              </w:rPr>
+              <w:t>Situation</w:t>
+            </w:r>
+          </w:p>
+        </w:tc>
+        <w:tc>
+          <w:tcPr>
+            <w:tcW w:type="dxa" w:w="7272"/>
+          </w:tcPr>
+          <w:p>
+            <w:r>
+              <w:rPr>
+                <w:i w:val="0"/>
+              </w:rPr>
+              <w:t>A man says he is Adrian Fenwick and gives his date of birth as 04/12/1988. Searching that date returns nothing. He also remembers the last four of his SSN: 5518.</w:t>
+            </w:r>
+          </w:p>
+        </w:tc>
+      </w:tr>
+      <w:tr>
+        <w:tc>
+          <w:tcPr>
+            <w:tcW w:type="dxa" w:w="2088"/>
+          </w:tcPr>
+          <w:p>
+            <w:r>
+              <w:rPr>
+                <w:b/>
+              </w:rPr>
+              <w:t>Instruction</w:t>
+            </w:r>
+          </w:p>
+        </w:tc>
+        <w:tc>
+          <w:tcPr>
+            <w:tcW w:type="dxa" w:w="7272"/>
+          </w:tcPr>
+          <w:p>
+            <w:r>
+              <w:rPr>
+                <w:i w:val="0"/>
+              </w:rPr>
+              <w:t>Find and open his record.</w:t>
+            </w:r>
+          </w:p>
+        </w:tc>
+      </w:tr>
+      <w:tr>
+        <w:tc>
+          <w:tcPr>
+            <w:tcW w:type="dxa" w:w="2088"/>
+          </w:tcPr>
+          <w:p>
+            <w:r>
+              <w:rPr>
+                <w:b/>
+              </w:rPr>
+              <w:t>Hint</w:t>
+            </w:r>
+          </w:p>
+        </w:tc>
+        <w:tc>
+          <w:tcPr>
+            <w:tcW w:type="dxa" w:w="7272"/>
+          </w:tcPr>
+          <w:p>
+            <w:r>
+              <w:rPr>
+                <w:i w:val="0"/>
+              </w:rPr>
+              <w:t>When a search returns nothing, replace one piece of information with another rather than adding to it. Swap the date of birth for the SSN fragment.</w:t>
+            </w:r>
+          </w:p>
+        </w:tc>
+      </w:tr>
+      <w:tr>
+        <w:tc>
+          <w:tcPr>
+            <w:tcW w:type="dxa" w:w="2088"/>
+          </w:tcPr>
+          <w:p>
+            <w:r>
+              <w:rPr>
+                <w:b/>
+              </w:rPr>
+              <w:t>Correct record</w:t>
+            </w:r>
+          </w:p>
+        </w:tc>
+        <w:tc>
+          <w:tcPr>
+            <w:tcW w:type="dxa" w:w="7272"/>
+          </w:tcPr>
+          <w:p>
+            <w:r>
+              <w:rPr>
+                <w:i w:val="0"/>
+              </w:rPr>
+              <w:t>Adrian Fenwick · unique identifier 72B6F1C08 · born 4 December 1988 · SSN 959-23-5518.</w:t>
+            </w:r>
+          </w:p>
+        </w:tc>
+      </w:tr>
+      <w:tr>
+        <w:tc>
+          <w:tcPr>
+            <w:tcW w:type="dxa" w:w="2088"/>
+          </w:tcPr>
+          <w:p>
+            <w:r>
+              <w:rPr>
+                <w:b/>
+              </w:rPr>
+              <w:t>Feedback</w:t>
+            </w:r>
+          </w:p>
+        </w:tc>
+        <w:tc>
+          <w:tcPr>
+            <w:tcW w:type="dxa" w:w="7272"/>
+          </w:tcPr>
+          <w:p>
+            <w:r>
+              <w:rPr>
+                <w:i w:val="0"/>
+              </w:rPr>
+              <w:t>His record holds 12/04/1988 — the month and day the other way round, which is how dates get mistyped everywhere. When you get nothing, swap an identifier rather than piling more on: date of birth for last four of the SSN, first name for last.</w:t>
+            </w:r>
+          </w:p>
+        </w:tc>
+      </w:tr>
+    </w:tbl>
+    <w:p/>
+    <w:p>
+      <w:pPr>
+        <w:spacing w:after="80"/>
+      </w:pPr>
+      <w:r>
+        <w:rPr>
+          <w:b/>
+          <w:i w:val="0"/>
+          <w:u w:val="none"/>
+        </w:rPr>
+        <w:t>Slide 8.8 – Task 7 — Spelled the Way Someone Else Heard It</w:t>
+      </w:r>
+    </w:p>
+    <w:tbl>
+      <w:tblPr>
+        <w:tblStyle w:val="TableGrid"/>
+        <w:tblW w:type="auto" w:w="0"/>
+        <w:jc w:val="left"/>
+        <w:tblLook w:firstColumn="1" w:firstRow="1" w:lastColumn="0" w:lastRow="0" w:noHBand="0" w:noVBand="1" w:val="04A0"/>
+      </w:tblPr>
+      <w:tblGrid>
+        <w:gridCol w:w="4680"/>
+        <w:gridCol w:w="4680"/>
+      </w:tblGrid>
+      <w:tr>
+        <w:tc>
+          <w:tcPr>
+            <w:tcW w:type="dxa" w:w="2088"/>
+          </w:tcPr>
+          <w:p>
+            <w:r>
+              <w:rPr>
+                <w:b/>
+              </w:rPr>
+              <w:t>Draft reference</w:t>
+            </w:r>
+          </w:p>
+        </w:tc>
+        <w:tc>
+          <w:tcPr>
+            <w:tcW w:type="dxa" w:w="7272"/>
+          </w:tcPr>
+          <w:p>
+            <w:r>
+              <w:rPr>
+                <w:i/>
+              </w:rPr>
+              <w:t>alternate spellings, C and K, I and Y.</w:t>
+            </w:r>
+          </w:p>
+        </w:tc>
+      </w:tr>
+      <w:tr>
+        <w:tc>
+          <w:tcPr>
+            <w:tcW w:type="dxa" w:w="2088"/>
+          </w:tcPr>
+          <w:p>
+            <w:r>
+              <w:rPr>
+                <w:b/>
+              </w:rPr>
+              <w:t>Situation</w:t>
+            </w:r>
+          </w:p>
+        </w:tc>
+        <w:tc>
+          <w:tcPr>
+            <w:tcW w:type="dxa" w:w="7272"/>
+          </w:tcPr>
+          <w:p>
+            <w:r>
+              <w:rPr>
+                <w:i w:val="0"/>
+              </w:rPr>
+              <w:t>A woman introduces herself as Cathleen Brennan. Searching Cathleen returns nothing.</w:t>
+            </w:r>
+          </w:p>
+        </w:tc>
+      </w:tr>
+      <w:tr>
+        <w:tc>
+          <w:tcPr>
+            <w:tcW w:type="dxa" w:w="2088"/>
+          </w:tcPr>
+          <w:p>
+            <w:r>
+              <w:rPr>
+                <w:b/>
+              </w:rPr>
+              <w:t>Instruction</w:t>
+            </w:r>
+          </w:p>
+        </w:tc>
+        <w:tc>
+          <w:tcPr>
+            <w:tcW w:type="dxa" w:w="7272"/>
+          </w:tcPr>
+          <w:p>
+            <w:r>
+              <w:rPr>
+                <w:i w:val="0"/>
+              </w:rPr>
+              <w:t>Find and open her record.</w:t>
+            </w:r>
+          </w:p>
+        </w:tc>
+      </w:tr>
+      <w:tr>
+        <w:tc>
+          <w:tcPr>
+            <w:tcW w:type="dxa" w:w="2088"/>
+          </w:tcPr>
+          <w:p>
+            <w:r>
+              <w:rPr>
+                <w:b/>
+              </w:rPr>
+              <w:t>Hint</w:t>
+            </w:r>
+          </w:p>
+        </w:tc>
+        <w:tc>
+          <w:tcPr>
+            <w:tcW w:type="dxa" w:w="7272"/>
+          </w:tcPr>
+          <w:p>
+            <w:r>
+              <w:rPr>
+                <w:i w:val="0"/>
+              </w:rPr>
+              <w:t>A previous provider may have written it down differently. Try the other spelling of that first sound.</w:t>
+            </w:r>
+          </w:p>
+        </w:tc>
+      </w:tr>
+      <w:tr>
+        <w:tc>
+          <w:tcPr>
+            <w:tcW w:type="dxa" w:w="2088"/>
+          </w:tcPr>
+          <w:p>
+            <w:r>
+              <w:rPr>
+                <w:b/>
+              </w:rPr>
+              <w:t>Correct record</w:t>
+            </w:r>
+          </w:p>
+        </w:tc>
+        <w:tc>
+          <w:tcPr>
+            <w:tcW w:type="dxa" w:w="7272"/>
+          </w:tcPr>
+          <w:p>
+            <w:r>
+              <w:rPr>
+                <w:i w:val="0"/>
+              </w:rPr>
+              <w:t>Kathleen Brennan · unique identifier E19D4A6B3 · born 17 September 1983 · SSN 941-88-2076.</w:t>
+            </w:r>
+          </w:p>
+        </w:tc>
+      </w:tr>
+      <w:tr>
+        <w:tc>
+          <w:tcPr>
+            <w:tcW w:type="dxa" w:w="2088"/>
+          </w:tcPr>
+          <w:p>
+            <w:r>
+              <w:rPr>
+                <w:b/>
+              </w:rPr>
+              <w:t>Feedback</w:t>
+            </w:r>
+          </w:p>
+        </w:tc>
+        <w:tc>
+          <w:tcPr>
+            <w:tcW w:type="dxa" w:w="7272"/>
+          </w:tcPr>
+          <w:p>
+            <w:r>
+              <w:rPr>
+                <w:i w:val="0"/>
+              </w:rPr>
+              <w:t>She is filed as Kathleen. The swaps worth trying first are the ones people make without noticing: C and K, I and Y — Catherine and Katherine, Jonson and Johnson. Try the alternate spelling before you conclude anyone is new.</w:t>
+            </w:r>
+          </w:p>
+        </w:tc>
+      </w:tr>
+    </w:tbl>
+    <w:p/>
+    <w:p>
+      <w:pPr>
+        <w:spacing w:after="80"/>
+      </w:pPr>
+      <w:r>
+        <w:rPr>
+          <w:b/>
+          <w:i w:val="0"/>
+          <w:u w:val="none"/>
+        </w:rPr>
+        <w:t>Slide 8.9 – Task 8 — A Surname Typed as One Word</w:t>
+      </w:r>
+    </w:p>
+    <w:tbl>
+      <w:tblPr>
+        <w:tblStyle w:val="TableGrid"/>
+        <w:tblW w:type="auto" w:w="0"/>
+        <w:jc w:val="left"/>
+        <w:tblLook w:firstColumn="1" w:firstRow="1" w:lastColumn="0" w:lastRow="0" w:noHBand="0" w:noVBand="1" w:val="04A0"/>
+      </w:tblPr>
+      <w:tblGrid>
+        <w:gridCol w:w="4680"/>
+        <w:gridCol w:w="4680"/>
+      </w:tblGrid>
+      <w:tr>
+        <w:tc>
+          <w:tcPr>
+            <w:tcW w:type="dxa" w:w="2088"/>
+          </w:tcPr>
+          <w:p>
+            <w:r>
+              <w:rPr>
+                <w:b/>
+              </w:rPr>
+              <w:t>Draft reference</w:t>
+            </w:r>
+          </w:p>
+        </w:tc>
+        <w:tc>
+          <w:tcPr>
+            <w:tcW w:type="dxa" w:w="7272"/>
+          </w:tcPr>
+          <w:p>
+            <w:r>
+              <w:rPr>
+                <w:i/>
+              </w:rPr>
+              <w:t>second last names and compound surnames.</w:t>
+            </w:r>
+          </w:p>
+        </w:tc>
+      </w:tr>
+      <w:tr>
+        <w:tc>
+          <w:tcPr>
+            <w:tcW w:type="dxa" w:w="2088"/>
+          </w:tcPr>
+          <w:p>
+            <w:r>
+              <w:rPr>
+                <w:b/>
+              </w:rPr>
+              <w:t>Situation</w:t>
+            </w:r>
+          </w:p>
+        </w:tc>
+        <w:tc>
+          <w:tcPr>
+            <w:tcW w:type="dxa" w:w="7272"/>
+          </w:tcPr>
+          <w:p>
+            <w:r>
+              <w:rPr>
+                <w:i w:val="0"/>
+              </w:rPr>
+              <w:t>A caseworker asks you to pull up Maria de la Cruz. You search Cruz, then Maria Cruz. Both come back empty.</w:t>
+            </w:r>
+          </w:p>
+        </w:tc>
+      </w:tr>
+      <w:tr>
+        <w:tc>
+          <w:tcPr>
+            <w:tcW w:type="dxa" w:w="2088"/>
+          </w:tcPr>
+          <w:p>
+            <w:r>
+              <w:rPr>
+                <w:b/>
+              </w:rPr>
+              <w:t>Instruction</w:t>
+            </w:r>
+          </w:p>
+        </w:tc>
+        <w:tc>
+          <w:tcPr>
+            <w:tcW w:type="dxa" w:w="7272"/>
+          </w:tcPr>
+          <w:p>
+            <w:r>
+              <w:rPr>
+                <w:i w:val="0"/>
+              </w:rPr>
+              <w:t>Find and open her record.</w:t>
+            </w:r>
+          </w:p>
+        </w:tc>
+      </w:tr>
+      <w:tr>
+        <w:tc>
+          <w:tcPr>
+            <w:tcW w:type="dxa" w:w="2088"/>
+          </w:tcPr>
+          <w:p>
+            <w:r>
+              <w:rPr>
+                <w:b/>
+              </w:rPr>
+              <w:t>Hint</w:t>
+            </w:r>
+          </w:p>
+        </w:tc>
+        <w:tc>
+          <w:tcPr>
+            <w:tcW w:type="dxa" w:w="7272"/>
+          </w:tcPr>
+          <w:p>
+            <w:r>
+              <w:rPr>
+                <w:i w:val="0"/>
+              </w:rPr>
+              <w:t>Her surname was typed as a single word. Search the fragment common to every spelling — dela — or drop the surname and search her first name.</w:t>
+            </w:r>
+          </w:p>
+        </w:tc>
+      </w:tr>
+      <w:tr>
+        <w:tc>
+          <w:tcPr>
+            <w:tcW w:type="dxa" w:w="2088"/>
+          </w:tcPr>
+          <w:p>
+            <w:r>
+              <w:rPr>
+                <w:b/>
+              </w:rPr>
+              <w:t>Correct record</w:t>
+            </w:r>
+          </w:p>
+        </w:tc>
+        <w:tc>
+          <w:tcPr>
+            <w:tcW w:type="dxa" w:w="7272"/>
+          </w:tcPr>
+          <w:p>
+            <w:r>
+              <w:rPr>
+                <w:i w:val="0"/>
+              </w:rPr>
+              <w:t>Maria Delacruz · unique identifier 2A8189B34 · born 28 January 1974 · SSN 918-54-5527.</w:t>
+            </w:r>
+          </w:p>
+        </w:tc>
+      </w:tr>
+      <w:tr>
+        <w:tc>
+          <w:tcPr>
+            <w:tcW w:type="dxa" w:w="2088"/>
+          </w:tcPr>
+          <w:p>
+            <w:r>
+              <w:rPr>
+                <w:b/>
+              </w:rPr>
+              <w:t>Feedback</w:t>
+            </w:r>
+          </w:p>
+        </w:tc>
+        <w:tc>
+          <w:tcPr>
+            <w:tcW w:type="dxa" w:w="7272"/>
+          </w:tcPr>
+          <w:p>
+            <w:r>
+              <w:rPr>
+                <w:i w:val="0"/>
+              </w:rPr>
+              <w:t>She is filed as Maria Delacruz, one word. Search matches from the start of a name, so Cruz never reaches it. Second last names and compound surnames get entered differently by every agency — search the distinctive fragment, or the first name.</w:t>
+            </w:r>
+          </w:p>
+        </w:tc>
+      </w:tr>
+    </w:tbl>
+    <w:p/>
+    <w:p>
+      <w:pPr>
+        <w:spacing w:after="80"/>
+      </w:pPr>
+      <w:r>
+        <w:rPr>
+          <w:b/>
+          <w:i w:val="0"/>
+          <w:u w:val="none"/>
+        </w:rPr>
+        <w:t>Slide 8.10 – Checkpoint: From Finding to Verifying</w:t>
+      </w:r>
+    </w:p>
+    <w:p>
+      <w:pPr>
+        <w:spacing w:after="160"/>
+      </w:pPr>
+      <w:r>
+        <w:rPr>
+          <w:b w:val="0"/>
+          <w:i w:val="0"/>
+          <w:u w:val="none"/>
+        </w:rPr>
+        <w:t>That is the search half. You now have every documented way in: a name fragment, a year, four digits of an SSN, an alternate spelling, a term added to narrow, and a term swapped when nothing came back.</w:t>
+      </w:r>
+    </w:p>
+    <w:p>
+      <w:pPr>
+        <w:spacing w:after="160"/>
+      </w:pPr>
+      <w:r>
+        <w:rPr>
+          <w:b w:val="0"/>
+          <w:i w:val="0"/>
+          <w:u w:val="none"/>
+        </w:rPr>
+        <w:t>Finding a candidate record is not the same as finding the right one. The rest of this lesson is verifying: proving a record belongs to the person in front of you, and deciding what to do when more than one does.</w:t>
+      </w:r>
+    </w:p>
     <w:p>
       <w:pPr>
         <w:spacing w:after="160"/>
@@ -3769,20 +5347,21 @@
           <w:i/>
           <w:u w:val="none"/>
         </w:rPr>
-        <w:t>Draft reference: alternate names and nicknames.</w:t>
-      </w:r>
-    </w:p>
-    <w:p>
-      <w:pPr>
-        <w:spacing w:after="80"/>
-      </w:pPr>
-      <w:r>
-        <w:rPr>
-          <w:b w:val="0"/>
+        <w:t>Non-scored beat between the search tasks and the verification tasks. Continue button only.</w:t>
+      </w:r>
+    </w:p>
+    <w:p/>
+    <w:p>
+      <w:pPr>
+        <w:spacing w:after="160"/>
+      </w:pPr>
+      <w:r>
+        <w:rPr>
+          <w:b/>
           <w:i w:val="0"/>
           <w:u w:val="single"/>
         </w:rPr>
-        <w:t>The situation, as the learner sees it</w:t>
+        <w:t>Verify: Is This the Right Person?</w:t>
       </w:r>
     </w:p>
     <w:p>
@@ -3795,7 +5374,7 @@
           <w:i w:val="0"/>
           <w:u w:val="none"/>
         </w:rPr>
-        <w:t>A man at the front desk says "Everyone calls me Lefty. Lefty Torres. I stayed here last winter." You type Lefty. Nothing comes back.</w:t>
+        <w:t>Finding a candidate record is not the same as finding the right one. Verifying is a separate step and it has an order.</w:t>
       </w:r>
     </w:p>
     <w:p>
@@ -3804,11 +5383,11 @@
       </w:pPr>
       <w:r>
         <w:rPr>
-          <w:b w:val="0"/>
+          <w:b/>
           <w:i w:val="0"/>
-          <w:u w:val="single"/>
-        </w:rPr>
-        <w:t>What the learner is asked to do</w:t>
+          <w:u w:val="none"/>
+        </w:rPr>
+        <w:t>Slide 9.1 – First Level: Photo and Documents</w:t>
       </w:r>
     </w:p>
     <w:p>
@@ -3821,20 +5400,7 @@
           <w:i w:val="0"/>
           <w:u w:val="none"/>
         </w:rPr>
-        <w:t>Find his record and open it.</w:t>
-      </w:r>
-    </w:p>
-    <w:p>
-      <w:pPr>
-        <w:spacing w:after="80"/>
-      </w:pPr>
-      <w:r>
-        <w:rPr>
-          <w:b w:val="0"/>
-          <w:i w:val="0"/>
-          <w:u w:val="single"/>
-        </w:rPr>
-        <w:t>Hint, if they ask for one</w:t>
+        <w:t>The quickest check is visual. Look at the photo on the record, and look under the Files tab for identification or other documentation.</w:t>
       </w:r>
     </w:p>
     <w:p>
@@ -3847,7 +5413,20 @@
           <w:i w:val="0"/>
           <w:u w:val="none"/>
         </w:rPr>
-        <w:t>The name he gave you isn't the name on the record, and no alias was ever recorded for him. Drop it and search the surname on its own — Tor is enough.</w:t>
+        <w:t>These can tell you immediately whether the record belongs to the person in front of you.</w:t>
+      </w:r>
+    </w:p>
+    <w:p>
+      <w:pPr>
+        <w:spacing w:after="160"/>
+      </w:pPr>
+      <w:r>
+        <w:rPr>
+          <w:b w:val="0"/>
+          <w:i/>
+          <w:u w:val="none"/>
+        </w:rPr>
+        <w:t>The simulation does not show photos or the Files tab, so this is taught with a still screenshot rather than practised. Enough to recognise the check and do it; the mechanics of uploading and managing documents belong to the lesson on files.</w:t>
       </w:r>
     </w:p>
     <w:p>
@@ -3856,11 +5435,11 @@
       </w:pPr>
       <w:r>
         <w:rPr>
-          <w:b w:val="0"/>
+          <w:b/>
           <w:i w:val="0"/>
-          <w:u w:val="single"/>
-        </w:rPr>
-        <w:t>The correct record</w:t>
+          <w:u w:val="none"/>
+        </w:rPr>
+        <w:t>Slide 9.2 – Second Level: Two of Three</w:t>
       </w:r>
     </w:p>
     <w:p>
@@ -3873,20 +5452,7 @@
           <w:i w:val="0"/>
           <w:u w:val="none"/>
         </w:rPr>
-        <w:t>Michael Torres · unique identifier 357BF6714 · born 14 March 1979 · SSN 912-45-8802.</w:t>
-      </w:r>
-    </w:p>
-    <w:p>
-      <w:pPr>
-        <w:spacing w:after="80"/>
-      </w:pPr>
-      <w:r>
-        <w:rPr>
-          <w:b w:val="0"/>
-          <w:i w:val="0"/>
-          <w:u w:val="single"/>
-        </w:rPr>
-        <w:t>Feedback when they get it right</w:t>
+        <w:t>If there is no photo, work through the record with the participant and check whether the information is accurate for them.</w:t>
       </w:r>
     </w:p>
     <w:p>
@@ -3899,7 +5465,20 @@
           <w:i w:val="0"/>
           <w:u w:val="none"/>
         </w:rPr>
-        <w:t>An empty result is not proof that someone is new. He is filed under his legal name, Michael Torres, with no alias on the record. Ask what else a participant has been called — a middle name, a second last name, a nickname, a shortening — and confirm the spelling of each. Typing Lefty Torres fails too: every word must match, so a word that matches nothing guarantees an empty list.</w:t>
+        <w:t>Start with name, date of birth, and Social Security Number. As a rule of thumb, if at least two of those three match, you can treat the record as a match.</w:t>
+      </w:r>
+    </w:p>
+    <w:p>
+      <w:pPr>
+        <w:spacing w:after="160"/>
+      </w:pPr>
+      <w:r>
+        <w:rPr>
+          <w:b w:val="0"/>
+          <w:i w:val="0"/>
+          <w:u w:val="none"/>
+        </w:rPr>
+        <w:t>Know where that rule is weakest. Name and year of birth agreeing is the easiest pair to hit by coincidence — common surnames and a birth year will do it. When the two that match are the name and the date of birth, and the SSN is missing rather than different, look for a third thing before you commit: a household member, a program the participant remembers, a case note that fits.</w:t>
       </w:r>
     </w:p>
     <w:p>
@@ -3912,7 +5491,104 @@
           <w:i w:val="0"/>
           <w:u w:val="none"/>
         </w:rPr>
-        <w:t>Slide 8.3 – Task 2 — When the Last Name May Have Changed</w:t>
+        <w:t>Slide 9.3 – Still Unsure</w:t>
+      </w:r>
+    </w:p>
+    <w:p>
+      <w:pPr>
+        <w:spacing w:after="160"/>
+      </w:pPr>
+      <w:r>
+        <w:rPr>
+          <w:b w:val="0"/>
+          <w:i w:val="0"/>
+          <w:u w:val="none"/>
+        </w:rPr>
+        <w:t>Confirm anything else in the record with the participant:</w:t>
+      </w:r>
+    </w:p>
+    <w:p>
+      <w:pPr>
+        <w:pStyle w:val="ListBullet"/>
+        <w:spacing w:after="40"/>
+      </w:pPr>
+      <w:r>
+        <w:t>Case notes</w:t>
+      </w:r>
+    </w:p>
+    <w:p>
+      <w:pPr>
+        <w:pStyle w:val="ListBullet"/>
+        <w:spacing w:after="40"/>
+      </w:pPr>
+      <w:r>
+        <w:t>Program history</w:t>
+      </w:r>
+    </w:p>
+    <w:p>
+      <w:pPr>
+        <w:pStyle w:val="ListBullet"/>
+        <w:spacing w:after="40"/>
+      </w:pPr>
+      <w:r>
+        <w:t>Household members</w:t>
+      </w:r>
+    </w:p>
+    <w:p>
+      <w:pPr>
+        <w:pStyle w:val="ListBullet"/>
+        <w:spacing w:after="40"/>
+      </w:pPr>
+      <w:r>
+        <w:t>Location data</w:t>
+      </w:r>
+    </w:p>
+    <w:p>
+      <w:pPr>
+        <w:pStyle w:val="ListBullet"/>
+        <w:spacing w:after="40"/>
+      </w:pPr>
+      <w:r>
+        <w:t>Veteran status and other demographics</w:t>
+      </w:r>
+    </w:p>
+    <w:p>
+      <w:pPr>
+        <w:spacing w:after="80"/>
+      </w:pPr>
+      <w:r>
+        <w:rPr>
+          <w:b/>
+          <w:i w:val="0"/>
+          <w:u w:val="none"/>
+        </w:rPr>
+        <w:t>Slide 9.4 – If You Later Find You Were Wrong</w:t>
+      </w:r>
+    </w:p>
+    <w:p>
+      <w:pPr>
+        <w:spacing w:after="160"/>
+      </w:pPr>
+      <w:r>
+        <w:rPr>
+          <w:b w:val="0"/>
+          <w:i w:val="0"/>
+          <w:u w:val="none"/>
+        </w:rPr>
+        <w:t>Sometimes you work from a record for a while and then something does not fit — a program history they have no memory of, a household member who does not exist.</w:t>
+      </w:r>
+    </w:p>
+    <w:p>
+      <w:pPr>
+        <w:spacing w:after="160"/>
+      </w:pPr>
+      <w:r>
+        <w:rPr>
+          <w:b w:val="0"/>
+          <w:i w:val="0"/>
+          <w:u w:val="none"/>
+        </w:rPr>
+        <w:t>Stop entering data into it, and note what you have entered and when. Anything in the system that needs changing by someone other than you goes to LAHSA HMIS Support as a ticket; they will tell you what happens next.</w:t>
       </w:r>
     </w:p>
     <w:p>
@@ -3925,7 +5601,7 @@
           <w:i/>
           <w:u w:val="none"/>
         </w:rPr>
-        <w:t>Draft reference: search by year of birth alone.</w:t>
+        <w:t>Deliberately short. The full flow for a mis-identified record is not taught here.</w:t>
       </w:r>
     </w:p>
     <w:p>
@@ -3934,11 +5610,11 @@
       </w:pPr>
       <w:r>
         <w:rPr>
-          <w:b w:val="0"/>
+          <w:b/>
           <w:i w:val="0"/>
-          <w:u w:val="single"/>
-        </w:rPr>
-        <w:t>The situation, as the learner sees it</w:t>
+          <w:u w:val="none"/>
+        </w:rPr>
+        <w:t>Slide 9.5 – Record the Match, Then Keep Looking</w:t>
       </w:r>
     </w:p>
     <w:p>
@@ -3951,20 +5627,34 @@
           <w:i w:val="0"/>
           <w:u w:val="none"/>
         </w:rPr>
-        <w:t>A woman says everyone calls her Kate. She thinks her record may be under a former married name but isn't sure which. She knows she was born in 1985.</w:t>
-      </w:r>
-    </w:p>
-    <w:p>
-      <w:pPr>
-        <w:spacing w:after="80"/>
-      </w:pPr>
-      <w:r>
-        <w:rPr>
-          <w:b w:val="0"/>
+        <w:t>If you decide the record is a match, note it down — then go back to search and look for others. Finding one match does not mean there is only one.</w:t>
+      </w:r>
+    </w:p>
+    <w:p/>
+    <w:p>
+      <w:pPr>
+        <w:spacing w:after="160"/>
+      </w:pPr>
+      <w:r>
+        <w:rPr>
+          <w:b/>
           <w:i w:val="0"/>
           <w:u w:val="single"/>
         </w:rPr>
-        <w:t>What the learner is asked to do</w:t>
+        <w:t>What You Found</w:t>
+      </w:r>
+    </w:p>
+    <w:p>
+      <w:pPr>
+        <w:spacing w:after="80"/>
+      </w:pPr>
+      <w:r>
+        <w:rPr>
+          <w:b/>
+          <w:i w:val="0"/>
+          <w:u w:val="none"/>
+        </w:rPr>
+        <w:t>Slide 10.1 – No Matching Record</w:t>
       </w:r>
     </w:p>
     <w:p>
@@ -3977,7 +5667,7 @@
           <w:i w:val="0"/>
           <w:u w:val="none"/>
         </w:rPr>
-        <w:t>Find and open her record.</w:t>
+        <w:t>Create a new HMIS record for this participant.</w:t>
       </w:r>
     </w:p>
     <w:p>
@@ -3986,11 +5676,11 @@
       </w:pPr>
       <w:r>
         <w:rPr>
-          <w:b w:val="0"/>
+          <w:b/>
           <w:i w:val="0"/>
-          <w:u w:val="single"/>
-        </w:rPr>
-        <w:t>Hint, if they ask for one</w:t>
+          <w:u w:val="none"/>
+        </w:rPr>
+        <w:t>Slide 10.2 – One Matching Record</w:t>
       </w:r>
     </w:p>
     <w:p>
@@ -4003,7 +5693,7 @@
           <w:i w:val="0"/>
           <w:u w:val="none"/>
         </w:rPr>
-        <w:t>Start from one piece of information you trust. A year works on its own — 1985, or just 85.</w:t>
+        <w:t>Assume it is the correct one and work from it.</w:t>
       </w:r>
     </w:p>
     <w:p>
@@ -4012,11 +5702,11 @@
       </w:pPr>
       <w:r>
         <w:rPr>
-          <w:b w:val="0"/>
+          <w:b/>
           <w:i w:val="0"/>
-          <w:u w:val="single"/>
-        </w:rPr>
-        <w:t>The correct record</w:t>
+          <w:u w:val="none"/>
+        </w:rPr>
+        <w:t>Slide 10.3 – Several Matching Records</w:t>
       </w:r>
     </w:p>
     <w:p>
@@ -4029,7 +5719,7 @@
           <w:i w:val="0"/>
           <w:u w:val="none"/>
         </w:rPr>
-        <w:t>Katherine Morrison · unique identifier F565C146B · born 22 July 1985 · SSN 934-17-3145.</w:t>
+        <w:t>Choose one to work from, and report the rest.</w:t>
       </w:r>
     </w:p>
     <w:p>
@@ -4038,11 +5728,11 @@
       </w:pPr>
       <w:r>
         <w:rPr>
-          <w:b w:val="0"/>
+          <w:b/>
           <w:i w:val="0"/>
-          <w:u w:val="single"/>
-        </w:rPr>
-        <w:t>Feedback when they get it right</w:t>
+          <w:u w:val="none"/>
+        </w:rPr>
+        <w:t>Slide 10.4 – Choosing Which Record to Work From</w:t>
       </w:r>
     </w:p>
     <w:p>
@@ -4055,7 +5745,73 @@
           <w:i w:val="0"/>
           <w:u w:val="none"/>
         </w:rPr>
-        <w:t>She is filed as Katherine Morrison. Starting from a single reliable fact is the documented approach, and a year alone narrows three hundred records to a list you can read by eye.</w:t>
+        <w:t>Choose the most complete record — full SSN, full date of birth, full name, full program history, a photo on the profile.</w:t>
+      </w:r>
+    </w:p>
+    <w:p>
+      <w:pPr>
+        <w:spacing w:after="160"/>
+      </w:pPr>
+      <w:r>
+        <w:rPr>
+          <w:b w:val="0"/>
+          <w:i w:val="0"/>
+          <w:u w:val="none"/>
+        </w:rPr>
+        <w:t>Where that is unclear, choose the record with the longest enrollment history, based on the oldest enrollment.</w:t>
+      </w:r>
+    </w:p>
+    <w:p>
+      <w:pPr>
+        <w:spacing w:after="160"/>
+      </w:pPr>
+      <w:r>
+        <w:rPr>
+          <w:b w:val="0"/>
+          <w:i w:val="0"/>
+          <w:u w:val="none"/>
+        </w:rPr>
+        <w:t>Note the Unique Identifiers of the others as you go, so you are not starting from nothing if it comes up again.</w:t>
+      </w:r>
+    </w:p>
+    <w:p>
+      <w:pPr>
+        <w:spacing w:after="160"/>
+      </w:pPr>
+      <w:r>
+        <w:rPr>
+          <w:b w:val="0"/>
+          <w:i/>
+          <w:u w:val="none"/>
+        </w:rPr>
+        <w:t>Removed from this lesson: submitting the list of matching records to HMIS Support. Reporting duplicates is not part of this training.</w:t>
+      </w:r>
+    </w:p>
+    <w:p/>
+    <w:p>
+      <w:pPr>
+        <w:spacing w:after="160"/>
+      </w:pPr>
+      <w:r>
+        <w:rPr>
+          <w:b/>
+          <w:i w:val="0"/>
+          <w:u w:val="single"/>
+        </w:rPr>
+        <w:t>Practice: Verifying a Record</w:t>
+      </w:r>
+    </w:p>
+    <w:p>
+      <w:pPr>
+        <w:spacing w:after="160"/>
+      </w:pPr>
+      <w:r>
+        <w:rPr>
+          <w:b w:val="0"/>
+          <w:i w:val="0"/>
+          <w:u w:val="none"/>
+        </w:rPr>
+        <w:t>Five more situations. This time finding a candidate record is the easy half — the question is whether it is the right person, and what to do when more than one record could be.</w:t>
       </w:r>
     </w:p>
     <w:p>
@@ -4068,152 +5824,190 @@
           <w:i w:val="0"/>
           <w:u w:val="none"/>
         </w:rPr>
-        <w:t>Slide 8.4 – Task 3 — Starting From the Last Four of the SSN</w:t>
-      </w:r>
-    </w:p>
-    <w:p>
-      <w:pPr>
-        <w:spacing w:after="160"/>
-      </w:pPr>
-      <w:r>
-        <w:rPr>
-          <w:b w:val="0"/>
-          <w:i/>
-          <w:u w:val="none"/>
-        </w:rPr>
-        <w:t>Draft reference: search by the last four digits of the Social Security Number.</w:t>
-      </w:r>
-    </w:p>
-    <w:p>
-      <w:pPr>
-        <w:spacing w:after="80"/>
-      </w:pPr>
-      <w:r>
-        <w:rPr>
-          <w:b w:val="0"/>
-          <w:i w:val="0"/>
-          <w:u w:val="single"/>
-        </w:rPr>
-        <w:t>The situation, as the learner sees it</w:t>
-      </w:r>
-    </w:p>
-    <w:p>
-      <w:pPr>
-        <w:spacing w:after="160"/>
-      </w:pPr>
-      <w:r>
-        <w:rPr>
-          <w:b w:val="0"/>
-          <w:i w:val="0"/>
-          <w:u w:val="none"/>
-        </w:rPr>
-        <w:t>A woman gives her name as Danielle and the last four of her Social Security Number: 7742. She is not sure how her surname was spelled when she enrolled.</w:t>
-      </w:r>
-    </w:p>
-    <w:p>
-      <w:pPr>
-        <w:spacing w:after="80"/>
-      </w:pPr>
-      <w:r>
-        <w:rPr>
-          <w:b w:val="0"/>
-          <w:i w:val="0"/>
-          <w:u w:val="single"/>
-        </w:rPr>
-        <w:t>What the learner is asked to do</w:t>
-      </w:r>
-    </w:p>
-    <w:p>
-      <w:pPr>
-        <w:spacing w:after="160"/>
-      </w:pPr>
-      <w:r>
-        <w:rPr>
-          <w:b w:val="0"/>
-          <w:i w:val="0"/>
-          <w:u w:val="none"/>
-        </w:rPr>
-        <w:t>Find and open her record.</w:t>
-      </w:r>
-    </w:p>
-    <w:p>
-      <w:pPr>
-        <w:spacing w:after="80"/>
-      </w:pPr>
-      <w:r>
-        <w:rPr>
-          <w:b w:val="0"/>
-          <w:i w:val="0"/>
-          <w:u w:val="single"/>
-        </w:rPr>
-        <w:t>Hint, if they ask for one</w:t>
-      </w:r>
-    </w:p>
-    <w:p>
-      <w:pPr>
-        <w:spacing w:after="160"/>
-      </w:pPr>
-      <w:r>
-        <w:rPr>
-          <w:b w:val="0"/>
-          <w:i w:val="0"/>
-          <w:u w:val="none"/>
-        </w:rPr>
-        <w:t>Search the four digits on their own. Two people share them — use her first name to tell them apart.</w:t>
-      </w:r>
-    </w:p>
-    <w:p>
-      <w:pPr>
-        <w:spacing w:after="80"/>
-      </w:pPr>
-      <w:r>
-        <w:rPr>
-          <w:b w:val="0"/>
-          <w:i w:val="0"/>
-          <w:u w:val="single"/>
-        </w:rPr>
-        <w:t>The correct record</w:t>
-      </w:r>
-    </w:p>
-    <w:p>
-      <w:pPr>
-        <w:spacing w:after="160"/>
-      </w:pPr>
-      <w:r>
-        <w:rPr>
-          <w:b w:val="0"/>
-          <w:i w:val="0"/>
-          <w:u w:val="none"/>
-        </w:rPr>
-        <w:t>Danielle Whitmore · unique identifier D41A7C930 · born 14 May 1991 · SSN 918-30-7742.</w:t>
-      </w:r>
-    </w:p>
-    <w:p>
-      <w:pPr>
-        <w:spacing w:after="80"/>
-      </w:pPr>
-      <w:r>
-        <w:rPr>
-          <w:b w:val="0"/>
-          <w:i w:val="0"/>
-          <w:u w:val="single"/>
-        </w:rPr>
-        <w:t>Feedback when they get it right</w:t>
-      </w:r>
-    </w:p>
-    <w:p>
-      <w:pPr>
-        <w:spacing w:after="160"/>
-      </w:pPr>
-      <w:r>
-        <w:rPr>
-          <w:b w:val="0"/>
-          <w:i w:val="0"/>
-          <w:u w:val="none"/>
-        </w:rPr>
-        <w:t>Searching the last four is one of the documented starting points, and it works even when the name is unreliable. But a four-digit fragment is not unique: two people here end 7742. Narrow with it, then confirm on something else.</w:t>
-      </w:r>
-    </w:p>
+        <w:t>Slide 11.1 – Task 9 — Two People, One Name</w:t>
+      </w:r>
+    </w:p>
+    <w:tbl>
+      <w:tblPr>
+        <w:tblStyle w:val="TableGrid"/>
+        <w:tblW w:type="auto" w:w="0"/>
+        <w:jc w:val="left"/>
+        <w:tblLook w:firstColumn="1" w:firstRow="1" w:lastColumn="0" w:lastRow="0" w:noHBand="0" w:noVBand="1" w:val="04A0"/>
+      </w:tblPr>
+      <w:tblGrid>
+        <w:gridCol w:w="4680"/>
+        <w:gridCol w:w="4680"/>
+      </w:tblGrid>
+      <w:tr>
+        <w:tc>
+          <w:tcPr>
+            <w:tcW w:type="dxa" w:w="2088"/>
+          </w:tcPr>
+          <w:p>
+            <w:r>
+              <w:rPr>
+                <w:b/>
+              </w:rPr>
+              <w:t>Draft reference</w:t>
+            </w:r>
+          </w:p>
+        </w:tc>
+        <w:tc>
+          <w:tcPr>
+            <w:tcW w:type="dxa" w:w="7272"/>
+          </w:tcPr>
+          <w:p>
+            <w:r>
+              <w:rPr>
+                <w:i/>
+              </w:rPr>
+              <w:t>a record is a match when at least two of name, date of birth and SSN agree.</w:t>
+            </w:r>
+          </w:p>
+        </w:tc>
+      </w:tr>
+      <w:tr>
+        <w:tc>
+          <w:tcPr>
+            <w:tcW w:type="dxa" w:w="2088"/>
+          </w:tcPr>
+          <w:p>
+            <w:r>
+              <w:rPr>
+                <w:b/>
+              </w:rPr>
+              <w:t>Situation</w:t>
+            </w:r>
+          </w:p>
+        </w:tc>
+        <w:tc>
+          <w:tcPr>
+            <w:tcW w:type="dxa" w:w="7272"/>
+          </w:tcPr>
+          <w:p>
+            <w:r>
+              <w:rPr>
+                <w:i w:val="0"/>
+              </w:rPr>
+              <w:t>A man says he is James Wilson. He gives his date of birth as 9/2/1968 and the last four of his SSN as 4471.</w:t>
+            </w:r>
+          </w:p>
+        </w:tc>
+      </w:tr>
+      <w:tr>
+        <w:tc>
+          <w:tcPr>
+            <w:tcW w:type="dxa" w:w="2088"/>
+          </w:tcPr>
+          <w:p>
+            <w:r>
+              <w:rPr>
+                <w:b/>
+              </w:rPr>
+              <w:t>Instruction</w:t>
+            </w:r>
+          </w:p>
+        </w:tc>
+        <w:tc>
+          <w:tcPr>
+            <w:tcW w:type="dxa" w:w="7272"/>
+          </w:tcPr>
+          <w:p>
+            <w:r>
+              <w:rPr>
+                <w:i w:val="0"/>
+              </w:rPr>
+              <w:t>Open the correct James Wilson.</w:t>
+            </w:r>
+          </w:p>
+        </w:tc>
+      </w:tr>
+      <w:tr>
+        <w:tc>
+          <w:tcPr>
+            <w:tcW w:type="dxa" w:w="2088"/>
+          </w:tcPr>
+          <w:p>
+            <w:r>
+              <w:rPr>
+                <w:b/>
+              </w:rPr>
+              <w:t>Hint</w:t>
+            </w:r>
+          </w:p>
+        </w:tc>
+        <w:tc>
+          <w:tcPr>
+            <w:tcW w:type="dxa" w:w="7272"/>
+          </w:tcPr>
+          <w:p>
+            <w:r>
+              <w:rPr>
+                <w:i w:val="0"/>
+              </w:rPr>
+              <w:t>Narrow it with what he told you — the fragment 4471, or the date of birth — or read the SSN and DOB columns and compare.</w:t>
+            </w:r>
+          </w:p>
+        </w:tc>
+      </w:tr>
+      <w:tr>
+        <w:tc>
+          <w:tcPr>
+            <w:tcW w:type="dxa" w:w="2088"/>
+          </w:tcPr>
+          <w:p>
+            <w:r>
+              <w:rPr>
+                <w:b/>
+              </w:rPr>
+              <w:t>Correct record</w:t>
+            </w:r>
+          </w:p>
+        </w:tc>
+        <w:tc>
+          <w:tcPr>
+            <w:tcW w:type="dxa" w:w="7272"/>
+          </w:tcPr>
+          <w:p>
+            <w:r>
+              <w:rPr>
+                <w:i w:val="0"/>
+              </w:rPr>
+              <w:t>James Wilson · unique identifier 3DF1DF674 · born 2 September 1968 · SSN 941-33-4471.</w:t>
+            </w:r>
+          </w:p>
+        </w:tc>
+      </w:tr>
+      <w:tr>
+        <w:tc>
+          <w:tcPr>
+            <w:tcW w:type="dxa" w:w="2088"/>
+          </w:tcPr>
+          <w:p>
+            <w:r>
+              <w:rPr>
+                <w:b/>
+              </w:rPr>
+              <w:t>Feedback</w:t>
+            </w:r>
+          </w:p>
+        </w:tc>
+        <w:tc>
+          <w:tcPr>
+            <w:tcW w:type="dxa" w:w="7272"/>
+          </w:tcPr>
+          <w:p>
+            <w:r>
+              <w:rPr>
+                <w:i w:val="0"/>
+              </w:rPr>
+              <w:t>These are two different people. As a rule of thumb a record is a match when at least two of the three — name, date of birth, SSN — match the participant. A name on its own is never enough.</w:t>
+            </w:r>
+          </w:p>
+        </w:tc>
+      </w:tr>
+    </w:tbl>
+    <w:p/>
     <w:p>
       <w:pPr>
         <w:spacing w:after="80"/>
@@ -4224,152 +6018,190 @@
           <w:i w:val="0"/>
           <w:u w:val="none"/>
         </w:rPr>
-        <w:t>Slide 8.5 – Task 4 — A Name You Cannot Spell</w:t>
-      </w:r>
-    </w:p>
-    <w:p>
-      <w:pPr>
-        <w:spacing w:after="160"/>
-      </w:pPr>
-      <w:r>
-        <w:rPr>
-          <w:b w:val="0"/>
-          <w:i/>
-          <w:u w:val="none"/>
-        </w:rPr>
-        <w:t>Draft reference: search the first letters of the first and last name, as in kat joh.</w:t>
-      </w:r>
-    </w:p>
-    <w:p>
-      <w:pPr>
-        <w:spacing w:after="80"/>
-      </w:pPr>
-      <w:r>
-        <w:rPr>
-          <w:b w:val="0"/>
-          <w:i w:val="0"/>
-          <w:u w:val="single"/>
-        </w:rPr>
-        <w:t>The situation, as the learner sees it</w:t>
-      </w:r>
-    </w:p>
-    <w:p>
-      <w:pPr>
-        <w:spacing w:after="160"/>
-      </w:pPr>
-      <w:r>
-        <w:rPr>
-          <w:b w:val="0"/>
-          <w:i w:val="0"/>
-          <w:u w:val="none"/>
-        </w:rPr>
-        <w:t>A man gives his name as Krzysztof Wojciechowski. You try your best guess at the spelling and get nothing.</w:t>
-      </w:r>
-    </w:p>
-    <w:p>
-      <w:pPr>
-        <w:spacing w:after="80"/>
-      </w:pPr>
-      <w:r>
-        <w:rPr>
-          <w:b w:val="0"/>
-          <w:i w:val="0"/>
-          <w:u w:val="single"/>
-        </w:rPr>
-        <w:t>What the learner is asked to do</w:t>
-      </w:r>
-    </w:p>
-    <w:p>
-      <w:pPr>
-        <w:spacing w:after="160"/>
-      </w:pPr>
-      <w:r>
-        <w:rPr>
-          <w:b w:val="0"/>
-          <w:i w:val="0"/>
-          <w:u w:val="none"/>
-        </w:rPr>
-        <w:t>Find and open his record.</w:t>
-      </w:r>
-    </w:p>
-    <w:p>
-      <w:pPr>
-        <w:spacing w:after="80"/>
-      </w:pPr>
-      <w:r>
-        <w:rPr>
-          <w:b w:val="0"/>
-          <w:i w:val="0"/>
-          <w:u w:val="single"/>
-        </w:rPr>
-        <w:t>Hint, if they ask for one</w:t>
-      </w:r>
-    </w:p>
-    <w:p>
-      <w:pPr>
-        <w:spacing w:after="160"/>
-      </w:pPr>
-      <w:r>
-        <w:rPr>
-          <w:b w:val="0"/>
-          <w:i w:val="0"/>
-          <w:u w:val="none"/>
-        </w:rPr>
-        <w:t>You do not need the whole name. The first few letters of each is enough — the same way kat joh finds Katherine Johnson.</w:t>
-      </w:r>
-    </w:p>
-    <w:p>
-      <w:pPr>
-        <w:spacing w:after="80"/>
-      </w:pPr>
-      <w:r>
-        <w:rPr>
-          <w:b w:val="0"/>
-          <w:i w:val="0"/>
-          <w:u w:val="single"/>
-        </w:rPr>
-        <w:t>The correct record</w:t>
-      </w:r>
-    </w:p>
-    <w:p>
-      <w:pPr>
-        <w:spacing w:after="160"/>
-      </w:pPr>
-      <w:r>
-        <w:rPr>
-          <w:b w:val="0"/>
-          <w:i w:val="0"/>
-          <w:u w:val="none"/>
-        </w:rPr>
-        <w:t>Krzysztof Wojciechowski · unique identifier B8F0D3771 · born 30 July 1968 · SSN 927-14-6053.</w:t>
-      </w:r>
-    </w:p>
-    <w:p>
-      <w:pPr>
-        <w:spacing w:after="80"/>
-      </w:pPr>
-      <w:r>
-        <w:rPr>
-          <w:b w:val="0"/>
-          <w:i w:val="0"/>
-          <w:u w:val="single"/>
-        </w:rPr>
-        <w:t>Feedback when they get it right</w:t>
-      </w:r>
-    </w:p>
-    <w:p>
-      <w:pPr>
-        <w:spacing w:after="160"/>
-      </w:pPr>
-      <w:r>
-        <w:rPr>
-          <w:b w:val="0"/>
-          <w:i w:val="0"/>
-          <w:u w:val="none"/>
-        </w:rPr>
-        <w:t>Short fragments beat full names, because a full name has to be spelled the way somebody else typed it and a fragment does not. krz woj reaches him immediately.</w:t>
-      </w:r>
-    </w:p>
+        <w:t>Slide 11.2 – Task 10 — When the Identifiers Are Thin</w:t>
+      </w:r>
+    </w:p>
+    <w:tbl>
+      <w:tblPr>
+        <w:tblStyle w:val="TableGrid"/>
+        <w:tblW w:type="auto" w:w="0"/>
+        <w:jc w:val="left"/>
+        <w:tblLook w:firstColumn="1" w:firstRow="1" w:lastColumn="0" w:lastRow="0" w:noHBand="0" w:noVBand="1" w:val="04A0"/>
+      </w:tblPr>
+      <w:tblGrid>
+        <w:gridCol w:w="4680"/>
+        <w:gridCol w:w="4680"/>
+      </w:tblGrid>
+      <w:tr>
+        <w:tc>
+          <w:tcPr>
+            <w:tcW w:type="dxa" w:w="2088"/>
+          </w:tcPr>
+          <w:p>
+            <w:r>
+              <w:rPr>
+                <w:b/>
+              </w:rPr>
+              <w:t>Draft reference</w:t>
+            </w:r>
+          </w:p>
+        </w:tc>
+        <w:tc>
+          <w:tcPr>
+            <w:tcW w:type="dxa" w:w="7272"/>
+          </w:tcPr>
+          <w:p>
+            <w:r>
+              <w:rPr>
+                <w:i/>
+              </w:rPr>
+              <w:t>confirming other information in the record — household members, program history, case notes, location, veteran status.</w:t>
+            </w:r>
+          </w:p>
+        </w:tc>
+      </w:tr>
+      <w:tr>
+        <w:tc>
+          <w:tcPr>
+            <w:tcW w:type="dxa" w:w="2088"/>
+          </w:tcPr>
+          <w:p>
+            <w:r>
+              <w:rPr>
+                <w:b/>
+              </w:rPr>
+              <w:t>Situation</w:t>
+            </w:r>
+          </w:p>
+        </w:tc>
+        <w:tc>
+          <w:tcPr>
+            <w:tcW w:type="dxa" w:w="7272"/>
+          </w:tcPr>
+          <w:p>
+            <w:r>
+              <w:rPr>
+                <w:i w:val="0"/>
+              </w:rPr>
+              <w:t>A woman says her name is Yolanda Amari. She does not know her Social Security Number and is unsure of her exact date of birth. She mentions her daughter, Iris, who is with her.</w:t>
+            </w:r>
+          </w:p>
+        </w:tc>
+      </w:tr>
+      <w:tr>
+        <w:tc>
+          <w:tcPr>
+            <w:tcW w:type="dxa" w:w="2088"/>
+          </w:tcPr>
+          <w:p>
+            <w:r>
+              <w:rPr>
+                <w:b/>
+              </w:rPr>
+              <w:t>Instruction</w:t>
+            </w:r>
+          </w:p>
+        </w:tc>
+        <w:tc>
+          <w:tcPr>
+            <w:tcW w:type="dxa" w:w="7272"/>
+          </w:tcPr>
+          <w:p>
+            <w:r>
+              <w:rPr>
+                <w:i w:val="0"/>
+              </w:rPr>
+              <w:t>Open the record that belongs to the mother.</w:t>
+            </w:r>
+          </w:p>
+        </w:tc>
+      </w:tr>
+      <w:tr>
+        <w:tc>
+          <w:tcPr>
+            <w:tcW w:type="dxa" w:w="2088"/>
+          </w:tcPr>
+          <w:p>
+            <w:r>
+              <w:rPr>
+                <w:b/>
+              </w:rPr>
+              <w:t>Hint</w:t>
+            </w:r>
+          </w:p>
+        </w:tc>
+        <w:tc>
+          <w:tcPr>
+            <w:tcW w:type="dxa" w:w="7272"/>
+          </w:tcPr>
+          <w:p>
+            <w:r>
+              <w:rPr>
+                <w:i w:val="0"/>
+              </w:rPr>
+              <w:t>Search the surname, then open a row's chevron to see its household members. The record you want lists Iris.</w:t>
+            </w:r>
+          </w:p>
+        </w:tc>
+      </w:tr>
+      <w:tr>
+        <w:tc>
+          <w:tcPr>
+            <w:tcW w:type="dxa" w:w="2088"/>
+          </w:tcPr>
+          <w:p>
+            <w:r>
+              <w:rPr>
+                <w:b/>
+              </w:rPr>
+              <w:t>Correct record</w:t>
+            </w:r>
+          </w:p>
+        </w:tc>
+        <w:tc>
+          <w:tcPr>
+            <w:tcW w:type="dxa" w:w="7272"/>
+          </w:tcPr>
+          <w:p>
+            <w:r>
+              <w:rPr>
+                <w:i w:val="0"/>
+              </w:rPr>
+              <w:t>Yolanda Amari · unique identifier C4E7B2019 · born 21 June 1980 · SSN none on file.</w:t>
+            </w:r>
+          </w:p>
+        </w:tc>
+      </w:tr>
+      <w:tr>
+        <w:tc>
+          <w:tcPr>
+            <w:tcW w:type="dxa" w:w="2088"/>
+          </w:tcPr>
+          <w:p>
+            <w:r>
+              <w:rPr>
+                <w:b/>
+              </w:rPr>
+              <w:t>Feedback</w:t>
+            </w:r>
+          </w:p>
+        </w:tc>
+        <w:tc>
+          <w:tcPr>
+            <w:tcW w:type="dxa" w:w="7272"/>
+          </w:tcPr>
+          <w:p>
+            <w:r>
+              <w:rPr>
+                <w:i w:val="0"/>
+              </w:rPr>
+              <w:t>When name, date of birth and SSN cannot settle it, the record holds other things you can confirm with the participant: household members, program history, case notes, location, veteran status. Here the household is what identifies her.</w:t>
+            </w:r>
+          </w:p>
+        </w:tc>
+      </w:tr>
+    </w:tbl>
+    <w:p/>
     <w:p>
       <w:pPr>
         <w:spacing w:after="80"/>
@@ -4380,152 +6212,198 @@
           <w:i w:val="0"/>
           <w:u w:val="none"/>
         </w:rPr>
-        <w:t>Slide 8.6 – Task 5 — Too Many Results</w:t>
-      </w:r>
-    </w:p>
-    <w:p>
-      <w:pPr>
-        <w:spacing w:after="160"/>
-      </w:pPr>
-      <w:r>
-        <w:rPr>
-          <w:b w:val="0"/>
-          <w:i/>
-          <w:u w:val="none"/>
-        </w:rPr>
-        <w:t>Draft reference: narrowing an over-broad result set by adding a term.</w:t>
-      </w:r>
-    </w:p>
-    <w:p>
-      <w:pPr>
-        <w:spacing w:after="80"/>
-      </w:pPr>
-      <w:r>
-        <w:rPr>
-          <w:b w:val="0"/>
-          <w:i w:val="0"/>
-          <w:u w:val="single"/>
-        </w:rPr>
-        <w:t>The situation, as the learner sees it</w:t>
-      </w:r>
-    </w:p>
-    <w:p>
-      <w:pPr>
-        <w:spacing w:after="160"/>
-      </w:pPr>
-      <w:r>
-        <w:rPr>
-          <w:b w:val="0"/>
-          <w:i w:val="0"/>
-          <w:u w:val="none"/>
-        </w:rPr>
-        <w:t>A woman gives her surname as Garcia. You search it and get twelve records across two pages. She tells you her first name is Esperanza.</w:t>
-      </w:r>
-    </w:p>
-    <w:p>
-      <w:pPr>
-        <w:spacing w:after="80"/>
-      </w:pPr>
-      <w:r>
-        <w:rPr>
-          <w:b w:val="0"/>
-          <w:i w:val="0"/>
-          <w:u w:val="single"/>
-        </w:rPr>
-        <w:t>What the learner is asked to do</w:t>
-      </w:r>
-    </w:p>
-    <w:p>
-      <w:pPr>
-        <w:spacing w:after="160"/>
-      </w:pPr>
-      <w:r>
-        <w:rPr>
-          <w:b w:val="0"/>
-          <w:i w:val="0"/>
-          <w:u w:val="none"/>
-        </w:rPr>
-        <w:t>Narrow the search and open her record.</w:t>
-      </w:r>
-    </w:p>
-    <w:p>
-      <w:pPr>
-        <w:spacing w:after="80"/>
-      </w:pPr>
-      <w:r>
-        <w:rPr>
-          <w:b w:val="0"/>
-          <w:i w:val="0"/>
-          <w:u w:val="single"/>
-        </w:rPr>
-        <w:t>Hint, if they ask for one</w:t>
-      </w:r>
-    </w:p>
-    <w:p>
-      <w:pPr>
-        <w:spacing w:after="160"/>
-      </w:pPr>
-      <w:r>
-        <w:rPr>
-          <w:b w:val="0"/>
-          <w:i w:val="0"/>
-          <w:u w:val="none"/>
-        </w:rPr>
-        <w:t>Add a second term rather than starting again. Surname plus the first few letters of the first name will do it.</w:t>
-      </w:r>
-    </w:p>
-    <w:p>
-      <w:pPr>
-        <w:spacing w:after="80"/>
-      </w:pPr>
-      <w:r>
-        <w:rPr>
-          <w:b w:val="0"/>
-          <w:i w:val="0"/>
-          <w:u w:val="single"/>
-        </w:rPr>
-        <w:t>The correct record</w:t>
-      </w:r>
-    </w:p>
-    <w:p>
-      <w:pPr>
-        <w:spacing w:after="160"/>
-      </w:pPr>
-      <w:r>
-        <w:rPr>
-          <w:b w:val="0"/>
-          <w:i w:val="0"/>
-          <w:u w:val="none"/>
-        </w:rPr>
-        <w:t>Esperanza Garcia · unique identifier A50C9E214 · born 9 April 1987 · SSN 935-72-1180.</w:t>
-      </w:r>
-    </w:p>
-    <w:p>
-      <w:pPr>
-        <w:spacing w:after="80"/>
-      </w:pPr>
-      <w:r>
-        <w:rPr>
-          <w:b w:val="0"/>
-          <w:i w:val="0"/>
-          <w:u w:val="single"/>
-        </w:rPr>
-        <w:t>Feedback when they get it right</w:t>
-      </w:r>
-    </w:p>
-    <w:p>
-      <w:pPr>
-        <w:spacing w:after="160"/>
-      </w:pPr>
-      <w:r>
-        <w:rPr>
-          <w:b w:val="0"/>
-          <w:i w:val="0"/>
-          <w:u w:val="none"/>
-        </w:rPr>
-        <w:t>When a search returns more than you can read, add another term — a first name, a middle name, a second last name, an SSN fragment, a date of birth. Adding narrows; you rarely need to start over.</w:t>
-      </w:r>
-    </w:p>
+        <w:t>Slide 11.3 – Task 11 — Where They Have Been Staying</w:t>
+      </w:r>
+    </w:p>
+    <w:tbl>
+      <w:tblPr>
+        <w:tblStyle w:val="TableGrid"/>
+        <w:tblW w:type="auto" w:w="0"/>
+        <w:jc w:val="left"/>
+        <w:tblLook w:firstColumn="1" w:firstRow="1" w:lastColumn="0" w:lastRow="0" w:noHBand="0" w:noVBand="1" w:val="04A0"/>
+      </w:tblPr>
+      <w:tblGrid>
+        <w:gridCol w:w="4680"/>
+        <w:gridCol w:w="4680"/>
+      </w:tblGrid>
+      <w:tr>
+        <w:tc>
+          <w:tcPr>
+            <w:tcW w:type="dxa" w:w="2088"/>
+          </w:tcPr>
+          <w:p>
+            <w:r>
+              <w:rPr>
+                <w:b/>
+              </w:rPr>
+              <w:t>Draft reference</w:t>
+            </w:r>
+          </w:p>
+        </w:tc>
+        <w:tc>
+          <w:tcPr>
+            <w:tcW w:type="dxa" w:w="7272"/>
+          </w:tcPr>
+          <w:p>
+            <w:r>
+              <w:rPr>
+                <w:i/>
+              </w:rPr>
+              <w:t>confirming other information in the record — location data.</w:t>
+            </w:r>
+          </w:p>
+        </w:tc>
+      </w:tr>
+      <w:tr>
+        <w:tc>
+          <w:tcPr>
+            <w:tcW w:type="dxa" w:w="2088"/>
+          </w:tcPr>
+          <w:p>
+            <w:r>
+              <w:rPr>
+                <w:b/>
+              </w:rPr>
+              <w:t>Situation</w:t>
+            </w:r>
+          </w:p>
+        </w:tc>
+        <w:tc>
+          <w:tcPr>
+            <w:tcW w:type="dxa" w:w="7272"/>
+          </w:tcPr>
+          <w:p>
+            <w:r>
+              <w:rPr>
+                <w:i w:val="0"/>
+              </w:rPr>
+              <w:t>A man gives his name as David Nguyen. Two records come back. Both are David Nguyen, both born in 1982. He does not know his Social Security Number and cannot remember which agency he last worked with. He does tell you he has been staying by the wash under the 6th Street bridge, and has been for about a year.</w:t>
+            </w:r>
+          </w:p>
+        </w:tc>
+      </w:tr>
+      <w:tr>
+        <w:tc>
+          <w:tcPr>
+            <w:tcW w:type="dxa" w:w="2088"/>
+          </w:tcPr>
+          <w:p>
+            <w:r>
+              <w:rPr>
+                <w:b/>
+              </w:rPr>
+              <w:t>Instruction</w:t>
+            </w:r>
+          </w:p>
+        </w:tc>
+        <w:tc>
+          <w:tcPr>
+            <w:tcW w:type="dxa" w:w="7272"/>
+          </w:tcPr>
+          <w:p>
+            <w:r>
+              <w:rPr>
+                <w:i w:val="0"/>
+              </w:rPr>
+              <w:t>Open the record whose location history matches where he has been staying.</w:t>
+            </w:r>
+          </w:p>
+        </w:tc>
+      </w:tr>
+      <w:tr>
+        <w:tc>
+          <w:tcPr>
+            <w:tcW w:type="dxa" w:w="2088"/>
+          </w:tcPr>
+          <w:p>
+            <w:r>
+              <w:rPr>
+                <w:b/>
+              </w:rPr>
+              <w:t>Hint</w:t>
+            </w:r>
+          </w:p>
+        </w:tc>
+        <w:tc>
+          <w:tcPr>
+            <w:tcW w:type="dxa" w:w="7272"/>
+          </w:tcPr>
+          <w:p>
+            <w:r>
+              <w:rPr>
+                <w:i w:val="0"/>
+              </w:rPr>
+              <w:t>Name and date of birth cannot separate these two. Open each record and look at Location — one of them was last contacted at the 6th Street bridge.</w:t>
+            </w:r>
+          </w:p>
+        </w:tc>
+      </w:tr>
+      <w:tr>
+        <w:tc>
+          <w:tcPr>
+            <w:tcW w:type="dxa" w:w="2088"/>
+          </w:tcPr>
+          <w:p>
+            <w:r>
+              <w:rPr>
+                <w:b/>
+              </w:rPr>
+              <w:t>Correct record</w:t>
+            </w:r>
+          </w:p>
+        </w:tc>
+        <w:tc>
+          <w:tcPr>
+            <w:tcW w:type="dxa" w:w="7272"/>
+          </w:tcPr>
+          <w:p>
+            <w:r>
+              <w:rPr>
+                <w:i w:val="0"/>
+              </w:rPr>
+              <w:t>To be assigned when the roster is pinned for this task.</w:t>
+            </w:r>
+          </w:p>
+        </w:tc>
+      </w:tr>
+      <w:tr>
+        <w:tc>
+          <w:tcPr>
+            <w:tcW w:type="dxa" w:w="2088"/>
+          </w:tcPr>
+          <w:p>
+            <w:r>
+              <w:rPr>
+                <w:b/>
+              </w:rPr>
+              <w:t>Feedback</w:t>
+            </w:r>
+          </w:p>
+        </w:tc>
+        <w:tc>
+          <w:tcPr>
+            <w:tcW w:type="dxa" w:w="7272"/>
+          </w:tcPr>
+          <w:p>
+            <w:r>
+              <w:rPr>
+                <w:i w:val="0"/>
+              </w:rPr>
+              <w:t>When name and date of birth cannot separate two records, the rest of the record can. In outreach, location is often the fastest of them: where someone has been contacted before is a fact you can both check, and it does not ask the participant to remember an agency name or a date.</w:t>
+            </w:r>
+          </w:p>
+          <w:p>
+            <w:r>
+              <w:rPr>
+                <w:i w:val="0"/>
+              </w:rPr>
+              <w:t>Confirm it with them rather than assuming. People move, and a location recorded a year ago proves less than one recorded last month — treat it as one identifier among several, not as the answer on its own.</w:t>
+            </w:r>
+          </w:p>
+        </w:tc>
+      </w:tr>
+    </w:tbl>
+    <w:p/>
     <w:p>
       <w:pPr>
         <w:spacing w:after="80"/>
@@ -4536,152 +6414,230 @@
           <w:i w:val="0"/>
           <w:u w:val="none"/>
         </w:rPr>
-        <w:t>Slide 8.7 – Task 6 — Nothing Comes Back</w:t>
-      </w:r>
-    </w:p>
-    <w:p>
-      <w:pPr>
-        <w:spacing w:after="160"/>
-      </w:pPr>
-      <w:r>
-        <w:rPr>
-          <w:b w:val="0"/>
-          <w:i/>
-          <w:u w:val="none"/>
-        </w:rPr>
-        <w:t>Draft reference: replacing one search term with another piece of information.</w:t>
-      </w:r>
-    </w:p>
-    <w:p>
-      <w:pPr>
-        <w:spacing w:after="80"/>
-      </w:pPr>
-      <w:r>
-        <w:rPr>
-          <w:b w:val="0"/>
-          <w:i w:val="0"/>
-          <w:u w:val="single"/>
-        </w:rPr>
-        <w:t>The situation, as the learner sees it</w:t>
-      </w:r>
-    </w:p>
-    <w:p>
-      <w:pPr>
-        <w:spacing w:after="160"/>
-      </w:pPr>
-      <w:r>
-        <w:rPr>
-          <w:b w:val="0"/>
-          <w:i w:val="0"/>
-          <w:u w:val="none"/>
-        </w:rPr>
-        <w:t>A man says he is Adrian Fenwick and gives his date of birth as 04/12/1988. Searching that date returns nothing. He also remembers the last four of his SSN: 5518.</w:t>
-      </w:r>
-    </w:p>
-    <w:p>
-      <w:pPr>
-        <w:spacing w:after="80"/>
-      </w:pPr>
-      <w:r>
-        <w:rPr>
-          <w:b w:val="0"/>
-          <w:i w:val="0"/>
-          <w:u w:val="single"/>
-        </w:rPr>
-        <w:t>What the learner is asked to do</w:t>
-      </w:r>
-    </w:p>
-    <w:p>
-      <w:pPr>
-        <w:spacing w:after="160"/>
-      </w:pPr>
-      <w:r>
-        <w:rPr>
-          <w:b w:val="0"/>
-          <w:i w:val="0"/>
-          <w:u w:val="none"/>
-        </w:rPr>
-        <w:t>Find and open his record.</w:t>
-      </w:r>
-    </w:p>
-    <w:p>
-      <w:pPr>
-        <w:spacing w:after="80"/>
-      </w:pPr>
-      <w:r>
-        <w:rPr>
-          <w:b w:val="0"/>
-          <w:i w:val="0"/>
-          <w:u w:val="single"/>
-        </w:rPr>
-        <w:t>Hint, if they ask for one</w:t>
-      </w:r>
-    </w:p>
-    <w:p>
-      <w:pPr>
-        <w:spacing w:after="160"/>
-      </w:pPr>
-      <w:r>
-        <w:rPr>
-          <w:b w:val="0"/>
-          <w:i w:val="0"/>
-          <w:u w:val="none"/>
-        </w:rPr>
-        <w:t>When a search returns nothing, replace one piece of information with another rather than adding to it. Swap the date of birth for the SSN fragment.</w:t>
-      </w:r>
-    </w:p>
-    <w:p>
-      <w:pPr>
-        <w:spacing w:after="80"/>
-      </w:pPr>
-      <w:r>
-        <w:rPr>
-          <w:b w:val="0"/>
-          <w:i w:val="0"/>
-          <w:u w:val="single"/>
-        </w:rPr>
-        <w:t>The correct record</w:t>
-      </w:r>
-    </w:p>
-    <w:p>
-      <w:pPr>
-        <w:spacing w:after="160"/>
-      </w:pPr>
-      <w:r>
-        <w:rPr>
-          <w:b w:val="0"/>
-          <w:i w:val="0"/>
-          <w:u w:val="none"/>
-        </w:rPr>
-        <w:t>Adrian Fenwick · unique identifier 72B6F1C08 · born 4 December 1988 · SSN 959-23-5518.</w:t>
-      </w:r>
-    </w:p>
-    <w:p>
-      <w:pPr>
-        <w:spacing w:after="80"/>
-      </w:pPr>
-      <w:r>
-        <w:rPr>
-          <w:b w:val="0"/>
-          <w:i w:val="0"/>
-          <w:u w:val="single"/>
-        </w:rPr>
-        <w:t>Feedback when they get it right</w:t>
-      </w:r>
-    </w:p>
-    <w:p>
-      <w:pPr>
-        <w:spacing w:after="160"/>
-      </w:pPr>
-      <w:r>
-        <w:rPr>
-          <w:b w:val="0"/>
-          <w:i w:val="0"/>
-          <w:u w:val="none"/>
-        </w:rPr>
-        <w:t>His record holds 12/04/1988 — the month and day the other way round, which is how dates get mistyped everywhere. When you get nothing, swap an identifier rather than piling more on: date of birth for last four of the SSN, first name for last.</w:t>
-      </w:r>
-    </w:p>
+        <w:t>Slide 11.4 – Task 12 — Everything at Once</w:t>
+      </w:r>
+    </w:p>
+    <w:tbl>
+      <w:tblPr>
+        <w:tblStyle w:val="TableGrid"/>
+        <w:tblW w:type="auto" w:w="0"/>
+        <w:jc w:val="left"/>
+        <w:tblLook w:firstColumn="1" w:firstRow="1" w:lastColumn="0" w:lastRow="0" w:noHBand="0" w:noVBand="1" w:val="04A0"/>
+      </w:tblPr>
+      <w:tblGrid>
+        <w:gridCol w:w="4680"/>
+        <w:gridCol w:w="4680"/>
+      </w:tblGrid>
+      <w:tr>
+        <w:tc>
+          <w:tcPr>
+            <w:tcW w:type="dxa" w:w="2088"/>
+          </w:tcPr>
+          <w:p>
+            <w:r>
+              <w:rPr>
+                <w:b/>
+              </w:rPr>
+              <w:t>Draft reference</w:t>
+            </w:r>
+          </w:p>
+        </w:tc>
+        <w:tc>
+          <w:tcPr>
+            <w:tcW w:type="dxa" w:w="7272"/>
+          </w:tcPr>
+          <w:p>
+            <w:r>
+              <w:rPr>
+                <w:i/>
+              </w:rPr>
+              <w:t>alternate names, alternate spellings, and confirming other information in the record when the identifiers will not settle it.</w:t>
+            </w:r>
+          </w:p>
+        </w:tc>
+      </w:tr>
+      <w:tr>
+        <w:tc>
+          <w:tcPr>
+            <w:tcW w:type="dxa" w:w="2088"/>
+          </w:tcPr>
+          <w:p>
+            <w:r>
+              <w:rPr>
+                <w:b/>
+              </w:rPr>
+              <w:t>Situation</w:t>
+            </w:r>
+          </w:p>
+        </w:tc>
+        <w:tc>
+          <w:tcPr>
+            <w:tcW w:type="dxa" w:w="7272"/>
+          </w:tcPr>
+          <w:p>
+            <w:r>
+              <w:rPr>
+                <w:i w:val="0"/>
+              </w:rPr>
+              <w:t>A man introduces himself as Smoke. It is the only name anyone out here uses for him. Pressed, he gives a last name — Reyes, he thinks, though it might have been written down as Reyez or Rios at some point. He does not know his date of birth beyond the year, and he will not give a Social Security Number. He does tell you he served — Army, a long time ago.</w:t>
+            </w:r>
+          </w:p>
+        </w:tc>
+      </w:tr>
+      <w:tr>
+        <w:tc>
+          <w:tcPr>
+            <w:tcW w:type="dxa" w:w="2088"/>
+          </w:tcPr>
+          <w:p>
+            <w:r>
+              <w:rPr>
+                <w:b/>
+              </w:rPr>
+              <w:t>Instruction</w:t>
+            </w:r>
+          </w:p>
+        </w:tc>
+        <w:tc>
+          <w:tcPr>
+            <w:tcW w:type="dxa" w:w="7272"/>
+          </w:tcPr>
+          <w:p>
+            <w:r>
+              <w:rPr>
+                <w:i w:val="0"/>
+              </w:rPr>
+              <w:t>Find his record and open it.</w:t>
+            </w:r>
+          </w:p>
+        </w:tc>
+      </w:tr>
+      <w:tr>
+        <w:tc>
+          <w:tcPr>
+            <w:tcW w:type="dxa" w:w="2088"/>
+          </w:tcPr>
+          <w:p>
+            <w:r>
+              <w:rPr>
+                <w:b/>
+              </w:rPr>
+              <w:t>Hint</w:t>
+            </w:r>
+          </w:p>
+        </w:tc>
+        <w:tc>
+          <w:tcPr>
+            <w:tcW w:type="dxa" w:w="7272"/>
+          </w:tcPr>
+          <w:p>
+            <w:r>
+              <w:rPr>
+                <w:i w:val="0"/>
+              </w:rPr>
+              <w:t>Hints escalate on this one, because the learner has to get there rather than be told. First: nothing you have been given will find him on its own — try the part of the surname you are surest of.</w:t>
+            </w:r>
+          </w:p>
+          <w:p>
+            <w:r>
+              <w:rPr>
+                <w:i w:val="0"/>
+              </w:rPr>
+              <w:t>Then: the first three letters are the same in all three spellings.</w:t>
+            </w:r>
+          </w:p>
+          <w:p>
+            <w:r>
+              <w:rPr>
+                <w:i w:val="0"/>
+              </w:rPr>
+              <w:t>Last: search Rey, and use the year and the veteran flag to cut the list down.</w:t>
+            </w:r>
+          </w:p>
+        </w:tc>
+      </w:tr>
+      <w:tr>
+        <w:tc>
+          <w:tcPr>
+            <w:tcW w:type="dxa" w:w="2088"/>
+          </w:tcPr>
+          <w:p>
+            <w:r>
+              <w:rPr>
+                <w:b/>
+              </w:rPr>
+              <w:t>Correct record</w:t>
+            </w:r>
+          </w:p>
+        </w:tc>
+        <w:tc>
+          <w:tcPr>
+            <w:tcW w:type="dxa" w:w="7272"/>
+          </w:tcPr>
+          <w:p>
+            <w:r>
+              <w:rPr>
+                <w:i w:val="0"/>
+              </w:rPr>
+              <w:t>To be assigned when the roster is pinned for this task.</w:t>
+            </w:r>
+          </w:p>
+        </w:tc>
+      </w:tr>
+      <w:tr>
+        <w:tc>
+          <w:tcPr>
+            <w:tcW w:type="dxa" w:w="2088"/>
+          </w:tcPr>
+          <w:p>
+            <w:r>
+              <w:rPr>
+                <w:b/>
+              </w:rPr>
+              <w:t>Feedback</w:t>
+            </w:r>
+          </w:p>
+        </w:tc>
+        <w:tc>
+          <w:tcPr>
+            <w:tcW w:type="dxa" w:w="7272"/>
+          </w:tcPr>
+          <w:p>
+            <w:r>
+              <w:rPr>
+                <w:i w:val="0"/>
+              </w:rPr>
+              <w:t>This is the real thing. No date of birth, no Social Security Number, a street name that is on no record, and a surname three plausible spellings deep. What is left is a fragment, a year, and one fact he volunteered.</w:t>
+            </w:r>
+          </w:p>
+          <w:p>
+            <w:r>
+              <w:rPr>
+                <w:i w:val="0"/>
+              </w:rPr>
+              <w:t>Veteran status is a field on the record, and it is worth remembering precisely because it is the kind of thing people tell you without being asked. When the identifiers are thin, the thing they mentioned in passing is often what closes it.</w:t>
+            </w:r>
+          </w:p>
+          <w:p>
+            <w:r>
+              <w:rPr>
+                <w:i w:val="0"/>
+              </w:rPr>
+              <w:t>And notice what you did not do. You did not conclude he was new because three searches came back empty. You cleared the box and typed something else, and then did it again.</w:t>
+            </w:r>
+          </w:p>
+          <w:p>
+            <w:r>
+              <w:rPr>
+                <w:i w:val="0"/>
+              </w:rPr>
+              <w:t>That is the skill. Not one clever search — several ordinary ones, each telling you something about what to try next.</w:t>
+            </w:r>
+          </w:p>
+        </w:tc>
+      </w:tr>
+    </w:tbl>
+    <w:p/>
     <w:p>
       <w:pPr>
         <w:spacing w:after="80"/>
@@ -4692,1656 +6648,190 @@
           <w:i w:val="0"/>
           <w:u w:val="none"/>
         </w:rPr>
-        <w:t>Slide 8.8 – Task 7 — Spelled the Way Someone Else Heard It</w:t>
-      </w:r>
-    </w:p>
-    <w:p>
-      <w:pPr>
-        <w:spacing w:after="160"/>
-      </w:pPr>
-      <w:r>
-        <w:rPr>
-          <w:b w:val="0"/>
-          <w:i/>
-          <w:u w:val="none"/>
-        </w:rPr>
-        <w:t>Draft reference: alternate spellings, C and K, I and Y.</w:t>
-      </w:r>
-    </w:p>
-    <w:p>
-      <w:pPr>
-        <w:spacing w:after="80"/>
-      </w:pPr>
-      <w:r>
-        <w:rPr>
-          <w:b w:val="0"/>
-          <w:i w:val="0"/>
-          <w:u w:val="single"/>
-        </w:rPr>
-        <w:t>The situation, as the learner sees it</w:t>
-      </w:r>
-    </w:p>
-    <w:p>
-      <w:pPr>
-        <w:spacing w:after="160"/>
-      </w:pPr>
-      <w:r>
-        <w:rPr>
-          <w:b w:val="0"/>
-          <w:i w:val="0"/>
-          <w:u w:val="none"/>
-        </w:rPr>
-        <w:t>A woman introduces herself as Cathleen Brennan. Searching Cathleen returns nothing.</w:t>
-      </w:r>
-    </w:p>
-    <w:p>
-      <w:pPr>
-        <w:spacing w:after="80"/>
-      </w:pPr>
-      <w:r>
-        <w:rPr>
-          <w:b w:val="0"/>
-          <w:i w:val="0"/>
-          <w:u w:val="single"/>
-        </w:rPr>
-        <w:t>What the learner is asked to do</w:t>
-      </w:r>
-    </w:p>
-    <w:p>
-      <w:pPr>
-        <w:spacing w:after="160"/>
-      </w:pPr>
-      <w:r>
-        <w:rPr>
-          <w:b w:val="0"/>
-          <w:i w:val="0"/>
-          <w:u w:val="none"/>
-        </w:rPr>
-        <w:t>Find and open her record.</w:t>
-      </w:r>
-    </w:p>
-    <w:p>
-      <w:pPr>
-        <w:spacing w:after="80"/>
-      </w:pPr>
-      <w:r>
-        <w:rPr>
-          <w:b w:val="0"/>
-          <w:i w:val="0"/>
-          <w:u w:val="single"/>
-        </w:rPr>
-        <w:t>Hint, if they ask for one</w:t>
-      </w:r>
-    </w:p>
-    <w:p>
-      <w:pPr>
-        <w:spacing w:after="160"/>
-      </w:pPr>
-      <w:r>
-        <w:rPr>
-          <w:b w:val="0"/>
-          <w:i w:val="0"/>
-          <w:u w:val="none"/>
-        </w:rPr>
-        <w:t>A previous provider may have written it down differently. Try the other spelling of that first sound.</w:t>
-      </w:r>
-    </w:p>
-    <w:p>
-      <w:pPr>
-        <w:spacing w:after="80"/>
-      </w:pPr>
-      <w:r>
-        <w:rPr>
-          <w:b w:val="0"/>
-          <w:i w:val="0"/>
-          <w:u w:val="single"/>
-        </w:rPr>
-        <w:t>The correct record</w:t>
-      </w:r>
-    </w:p>
-    <w:p>
-      <w:pPr>
-        <w:spacing w:after="160"/>
-      </w:pPr>
-      <w:r>
-        <w:rPr>
-          <w:b w:val="0"/>
-          <w:i w:val="0"/>
-          <w:u w:val="none"/>
-        </w:rPr>
-        <w:t>Kathleen Brennan · unique identifier E19D4A6B3 · born 17 September 1983 · SSN 941-88-2076.</w:t>
-      </w:r>
-    </w:p>
-    <w:p>
-      <w:pPr>
-        <w:spacing w:after="80"/>
-      </w:pPr>
-      <w:r>
-        <w:rPr>
-          <w:b w:val="0"/>
-          <w:i w:val="0"/>
-          <w:u w:val="single"/>
-        </w:rPr>
-        <w:t>Feedback when they get it right</w:t>
-      </w:r>
-    </w:p>
-    <w:p>
-      <w:pPr>
-        <w:spacing w:after="160"/>
-      </w:pPr>
-      <w:r>
-        <w:rPr>
-          <w:b w:val="0"/>
-          <w:i w:val="0"/>
-          <w:u w:val="none"/>
-        </w:rPr>
-        <w:t>She is filed as Kathleen. The swaps worth trying first are the ones people make without noticing: C and K, I and Y — Catherine and Katherine, Jonson and Johnson. Try the alternate spelling before you conclude anyone is new.</w:t>
-      </w:r>
-    </w:p>
-    <w:p>
-      <w:pPr>
-        <w:spacing w:after="80"/>
-      </w:pPr>
-      <w:r>
-        <w:rPr>
-          <w:b/>
-          <w:i w:val="0"/>
-          <w:u w:val="none"/>
-        </w:rPr>
-        <w:t>Slide 8.9 – Task 8 — A Surname Typed as One Word</w:t>
-      </w:r>
-    </w:p>
-    <w:p>
-      <w:pPr>
-        <w:spacing w:after="160"/>
-      </w:pPr>
-      <w:r>
-        <w:rPr>
-          <w:b w:val="0"/>
-          <w:i/>
-          <w:u w:val="none"/>
-        </w:rPr>
-        <w:t>Draft reference: second last names and compound surnames.</w:t>
-      </w:r>
-    </w:p>
-    <w:p>
-      <w:pPr>
-        <w:spacing w:after="80"/>
-      </w:pPr>
-      <w:r>
-        <w:rPr>
-          <w:b w:val="0"/>
-          <w:i w:val="0"/>
-          <w:u w:val="single"/>
-        </w:rPr>
-        <w:t>The situation, as the learner sees it</w:t>
-      </w:r>
-    </w:p>
-    <w:p>
-      <w:pPr>
-        <w:spacing w:after="160"/>
-      </w:pPr>
-      <w:r>
-        <w:rPr>
-          <w:b w:val="0"/>
-          <w:i w:val="0"/>
-          <w:u w:val="none"/>
-        </w:rPr>
-        <w:t>A caseworker asks you to pull up Maria de la Cruz. You search Cruz, then Maria Cruz. Both come back empty.</w:t>
-      </w:r>
-    </w:p>
-    <w:p>
-      <w:pPr>
-        <w:spacing w:after="80"/>
-      </w:pPr>
-      <w:r>
-        <w:rPr>
-          <w:b w:val="0"/>
-          <w:i w:val="0"/>
-          <w:u w:val="single"/>
-        </w:rPr>
-        <w:t>What the learner is asked to do</w:t>
-      </w:r>
-    </w:p>
-    <w:p>
-      <w:pPr>
-        <w:spacing w:after="160"/>
-      </w:pPr>
-      <w:r>
-        <w:rPr>
-          <w:b w:val="0"/>
-          <w:i w:val="0"/>
-          <w:u w:val="none"/>
-        </w:rPr>
-        <w:t>Find and open her record.</w:t>
-      </w:r>
-    </w:p>
-    <w:p>
-      <w:pPr>
-        <w:spacing w:after="80"/>
-      </w:pPr>
-      <w:r>
-        <w:rPr>
-          <w:b w:val="0"/>
-          <w:i w:val="0"/>
-          <w:u w:val="single"/>
-        </w:rPr>
-        <w:t>Hint, if they ask for one</w:t>
-      </w:r>
-    </w:p>
-    <w:p>
-      <w:pPr>
-        <w:spacing w:after="160"/>
-      </w:pPr>
-      <w:r>
-        <w:rPr>
-          <w:b w:val="0"/>
-          <w:i w:val="0"/>
-          <w:u w:val="none"/>
-        </w:rPr>
-        <w:t>Her surname was typed as a single word. Search the fragment common to every spelling — dela — or drop the surname and search her first name.</w:t>
-      </w:r>
-    </w:p>
-    <w:p>
-      <w:pPr>
-        <w:spacing w:after="80"/>
-      </w:pPr>
-      <w:r>
-        <w:rPr>
-          <w:b w:val="0"/>
-          <w:i w:val="0"/>
-          <w:u w:val="single"/>
-        </w:rPr>
-        <w:t>The correct record</w:t>
-      </w:r>
-    </w:p>
-    <w:p>
-      <w:pPr>
-        <w:spacing w:after="160"/>
-      </w:pPr>
-      <w:r>
-        <w:rPr>
-          <w:b w:val="0"/>
-          <w:i w:val="0"/>
-          <w:u w:val="none"/>
-        </w:rPr>
-        <w:t>Maria Delacruz · unique identifier 2A8189B34 · born 28 January 1974 · SSN 918-54-5527.</w:t>
-      </w:r>
-    </w:p>
-    <w:p>
-      <w:pPr>
-        <w:spacing w:after="80"/>
-      </w:pPr>
-      <w:r>
-        <w:rPr>
-          <w:b w:val="0"/>
-          <w:i w:val="0"/>
-          <w:u w:val="single"/>
-        </w:rPr>
-        <w:t>Feedback when they get it right</w:t>
-      </w:r>
-    </w:p>
-    <w:p>
-      <w:pPr>
-        <w:spacing w:after="160"/>
-      </w:pPr>
-      <w:r>
-        <w:rPr>
-          <w:b w:val="0"/>
-          <w:i w:val="0"/>
-          <w:u w:val="none"/>
-        </w:rPr>
-        <w:t>She is filed as Maria Delacruz, one word. Search matches from the start of a name, so Cruz never reaches it. Second last names and compound surnames get entered differently by every agency — search the distinctive fragment, or the first name.</w:t>
-      </w:r>
-    </w:p>
-    <w:p>
-      <w:pPr>
-        <w:spacing w:after="80"/>
-      </w:pPr>
-      <w:r>
-        <w:rPr>
-          <w:b/>
-          <w:i w:val="0"/>
-          <w:u w:val="none"/>
-        </w:rPr>
-        <w:t>Slide 8.10 – Checkpoint: From Finding to Verifying</w:t>
-      </w:r>
-    </w:p>
-    <w:p>
-      <w:pPr>
-        <w:spacing w:after="160"/>
-      </w:pPr>
-      <w:r>
-        <w:rPr>
-          <w:b w:val="0"/>
-          <w:i w:val="0"/>
-          <w:u w:val="none"/>
-        </w:rPr>
-        <w:t>That is the search half. You now have every documented way in: a name fragment, a year, four digits of an SSN, an alternate spelling, a term added to narrow, and a term swapped when nothing came back.</w:t>
-      </w:r>
-    </w:p>
-    <w:p>
-      <w:pPr>
-        <w:spacing w:after="160"/>
-      </w:pPr>
-      <w:r>
-        <w:rPr>
-          <w:b w:val="0"/>
-          <w:i w:val="0"/>
-          <w:u w:val="none"/>
-        </w:rPr>
-        <w:t>Finding a candidate record is not the same as finding the right one. The rest of this lesson is verifying: proving a record belongs to the person in front of you, and deciding what to do when more than one does.</w:t>
-      </w:r>
-    </w:p>
-    <w:p>
-      <w:pPr>
-        <w:spacing w:after="160"/>
-      </w:pPr>
-      <w:r>
-        <w:rPr>
-          <w:b w:val="0"/>
-          <w:i/>
-          <w:u w:val="none"/>
-        </w:rPr>
-        <w:t>Non-scored beat between the search tasks and the verification tasks. Continue button only.</w:t>
-      </w:r>
-    </w:p>
+        <w:t>Slide 11.5 – Task 13 — More Than One Record Matches</w:t>
+      </w:r>
+    </w:p>
+    <w:tbl>
+      <w:tblPr>
+        <w:tblStyle w:val="TableGrid"/>
+        <w:tblW w:type="auto" w:w="0"/>
+        <w:jc w:val="left"/>
+        <w:tblLook w:firstColumn="1" w:firstRow="1" w:lastColumn="0" w:lastRow="0" w:noHBand="0" w:noVBand="1" w:val="04A0"/>
+      </w:tblPr>
+      <w:tblGrid>
+        <w:gridCol w:w="4680"/>
+        <w:gridCol w:w="4680"/>
+      </w:tblGrid>
+      <w:tr>
+        <w:tc>
+          <w:tcPr>
+            <w:tcW w:type="dxa" w:w="2088"/>
+          </w:tcPr>
+          <w:p>
+            <w:r>
+              <w:rPr>
+                <w:b/>
+              </w:rPr>
+              <w:t>Draft reference</w:t>
+            </w:r>
+          </w:p>
+        </w:tc>
+        <w:tc>
+          <w:tcPr>
+            <w:tcW w:type="dxa" w:w="7272"/>
+          </w:tcPr>
+          <w:p>
+            <w:r>
+              <w:rPr>
+                <w:i/>
+              </w:rPr>
+              <w:t>choosing which matching record to work from.</w:t>
+            </w:r>
+          </w:p>
+        </w:tc>
+      </w:tr>
+      <w:tr>
+        <w:tc>
+          <w:tcPr>
+            <w:tcW w:type="dxa" w:w="2088"/>
+          </w:tcPr>
+          <w:p>
+            <w:r>
+              <w:rPr>
+                <w:b/>
+              </w:rPr>
+              <w:t>Situation</w:t>
+            </w:r>
+          </w:p>
+        </w:tc>
+        <w:tc>
+          <w:tcPr>
+            <w:tcW w:type="dxa" w:w="7272"/>
+          </w:tcPr>
+          <w:p>
+            <w:r>
+              <w:rPr>
+                <w:i w:val="0"/>
+              </w:rPr>
+              <w:t>You search Vega and find three records. All three are Rosalind Vega, born 4/11/1983. All three appear to be the same person.</w:t>
+            </w:r>
+          </w:p>
+        </w:tc>
+      </w:tr>
+      <w:tr>
+        <w:tc>
+          <w:tcPr>
+            <w:tcW w:type="dxa" w:w="2088"/>
+          </w:tcPr>
+          <w:p>
+            <w:r>
+              <w:rPr>
+                <w:b/>
+              </w:rPr>
+              <w:t>Instruction</w:t>
+            </w:r>
+          </w:p>
+        </w:tc>
+        <w:tc>
+          <w:tcPr>
+            <w:tcW w:type="dxa" w:w="7272"/>
+          </w:tcPr>
+          <w:p>
+            <w:r>
+              <w:rPr>
+                <w:i w:val="0"/>
+              </w:rPr>
+              <w:t>Open the record you would work from.</w:t>
+            </w:r>
+          </w:p>
+        </w:tc>
+      </w:tr>
+      <w:tr>
+        <w:tc>
+          <w:tcPr>
+            <w:tcW w:type="dxa" w:w="2088"/>
+          </w:tcPr>
+          <w:p>
+            <w:r>
+              <w:rPr>
+                <w:b/>
+              </w:rPr>
+              <w:t>Hint</w:t>
+            </w:r>
+          </w:p>
+        </w:tc>
+        <w:tc>
+          <w:tcPr>
+            <w:tcW w:type="dxa" w:w="7272"/>
+          </w:tcPr>
+          <w:p>
+            <w:r>
+              <w:rPr>
+                <w:i w:val="0"/>
+              </w:rPr>
+              <w:t>Choose the most complete one — full SSN, full date of birth, full name, an alias, the fullest history. Open a row's chevron and the record page to compare.</w:t>
+            </w:r>
+          </w:p>
+        </w:tc>
+      </w:tr>
+      <w:tr>
+        <w:tc>
+          <w:tcPr>
+            <w:tcW w:type="dxa" w:w="2088"/>
+          </w:tcPr>
+          <w:p>
+            <w:r>
+              <w:rPr>
+                <w:b/>
+              </w:rPr>
+              <w:t>Correct record</w:t>
+            </w:r>
+          </w:p>
+        </w:tc>
+        <w:tc>
+          <w:tcPr>
+            <w:tcW w:type="dxa" w:w="7272"/>
+          </w:tcPr>
+          <w:p>
+            <w:r>
+              <w:rPr>
+                <w:i w:val="0"/>
+              </w:rPr>
+              <w:t>Rosalind Vega · unique identifier F2A6C8D40 · born 11 April 1983 · SSN 961-27-1173.</w:t>
+            </w:r>
+          </w:p>
+        </w:tc>
+      </w:tr>
+      <w:tr>
+        <w:tc>
+          <w:tcPr>
+            <w:tcW w:type="dxa" w:w="2088"/>
+          </w:tcPr>
+          <w:p>
+            <w:r>
+              <w:rPr>
+                <w:b/>
+              </w:rPr>
+              <w:t>Feedback</w:t>
+            </w:r>
+          </w:p>
+        </w:tc>
+        <w:tc>
+          <w:tcPr>
+            <w:tcW w:type="dxa" w:w="7272"/>
+          </w:tcPr>
+          <w:p>
+            <w:r>
+              <w:rPr>
+                <w:i w:val="0"/>
+              </w:rPr>
+              <w:t>Work from the most complete record — full SSN, full date of birth, full name, full program history. Where that is unclear, take the one with the longest enrollment history, based on the oldest enrollment. Then send the full list of matching records, with every Unique Identifier, to HMIS Support so they can merge them.</w:t>
+            </w:r>
+          </w:p>
+        </w:tc>
+      </w:tr>
+    </w:tbl>
     <w:p/>
-    <w:p>
-      <w:pPr>
-        <w:spacing w:after="160"/>
-      </w:pPr>
-      <w:r>
-        <w:rPr>
-          <w:b/>
-          <w:i w:val="0"/>
-          <w:u w:val="single"/>
-        </w:rPr>
-        <w:t>Verify: Is This the Right Person?</w:t>
-      </w:r>
-    </w:p>
-    <w:p>
-      <w:pPr>
-        <w:spacing w:after="160"/>
-      </w:pPr>
-      <w:r>
-        <w:rPr>
-          <w:b w:val="0"/>
-          <w:i w:val="0"/>
-          <w:u w:val="none"/>
-        </w:rPr>
-        <w:t>Finding a candidate record is not the same as finding the right one. Verifying is a separate step and it has an order.</w:t>
-      </w:r>
-    </w:p>
-    <w:p>
-      <w:pPr>
-        <w:spacing w:after="80"/>
-      </w:pPr>
-      <w:r>
-        <w:rPr>
-          <w:b/>
-          <w:i w:val="0"/>
-          <w:u w:val="none"/>
-        </w:rPr>
-        <w:t>Slide 9.1 – First Level: Photo and Documents</w:t>
-      </w:r>
-    </w:p>
-    <w:p>
-      <w:pPr>
-        <w:spacing w:after="160"/>
-      </w:pPr>
-      <w:r>
-        <w:rPr>
-          <w:b w:val="0"/>
-          <w:i w:val="0"/>
-          <w:u w:val="none"/>
-        </w:rPr>
-        <w:t>The quickest check is visual. Look at the photo on the record, and look under the Files tab for identification or other documentation.</w:t>
-      </w:r>
-    </w:p>
-    <w:p>
-      <w:pPr>
-        <w:spacing w:after="160"/>
-      </w:pPr>
-      <w:r>
-        <w:rPr>
-          <w:b w:val="0"/>
-          <w:i w:val="0"/>
-          <w:u w:val="none"/>
-        </w:rPr>
-        <w:t>These can tell you immediately whether the record belongs to the person in front of you.</w:t>
-      </w:r>
-    </w:p>
-    <w:p>
-      <w:pPr>
-        <w:spacing w:after="160"/>
-      </w:pPr>
-      <w:r>
-        <w:rPr>
-          <w:b w:val="0"/>
-          <w:i/>
-          <w:u w:val="none"/>
-        </w:rPr>
-        <w:t>The simulation does not show photos or the Files tab, so this is taught with a still screenshot rather than practised. Enough to recognise the check and do it; the mechanics of uploading and managing documents belong to the lesson on files.</w:t>
-      </w:r>
-    </w:p>
-    <w:p>
-      <w:pPr>
-        <w:spacing w:after="80"/>
-      </w:pPr>
-      <w:r>
-        <w:rPr>
-          <w:b/>
-          <w:i w:val="0"/>
-          <w:u w:val="none"/>
-        </w:rPr>
-        <w:t>Slide 9.2 – Second Level: Two of Three</w:t>
-      </w:r>
-    </w:p>
-    <w:p>
-      <w:pPr>
-        <w:spacing w:after="160"/>
-      </w:pPr>
-      <w:r>
-        <w:rPr>
-          <w:b w:val="0"/>
-          <w:i w:val="0"/>
-          <w:u w:val="none"/>
-        </w:rPr>
-        <w:t>If there is no photo, work through the record with the participant and check whether the information is accurate for them.</w:t>
-      </w:r>
-    </w:p>
-    <w:p>
-      <w:pPr>
-        <w:spacing w:after="160"/>
-      </w:pPr>
-      <w:r>
-        <w:rPr>
-          <w:b w:val="0"/>
-          <w:i w:val="0"/>
-          <w:u w:val="none"/>
-        </w:rPr>
-        <w:t>Start with name, date of birth, and Social Security Number. As a rule of thumb, if at least two of those three match, you can treat the record as a match.</w:t>
-      </w:r>
-    </w:p>
-    <w:p>
-      <w:pPr>
-        <w:spacing w:after="160"/>
-      </w:pPr>
-      <w:r>
-        <w:rPr>
-          <w:b w:val="0"/>
-          <w:i w:val="0"/>
-          <w:u w:val="none"/>
-        </w:rPr>
-        <w:t>Know where that rule is weakest. Name and year of birth agreeing is the easiest pair to hit by coincidence — common surnames and a birth year will do it. When the two that match are the name and the date of birth, and the SSN is missing rather than different, look for a third thing before you commit: a household member, a program the participant remembers, a case note that fits.</w:t>
-      </w:r>
-    </w:p>
-    <w:p>
-      <w:pPr>
-        <w:spacing w:after="80"/>
-      </w:pPr>
-      <w:r>
-        <w:rPr>
-          <w:b/>
-          <w:i w:val="0"/>
-          <w:u w:val="none"/>
-        </w:rPr>
-        <w:t>Slide 9.3 – Still Unsure</w:t>
-      </w:r>
-    </w:p>
-    <w:p>
-      <w:pPr>
-        <w:spacing w:after="160"/>
-      </w:pPr>
-      <w:r>
-        <w:rPr>
-          <w:b w:val="0"/>
-          <w:i w:val="0"/>
-          <w:u w:val="none"/>
-        </w:rPr>
-        <w:t>Confirm anything else in the record with the participant:</w:t>
-      </w:r>
-    </w:p>
-    <w:p>
-      <w:pPr>
-        <w:pStyle w:val="ListBullet"/>
-        <w:spacing w:after="40"/>
-      </w:pPr>
-      <w:r>
-        <w:t>Case notes</w:t>
-      </w:r>
-    </w:p>
-    <w:p>
-      <w:pPr>
-        <w:pStyle w:val="ListBullet"/>
-        <w:spacing w:after="40"/>
-      </w:pPr>
-      <w:r>
-        <w:t>Program history</w:t>
-      </w:r>
-    </w:p>
-    <w:p>
-      <w:pPr>
-        <w:pStyle w:val="ListBullet"/>
-        <w:spacing w:after="40"/>
-      </w:pPr>
-      <w:r>
-        <w:t>Household members</w:t>
-      </w:r>
-    </w:p>
-    <w:p>
-      <w:pPr>
-        <w:pStyle w:val="ListBullet"/>
-        <w:spacing w:after="40"/>
-      </w:pPr>
-      <w:r>
-        <w:t>Location data</w:t>
-      </w:r>
-    </w:p>
-    <w:p>
-      <w:pPr>
-        <w:pStyle w:val="ListBullet"/>
-        <w:spacing w:after="40"/>
-      </w:pPr>
-      <w:r>
-        <w:t>Veteran status and other demographics</w:t>
-      </w:r>
-    </w:p>
-    <w:p>
-      <w:pPr>
-        <w:spacing w:after="80"/>
-      </w:pPr>
-      <w:r>
-        <w:rPr>
-          <w:b/>
-          <w:i w:val="0"/>
-          <w:u w:val="none"/>
-        </w:rPr>
-        <w:t>Slide 9.4 – If You Later Find You Were Wrong</w:t>
-      </w:r>
-    </w:p>
-    <w:p>
-      <w:pPr>
-        <w:spacing w:after="160"/>
-      </w:pPr>
-      <w:r>
-        <w:rPr>
-          <w:b w:val="0"/>
-          <w:i w:val="0"/>
-          <w:u w:val="none"/>
-        </w:rPr>
-        <w:t>Sometimes you work from a record for a while and then something does not fit — a program history they have no memory of, a household member who does not exist.</w:t>
-      </w:r>
-    </w:p>
-    <w:p>
-      <w:pPr>
-        <w:spacing w:after="160"/>
-      </w:pPr>
-      <w:r>
-        <w:rPr>
-          <w:b w:val="0"/>
-          <w:i w:val="0"/>
-          <w:u w:val="none"/>
-        </w:rPr>
-        <w:t>Stop entering data into it, and note what you have entered and when. Anything in the system that needs changing by someone other than you goes to LAHSA HMIS Support as a ticket; they will tell you what happens next.</w:t>
-      </w:r>
-    </w:p>
-    <w:p>
-      <w:pPr>
-        <w:spacing w:after="160"/>
-      </w:pPr>
-      <w:r>
-        <w:rPr>
-          <w:b w:val="0"/>
-          <w:i/>
-          <w:u w:val="none"/>
-        </w:rPr>
-        <w:t>Deliberately short. The full flow for a mis-identified record is not taught here.</w:t>
-      </w:r>
-    </w:p>
-    <w:p>
-      <w:pPr>
-        <w:spacing w:after="80"/>
-      </w:pPr>
-      <w:r>
-        <w:rPr>
-          <w:b/>
-          <w:i w:val="0"/>
-          <w:u w:val="none"/>
-        </w:rPr>
-        <w:t>Slide 9.5 – Record the Match, Then Keep Looking</w:t>
-      </w:r>
-    </w:p>
-    <w:p>
-      <w:pPr>
-        <w:spacing w:after="160"/>
-      </w:pPr>
-      <w:r>
-        <w:rPr>
-          <w:b w:val="0"/>
-          <w:i w:val="0"/>
-          <w:u w:val="none"/>
-        </w:rPr>
-        <w:t>If you decide the record is a match, note it down — then go back to search and look for others. Finding one match does not mean there is only one.</w:t>
-      </w:r>
-    </w:p>
-    <w:p/>
-    <w:p>
-      <w:pPr>
-        <w:spacing w:after="160"/>
-      </w:pPr>
-      <w:r>
-        <w:rPr>
-          <w:b/>
-          <w:i w:val="0"/>
-          <w:u w:val="single"/>
-        </w:rPr>
-        <w:t>What You Found</w:t>
-      </w:r>
-    </w:p>
-    <w:p>
-      <w:pPr>
-        <w:spacing w:after="80"/>
-      </w:pPr>
-      <w:r>
-        <w:rPr>
-          <w:b/>
-          <w:i w:val="0"/>
-          <w:u w:val="none"/>
-        </w:rPr>
-        <w:t>Slide 10.1 – No Matching Record</w:t>
-      </w:r>
-    </w:p>
-    <w:p>
-      <w:pPr>
-        <w:spacing w:after="160"/>
-      </w:pPr>
-      <w:r>
-        <w:rPr>
-          <w:b w:val="0"/>
-          <w:i w:val="0"/>
-          <w:u w:val="none"/>
-        </w:rPr>
-        <w:t>Create a new HMIS record for this participant.</w:t>
-      </w:r>
-    </w:p>
-    <w:p>
-      <w:pPr>
-        <w:spacing w:after="80"/>
-      </w:pPr>
-      <w:r>
-        <w:rPr>
-          <w:b/>
-          <w:i w:val="0"/>
-          <w:u w:val="none"/>
-        </w:rPr>
-        <w:t>Slide 10.2 – One Matching Record</w:t>
-      </w:r>
-    </w:p>
-    <w:p>
-      <w:pPr>
-        <w:spacing w:after="160"/>
-      </w:pPr>
-      <w:r>
-        <w:rPr>
-          <w:b w:val="0"/>
-          <w:i w:val="0"/>
-          <w:u w:val="none"/>
-        </w:rPr>
-        <w:t>Assume it is the correct one and work from it.</w:t>
-      </w:r>
-    </w:p>
-    <w:p>
-      <w:pPr>
-        <w:spacing w:after="80"/>
-      </w:pPr>
-      <w:r>
-        <w:rPr>
-          <w:b/>
-          <w:i w:val="0"/>
-          <w:u w:val="none"/>
-        </w:rPr>
-        <w:t>Slide 10.3 – Several Matching Records</w:t>
-      </w:r>
-    </w:p>
-    <w:p>
-      <w:pPr>
-        <w:spacing w:after="160"/>
-      </w:pPr>
-      <w:r>
-        <w:rPr>
-          <w:b w:val="0"/>
-          <w:i w:val="0"/>
-          <w:u w:val="none"/>
-        </w:rPr>
-        <w:t>Choose one to work from, and report the rest.</w:t>
-      </w:r>
-    </w:p>
-    <w:p>
-      <w:pPr>
-        <w:spacing w:after="80"/>
-      </w:pPr>
-      <w:r>
-        <w:rPr>
-          <w:b/>
-          <w:i w:val="0"/>
-          <w:u w:val="none"/>
-        </w:rPr>
-        <w:t>Slide 10.4 – Choosing Which Record to Work From</w:t>
-      </w:r>
-    </w:p>
-    <w:p>
-      <w:pPr>
-        <w:spacing w:after="160"/>
-      </w:pPr>
-      <w:r>
-        <w:rPr>
-          <w:b w:val="0"/>
-          <w:i w:val="0"/>
-          <w:u w:val="none"/>
-        </w:rPr>
-        <w:t>Choose the most complete record — full SSN, full date of birth, full name, full program history, a photo on the profile.</w:t>
-      </w:r>
-    </w:p>
-    <w:p>
-      <w:pPr>
-        <w:spacing w:after="160"/>
-      </w:pPr>
-      <w:r>
-        <w:rPr>
-          <w:b w:val="0"/>
-          <w:i w:val="0"/>
-          <w:u w:val="none"/>
-        </w:rPr>
-        <w:t>Where that is unclear, choose the record with the longest enrollment history, based on the oldest enrollment.</w:t>
-      </w:r>
-    </w:p>
-    <w:p>
-      <w:pPr>
-        <w:spacing w:after="160"/>
-      </w:pPr>
-      <w:r>
-        <w:rPr>
-          <w:b w:val="0"/>
-          <w:i w:val="0"/>
-          <w:u w:val="none"/>
-        </w:rPr>
-        <w:t>Note the Unique Identifiers of the others as you go, so you are not starting from nothing if it comes up again.</w:t>
-      </w:r>
-    </w:p>
-    <w:p>
-      <w:pPr>
-        <w:spacing w:after="160"/>
-      </w:pPr>
-      <w:r>
-        <w:rPr>
-          <w:b w:val="0"/>
-          <w:i/>
-          <w:u w:val="none"/>
-        </w:rPr>
-        <w:t>Removed from this lesson: submitting the list of matching records to HMIS Support. Reporting duplicates is not part of this training.</w:t>
-      </w:r>
-    </w:p>
-    <w:p/>
-    <w:p>
-      <w:pPr>
-        <w:spacing w:after="160"/>
-      </w:pPr>
-      <w:r>
-        <w:rPr>
-          <w:b/>
-          <w:i w:val="0"/>
-          <w:u w:val="single"/>
-        </w:rPr>
-        <w:t>Practice: Verifying a Record</w:t>
-      </w:r>
-    </w:p>
-    <w:p>
-      <w:pPr>
-        <w:spacing w:after="160"/>
-      </w:pPr>
-      <w:r>
-        <w:rPr>
-          <w:b w:val="0"/>
-          <w:i w:val="0"/>
-          <w:u w:val="none"/>
-        </w:rPr>
-        <w:t>Five more situations. This time finding a candidate record is the easy half — the question is whether it is the right person, and what to do when more than one record could be.</w:t>
-      </w:r>
-    </w:p>
-    <w:p>
-      <w:pPr>
-        <w:spacing w:after="80"/>
-      </w:pPr>
-      <w:r>
-        <w:rPr>
-          <w:b/>
-          <w:i w:val="0"/>
-          <w:u w:val="none"/>
-        </w:rPr>
-        <w:t>Slide 11.1 – Task 9 — Two People, One Name</w:t>
-      </w:r>
-    </w:p>
-    <w:p>
-      <w:pPr>
-        <w:spacing w:after="160"/>
-      </w:pPr>
-      <w:r>
-        <w:rPr>
-          <w:b w:val="0"/>
-          <w:i/>
-          <w:u w:val="none"/>
-        </w:rPr>
-        <w:t>Draft reference: a record is a match when at least two of name, date of birth and SSN agree.</w:t>
-      </w:r>
-    </w:p>
-    <w:p>
-      <w:pPr>
-        <w:spacing w:after="80"/>
-      </w:pPr>
-      <w:r>
-        <w:rPr>
-          <w:b w:val="0"/>
-          <w:i w:val="0"/>
-          <w:u w:val="single"/>
-        </w:rPr>
-        <w:t>The situation, as the learner sees it</w:t>
-      </w:r>
-    </w:p>
-    <w:p>
-      <w:pPr>
-        <w:spacing w:after="160"/>
-      </w:pPr>
-      <w:r>
-        <w:rPr>
-          <w:b w:val="0"/>
-          <w:i w:val="0"/>
-          <w:u w:val="none"/>
-        </w:rPr>
-        <w:t>A man says he is James Wilson. He gives his date of birth as 9/2/1968 and the last four of his SSN as 4471.</w:t>
-      </w:r>
-    </w:p>
-    <w:p>
-      <w:pPr>
-        <w:spacing w:after="80"/>
-      </w:pPr>
-      <w:r>
-        <w:rPr>
-          <w:b w:val="0"/>
-          <w:i w:val="0"/>
-          <w:u w:val="single"/>
-        </w:rPr>
-        <w:t>What the learner is asked to do</w:t>
-      </w:r>
-    </w:p>
-    <w:p>
-      <w:pPr>
-        <w:spacing w:after="160"/>
-      </w:pPr>
-      <w:r>
-        <w:rPr>
-          <w:b w:val="0"/>
-          <w:i w:val="0"/>
-          <w:u w:val="none"/>
-        </w:rPr>
-        <w:t>Open the correct James Wilson.</w:t>
-      </w:r>
-    </w:p>
-    <w:p>
-      <w:pPr>
-        <w:spacing w:after="80"/>
-      </w:pPr>
-      <w:r>
-        <w:rPr>
-          <w:b w:val="0"/>
-          <w:i w:val="0"/>
-          <w:u w:val="single"/>
-        </w:rPr>
-        <w:t>Hint, if they ask for one</w:t>
-      </w:r>
-    </w:p>
-    <w:p>
-      <w:pPr>
-        <w:spacing w:after="160"/>
-      </w:pPr>
-      <w:r>
-        <w:rPr>
-          <w:b w:val="0"/>
-          <w:i w:val="0"/>
-          <w:u w:val="none"/>
-        </w:rPr>
-        <w:t>Narrow it with what he told you — the fragment 4471, or the date of birth — or read the SSN and DOB columns and compare.</w:t>
-      </w:r>
-    </w:p>
-    <w:p>
-      <w:pPr>
-        <w:spacing w:after="80"/>
-      </w:pPr>
-      <w:r>
-        <w:rPr>
-          <w:b w:val="0"/>
-          <w:i w:val="0"/>
-          <w:u w:val="single"/>
-        </w:rPr>
-        <w:t>The correct record</w:t>
-      </w:r>
-    </w:p>
-    <w:p>
-      <w:pPr>
-        <w:spacing w:after="160"/>
-      </w:pPr>
-      <w:r>
-        <w:rPr>
-          <w:b w:val="0"/>
-          <w:i w:val="0"/>
-          <w:u w:val="none"/>
-        </w:rPr>
-        <w:t>James Wilson · unique identifier 3DF1DF674 · born 2 September 1968 · SSN 941-33-4471.</w:t>
-      </w:r>
-    </w:p>
-    <w:p>
-      <w:pPr>
-        <w:spacing w:after="80"/>
-      </w:pPr>
-      <w:r>
-        <w:rPr>
-          <w:b w:val="0"/>
-          <w:i w:val="0"/>
-          <w:u w:val="single"/>
-        </w:rPr>
-        <w:t>Feedback when they get it right</w:t>
-      </w:r>
-    </w:p>
-    <w:p>
-      <w:pPr>
-        <w:spacing w:after="160"/>
-      </w:pPr>
-      <w:r>
-        <w:rPr>
-          <w:b w:val="0"/>
-          <w:i w:val="0"/>
-          <w:u w:val="none"/>
-        </w:rPr>
-        <w:t>These are two different people. As a rule of thumb a record is a match when at least two of the three — name, date of birth, SSN — match the participant. A name on its own is never enough.</w:t>
-      </w:r>
-    </w:p>
-    <w:p>
-      <w:pPr>
-        <w:spacing w:after="80"/>
-      </w:pPr>
-      <w:r>
-        <w:rPr>
-          <w:b/>
-          <w:i w:val="0"/>
-          <w:u w:val="none"/>
-        </w:rPr>
-        <w:t>Slide 11.2 – Task 10 — When the Identifiers Are Thin</w:t>
-      </w:r>
-    </w:p>
-    <w:p>
-      <w:pPr>
-        <w:spacing w:after="160"/>
-      </w:pPr>
-      <w:r>
-        <w:rPr>
-          <w:b w:val="0"/>
-          <w:i/>
-          <w:u w:val="none"/>
-        </w:rPr>
-        <w:t>Draft reference: confirming other information in the record — household members, program history, case notes, location, veteran status.</w:t>
-      </w:r>
-    </w:p>
-    <w:p>
-      <w:pPr>
-        <w:spacing w:after="80"/>
-      </w:pPr>
-      <w:r>
-        <w:rPr>
-          <w:b w:val="0"/>
-          <w:i w:val="0"/>
-          <w:u w:val="single"/>
-        </w:rPr>
-        <w:t>The situation, as the learner sees it</w:t>
-      </w:r>
-    </w:p>
-    <w:p>
-      <w:pPr>
-        <w:spacing w:after="160"/>
-      </w:pPr>
-      <w:r>
-        <w:rPr>
-          <w:b w:val="0"/>
-          <w:i w:val="0"/>
-          <w:u w:val="none"/>
-        </w:rPr>
-        <w:t>A woman says her name is Yolanda Amari. She does not know her Social Security Number and is unsure of her exact date of birth. She mentions her daughter, Iris, who is with her.</w:t>
-      </w:r>
-    </w:p>
-    <w:p>
-      <w:pPr>
-        <w:spacing w:after="80"/>
-      </w:pPr>
-      <w:r>
-        <w:rPr>
-          <w:b w:val="0"/>
-          <w:i w:val="0"/>
-          <w:u w:val="single"/>
-        </w:rPr>
-        <w:t>What the learner is asked to do</w:t>
-      </w:r>
-    </w:p>
-    <w:p>
-      <w:pPr>
-        <w:spacing w:after="160"/>
-      </w:pPr>
-      <w:r>
-        <w:rPr>
-          <w:b w:val="0"/>
-          <w:i w:val="0"/>
-          <w:u w:val="none"/>
-        </w:rPr>
-        <w:t>Open the record that belongs to the mother.</w:t>
-      </w:r>
-    </w:p>
-    <w:p>
-      <w:pPr>
-        <w:spacing w:after="80"/>
-      </w:pPr>
-      <w:r>
-        <w:rPr>
-          <w:b w:val="0"/>
-          <w:i w:val="0"/>
-          <w:u w:val="single"/>
-        </w:rPr>
-        <w:t>Hint, if they ask for one</w:t>
-      </w:r>
-    </w:p>
-    <w:p>
-      <w:pPr>
-        <w:spacing w:after="160"/>
-      </w:pPr>
-      <w:r>
-        <w:rPr>
-          <w:b w:val="0"/>
-          <w:i w:val="0"/>
-          <w:u w:val="none"/>
-        </w:rPr>
-        <w:t>Search the surname, then open a row's chevron to see its household members. The record you want lists Iris.</w:t>
-      </w:r>
-    </w:p>
-    <w:p>
-      <w:pPr>
-        <w:spacing w:after="80"/>
-      </w:pPr>
-      <w:r>
-        <w:rPr>
-          <w:b w:val="0"/>
-          <w:i w:val="0"/>
-          <w:u w:val="single"/>
-        </w:rPr>
-        <w:t>The correct record</w:t>
-      </w:r>
-    </w:p>
-    <w:p>
-      <w:pPr>
-        <w:spacing w:after="160"/>
-      </w:pPr>
-      <w:r>
-        <w:rPr>
-          <w:b w:val="0"/>
-          <w:i w:val="0"/>
-          <w:u w:val="none"/>
-        </w:rPr>
-        <w:t>Yolanda Amari · unique identifier C4E7B2019 · born 21 June 1980 · SSN none on file.</w:t>
-      </w:r>
-    </w:p>
-    <w:p>
-      <w:pPr>
-        <w:spacing w:after="80"/>
-      </w:pPr>
-      <w:r>
-        <w:rPr>
-          <w:b w:val="0"/>
-          <w:i w:val="0"/>
-          <w:u w:val="single"/>
-        </w:rPr>
-        <w:t>Feedback when they get it right</w:t>
-      </w:r>
-    </w:p>
-    <w:p>
-      <w:pPr>
-        <w:spacing w:after="160"/>
-      </w:pPr>
-      <w:r>
-        <w:rPr>
-          <w:b w:val="0"/>
-          <w:i w:val="0"/>
-          <w:u w:val="none"/>
-        </w:rPr>
-        <w:t>When name, date of birth and SSN cannot settle it, the record holds other things you can confirm with the participant: household members, program history, case notes, location, veteran status. Here the household is what identifies her.</w:t>
-      </w:r>
-    </w:p>
-    <w:p>
-      <w:pPr>
-        <w:spacing w:after="80"/>
-      </w:pPr>
-      <w:r>
-        <w:rPr>
-          <w:b/>
-          <w:i w:val="0"/>
-          <w:u w:val="none"/>
-        </w:rPr>
-        <w:t>Slide 11.3 – Task 11 — Where They Have Been Staying</w:t>
-      </w:r>
-    </w:p>
-    <w:p>
-      <w:pPr>
-        <w:spacing w:after="160"/>
-      </w:pPr>
-      <w:r>
-        <w:rPr>
-          <w:b w:val="0"/>
-          <w:i/>
-          <w:u w:val="none"/>
-        </w:rPr>
-        <w:t>Draft reference: confirming other information in the record — location data.</w:t>
-      </w:r>
-    </w:p>
-    <w:p>
-      <w:pPr>
-        <w:spacing w:after="80"/>
-      </w:pPr>
-      <w:r>
-        <w:rPr>
-          <w:b w:val="0"/>
-          <w:i w:val="0"/>
-          <w:u w:val="single"/>
-        </w:rPr>
-        <w:t>The situation, as the learner sees it</w:t>
-      </w:r>
-    </w:p>
-    <w:p>
-      <w:pPr>
-        <w:spacing w:after="160"/>
-      </w:pPr>
-      <w:r>
-        <w:rPr>
-          <w:b w:val="0"/>
-          <w:i w:val="0"/>
-          <w:u w:val="none"/>
-        </w:rPr>
-        <w:t>A man gives his name as David Nguyen. Two records come back. Both are David Nguyen, both born in 1982. He does not know his Social Security Number and cannot remember which agency he last worked with. He does tell you he has been staying by the wash under the 6th Street bridge, and has been for about a year.</w:t>
-      </w:r>
-    </w:p>
-    <w:p>
-      <w:pPr>
-        <w:spacing w:after="80"/>
-      </w:pPr>
-      <w:r>
-        <w:rPr>
-          <w:b w:val="0"/>
-          <w:i w:val="0"/>
-          <w:u w:val="single"/>
-        </w:rPr>
-        <w:t>What the learner is asked to do</w:t>
-      </w:r>
-    </w:p>
-    <w:p>
-      <w:pPr>
-        <w:spacing w:after="160"/>
-      </w:pPr>
-      <w:r>
-        <w:rPr>
-          <w:b w:val="0"/>
-          <w:i w:val="0"/>
-          <w:u w:val="none"/>
-        </w:rPr>
-        <w:t>Open the record whose location history matches where he has been staying.</w:t>
-      </w:r>
-    </w:p>
-    <w:p>
-      <w:pPr>
-        <w:spacing w:after="80"/>
-      </w:pPr>
-      <w:r>
-        <w:rPr>
-          <w:b w:val="0"/>
-          <w:i w:val="0"/>
-          <w:u w:val="single"/>
-        </w:rPr>
-        <w:t>Hint, if they ask for one</w:t>
-      </w:r>
-    </w:p>
-    <w:p>
-      <w:pPr>
-        <w:spacing w:after="160"/>
-      </w:pPr>
-      <w:r>
-        <w:rPr>
-          <w:b w:val="0"/>
-          <w:i w:val="0"/>
-          <w:u w:val="none"/>
-        </w:rPr>
-        <w:t>Name and date of birth cannot separate these two. Open each record and look at Location — one of them was last contacted at the 6th Street bridge.</w:t>
-      </w:r>
-    </w:p>
-    <w:p>
-      <w:pPr>
-        <w:spacing w:after="80"/>
-      </w:pPr>
-      <w:r>
-        <w:rPr>
-          <w:b w:val="0"/>
-          <w:i w:val="0"/>
-          <w:u w:val="single"/>
-        </w:rPr>
-        <w:t>The correct record</w:t>
-      </w:r>
-    </w:p>
-    <w:p>
-      <w:pPr>
-        <w:spacing w:after="160"/>
-      </w:pPr>
-      <w:r>
-        <w:rPr>
-          <w:b w:val="0"/>
-          <w:i w:val="0"/>
-          <w:u w:val="none"/>
-        </w:rPr>
-        <w:t>To be assigned when the roster is pinned for this task.</w:t>
-      </w:r>
-    </w:p>
-    <w:p>
-      <w:pPr>
-        <w:spacing w:after="80"/>
-      </w:pPr>
-      <w:r>
-        <w:rPr>
-          <w:b w:val="0"/>
-          <w:i w:val="0"/>
-          <w:u w:val="single"/>
-        </w:rPr>
-        <w:t>Feedback when they get it right</w:t>
-      </w:r>
-    </w:p>
-    <w:p>
-      <w:pPr>
-        <w:spacing w:after="160"/>
-      </w:pPr>
-      <w:r>
-        <w:rPr>
-          <w:b w:val="0"/>
-          <w:i w:val="0"/>
-          <w:u w:val="none"/>
-        </w:rPr>
-        <w:t>When name and date of birth cannot separate two records, the rest of the record can. In outreach, location is often the fastest of them: where someone has been contacted before is a fact you can both check, and it does not ask the participant to remember an agency name or a date.</w:t>
-      </w:r>
-    </w:p>
-    <w:p>
-      <w:pPr>
-        <w:spacing w:after="160"/>
-      </w:pPr>
-      <w:r>
-        <w:rPr>
-          <w:b w:val="0"/>
-          <w:i w:val="0"/>
-          <w:u w:val="none"/>
-        </w:rPr>
-        <w:t>Confirm it with them rather than assuming. People move, and a location recorded a year ago proves less than one recorded last month — treat it as one identifier among several, not as the answer on its own.</w:t>
-      </w:r>
-    </w:p>
-    <w:p>
-      <w:pPr>
-        <w:spacing w:after="80"/>
-      </w:pPr>
-      <w:r>
-        <w:rPr>
-          <w:b/>
-          <w:i w:val="0"/>
-          <w:u w:val="none"/>
-        </w:rPr>
-        <w:t>Slide 11.4 – Task 12 — Everything at Once</w:t>
-      </w:r>
-    </w:p>
-    <w:p>
-      <w:pPr>
-        <w:spacing w:after="160"/>
-      </w:pPr>
-      <w:r>
-        <w:rPr>
-          <w:b w:val="0"/>
-          <w:i/>
-          <w:u w:val="none"/>
-        </w:rPr>
-        <w:t>Draft reference: alternate names, alternate spellings, and confirming other information in the record when the identifiers will not settle it.</w:t>
-      </w:r>
-    </w:p>
-    <w:p>
-      <w:pPr>
-        <w:spacing w:after="80"/>
-      </w:pPr>
-      <w:r>
-        <w:rPr>
-          <w:b w:val="0"/>
-          <w:i w:val="0"/>
-          <w:u w:val="single"/>
-        </w:rPr>
-        <w:t>The situation, as the learner sees it</w:t>
-      </w:r>
-    </w:p>
-    <w:p>
-      <w:pPr>
-        <w:spacing w:after="160"/>
-      </w:pPr>
-      <w:r>
-        <w:rPr>
-          <w:b w:val="0"/>
-          <w:i w:val="0"/>
-          <w:u w:val="none"/>
-        </w:rPr>
-        <w:t>A man introduces himself as Smoke. It is the only name anyone out here uses for him. Pressed, he gives a last name — Reyes, he thinks, though it might have been written down as Reyez or Rios at some point. He does not know his date of birth beyond the year, and he will not give a Social Security Number. He does tell you he served — Army, a long time ago.</w:t>
-      </w:r>
-    </w:p>
-    <w:p>
-      <w:pPr>
-        <w:spacing w:after="80"/>
-      </w:pPr>
-      <w:r>
-        <w:rPr>
-          <w:b w:val="0"/>
-          <w:i w:val="0"/>
-          <w:u w:val="single"/>
-        </w:rPr>
-        <w:t>What the learner is asked to do</w:t>
-      </w:r>
-    </w:p>
-    <w:p>
-      <w:pPr>
-        <w:spacing w:after="160"/>
-      </w:pPr>
-      <w:r>
-        <w:rPr>
-          <w:b w:val="0"/>
-          <w:i w:val="0"/>
-          <w:u w:val="none"/>
-        </w:rPr>
-        <w:t>Find his record and open it.</w:t>
-      </w:r>
-    </w:p>
-    <w:p>
-      <w:pPr>
-        <w:spacing w:after="80"/>
-      </w:pPr>
-      <w:r>
-        <w:rPr>
-          <w:b w:val="0"/>
-          <w:i w:val="0"/>
-          <w:u w:val="single"/>
-        </w:rPr>
-        <w:t>Hint, if they ask for one</w:t>
-      </w:r>
-    </w:p>
-    <w:p>
-      <w:pPr>
-        <w:spacing w:after="160"/>
-      </w:pPr>
-      <w:r>
-        <w:rPr>
-          <w:b w:val="0"/>
-          <w:i w:val="0"/>
-          <w:u w:val="none"/>
-        </w:rPr>
-        <w:t>Nothing you have been given will find him on its own. Search the surname fragment you are least sure of least — Rey — and use the year and the veteran flag to cut the list down.</w:t>
-      </w:r>
-    </w:p>
-    <w:p>
-      <w:pPr>
-        <w:spacing w:after="80"/>
-      </w:pPr>
-      <w:r>
-        <w:rPr>
-          <w:b w:val="0"/>
-          <w:i w:val="0"/>
-          <w:u w:val="single"/>
-        </w:rPr>
-        <w:t>The correct record</w:t>
-      </w:r>
-    </w:p>
-    <w:p>
-      <w:pPr>
-        <w:spacing w:after="160"/>
-      </w:pPr>
-      <w:r>
-        <w:rPr>
-          <w:b w:val="0"/>
-          <w:i w:val="0"/>
-          <w:u w:val="none"/>
-        </w:rPr>
-        <w:t>To be assigned when the roster is pinned for this task.</w:t>
-      </w:r>
-    </w:p>
-    <w:p>
-      <w:pPr>
-        <w:spacing w:after="80"/>
-      </w:pPr>
-      <w:r>
-        <w:rPr>
-          <w:b w:val="0"/>
-          <w:i w:val="0"/>
-          <w:u w:val="single"/>
-        </w:rPr>
-        <w:t>Feedback when they get it right</w:t>
-      </w:r>
-    </w:p>
-    <w:p>
-      <w:pPr>
-        <w:spacing w:after="160"/>
-      </w:pPr>
-      <w:r>
-        <w:rPr>
-          <w:b w:val="0"/>
-          <w:i w:val="0"/>
-          <w:u w:val="none"/>
-        </w:rPr>
-        <w:t>This is the real thing. No date of birth, no Social Security Number, a street name that is on no record, and a surname three plausible spellings deep. What is left is a fragment, a year, and one fact he volunteered.</w:t>
-      </w:r>
-    </w:p>
-    <w:p>
-      <w:pPr>
-        <w:spacing w:after="160"/>
-      </w:pPr>
-      <w:r>
-        <w:rPr>
-          <w:b w:val="0"/>
-          <w:i w:val="0"/>
-          <w:u w:val="none"/>
-        </w:rPr>
-        <w:t>Veteran status is a field on the record, and it is worth remembering precisely because it is the kind of thing people tell you without being asked. When the identifiers are thin, the thing they mentioned in passing is often what closes it.</w:t>
-      </w:r>
-    </w:p>
-    <w:p>
-      <w:pPr>
-        <w:spacing w:after="160"/>
-      </w:pPr>
-      <w:r>
-        <w:rPr>
-          <w:b w:val="0"/>
-          <w:i w:val="0"/>
-          <w:u w:val="none"/>
-        </w:rPr>
-        <w:t>And notice what you did not do. You did not conclude he was new because three searches came back empty. You cleared the box and typed something else, and then did it again.</w:t>
-      </w:r>
-    </w:p>
-    <w:p>
-      <w:pPr>
-        <w:spacing w:after="160"/>
-      </w:pPr>
-      <w:r>
-        <w:rPr>
-          <w:b w:val="0"/>
-          <w:i w:val="0"/>
-          <w:u w:val="none"/>
-        </w:rPr>
-        <w:t>That is the skill. Not one clever search — several ordinary ones, each telling you something about what to try next.</w:t>
-      </w:r>
-    </w:p>
-    <w:p>
-      <w:pPr>
-        <w:spacing w:after="80"/>
-      </w:pPr>
-      <w:r>
-        <w:rPr>
-          <w:b/>
-          <w:i w:val="0"/>
-          <w:u w:val="none"/>
-        </w:rPr>
-        <w:t>Slide 11.5 – Task 13 — More Than One Record Matches</w:t>
-      </w:r>
-    </w:p>
-    <w:p>
-      <w:pPr>
-        <w:spacing w:after="160"/>
-      </w:pPr>
-      <w:r>
-        <w:rPr>
-          <w:b w:val="0"/>
-          <w:i/>
-          <w:u w:val="none"/>
-        </w:rPr>
-        <w:t>Draft reference: choosing which matching record to work from.</w:t>
-      </w:r>
-    </w:p>
-    <w:p>
-      <w:pPr>
-        <w:spacing w:after="80"/>
-      </w:pPr>
-      <w:r>
-        <w:rPr>
-          <w:b w:val="0"/>
-          <w:i w:val="0"/>
-          <w:u w:val="single"/>
-        </w:rPr>
-        <w:t>The situation, as the learner sees it</w:t>
-      </w:r>
-    </w:p>
-    <w:p>
-      <w:pPr>
-        <w:spacing w:after="160"/>
-      </w:pPr>
-      <w:r>
-        <w:rPr>
-          <w:b w:val="0"/>
-          <w:i w:val="0"/>
-          <w:u w:val="none"/>
-        </w:rPr>
-        <w:t>You search Vega and find three records. All three are Rosalind Vega, born 4/11/1983. All three appear to be the same person.</w:t>
-      </w:r>
-    </w:p>
-    <w:p>
-      <w:pPr>
-        <w:spacing w:after="80"/>
-      </w:pPr>
-      <w:r>
-        <w:rPr>
-          <w:b w:val="0"/>
-          <w:i w:val="0"/>
-          <w:u w:val="single"/>
-        </w:rPr>
-        <w:t>What the learner is asked to do</w:t>
-      </w:r>
-    </w:p>
-    <w:p>
-      <w:pPr>
-        <w:spacing w:after="160"/>
-      </w:pPr>
-      <w:r>
-        <w:rPr>
-          <w:b w:val="0"/>
-          <w:i w:val="0"/>
-          <w:u w:val="none"/>
-        </w:rPr>
-        <w:t>Open the record you would work from.</w:t>
-      </w:r>
-    </w:p>
-    <w:p>
-      <w:pPr>
-        <w:spacing w:after="80"/>
-      </w:pPr>
-      <w:r>
-        <w:rPr>
-          <w:b w:val="0"/>
-          <w:i w:val="0"/>
-          <w:u w:val="single"/>
-        </w:rPr>
-        <w:t>Hint, if they ask for one</w:t>
-      </w:r>
-    </w:p>
-    <w:p>
-      <w:pPr>
-        <w:spacing w:after="160"/>
-      </w:pPr>
-      <w:r>
-        <w:rPr>
-          <w:b w:val="0"/>
-          <w:i w:val="0"/>
-          <w:u w:val="none"/>
-        </w:rPr>
-        <w:t>Choose the most complete one — full SSN, full date of birth, full name, an alias, the fullest history. Open a row's chevron and the record page to compare.</w:t>
-      </w:r>
-    </w:p>
-    <w:p>
-      <w:pPr>
-        <w:spacing w:after="80"/>
-      </w:pPr>
-      <w:r>
-        <w:rPr>
-          <w:b w:val="0"/>
-          <w:i w:val="0"/>
-          <w:u w:val="single"/>
-        </w:rPr>
-        <w:t>The correct record</w:t>
-      </w:r>
-    </w:p>
-    <w:p>
-      <w:pPr>
-        <w:spacing w:after="160"/>
-      </w:pPr>
-      <w:r>
-        <w:rPr>
-          <w:b w:val="0"/>
-          <w:i w:val="0"/>
-          <w:u w:val="none"/>
-        </w:rPr>
-        <w:t>Rosalind Vega · unique identifier F2A6C8D40 · born 11 April 1983 · SSN 961-27-1173.</w:t>
-      </w:r>
-    </w:p>
-    <w:p>
-      <w:pPr>
-        <w:spacing w:after="80"/>
-      </w:pPr>
-      <w:r>
-        <w:rPr>
-          <w:b w:val="0"/>
-          <w:i w:val="0"/>
-          <w:u w:val="single"/>
-        </w:rPr>
-        <w:t>Feedback when they get it right</w:t>
-      </w:r>
-    </w:p>
-    <w:p>
-      <w:pPr>
-        <w:spacing w:after="160"/>
-      </w:pPr>
-      <w:r>
-        <w:rPr>
-          <w:b w:val="0"/>
-          <w:i w:val="0"/>
-          <w:u w:val="none"/>
-        </w:rPr>
-        <w:t>Work from the most complete record — full SSN, full date of birth, full name, full program history. Where that is unclear, take the one with the longest enrollment history, based on the oldest enrollment. Then send the full list of matching records, with every Unique Identifier, to HMIS Support so they can merge them.</w:t>
-      </w:r>
-    </w:p>
     <w:p/>
     <w:p>
       <w:pPr>

--- a/HMIS BNTS - Search/Script - HMIS BNTS Lesson 1 - Finding a Participant.docx
+++ b/HMIS BNTS - Search/Script - HMIS BNTS Lesson 1 - Finding a Participant.docx
@@ -6277,7 +6277,7 @@
               <w:rPr>
                 <w:i w:val="0"/>
               </w:rPr>
-              <w:t>A man gives his name as David Nguyen. Two records come back. Both are David Nguyen, both born in 1982. He does not know his Social Security Number and cannot remember which agency he last worked with. He does tell you he has been staying by the wash under the 6th Street bridge, and has been for about a year.</w:t>
+              <w:t>A man gives his name as David Nguyen. Two records come back — both David Nguyen, both born in 1982. He does not know his Social Security Number and cannot remember which agency he last worked with. He does tell you he has been staying by the wash under the 6th Street bridge, and has been for about a year.</w:t>
             </w:r>
           </w:p>
         </w:tc>
@@ -6333,7 +6333,7 @@
               <w:rPr>
                 <w:i w:val="0"/>
               </w:rPr>
-              <w:t>Name and date of birth cannot separate these two. Open each record and look at Location — one of them was last contacted at the 6th Street bridge.</w:t>
+              <w:t>Name and date of birth cannot separate these two. Open each record, go to the Location tab, and compare — one of them has been contacted at the 6th Street bridge.</w:t>
             </w:r>
           </w:p>
         </w:tc>
@@ -6361,7 +6361,7 @@
               <w:rPr>
                 <w:i w:val="0"/>
               </w:rPr>
-              <w:t>To be assigned when the roster is pinned for this task.</w:t>
+              <w:t>David Nguyen · unique identifier 6C2D91B47 · born 9 March 1982 · SSN none on file.</w:t>
             </w:r>
           </w:p>
         </w:tc>
@@ -6389,15 +6389,7 @@
               <w:rPr>
                 <w:i w:val="0"/>
               </w:rPr>
-              <w:t>When name and date of birth cannot separate two records, the rest of the record can. In outreach, location is often the fastest of them: where someone has been contacted before is a fact you can both check, and it does not ask the participant to remember an agency name or a date.</w:t>
-            </w:r>
-          </w:p>
-          <w:p>
-            <w:r>
-              <w:rPr>
-                <w:i w:val="0"/>
-              </w:rPr>
-              <w:t>Confirm it with them rather than assuming. People move, and a location recorded a year ago proves less than one recorded last month — treat it as one identifier among several, not as the answer on its own.</w:t>
+              <w:t>When name and date of birth cannot separate two records, the rest of the record can. In outreach, location is often the fastest of them: where someone has been contacted before is a fact you can both check, and it does not ask the participant to remember an agency name or a date. Confirm it with them rather than assuming. People move, and a location recorded a year ago proves less than one recorded last month — treat it as one identifier among several, not as the answer on its own.</w:t>
             </w:r>
           </w:p>
         </w:tc>
@@ -6479,7 +6471,7 @@
               <w:rPr>
                 <w:i w:val="0"/>
               </w:rPr>
-              <w:t>A man introduces himself as Smoke. It is the only name anyone out here uses for him. Pressed, he gives a last name — Reyes, he thinks, though it might have been written down as Reyez or Rios at some point. He does not know his date of birth beyond the year, and he will not give a Social Security Number. He does tell you he served — Army, a long time ago.</w:t>
+              <w:t>A man introduces himself as Smoke. It is the only name anyone out here uses for him. Pressed, he gives a last name — Reyes, he thinks, though it might have been written down as Reyez or Rios. He does not know his date of birth beyond the year, 1971, and he will not give a Social Security Number. He does tell you he served — Army, a long time ago.</w:t>
             </w:r>
           </w:p>
         </w:tc>
@@ -6535,23 +6527,7 @@
               <w:rPr>
                 <w:i w:val="0"/>
               </w:rPr>
-              <w:t>Hints escalate on this one, because the learner has to get there rather than be told. First: nothing you have been given will find him on its own — try the part of the surname you are surest of.</w:t>
-            </w:r>
-          </w:p>
-          <w:p>
-            <w:r>
-              <w:rPr>
-                <w:i w:val="0"/>
-              </w:rPr>
-              <w:t>Then: the first three letters are the same in all three spellings.</w:t>
-            </w:r>
-          </w:p>
-          <w:p>
-            <w:r>
-              <w:rPr>
-                <w:i w:val="0"/>
-              </w:rPr>
-              <w:t>Last: search Rey, and use the year and the veteran flag to cut the list down.</w:t>
+              <w:t>Nothing you have been given finds him on its own. The first three letters are the same in all three spellings — search Rey, then use the year and the Veteran Status column to cut the list down.</w:t>
             </w:r>
           </w:p>
         </w:tc>
@@ -6579,7 +6555,7 @@
               <w:rPr>
                 <w:i w:val="0"/>
               </w:rPr>
-              <w:t>To be assigned when the roster is pinned for this task.</w:t>
+              <w:t>Elias Reyez · unique identifier A19F4C2E8 · born 14 June 1971 · SSN none on file.</w:t>
             </w:r>
           </w:p>
         </w:tc>
@@ -6607,31 +6583,7 @@
               <w:rPr>
                 <w:i w:val="0"/>
               </w:rPr>
-              <w:t>This is the real thing. No date of birth, no Social Security Number, a street name that is on no record, and a surname three plausible spellings deep. What is left is a fragment, a year, and one fact he volunteered.</w:t>
-            </w:r>
-          </w:p>
-          <w:p>
-            <w:r>
-              <w:rPr>
-                <w:i w:val="0"/>
-              </w:rPr>
-              <w:t>Veteran status is a field on the record, and it is worth remembering precisely because it is the kind of thing people tell you without being asked. When the identifiers are thin, the thing they mentioned in passing is often what closes it.</w:t>
-            </w:r>
-          </w:p>
-          <w:p>
-            <w:r>
-              <w:rPr>
-                <w:i w:val="0"/>
-              </w:rPr>
-              <w:t>And notice what you did not do. You did not conclude he was new because three searches came back empty. You cleared the box and typed something else, and then did it again.</w:t>
-            </w:r>
-          </w:p>
-          <w:p>
-            <w:r>
-              <w:rPr>
-                <w:i w:val="0"/>
-              </w:rPr>
-              <w:t>That is the skill. Not one clever search — several ordinary ones, each telling you something about what to try next.</w:t>
+              <w:t>This is the real thing. No date of birth, no Social Security Number, a street name that is on no record, and a surname three plausible spellings deep. What is left is a fragment, a year, and one fact he volunteered — he is filed as Elias Reyez. Veteran status is worth remembering precisely because it is the kind of thing people tell you without being asked. When the identifiers are thin, the thing they mentioned in passing is often what closes it. And notice what you did not do: you did not conclude he was new because a search came back empty. You cleared the box and typed something else, and then did it again.</w:t>
             </w:r>
           </w:p>
         </w:tc>
@@ -6825,7 +6777,7 @@
               <w:rPr>
                 <w:i w:val="0"/>
               </w:rPr>
-              <w:t>Work from the most complete record — full SSN, full date of birth, full name, full program history. Where that is unclear, take the one with the longest enrollment history, based on the oldest enrollment. Then send the full list of matching records, with every Unique Identifier, to HMIS Support so they can merge them.</w:t>
+              <w:t>Work from the most complete record — full SSN, full date of birth, full name, full program history. Where that is unclear, take the one with the longest enrollment history, based on the oldest enrollment. Note the Unique Identifiers of the others as you go, so you are not starting from nothing if it comes up again.</w:t>
             </w:r>
           </w:p>
         </w:tc>

--- a/HMIS BNTS - Search/Script - HMIS BNTS Lesson 1 - Finding a Participant.docx
+++ b/HMIS BNTS - Search/Script - HMIS BNTS Lesson 1 - Finding a Participant.docx
@@ -839,7 +839,7 @@
           <w:i w:val="0"/>
           <w:u w:val="none"/>
         </w:rPr>
-        <w:t>6. When Search Comes Up Empty</w:t>
+        <w:t>6. How the Practice Tool Is Built</w:t>
       </w:r>
     </w:p>
     <w:p>
@@ -852,7 +852,7 @@
           <w:i w:val="0"/>
           <w:u w:val="none"/>
         </w:rPr>
-        <w:t xml:space="preserve">      6.1  Alternate Names</w:t>
+        <w:t xml:space="preserve">      6.1  Only What This Lesson Needs</w:t>
       </w:r>
     </w:p>
     <w:p>
@@ -865,7 +865,20 @@
           <w:i w:val="0"/>
           <w:u w:val="none"/>
         </w:rPr>
-        <w:t xml:space="preserve">      6.2  Alternate Spellings</w:t>
+        <w:t xml:space="preserve">      6.2  Earning the Rest</w:t>
+      </w:r>
+    </w:p>
+    <w:p>
+      <w:pPr>
+        <w:spacing w:after="40"/>
+      </w:pPr>
+      <w:r>
+        <w:rPr>
+          <w:b/>
+          <w:i w:val="0"/>
+          <w:u w:val="none"/>
+        </w:rPr>
+        <w:t>7. Practice: Finding a Participant</w:t>
       </w:r>
     </w:p>
     <w:p>
@@ -878,7 +891,7 @@
           <w:i w:val="0"/>
           <w:u w:val="none"/>
         </w:rPr>
-        <w:t xml:space="preserve">      6.3  Start Over From a Different Fact</w:t>
+        <w:t xml:space="preserve">      7.1  How the Practice Works</w:t>
       </w:r>
     </w:p>
     <w:p>
@@ -891,7 +904,7 @@
           <w:i w:val="0"/>
           <w:u w:val="none"/>
         </w:rPr>
-        <w:t xml:space="preserve">      6.4  Ask Your Data Staff</w:t>
+        <w:t xml:space="preserve">      7.2  Task 1 — The Name He Gave You</w:t>
       </w:r>
     </w:p>
     <w:p>
@@ -904,7 +917,98 @@
           <w:i w:val="0"/>
           <w:u w:val="none"/>
         </w:rPr>
-        <w:t xml:space="preserve">      6.5  Only Then, Create a Record</w:t>
+        <w:t xml:space="preserve">      7.3  Task 2 — When the Last Name May Have Changed</w:t>
+      </w:r>
+    </w:p>
+    <w:p>
+      <w:pPr>
+        <w:spacing w:after="20"/>
+      </w:pPr>
+      <w:r>
+        <w:rPr>
+          <w:b w:val="0"/>
+          <w:i w:val="0"/>
+          <w:u w:val="none"/>
+        </w:rPr>
+        <w:t xml:space="preserve">      7.4  Task 3 — Starting From the Last Four of the SSN</w:t>
+      </w:r>
+    </w:p>
+    <w:p>
+      <w:pPr>
+        <w:spacing w:after="20"/>
+      </w:pPr>
+      <w:r>
+        <w:rPr>
+          <w:b w:val="0"/>
+          <w:i w:val="0"/>
+          <w:u w:val="none"/>
+        </w:rPr>
+        <w:t xml:space="preserve">      7.5  Task 4 — A Name You Cannot Spell</w:t>
+      </w:r>
+    </w:p>
+    <w:p>
+      <w:pPr>
+        <w:spacing w:after="20"/>
+      </w:pPr>
+      <w:r>
+        <w:rPr>
+          <w:b w:val="0"/>
+          <w:i w:val="0"/>
+          <w:u w:val="none"/>
+        </w:rPr>
+        <w:t xml:space="preserve">      7.6  Task 5 — Too Many Results</w:t>
+      </w:r>
+    </w:p>
+    <w:p>
+      <w:pPr>
+        <w:spacing w:after="20"/>
+      </w:pPr>
+      <w:r>
+        <w:rPr>
+          <w:b w:val="0"/>
+          <w:i w:val="0"/>
+          <w:u w:val="none"/>
+        </w:rPr>
+        <w:t xml:space="preserve">      7.7  Task 6 — Nothing Comes Back</w:t>
+      </w:r>
+    </w:p>
+    <w:p>
+      <w:pPr>
+        <w:spacing w:after="20"/>
+      </w:pPr>
+      <w:r>
+        <w:rPr>
+          <w:b w:val="0"/>
+          <w:i w:val="0"/>
+          <w:u w:val="none"/>
+        </w:rPr>
+        <w:t xml:space="preserve">      7.8  Task 7 — Spelled the Way Someone Else Heard It</w:t>
+      </w:r>
+    </w:p>
+    <w:p>
+      <w:pPr>
+        <w:spacing w:after="20"/>
+      </w:pPr>
+      <w:r>
+        <w:rPr>
+          <w:b w:val="0"/>
+          <w:i w:val="0"/>
+          <w:u w:val="none"/>
+        </w:rPr>
+        <w:t xml:space="preserve">      7.9  Task 8 — A Surname Typed as One Word</w:t>
+      </w:r>
+    </w:p>
+    <w:p>
+      <w:pPr>
+        <w:spacing w:after="20"/>
+      </w:pPr>
+      <w:r>
+        <w:rPr>
+          <w:b w:val="0"/>
+          <w:i w:val="0"/>
+          <w:u w:val="none"/>
+        </w:rPr>
+        <w:t xml:space="preserve">      7.10  Checkpoint: From Finding to Verifying</w:t>
       </w:r>
     </w:p>
     <w:p>
@@ -917,7 +1021,7 @@
           <w:i w:val="0"/>
           <w:u w:val="none"/>
         </w:rPr>
-        <w:t>7. How the Practice Tool Is Built</w:t>
+        <w:t>8. Verify: Is This the Right Person?</w:t>
       </w:r>
     </w:p>
     <w:p>
@@ -930,7 +1034,7 @@
           <w:i w:val="0"/>
           <w:u w:val="none"/>
         </w:rPr>
-        <w:t xml:space="preserve">      7.1  Only What This Lesson Needs</w:t>
+        <w:t xml:space="preserve">      8.1  First Level: Photo and Documents</w:t>
       </w:r>
     </w:p>
     <w:p>
@@ -943,7 +1047,46 @@
           <w:i w:val="0"/>
           <w:u w:val="none"/>
         </w:rPr>
-        <w:t xml:space="preserve">      7.2  Earning the Rest</w:t>
+        <w:t xml:space="preserve">      8.2  Second Level: Two of Three</w:t>
+      </w:r>
+    </w:p>
+    <w:p>
+      <w:pPr>
+        <w:spacing w:after="20"/>
+      </w:pPr>
+      <w:r>
+        <w:rPr>
+          <w:b w:val="0"/>
+          <w:i w:val="0"/>
+          <w:u w:val="none"/>
+        </w:rPr>
+        <w:t xml:space="preserve">      8.3  Still Unsure</w:t>
+      </w:r>
+    </w:p>
+    <w:p>
+      <w:pPr>
+        <w:spacing w:after="20"/>
+      </w:pPr>
+      <w:r>
+        <w:rPr>
+          <w:b w:val="0"/>
+          <w:i w:val="0"/>
+          <w:u w:val="none"/>
+        </w:rPr>
+        <w:t xml:space="preserve">      8.4  If You Later Find You Were Wrong</w:t>
+      </w:r>
+    </w:p>
+    <w:p>
+      <w:pPr>
+        <w:spacing w:after="20"/>
+      </w:pPr>
+      <w:r>
+        <w:rPr>
+          <w:b w:val="0"/>
+          <w:i w:val="0"/>
+          <w:u w:val="none"/>
+        </w:rPr>
+        <w:t xml:space="preserve">      8.5  Record the Match, Then Keep Looking</w:t>
       </w:r>
     </w:p>
     <w:p>
@@ -956,7 +1099,7 @@
           <w:i w:val="0"/>
           <w:u w:val="none"/>
         </w:rPr>
-        <w:t>8. Practice: Finding a Participant</w:t>
+        <w:t>9. What You Found</w:t>
       </w:r>
     </w:p>
     <w:p>
@@ -969,7 +1112,7 @@
           <w:i w:val="0"/>
           <w:u w:val="none"/>
         </w:rPr>
-        <w:t xml:space="preserve">      8.1  How the Practice Works</w:t>
+        <w:t xml:space="preserve">      9.1  No Matching Record</w:t>
       </w:r>
     </w:p>
     <w:p>
@@ -982,7 +1125,7 @@
           <w:i w:val="0"/>
           <w:u w:val="none"/>
         </w:rPr>
-        <w:t xml:space="preserve">      8.2  Task 1 — The Name He Gave You</w:t>
+        <w:t xml:space="preserve">      9.2  One Matching Record</w:t>
       </w:r>
     </w:p>
     <w:p>
@@ -995,7 +1138,7 @@
           <w:i w:val="0"/>
           <w:u w:val="none"/>
         </w:rPr>
-        <w:t xml:space="preserve">      8.3  Task 2 — When the Last Name May Have Changed</w:t>
+        <w:t xml:space="preserve">      9.3  Several Matching Records</w:t>
       </w:r>
     </w:p>
     <w:p>
@@ -1008,7 +1151,20 @@
           <w:i w:val="0"/>
           <w:u w:val="none"/>
         </w:rPr>
-        <w:t xml:space="preserve">      8.4  Task 3 — Starting From the Last Four of the SSN</w:t>
+        <w:t xml:space="preserve">      9.4  Choosing Which Record to Work From</w:t>
+      </w:r>
+    </w:p>
+    <w:p>
+      <w:pPr>
+        <w:spacing w:after="40"/>
+      </w:pPr>
+      <w:r>
+        <w:rPr>
+          <w:b/>
+          <w:i w:val="0"/>
+          <w:u w:val="none"/>
+        </w:rPr>
+        <w:t>10. Practice: Verifying a Record</w:t>
       </w:r>
     </w:p>
     <w:p>
@@ -1021,7 +1177,7 @@
           <w:i w:val="0"/>
           <w:u w:val="none"/>
         </w:rPr>
-        <w:t xml:space="preserve">      8.5  Task 4 — A Name You Cannot Spell</w:t>
+        <w:t xml:space="preserve">      10.1  Task 9 — Two People, One Name</w:t>
       </w:r>
     </w:p>
     <w:p>
@@ -1034,7 +1190,7 @@
           <w:i w:val="0"/>
           <w:u w:val="none"/>
         </w:rPr>
-        <w:t xml:space="preserve">      8.6  Task 5 — Too Many Results</w:t>
+        <w:t xml:space="preserve">      10.2  Task 10 — When the Identifiers Are Thin</w:t>
       </w:r>
     </w:p>
     <w:p>
@@ -1047,7 +1203,7 @@
           <w:i w:val="0"/>
           <w:u w:val="none"/>
         </w:rPr>
-        <w:t xml:space="preserve">      8.7  Task 6 — Nothing Comes Back</w:t>
+        <w:t xml:space="preserve">      10.3  Task 11 — Where They Have Been Staying</w:t>
       </w:r>
     </w:p>
     <w:p>
@@ -1060,7 +1216,7 @@
           <w:i w:val="0"/>
           <w:u w:val="none"/>
         </w:rPr>
-        <w:t xml:space="preserve">      8.8  Task 7 — Spelled the Way Someone Else Heard It</w:t>
+        <w:t xml:space="preserve">      10.4  Task 12 — Everything at Once</w:t>
       </w:r>
     </w:p>
     <w:p>
@@ -1073,7 +1229,20 @@
           <w:i w:val="0"/>
           <w:u w:val="none"/>
         </w:rPr>
-        <w:t xml:space="preserve">      8.9  Task 8 — A Surname Typed as One Word</w:t>
+        <w:t xml:space="preserve">      10.5  Task 13 — More Than One Record Matches</w:t>
+      </w:r>
+    </w:p>
+    <w:p>
+      <w:pPr>
+        <w:spacing w:after="40"/>
+      </w:pPr>
+      <w:r>
+        <w:rPr>
+          <w:b/>
+          <w:i w:val="0"/>
+          <w:u w:val="none"/>
+        </w:rPr>
+        <w:t>11. When Search Comes Up Empty</w:t>
       </w:r>
     </w:p>
     <w:p>
@@ -1086,7 +1255,72 @@
           <w:i w:val="0"/>
           <w:u w:val="none"/>
         </w:rPr>
-        <w:t xml:space="preserve">      8.10  Checkpoint: From Finding to Verifying</w:t>
+        <w:t xml:space="preserve">      11.1  Somebody Nobody Can Find</w:t>
+      </w:r>
+    </w:p>
+    <w:p>
+      <w:pPr>
+        <w:spacing w:after="20"/>
+      </w:pPr>
+      <w:r>
+        <w:rPr>
+          <w:b w:val="0"/>
+          <w:i w:val="0"/>
+          <w:u w:val="none"/>
+        </w:rPr>
+        <w:t xml:space="preserve">      11.2  Alternate Names</w:t>
+      </w:r>
+    </w:p>
+    <w:p>
+      <w:pPr>
+        <w:spacing w:after="20"/>
+      </w:pPr>
+      <w:r>
+        <w:rPr>
+          <w:b w:val="0"/>
+          <w:i w:val="0"/>
+          <w:u w:val="none"/>
+        </w:rPr>
+        <w:t xml:space="preserve">      11.3  Alternate Spellings</w:t>
+      </w:r>
+    </w:p>
+    <w:p>
+      <w:pPr>
+        <w:spacing w:after="20"/>
+      </w:pPr>
+      <w:r>
+        <w:rPr>
+          <w:b w:val="0"/>
+          <w:i w:val="0"/>
+          <w:u w:val="none"/>
+        </w:rPr>
+        <w:t xml:space="preserve">      11.4  Start Over From a Different Fact</w:t>
+      </w:r>
+    </w:p>
+    <w:p>
+      <w:pPr>
+        <w:spacing w:after="20"/>
+      </w:pPr>
+      <w:r>
+        <w:rPr>
+          <w:b w:val="0"/>
+          <w:i w:val="0"/>
+          <w:u w:val="none"/>
+        </w:rPr>
+        <w:t xml:space="preserve">      11.5  Ask Your Data Staff</w:t>
+      </w:r>
+    </w:p>
+    <w:p>
+      <w:pPr>
+        <w:spacing w:after="20"/>
+      </w:pPr>
+      <w:r>
+        <w:rPr>
+          <w:b w:val="0"/>
+          <w:i w:val="0"/>
+          <w:u w:val="none"/>
+        </w:rPr>
+        <w:t xml:space="preserve">      11.6  Only Then, Create a Record</w:t>
       </w:r>
     </w:p>
     <w:p>
@@ -1099,7 +1333,7 @@
           <w:i w:val="0"/>
           <w:u w:val="none"/>
         </w:rPr>
-        <w:t>9. Verify: Is This the Right Person?</w:t>
+        <w:t>12. When You Are Short on Time</w:t>
       </w:r>
     </w:p>
     <w:p>
@@ -1112,7 +1346,20 @@
           <w:i w:val="0"/>
           <w:u w:val="none"/>
         </w:rPr>
-        <w:t xml:space="preserve">      9.1  First Level: Photo and Documents</w:t>
+        <w:t xml:space="preserve">      12.1  In the Field</w:t>
+      </w:r>
+    </w:p>
+    <w:p>
+      <w:pPr>
+        <w:spacing w:after="40"/>
+      </w:pPr>
+      <w:r>
+        <w:rPr>
+          <w:b/>
+          <w:i w:val="0"/>
+          <w:u w:val="none"/>
+        </w:rPr>
+        <w:t>13. Knowledge Check</w:t>
       </w:r>
     </w:p>
     <w:p>
@@ -1125,7 +1372,20 @@
           <w:i w:val="0"/>
           <w:u w:val="none"/>
         </w:rPr>
-        <w:t xml:space="preserve">      9.2  Second Level: Two of Three</w:t>
+        <w:t xml:space="preserve">      13.1  Check What You Took In</w:t>
+      </w:r>
+    </w:p>
+    <w:p>
+      <w:pPr>
+        <w:spacing w:after="40"/>
+      </w:pPr>
+      <w:r>
+        <w:rPr>
+          <w:b/>
+          <w:i w:val="0"/>
+          <w:u w:val="none"/>
+        </w:rPr>
+        <w:t>14. Summary</w:t>
       </w:r>
     </w:p>
     <w:p>
@@ -1138,7 +1398,7 @@
           <w:i w:val="0"/>
           <w:u w:val="none"/>
         </w:rPr>
-        <w:t xml:space="preserve">      9.3  Still Unsure</w:t>
+        <w:t xml:space="preserve">      14.1  Why Accuracy on the Way In Matters</w:t>
       </w:r>
     </w:p>
     <w:p>
@@ -1151,7 +1411,7 @@
           <w:i w:val="0"/>
           <w:u w:val="none"/>
         </w:rPr>
-        <w:t xml:space="preserve">      9.4  If You Later Find You Were Wrong</w:t>
+        <w:t xml:space="preserve">      14.2  What You Practiced</w:t>
       </w:r>
     </w:p>
     <w:p>
@@ -1164,7 +1424,20 @@
           <w:i w:val="0"/>
           <w:u w:val="none"/>
         </w:rPr>
-        <w:t xml:space="preserve">      9.5  Record the Match, Then Keep Looking</w:t>
+        <w:t xml:space="preserve">      14.3  Lesson Closing</w:t>
+      </w:r>
+    </w:p>
+    <w:p>
+      <w:pPr>
+        <w:spacing w:after="20"/>
+      </w:pPr>
+      <w:r>
+        <w:rPr>
+          <w:b w:val="0"/>
+          <w:i w:val="0"/>
+          <w:u w:val="none"/>
+        </w:rPr>
+        <w:t xml:space="preserve">      14.4  Survey</w:t>
       </w:r>
     </w:p>
     <w:p>
@@ -1177,7 +1450,7 @@
           <w:i w:val="0"/>
           <w:u w:val="none"/>
         </w:rPr>
-        <w:t>10. What You Found</w:t>
+        <w:t>15. Production Standards</w:t>
       </w:r>
     </w:p>
     <w:p>
@@ -1190,12 +1463,44 @@
           <w:i w:val="0"/>
           <w:u w:val="none"/>
         </w:rPr>
-        <w:t xml:space="preserve">      10.1  No Matching Record</w:t>
-      </w:r>
-    </w:p>
-    <w:p>
-      <w:pPr>
-        <w:spacing w:after="20"/>
+        <w:t xml:space="preserve">      15.1  Accessibility</w:t>
+      </w:r>
+    </w:p>
+    <w:p>
+      <w:r>
+        <w:br w:type="page"/>
+      </w:r>
+    </w:p>
+    <w:p/>
+    <w:p>
+      <w:pPr>
+        <w:spacing w:after="160"/>
+      </w:pPr>
+      <w:r>
+        <w:rPr>
+          <w:b/>
+          <w:i w:val="0"/>
+          <w:u w:val="single"/>
+        </w:rPr>
+        <w:t>Introduction</w:t>
+      </w:r>
+    </w:p>
+    <w:p>
+      <w:pPr>
+        <w:spacing w:after="80"/>
+      </w:pPr>
+      <w:r>
+        <w:rPr>
+          <w:b/>
+          <w:i w:val="0"/>
+          <w:u w:val="none"/>
+        </w:rPr>
+        <w:t>Slide 1.1 – Course Navigation</w:t>
+      </w:r>
+    </w:p>
+    <w:p>
+      <w:pPr>
+        <w:spacing w:after="160"/>
       </w:pPr>
       <w:r>
         <w:rPr>
@@ -1203,12 +1508,38 @@
           <w:i w:val="0"/>
           <w:u w:val="none"/>
         </w:rPr>
-        <w:t xml:space="preserve">      10.2  One Matching Record</w:t>
-      </w:r>
-    </w:p>
-    <w:p>
-      <w:pPr>
-        <w:spacing w:after="20"/>
+        <w:t>Before we start, a quick look at how to move around. This lesson has audio, so turn your sound on. Closed captions are available from the captions icon. The contents on the left let you jump back to anything you have already finished. Move forward with the right arrow — it appears once you have done what a screen asks of you — and back with the left.</w:t>
+      </w:r>
+    </w:p>
+    <w:p>
+      <w:pPr>
+        <w:spacing w:after="160"/>
+      </w:pPr>
+      <w:r>
+        <w:rPr>
+          <w:b w:val="0"/>
+          <w:i/>
+          <w:u w:val="none"/>
+        </w:rPr>
+        <w:t>Standard navigation screen, matching the rest of the series. Adjust the wording to whatever Rise actually shows once the course shell is built.</w:t>
+      </w:r>
+    </w:p>
+    <w:p>
+      <w:pPr>
+        <w:spacing w:after="80"/>
+      </w:pPr>
+      <w:r>
+        <w:rPr>
+          <w:b/>
+          <w:i w:val="0"/>
+          <w:u w:val="none"/>
+        </w:rPr>
+        <w:t>Slide 1.2 – Course Overview</w:t>
+      </w:r>
+    </w:p>
+    <w:p>
+      <w:pPr>
+        <w:spacing w:after="160"/>
       </w:pPr>
       <w:r>
         <w:rPr>
@@ -1216,12 +1547,12 @@
           <w:i w:val="0"/>
           <w:u w:val="none"/>
         </w:rPr>
-        <w:t xml:space="preserve">      10.3  Several Matching Records</w:t>
-      </w:r>
-    </w:p>
-    <w:p>
-      <w:pPr>
-        <w:spacing w:after="20"/>
+        <w:t>This lesson is about one thing: finding out whether the person in front of you already has a record in HMIS, and making sure you are looking at the right one.</w:t>
+      </w:r>
+    </w:p>
+    <w:p>
+      <w:pPr>
+        <w:spacing w:after="160"/>
       </w:pPr>
       <w:r>
         <w:rPr>
@@ -1229,12 +1560,77 @@
           <w:i w:val="0"/>
           <w:u w:val="none"/>
         </w:rPr>
-        <w:t xml:space="preserve">      10.4  Choosing Which Record to Work From</w:t>
-      </w:r>
-    </w:p>
-    <w:p>
-      <w:pPr>
-        <w:spacing w:after="40"/>
+        <w:t>Set aside about forty minutes. A good part of that is hands on: you will work in a practice version of Clarity — the same screens you use at work, with invented people in them. Nothing you do in the practice affects real records, and none of the people in it are real.</w:t>
+      </w:r>
+    </w:p>
+    <w:p>
+      <w:pPr>
+        <w:spacing w:after="160"/>
+      </w:pPr>
+      <w:r>
+        <w:rPr>
+          <w:b w:val="0"/>
+          <w:i w:val="0"/>
+          <w:u w:val="none"/>
+        </w:rPr>
+        <w:t>You can return to this lesson any time after you finish it.</w:t>
+      </w:r>
+    </w:p>
+    <w:p>
+      <w:pPr>
+        <w:spacing w:after="160"/>
+      </w:pPr>
+      <w:r>
+        <w:rPr>
+          <w:b w:val="0"/>
+          <w:i/>
+          <w:u w:val="none"/>
+        </w:rPr>
+        <w:t>Where the time goes, measured from this script rather than estimated. Instruction is 3,929 words — about 26 minutes narrated, about 18 if the reference material is read on screen rather than spoken. What the learner reads inside the practice is another 1,700 or so. The thirteen tasks are the smallest part at roughly 6 minutes of actual interaction, because each is a short search. Hints and the correct-record lines in this document are not learner-facing time at all.</w:t>
+      </w:r>
+    </w:p>
+    <w:p>
+      <w:pPr>
+        <w:spacing w:after="160"/>
+      </w:pPr>
+      <w:r>
+        <w:rPr>
+          <w:b w:val="0"/>
+          <w:i/>
+          <w:u w:val="none"/>
+        </w:rPr>
+        <w:t>Which puts the lesson between 35 and 45 minutes depending on how much is narrated. Twenty is not reachable while this lesson also carries why-data-quality-matters and thirteen hands-on tasks; those two together are most of the runtime. The remaining lever inside the script is the task feedback, currently around 95 words per task where 50 would land as hard.</w:t>
+      </w:r>
+    </w:p>
+    <w:p>
+      <w:pPr>
+        <w:spacing w:after="160"/>
+      </w:pPr>
+      <w:r>
+        <w:rPr>
+          <w:b w:val="0"/>
+          <w:i/>
+          <w:u w:val="none"/>
+        </w:rPr>
+        <w:t>If the series would rather run shorter lessons anyway, the natural cut is the checkpoint between task 8 and task 9 — eight tasks on searching, six on verifying.</w:t>
+      </w:r>
+    </w:p>
+    <w:p>
+      <w:pPr>
+        <w:spacing w:after="160"/>
+      </w:pPr>
+      <w:r>
+        <w:rPr>
+          <w:b w:val="0"/>
+          <w:i/>
+          <w:u w:val="none"/>
+        </w:rPr>
+        <w:t>Opening screen. Course title, estimated time, and a Begin button. The Begin button also satisfies the browser requirement that the learner interact with the page before audio can play.</w:t>
+      </w:r>
+    </w:p>
+    <w:p>
+      <w:pPr>
+        <w:spacing w:after="80"/>
       </w:pPr>
       <w:r>
         <w:rPr>
@@ -1242,12 +1638,12 @@
           <w:i w:val="0"/>
           <w:u w:val="none"/>
         </w:rPr>
-        <w:t>11. Practice: Verifying a Record</w:t>
-      </w:r>
-    </w:p>
-    <w:p>
-      <w:pPr>
-        <w:spacing w:after="20"/>
+        <w:t>Slide 1.3 – Objectives</w:t>
+      </w:r>
+    </w:p>
+    <w:p>
+      <w:pPr>
+        <w:spacing w:after="160"/>
       </w:pPr>
       <w:r>
         <w:rPr>
@@ -1255,12 +1651,48 @@
           <w:i w:val="0"/>
           <w:u w:val="none"/>
         </w:rPr>
-        <w:t xml:space="preserve">      11.1  Task 9 — Two People, One Name</w:t>
-      </w:r>
-    </w:p>
-    <w:p>
-      <w:pPr>
-        <w:spacing w:after="20"/>
+        <w:t>This lesson has four objectives. By the end of it, you will</w:t>
+      </w:r>
+    </w:p>
+    <w:p>
+      <w:pPr>
+        <w:pStyle w:val="ListNumber"/>
+        <w:spacing w:after="40"/>
+      </w:pPr>
+      <w:r>
+        <w:t>Search HMIS on partial or uncertain information — a fragment of a name, a year, four digits — and find a participant's record.</w:t>
+      </w:r>
+    </w:p>
+    <w:p>
+      <w:pPr>
+        <w:pStyle w:val="ListNumber"/>
+        <w:spacing w:after="40"/>
+      </w:pPr>
+      <w:r>
+        <w:t>Recover a search that returns nothing, and narrow one that returns too much.</w:t>
+      </w:r>
+    </w:p>
+    <w:p>
+      <w:pPr>
+        <w:pStyle w:val="ListNumber"/>
+        <w:spacing w:after="40"/>
+      </w:pPr>
+      <w:r>
+        <w:t>Confirm that the record you found belongs to the person in front of you.</w:t>
+      </w:r>
+    </w:p>
+    <w:p>
+      <w:pPr>
+        <w:pStyle w:val="ListNumber"/>
+        <w:spacing w:after="40"/>
+      </w:pPr>
+      <w:r>
+        <w:t>Read a participant's history from their record, and explain why finding the right one decides what they have access to.</w:t>
+      </w:r>
+    </w:p>
+    <w:p>
+      <w:pPr>
+        <w:spacing w:after="160"/>
       </w:pPr>
       <w:r>
         <w:rPr>
@@ -1268,12 +1700,116 @@
           <w:i w:val="0"/>
           <w:u w:val="none"/>
         </w:rPr>
-        <w:t xml:space="preserve">      11.2  Task 10 — When the Identifiers Are Thin</w:t>
-      </w:r>
-    </w:p>
-    <w:p>
-      <w:pPr>
-        <w:spacing w:after="20"/>
+        <w:t>Everything after this lesson assumes you can find the right person first.</w:t>
+      </w:r>
+    </w:p>
+    <w:p>
+      <w:pPr>
+        <w:spacing w:after="160"/>
+      </w:pPr>
+      <w:r>
+        <w:rPr>
+          <w:b w:val="0"/>
+          <w:i/>
+          <w:u w:val="none"/>
+        </w:rPr>
+        <w:t>Presented as a numbered list, as HMIS Essentials does. Visual treatment is not decided at this stage and is deliberately not described here.</w:t>
+      </w:r>
+    </w:p>
+    <w:p>
+      <w:pPr>
+        <w:spacing w:after="160"/>
+      </w:pPr>
+      <w:r>
+        <w:rPr>
+          <w:b w:val="0"/>
+          <w:i/>
+          <w:u w:val="none"/>
+        </w:rPr>
+        <w:t>Written to sit under objective 02 of HMIS Essentials — search and find a participant's HMIS record to learn their back story — rather than restating it, and to leave room for the lessons that follow in HMIS Basic Navigation to take objectives 03 to 05 without overlapping this one. An earlier draft of this slide had two of its three objectives sitting under Essentials objective 01, which is what had this lesson teaching an introduction it does not own.</w:t>
+      </w:r>
+    </w:p>
+    <w:p>
+      <w:pPr>
+        <w:spacing w:after="160"/>
+      </w:pPr>
+      <w:r>
+        <w:rPr>
+          <w:b w:val="0"/>
+          <w:i/>
+          <w:u w:val="none"/>
+        </w:rPr>
+        <w:t>On screen as a numbered list before the lesson proper, the way the HUD Exchange courses open. Three, not more.</w:t>
+      </w:r>
+    </w:p>
+    <w:p>
+      <w:pPr>
+        <w:spacing w:after="160"/>
+      </w:pPr>
+      <w:r>
+        <w:rPr>
+          <w:b w:val="0"/>
+          <w:i/>
+          <w:u w:val="none"/>
+        </w:rPr>
+        <w:t>Where each is taught and where it is checked — for review, not for the learner:</w:t>
+      </w:r>
+    </w:p>
+    <w:p>
+      <w:pPr>
+        <w:spacing w:after="160"/>
+      </w:pPr>
+      <w:r>
+        <w:rPr>
+          <w:b w:val="0"/>
+          <w:i/>
+          <w:u w:val="none"/>
+        </w:rPr>
+        <w:t>1. What HMIS is and what it is for — taught in Why Searching Thoroughly Matters and Why It Is These Three; checked by knowledge-check questions 1 and 6.</w:t>
+      </w:r>
+    </w:p>
+    <w:p>
+      <w:pPr>
+        <w:spacing w:after="160"/>
+      </w:pPr>
+      <w:r>
+        <w:rPr>
+          <w:b w:val="0"/>
+          <w:i/>
+          <w:u w:val="none"/>
+        </w:rPr>
+        <w:t>2. Using search, and why diligence matters — taught in How Search Works and When Search Comes Up Empty; practised in tasks 1 to 8; checked by knowledge-check questions 1, 2 and 6.</w:t>
+      </w:r>
+    </w:p>
+    <w:p>
+      <w:pPr>
+        <w:spacing w:after="160"/>
+      </w:pPr>
+      <w:r>
+        <w:rPr>
+          <w:b w:val="0"/>
+          <w:i/>
+          <w:u w:val="none"/>
+        </w:rPr>
+        <w:t>3. Why accurate information matters — taught in Verify, What You Found and Why Accuracy on the Way In Matters; practised in tasks 9 to 14; checked by knowledge-check questions 3, 4 and 5.</w:t>
+      </w:r>
+    </w:p>
+    <w:p>
+      <w:pPr>
+        <w:spacing w:after="80"/>
+      </w:pPr>
+      <w:r>
+        <w:rPr>
+          <w:b/>
+          <w:i w:val="0"/>
+          <w:u w:val="none"/>
+        </w:rPr>
+        <w:t>Slide 1.4 – Where This Lesson Sits</w:t>
+      </w:r>
+    </w:p>
+    <w:p>
+      <w:pPr>
+        <w:spacing w:after="160"/>
       </w:pPr>
       <w:r>
         <w:rPr>
@@ -1281,12 +1817,57 @@
           <w:i w:val="0"/>
           <w:u w:val="none"/>
         </w:rPr>
-        <w:t xml:space="preserve">      11.3  Task 11 — Where They Have Been Staying</w:t>
-      </w:r>
-    </w:p>
-    <w:p>
-      <w:pPr>
-        <w:spacing w:after="20"/>
+        <w:t>HMIS Essentials sets out what a new user has to be able to do. This lesson is the second of those things.</w:t>
+      </w:r>
+    </w:p>
+    <w:p>
+      <w:pPr>
+        <w:pStyle w:val="ListNumber"/>
+        <w:spacing w:after="40"/>
+      </w:pPr>
+      <w:r>
+        <w:t>Identify the reasons why using HMIS correctly to enter data is important.</w:t>
+      </w:r>
+    </w:p>
+    <w:p>
+      <w:pPr>
+        <w:pStyle w:val="ListNumber"/>
+        <w:spacing w:after="40"/>
+      </w:pPr>
+      <w:r>
+        <w:t>Search and find a participant's HMIS record to learn their back story.  ← this lesson</w:t>
+      </w:r>
+    </w:p>
+    <w:p>
+      <w:pPr>
+        <w:pStyle w:val="ListNumber"/>
+        <w:spacing w:after="40"/>
+      </w:pPr>
+      <w:r>
+        <w:t>Correctly create a new HMIS record for a participant that does not have one.</w:t>
+      </w:r>
+    </w:p>
+    <w:p>
+      <w:pPr>
+        <w:pStyle w:val="ListNumber"/>
+        <w:spacing w:after="40"/>
+      </w:pPr>
+      <w:r>
+        <w:t>Enroll a participant into a program and perform services, run an assessment, write a case note, and upload documents.</w:t>
+      </w:r>
+    </w:p>
+    <w:p>
+      <w:pPr>
+        <w:pStyle w:val="ListNumber"/>
+        <w:spacing w:after="40"/>
+      </w:pPr>
+      <w:r>
+        <w:t>Access the HMIS Knowledge Base to further expand your HMIS knowledge.</w:t>
+      </w:r>
+    </w:p>
+    <w:p>
+      <w:pPr>
+        <w:spacing w:after="160"/>
       </w:pPr>
       <w:r>
         <w:rPr>
@@ -1294,12 +1875,38 @@
           <w:i w:val="0"/>
           <w:u w:val="none"/>
         </w:rPr>
-        <w:t xml:space="preserve">      11.4  Task 12 — Everything at Once</w:t>
-      </w:r>
-    </w:p>
-    <w:p>
-      <w:pPr>
-        <w:spacing w:after="20"/>
+        <w:t>Everything here serves the second one. Where this lesson touches the others, it gives you what you need and no more.</w:t>
+      </w:r>
+    </w:p>
+    <w:p>
+      <w:pPr>
+        <w:spacing w:after="160"/>
+      </w:pPr>
+      <w:r>
+        <w:rPr>
+          <w:b w:val="0"/>
+          <w:i/>
+          <w:u w:val="none"/>
+        </w:rPr>
+        <w:t>Reviewer-facing as much as learner-facing — it is here so the boundary between this lesson and the rest of HMIS Basic Navigation is explicit and can be argued with. If it appears on screen at all, the current lesson is marked and the list is not read aloud in full. How it looks is a later question.</w:t>
+      </w:r>
+    </w:p>
+    <w:p>
+      <w:pPr>
+        <w:spacing w:after="80"/>
+      </w:pPr>
+      <w:r>
+        <w:rPr>
+          <w:b/>
+          <w:i w:val="0"/>
+          <w:u w:val="none"/>
+        </w:rPr>
+        <w:t>Slide 1.5 – Lesson Structure</w:t>
+      </w:r>
+    </w:p>
+    <w:p>
+      <w:pPr>
+        <w:spacing w:after="160"/>
       </w:pPr>
       <w:r>
         <w:rPr>
@@ -1307,12 +1914,70 @@
           <w:i w:val="0"/>
           <w:u w:val="none"/>
         </w:rPr>
-        <w:t xml:space="preserve">      11.5  Task 13 — More Than One Record Matches</w:t>
-      </w:r>
-    </w:p>
-    <w:p>
-      <w:pPr>
+        <w:t>This lesson has five parts.</w:t>
+      </w:r>
+    </w:p>
+    <w:p>
+      <w:pPr>
+        <w:pStyle w:val="ListNumber"/>
         <w:spacing w:after="40"/>
+      </w:pPr>
+      <w:r>
+        <w:t>Getting ready — what to ask for, and in what order.</w:t>
+      </w:r>
+    </w:p>
+    <w:p>
+      <w:pPr>
+        <w:pStyle w:val="ListNumber"/>
+        <w:spacing w:after="40"/>
+      </w:pPr>
+      <w:r>
+        <w:t>How search works.</w:t>
+      </w:r>
+    </w:p>
+    <w:p>
+      <w:pPr>
+        <w:pStyle w:val="ListNumber"/>
+        <w:spacing w:after="40"/>
+      </w:pPr>
+      <w:r>
+        <w:t>Practice: finding a participant.</w:t>
+      </w:r>
+    </w:p>
+    <w:p>
+      <w:pPr>
+        <w:pStyle w:val="ListNumber"/>
+        <w:spacing w:after="40"/>
+      </w:pPr>
+      <w:r>
+        <w:t>Verifying that the record is really theirs, and practising that too.</w:t>
+      </w:r>
+    </w:p>
+    <w:p>
+      <w:pPr>
+        <w:pStyle w:val="ListNumber"/>
+        <w:spacing w:after="40"/>
+      </w:pPr>
+      <w:r>
+        <w:t>What to do when you are short on time, and what to take away with you.</w:t>
+      </w:r>
+    </w:p>
+    <w:p>
+      <w:pPr>
+        <w:spacing w:after="160"/>
+      </w:pPr>
+      <w:r>
+        <w:rPr>
+          <w:b w:val="0"/>
+          <w:i/>
+          <w:u w:val="none"/>
+        </w:rPr>
+        <w:t>Consider a persistent marker showing which part the learner is in, as the other courses in the series do.</w:t>
+      </w:r>
+    </w:p>
+    <w:p>
+      <w:pPr>
+        <w:spacing w:after="80"/>
       </w:pPr>
       <w:r>
         <w:rPr>
@@ -1320,12 +1985,12 @@
           <w:i w:val="0"/>
           <w:u w:val="none"/>
         </w:rPr>
-        <w:t>12. When You Are Short on Time</w:t>
-      </w:r>
-    </w:p>
-    <w:p>
-      <w:pPr>
-        <w:spacing w:after="20"/>
+        <w:t>Slide 1.6 – Someone Asks You for an Update</w:t>
+      </w:r>
+    </w:p>
+    <w:p>
+      <w:pPr>
+        <w:spacing w:after="160"/>
       </w:pPr>
       <w:r>
         <w:rPr>
@@ -1333,12 +1998,103 @@
           <w:i w:val="0"/>
           <w:u w:val="none"/>
         </w:rPr>
-        <w:t xml:space="preserve">      12.1  In the Field</w:t>
-      </w:r>
-    </w:p>
-    <w:p>
-      <w:pPr>
-        <w:spacing w:after="40"/>
+        <w:t>There is a cleanup on the block this morning. People are moving their things, and your team is working the encampment.</w:t>
+      </w:r>
+    </w:p>
+    <w:p>
+      <w:pPr>
+        <w:spacing w:after="160"/>
+      </w:pPr>
+      <w:r>
+        <w:rPr>
+          <w:b w:val="0"/>
+          <w:i w:val="0"/>
+          <w:u w:val="none"/>
+        </w:rPr>
+        <w:t>Someone walks up to you. Not a stranger exactly — you have seen him here before. He gives his name as Desmond, and he wants to know whether there is any news about interim housing for him.</w:t>
+      </w:r>
+    </w:p>
+    <w:p>
+      <w:pPr>
+        <w:spacing w:after="160"/>
+      </w:pPr>
+      <w:r>
+        <w:rPr>
+          <w:b w:val="0"/>
+          <w:i w:val="0"/>
+          <w:u w:val="none"/>
+        </w:rPr>
+        <w:t>Desmond tells you somebody came round a while back. Took his details, said they would be in touch. Nothing happened, and he does not remember the name of the agency or the worker.</w:t>
+      </w:r>
+    </w:p>
+    <w:p>
+      <w:pPr>
+        <w:spacing w:after="160"/>
+      </w:pPr>
+      <w:r>
+        <w:rPr>
+          <w:b w:val="0"/>
+          <w:i w:val="0"/>
+          <w:u w:val="none"/>
+        </w:rPr>
+        <w:t>That is the part to notice. If a provider took his details there is very likely already a record — a contact, a note, something with his name on it. Desmond is new to you; he is not new to the system. Right now he is a potential participant, and whether he is a participant depends on what your search finds.</w:t>
+      </w:r>
+    </w:p>
+    <w:p>
+      <w:pPr>
+        <w:spacing w:after="160"/>
+      </w:pPr>
+      <w:r>
+        <w:rPr>
+          <w:b w:val="0"/>
+          <w:i w:val="0"/>
+          <w:u w:val="none"/>
+        </w:rPr>
+        <w:t>His question deserves a real answer, and to give him one you need his record.</w:t>
+      </w:r>
+    </w:p>
+    <w:p>
+      <w:pPr>
+        <w:spacing w:after="160"/>
+      </w:pPr>
+      <w:r>
+        <w:rPr>
+          <w:b w:val="0"/>
+          <w:i w:val="0"/>
+          <w:u w:val="none"/>
+        </w:rPr>
+        <w:t>So the first thing you do is not paperwork and it is not a form. It is a search.</w:t>
+      </w:r>
+    </w:p>
+    <w:p>
+      <w:pPr>
+        <w:spacing w:after="160"/>
+      </w:pPr>
+      <w:r>
+        <w:rPr>
+          <w:b w:val="0"/>
+          <w:i w:val="0"/>
+          <w:u w:val="none"/>
+        </w:rPr>
+        <w:t>Get it right and everything he is owed comes with him — the time he has waited, the programs he is in, the place he holds on a list. Get it wrong and he starts from nothing in a second record, while the first sits somewhere with his history in it.</w:t>
+      </w:r>
+    </w:p>
+    <w:p>
+      <w:pPr>
+        <w:spacing w:after="160"/>
+      </w:pPr>
+      <w:r>
+        <w:rPr>
+          <w:b w:val="0"/>
+          <w:i/>
+          <w:u w:val="none"/>
+        </w:rPr>
+        <w:t>Opening sequence. Photographs with slow pan and zoom, narration over the top, captions on screen throughout. Roughly 60 to 90 seconds. Ends on a Continue button rather than running straight into the next screen.</w:t>
+      </w:r>
+    </w:p>
+    <w:p>
+      <w:pPr>
+        <w:spacing w:after="80"/>
       </w:pPr>
       <w:r>
         <w:rPr>
@@ -1346,12 +2102,12 @@
           <w:i w:val="0"/>
           <w:u w:val="none"/>
         </w:rPr>
-        <w:t>13. Knowledge Check</w:t>
-      </w:r>
-    </w:p>
-    <w:p>
-      <w:pPr>
-        <w:spacing w:after="20"/>
+        <w:t>Slide 1.7 – How This Lesson Runs</w:t>
+      </w:r>
+    </w:p>
+    <w:p>
+      <w:pPr>
+        <w:spacing w:after="160"/>
       </w:pPr>
       <w:r>
         <w:rPr>
@@ -1359,12 +2115,74 @@
           <w:i w:val="0"/>
           <w:u w:val="none"/>
         </w:rPr>
-        <w:t xml:space="preserve">      13.1  Check What You Took In</w:t>
-      </w:r>
-    </w:p>
-    <w:p>
-      <w:pPr>
+        <w:t>The shape of it is the shape of the job:</w:t>
+      </w:r>
+    </w:p>
+    <w:p>
+      <w:pPr>
+        <w:pStyle w:val="ListNumber"/>
         <w:spacing w:after="40"/>
+      </w:pPr>
+      <w:r>
+        <w:t>You are an outreach worker with a caseload and a system you are accountable to.</w:t>
+      </w:r>
+    </w:p>
+    <w:p>
+      <w:pPr>
+        <w:pStyle w:val="ListNumber"/>
+        <w:spacing w:after="40"/>
+      </w:pPr>
+      <w:r>
+        <w:t>You meet someone.</w:t>
+      </w:r>
+    </w:p>
+    <w:p>
+      <w:pPr>
+        <w:pStyle w:val="ListNumber"/>
+        <w:spacing w:after="40"/>
+      </w:pPr>
+      <w:r>
+        <w:t>You search for them — first name, last name, date of birth.</w:t>
+      </w:r>
+    </w:p>
+    <w:p>
+      <w:pPr>
+        <w:pStyle w:val="ListNumber"/>
+        <w:spacing w:after="40"/>
+      </w:pPr>
+      <w:r>
+        <w:t>If and only if you cannot find them, you enter them.</w:t>
+      </w:r>
+    </w:p>
+    <w:p>
+      <w:pPr>
+        <w:spacing w:after="160"/>
+      </w:pPr>
+      <w:r>
+        <w:rPr>
+          <w:b w:val="0"/>
+          <w:i w:val="0"/>
+          <w:u w:val="none"/>
+        </w:rPr>
+        <w:t>Everything in this lesson sits on one of those four steps. Most of it sits on the third, because that is where the damage is done or avoided.</w:t>
+      </w:r>
+    </w:p>
+    <w:p>
+      <w:pPr>
+        <w:spacing w:after="160"/>
+      </w:pPr>
+      <w:r>
+        <w:rPr>
+          <w:b w:val="0"/>
+          <w:i/>
+          <w:u w:val="none"/>
+        </w:rPr>
+        <w:t>Consider showing the four steps as a progress marker that stays visible, so the learner always knows which part of the job they are in.</w:t>
+      </w:r>
+    </w:p>
+    <w:p>
+      <w:pPr>
+        <w:spacing w:after="80"/>
       </w:pPr>
       <w:r>
         <w:rPr>
@@ -1372,12 +2190,12 @@
           <w:i w:val="0"/>
           <w:u w:val="none"/>
         </w:rPr>
-        <w:t>14. Summary</w:t>
-      </w:r>
-    </w:p>
-    <w:p>
-      <w:pPr>
-        <w:spacing w:after="20"/>
+        <w:t>Slide 1.8 – Why Searching Thoroughly Matters</w:t>
+      </w:r>
+    </w:p>
+    <w:p>
+      <w:pPr>
+        <w:spacing w:after="160"/>
       </w:pPr>
       <w:r>
         <w:rPr>
@@ -1385,12 +2203,12 @@
           <w:i w:val="0"/>
           <w:u w:val="none"/>
         </w:rPr>
-        <w:t xml:space="preserve">      14.1  Why Accuracy on the Way In Matters</w:t>
-      </w:r>
-    </w:p>
-    <w:p>
-      <w:pPr>
-        <w:spacing w:after="20"/>
+        <w:t>Searching thoroughly is how a participant keeps what they have already earned. Their wait time, their enrollments, their referrals and their place in a queue all live on the record. Find the right one and their case continues. Miss it and it starts over.</w:t>
+      </w:r>
+    </w:p>
+    <w:p>
+      <w:pPr>
+        <w:spacing w:after="160"/>
       </w:pPr>
       <w:r>
         <w:rPr>
@@ -1398,12 +2216,25 @@
           <w:i w:val="0"/>
           <w:u w:val="none"/>
         </w:rPr>
-        <w:t xml:space="preserve">      14.2  What You Practiced</w:t>
-      </w:r>
-    </w:p>
-    <w:p>
-      <w:pPr>
-        <w:spacing w:after="20"/>
+        <w:t>There is a harder edge to it. A record can serve as third-party documentation of someone's homelessness — a shelter stay, or a contact logged by an outreach worker, is evidence of where they have been, and that evidence is part of what qualifies them for housing. A duplicate splits it, and the bed nights that prove their history sit on the record you did not find.</w:t>
+      </w:r>
+    </w:p>
+    <w:p>
+      <w:pPr>
+        <w:spacing w:after="160"/>
+      </w:pPr>
+      <w:r>
+        <w:rPr>
+          <w:b w:val="0"/>
+          <w:i/>
+          <w:u w:val="none"/>
+        </w:rPr>
+        <w:t>Sourced; a source link goes here in the sourcing pass.</w:t>
+      </w:r>
+    </w:p>
+    <w:p>
+      <w:pPr>
+        <w:spacing w:after="160"/>
       </w:pPr>
       <w:r>
         <w:rPr>
@@ -1411,12 +2242,52 @@
           <w:i w:val="0"/>
           <w:u w:val="none"/>
         </w:rPr>
-        <w:t xml:space="preserve">      14.3  Lesson Closing</w:t>
-      </w:r>
-    </w:p>
-    <w:p>
-      <w:pPr>
-        <w:spacing w:after="20"/>
+        <w:t>A duplicate is also not a tidy-up job. Once two records exist, somebody has to work out which is which and clean it up — weeks, not minutes, and the person is the one waiting.</w:t>
+      </w:r>
+    </w:p>
+    <w:p>
+      <w:pPr>
+        <w:spacing w:after="80"/>
+      </w:pPr>
+      <w:r>
+        <w:rPr>
+          <w:b w:val="0"/>
+          <w:i w:val="0"/>
+          <w:u w:val="single"/>
+        </w:rPr>
+        <w:t>What a thorough search protects</w:t>
+      </w:r>
+    </w:p>
+    <w:p>
+      <w:pPr>
+        <w:pStyle w:val="ListBullet"/>
+        <w:spacing w:after="40"/>
+      </w:pPr>
+      <w:r>
+        <w:t>Continuity of care across every provider the participant has worked with</w:t>
+      </w:r>
+    </w:p>
+    <w:p>
+      <w:pPr>
+        <w:pStyle w:val="ListBullet"/>
+        <w:spacing w:after="40"/>
+      </w:pPr>
+      <w:r>
+        <w:t>A complete history when they are being qualified for services or housing</w:t>
+      </w:r>
+    </w:p>
+    <w:p>
+      <w:pPr>
+        <w:pStyle w:val="ListBullet"/>
+        <w:spacing w:after="40"/>
+      </w:pPr>
+      <w:r>
+        <w:t>Time — yours and your colleagues' — that would otherwise go into merging records later</w:t>
+      </w:r>
+    </w:p>
+    <w:p>
+      <w:pPr>
+        <w:spacing w:after="160"/>
       </w:pPr>
       <w:r>
         <w:rPr>
@@ -1424,12 +2295,39 @@
           <w:i w:val="0"/>
           <w:u w:val="none"/>
         </w:rPr>
-        <w:t xml:space="preserve">      14.4  Survey</w:t>
-      </w:r>
-    </w:p>
-    <w:p>
-      <w:pPr>
-        <w:spacing w:after="40"/>
+        <w:t>There is one more reason, and it reaches past your agency. Your Continuum of Care reports an unduplicated count of everyone served. A duplicate record counts one person twice. Enough of them and the region's picture of homelessness stops matching reality.</w:t>
+      </w:r>
+    </w:p>
+    <w:p>
+      <w:pPr>
+        <w:spacing w:after="160"/>
+      </w:pPr>
+      <w:r>
+        <w:rPr>
+          <w:b w:val="0"/>
+          <w:i/>
+          <w:u w:val="none"/>
+        </w:rPr>
+        <w:t>Consider a short animated figure: one person, two record cards, and the count reading 2. Static illustration is fine if animation is out of scope.</w:t>
+      </w:r>
+    </w:p>
+    <w:p/>
+    <w:p>
+      <w:pPr>
+        <w:spacing w:after="160"/>
+      </w:pPr>
+      <w:r>
+        <w:rPr>
+          <w:b/>
+          <w:i w:val="0"/>
+          <w:u w:val="single"/>
+        </w:rPr>
+        <w:t>Words You Will See</w:t>
+      </w:r>
+    </w:p>
+    <w:p>
+      <w:pPr>
+        <w:spacing w:after="80"/>
       </w:pPr>
       <w:r>
         <w:rPr>
@@ -1437,12 +2335,12 @@
           <w:i w:val="0"/>
           <w:u w:val="none"/>
         </w:rPr>
-        <w:t>15. Production Standards</w:t>
-      </w:r>
-    </w:p>
-    <w:p>
-      <w:pPr>
-        <w:spacing w:after="20"/>
+        <w:t>Slide 2.1 – Key Terms</w:t>
+      </w:r>
+    </w:p>
+    <w:p>
+      <w:pPr>
+        <w:spacing w:after="160"/>
       </w:pPr>
       <w:r>
         <w:rPr>
@@ -1450,12 +2348,202 @@
           <w:i w:val="0"/>
           <w:u w:val="none"/>
         </w:rPr>
-        <w:t xml:space="preserve">      15.1  Accessibility</w:t>
-      </w:r>
-    </w:p>
-    <w:p>
-      <w:r>
-        <w:br w:type="page"/>
+        <w:t>These come up throughout the lesson. You do not need to memorise them; they are here so nothing later depends on a word you have not met.</w:t>
+      </w:r>
+    </w:p>
+    <w:p>
+      <w:pPr>
+        <w:spacing w:after="80"/>
+      </w:pPr>
+      <w:r>
+        <w:rPr>
+          <w:b w:val="0"/>
+          <w:i w:val="0"/>
+          <w:u w:val="single"/>
+        </w:rPr>
+        <w:t>HMIS</w:t>
+      </w:r>
+    </w:p>
+    <w:p>
+      <w:pPr>
+        <w:spacing w:after="160"/>
+      </w:pPr>
+      <w:r>
+        <w:rPr>
+          <w:b w:val="0"/>
+          <w:i w:val="0"/>
+          <w:u w:val="none"/>
+        </w:rPr>
+        <w:t>Homeless Management Information System. The system your CoC uses to record who has been served and what they were given. Clarity is the software LAHSA uses for it.</w:t>
+      </w:r>
+    </w:p>
+    <w:p>
+      <w:pPr>
+        <w:spacing w:after="80"/>
+      </w:pPr>
+      <w:r>
+        <w:rPr>
+          <w:b w:val="0"/>
+          <w:i w:val="0"/>
+          <w:u w:val="single"/>
+        </w:rPr>
+        <w:t>CoC — Continuum of Care</w:t>
+      </w:r>
+    </w:p>
+    <w:p>
+      <w:pPr>
+        <w:spacing w:after="160"/>
+      </w:pPr>
+      <w:r>
+        <w:rPr>
+          <w:b w:val="0"/>
+          <w:i w:val="0"/>
+          <w:u w:val="none"/>
+        </w:rPr>
+        <w:t>The regional body that coordinates homeless services and reports on them. Los Angeles has one; you work inside it.</w:t>
+      </w:r>
+    </w:p>
+    <w:p>
+      <w:pPr>
+        <w:spacing w:after="80"/>
+      </w:pPr>
+      <w:r>
+        <w:rPr>
+          <w:b w:val="0"/>
+          <w:i w:val="0"/>
+          <w:u w:val="single"/>
+        </w:rPr>
+        <w:t>Participant, potential participant, and Client</w:t>
+      </w:r>
+    </w:p>
+    <w:p>
+      <w:pPr>
+        <w:spacing w:after="160"/>
+      </w:pPr>
+      <w:r>
+        <w:rPr>
+          <w:b w:val="0"/>
+          <w:i w:val="0"/>
+          <w:u w:val="none"/>
+        </w:rPr>
+        <w:t>A participant has a record in HMIS. A potential participant is someone who may not — the person in front of you before you have searched. The software calls both of them Client.</w:t>
+      </w:r>
+    </w:p>
+    <w:p>
+      <w:pPr>
+        <w:spacing w:after="80"/>
+      </w:pPr>
+      <w:r>
+        <w:rPr>
+          <w:b w:val="0"/>
+          <w:i w:val="0"/>
+          <w:u w:val="single"/>
+        </w:rPr>
+        <w:t>Record</w:t>
+      </w:r>
+    </w:p>
+    <w:p>
+      <w:pPr>
+        <w:spacing w:after="160"/>
+      </w:pPr>
+      <w:r>
+        <w:rPr>
+          <w:b w:val="0"/>
+          <w:i w:val="0"/>
+          <w:u w:val="none"/>
+        </w:rPr>
+        <w:t>Everything HMIS holds about one person: their identifying information, the programs they have been enrolled in, the services they have received, who they are housed with.</w:t>
+      </w:r>
+    </w:p>
+    <w:p>
+      <w:pPr>
+        <w:spacing w:after="80"/>
+      </w:pPr>
+      <w:r>
+        <w:rPr>
+          <w:b w:val="0"/>
+          <w:i w:val="0"/>
+          <w:u w:val="single"/>
+        </w:rPr>
+        <w:t>Unique Identifier</w:t>
+      </w:r>
+    </w:p>
+    <w:p>
+      <w:pPr>
+        <w:spacing w:after="160"/>
+      </w:pPr>
+      <w:r>
+        <w:rPr>
+          <w:b w:val="0"/>
+          <w:i w:val="0"/>
+          <w:u w:val="none"/>
+        </w:rPr>
+        <w:t>The short code under a participant's name in search results, like AD63C3FF2. It names one record and nothing else, which is why you quote it when you report a problem.</w:t>
+      </w:r>
+    </w:p>
+    <w:p>
+      <w:pPr>
+        <w:spacing w:after="80"/>
+      </w:pPr>
+      <w:r>
+        <w:rPr>
+          <w:b w:val="0"/>
+          <w:i w:val="0"/>
+          <w:u w:val="single"/>
+        </w:rPr>
+        <w:t>Duplicate</w:t>
+      </w:r>
+    </w:p>
+    <w:p>
+      <w:pPr>
+        <w:spacing w:after="160"/>
+      </w:pPr>
+      <w:r>
+        <w:rPr>
+          <w:b w:val="0"/>
+          <w:i w:val="0"/>
+          <w:u w:val="none"/>
+        </w:rPr>
+        <w:t>Two records for the same person. The thing this lesson exists to prevent.</w:t>
+      </w:r>
+    </w:p>
+    <w:p>
+      <w:pPr>
+        <w:spacing w:after="80"/>
+      </w:pPr>
+      <w:r>
+        <w:rPr>
+          <w:b w:val="0"/>
+          <w:i w:val="0"/>
+          <w:u w:val="single"/>
+        </w:rPr>
+        <w:t>Data quality</w:t>
+      </w:r>
+    </w:p>
+    <w:p>
+      <w:pPr>
+        <w:spacing w:after="160"/>
+      </w:pPr>
+      <w:r>
+        <w:rPr>
+          <w:b w:val="0"/>
+          <w:i w:val="0"/>
+          <w:u w:val="none"/>
+        </w:rPr>
+        <w:t>How complete and accurate a record is — whether the name is full, whether the date of birth is exact, whether the Social Security Number is there. It is recorded on the record itself, not just implied.</w:t>
+      </w:r>
+    </w:p>
+    <w:p>
+      <w:pPr>
+        <w:spacing w:after="160"/>
+      </w:pPr>
+      <w:r>
+        <w:rPr>
+          <w:b w:val="0"/>
+          <w:i/>
+          <w:u w:val="none"/>
+        </w:rPr>
+        <w:t>A short screen, or a reference panel the learner can open at any point rather than a screen they have to sit through. Consider the latter.</w:t>
       </w:r>
     </w:p>
     <w:p/>
@@ -1469,7 +2557,7 @@
           <w:i w:val="0"/>
           <w:u w:val="single"/>
         </w:rPr>
-        <w:t>Introduction</w:t>
+        <w:t>Two Rules Before You Touch the Keyboard</w:t>
       </w:r>
     </w:p>
     <w:p>
@@ -1482,7 +2570,7 @@
           <w:i w:val="0"/>
           <w:u w:val="none"/>
         </w:rPr>
-        <w:t>Slide 1.1 – Course Navigation</w:t>
+        <w:t>Slide 3.1 – Assume a Record Already Exists</w:t>
       </w:r>
     </w:p>
     <w:p>
@@ -1495,7 +2583,59 @@
           <w:i w:val="0"/>
           <w:u w:val="none"/>
         </w:rPr>
-        <w:t>Before we start, a quick look at how to move around. This lesson has audio, so turn your sound on. Closed captions are available from the captions icon. The contents on the left let you jump back to anything you have already finished. Move forward with the right arrow — it appears once you have done what a screen asks of you — and back with the left.</w:t>
+        <w:t>The goal of search is to find a record that is already there.</w:t>
+      </w:r>
+    </w:p>
+    <w:p>
+      <w:pPr>
+        <w:spacing w:after="160"/>
+      </w:pPr>
+      <w:r>
+        <w:rPr>
+          <w:b w:val="0"/>
+          <w:i w:val="0"/>
+          <w:u w:val="none"/>
+        </w:rPr>
+        <w:t>Start from the assumption that the participant already has one. It is unlikely that you are the first homeless services staff member this person has ever spoken to — and if they have spoken to anyone, there is probably a record.</w:t>
+      </w:r>
+    </w:p>
+    <w:p>
+      <w:pPr>
+        <w:spacing w:after="80"/>
+      </w:pPr>
+      <w:r>
+        <w:rPr>
+          <w:b/>
+          <w:i w:val="0"/>
+          <w:u w:val="none"/>
+        </w:rPr>
+        <w:t>Slide 3.2 – Never Create Before You Search</w:t>
+      </w:r>
+    </w:p>
+    <w:p>
+      <w:pPr>
+        <w:spacing w:after="160"/>
+      </w:pPr>
+      <w:r>
+        <w:rPr>
+          <w:b w:val="0"/>
+          <w:i w:val="0"/>
+          <w:u w:val="none"/>
+        </w:rPr>
+        <w:t>Never create a new HMIS record for a participant until you have thoroughly searched for an existing one.</w:t>
+      </w:r>
+    </w:p>
+    <w:p>
+      <w:pPr>
+        <w:spacing w:after="160"/>
+      </w:pPr>
+      <w:r>
+        <w:rPr>
+          <w:b w:val="0"/>
+          <w:i w:val="0"/>
+          <w:u w:val="none"/>
+        </w:rPr>
+        <w:t>This is the rule the rest of the lesson serves. Everything that follows is about what "thoroughly" actually means.</w:t>
       </w:r>
     </w:p>
     <w:p>
@@ -1508,7 +2648,21 @@
           <w:i/>
           <w:u w:val="none"/>
         </w:rPr>
-        <w:t>Standard navigation screen, matching the rest of the series. Adjust the wording to whatever Rise actually shows once the course shell is built.</w:t>
+        <w:t>Consider holding these two rules on screen together, with the learner clicking Continue to proceed. They are referred back to repeatedly.</w:t>
+      </w:r>
+    </w:p>
+    <w:p/>
+    <w:p>
+      <w:pPr>
+        <w:spacing w:after="160"/>
+      </w:pPr>
+      <w:r>
+        <w:rPr>
+          <w:b/>
+          <w:i w:val="0"/>
+          <w:u w:val="single"/>
+        </w:rPr>
+        <w:t>Preparing to Search</w:t>
       </w:r>
     </w:p>
     <w:p>
@@ -1521,7 +2675,7 @@
           <w:i w:val="0"/>
           <w:u w:val="none"/>
         </w:rPr>
-        <w:t>Slide 1.2 – Course Overview</w:t>
+        <w:t>Slide 4.1 – What to Collect First</w:t>
       </w:r>
     </w:p>
     <w:p>
@@ -1534,7 +2688,7 @@
           <w:i w:val="0"/>
           <w:u w:val="none"/>
         </w:rPr>
-        <w:t>This lesson is about one thing: finding out whether the person in front of you already has a record in HMIS, and making sure you are looking at the right one.</w:t>
+        <w:t>Before you search, note down the participant's full name and either their date of birth or the last four digits of their Social Security Number.</w:t>
       </w:r>
     </w:p>
     <w:p>
@@ -1547,7 +2701,20 @@
           <w:i w:val="0"/>
           <w:u w:val="none"/>
         </w:rPr>
-        <w:t>Set aside about forty minutes. A good part of that is hands on: you will work in a practice version of Clarity — the same screens you use at work, with invented people in them. Nothing you do in the practice affects real records, and none of the people in it are real.</w:t>
+        <w:t>Ask for it before you start typing, and ask for all of it in one go. Going back three times to ask someone to repeat their date of birth does not build trust, and it makes you look like the system is in charge of the conversation rather than you.</w:t>
+      </w:r>
+    </w:p>
+    <w:p>
+      <w:pPr>
+        <w:spacing w:after="80"/>
+      </w:pPr>
+      <w:r>
+        <w:rPr>
+          <w:b/>
+          <w:i w:val="0"/>
+          <w:u w:val="none"/>
+        </w:rPr>
+        <w:t>Slide 4.2 – The Order to Ask In</w:t>
       </w:r>
     </w:p>
     <w:p>
@@ -1560,7 +2727,242 @@
           <w:i w:val="0"/>
           <w:u w:val="none"/>
         </w:rPr>
-        <w:t>You can return to this lesson any time after you finish it.</w:t>
+        <w:t>First name, last name, date of birth. That is the order, and it is the order because it is the order people will answer in.</w:t>
+      </w:r>
+    </w:p>
+    <w:p>
+      <w:pPr>
+        <w:spacing w:after="160"/>
+      </w:pPr>
+      <w:r>
+        <w:rPr>
+          <w:b w:val="0"/>
+          <w:i w:val="0"/>
+          <w:u w:val="none"/>
+        </w:rPr>
+        <w:t>Social Security Number comes later, if you need it. Asking a stranger for their SSN in the first minute of a conversation costs you more than it gets you, and you can search perfectly well without it.</w:t>
+      </w:r>
+    </w:p>
+    <w:p>
+      <w:pPr>
+        <w:spacing w:after="160"/>
+      </w:pPr>
+      <w:r>
+        <w:rPr>
+          <w:b w:val="0"/>
+          <w:i w:val="0"/>
+          <w:u w:val="none"/>
+        </w:rPr>
+        <w:t>Date of birth tends to be accurate and people hesitate over it far less than they do over a Social Security Number.</w:t>
+      </w:r>
+    </w:p>
+    <w:p>
+      <w:pPr>
+        <w:spacing w:after="160"/>
+      </w:pPr>
+      <w:r>
+        <w:rPr>
+          <w:b w:val="0"/>
+          <w:i w:val="0"/>
+          <w:u w:val="none"/>
+        </w:rPr>
+        <w:t>If someone does not want to give you their SSN, that is a legitimate answer and you can work without it. Plenty of records hold no Social Security Number at all, or only part of one, and they are still findable.</w:t>
+      </w:r>
+    </w:p>
+    <w:p>
+      <w:pPr>
+        <w:spacing w:after="80"/>
+      </w:pPr>
+      <w:r>
+        <w:rPr>
+          <w:b/>
+          <w:i w:val="0"/>
+          <w:u w:val="none"/>
+        </w:rPr>
+        <w:t>Slide 4.3 – Confirm the Spelling</w:t>
+      </w:r>
+    </w:p>
+    <w:p>
+      <w:pPr>
+        <w:spacing w:after="160"/>
+      </w:pPr>
+      <w:r>
+        <w:rPr>
+          <w:b w:val="0"/>
+          <w:i w:val="0"/>
+          <w:u w:val="none"/>
+        </w:rPr>
+        <w:t>Confirm the spelling of the full name before you move on.</w:t>
+      </w:r>
+    </w:p>
+    <w:p>
+      <w:pPr>
+        <w:spacing w:after="160"/>
+      </w:pPr>
+      <w:r>
+        <w:rPr>
+          <w:b w:val="0"/>
+          <w:i w:val="0"/>
+          <w:u w:val="none"/>
+        </w:rPr>
+        <w:t>If they have any identification or written documentation, ask to see it. Documents often reveal a middle name, a second last name, or a spelling that nobody would have guessed.</w:t>
+      </w:r>
+    </w:p>
+    <w:p/>
+    <w:p>
+      <w:pPr>
+        <w:spacing w:after="160"/>
+      </w:pPr>
+      <w:r>
+        <w:rPr>
+          <w:b/>
+          <w:i w:val="0"/>
+          <w:u w:val="single"/>
+        </w:rPr>
+        <w:t>How Search Works</w:t>
+      </w:r>
+    </w:p>
+    <w:p>
+      <w:pPr>
+        <w:spacing w:after="80"/>
+      </w:pPr>
+      <w:r>
+        <w:rPr>
+          <w:b/>
+          <w:i w:val="0"/>
+          <w:u w:val="none"/>
+        </w:rPr>
+        <w:t>Slide 5.1 – Why It Is These Three</w:t>
+      </w:r>
+    </w:p>
+    <w:p>
+      <w:pPr>
+        <w:spacing w:after="160"/>
+      </w:pPr>
+      <w:r>
+        <w:rPr>
+          <w:b w:val="0"/>
+          <w:i w:val="0"/>
+          <w:u w:val="none"/>
+        </w:rPr>
+        <w:t>Name, date of birth and Social Security Number are not an arbitrary trio. They are the things a person has one of. One name, one date of birth, one Social Security Number — so they are what tells one person from another, and they are what you check a record against.</w:t>
+      </w:r>
+    </w:p>
+    <w:p>
+      <w:pPr>
+        <w:spacing w:after="160"/>
+      </w:pPr>
+      <w:r>
+        <w:rPr>
+          <w:b w:val="0"/>
+          <w:i w:val="0"/>
+          <w:u w:val="none"/>
+        </w:rPr>
+        <w:t>Everything else on a record can legitimately change. Someone can have several enrollments, several programs, several addresses, and none of that makes them a different person. The three identifiers are the part that should never disagree.</w:t>
+      </w:r>
+    </w:p>
+    <w:p>
+      <w:pPr>
+        <w:spacing w:after="160"/>
+      </w:pPr>
+      <w:r>
+        <w:rPr>
+          <w:b w:val="0"/>
+          <w:i w:val="0"/>
+          <w:u w:val="none"/>
+        </w:rPr>
+        <w:t>Which is also why a second record for the same person is a problem rather than a duplicate row. It gives one person two sets of the things they only have one of.</w:t>
+      </w:r>
+    </w:p>
+    <w:p>
+      <w:pPr>
+        <w:spacing w:after="80"/>
+      </w:pPr>
+      <w:r>
+        <w:rPr>
+          <w:b/>
+          <w:i w:val="0"/>
+          <w:u w:val="none"/>
+        </w:rPr>
+        <w:t>Slide 5.2 – One Bar, Many Kinds of Information</w:t>
+      </w:r>
+    </w:p>
+    <w:p>
+      <w:pPr>
+        <w:spacing w:after="160"/>
+      </w:pPr>
+      <w:r>
+        <w:rPr>
+          <w:b w:val="0"/>
+          <w:i w:val="0"/>
+          <w:u w:val="none"/>
+        </w:rPr>
+        <w:t>Clarity has a single search bar, and it accepts several different kinds of information at once. You can type part of a name, a date of birth, a year, or part of a Social Security Number — and you can combine them.</w:t>
+      </w:r>
+    </w:p>
+    <w:p>
+      <w:pPr>
+        <w:spacing w:after="160"/>
+      </w:pPr>
+      <w:r>
+        <w:rPr>
+          <w:b w:val="0"/>
+          <w:i w:val="0"/>
+          <w:u w:val="none"/>
+        </w:rPr>
+        <w:t>Two things are worth knowing before you start, because they surprise people.</w:t>
+      </w:r>
+    </w:p>
+    <w:p>
+      <w:pPr>
+        <w:spacing w:after="80"/>
+      </w:pPr>
+      <w:r>
+        <w:rPr>
+          <w:b w:val="0"/>
+          <w:i w:val="0"/>
+          <w:u w:val="single"/>
+        </w:rPr>
+        <w:t>Results appear as you type</w:t>
+      </w:r>
+    </w:p>
+    <w:p>
+      <w:pPr>
+        <w:spacing w:after="160"/>
+      </w:pPr>
+      <w:r>
+        <w:rPr>
+          <w:b w:val="0"/>
+          <w:i w:val="0"/>
+          <w:u w:val="none"/>
+        </w:rPr>
+        <w:t>You do not need to press Enter. The list updates with every character.</w:t>
+      </w:r>
+    </w:p>
+    <w:p>
+      <w:pPr>
+        <w:spacing w:after="80"/>
+      </w:pPr>
+      <w:r>
+        <w:rPr>
+          <w:b w:val="0"/>
+          <w:i w:val="0"/>
+          <w:u w:val="single"/>
+        </w:rPr>
+        <w:t>Every word you add must match</w:t>
+      </w:r>
+    </w:p>
+    <w:p>
+      <w:pPr>
+        <w:spacing w:after="160"/>
+      </w:pPr>
+      <w:r>
+        <w:rPr>
+          <w:b w:val="0"/>
+          <w:i w:val="0"/>
+          <w:u w:val="none"/>
+        </w:rPr>
+        <w:t>Adding a word narrows the search — it never widens it. If you type a first name and a last name and get nothing, one of the two is wrong. Try each on its own.</w:t>
       </w:r>
     </w:p>
     <w:p>
@@ -1573,7 +2975,203 @@
           <w:i/>
           <w:u w:val="none"/>
         </w:rPr>
-        <w:t>Where the time goes, measured from this script rather than estimated. Instruction is 3,929 words — about 26 minutes narrated, about 18 if the reference material is read on screen rather than spoken. What the learner reads inside the practice is another 1,700 or so. The thirteen tasks are the smallest part at roughly 6 minutes of actual interaction, because each is a short search. Hints and the correct-record lines in this document are not learner-facing time at all.</w:t>
+        <w:t>Guided walkthrough, not a passive recording. The search text types itself on screen a character at a time, a tooltip explains what is happening, the result list narrows underneath, and the learner clicks to advance when they are ready. This is the pattern the RoninWrite tutorial uses and it should be lifted from there rather than reinvented.</w:t>
+      </w:r>
+    </w:p>
+    <w:p>
+      <w:pPr>
+        <w:spacing w:after="80"/>
+      </w:pPr>
+      <w:r>
+        <w:rPr>
+          <w:b/>
+          <w:i w:val="0"/>
+          <w:u w:val="none"/>
+        </w:rPr>
+        <w:t>Slide 5.3 – Searching by Name</w:t>
+      </w:r>
+    </w:p>
+    <w:p>
+      <w:pPr>
+        <w:spacing w:after="160"/>
+      </w:pPr>
+      <w:r>
+        <w:rPr>
+          <w:b w:val="0"/>
+          <w:i w:val="0"/>
+          <w:u w:val="none"/>
+        </w:rPr>
+        <w:t>You do not need a whole name. The first few letters of a first and last name are usually enough — for Katherine Johnson, typing kat joh will find her.</w:t>
+      </w:r>
+    </w:p>
+    <w:p>
+      <w:pPr>
+        <w:spacing w:after="160"/>
+      </w:pPr>
+      <w:r>
+        <w:rPr>
+          <w:b w:val="0"/>
+          <w:i w:val="0"/>
+          <w:u w:val="none"/>
+        </w:rPr>
+        <w:t>Short fragments are often better than full names, because a full name has to be spelled the way somebody else typed it, and fragments do not.</w:t>
+      </w:r>
+    </w:p>
+    <w:p>
+      <w:pPr>
+        <w:spacing w:after="80"/>
+      </w:pPr>
+      <w:r>
+        <w:rPr>
+          <w:b/>
+          <w:i w:val="0"/>
+          <w:u w:val="none"/>
+        </w:rPr>
+        <w:t>Slide 5.4 – Searching by Date of Birth</w:t>
+      </w:r>
+    </w:p>
+    <w:p>
+      <w:pPr>
+        <w:spacing w:after="160"/>
+      </w:pPr>
+      <w:r>
+        <w:rPr>
+          <w:b w:val="0"/>
+          <w:i w:val="0"/>
+          <w:u w:val="none"/>
+        </w:rPr>
+        <w:t>A date of birth can be written several ways and all of them work: 9/26/1976, 09/26/1976, 9.26.1976, or 9-26-1976.</w:t>
+      </w:r>
+    </w:p>
+    <w:p>
+      <w:pPr>
+        <w:spacing w:after="160"/>
+      </w:pPr>
+      <w:r>
+        <w:rPr>
+          <w:b w:val="0"/>
+          <w:i w:val="0"/>
+          <w:u w:val="none"/>
+        </w:rPr>
+        <w:t>You can also search a year on its own. If the participant knows they were born in 1976 but not the exact date, 1976 is a perfectly good search.</w:t>
+      </w:r>
+    </w:p>
+    <w:p>
+      <w:pPr>
+        <w:spacing w:after="80"/>
+      </w:pPr>
+      <w:r>
+        <w:rPr>
+          <w:b/>
+          <w:i w:val="0"/>
+          <w:u w:val="none"/>
+        </w:rPr>
+        <w:t>Slide 5.5 – Searching by Social Security Number</w:t>
+      </w:r>
+    </w:p>
+    <w:p>
+      <w:pPr>
+        <w:spacing w:after="160"/>
+      </w:pPr>
+      <w:r>
+        <w:rPr>
+          <w:b w:val="0"/>
+          <w:i w:val="0"/>
+          <w:u w:val="none"/>
+        </w:rPr>
+        <w:t>You can search the last four digits on their own, or the full number.</w:t>
+      </w:r>
+    </w:p>
+    <w:p>
+      <w:pPr>
+        <w:spacing w:after="160"/>
+      </w:pPr>
+      <w:r>
+        <w:rPr>
+          <w:b w:val="0"/>
+          <w:i w:val="0"/>
+          <w:u w:val="none"/>
+        </w:rPr>
+        <w:t>Some records hold only part of an SSN. When a participant could not recall all of it, the missing parts were stored as X's or zeros — so a record might read XXX-XX-6789. The digits that were recorded are still searchable.</w:t>
+      </w:r>
+    </w:p>
+    <w:p>
+      <w:pPr>
+        <w:spacing w:after="80"/>
+      </w:pPr>
+      <w:r>
+        <w:rPr>
+          <w:b w:val="0"/>
+          <w:i w:val="0"/>
+          <w:u w:val="single"/>
+        </w:rPr>
+        <w:t>What the code next to it tells you</w:t>
+      </w:r>
+    </w:p>
+    <w:p>
+      <w:pPr>
+        <w:spacing w:after="160"/>
+      </w:pPr>
+      <w:r>
+        <w:rPr>
+          <w:b w:val="0"/>
+          <w:i w:val="0"/>
+          <w:u w:val="none"/>
+        </w:rPr>
+        <w:t>A record also carries a reason when the number is not there, and the three you will see mean genuinely different things:</w:t>
+      </w:r>
+    </w:p>
+    <w:p>
+      <w:pPr>
+        <w:pStyle w:val="ListBullet"/>
+        <w:spacing w:after="40"/>
+      </w:pPr>
+      <w:r>
+        <w:t>Client doesn't know — they do not have the information.</w:t>
+      </w:r>
+    </w:p>
+    <w:p>
+      <w:pPr>
+        <w:pStyle w:val="ListBullet"/>
+        <w:spacing w:after="40"/>
+      </w:pPr>
+      <w:r>
+        <w:t>Client prefers not to answer — they know it and have chosen not to give it. That is their decision to make, and it is a legitimate answer. Nobody is denied assistance for it.</w:t>
+      </w:r>
+    </w:p>
+    <w:p>
+      <w:pPr>
+        <w:pStyle w:val="ListBullet"/>
+        <w:spacing w:after="40"/>
+      </w:pPr>
+      <w:r>
+        <w:t>Data not collected — nobody recorded it. Often that means nobody asked.</w:t>
+      </w:r>
+    </w:p>
+    <w:p>
+      <w:pPr>
+        <w:spacing w:after="160"/>
+      </w:pPr>
+      <w:r>
+        <w:rPr>
+          <w:b w:val="0"/>
+          <w:i w:val="0"/>
+          <w:u w:val="none"/>
+        </w:rPr>
+        <w:t>The difference is worth reading. A refusal is settled; a gap is not. If a record shows data not collected and you are with the participant, that is a blank you may be able to fill — and one more identifier to verify against next time.</w:t>
+      </w:r>
+    </w:p>
+    <w:p>
+      <w:pPr>
+        <w:spacing w:after="160"/>
+      </w:pPr>
+      <w:r>
+        <w:rPr>
+          <w:b w:val="0"/>
+          <w:i w:val="0"/>
+          <w:u w:val="none"/>
+        </w:rPr>
+        <w:t>The rule that goes with it: you may not decide on someone's behalf. Do not record a refusal without asking, and never use it to mean that you do not know the answer.</w:t>
       </w:r>
     </w:p>
     <w:p>
@@ -1586,7 +3184,33 @@
           <w:i/>
           <w:u w:val="none"/>
         </w:rPr>
-        <w:t>Which puts the lesson between 35 and 45 minutes depending on how much is narrated. Twenty is not reachable while this lesson also carries why-data-quality-matters and thirteen hands-on tasks; those two together are most of the runtime. The remaining lever inside the script is the task feedback, currently around 95 words per task where 50 would land as hard.</w:t>
+        <w:t>Definitions are the standard ones; a source link goes here in the sourcing pass.</w:t>
+      </w:r>
+    </w:p>
+    <w:p>
+      <w:pPr>
+        <w:spacing w:after="80"/>
+      </w:pPr>
+      <w:r>
+        <w:rPr>
+          <w:b/>
+          <w:i w:val="0"/>
+          <w:u w:val="none"/>
+        </w:rPr>
+        <w:t>Slide 5.6 – Reading the Results</w:t>
+      </w:r>
+    </w:p>
+    <w:p>
+      <w:pPr>
+        <w:spacing w:after="160"/>
+      </w:pPr>
+      <w:r>
+        <w:rPr>
+          <w:b w:val="0"/>
+          <w:i w:val="0"/>
+          <w:u w:val="none"/>
+        </w:rPr>
+        <w:t>Each result shows the participant's name, their date of birth and age, and the last four digits of their SSN. That is what you need to tell one person from another.</w:t>
       </w:r>
     </w:p>
     <w:p>
@@ -1599,7 +3223,174 @@
           <w:i/>
           <w:u w:val="none"/>
         </w:rPr>
-        <w:t>If the series would rather run shorter lessons anyway, the natural cut is the checkpoint between task 8 and task 9 — eight tasks on searching, six on verifying.</w:t>
+        <w:t>The ROI column is blurred out in the simulation for this lesson — see Building It Up, below. Nothing needs to be said about it, so nothing is.</w:t>
+      </w:r>
+    </w:p>
+    <w:p>
+      <w:pPr>
+        <w:spacing w:after="160"/>
+      </w:pPr>
+      <w:r>
+        <w:rPr>
+          <w:b w:val="0"/>
+          <w:i w:val="0"/>
+          <w:u w:val="none"/>
+        </w:rPr>
+        <w:t>A word about wording, because this lesson is careful with it.</w:t>
+      </w:r>
+    </w:p>
+    <w:p>
+      <w:pPr>
+        <w:spacing w:after="160"/>
+      </w:pPr>
+      <w:r>
+        <w:rPr>
+          <w:b w:val="0"/>
+          <w:i w:val="0"/>
+          <w:u w:val="none"/>
+        </w:rPr>
+        <w:t>Someone with a record in HMIS is a participant. Someone standing in front of you who may or may not have one yet is a potential participant — and that is most of this lesson, because until you have searched you do not know which you are looking at.</w:t>
+      </w:r>
+    </w:p>
+    <w:p>
+      <w:pPr>
+        <w:spacing w:after="160"/>
+      </w:pPr>
+      <w:r>
+        <w:rPr>
+          <w:b w:val="0"/>
+          <w:i w:val="0"/>
+          <w:u w:val="none"/>
+        </w:rPr>
+        <w:t>The software says Client. That means the same thing as participant. Both are correct — one is how we talk about people, the other is what the screen is labelled.</w:t>
+      </w:r>
+    </w:p>
+    <w:p/>
+    <w:p>
+      <w:pPr>
+        <w:spacing w:after="160"/>
+      </w:pPr>
+      <w:r>
+        <w:rPr>
+          <w:b/>
+          <w:i w:val="0"/>
+          <w:u w:val="single"/>
+        </w:rPr>
+        <w:t>How the Practice Tool Is Built</w:t>
+      </w:r>
+    </w:p>
+    <w:p>
+      <w:pPr>
+        <w:spacing w:after="80"/>
+      </w:pPr>
+      <w:r>
+        <w:rPr>
+          <w:b/>
+          <w:i w:val="0"/>
+          <w:u w:val="none"/>
+        </w:rPr>
+        <w:t>Slide 6.1 – Only What This Lesson Needs</w:t>
+      </w:r>
+    </w:p>
+    <w:p>
+      <w:pPr>
+        <w:spacing w:after="160"/>
+      </w:pPr>
+      <w:r>
+        <w:rPr>
+          <w:b w:val="0"/>
+          <w:i w:val="0"/>
+          <w:u w:val="none"/>
+        </w:rPr>
+        <w:t>The practice version of Clarity shows the whole screen, because that is what you will see at work. But the parts this lesson does not use are blurred out and cannot be clicked.</w:t>
+      </w:r>
+    </w:p>
+    <w:p>
+      <w:pPr>
+        <w:spacing w:after="160"/>
+      </w:pPr>
+      <w:r>
+        <w:rPr>
+          <w:b w:val="0"/>
+          <w:i w:val="0"/>
+          <w:u w:val="none"/>
+        </w:rPr>
+        <w:t>This is deliberate, and it is worth explaining. A new user opening Clarity for the first time is looking at dozens of controls, almost none of which they need in their first week. Blurring the rest means there is never a moment in this lesson where something is on screen that we have to explain away, or promise to cover another time.</w:t>
+      </w:r>
+    </w:p>
+    <w:p>
+      <w:pPr>
+        <w:spacing w:after="80"/>
+      </w:pPr>
+      <w:r>
+        <w:rPr>
+          <w:b w:val="0"/>
+          <w:i w:val="0"/>
+          <w:u w:val="single"/>
+        </w:rPr>
+        <w:t>What is obstructed in this lesson</w:t>
+      </w:r>
+    </w:p>
+    <w:p>
+      <w:pPr>
+        <w:pStyle w:val="ListBullet"/>
+        <w:spacing w:after="40"/>
+      </w:pPr>
+      <w:r>
+        <w:t>The ROI column in the results table</w:t>
+      </w:r>
+    </w:p>
+    <w:p>
+      <w:pPr>
+        <w:pStyle w:val="ListBullet"/>
+        <w:spacing w:after="40"/>
+      </w:pPr>
+      <w:r>
+        <w:t>The client record's other tabs — Privacy, Programs, Services, Assessments, Files</w:t>
+      </w:r>
+    </w:p>
+    <w:p>
+      <w:pPr>
+        <w:pStyle w:val="ListBullet"/>
+        <w:spacing w:after="40"/>
+      </w:pPr>
+      <w:r>
+        <w:t>The Add Client form behind the ⊕ button</w:t>
+      </w:r>
+    </w:p>
+    <w:p>
+      <w:pPr>
+        <w:pStyle w:val="ListBullet"/>
+        <w:spacing w:after="40"/>
+      </w:pPr>
+      <w:r>
+        <w:t>The filter and column controls beyond the ones the tasks use</w:t>
+      </w:r>
+    </w:p>
+    <w:p>
+      <w:pPr>
+        <w:spacing w:after="80"/>
+      </w:pPr>
+      <w:r>
+        <w:rPr>
+          <w:b/>
+          <w:i w:val="0"/>
+          <w:u w:val="none"/>
+        </w:rPr>
+        <w:t>Slide 6.2 – Earning the Rest</w:t>
+      </w:r>
+    </w:p>
+    <w:p>
+      <w:pPr>
+        <w:spacing w:after="160"/>
+      </w:pPr>
+      <w:r>
+        <w:rPr>
+          <w:b w:val="0"/>
+          <w:i w:val="0"/>
+          <w:u w:val="none"/>
+        </w:rPr>
+        <w:t>Each lesson in the series switches on the part of the interface it teaches. Finish this one and search is fully yours; the next lesson lights up the create form, and so on, until the whole screen is live and you have been taught every part of it.</w:t>
       </w:r>
     </w:p>
     <w:p>
@@ -1612,7 +3403,34 @@
           <w:i/>
           <w:u w:val="none"/>
         </w:rPr>
-        <w:t>Opening screen. Course title, estimated time, and a Begin button. The Begin button also satisfies the browser requirement that the learner interact with the page before audio can play.</w:t>
+        <w:t>The reveal should be an event, not a settings change. When a lesson unlocks a feature, the blur lifts on screen with a short animation and a line naming what the learner just earned — the same beat as gaining a new item in a game, where the reward is a permanent increase in what you are able to do. It costs very little to build and it gives a series of short lessons a spine.</w:t>
+      </w:r>
+    </w:p>
+    <w:p>
+      <w:pPr>
+        <w:spacing w:after="160"/>
+      </w:pPr>
+      <w:r>
+        <w:rPr>
+          <w:b w:val="0"/>
+          <w:i/>
+          <w:u w:val="none"/>
+        </w:rPr>
+        <w:t>Production consequence worth stating plainly: this only works if the lessons share one simulation and one record of what the learner has unlocked. That is an argument for building the series on the common simulation this lesson already uses, rather than rebuilding the interface per lesson.</w:t>
+      </w:r>
+    </w:p>
+    <w:p/>
+    <w:p>
+      <w:pPr>
+        <w:spacing w:after="160"/>
+      </w:pPr>
+      <w:r>
+        <w:rPr>
+          <w:b/>
+          <w:i w:val="0"/>
+          <w:u w:val="single"/>
+        </w:rPr>
+        <w:t>Practice: Finding a Participant</w:t>
       </w:r>
     </w:p>
     <w:p>
@@ -1625,7 +3443,7 @@
           <w:i w:val="0"/>
           <w:u w:val="none"/>
         </w:rPr>
-        <w:t>Slide 1.3 – Objectives</w:t>
+        <w:t>Slide 7.1 – How the Practice Works</w:t>
       </w:r>
     </w:p>
     <w:p>
@@ -1638,43 +3456,7 @@
           <w:i w:val="0"/>
           <w:u w:val="none"/>
         </w:rPr>
-        <w:t>This lesson has four objectives. By the end of it, you will</w:t>
-      </w:r>
-    </w:p>
-    <w:p>
-      <w:pPr>
-        <w:pStyle w:val="ListNumber"/>
-        <w:spacing w:after="40"/>
-      </w:pPr>
-      <w:r>
-        <w:t>Search HMIS on partial or uncertain information — a fragment of a name, a year, four digits — and find a participant's record.</w:t>
-      </w:r>
-    </w:p>
-    <w:p>
-      <w:pPr>
-        <w:pStyle w:val="ListNumber"/>
-        <w:spacing w:after="40"/>
-      </w:pPr>
-      <w:r>
-        <w:t>Recover a search that returns nothing, and narrow one that returns too much.</w:t>
-      </w:r>
-    </w:p>
-    <w:p>
-      <w:pPr>
-        <w:pStyle w:val="ListNumber"/>
-        <w:spacing w:after="40"/>
-      </w:pPr>
-      <w:r>
-        <w:t>Confirm that the record you found belongs to the person in front of you.</w:t>
-      </w:r>
-    </w:p>
-    <w:p>
-      <w:pPr>
-        <w:pStyle w:val="ListNumber"/>
-        <w:spacing w:after="40"/>
-      </w:pPr>
-      <w:r>
-        <w:t>Read a participant's history from their record, and explain why finding the right one decides what they have access to.</w:t>
+        <w:t>What follows is a practice version of Clarity. It behaves the way the real system behaves. Everyone in it is invented — nothing you do here touches a real record.</w:t>
       </w:r>
     </w:p>
     <w:p>
@@ -1687,7 +3469,20 @@
           <w:i w:val="0"/>
           <w:u w:val="none"/>
         </w:rPr>
-        <w:t>Everything after this lesson assumes you can find the right person first.</w:t>
+        <w:t>You will be given thirteen situations. Each one is a person standing in front of you and something they have told you. Your job is to find their record — and, later, to prove it is the right one.</w:t>
+      </w:r>
+    </w:p>
+    <w:p>
+      <w:pPr>
+        <w:spacing w:after="160"/>
+      </w:pPr>
+      <w:r>
+        <w:rPr>
+          <w:b w:val="0"/>
+          <w:i w:val="0"/>
+          <w:u w:val="none"/>
+        </w:rPr>
+        <w:t>The practice roster holds three hundred people. The live system holds hundreds of thousands. A search that returns a readable handful here can return pages there — so the habit to build is to narrow before you scan, not to scroll.</w:t>
       </w:r>
     </w:p>
     <w:p>
@@ -1700,7 +3495,7 @@
           <w:i/>
           <w:u w:val="none"/>
         </w:rPr>
-        <w:t>Presented as a numbered list, as HMIS Essentials does. Visual treatment is not decided at this stage and is deliberately not described here.</w:t>
+        <w:t>Interactive simulation begins. The lesson panel sits to the left of the simulated interface and carries the situation, the instruction and the feedback. No score, no skip, and a hint whenever it is asked for.</w:t>
       </w:r>
     </w:p>
     <w:p>
@@ -1713,7 +3508,7 @@
           <w:i/>
           <w:u w:val="none"/>
         </w:rPr>
-        <w:t>Written to sit under objective 02 of HMIS Essentials — search and find a participant's HMIS record to learn their back story — rather than restating it, and to leave room for the lessons that follow in HMIS Basic Navigation to take objectives 03 to 05 without overlapping this one. An earlier draft of this slide had two of its three objectives sitting under Essentials objective 01, which is what had this lesson teaching an introduction it does not own.</w:t>
+        <w:t>Every task below traces to a paragraph of script_finding_a_participant_v3; the reference is given under each so the mapping can be checked. Each task is documented in full — the situation, the instruction, the hint, the record that is correct, and the feedback — so this script can be reviewed without opening the simulation.</w:t>
       </w:r>
     </w:p>
     <w:p>
@@ -1726,7 +3521,7 @@
           <w:i/>
           <w:u w:val="none"/>
         </w:rPr>
-        <w:t>On screen as a numbered list before the lesson proper, the way the HUD Exchange courses open. Three, not more.</w:t>
+        <w:t>The practice is not scored. It is practice — the learner works each situation until they find the record, hints are free and unlimited, and nothing here counts towards passing. The knowledge check carries the grade, at eighty per cent.</w:t>
       </w:r>
     </w:p>
     <w:p>
@@ -1739,7 +3534,7 @@
           <w:i/>
           <w:u w:val="none"/>
         </w:rPr>
-        <w:t>Where each is taught and where it is checked — for review, not for the learner:</w:t>
+        <w:t>That is deliberate. Searching well means searching repeatedly: clear the box, type something else, watch the list change, try again. A score would punish exactly the behaviour the lesson is trying to build.</w:t>
       </w:r>
     </w:p>
     <w:p>
@@ -1752,33 +3547,7 @@
           <w:i/>
           <w:u w:val="none"/>
         </w:rPr>
-        <w:t>1. What HMIS is and what it is for — taught in Why Searching Thoroughly Matters and Why It Is These Three; checked by knowledge-check questions 1 and 6.</w:t>
-      </w:r>
-    </w:p>
-    <w:p>
-      <w:pPr>
-        <w:spacing w:after="160"/>
-      </w:pPr>
-      <w:r>
-        <w:rPr>
-          <w:b w:val="0"/>
-          <w:i/>
-          <w:u w:val="none"/>
-        </w:rPr>
-        <w:t>2. Using search, and why diligence matters — taught in How Search Works and When Search Comes Up Empty; practised in tasks 1 to 8; checked by knowledge-check questions 1, 2 and 6.</w:t>
-      </w:r>
-    </w:p>
-    <w:p>
-      <w:pPr>
-        <w:spacing w:after="160"/>
-      </w:pPr>
-      <w:r>
-        <w:rPr>
-          <w:b w:val="0"/>
-          <w:i/>
-          <w:u w:val="none"/>
-        </w:rPr>
-        <w:t>3. Why accurate information matters — taught in Verify, What You Found and Why Accuracy on the Way In Matters; practised in tasks 9 to 14; checked by knowledge-check questions 3, 4 and 5.</w:t>
+        <w:t>Unscored does not mean optional. Every task has to be completed before the learner moves on — there is no skip and no passing over one that will not come. Hints escalate as they are asked for, ending with one that names the search outright, so nobody is stuck permanently. But they type it themselves and they see it work.</w:t>
       </w:r>
     </w:p>
     <w:p>
@@ -1791,1972 +3560,7 @@
           <w:i w:val="0"/>
           <w:u w:val="none"/>
         </w:rPr>
-        <w:t>Slide 1.4 – Where This Lesson Sits</w:t>
-      </w:r>
-    </w:p>
-    <w:p>
-      <w:pPr>
-        <w:spacing w:after="160"/>
-      </w:pPr>
-      <w:r>
-        <w:rPr>
-          <w:b w:val="0"/>
-          <w:i w:val="0"/>
-          <w:u w:val="none"/>
-        </w:rPr>
-        <w:t>HMIS Essentials sets out what a new user has to be able to do. This lesson is the second of those things.</w:t>
-      </w:r>
-    </w:p>
-    <w:p>
-      <w:pPr>
-        <w:pStyle w:val="ListNumber"/>
-        <w:spacing w:after="40"/>
-      </w:pPr>
-      <w:r>
-        <w:t>Identify the reasons why using HMIS correctly to enter data is important.</w:t>
-      </w:r>
-    </w:p>
-    <w:p>
-      <w:pPr>
-        <w:pStyle w:val="ListNumber"/>
-        <w:spacing w:after="40"/>
-      </w:pPr>
-      <w:r>
-        <w:t>Search and find a participant's HMIS record to learn their back story.  ← this lesson</w:t>
-      </w:r>
-    </w:p>
-    <w:p>
-      <w:pPr>
-        <w:pStyle w:val="ListNumber"/>
-        <w:spacing w:after="40"/>
-      </w:pPr>
-      <w:r>
-        <w:t>Correctly create a new HMIS record for a participant that does not have one.</w:t>
-      </w:r>
-    </w:p>
-    <w:p>
-      <w:pPr>
-        <w:pStyle w:val="ListNumber"/>
-        <w:spacing w:after="40"/>
-      </w:pPr>
-      <w:r>
-        <w:t>Enroll a participant into a program and perform services, run an assessment, write a case note, and upload documents.</w:t>
-      </w:r>
-    </w:p>
-    <w:p>
-      <w:pPr>
-        <w:pStyle w:val="ListNumber"/>
-        <w:spacing w:after="40"/>
-      </w:pPr>
-      <w:r>
-        <w:t>Access the HMIS Knowledge Base to further expand your HMIS knowledge.</w:t>
-      </w:r>
-    </w:p>
-    <w:p>
-      <w:pPr>
-        <w:spacing w:after="160"/>
-      </w:pPr>
-      <w:r>
-        <w:rPr>
-          <w:b w:val="0"/>
-          <w:i w:val="0"/>
-          <w:u w:val="none"/>
-        </w:rPr>
-        <w:t>Everything here serves the second one. Where this lesson touches the others, it gives you what you need and no more.</w:t>
-      </w:r>
-    </w:p>
-    <w:p>
-      <w:pPr>
-        <w:spacing w:after="160"/>
-      </w:pPr>
-      <w:r>
-        <w:rPr>
-          <w:b w:val="0"/>
-          <w:i/>
-          <w:u w:val="none"/>
-        </w:rPr>
-        <w:t>Reviewer-facing as much as learner-facing — it is here so the boundary between this lesson and the rest of HMIS Basic Navigation is explicit and can be argued with. If it appears on screen at all, the current lesson is marked and the list is not read aloud in full. How it looks is a later question.</w:t>
-      </w:r>
-    </w:p>
-    <w:p>
-      <w:pPr>
-        <w:spacing w:after="80"/>
-      </w:pPr>
-      <w:r>
-        <w:rPr>
-          <w:b/>
-          <w:i w:val="0"/>
-          <w:u w:val="none"/>
-        </w:rPr>
-        <w:t>Slide 1.5 – Lesson Structure</w:t>
-      </w:r>
-    </w:p>
-    <w:p>
-      <w:pPr>
-        <w:spacing w:after="160"/>
-      </w:pPr>
-      <w:r>
-        <w:rPr>
-          <w:b w:val="0"/>
-          <w:i w:val="0"/>
-          <w:u w:val="none"/>
-        </w:rPr>
-        <w:t>This lesson has five parts.</w:t>
-      </w:r>
-    </w:p>
-    <w:p>
-      <w:pPr>
-        <w:pStyle w:val="ListNumber"/>
-        <w:spacing w:after="40"/>
-      </w:pPr>
-      <w:r>
-        <w:t>Getting ready — what to ask for, and in what order.</w:t>
-      </w:r>
-    </w:p>
-    <w:p>
-      <w:pPr>
-        <w:pStyle w:val="ListNumber"/>
-        <w:spacing w:after="40"/>
-      </w:pPr>
-      <w:r>
-        <w:t>How search works.</w:t>
-      </w:r>
-    </w:p>
-    <w:p>
-      <w:pPr>
-        <w:pStyle w:val="ListNumber"/>
-        <w:spacing w:after="40"/>
-      </w:pPr>
-      <w:r>
-        <w:t>Practice: finding a participant.</w:t>
-      </w:r>
-    </w:p>
-    <w:p>
-      <w:pPr>
-        <w:pStyle w:val="ListNumber"/>
-        <w:spacing w:after="40"/>
-      </w:pPr>
-      <w:r>
-        <w:t>Verifying that the record is really theirs, and practising that too.</w:t>
-      </w:r>
-    </w:p>
-    <w:p>
-      <w:pPr>
-        <w:pStyle w:val="ListNumber"/>
-        <w:spacing w:after="40"/>
-      </w:pPr>
-      <w:r>
-        <w:t>What to do when you are short on time, and what to take away with you.</w:t>
-      </w:r>
-    </w:p>
-    <w:p>
-      <w:pPr>
-        <w:spacing w:after="160"/>
-      </w:pPr>
-      <w:r>
-        <w:rPr>
-          <w:b w:val="0"/>
-          <w:i/>
-          <w:u w:val="none"/>
-        </w:rPr>
-        <w:t>Consider a persistent marker showing which part the learner is in, as the other courses in the series do.</w:t>
-      </w:r>
-    </w:p>
-    <w:p>
-      <w:pPr>
-        <w:spacing w:after="80"/>
-      </w:pPr>
-      <w:r>
-        <w:rPr>
-          <w:b/>
-          <w:i w:val="0"/>
-          <w:u w:val="none"/>
-        </w:rPr>
-        <w:t>Slide 1.6 – Someone Asks You for an Update</w:t>
-      </w:r>
-    </w:p>
-    <w:p>
-      <w:pPr>
-        <w:spacing w:after="160"/>
-      </w:pPr>
-      <w:r>
-        <w:rPr>
-          <w:b w:val="0"/>
-          <w:i w:val="0"/>
-          <w:u w:val="none"/>
-        </w:rPr>
-        <w:t>There is a cleanup on the block this morning. People are moving their things, and your team is working the encampment.</w:t>
-      </w:r>
-    </w:p>
-    <w:p>
-      <w:pPr>
-        <w:spacing w:after="160"/>
-      </w:pPr>
-      <w:r>
-        <w:rPr>
-          <w:b w:val="0"/>
-          <w:i w:val="0"/>
-          <w:u w:val="none"/>
-        </w:rPr>
-        <w:t>Someone walks up to you. Not a stranger exactly — you have seen him here before. He gives his name as Desmond, and he wants to know whether there is any news about interim housing for him.</w:t>
-      </w:r>
-    </w:p>
-    <w:p>
-      <w:pPr>
-        <w:spacing w:after="160"/>
-      </w:pPr>
-      <w:r>
-        <w:rPr>
-          <w:b w:val="0"/>
-          <w:i w:val="0"/>
-          <w:u w:val="none"/>
-        </w:rPr>
-        <w:t>Desmond tells you somebody came round a while back. Took his details, said they would be in touch. Nothing happened, and he does not remember the name of the agency or the worker.</w:t>
-      </w:r>
-    </w:p>
-    <w:p>
-      <w:pPr>
-        <w:spacing w:after="160"/>
-      </w:pPr>
-      <w:r>
-        <w:rPr>
-          <w:b w:val="0"/>
-          <w:i w:val="0"/>
-          <w:u w:val="none"/>
-        </w:rPr>
-        <w:t>That is the part to notice. If a provider took his details there is very likely already a record — a contact, a note, something with his name on it. Desmond is new to you; he is not new to the system. Right now he is a potential participant, and whether he is a participant depends on what your search finds.</w:t>
-      </w:r>
-    </w:p>
-    <w:p>
-      <w:pPr>
-        <w:spacing w:after="160"/>
-      </w:pPr>
-      <w:r>
-        <w:rPr>
-          <w:b w:val="0"/>
-          <w:i w:val="0"/>
-          <w:u w:val="none"/>
-        </w:rPr>
-        <w:t>His question deserves a real answer, and to give him one you need his record.</w:t>
-      </w:r>
-    </w:p>
-    <w:p>
-      <w:pPr>
-        <w:spacing w:after="160"/>
-      </w:pPr>
-      <w:r>
-        <w:rPr>
-          <w:b w:val="0"/>
-          <w:i w:val="0"/>
-          <w:u w:val="none"/>
-        </w:rPr>
-        <w:t>So the first thing you do is not paperwork and it is not a form. It is a search.</w:t>
-      </w:r>
-    </w:p>
-    <w:p>
-      <w:pPr>
-        <w:spacing w:after="160"/>
-      </w:pPr>
-      <w:r>
-        <w:rPr>
-          <w:b w:val="0"/>
-          <w:i w:val="0"/>
-          <w:u w:val="none"/>
-        </w:rPr>
-        <w:t>Get it right and everything he is owed comes with him — the time he has waited, the programs he is in, the place he holds on a list. Get it wrong and he starts from nothing in a second record, while the first sits somewhere with his history in it.</w:t>
-      </w:r>
-    </w:p>
-    <w:p>
-      <w:pPr>
-        <w:spacing w:after="160"/>
-      </w:pPr>
-      <w:r>
-        <w:rPr>
-          <w:b w:val="0"/>
-          <w:i/>
-          <w:u w:val="none"/>
-        </w:rPr>
-        <w:t>Opening sequence. Photographs with slow pan and zoom, narration over the top, captions on screen throughout. Roughly 60 to 90 seconds. Ends on a Continue button rather than running straight into the next screen.</w:t>
-      </w:r>
-    </w:p>
-    <w:p>
-      <w:pPr>
-        <w:spacing w:after="80"/>
-      </w:pPr>
-      <w:r>
-        <w:rPr>
-          <w:b/>
-          <w:i w:val="0"/>
-          <w:u w:val="none"/>
-        </w:rPr>
-        <w:t>Slide 1.7 – How This Lesson Runs</w:t>
-      </w:r>
-    </w:p>
-    <w:p>
-      <w:pPr>
-        <w:spacing w:after="160"/>
-      </w:pPr>
-      <w:r>
-        <w:rPr>
-          <w:b w:val="0"/>
-          <w:i w:val="0"/>
-          <w:u w:val="none"/>
-        </w:rPr>
-        <w:t>The shape of it is the shape of the job:</w:t>
-      </w:r>
-    </w:p>
-    <w:p>
-      <w:pPr>
-        <w:pStyle w:val="ListNumber"/>
-        <w:spacing w:after="40"/>
-      </w:pPr>
-      <w:r>
-        <w:t>You are an outreach worker with a caseload and a system you are accountable to.</w:t>
-      </w:r>
-    </w:p>
-    <w:p>
-      <w:pPr>
-        <w:pStyle w:val="ListNumber"/>
-        <w:spacing w:after="40"/>
-      </w:pPr>
-      <w:r>
-        <w:t>You meet someone.</w:t>
-      </w:r>
-    </w:p>
-    <w:p>
-      <w:pPr>
-        <w:pStyle w:val="ListNumber"/>
-        <w:spacing w:after="40"/>
-      </w:pPr>
-      <w:r>
-        <w:t>You search for them — first name, last name, date of birth.</w:t>
-      </w:r>
-    </w:p>
-    <w:p>
-      <w:pPr>
-        <w:pStyle w:val="ListNumber"/>
-        <w:spacing w:after="40"/>
-      </w:pPr>
-      <w:r>
-        <w:t>If and only if you cannot find them, you enter them.</w:t>
-      </w:r>
-    </w:p>
-    <w:p>
-      <w:pPr>
-        <w:spacing w:after="160"/>
-      </w:pPr>
-      <w:r>
-        <w:rPr>
-          <w:b w:val="0"/>
-          <w:i w:val="0"/>
-          <w:u w:val="none"/>
-        </w:rPr>
-        <w:t>Everything in this lesson sits on one of those four steps. Most of it sits on the third, because that is where the damage is done or avoided.</w:t>
-      </w:r>
-    </w:p>
-    <w:p>
-      <w:pPr>
-        <w:spacing w:after="160"/>
-      </w:pPr>
-      <w:r>
-        <w:rPr>
-          <w:b w:val="0"/>
-          <w:i/>
-          <w:u w:val="none"/>
-        </w:rPr>
-        <w:t>Consider showing the four steps as a progress marker that stays visible, so the learner always knows which part of the job they are in.</w:t>
-      </w:r>
-    </w:p>
-    <w:p>
-      <w:pPr>
-        <w:spacing w:after="80"/>
-      </w:pPr>
-      <w:r>
-        <w:rPr>
-          <w:b/>
-          <w:i w:val="0"/>
-          <w:u w:val="none"/>
-        </w:rPr>
-        <w:t>Slide 1.8 – Why Searching Thoroughly Matters</w:t>
-      </w:r>
-    </w:p>
-    <w:p>
-      <w:pPr>
-        <w:spacing w:after="160"/>
-      </w:pPr>
-      <w:r>
-        <w:rPr>
-          <w:b w:val="0"/>
-          <w:i w:val="0"/>
-          <w:u w:val="none"/>
-        </w:rPr>
-        <w:t>Searching thoroughly is how a participant keeps what they have already earned. Their wait time, their enrollments, their referrals and their place in a queue all live on the record. Find the right one and their case continues. Miss it and it starts over.</w:t>
-      </w:r>
-    </w:p>
-    <w:p>
-      <w:pPr>
-        <w:spacing w:after="160"/>
-      </w:pPr>
-      <w:r>
-        <w:rPr>
-          <w:b w:val="0"/>
-          <w:i w:val="0"/>
-          <w:u w:val="none"/>
-        </w:rPr>
-        <w:t>There is a harder edge to it. A record can serve as third-party documentation of someone's homelessness — a shelter stay, or a contact logged by an outreach worker, is evidence of where they have been, and that evidence is part of what qualifies them for housing. A duplicate splits it, and the bed nights that prove their history sit on the record you did not find.</w:t>
-      </w:r>
-    </w:p>
-    <w:p>
-      <w:pPr>
-        <w:spacing w:after="160"/>
-      </w:pPr>
-      <w:r>
-        <w:rPr>
-          <w:b w:val="0"/>
-          <w:i/>
-          <w:u w:val="none"/>
-        </w:rPr>
-        <w:t>Sourced; a source link goes here in the sourcing pass.</w:t>
-      </w:r>
-    </w:p>
-    <w:p>
-      <w:pPr>
-        <w:spacing w:after="160"/>
-      </w:pPr>
-      <w:r>
-        <w:rPr>
-          <w:b w:val="0"/>
-          <w:i w:val="0"/>
-          <w:u w:val="none"/>
-        </w:rPr>
-        <w:t>A duplicate is also not a tidy-up job. Once two records exist, somebody has to work out which is which and clean it up — weeks, not minutes, and the person is the one waiting.</w:t>
-      </w:r>
-    </w:p>
-    <w:p>
-      <w:pPr>
-        <w:spacing w:after="80"/>
-      </w:pPr>
-      <w:r>
-        <w:rPr>
-          <w:b w:val="0"/>
-          <w:i w:val="0"/>
-          <w:u w:val="single"/>
-        </w:rPr>
-        <w:t>What a thorough search protects</w:t>
-      </w:r>
-    </w:p>
-    <w:p>
-      <w:pPr>
-        <w:pStyle w:val="ListBullet"/>
-        <w:spacing w:after="40"/>
-      </w:pPr>
-      <w:r>
-        <w:t>Continuity of care across every provider the participant has worked with</w:t>
-      </w:r>
-    </w:p>
-    <w:p>
-      <w:pPr>
-        <w:pStyle w:val="ListBullet"/>
-        <w:spacing w:after="40"/>
-      </w:pPr>
-      <w:r>
-        <w:t>A complete history when they are being qualified for services or housing</w:t>
-      </w:r>
-    </w:p>
-    <w:p>
-      <w:pPr>
-        <w:pStyle w:val="ListBullet"/>
-        <w:spacing w:after="40"/>
-      </w:pPr>
-      <w:r>
-        <w:t>Time — yours and your colleagues' — that would otherwise go into merging records later</w:t>
-      </w:r>
-    </w:p>
-    <w:p>
-      <w:pPr>
-        <w:spacing w:after="160"/>
-      </w:pPr>
-      <w:r>
-        <w:rPr>
-          <w:b w:val="0"/>
-          <w:i w:val="0"/>
-          <w:u w:val="none"/>
-        </w:rPr>
-        <w:t>There is one more reason, and it reaches past your agency. Your Continuum of Care reports an unduplicated count of everyone served. A duplicate record counts one person twice. Enough of them and the region's picture of homelessness stops matching reality.</w:t>
-      </w:r>
-    </w:p>
-    <w:p>
-      <w:pPr>
-        <w:spacing w:after="160"/>
-      </w:pPr>
-      <w:r>
-        <w:rPr>
-          <w:b w:val="0"/>
-          <w:i/>
-          <w:u w:val="none"/>
-        </w:rPr>
-        <w:t>Consider a short animated figure: one person, two record cards, and the count reading 2. Static illustration is fine if animation is out of scope.</w:t>
-      </w:r>
-    </w:p>
-    <w:p/>
-    <w:p>
-      <w:pPr>
-        <w:spacing w:after="160"/>
-      </w:pPr>
-      <w:r>
-        <w:rPr>
-          <w:b/>
-          <w:i w:val="0"/>
-          <w:u w:val="single"/>
-        </w:rPr>
-        <w:t>Words You Will See</w:t>
-      </w:r>
-    </w:p>
-    <w:p>
-      <w:pPr>
-        <w:spacing w:after="80"/>
-      </w:pPr>
-      <w:r>
-        <w:rPr>
-          <w:b/>
-          <w:i w:val="0"/>
-          <w:u w:val="none"/>
-        </w:rPr>
-        <w:t>Slide 2.1 – Key Terms</w:t>
-      </w:r>
-    </w:p>
-    <w:p>
-      <w:pPr>
-        <w:spacing w:after="160"/>
-      </w:pPr>
-      <w:r>
-        <w:rPr>
-          <w:b w:val="0"/>
-          <w:i w:val="0"/>
-          <w:u w:val="none"/>
-        </w:rPr>
-        <w:t>These come up throughout the lesson. You do not need to memorise them; they are here so nothing later depends on a word you have not met.</w:t>
-      </w:r>
-    </w:p>
-    <w:p>
-      <w:pPr>
-        <w:spacing w:after="80"/>
-      </w:pPr>
-      <w:r>
-        <w:rPr>
-          <w:b w:val="0"/>
-          <w:i w:val="0"/>
-          <w:u w:val="single"/>
-        </w:rPr>
-        <w:t>HMIS</w:t>
-      </w:r>
-    </w:p>
-    <w:p>
-      <w:pPr>
-        <w:spacing w:after="160"/>
-      </w:pPr>
-      <w:r>
-        <w:rPr>
-          <w:b w:val="0"/>
-          <w:i w:val="0"/>
-          <w:u w:val="none"/>
-        </w:rPr>
-        <w:t>Homeless Management Information System. The system your CoC uses to record who has been served and what they were given. Clarity is the software LAHSA uses for it.</w:t>
-      </w:r>
-    </w:p>
-    <w:p>
-      <w:pPr>
-        <w:spacing w:after="80"/>
-      </w:pPr>
-      <w:r>
-        <w:rPr>
-          <w:b w:val="0"/>
-          <w:i w:val="0"/>
-          <w:u w:val="single"/>
-        </w:rPr>
-        <w:t>CoC — Continuum of Care</w:t>
-      </w:r>
-    </w:p>
-    <w:p>
-      <w:pPr>
-        <w:spacing w:after="160"/>
-      </w:pPr>
-      <w:r>
-        <w:rPr>
-          <w:b w:val="0"/>
-          <w:i w:val="0"/>
-          <w:u w:val="none"/>
-        </w:rPr>
-        <w:t>The regional body that coordinates homeless services and reports on them. Los Angeles has one; you work inside it.</w:t>
-      </w:r>
-    </w:p>
-    <w:p>
-      <w:pPr>
-        <w:spacing w:after="80"/>
-      </w:pPr>
-      <w:r>
-        <w:rPr>
-          <w:b w:val="0"/>
-          <w:i w:val="0"/>
-          <w:u w:val="single"/>
-        </w:rPr>
-        <w:t>Participant, potential participant, and Client</w:t>
-      </w:r>
-    </w:p>
-    <w:p>
-      <w:pPr>
-        <w:spacing w:after="160"/>
-      </w:pPr>
-      <w:r>
-        <w:rPr>
-          <w:b w:val="0"/>
-          <w:i w:val="0"/>
-          <w:u w:val="none"/>
-        </w:rPr>
-        <w:t>A participant has a record in HMIS. A potential participant is someone who may not — the person in front of you before you have searched. The software calls both of them Client.</w:t>
-      </w:r>
-    </w:p>
-    <w:p>
-      <w:pPr>
-        <w:spacing w:after="80"/>
-      </w:pPr>
-      <w:r>
-        <w:rPr>
-          <w:b w:val="0"/>
-          <w:i w:val="0"/>
-          <w:u w:val="single"/>
-        </w:rPr>
-        <w:t>Record</w:t>
-      </w:r>
-    </w:p>
-    <w:p>
-      <w:pPr>
-        <w:spacing w:after="160"/>
-      </w:pPr>
-      <w:r>
-        <w:rPr>
-          <w:b w:val="0"/>
-          <w:i w:val="0"/>
-          <w:u w:val="none"/>
-        </w:rPr>
-        <w:t>Everything HMIS holds about one person: their identifying information, the programs they have been enrolled in, the services they have received, who they are housed with.</w:t>
-      </w:r>
-    </w:p>
-    <w:p>
-      <w:pPr>
-        <w:spacing w:after="80"/>
-      </w:pPr>
-      <w:r>
-        <w:rPr>
-          <w:b w:val="0"/>
-          <w:i w:val="0"/>
-          <w:u w:val="single"/>
-        </w:rPr>
-        <w:t>Unique Identifier</w:t>
-      </w:r>
-    </w:p>
-    <w:p>
-      <w:pPr>
-        <w:spacing w:after="160"/>
-      </w:pPr>
-      <w:r>
-        <w:rPr>
-          <w:b w:val="0"/>
-          <w:i w:val="0"/>
-          <w:u w:val="none"/>
-        </w:rPr>
-        <w:t>The short code under a participant's name in search results, like AD63C3FF2. It names one record and nothing else, which is why you quote it when you report a problem.</w:t>
-      </w:r>
-    </w:p>
-    <w:p>
-      <w:pPr>
-        <w:spacing w:after="80"/>
-      </w:pPr>
-      <w:r>
-        <w:rPr>
-          <w:b w:val="0"/>
-          <w:i w:val="0"/>
-          <w:u w:val="single"/>
-        </w:rPr>
-        <w:t>Duplicate</w:t>
-      </w:r>
-    </w:p>
-    <w:p>
-      <w:pPr>
-        <w:spacing w:after="160"/>
-      </w:pPr>
-      <w:r>
-        <w:rPr>
-          <w:b w:val="0"/>
-          <w:i w:val="0"/>
-          <w:u w:val="none"/>
-        </w:rPr>
-        <w:t>Two records for the same person. The thing this lesson exists to prevent.</w:t>
-      </w:r>
-    </w:p>
-    <w:p>
-      <w:pPr>
-        <w:spacing w:after="80"/>
-      </w:pPr>
-      <w:r>
-        <w:rPr>
-          <w:b w:val="0"/>
-          <w:i w:val="0"/>
-          <w:u w:val="single"/>
-        </w:rPr>
-        <w:t>Data quality</w:t>
-      </w:r>
-    </w:p>
-    <w:p>
-      <w:pPr>
-        <w:spacing w:after="160"/>
-      </w:pPr>
-      <w:r>
-        <w:rPr>
-          <w:b w:val="0"/>
-          <w:i w:val="0"/>
-          <w:u w:val="none"/>
-        </w:rPr>
-        <w:t>How complete and accurate a record is — whether the name is full, whether the date of birth is exact, whether the Social Security Number is there. It is recorded on the record itself, not just implied.</w:t>
-      </w:r>
-    </w:p>
-    <w:p>
-      <w:pPr>
-        <w:spacing w:after="160"/>
-      </w:pPr>
-      <w:r>
-        <w:rPr>
-          <w:b w:val="0"/>
-          <w:i/>
-          <w:u w:val="none"/>
-        </w:rPr>
-        <w:t>A short screen, or a reference panel the learner can open at any point rather than a screen they have to sit through. Consider the latter.</w:t>
-      </w:r>
-    </w:p>
-    <w:p/>
-    <w:p>
-      <w:pPr>
-        <w:spacing w:after="160"/>
-      </w:pPr>
-      <w:r>
-        <w:rPr>
-          <w:b/>
-          <w:i w:val="0"/>
-          <w:u w:val="single"/>
-        </w:rPr>
-        <w:t>Two Rules Before You Touch the Keyboard</w:t>
-      </w:r>
-    </w:p>
-    <w:p>
-      <w:pPr>
-        <w:spacing w:after="80"/>
-      </w:pPr>
-      <w:r>
-        <w:rPr>
-          <w:b/>
-          <w:i w:val="0"/>
-          <w:u w:val="none"/>
-        </w:rPr>
-        <w:t>Slide 3.1 – Assume a Record Already Exists</w:t>
-      </w:r>
-    </w:p>
-    <w:p>
-      <w:pPr>
-        <w:spacing w:after="160"/>
-      </w:pPr>
-      <w:r>
-        <w:rPr>
-          <w:b w:val="0"/>
-          <w:i w:val="0"/>
-          <w:u w:val="none"/>
-        </w:rPr>
-        <w:t>The goal of search is to find a record that is already there.</w:t>
-      </w:r>
-    </w:p>
-    <w:p>
-      <w:pPr>
-        <w:spacing w:after="160"/>
-      </w:pPr>
-      <w:r>
-        <w:rPr>
-          <w:b w:val="0"/>
-          <w:i w:val="0"/>
-          <w:u w:val="none"/>
-        </w:rPr>
-        <w:t>Start from the assumption that the participant already has one. It is unlikely that you are the first homeless services staff member this person has ever spoken to — and if they have spoken to anyone, there is probably a record.</w:t>
-      </w:r>
-    </w:p>
-    <w:p>
-      <w:pPr>
-        <w:spacing w:after="80"/>
-      </w:pPr>
-      <w:r>
-        <w:rPr>
-          <w:b/>
-          <w:i w:val="0"/>
-          <w:u w:val="none"/>
-        </w:rPr>
-        <w:t>Slide 3.2 – Never Create Before You Search</w:t>
-      </w:r>
-    </w:p>
-    <w:p>
-      <w:pPr>
-        <w:spacing w:after="160"/>
-      </w:pPr>
-      <w:r>
-        <w:rPr>
-          <w:b w:val="0"/>
-          <w:i w:val="0"/>
-          <w:u w:val="none"/>
-        </w:rPr>
-        <w:t>Never create a new HMIS record for a participant until you have thoroughly searched for an existing one.</w:t>
-      </w:r>
-    </w:p>
-    <w:p>
-      <w:pPr>
-        <w:spacing w:after="160"/>
-      </w:pPr>
-      <w:r>
-        <w:rPr>
-          <w:b w:val="0"/>
-          <w:i w:val="0"/>
-          <w:u w:val="none"/>
-        </w:rPr>
-        <w:t>This is the rule the rest of the lesson serves. Everything that follows is about what "thoroughly" actually means.</w:t>
-      </w:r>
-    </w:p>
-    <w:p>
-      <w:pPr>
-        <w:spacing w:after="160"/>
-      </w:pPr>
-      <w:r>
-        <w:rPr>
-          <w:b w:val="0"/>
-          <w:i/>
-          <w:u w:val="none"/>
-        </w:rPr>
-        <w:t>Consider holding these two rules on screen together, with the learner clicking Continue to proceed. They are referred back to repeatedly.</w:t>
-      </w:r>
-    </w:p>
-    <w:p/>
-    <w:p>
-      <w:pPr>
-        <w:spacing w:after="160"/>
-      </w:pPr>
-      <w:r>
-        <w:rPr>
-          <w:b/>
-          <w:i w:val="0"/>
-          <w:u w:val="single"/>
-        </w:rPr>
-        <w:t>Preparing to Search</w:t>
-      </w:r>
-    </w:p>
-    <w:p>
-      <w:pPr>
-        <w:spacing w:after="80"/>
-      </w:pPr>
-      <w:r>
-        <w:rPr>
-          <w:b/>
-          <w:i w:val="0"/>
-          <w:u w:val="none"/>
-        </w:rPr>
-        <w:t>Slide 4.1 – What to Collect First</w:t>
-      </w:r>
-    </w:p>
-    <w:p>
-      <w:pPr>
-        <w:spacing w:after="160"/>
-      </w:pPr>
-      <w:r>
-        <w:rPr>
-          <w:b w:val="0"/>
-          <w:i w:val="0"/>
-          <w:u w:val="none"/>
-        </w:rPr>
-        <w:t>Before you search, note down the participant's full name and either their date of birth or the last four digits of their Social Security Number.</w:t>
-      </w:r>
-    </w:p>
-    <w:p>
-      <w:pPr>
-        <w:spacing w:after="160"/>
-      </w:pPr>
-      <w:r>
-        <w:rPr>
-          <w:b w:val="0"/>
-          <w:i w:val="0"/>
-          <w:u w:val="none"/>
-        </w:rPr>
-        <w:t>Ask for it before you start typing, and ask for all of it in one go. Going back three times to ask someone to repeat their date of birth does not build trust, and it makes you look like the system is in charge of the conversation rather than you.</w:t>
-      </w:r>
-    </w:p>
-    <w:p>
-      <w:pPr>
-        <w:spacing w:after="80"/>
-      </w:pPr>
-      <w:r>
-        <w:rPr>
-          <w:b/>
-          <w:i w:val="0"/>
-          <w:u w:val="none"/>
-        </w:rPr>
-        <w:t>Slide 4.2 – The Order to Ask In</w:t>
-      </w:r>
-    </w:p>
-    <w:p>
-      <w:pPr>
-        <w:spacing w:after="160"/>
-      </w:pPr>
-      <w:r>
-        <w:rPr>
-          <w:b w:val="0"/>
-          <w:i w:val="0"/>
-          <w:u w:val="none"/>
-        </w:rPr>
-        <w:t>First name, last name, date of birth. That is the order, and it is the order because it is the order people will answer in.</w:t>
-      </w:r>
-    </w:p>
-    <w:p>
-      <w:pPr>
-        <w:spacing w:after="160"/>
-      </w:pPr>
-      <w:r>
-        <w:rPr>
-          <w:b w:val="0"/>
-          <w:i w:val="0"/>
-          <w:u w:val="none"/>
-        </w:rPr>
-        <w:t>Social Security Number comes later, if you need it. Asking a stranger for their SSN in the first minute of a conversation costs you more than it gets you, and you can search perfectly well without it.</w:t>
-      </w:r>
-    </w:p>
-    <w:p>
-      <w:pPr>
-        <w:spacing w:after="160"/>
-      </w:pPr>
-      <w:r>
-        <w:rPr>
-          <w:b w:val="0"/>
-          <w:i w:val="0"/>
-          <w:u w:val="none"/>
-        </w:rPr>
-        <w:t>Date of birth tends to be accurate and people hesitate over it far less than they do over a Social Security Number.</w:t>
-      </w:r>
-    </w:p>
-    <w:p>
-      <w:pPr>
-        <w:spacing w:after="160"/>
-      </w:pPr>
-      <w:r>
-        <w:rPr>
-          <w:b w:val="0"/>
-          <w:i w:val="0"/>
-          <w:u w:val="none"/>
-        </w:rPr>
-        <w:t>If someone does not want to give you their SSN, that is a legitimate answer and you can work without it. Plenty of records hold no Social Security Number at all, or only part of one, and they are still findable.</w:t>
-      </w:r>
-    </w:p>
-    <w:p>
-      <w:pPr>
-        <w:spacing w:after="80"/>
-      </w:pPr>
-      <w:r>
-        <w:rPr>
-          <w:b/>
-          <w:i w:val="0"/>
-          <w:u w:val="none"/>
-        </w:rPr>
-        <w:t>Slide 4.3 – Confirm the Spelling</w:t>
-      </w:r>
-    </w:p>
-    <w:p>
-      <w:pPr>
-        <w:spacing w:after="160"/>
-      </w:pPr>
-      <w:r>
-        <w:rPr>
-          <w:b w:val="0"/>
-          <w:i w:val="0"/>
-          <w:u w:val="none"/>
-        </w:rPr>
-        <w:t>Confirm the spelling of the full name before you move on.</w:t>
-      </w:r>
-    </w:p>
-    <w:p>
-      <w:pPr>
-        <w:spacing w:after="160"/>
-      </w:pPr>
-      <w:r>
-        <w:rPr>
-          <w:b w:val="0"/>
-          <w:i w:val="0"/>
-          <w:u w:val="none"/>
-        </w:rPr>
-        <w:t>If they have any identification or written documentation, ask to see it. Documents often reveal a middle name, a second last name, or a spelling that nobody would have guessed.</w:t>
-      </w:r>
-    </w:p>
-    <w:p/>
-    <w:p>
-      <w:pPr>
-        <w:spacing w:after="160"/>
-      </w:pPr>
-      <w:r>
-        <w:rPr>
-          <w:b/>
-          <w:i w:val="0"/>
-          <w:u w:val="single"/>
-        </w:rPr>
-        <w:t>How Search Works</w:t>
-      </w:r>
-    </w:p>
-    <w:p>
-      <w:pPr>
-        <w:spacing w:after="80"/>
-      </w:pPr>
-      <w:r>
-        <w:rPr>
-          <w:b/>
-          <w:i w:val="0"/>
-          <w:u w:val="none"/>
-        </w:rPr>
-        <w:t>Slide 5.1 – Why It Is These Three</w:t>
-      </w:r>
-    </w:p>
-    <w:p>
-      <w:pPr>
-        <w:spacing w:after="160"/>
-      </w:pPr>
-      <w:r>
-        <w:rPr>
-          <w:b w:val="0"/>
-          <w:i w:val="0"/>
-          <w:u w:val="none"/>
-        </w:rPr>
-        <w:t>Name, date of birth and Social Security Number are not an arbitrary trio. They are the things a person has one of. One name, one date of birth, one Social Security Number — so they are what tells one person from another, and they are what you check a record against.</w:t>
-      </w:r>
-    </w:p>
-    <w:p>
-      <w:pPr>
-        <w:spacing w:after="160"/>
-      </w:pPr>
-      <w:r>
-        <w:rPr>
-          <w:b w:val="0"/>
-          <w:i w:val="0"/>
-          <w:u w:val="none"/>
-        </w:rPr>
-        <w:t>Everything else on a record can legitimately change. Someone can have several enrollments, several programs, several addresses, and none of that makes them a different person. The three identifiers are the part that should never disagree.</w:t>
-      </w:r>
-    </w:p>
-    <w:p>
-      <w:pPr>
-        <w:spacing w:after="160"/>
-      </w:pPr>
-      <w:r>
-        <w:rPr>
-          <w:b w:val="0"/>
-          <w:i w:val="0"/>
-          <w:u w:val="none"/>
-        </w:rPr>
-        <w:t>Which is also why a second record for the same person is a problem rather than a duplicate row. It gives one person two sets of the things they only have one of.</w:t>
-      </w:r>
-    </w:p>
-    <w:p>
-      <w:pPr>
-        <w:spacing w:after="80"/>
-      </w:pPr>
-      <w:r>
-        <w:rPr>
-          <w:b/>
-          <w:i w:val="0"/>
-          <w:u w:val="none"/>
-        </w:rPr>
-        <w:t>Slide 5.2 – One Bar, Many Kinds of Information</w:t>
-      </w:r>
-    </w:p>
-    <w:p>
-      <w:pPr>
-        <w:spacing w:after="160"/>
-      </w:pPr>
-      <w:r>
-        <w:rPr>
-          <w:b w:val="0"/>
-          <w:i w:val="0"/>
-          <w:u w:val="none"/>
-        </w:rPr>
-        <w:t>Clarity has a single search bar, and it accepts several different kinds of information at once. You can type part of a name, a date of birth, a year, or part of a Social Security Number — and you can combine them.</w:t>
-      </w:r>
-    </w:p>
-    <w:p>
-      <w:pPr>
-        <w:spacing w:after="160"/>
-      </w:pPr>
-      <w:r>
-        <w:rPr>
-          <w:b w:val="0"/>
-          <w:i w:val="0"/>
-          <w:u w:val="none"/>
-        </w:rPr>
-        <w:t>Two things are worth knowing before you start, because they surprise people.</w:t>
-      </w:r>
-    </w:p>
-    <w:p>
-      <w:pPr>
-        <w:spacing w:after="80"/>
-      </w:pPr>
-      <w:r>
-        <w:rPr>
-          <w:b w:val="0"/>
-          <w:i w:val="0"/>
-          <w:u w:val="single"/>
-        </w:rPr>
-        <w:t>Results appear as you type</w:t>
-      </w:r>
-    </w:p>
-    <w:p>
-      <w:pPr>
-        <w:spacing w:after="160"/>
-      </w:pPr>
-      <w:r>
-        <w:rPr>
-          <w:b w:val="0"/>
-          <w:i w:val="0"/>
-          <w:u w:val="none"/>
-        </w:rPr>
-        <w:t>You do not need to press Enter. The list updates with every character.</w:t>
-      </w:r>
-    </w:p>
-    <w:p>
-      <w:pPr>
-        <w:spacing w:after="80"/>
-      </w:pPr>
-      <w:r>
-        <w:rPr>
-          <w:b w:val="0"/>
-          <w:i w:val="0"/>
-          <w:u w:val="single"/>
-        </w:rPr>
-        <w:t>Every word you add must match</w:t>
-      </w:r>
-    </w:p>
-    <w:p>
-      <w:pPr>
-        <w:spacing w:after="160"/>
-      </w:pPr>
-      <w:r>
-        <w:rPr>
-          <w:b w:val="0"/>
-          <w:i w:val="0"/>
-          <w:u w:val="none"/>
-        </w:rPr>
-        <w:t>Adding a word narrows the search — it never widens it. If you type a first name and a last name and get nothing, one of the two is wrong. Try each on its own.</w:t>
-      </w:r>
-    </w:p>
-    <w:p>
-      <w:pPr>
-        <w:spacing w:after="160"/>
-      </w:pPr>
-      <w:r>
-        <w:rPr>
-          <w:b w:val="0"/>
-          <w:i/>
-          <w:u w:val="none"/>
-        </w:rPr>
-        <w:t>Guided walkthrough, not a passive recording. The search text types itself on screen a character at a time, a tooltip explains what is happening, the result list narrows underneath, and the learner clicks to advance when they are ready. This is the pattern the RoninWrite tutorial uses and it should be lifted from there rather than reinvented.</w:t>
-      </w:r>
-    </w:p>
-    <w:p>
-      <w:pPr>
-        <w:spacing w:after="80"/>
-      </w:pPr>
-      <w:r>
-        <w:rPr>
-          <w:b/>
-          <w:i w:val="0"/>
-          <w:u w:val="none"/>
-        </w:rPr>
-        <w:t>Slide 5.3 – Searching by Name</w:t>
-      </w:r>
-    </w:p>
-    <w:p>
-      <w:pPr>
-        <w:spacing w:after="160"/>
-      </w:pPr>
-      <w:r>
-        <w:rPr>
-          <w:b w:val="0"/>
-          <w:i w:val="0"/>
-          <w:u w:val="none"/>
-        </w:rPr>
-        <w:t>You do not need a whole name. The first few letters of a first and last name are usually enough — for Katherine Johnson, typing kat joh will find her.</w:t>
-      </w:r>
-    </w:p>
-    <w:p>
-      <w:pPr>
-        <w:spacing w:after="160"/>
-      </w:pPr>
-      <w:r>
-        <w:rPr>
-          <w:b w:val="0"/>
-          <w:i w:val="0"/>
-          <w:u w:val="none"/>
-        </w:rPr>
-        <w:t>Short fragments are often better than full names, because a full name has to be spelled the way somebody else typed it, and fragments do not.</w:t>
-      </w:r>
-    </w:p>
-    <w:p>
-      <w:pPr>
-        <w:spacing w:after="80"/>
-      </w:pPr>
-      <w:r>
-        <w:rPr>
-          <w:b/>
-          <w:i w:val="0"/>
-          <w:u w:val="none"/>
-        </w:rPr>
-        <w:t>Slide 5.4 – Searching by Date of Birth</w:t>
-      </w:r>
-    </w:p>
-    <w:p>
-      <w:pPr>
-        <w:spacing w:after="160"/>
-      </w:pPr>
-      <w:r>
-        <w:rPr>
-          <w:b w:val="0"/>
-          <w:i w:val="0"/>
-          <w:u w:val="none"/>
-        </w:rPr>
-        <w:t>A date of birth can be written several ways and all of them work: 9/26/1976, 09/26/1976, 9.26.1976, or 9-26-1976.</w:t>
-      </w:r>
-    </w:p>
-    <w:p>
-      <w:pPr>
-        <w:spacing w:after="160"/>
-      </w:pPr>
-      <w:r>
-        <w:rPr>
-          <w:b w:val="0"/>
-          <w:i w:val="0"/>
-          <w:u w:val="none"/>
-        </w:rPr>
-        <w:t>You can also search a year on its own. If the participant knows they were born in 1976 but not the exact date, 1976 is a perfectly good search.</w:t>
-      </w:r>
-    </w:p>
-    <w:p>
-      <w:pPr>
-        <w:spacing w:after="80"/>
-      </w:pPr>
-      <w:r>
-        <w:rPr>
-          <w:b/>
-          <w:i w:val="0"/>
-          <w:u w:val="none"/>
-        </w:rPr>
-        <w:t>Slide 5.5 – Searching by Social Security Number</w:t>
-      </w:r>
-    </w:p>
-    <w:p>
-      <w:pPr>
-        <w:spacing w:after="160"/>
-      </w:pPr>
-      <w:r>
-        <w:rPr>
-          <w:b w:val="0"/>
-          <w:i w:val="0"/>
-          <w:u w:val="none"/>
-        </w:rPr>
-        <w:t>You can search the last four digits on their own, or the full number.</w:t>
-      </w:r>
-    </w:p>
-    <w:p>
-      <w:pPr>
-        <w:spacing w:after="160"/>
-      </w:pPr>
-      <w:r>
-        <w:rPr>
-          <w:b w:val="0"/>
-          <w:i w:val="0"/>
-          <w:u w:val="none"/>
-        </w:rPr>
-        <w:t>Some records hold only part of an SSN. When a participant could not recall all of it, the missing parts were stored as X's or zeros — so a record might read XXX-XX-6789. The digits that were recorded are still searchable.</w:t>
-      </w:r>
-    </w:p>
-    <w:p>
-      <w:pPr>
-        <w:spacing w:after="80"/>
-      </w:pPr>
-      <w:r>
-        <w:rPr>
-          <w:b w:val="0"/>
-          <w:i w:val="0"/>
-          <w:u w:val="single"/>
-        </w:rPr>
-        <w:t>What the code next to it tells you</w:t>
-      </w:r>
-    </w:p>
-    <w:p>
-      <w:pPr>
-        <w:spacing w:after="160"/>
-      </w:pPr>
-      <w:r>
-        <w:rPr>
-          <w:b w:val="0"/>
-          <w:i w:val="0"/>
-          <w:u w:val="none"/>
-        </w:rPr>
-        <w:t>A record also carries a reason when the number is not there, and the three you will see mean genuinely different things:</w:t>
-      </w:r>
-    </w:p>
-    <w:p>
-      <w:pPr>
-        <w:pStyle w:val="ListBullet"/>
-        <w:spacing w:after="40"/>
-      </w:pPr>
-      <w:r>
-        <w:t>Client doesn't know — they do not have the information.</w:t>
-      </w:r>
-    </w:p>
-    <w:p>
-      <w:pPr>
-        <w:pStyle w:val="ListBullet"/>
-        <w:spacing w:after="40"/>
-      </w:pPr>
-      <w:r>
-        <w:t>Client prefers not to answer — they know it and have chosen not to give it. That is their decision to make, and it is a legitimate answer. Nobody is denied assistance for it.</w:t>
-      </w:r>
-    </w:p>
-    <w:p>
-      <w:pPr>
-        <w:pStyle w:val="ListBullet"/>
-        <w:spacing w:after="40"/>
-      </w:pPr>
-      <w:r>
-        <w:t>Data not collected — nobody recorded it. Often that means nobody asked.</w:t>
-      </w:r>
-    </w:p>
-    <w:p>
-      <w:pPr>
-        <w:spacing w:after="160"/>
-      </w:pPr>
-      <w:r>
-        <w:rPr>
-          <w:b w:val="0"/>
-          <w:i w:val="0"/>
-          <w:u w:val="none"/>
-        </w:rPr>
-        <w:t>The difference is worth reading. A refusal is settled; a gap is not. If a record shows data not collected and you are with the participant, that is a blank you may be able to fill — and one more identifier to verify against next time.</w:t>
-      </w:r>
-    </w:p>
-    <w:p>
-      <w:pPr>
-        <w:spacing w:after="160"/>
-      </w:pPr>
-      <w:r>
-        <w:rPr>
-          <w:b w:val="0"/>
-          <w:i w:val="0"/>
-          <w:u w:val="none"/>
-        </w:rPr>
-        <w:t>The rule that goes with it: you may not decide on someone's behalf. Do not record a refusal without asking, and never use it to mean that you do not know the answer.</w:t>
-      </w:r>
-    </w:p>
-    <w:p>
-      <w:pPr>
-        <w:spacing w:after="160"/>
-      </w:pPr>
-      <w:r>
-        <w:rPr>
-          <w:b w:val="0"/>
-          <w:i/>
-          <w:u w:val="none"/>
-        </w:rPr>
-        <w:t>Definitions are the standard ones; a source link goes here in the sourcing pass.</w:t>
-      </w:r>
-    </w:p>
-    <w:p>
-      <w:pPr>
-        <w:spacing w:after="80"/>
-      </w:pPr>
-      <w:r>
-        <w:rPr>
-          <w:b/>
-          <w:i w:val="0"/>
-          <w:u w:val="none"/>
-        </w:rPr>
-        <w:t>Slide 5.6 – Reading the Results</w:t>
-      </w:r>
-    </w:p>
-    <w:p>
-      <w:pPr>
-        <w:spacing w:after="160"/>
-      </w:pPr>
-      <w:r>
-        <w:rPr>
-          <w:b w:val="0"/>
-          <w:i w:val="0"/>
-          <w:u w:val="none"/>
-        </w:rPr>
-        <w:t>Each result shows the participant's name, their date of birth and age, and the last four digits of their SSN. That is what you need to tell one person from another.</w:t>
-      </w:r>
-    </w:p>
-    <w:p>
-      <w:pPr>
-        <w:spacing w:after="160"/>
-      </w:pPr>
-      <w:r>
-        <w:rPr>
-          <w:b w:val="0"/>
-          <w:i/>
-          <w:u w:val="none"/>
-        </w:rPr>
-        <w:t>The ROI column is blurred out in the simulation for this lesson — see Building It Up, below. Nothing needs to be said about it, so nothing is.</w:t>
-      </w:r>
-    </w:p>
-    <w:p>
-      <w:pPr>
-        <w:spacing w:after="160"/>
-      </w:pPr>
-      <w:r>
-        <w:rPr>
-          <w:b w:val="0"/>
-          <w:i w:val="0"/>
-          <w:u w:val="none"/>
-        </w:rPr>
-        <w:t>A word about wording, because this lesson is careful with it.</w:t>
-      </w:r>
-    </w:p>
-    <w:p>
-      <w:pPr>
-        <w:spacing w:after="160"/>
-      </w:pPr>
-      <w:r>
-        <w:rPr>
-          <w:b w:val="0"/>
-          <w:i w:val="0"/>
-          <w:u w:val="none"/>
-        </w:rPr>
-        <w:t>Someone with a record in HMIS is a participant. Someone standing in front of you who may or may not have one yet is a potential participant — and that is most of this lesson, because until you have searched you do not know which you are looking at.</w:t>
-      </w:r>
-    </w:p>
-    <w:p>
-      <w:pPr>
-        <w:spacing w:after="160"/>
-      </w:pPr>
-      <w:r>
-        <w:rPr>
-          <w:b w:val="0"/>
-          <w:i w:val="0"/>
-          <w:u w:val="none"/>
-        </w:rPr>
-        <w:t>The software says Client. That means the same thing as participant. Both are correct — one is how we talk about people, the other is what the screen is labelled.</w:t>
-      </w:r>
-    </w:p>
-    <w:p/>
-    <w:p>
-      <w:pPr>
-        <w:spacing w:after="160"/>
-      </w:pPr>
-      <w:r>
-        <w:rPr>
-          <w:b/>
-          <w:i w:val="0"/>
-          <w:u w:val="single"/>
-        </w:rPr>
-        <w:t>When Search Comes Up Empty</w:t>
-      </w:r>
-    </w:p>
-    <w:p>
-      <w:pPr>
-        <w:spacing w:after="160"/>
-      </w:pPr>
-      <w:r>
-        <w:rPr>
-          <w:b w:val="0"/>
-          <w:i w:val="0"/>
-          <w:u w:val="none"/>
-        </w:rPr>
-        <w:t>You have searched and found nothing. Before you conclude the participant is new, work through this list.</w:t>
-      </w:r>
-    </w:p>
-    <w:p>
-      <w:pPr>
-        <w:spacing w:after="80"/>
-      </w:pPr>
-      <w:r>
-        <w:rPr>
-          <w:b/>
-          <w:i w:val="0"/>
-          <w:u w:val="none"/>
-        </w:rPr>
-        <w:t>Slide 6.1 – Alternate Names</w:t>
-      </w:r>
-    </w:p>
-    <w:p>
-      <w:pPr>
-        <w:spacing w:after="160"/>
-      </w:pPr>
-      <w:r>
-        <w:rPr>
-          <w:b w:val="0"/>
-          <w:i w:val="0"/>
-          <w:u w:val="none"/>
-        </w:rPr>
-        <w:t>Ask the participant what else they have been called: a middle name, a second last name, a nickname, a shortened name. Confirm the spelling of each one.</w:t>
-      </w:r>
-    </w:p>
-    <w:p>
-      <w:pPr>
-        <w:spacing w:after="160"/>
-      </w:pPr>
-      <w:r>
-        <w:rPr>
-          <w:b w:val="0"/>
-          <w:i w:val="0"/>
-          <w:u w:val="none"/>
-        </w:rPr>
-        <w:t>Some of what you hear will not be a nickname at all. A participant may give you the name they use — a chosen name, or the name that fits who they are — while the record was created under a different one. Ask for both, without making it a thing: the name they go by, and any other name a record might be under. Search on both, and address them by the one they gave you.</w:t>
-      </w:r>
-    </w:p>
-    <w:p>
-      <w:pPr>
-        <w:spacing w:after="160"/>
-      </w:pPr>
-      <w:r>
-        <w:rPr>
-          <w:b w:val="0"/>
-          <w:i w:val="0"/>
-          <w:u w:val="none"/>
-        </w:rPr>
-        <w:t>Ask to see any identification or written documentation. It is the fastest way to discover a name nobody thought to mention.</w:t>
-      </w:r>
-    </w:p>
-    <w:p>
-      <w:pPr>
-        <w:spacing w:after="80"/>
-      </w:pPr>
-      <w:r>
-        <w:rPr>
-          <w:b/>
-          <w:i w:val="0"/>
-          <w:u w:val="none"/>
-        </w:rPr>
-        <w:t>Slide 6.2 – Alternate Spellings</w:t>
-      </w:r>
-    </w:p>
-    <w:p>
-      <w:pPr>
-        <w:spacing w:after="160"/>
-      </w:pPr>
-      <w:r>
-        <w:rPr>
-          <w:b w:val="0"/>
-          <w:i w:val="0"/>
-          <w:u w:val="none"/>
-        </w:rPr>
-        <w:t>Try the spellings a previous provider might have used by mistake. For Katherine Johnson: catherine, cat, jonson, jon.</w:t>
-      </w:r>
-    </w:p>
-    <w:p>
-      <w:pPr>
-        <w:spacing w:after="80"/>
-      </w:pPr>
-      <w:r>
-        <w:rPr>
-          <w:b/>
-          <w:i w:val="0"/>
-          <w:u w:val="none"/>
-        </w:rPr>
-        <w:t>Slide 6.3 – Start Over From a Different Fact</w:t>
-      </w:r>
-    </w:p>
-    <w:p>
-      <w:pPr>
-        <w:spacing w:after="160"/>
-      </w:pPr>
-      <w:r>
-        <w:rPr>
-          <w:b w:val="0"/>
-          <w:i w:val="0"/>
-          <w:u w:val="none"/>
-        </w:rPr>
-        <w:t>Go back to the beginning and start from a different piece of information. If you began with the date of birth, begin this time with the first three letters of the first and last name.</w:t>
-      </w:r>
-    </w:p>
-    <w:p>
-      <w:pPr>
-        <w:spacing w:after="80"/>
-      </w:pPr>
-      <w:r>
-        <w:rPr>
-          <w:b/>
-          <w:i w:val="0"/>
-          <w:u w:val="none"/>
-        </w:rPr>
-        <w:t>Slide 6.4 – Ask Your Data Staff</w:t>
-      </w:r>
-    </w:p>
-    <w:p>
-      <w:pPr>
-        <w:spacing w:after="160"/>
-      </w:pPr>
-      <w:r>
-        <w:rPr>
-          <w:b w:val="0"/>
-          <w:i w:val="0"/>
-          <w:u w:val="none"/>
-        </w:rPr>
-        <w:t>If you have time and your organisation has data staff, ask them. They search differently and they find things.</w:t>
-      </w:r>
-    </w:p>
-    <w:p>
-      <w:pPr>
-        <w:spacing w:after="80"/>
-      </w:pPr>
-      <w:r>
-        <w:rPr>
-          <w:b/>
-          <w:i w:val="0"/>
-          <w:u w:val="none"/>
-        </w:rPr>
-        <w:t>Slide 6.5 – Only Then, Create a Record</w:t>
-      </w:r>
-    </w:p>
-    <w:p>
-      <w:pPr>
-        <w:spacing w:after="160"/>
-      </w:pPr>
-      <w:r>
-        <w:rPr>
-          <w:b w:val="0"/>
-          <w:i w:val="0"/>
-          <w:u w:val="none"/>
-        </w:rPr>
-        <w:t>If you have worked through all of the above and still cannot find a candidate record, create a new one. At that point it is the right thing to do.</w:t>
-      </w:r>
-    </w:p>
-    <w:p>
-      <w:pPr>
-        <w:spacing w:after="160"/>
-      </w:pPr>
-      <w:r>
-        <w:rPr>
-          <w:b w:val="0"/>
-          <w:i/>
-          <w:u w:val="none"/>
-        </w:rPr>
-        <w:t>Removed from this lesson: asking HMIS Support to double-check a newly created record. Reporting duplicates is not part of this training.</w:t>
-      </w:r>
-    </w:p>
-    <w:p>
-      <w:pPr>
-        <w:spacing w:after="160"/>
-      </w:pPr>
-      <w:r>
-        <w:rPr>
-          <w:b w:val="0"/>
-          <w:i/>
-          <w:u w:val="none"/>
-        </w:rPr>
-        <w:t>Creating a record is its own lesson, and the create form is blurred out here. In this lesson the Add button acknowledges the learner and explains that it is covered next — and points out when the participant in the current task already has a record.</w:t>
-      </w:r>
-    </w:p>
-    <w:p/>
-    <w:p>
-      <w:pPr>
-        <w:spacing w:after="160"/>
-      </w:pPr>
-      <w:r>
-        <w:rPr>
-          <w:b/>
-          <w:i w:val="0"/>
-          <w:u w:val="single"/>
-        </w:rPr>
-        <w:t>How the Practice Tool Is Built</w:t>
-      </w:r>
-    </w:p>
-    <w:p>
-      <w:pPr>
-        <w:spacing w:after="80"/>
-      </w:pPr>
-      <w:r>
-        <w:rPr>
-          <w:b/>
-          <w:i w:val="0"/>
-          <w:u w:val="none"/>
-        </w:rPr>
-        <w:t>Slide 7.1 – Only What This Lesson Needs</w:t>
-      </w:r>
-    </w:p>
-    <w:p>
-      <w:pPr>
-        <w:spacing w:after="160"/>
-      </w:pPr>
-      <w:r>
-        <w:rPr>
-          <w:b w:val="0"/>
-          <w:i w:val="0"/>
-          <w:u w:val="none"/>
-        </w:rPr>
-        <w:t>The practice version of Clarity shows the whole screen, because that is what you will see at work. But the parts this lesson does not use are blurred out and cannot be clicked.</w:t>
-      </w:r>
-    </w:p>
-    <w:p>
-      <w:pPr>
-        <w:spacing w:after="160"/>
-      </w:pPr>
-      <w:r>
-        <w:rPr>
-          <w:b w:val="0"/>
-          <w:i w:val="0"/>
-          <w:u w:val="none"/>
-        </w:rPr>
-        <w:t>This is deliberate, and it is worth explaining. A new user opening Clarity for the first time is looking at dozens of controls, almost none of which they need in their first week. Blurring the rest means there is never a moment in this lesson where something is on screen that we have to explain away, or promise to cover another time.</w:t>
-      </w:r>
-    </w:p>
-    <w:p>
-      <w:pPr>
-        <w:spacing w:after="80"/>
-      </w:pPr>
-      <w:r>
-        <w:rPr>
-          <w:b w:val="0"/>
-          <w:i w:val="0"/>
-          <w:u w:val="single"/>
-        </w:rPr>
-        <w:t>What is obstructed in this lesson</w:t>
-      </w:r>
-    </w:p>
-    <w:p>
-      <w:pPr>
-        <w:pStyle w:val="ListBullet"/>
-        <w:spacing w:after="40"/>
-      </w:pPr>
-      <w:r>
-        <w:t>The ROI column in the results table</w:t>
-      </w:r>
-    </w:p>
-    <w:p>
-      <w:pPr>
-        <w:pStyle w:val="ListBullet"/>
-        <w:spacing w:after="40"/>
-      </w:pPr>
-      <w:r>
-        <w:t>The client record's other tabs — Privacy, Programs, Services, Assessments, Files</w:t>
-      </w:r>
-    </w:p>
-    <w:p>
-      <w:pPr>
-        <w:pStyle w:val="ListBullet"/>
-        <w:spacing w:after="40"/>
-      </w:pPr>
-      <w:r>
-        <w:t>The Add Client form behind the ⊕ button</w:t>
-      </w:r>
-    </w:p>
-    <w:p>
-      <w:pPr>
-        <w:pStyle w:val="ListBullet"/>
-        <w:spacing w:after="40"/>
-      </w:pPr>
-      <w:r>
-        <w:t>The filter and column controls beyond the ones the tasks use</w:t>
-      </w:r>
-    </w:p>
-    <w:p>
-      <w:pPr>
-        <w:spacing w:after="80"/>
-      </w:pPr>
-      <w:r>
-        <w:rPr>
-          <w:b/>
-          <w:i w:val="0"/>
-          <w:u w:val="none"/>
-        </w:rPr>
-        <w:t>Slide 7.2 – Earning the Rest</w:t>
-      </w:r>
-    </w:p>
-    <w:p>
-      <w:pPr>
-        <w:spacing w:after="160"/>
-      </w:pPr>
-      <w:r>
-        <w:rPr>
-          <w:b w:val="0"/>
-          <w:i w:val="0"/>
-          <w:u w:val="none"/>
-        </w:rPr>
-        <w:t>Each lesson in the series switches on the part of the interface it teaches. Finish this one and search is fully yours; the next lesson lights up the create form, and so on, until the whole screen is live and you have been taught every part of it.</w:t>
-      </w:r>
-    </w:p>
-    <w:p>
-      <w:pPr>
-        <w:spacing w:after="160"/>
-      </w:pPr>
-      <w:r>
-        <w:rPr>
-          <w:b w:val="0"/>
-          <w:i/>
-          <w:u w:val="none"/>
-        </w:rPr>
-        <w:t>The reveal should be an event, not a settings change. When a lesson unlocks a feature, the blur lifts on screen with a short animation and a line naming what the learner just earned — the same beat as gaining a new item in a game, where the reward is a permanent increase in what you are able to do. It costs very little to build and it gives a series of short lessons a spine.</w:t>
-      </w:r>
-    </w:p>
-    <w:p>
-      <w:pPr>
-        <w:spacing w:after="160"/>
-      </w:pPr>
-      <w:r>
-        <w:rPr>
-          <w:b w:val="0"/>
-          <w:i/>
-          <w:u w:val="none"/>
-        </w:rPr>
-        <w:t>Production consequence worth stating plainly: this only works if the lessons share one simulation and one record of what the learner has unlocked. That is an argument for building the series on the common simulation this lesson already uses, rather than rebuilding the interface per lesson.</w:t>
-      </w:r>
-    </w:p>
-    <w:p/>
-    <w:p>
-      <w:pPr>
-        <w:spacing w:after="160"/>
-      </w:pPr>
-      <w:r>
-        <w:rPr>
-          <w:b/>
-          <w:i w:val="0"/>
-          <w:u w:val="single"/>
-        </w:rPr>
-        <w:t>Practice: Finding a Participant</w:t>
-      </w:r>
-    </w:p>
-    <w:p>
-      <w:pPr>
-        <w:spacing w:after="80"/>
-      </w:pPr>
-      <w:r>
-        <w:rPr>
-          <w:b/>
-          <w:i w:val="0"/>
-          <w:u w:val="none"/>
-        </w:rPr>
-        <w:t>Slide 8.1 – How the Practice Works</w:t>
-      </w:r>
-    </w:p>
-    <w:p>
-      <w:pPr>
-        <w:spacing w:after="160"/>
-      </w:pPr>
-      <w:r>
-        <w:rPr>
-          <w:b w:val="0"/>
-          <w:i w:val="0"/>
-          <w:u w:val="none"/>
-        </w:rPr>
-        <w:t>What follows is a practice version of Clarity. It behaves the way the real system behaves. Everyone in it is invented — nothing you do here touches a real record.</w:t>
-      </w:r>
-    </w:p>
-    <w:p>
-      <w:pPr>
-        <w:spacing w:after="160"/>
-      </w:pPr>
-      <w:r>
-        <w:rPr>
-          <w:b w:val="0"/>
-          <w:i w:val="0"/>
-          <w:u w:val="none"/>
-        </w:rPr>
-        <w:t>You will be given thirteen situations. Each one is a person standing in front of you and something they have told you. Your job is to find their record — and, later, to prove it is the right one.</w:t>
-      </w:r>
-    </w:p>
-    <w:p>
-      <w:pPr>
-        <w:spacing w:after="160"/>
-      </w:pPr>
-      <w:r>
-        <w:rPr>
-          <w:b w:val="0"/>
-          <w:i w:val="0"/>
-          <w:u w:val="none"/>
-        </w:rPr>
-        <w:t>The practice roster holds three hundred people. The live system holds hundreds of thousands. A search that returns a readable handful here can return pages there — so the habit to build is to narrow before you scan, not to scroll.</w:t>
-      </w:r>
-    </w:p>
-    <w:p>
-      <w:pPr>
-        <w:spacing w:after="160"/>
-      </w:pPr>
-      <w:r>
-        <w:rPr>
-          <w:b w:val="0"/>
-          <w:i/>
-          <w:u w:val="none"/>
-        </w:rPr>
-        <w:t>Interactive simulation begins. The lesson panel sits to the left of the simulated interface and carries the situation, the instruction and the feedback. No score, no skip, and a hint whenever it is asked for.</w:t>
-      </w:r>
-    </w:p>
-    <w:p>
-      <w:pPr>
-        <w:spacing w:after="160"/>
-      </w:pPr>
-      <w:r>
-        <w:rPr>
-          <w:b w:val="0"/>
-          <w:i/>
-          <w:u w:val="none"/>
-        </w:rPr>
-        <w:t>Every task below traces to a paragraph of script_finding_a_participant_v3; the reference is given under each so the mapping can be checked. Each task is documented in full — the situation, the instruction, the hint, the record that is correct, and the feedback — so this script can be reviewed without opening the simulation.</w:t>
-      </w:r>
-    </w:p>
-    <w:p>
-      <w:pPr>
-        <w:spacing w:after="160"/>
-      </w:pPr>
-      <w:r>
-        <w:rPr>
-          <w:b w:val="0"/>
-          <w:i/>
-          <w:u w:val="none"/>
-        </w:rPr>
-        <w:t>The practice is not scored. It is practice — the learner works each situation until they find the record, hints are free and unlimited, and nothing here counts towards passing. The knowledge check carries the grade, at eighty per cent.</w:t>
-      </w:r>
-    </w:p>
-    <w:p>
-      <w:pPr>
-        <w:spacing w:after="160"/>
-      </w:pPr>
-      <w:r>
-        <w:rPr>
-          <w:b w:val="0"/>
-          <w:i/>
-          <w:u w:val="none"/>
-        </w:rPr>
-        <w:t>That is deliberate. Searching well means searching repeatedly: clear the box, type something else, watch the list change, try again. A score would punish exactly the behaviour the lesson is trying to build.</w:t>
-      </w:r>
-    </w:p>
-    <w:p>
-      <w:pPr>
-        <w:spacing w:after="160"/>
-      </w:pPr>
-      <w:r>
-        <w:rPr>
-          <w:b w:val="0"/>
-          <w:i/>
-          <w:u w:val="none"/>
-        </w:rPr>
-        <w:t>Unscored does not mean optional. Every task has to be completed before the learner moves on — there is no skip and no passing over one that will not come. Hints escalate as they are asked for, ending with one that names the search outright, so nobody is stuck permanently. But they type it themselves and they see it work.</w:t>
-      </w:r>
-    </w:p>
-    <w:p>
-      <w:pPr>
-        <w:spacing w:after="80"/>
-      </w:pPr>
-      <w:r>
-        <w:rPr>
-          <w:b/>
-          <w:i w:val="0"/>
-          <w:u w:val="none"/>
-        </w:rPr>
-        <w:t>Slide 8.2 – Task 1 — The Name He Gave You</w:t>
+        <w:t>Slide 7.2 – Task 1 — The Name He Gave You</w:t>
       </w:r>
     </w:p>
     <w:tbl>
@@ -3950,7 +3754,7 @@
           <w:i w:val="0"/>
           <w:u w:val="none"/>
         </w:rPr>
-        <w:t>Slide 8.3 – Task 2 — When the Last Name May Have Changed</w:t>
+        <w:t>Slide 7.3 – Task 2 — When the Last Name May Have Changed</w:t>
       </w:r>
     </w:p>
     <w:tbl>
@@ -4144,7 +3948,7 @@
           <w:i w:val="0"/>
           <w:u w:val="none"/>
         </w:rPr>
-        <w:t>Slide 8.4 – Task 3 — Starting From the Last Four of the SSN</w:t>
+        <w:t>Slide 7.4 – Task 3 — Starting From the Last Four of the SSN</w:t>
       </w:r>
     </w:p>
     <w:tbl>
@@ -4338,7 +4142,7 @@
           <w:i w:val="0"/>
           <w:u w:val="none"/>
         </w:rPr>
-        <w:t>Slide 8.5 – Task 4 — A Name You Cannot Spell</w:t>
+        <w:t>Slide 7.5 – Task 4 — A Name You Cannot Spell</w:t>
       </w:r>
     </w:p>
     <w:tbl>
@@ -4532,7 +4336,7 @@
           <w:i w:val="0"/>
           <w:u w:val="none"/>
         </w:rPr>
-        <w:t>Slide 8.6 – Task 5 — Too Many Results</w:t>
+        <w:t>Slide 7.6 – Task 5 — Too Many Results</w:t>
       </w:r>
     </w:p>
     <w:tbl>
@@ -4726,7 +4530,7 @@
           <w:i w:val="0"/>
           <w:u w:val="none"/>
         </w:rPr>
-        <w:t>Slide 8.7 – Task 6 — Nothing Comes Back</w:t>
+        <w:t>Slide 7.7 – Task 6 — Nothing Comes Back</w:t>
       </w:r>
     </w:p>
     <w:tbl>
@@ -4920,7 +4724,7 @@
           <w:i w:val="0"/>
           <w:u w:val="none"/>
         </w:rPr>
-        <w:t>Slide 8.8 – Task 7 — Spelled the Way Someone Else Heard It</w:t>
+        <w:t>Slide 7.8 – Task 7 — Spelled the Way Someone Else Heard It</w:t>
       </w:r>
     </w:p>
     <w:tbl>
@@ -5114,7 +4918,7 @@
           <w:i w:val="0"/>
           <w:u w:val="none"/>
         </w:rPr>
-        <w:t>Slide 8.9 – Task 8 — A Surname Typed as One Word</w:t>
+        <w:t>Slide 7.9 – Task 8 — A Surname Typed as One Word</w:t>
       </w:r>
     </w:p>
     <w:tbl>
@@ -5308,7 +5112,7 @@
           <w:i w:val="0"/>
           <w:u w:val="none"/>
         </w:rPr>
-        <w:t>Slide 8.10 – Checkpoint: From Finding to Verifying</w:t>
+        <w:t>Slide 7.10 – Checkpoint: From Finding to Verifying</w:t>
       </w:r>
     </w:p>
     <w:p>
@@ -5387,7 +5191,7 @@
           <w:i w:val="0"/>
           <w:u w:val="none"/>
         </w:rPr>
-        <w:t>Slide 9.1 – First Level: Photo and Documents</w:t>
+        <w:t>Slide 8.1 – First Level: Photo and Documents</w:t>
       </w:r>
     </w:p>
     <w:p>
@@ -5439,7 +5243,7 @@
           <w:i w:val="0"/>
           <w:u w:val="none"/>
         </w:rPr>
-        <w:t>Slide 9.2 – Second Level: Two of Three</w:t>
+        <w:t>Slide 8.2 – Second Level: Two of Three</w:t>
       </w:r>
     </w:p>
     <w:p>
@@ -5491,7 +5295,7 @@
           <w:i w:val="0"/>
           <w:u w:val="none"/>
         </w:rPr>
-        <w:t>Slide 9.3 – Still Unsure</w:t>
+        <w:t>Slide 8.3 – Still Unsure</w:t>
       </w:r>
     </w:p>
     <w:p>
@@ -5562,7 +5366,7 @@
           <w:i w:val="0"/>
           <w:u w:val="none"/>
         </w:rPr>
-        <w:t>Slide 9.4 – If You Later Find You Were Wrong</w:t>
+        <w:t>Slide 8.4 – If You Later Find You Were Wrong</w:t>
       </w:r>
     </w:p>
     <w:p>
@@ -5614,7 +5418,7 @@
           <w:i w:val="0"/>
           <w:u w:val="none"/>
         </w:rPr>
-        <w:t>Slide 9.5 – Record the Match, Then Keep Looking</w:t>
+        <w:t>Slide 8.5 – Record the Match, Then Keep Looking</w:t>
       </w:r>
     </w:p>
     <w:p>
@@ -5654,7 +5458,7 @@
           <w:i w:val="0"/>
           <w:u w:val="none"/>
         </w:rPr>
-        <w:t>Slide 10.1 – No Matching Record</w:t>
+        <w:t>Slide 9.1 – No Matching Record</w:t>
       </w:r>
     </w:p>
     <w:p>
@@ -5680,7 +5484,7 @@
           <w:i w:val="0"/>
           <w:u w:val="none"/>
         </w:rPr>
-        <w:t>Slide 10.2 – One Matching Record</w:t>
+        <w:t>Slide 9.2 – One Matching Record</w:t>
       </w:r>
     </w:p>
     <w:p>
@@ -5706,7 +5510,7 @@
           <w:i w:val="0"/>
           <w:u w:val="none"/>
         </w:rPr>
-        <w:t>Slide 10.3 – Several Matching Records</w:t>
+        <w:t>Slide 9.3 – Several Matching Records</w:t>
       </w:r>
     </w:p>
     <w:p>
@@ -5732,7 +5536,7 @@
           <w:i w:val="0"/>
           <w:u w:val="none"/>
         </w:rPr>
-        <w:t>Slide 10.4 – Choosing Which Record to Work From</w:t>
+        <w:t>Slide 9.4 – Choosing Which Record to Work From</w:t>
       </w:r>
     </w:p>
     <w:p>
@@ -5824,7 +5628,7 @@
           <w:i w:val="0"/>
           <w:u w:val="none"/>
         </w:rPr>
-        <w:t>Slide 11.1 – Task 9 — Two People, One Name</w:t>
+        <w:t>Slide 10.1 – Task 9 — Two People, One Name</w:t>
       </w:r>
     </w:p>
     <w:tbl>
@@ -6018,7 +5822,7 @@
           <w:i w:val="0"/>
           <w:u w:val="none"/>
         </w:rPr>
-        <w:t>Slide 11.2 – Task 10 — When the Identifiers Are Thin</w:t>
+        <w:t>Slide 10.2 – Task 10 — When the Identifiers Are Thin</w:t>
       </w:r>
     </w:p>
     <w:tbl>
@@ -6212,7 +6016,7 @@
           <w:i w:val="0"/>
           <w:u w:val="none"/>
         </w:rPr>
-        <w:t>Slide 11.3 – Task 11 — Where They Have Been Staying</w:t>
+        <w:t>Slide 10.3 – Task 11 — Where They Have Been Staying</w:t>
       </w:r>
     </w:p>
     <w:tbl>
@@ -6406,7 +6210,7 @@
           <w:i w:val="0"/>
           <w:u w:val="none"/>
         </w:rPr>
-        <w:t>Slide 11.4 – Task 12 — Everything at Once</w:t>
+        <w:t>Slide 10.4 – Task 12 — Everything at Once</w:t>
       </w:r>
     </w:p>
     <w:tbl>
@@ -6600,7 +6404,7 @@
           <w:i w:val="0"/>
           <w:u w:val="none"/>
         </w:rPr>
-        <w:t>Slide 11.5 – Task 13 — More Than One Record Matches</w:t>
+        <w:t>Slide 10.5 – Task 13 — More Than One Record Matches</w:t>
       </w:r>
     </w:p>
     <w:tbl>
@@ -6795,7 +6599,72 @@
           <w:i w:val="0"/>
           <w:u w:val="single"/>
         </w:rPr>
-        <w:t>When You Are Short on Time</w:t>
+        <w:t>When Search Comes Up Empty</w:t>
+      </w:r>
+    </w:p>
+    <w:p>
+      <w:pPr>
+        <w:spacing w:after="160"/>
+      </w:pPr>
+      <w:r>
+        <w:rPr>
+          <w:b w:val="0"/>
+          <w:i w:val="0"/>
+          <w:u w:val="none"/>
+        </w:rPr>
+        <w:t>You have searched and found nothing. Before you conclude the participant is new, work through this list — and this time you work it on one person, start to finish, choosing for yourself which step to reach for.</w:t>
+      </w:r>
+    </w:p>
+    <w:p>
+      <w:pPr>
+        <w:spacing w:after="160"/>
+      </w:pPr>
+      <w:r>
+        <w:rPr>
+          <w:b w:val="0"/>
+          <w:i/>
+          <w:u w:val="none"/>
+        </w:rPr>
+        <w:t>A mini-simulation, not a run of taught screens. It opens once at 12.1 and stays open to the end of the section — the search bar and the results never leave the screen, and the panel on the left is what changes. The tasks earlier in the lesson each opened and closed; this one does not, because the whole point is that she is one person and this is one attempt at finding her.</w:t>
+      </w:r>
+    </w:p>
+    <w:p>
+      <w:pPr>
+        <w:spacing w:after="160"/>
+      </w:pPr>
+      <w:r>
+        <w:rPr>
+          <w:b w:val="0"/>
+          <w:i/>
+          <w:u w:val="none"/>
+        </w:rPr>
+        <w:t>Each step spirals: it needs everything the step before it needed, plus one thing more. The learner is not told which technique this is — they have all of them by now, and choosing is the skill being practised. The panel moves the story on when they reach each point and does not block a route we did not predict.</w:t>
+      </w:r>
+    </w:p>
+    <w:p>
+      <w:pPr>
+        <w:spacing w:after="160"/>
+      </w:pPr>
+      <w:r>
+        <w:rPr>
+          <w:b w:val="0"/>
+          <w:i/>
+          <w:u w:val="none"/>
+        </w:rPr>
+        <w:t>No score. Hints escalate as they are asked for and the learner does not leave until they have opened her record.</w:t>
+      </w:r>
+    </w:p>
+    <w:p>
+      <w:pPr>
+        <w:spacing w:after="160"/>
+      </w:pPr>
+      <w:r>
+        <w:rPr>
+          <w:b w:val="0"/>
+          <w:i/>
+          <w:u w:val="none"/>
+        </w:rPr>
+        <w:t>It reuses the same simulated Clarity and the same roster as the tasks. Nothing new is unlocked for it — every control it needs was already earned.</w:t>
       </w:r>
     </w:p>
     <w:p>
@@ -6808,7 +6677,173 @@
           <w:i w:val="0"/>
           <w:u w:val="none"/>
         </w:rPr>
-        <w:t>Slide 12.1 – In the Field</w:t>
+        <w:t>Slide 11.1 – Somebody Nobody Can Find</w:t>
+      </w:r>
+    </w:p>
+    <w:tbl>
+      <w:tblPr>
+        <w:tblStyle w:val="TableGrid"/>
+        <w:tblW w:type="auto" w:w="0"/>
+        <w:jc w:val="left"/>
+        <w:tblLook w:firstColumn="1" w:firstRow="1" w:lastColumn="0" w:lastRow="0" w:noHBand="0" w:noVBand="1" w:val="04A0"/>
+      </w:tblPr>
+      <w:tblGrid>
+        <w:gridCol w:w="4680"/>
+        <w:gridCol w:w="4680"/>
+      </w:tblGrid>
+      <w:tr>
+        <w:tc>
+          <w:tcPr>
+            <w:tcW w:type="dxa" w:w="2088"/>
+          </w:tcPr>
+          <w:p>
+            <w:r>
+              <w:rPr>
+                <w:b/>
+              </w:rPr>
+              <w:t>Story</w:t>
+            </w:r>
+          </w:p>
+        </w:tc>
+        <w:tc>
+          <w:tcPr>
+            <w:tcW w:type="dxa" w:w="7272"/>
+          </w:tcPr>
+          <w:p>
+            <w:r>
+              <w:rPr>
+                <w:i w:val="0"/>
+              </w:rPr>
+              <w:t>Second morning of a cleanup. A woman waits until your team is packing up and then comes over. Weeks ago somebody told her a shelter bed was being held for her. She has heard nothing since, and she wants to know whether it is real. She gives her name as Sylvia Marchetti.</w:t>
+            </w:r>
+          </w:p>
+        </w:tc>
+      </w:tr>
+      <w:tr>
+        <w:tc>
+          <w:tcPr>
+            <w:tcW w:type="dxa" w:w="2088"/>
+          </w:tcPr>
+          <w:p>
+            <w:r>
+              <w:rPr>
+                <w:b/>
+              </w:rPr>
+              <w:t>Learner does</w:t>
+            </w:r>
+          </w:p>
+        </w:tc>
+        <w:tc>
+          <w:tcPr>
+            <w:tcW w:type="dxa" w:w="7272"/>
+          </w:tcPr>
+          <w:p>
+            <w:r>
+              <w:rPr>
+                <w:i w:val="0"/>
+              </w:rPr>
+              <w:t>Searches what she gave them.</w:t>
+            </w:r>
+          </w:p>
+        </w:tc>
+      </w:tr>
+      <w:tr>
+        <w:tc>
+          <w:tcPr>
+            <w:tcW w:type="dxa" w:w="2088"/>
+          </w:tcPr>
+          <w:p>
+            <w:r>
+              <w:rPr>
+                <w:b/>
+              </w:rPr>
+              <w:t>What happens</w:t>
+            </w:r>
+          </w:p>
+        </w:tc>
+        <w:tc>
+          <w:tcPr>
+            <w:tcW w:type="dxa" w:w="7272"/>
+          </w:tcPr>
+          <w:p>
+            <w:r>
+              <w:rPr>
+                <w:i w:val="0"/>
+              </w:rPr>
+              <w:t>Nothing. Not the full name, not Marchetti on its own. The empty state says No clients found and that is all it says.</w:t>
+            </w:r>
+          </w:p>
+        </w:tc>
+      </w:tr>
+      <w:tr>
+        <w:tc>
+          <w:tcPr>
+            <w:tcW w:type="dxa" w:w="2088"/>
+          </w:tcPr>
+          <w:p>
+            <w:r>
+              <w:rPr>
+                <w:b/>
+              </w:rPr>
+              <w:t>The point</w:t>
+            </w:r>
+          </w:p>
+        </w:tc>
+        <w:tc>
+          <w:tcPr>
+            <w:tcW w:type="dxa" w:w="7272"/>
+          </w:tcPr>
+          <w:p>
+            <w:r>
+              <w:rPr>
+                <w:i w:val="0"/>
+              </w:rPr>
+              <w:t>An empty result is not proof that somebody is new — it is the beginning of the list below, not the end of the search.</w:t>
+            </w:r>
+          </w:p>
+        </w:tc>
+      </w:tr>
+      <w:tr>
+        <w:tc>
+          <w:tcPr>
+            <w:tcW w:type="dxa" w:w="2088"/>
+          </w:tcPr>
+          <w:p>
+            <w:r>
+              <w:rPr>
+                <w:b/>
+              </w:rPr>
+              <w:t>Spiral</w:t>
+            </w:r>
+          </w:p>
+        </w:tc>
+        <w:tc>
+          <w:tcPr>
+            <w:tcW w:type="dxa" w:w="7272"/>
+          </w:tcPr>
+          <w:p>
+            <w:r>
+              <w:rPr>
+                <w:i/>
+              </w:rPr>
+              <w:t>Step 1 of 4. Nothing to build on yet; this is the floor.</w:t>
+            </w:r>
+          </w:p>
+        </w:tc>
+      </w:tr>
+    </w:tbl>
+    <w:p/>
+    <w:p>
+      <w:pPr>
+        <w:spacing w:after="80"/>
+      </w:pPr>
+      <w:r>
+        <w:rPr>
+          <w:b/>
+          <w:i w:val="0"/>
+          <w:u w:val="none"/>
+        </w:rPr>
+        <w:t>Slide 11.2 – Alternate Names</w:t>
       </w:r>
     </w:p>
     <w:p>
@@ -6821,25 +6856,7 @@
           <w:i w:val="0"/>
           <w:u w:val="none"/>
         </w:rPr>
-        <w:t>Sometimes you cannot do all of this on the spot. In street outreach, under time pressure, you have two honest options.</w:t>
-      </w:r>
-    </w:p>
-    <w:p>
-      <w:pPr>
-        <w:pStyle w:val="ListNumber"/>
-        <w:spacing w:after="40"/>
-      </w:pPr>
-      <w:r>
-        <w:t>Write everything down — on paper or in your notes — and do the full search and verification later at the office. Then enter what you noted once you have found the right record.</w:t>
-      </w:r>
-    </w:p>
-    <w:p>
-      <w:pPr>
-        <w:pStyle w:val="ListNumber"/>
-        <w:spacing w:after="40"/>
-      </w:pPr>
-      <w:r>
-        <w:t>Create a record, if you need a Unique Identifier for the participant right away. Then report it to HMIS Support so they can check whether it duplicates an existing record, and tell you how to merge them if it does.</w:t>
+        <w:t>Ask the participant what else they have been called: a middle name, a second last name, a nickname, a shortened name. Confirm the spelling of each one.</w:t>
       </w:r>
     </w:p>
     <w:p>
@@ -6852,7 +6869,691 @@
           <w:i w:val="0"/>
           <w:u w:val="none"/>
         </w:rPr>
-        <w:t>What is not an option is creating a record and saying nothing.</w:t>
+        <w:t>Some of what you hear will not be a nickname at all. A participant may give you the name they use — a chosen name, or the name that fits who they are — while the record was created under a different one. Ask for both, without making it a thing: the name they go by, and any other name a record might be under. Search on both, and address them by the one they gave you.</w:t>
+      </w:r>
+    </w:p>
+    <w:p>
+      <w:pPr>
+        <w:spacing w:after="160"/>
+      </w:pPr>
+      <w:r>
+        <w:rPr>
+          <w:b w:val="0"/>
+          <w:i w:val="0"/>
+          <w:u w:val="none"/>
+        </w:rPr>
+        <w:t>Ask to see any identification or written documentation. It is the fastest way to discover a name nobody thought to mention.</w:t>
+      </w:r>
+    </w:p>
+    <w:tbl>
+      <w:tblPr>
+        <w:tblStyle w:val="TableGrid"/>
+        <w:tblW w:type="auto" w:w="0"/>
+        <w:jc w:val="left"/>
+        <w:tblLook w:firstColumn="1" w:firstRow="1" w:lastColumn="0" w:lastRow="0" w:noHBand="0" w:noVBand="1" w:val="04A0"/>
+      </w:tblPr>
+      <w:tblGrid>
+        <w:gridCol w:w="4680"/>
+        <w:gridCol w:w="4680"/>
+      </w:tblGrid>
+      <w:tr>
+        <w:tc>
+          <w:tcPr>
+            <w:tcW w:type="dxa" w:w="2088"/>
+          </w:tcPr>
+          <w:p>
+            <w:r>
+              <w:rPr>
+                <w:b/>
+              </w:rPr>
+              <w:t>Story</w:t>
+            </w:r>
+          </w:p>
+        </w:tc>
+        <w:tc>
+          <w:tcPr>
+            <w:tcW w:type="dxa" w:w="7272"/>
+          </w:tcPr>
+          <w:p>
+            <w:r>
+              <w:rPr>
+                <w:i w:val="0"/>
+              </w:rPr>
+              <w:t>You tell her the search is not finding her, which is not the same as her not being there, and you ask what else she has been called. Everyone calls her Syl. She has not used Marchetti in years — there was another name before it and she cannot remember which one the shelter wrote down. She was born in 1979 but does not know the day. She would rather not give her Social Security Number, and that is fine.</w:t>
+            </w:r>
+          </w:p>
+        </w:tc>
+      </w:tr>
+      <w:tr>
+        <w:tc>
+          <w:tcPr>
+            <w:tcW w:type="dxa" w:w="2088"/>
+          </w:tcPr>
+          <w:p>
+            <w:r>
+              <w:rPr>
+                <w:b/>
+              </w:rPr>
+              <w:t>Learner does</w:t>
+            </w:r>
+          </w:p>
+        </w:tc>
+        <w:tc>
+          <w:tcPr>
+            <w:tcW w:type="dxa" w:w="7272"/>
+          </w:tcPr>
+          <w:p>
+            <w:r>
+              <w:rPr>
+                <w:i w:val="0"/>
+              </w:rPr>
+              <w:t>Searches Syl. Then the year on its own.</w:t>
+            </w:r>
+          </w:p>
+        </w:tc>
+      </w:tr>
+      <w:tr>
+        <w:tc>
+          <w:tcPr>
+            <w:tcW w:type="dxa" w:w="2088"/>
+          </w:tcPr>
+          <w:p>
+            <w:r>
+              <w:rPr>
+                <w:b/>
+              </w:rPr>
+              <w:t>What happens</w:t>
+            </w:r>
+          </w:p>
+        </w:tc>
+        <w:tc>
+          <w:tcPr>
+            <w:tcW w:type="dxa" w:w="7272"/>
+          </w:tcPr>
+          <w:p>
+            <w:r>
+              <w:rPr>
+                <w:i w:val="0"/>
+              </w:rPr>
+              <w:t>Syl reaches nobody — no alias was ever recorded for her. The year returns a long list, and no Marchetti is in it, because there is no Marchetti to find.</w:t>
+            </w:r>
+          </w:p>
+        </w:tc>
+      </w:tr>
+      <w:tr>
+        <w:tc>
+          <w:tcPr>
+            <w:tcW w:type="dxa" w:w="2088"/>
+          </w:tcPr>
+          <w:p>
+            <w:r>
+              <w:rPr>
+                <w:b/>
+              </w:rPr>
+              <w:t>The point</w:t>
+            </w:r>
+          </w:p>
+        </w:tc>
+        <w:tc>
+          <w:tcPr>
+            <w:tcW w:type="dxa" w:w="7272"/>
+          </w:tcPr>
+          <w:p>
+            <w:r>
+              <w:rPr>
+                <w:i w:val="0"/>
+              </w:rPr>
+              <w:t>Asking got you three new facts and ruled out a fourth. None of them has found her yet, and that is still progress.</w:t>
+            </w:r>
+          </w:p>
+        </w:tc>
+      </w:tr>
+      <w:tr>
+        <w:tc>
+          <w:tcPr>
+            <w:tcW w:type="dxa" w:w="2088"/>
+          </w:tcPr>
+          <w:p>
+            <w:r>
+              <w:rPr>
+                <w:b/>
+              </w:rPr>
+              <w:t>Spiral</w:t>
+            </w:r>
+          </w:p>
+        </w:tc>
+        <w:tc>
+          <w:tcPr>
+            <w:tcW w:type="dxa" w:w="7272"/>
+          </w:tcPr>
+          <w:p>
+            <w:r>
+              <w:rPr>
+                <w:i/>
+              </w:rPr>
+              <w:t>Step 2. Re-uses step 1 — you still are not treating an empty result as an answer — and adds asking rather than guessing. Tasks 1 and 12 taught it; nobody is reminding you here.</w:t>
+            </w:r>
+          </w:p>
+        </w:tc>
+      </w:tr>
+    </w:tbl>
+    <w:p/>
+    <w:p>
+      <w:pPr>
+        <w:spacing w:after="80"/>
+      </w:pPr>
+      <w:r>
+        <w:rPr>
+          <w:b/>
+          <w:i w:val="0"/>
+          <w:u w:val="none"/>
+        </w:rPr>
+        <w:t>Slide 11.3 – Alternate Spellings</w:t>
+      </w:r>
+    </w:p>
+    <w:p>
+      <w:pPr>
+        <w:spacing w:after="160"/>
+      </w:pPr>
+      <w:r>
+        <w:rPr>
+          <w:b w:val="0"/>
+          <w:i w:val="0"/>
+          <w:u w:val="none"/>
+        </w:rPr>
+        <w:t>Try the spellings a previous provider might have used by mistake. For Katherine Johnson: catherine, cat, jonson, jon.</w:t>
+      </w:r>
+    </w:p>
+    <w:tbl>
+      <w:tblPr>
+        <w:tblStyle w:val="TableGrid"/>
+        <w:tblW w:type="auto" w:w="0"/>
+        <w:jc w:val="left"/>
+        <w:tblLook w:firstColumn="1" w:firstRow="1" w:lastColumn="0" w:lastRow="0" w:noHBand="0" w:noVBand="1" w:val="04A0"/>
+      </w:tblPr>
+      <w:tblGrid>
+        <w:gridCol w:w="4680"/>
+        <w:gridCol w:w="4680"/>
+      </w:tblGrid>
+      <w:tr>
+        <w:tc>
+          <w:tcPr>
+            <w:tcW w:type="dxa" w:w="2088"/>
+          </w:tcPr>
+          <w:p>
+            <w:r>
+              <w:rPr>
+                <w:b/>
+              </w:rPr>
+              <w:t>Story</w:t>
+            </w:r>
+          </w:p>
+        </w:tc>
+        <w:tc>
+          <w:tcPr>
+            <w:tcW w:type="dxa" w:w="7272"/>
+          </w:tcPr>
+          <w:p>
+            <w:r>
+              <w:rPr>
+                <w:i w:val="0"/>
+              </w:rPr>
+              <w:t>Sylvia. With a Y. Somebody wrote this down once while listening rather than reading, and the swap nobody notices themselves making is I for Y.</w:t>
+            </w:r>
+          </w:p>
+        </w:tc>
+      </w:tr>
+      <w:tr>
+        <w:tc>
+          <w:tcPr>
+            <w:tcW w:type="dxa" w:w="2088"/>
+          </w:tcPr>
+          <w:p>
+            <w:r>
+              <w:rPr>
+                <w:b/>
+              </w:rPr>
+              <w:t>Learner does</w:t>
+            </w:r>
+          </w:p>
+        </w:tc>
+        <w:tc>
+          <w:tcPr>
+            <w:tcW w:type="dxa" w:w="7272"/>
+          </w:tcPr>
+          <w:p>
+            <w:r>
+              <w:rPr>
+                <w:i w:val="0"/>
+              </w:rPr>
+              <w:t>Searches Sil.</w:t>
+            </w:r>
+          </w:p>
+        </w:tc>
+      </w:tr>
+      <w:tr>
+        <w:tc>
+          <w:tcPr>
+            <w:tcW w:type="dxa" w:w="2088"/>
+          </w:tcPr>
+          <w:p>
+            <w:r>
+              <w:rPr>
+                <w:b/>
+              </w:rPr>
+              <w:t>What happens</w:t>
+            </w:r>
+          </w:p>
+        </w:tc>
+        <w:tc>
+          <w:tcPr>
+            <w:tcW w:type="dxa" w:w="7272"/>
+          </w:tcPr>
+          <w:p>
+            <w:r>
+              <w:rPr>
+                <w:i w:val="0"/>
+              </w:rPr>
+              <w:t>Five records — Sileshi, Silvana, Silas, and two women called Silvia.</w:t>
+            </w:r>
+          </w:p>
+        </w:tc>
+      </w:tr>
+      <w:tr>
+        <w:tc>
+          <w:tcPr>
+            <w:tcW w:type="dxa" w:w="2088"/>
+          </w:tcPr>
+          <w:p>
+            <w:r>
+              <w:rPr>
+                <w:b/>
+              </w:rPr>
+              <w:t>The point</w:t>
+            </w:r>
+          </w:p>
+        </w:tc>
+        <w:tc>
+          <w:tcPr>
+            <w:tcW w:type="dxa" w:w="7272"/>
+          </w:tcPr>
+          <w:p>
+            <w:r>
+              <w:rPr>
+                <w:i w:val="0"/>
+              </w:rPr>
+              <w:t>The fragment beats the full name, because a fragment does not have to be spelled the way somebody else typed it.</w:t>
+            </w:r>
+          </w:p>
+        </w:tc>
+      </w:tr>
+      <w:tr>
+        <w:tc>
+          <w:tcPr>
+            <w:tcW w:type="dxa" w:w="2088"/>
+          </w:tcPr>
+          <w:p>
+            <w:r>
+              <w:rPr>
+                <w:b/>
+              </w:rPr>
+              <w:t>Spiral</w:t>
+            </w:r>
+          </w:p>
+        </w:tc>
+        <w:tc>
+          <w:tcPr>
+            <w:tcW w:type="dxa" w:w="7272"/>
+          </w:tcPr>
+          <w:p>
+            <w:r>
+              <w:rPr>
+                <w:i/>
+              </w:rPr>
+              <w:t>Step 3. Re-uses steps 1 and 2, and adds the alternate spelling. Task 7 taught the swap and task 4 taught the fragment — this step needs both at once, which neither task asked for.</w:t>
+            </w:r>
+          </w:p>
+        </w:tc>
+      </w:tr>
+    </w:tbl>
+    <w:p/>
+    <w:p>
+      <w:pPr>
+        <w:spacing w:after="80"/>
+      </w:pPr>
+      <w:r>
+        <w:rPr>
+          <w:b/>
+          <w:i w:val="0"/>
+          <w:u w:val="none"/>
+        </w:rPr>
+        <w:t>Slide 11.4 – Start Over From a Different Fact</w:t>
+      </w:r>
+    </w:p>
+    <w:p>
+      <w:pPr>
+        <w:spacing w:after="160"/>
+      </w:pPr>
+      <w:r>
+        <w:rPr>
+          <w:b w:val="0"/>
+          <w:i w:val="0"/>
+          <w:u w:val="none"/>
+        </w:rPr>
+        <w:t>Go back to the beginning and start from a different piece of information. If you began with the date of birth, begin this time with the first three letters of the first and last name.</w:t>
+      </w:r>
+    </w:p>
+    <w:tbl>
+      <w:tblPr>
+        <w:tblStyle w:val="TableGrid"/>
+        <w:tblW w:type="auto" w:w="0"/>
+        <w:jc w:val="left"/>
+        <w:tblLook w:firstColumn="1" w:firstRow="1" w:lastColumn="0" w:lastRow="0" w:noHBand="0" w:noVBand="1" w:val="04A0"/>
+      </w:tblPr>
+      <w:tblGrid>
+        <w:gridCol w:w="4680"/>
+        <w:gridCol w:w="4680"/>
+      </w:tblGrid>
+      <w:tr>
+        <w:tc>
+          <w:tcPr>
+            <w:tcW w:type="dxa" w:w="2088"/>
+          </w:tcPr>
+          <w:p>
+            <w:r>
+              <w:rPr>
+                <w:b/>
+              </w:rPr>
+              <w:t>Story</w:t>
+            </w:r>
+          </w:p>
+        </w:tc>
+        <w:tc>
+          <w:tcPr>
+            <w:tcW w:type="dxa" w:w="7272"/>
+          </w:tcPr>
+          <w:p>
+            <w:r>
+              <w:rPr>
+                <w:i w:val="0"/>
+              </w:rPr>
+              <w:t>Five is readable and four of them are plainly not her. You started from her name and the name was wrong twice over — so start from the other thing she gave you.</w:t>
+            </w:r>
+          </w:p>
+        </w:tc>
+      </w:tr>
+      <w:tr>
+        <w:tc>
+          <w:tcPr>
+            <w:tcW w:type="dxa" w:w="2088"/>
+          </w:tcPr>
+          <w:p>
+            <w:r>
+              <w:rPr>
+                <w:b/>
+              </w:rPr>
+              <w:t>Learner does</w:t>
+            </w:r>
+          </w:p>
+        </w:tc>
+        <w:tc>
+          <w:tcPr>
+            <w:tcW w:type="dxa" w:w="7272"/>
+          </w:tcPr>
+          <w:p>
+            <w:r>
+              <w:rPr>
+                <w:i w:val="0"/>
+              </w:rPr>
+              <w:t>Adds 1979 to the fragment.</w:t>
+            </w:r>
+          </w:p>
+        </w:tc>
+      </w:tr>
+      <w:tr>
+        <w:tc>
+          <w:tcPr>
+            <w:tcW w:type="dxa" w:w="2088"/>
+          </w:tcPr>
+          <w:p>
+            <w:r>
+              <w:rPr>
+                <w:b/>
+              </w:rPr>
+              <w:t>What happens</w:t>
+            </w:r>
+          </w:p>
+        </w:tc>
+        <w:tc>
+          <w:tcPr>
+            <w:tcW w:type="dxa" w:w="7272"/>
+          </w:tcPr>
+          <w:p>
+            <w:r>
+              <w:rPr>
+                <w:i w:val="0"/>
+              </w:rPr>
+              <w:t>Two records. Silvia Duarte and Silvia Okonkwo, both born that year. Nothing she has told you separates them: she does not know her exact date of birth, she has not given an SSN, and either surname could be the one she stopped using.</w:t>
+            </w:r>
+          </w:p>
+        </w:tc>
+      </w:tr>
+      <w:tr>
+        <w:tc>
+          <w:tcPr>
+            <w:tcW w:type="dxa" w:w="2088"/>
+          </w:tcPr>
+          <w:p>
+            <w:r>
+              <w:rPr>
+                <w:b/>
+              </w:rPr>
+              <w:t>Learner does next</w:t>
+            </w:r>
+          </w:p>
+        </w:tc>
+        <w:tc>
+          <w:tcPr>
+            <w:tcW w:type="dxa" w:w="7272"/>
+          </w:tcPr>
+          <w:p>
+            <w:r>
+              <w:rPr>
+                <w:i w:val="0"/>
+              </w:rPr>
+              <w:t>Goes back to her. Is there anyone with you? Her son Mateo is on the kerb with their bags. Opens both records and reads past the identifiers.</w:t>
+            </w:r>
+          </w:p>
+        </w:tc>
+      </w:tr>
+      <w:tr>
+        <w:tc>
+          <w:tcPr>
+            <w:tcW w:type="dxa" w:w="2088"/>
+          </w:tcPr>
+          <w:p>
+            <w:r>
+              <w:rPr>
+                <w:b/>
+              </w:rPr>
+              <w:t>The right record</w:t>
+            </w:r>
+          </w:p>
+        </w:tc>
+        <w:tc>
+          <w:tcPr>
+            <w:tcW w:type="dxa" w:w="7272"/>
+          </w:tcPr>
+          <w:p>
+            <w:r>
+              <w:rPr>
+                <w:i w:val="0"/>
+              </w:rPr>
+              <w:t>Silvia Duarte · unique identifier 7E1D4A9C3 · born 8 May 1979 · SSN none on file. Mateo Duarte is on her household. Silvia Okonkwo's record lists nobody.</w:t>
+            </w:r>
+          </w:p>
+        </w:tc>
+      </w:tr>
+      <w:tr>
+        <w:tc>
+          <w:tcPr>
+            <w:tcW w:type="dxa" w:w="2088"/>
+          </w:tcPr>
+          <w:p>
+            <w:r>
+              <w:rPr>
+                <w:b/>
+              </w:rPr>
+              <w:t>The point</w:t>
+            </w:r>
+          </w:p>
+        </w:tc>
+        <w:tc>
+          <w:tcPr>
+            <w:tcW w:type="dxa" w:w="7272"/>
+          </w:tcPr>
+          <w:p>
+            <w:r>
+              <w:rPr>
+                <w:i w:val="0"/>
+              </w:rPr>
+              <w:t>When the identifiers run out, the rest of the record is what identifies somebody. The referral she was asking about is on the record you just opened — filed under a name she had stopped using and a spelling she never saw.</w:t>
+            </w:r>
+          </w:p>
+        </w:tc>
+      </w:tr>
+      <w:tr>
+        <w:tc>
+          <w:tcPr>
+            <w:tcW w:type="dxa" w:w="2088"/>
+          </w:tcPr>
+          <w:p>
+            <w:r>
+              <w:rPr>
+                <w:b/>
+              </w:rPr>
+              <w:t>Spiral</w:t>
+            </w:r>
+          </w:p>
+        </w:tc>
+        <w:tc>
+          <w:tcPr>
+            <w:tcW w:type="dxa" w:w="7272"/>
+          </w:tcPr>
+          <w:p>
+            <w:r>
+              <w:rPr>
+                <w:i/>
+              </w:rPr>
+              <w:t>Step 4, and it needs all three before it plus two more — narrowing from task 5 and reading the household from task 10. Five techniques in one step, none of them named for you. That is the top of the spiral and the reason this section exists.</w:t>
+            </w:r>
+          </w:p>
+        </w:tc>
+      </w:tr>
+    </w:tbl>
+    <w:p/>
+    <w:p>
+      <w:pPr>
+        <w:spacing w:after="80"/>
+      </w:pPr>
+      <w:r>
+        <w:rPr>
+          <w:b/>
+          <w:i w:val="0"/>
+          <w:u w:val="none"/>
+        </w:rPr>
+        <w:t>Slide 11.5 – Ask Your Data Staff</w:t>
+      </w:r>
+    </w:p>
+    <w:p>
+      <w:pPr>
+        <w:spacing w:after="160"/>
+      </w:pPr>
+      <w:r>
+        <w:rPr>
+          <w:b w:val="0"/>
+          <w:i w:val="0"/>
+          <w:u w:val="none"/>
+        </w:rPr>
+        <w:t>If you have time and your organisation has data staff, ask them. They search differently and they find things.</w:t>
+      </w:r>
+    </w:p>
+    <w:p>
+      <w:pPr>
+        <w:spacing w:after="160"/>
+      </w:pPr>
+      <w:r>
+        <w:rPr>
+          <w:b w:val="0"/>
+          <w:i/>
+          <w:u w:val="none"/>
+        </w:rPr>
+        <w:t>Story note: this is where Silvia's morning would have gone next if both of those records had turned out to be somebody else. Worth saying so, so the step does not read as hypothetical.</w:t>
+      </w:r>
+    </w:p>
+    <w:p>
+      <w:pPr>
+        <w:spacing w:after="80"/>
+      </w:pPr>
+      <w:r>
+        <w:rPr>
+          <w:b/>
+          <w:i w:val="0"/>
+          <w:u w:val="none"/>
+        </w:rPr>
+        <w:t>Slide 11.6 – Only Then, Create a Record</w:t>
+      </w:r>
+    </w:p>
+    <w:p>
+      <w:pPr>
+        <w:spacing w:after="160"/>
+      </w:pPr>
+      <w:r>
+        <w:rPr>
+          <w:b w:val="0"/>
+          <w:i w:val="0"/>
+          <w:u w:val="none"/>
+        </w:rPr>
+        <w:t>If you have worked through all of the above and still cannot find a candidate record, create a new one. At that point it is the right thing to do.</w:t>
+      </w:r>
+    </w:p>
+    <w:p>
+      <w:pPr>
+        <w:spacing w:after="160"/>
+      </w:pPr>
+      <w:r>
+        <w:rPr>
+          <w:b w:val="0"/>
+          <w:i w:val="0"/>
+          <w:u w:val="none"/>
+        </w:rPr>
+        <w:t>Notice how far down this list that sentence is. Sylvia was four searches from being a second record for a person who already had one — and every one of those searches was a thing you had already practised.</w:t>
+      </w:r>
+    </w:p>
+    <w:p>
+      <w:pPr>
+        <w:spacing w:after="160"/>
+      </w:pPr>
+      <w:r>
+        <w:rPr>
+          <w:b w:val="0"/>
+          <w:i/>
+          <w:u w:val="none"/>
+        </w:rPr>
+        <w:t>Removed from this lesson: asking HMIS Support to double-check a newly created record. Reporting duplicates is not part of this training.</w:t>
+      </w:r>
+    </w:p>
+    <w:p>
+      <w:pPr>
+        <w:spacing w:after="160"/>
+      </w:pPr>
+      <w:r>
+        <w:rPr>
+          <w:b w:val="0"/>
+          <w:i/>
+          <w:u w:val="none"/>
+        </w:rPr>
+        <w:t>Creating a record is its own lesson, and the create form is blurred out here. In this lesson the Add button acknowledges the learner and explains that it is covered next — and points out when the participant in the current task already has a record.</w:t>
       </w:r>
     </w:p>
     <w:p/>
@@ -6866,7 +7567,7 @@
           <w:i w:val="0"/>
           <w:u w:val="single"/>
         </w:rPr>
-        <w:t>Knowledge Check</w:t>
+        <w:t>When You Are Short on Time</w:t>
       </w:r>
     </w:p>
     <w:p>
@@ -6879,6 +7580,77 @@
           <w:i w:val="0"/>
           <w:u w:val="none"/>
         </w:rPr>
+        <w:t>Slide 12.1 – In the Field</w:t>
+      </w:r>
+    </w:p>
+    <w:p>
+      <w:pPr>
+        <w:spacing w:after="160"/>
+      </w:pPr>
+      <w:r>
+        <w:rPr>
+          <w:b w:val="0"/>
+          <w:i w:val="0"/>
+          <w:u w:val="none"/>
+        </w:rPr>
+        <w:t>Sometimes you cannot do all of this on the spot. In street outreach, under time pressure, you have two honest options.</w:t>
+      </w:r>
+    </w:p>
+    <w:p>
+      <w:pPr>
+        <w:pStyle w:val="ListNumber"/>
+        <w:spacing w:after="40"/>
+      </w:pPr>
+      <w:r>
+        <w:t>Write everything down — on paper or in your notes — and do the full search and verification later at the office. Then enter what you noted once you have found the right record.</w:t>
+      </w:r>
+    </w:p>
+    <w:p>
+      <w:pPr>
+        <w:pStyle w:val="ListNumber"/>
+        <w:spacing w:after="40"/>
+      </w:pPr>
+      <w:r>
+        <w:t>Create a record, if you need a Unique Identifier for the participant right away. Then report it to HMIS Support so they can check whether it duplicates an existing record, and tell you how to merge them if it does.</w:t>
+      </w:r>
+    </w:p>
+    <w:p>
+      <w:pPr>
+        <w:spacing w:after="160"/>
+      </w:pPr>
+      <w:r>
+        <w:rPr>
+          <w:b w:val="0"/>
+          <w:i w:val="0"/>
+          <w:u w:val="none"/>
+        </w:rPr>
+        <w:t>What is not an option is creating a record and saying nothing.</w:t>
+      </w:r>
+    </w:p>
+    <w:p/>
+    <w:p>
+      <w:pPr>
+        <w:spacing w:after="160"/>
+      </w:pPr>
+      <w:r>
+        <w:rPr>
+          <w:b/>
+          <w:i w:val="0"/>
+          <w:u w:val="single"/>
+        </w:rPr>
+        <w:t>Knowledge Check</w:t>
+      </w:r>
+    </w:p>
+    <w:p>
+      <w:pPr>
+        <w:spacing w:after="80"/>
+      </w:pPr>
+      <w:r>
+        <w:rPr>
+          <w:b/>
+          <w:i w:val="0"/>
+          <w:u w:val="none"/>
+        </w:rPr>
         <w:t>Slide 13.1 – Check What You Took In</w:t>
       </w:r>
     </w:p>
@@ -6892,7 +7664,20 @@
           <w:i/>
           <w:u w:val="none"/>
         </w:rPr>
-        <w:t>Scored knowledge check. Correct answers in green, incorrect in orange. Randomise answer order. Every option needs feedback text, not just a right-or-wrong mark — the feedback for each question is given below it, and the wrong answers here are wrong for reasons worth saying out loud.</w:t>
+        <w:t>Delivered as a card interaction rather than a question list, in its own Rise block. Lashes deals the three answers face down; they turn over together, and only then can a card be picked — a blank card the learner can choose is an invitation to guess, which is the habit this lesson exists to break. The chosen card is marked, the card they should have taken is turned up beside it, and the feedback below is the sentence written here. Correct answers in green, incorrect in orange. Answer order is shuffled on every deal.</w:t>
+      </w:r>
+    </w:p>
+    <w:p>
+      <w:pPr>
+        <w:spacing w:after="160"/>
+      </w:pPr>
+      <w:r>
+        <w:rPr>
+          <w:b w:val="0"/>
+          <w:i/>
+          <w:u w:val="none"/>
+        </w:rPr>
+        <w:t>Nothing is reported to Rise but the completion itself — no score, by decision, and Rise could not receive one anyway. That completion is withheld until the learner has 80% of them right, which is 5 of the 6 questions. Below that, the ones they missed are dealt back in a different order; there is no other way past it.</w:t>
       </w:r>
     </w:p>
     <w:p>
